--- a/1 Описание Диаграмм Клыков.docx
+++ b/1 Описание Диаграмм Клыков.docx
@@ -4,6 +4,487 @@
   <w:body>
     <w:p>
       <w:pPr>
+        <w:jc w:val="center"/>
+        <w:rPr>
+          <w:rFonts w:ascii="Times New Roman" w:hAnsi="Times New Roman" w:cs="Times New Roman"/>
+          <w:sz w:val="28"/>
+          <w:szCs w:val="28"/>
+        </w:rPr>
+      </w:pPr>
+      <w:r>
+        <w:rPr>
+          <w:rFonts w:ascii="Times New Roman" w:hAnsi="Times New Roman" w:cs="Times New Roman"/>
+          <w:sz w:val="28"/>
+          <w:szCs w:val="28"/>
+        </w:rPr>
+        <w:t xml:space="preserve">ДЕПАРТАМЕНТ ОБРАЗОВАНИЯ И НАУКИ </w:t>
+      </w:r>
+      <w:r>
+        <w:rPr>
+          <w:rFonts w:ascii="Times New Roman" w:hAnsi="Times New Roman" w:cs="Times New Roman"/>
+          <w:sz w:val="28"/>
+          <w:szCs w:val="28"/>
+        </w:rPr>
+        <w:br/>
+        <w:t>ТЮМЕНСКОЙ ОБЛАСТИ</w:t>
+      </w:r>
+      <w:r>
+        <w:rPr>
+          <w:rFonts w:ascii="Times New Roman" w:hAnsi="Times New Roman" w:cs="Times New Roman"/>
+          <w:sz w:val="28"/>
+          <w:szCs w:val="28"/>
+        </w:rPr>
+        <w:br/>
+        <w:t xml:space="preserve">Государственное автономное профессиональное учреждение </w:t>
+      </w:r>
+      <w:r>
+        <w:rPr>
+          <w:rFonts w:ascii="Times New Roman" w:hAnsi="Times New Roman" w:cs="Times New Roman"/>
+          <w:sz w:val="28"/>
+          <w:szCs w:val="28"/>
+        </w:rPr>
+        <w:br/>
+        <w:t xml:space="preserve">Тюменской области </w:t>
+      </w:r>
+      <w:r>
+        <w:rPr>
+          <w:rFonts w:ascii="Times New Roman" w:hAnsi="Times New Roman" w:cs="Times New Roman"/>
+          <w:sz w:val="28"/>
+          <w:szCs w:val="28"/>
+        </w:rPr>
+        <w:br/>
+        <w:t>«ТЮМЕНСКИЙ ТЕХНИКУМ СТРОИТЕЛЬНОЙ ИНДУСТРИИ И ГОРОДСКОГО ХОЗЯЙСТВА»</w:t>
+      </w:r>
+    </w:p>
+    <w:p>
+      <w:pPr>
+        <w:pStyle w:val="1"/>
+        <w:rPr>
+          <w:rFonts w:ascii="Times New Roman" w:hAnsi="Times New Roman" w:cs="Times New Roman"/>
+        </w:rPr>
+      </w:pPr>
+    </w:p>
+    <w:p>
+      <w:pPr>
+        <w:rPr>
+          <w:rFonts w:ascii="Times New Roman" w:hAnsi="Times New Roman" w:cs="Times New Roman"/>
+        </w:rPr>
+      </w:pPr>
+    </w:p>
+    <w:p>
+      <w:pPr>
+        <w:rPr>
+          <w:rFonts w:ascii="Times New Roman" w:hAnsi="Times New Roman" w:cs="Times New Roman"/>
+        </w:rPr>
+      </w:pPr>
+    </w:p>
+    <w:p>
+      <w:pPr>
+        <w:rPr>
+          <w:rFonts w:ascii="Times New Roman" w:hAnsi="Times New Roman" w:cs="Times New Roman"/>
+        </w:rPr>
+      </w:pPr>
+    </w:p>
+    <w:p>
+      <w:pPr>
+        <w:rPr>
+          <w:rFonts w:ascii="Times New Roman" w:hAnsi="Times New Roman" w:cs="Times New Roman"/>
+        </w:rPr>
+      </w:pPr>
+    </w:p>
+    <w:p>
+      <w:pPr>
+        <w:jc w:val="center"/>
+        <w:rPr>
+          <w:rFonts w:ascii="Times New Roman" w:hAnsi="Times New Roman" w:cs="Times New Roman"/>
+          <w:sz w:val="28"/>
+          <w:szCs w:val="28"/>
+        </w:rPr>
+      </w:pPr>
+      <w:r>
+        <w:rPr>
+          <w:rFonts w:ascii="Times New Roman" w:hAnsi="Times New Roman" w:cs="Times New Roman"/>
+          <w:sz w:val="28"/>
+          <w:szCs w:val="28"/>
+        </w:rPr>
+        <w:t>Курсовой проект</w:t>
+      </w:r>
+      <w:r>
+        <w:rPr>
+          <w:rFonts w:ascii="Times New Roman" w:hAnsi="Times New Roman" w:cs="Times New Roman"/>
+          <w:sz w:val="28"/>
+          <w:szCs w:val="28"/>
+        </w:rPr>
+        <w:br/>
+        <w:t xml:space="preserve">по МДК  05.02 Разработка кода информационных систем </w:t>
+      </w:r>
+      <w:r>
+        <w:rPr>
+          <w:rFonts w:ascii="Times New Roman" w:hAnsi="Times New Roman" w:cs="Times New Roman"/>
+          <w:sz w:val="28"/>
+          <w:szCs w:val="28"/>
+        </w:rPr>
+        <w:br/>
+        <w:t>на тему «Проектирование ИС «Агентство недвижимости»»</w:t>
+      </w:r>
+    </w:p>
+    <w:p>
+      <w:pPr>
+        <w:jc w:val="center"/>
+        <w:rPr>
+          <w:rFonts w:ascii="Times New Roman" w:hAnsi="Times New Roman" w:cs="Times New Roman"/>
+          <w:sz w:val="28"/>
+          <w:szCs w:val="28"/>
+        </w:rPr>
+      </w:pPr>
+    </w:p>
+    <w:p>
+      <w:pPr>
+        <w:jc w:val="center"/>
+        <w:rPr>
+          <w:rFonts w:ascii="Times New Roman" w:hAnsi="Times New Roman" w:cs="Times New Roman"/>
+          <w:sz w:val="28"/>
+          <w:szCs w:val="28"/>
+        </w:rPr>
+      </w:pPr>
+    </w:p>
+    <w:p>
+      <w:pPr>
+        <w:spacing w:after="0" w:line="240" w:lineRule="auto"/>
+        <w:ind w:left="6096"/>
+        <w:jc w:val="both"/>
+        <w:rPr>
+          <w:rFonts w:ascii="Times New Roman" w:hAnsi="Times New Roman" w:cs="Times New Roman"/>
+          <w:sz w:val="28"/>
+          <w:szCs w:val="28"/>
+        </w:rPr>
+      </w:pPr>
+      <w:r>
+        <w:rPr>
+          <w:rFonts w:ascii="Times New Roman" w:hAnsi="Times New Roman" w:cs="Times New Roman"/>
+          <w:sz w:val="28"/>
+          <w:szCs w:val="28"/>
+        </w:rPr>
+        <w:t xml:space="preserve">Выполнил: </w:t>
+      </w:r>
+      <w:r>
+        <w:rPr>
+          <w:rFonts w:ascii="Times New Roman" w:hAnsi="Times New Roman" w:cs="Times New Roman"/>
+          <w:sz w:val="28"/>
+          <w:szCs w:val="28"/>
+        </w:rPr>
+        <w:t>Клыков Д.А.</w:t>
+      </w:r>
+    </w:p>
+    <w:p>
+      <w:pPr>
+        <w:spacing w:after="0" w:line="240" w:lineRule="auto"/>
+        <w:ind w:left="6096"/>
+        <w:jc w:val="both"/>
+        <w:rPr>
+          <w:rFonts w:ascii="Times New Roman" w:hAnsi="Times New Roman" w:cs="Times New Roman"/>
+          <w:sz w:val="28"/>
+          <w:szCs w:val="28"/>
+        </w:rPr>
+      </w:pPr>
+      <w:r>
+        <w:rPr>
+          <w:rFonts w:ascii="Times New Roman" w:hAnsi="Times New Roman" w:cs="Times New Roman"/>
+          <w:sz w:val="28"/>
+          <w:szCs w:val="28"/>
+        </w:rPr>
+        <w:t>Студент 2 курса</w:t>
+      </w:r>
+    </w:p>
+    <w:p>
+      <w:pPr>
+        <w:spacing w:after="0" w:line="240" w:lineRule="auto"/>
+        <w:ind w:left="6096"/>
+        <w:jc w:val="both"/>
+        <w:rPr>
+          <w:rFonts w:ascii="Times New Roman" w:hAnsi="Times New Roman" w:cs="Times New Roman"/>
+          <w:sz w:val="28"/>
+          <w:szCs w:val="28"/>
+        </w:rPr>
+      </w:pPr>
+      <w:r>
+        <w:rPr>
+          <w:rFonts w:ascii="Times New Roman" w:hAnsi="Times New Roman" w:cs="Times New Roman"/>
+          <w:sz w:val="28"/>
+          <w:szCs w:val="28"/>
+        </w:rPr>
+        <w:t>Очной формы обучения</w:t>
+      </w:r>
+    </w:p>
+    <w:p>
+      <w:pPr>
+        <w:spacing w:after="0" w:line="240" w:lineRule="auto"/>
+        <w:ind w:left="6096"/>
+        <w:jc w:val="both"/>
+        <w:rPr>
+          <w:rFonts w:ascii="Times New Roman" w:hAnsi="Times New Roman" w:cs="Times New Roman"/>
+          <w:sz w:val="28"/>
+          <w:szCs w:val="28"/>
+        </w:rPr>
+      </w:pPr>
+      <w:r>
+        <w:rPr>
+          <w:rFonts w:ascii="Times New Roman" w:hAnsi="Times New Roman" w:cs="Times New Roman"/>
+          <w:sz w:val="28"/>
+          <w:szCs w:val="28"/>
+        </w:rPr>
+        <w:t>Группы ИСиП 24-9-1</w:t>
+      </w:r>
+    </w:p>
+    <w:p>
+      <w:pPr>
+        <w:spacing w:after="0" w:line="240" w:lineRule="auto"/>
+        <w:ind w:left="6096"/>
+        <w:jc w:val="both"/>
+        <w:rPr>
+          <w:rFonts w:ascii="Times New Roman" w:hAnsi="Times New Roman" w:cs="Times New Roman"/>
+          <w:sz w:val="28"/>
+          <w:szCs w:val="28"/>
+        </w:rPr>
+      </w:pPr>
+      <w:r>
+        <w:rPr>
+          <w:rFonts w:ascii="Times New Roman" w:hAnsi="Times New Roman" w:cs="Times New Roman"/>
+          <w:sz w:val="28"/>
+          <w:szCs w:val="28"/>
+        </w:rPr>
+        <w:t>Подпись__________</w:t>
+      </w:r>
+    </w:p>
+    <w:p>
+      <w:pPr>
+        <w:spacing w:after="0" w:line="240" w:lineRule="auto"/>
+        <w:ind w:left="6096"/>
+        <w:jc w:val="both"/>
+        <w:rPr>
+          <w:rFonts w:ascii="Times New Roman" w:hAnsi="Times New Roman" w:cs="Times New Roman"/>
+          <w:sz w:val="28"/>
+          <w:szCs w:val="28"/>
+        </w:rPr>
+      </w:pPr>
+    </w:p>
+    <w:p>
+      <w:pPr>
+        <w:spacing w:after="0" w:line="240" w:lineRule="auto"/>
+        <w:ind w:left="6096"/>
+        <w:jc w:val="both"/>
+        <w:rPr>
+          <w:rFonts w:ascii="Times New Roman" w:hAnsi="Times New Roman" w:cs="Times New Roman"/>
+          <w:sz w:val="28"/>
+          <w:szCs w:val="28"/>
+        </w:rPr>
+      </w:pPr>
+      <w:r>
+        <w:rPr>
+          <w:rFonts w:ascii="Times New Roman" w:hAnsi="Times New Roman" w:cs="Times New Roman"/>
+          <w:sz w:val="28"/>
+          <w:szCs w:val="28"/>
+        </w:rPr>
+        <w:t>Проверил: Гончарова Т.В.</w:t>
+      </w:r>
+      <w:r>
+        <w:rPr>
+          <w:rFonts w:ascii="Times New Roman" w:hAnsi="Times New Roman" w:cs="Times New Roman"/>
+          <w:sz w:val="28"/>
+          <w:szCs w:val="28"/>
+        </w:rPr>
+        <w:br/>
+        <w:t>Должность: преподаватель проф. дисциплин</w:t>
+      </w:r>
+    </w:p>
+    <w:p>
+      <w:pPr>
+        <w:spacing w:after="0" w:line="240" w:lineRule="auto"/>
+        <w:ind w:left="6096"/>
+        <w:jc w:val="both"/>
+        <w:rPr>
+          <w:rFonts w:ascii="Times New Roman" w:hAnsi="Times New Roman" w:cs="Times New Roman"/>
+          <w:sz w:val="28"/>
+          <w:szCs w:val="28"/>
+        </w:rPr>
+      </w:pPr>
+      <w:proofErr w:type="spellStart"/>
+      <w:proofErr w:type="gramStart"/>
+      <w:r>
+        <w:rPr>
+          <w:rFonts w:ascii="Times New Roman" w:hAnsi="Times New Roman" w:cs="Times New Roman"/>
+          <w:sz w:val="28"/>
+          <w:szCs w:val="28"/>
+        </w:rPr>
+        <w:t>Оценка:_</w:t>
+      </w:r>
+      <w:proofErr w:type="gramEnd"/>
+      <w:r>
+        <w:rPr>
+          <w:rFonts w:ascii="Times New Roman" w:hAnsi="Times New Roman" w:cs="Times New Roman"/>
+          <w:sz w:val="28"/>
+          <w:szCs w:val="28"/>
+        </w:rPr>
+        <w:t>____Дата</w:t>
+      </w:r>
+      <w:proofErr w:type="spellEnd"/>
+      <w:r>
+        <w:rPr>
+          <w:rFonts w:ascii="Times New Roman" w:hAnsi="Times New Roman" w:cs="Times New Roman"/>
+          <w:sz w:val="28"/>
+          <w:szCs w:val="28"/>
+        </w:rPr>
+        <w:t>:_____</w:t>
+      </w:r>
+    </w:p>
+    <w:p>
+      <w:pPr>
+        <w:spacing w:after="0" w:line="240" w:lineRule="auto"/>
+        <w:ind w:left="6096"/>
+        <w:jc w:val="both"/>
+        <w:rPr>
+          <w:rFonts w:ascii="Times New Roman" w:hAnsi="Times New Roman" w:cs="Times New Roman"/>
+          <w:sz w:val="28"/>
+          <w:szCs w:val="28"/>
+        </w:rPr>
+      </w:pPr>
+      <w:r>
+        <w:rPr>
+          <w:rFonts w:ascii="Times New Roman" w:hAnsi="Times New Roman" w:cs="Times New Roman"/>
+          <w:sz w:val="28"/>
+          <w:szCs w:val="28"/>
+        </w:rPr>
+        <w:t>Подпись__________</w:t>
+      </w:r>
+    </w:p>
+    <w:p>
+      <w:pPr>
+        <w:spacing w:after="0" w:line="240" w:lineRule="auto"/>
+        <w:ind w:left="6096"/>
+        <w:jc w:val="both"/>
+        <w:rPr>
+          <w:rFonts w:ascii="Times New Roman" w:hAnsi="Times New Roman" w:cs="Times New Roman"/>
+          <w:sz w:val="28"/>
+          <w:szCs w:val="28"/>
+        </w:rPr>
+      </w:pPr>
+    </w:p>
+    <w:p>
+      <w:pPr>
+        <w:spacing w:after="0" w:line="240" w:lineRule="auto"/>
+        <w:ind w:left="6096"/>
+        <w:jc w:val="both"/>
+        <w:rPr>
+          <w:rFonts w:ascii="Times New Roman" w:hAnsi="Times New Roman" w:cs="Times New Roman"/>
+          <w:sz w:val="28"/>
+          <w:szCs w:val="28"/>
+        </w:rPr>
+      </w:pPr>
+    </w:p>
+    <w:p>
+      <w:pPr>
+        <w:spacing w:after="0" w:line="240" w:lineRule="auto"/>
+        <w:ind w:left="6096"/>
+        <w:jc w:val="both"/>
+        <w:rPr>
+          <w:rFonts w:ascii="Times New Roman" w:hAnsi="Times New Roman" w:cs="Times New Roman"/>
+          <w:sz w:val="28"/>
+          <w:szCs w:val="28"/>
+        </w:rPr>
+      </w:pPr>
+    </w:p>
+    <w:p>
+      <w:pPr>
+        <w:spacing w:after="0" w:line="240" w:lineRule="auto"/>
+        <w:ind w:left="6096"/>
+        <w:jc w:val="both"/>
+        <w:rPr>
+          <w:rFonts w:ascii="Times New Roman" w:hAnsi="Times New Roman" w:cs="Times New Roman"/>
+          <w:sz w:val="28"/>
+          <w:szCs w:val="28"/>
+        </w:rPr>
+      </w:pPr>
+    </w:p>
+    <w:p>
+      <w:pPr>
+        <w:spacing w:after="0" w:line="240" w:lineRule="auto"/>
+        <w:ind w:left="6096"/>
+        <w:jc w:val="both"/>
+        <w:rPr>
+          <w:rFonts w:ascii="Times New Roman" w:hAnsi="Times New Roman" w:cs="Times New Roman"/>
+          <w:sz w:val="28"/>
+          <w:szCs w:val="28"/>
+        </w:rPr>
+      </w:pPr>
+    </w:p>
+    <w:p>
+      <w:pPr>
+        <w:spacing w:after="0" w:line="240" w:lineRule="auto"/>
+        <w:jc w:val="both"/>
+        <w:rPr>
+          <w:rFonts w:ascii="Times New Roman" w:hAnsi="Times New Roman" w:cs="Times New Roman"/>
+          <w:sz w:val="28"/>
+          <w:szCs w:val="28"/>
+        </w:rPr>
+      </w:pPr>
+    </w:p>
+    <w:p>
+      <w:pPr>
+        <w:spacing w:after="0" w:line="240" w:lineRule="auto"/>
+        <w:ind w:left="6096"/>
+        <w:jc w:val="both"/>
+        <w:rPr>
+          <w:rFonts w:ascii="Times New Roman" w:hAnsi="Times New Roman" w:cs="Times New Roman"/>
+          <w:sz w:val="28"/>
+          <w:szCs w:val="28"/>
+        </w:rPr>
+      </w:pPr>
+    </w:p>
+    <w:p>
+      <w:pPr>
+        <w:spacing w:after="0" w:line="240" w:lineRule="auto"/>
+        <w:ind w:left="6096"/>
+        <w:jc w:val="both"/>
+        <w:rPr>
+          <w:rFonts w:ascii="Times New Roman" w:hAnsi="Times New Roman" w:cs="Times New Roman"/>
+          <w:sz w:val="28"/>
+          <w:szCs w:val="28"/>
+        </w:rPr>
+      </w:pPr>
+    </w:p>
+    <w:p>
+      <w:pPr>
+        <w:spacing w:after="0" w:line="240" w:lineRule="auto"/>
+        <w:ind w:left="6096"/>
+        <w:jc w:val="both"/>
+        <w:rPr>
+          <w:rFonts w:ascii="Times New Roman" w:hAnsi="Times New Roman" w:cs="Times New Roman"/>
+          <w:sz w:val="28"/>
+          <w:szCs w:val="28"/>
+        </w:rPr>
+      </w:pPr>
+    </w:p>
+    <w:p>
+      <w:pPr>
+        <w:spacing w:after="0" w:line="240" w:lineRule="auto"/>
+        <w:jc w:val="center"/>
+        <w:rPr>
+          <w:rFonts w:ascii="Times New Roman" w:hAnsi="Times New Roman" w:cs="Times New Roman"/>
+          <w:sz w:val="28"/>
+          <w:szCs w:val="28"/>
+        </w:rPr>
+      </w:pPr>
+      <w:r>
+        <w:rPr>
+          <w:rFonts w:ascii="Times New Roman" w:hAnsi="Times New Roman" w:cs="Times New Roman"/>
+          <w:sz w:val="28"/>
+          <w:szCs w:val="28"/>
+        </w:rPr>
+        <w:t>Тюмень 2026</w:t>
+      </w:r>
+    </w:p>
+    <w:p>
+      <w:pPr>
         <w:spacing w:after="0" w:line="360" w:lineRule="auto"/>
         <w:ind w:firstLine="709"/>
         <w:jc w:val="both"/>
@@ -14,13 +495,42 @@
           <w:szCs w:val="28"/>
         </w:rPr>
       </w:pPr>
-      <w:r>
+    </w:p>
+    <w:p>
+      <w:pPr>
+        <w:spacing w:after="0" w:line="360" w:lineRule="auto"/>
+        <w:ind w:firstLine="709"/>
+        <w:jc w:val="both"/>
         <w:rPr>
           <w:rFonts w:ascii="Times New Roman" w:hAnsi="Times New Roman" w:cs="Times New Roman"/>
           <w:b/>
           <w:sz w:val="28"/>
           <w:szCs w:val="28"/>
         </w:rPr>
+      </w:pPr>
+    </w:p>
+    <w:p>
+      <w:pPr>
+        <w:spacing w:after="0" w:line="360" w:lineRule="auto"/>
+        <w:ind w:firstLine="709"/>
+        <w:jc w:val="both"/>
+        <w:rPr>
+          <w:rFonts w:ascii="Times New Roman" w:hAnsi="Times New Roman" w:cs="Times New Roman"/>
+          <w:b/>
+          <w:sz w:val="28"/>
+          <w:szCs w:val="28"/>
+        </w:rPr>
+      </w:pPr>
+      <w:bookmarkStart w:id="0" w:name="_GoBack"/>
+      <w:bookmarkEnd w:id="0"/>
+      <w:r>
+        <w:rPr>
+          <w:rFonts w:ascii="Times New Roman" w:hAnsi="Times New Roman" w:cs="Times New Roman"/>
+          <w:b/>
+          <w:sz w:val="28"/>
+          <w:szCs w:val="28"/>
+        </w:rPr>
+        <w:lastRenderedPageBreak/>
         <w:t>Диаграмма потоков данных (DFD)</w:t>
       </w:r>
     </w:p>
@@ -75,7 +585,7 @@
                     <pic:cNvPicPr/>
                   </pic:nvPicPr>
                   <pic:blipFill>
-                    <a:blip r:embed="rId5">
+                    <a:blip r:embed="rId6">
                       <a:extLst>
                         <a:ext uri="{28A0092B-C50C-407E-A947-70E740481C1C}">
                           <a14:useLocalDpi xmlns:a14="http://schemas.microsoft.com/office/drawing/2010/main" val="0"/>
@@ -174,7 +684,7 @@
       <w:pPr>
         <w:spacing w:after="0" w:line="360" w:lineRule="auto"/>
         <w:ind w:firstLine="709"/>
-        <w:jc w:val="both"/>
+        <w:jc w:val="center"/>
         <w:rPr>
           <w:rFonts w:ascii="Times New Roman" w:hAnsi="Times New Roman" w:cs="Times New Roman"/>
           <w:sz w:val="28"/>
@@ -194,7 +704,7 @@
       <w:pPr>
         <w:spacing w:after="0" w:line="360" w:lineRule="auto"/>
         <w:ind w:firstLine="709"/>
-        <w:jc w:val="both"/>
+        <w:jc w:val="center"/>
         <w:rPr>
           <w:rFonts w:ascii="Times New Roman" w:hAnsi="Times New Roman" w:cs="Times New Roman"/>
           <w:sz w:val="28"/>
@@ -242,7 +752,7 @@
                     <pic:cNvPicPr/>
                   </pic:nvPicPr>
                   <pic:blipFill>
-                    <a:blip r:embed="rId6">
+                    <a:blip r:embed="rId7">
                       <a:extLst>
                         <a:ext uri="{28A0092B-C50C-407E-A947-70E740481C1C}">
                           <a14:useLocalDpi xmlns:a14="http://schemas.microsoft.com/office/drawing/2010/main" val="0"/>
@@ -415,7 +925,6 @@
       <w:r>
         <w:rPr>
           <w:rFonts w:ascii="Times New Roman" w:eastAsiaTheme="minorEastAsia" w:hAnsi="Times New Roman" w:cs="Times New Roman"/>
-          <w:b/>
           <w:bCs/>
           <w:sz w:val="28"/>
           <w:szCs w:val="28"/>
@@ -577,21 +1086,10 @@
       <w:r>
         <w:rPr>
           <w:rFonts w:ascii="Times New Roman" w:eastAsiaTheme="minorEastAsia" w:hAnsi="Times New Roman" w:cs="Times New Roman"/>
-          <w:b/>
-          <w:bCs/>
-          <w:sz w:val="28"/>
-          <w:szCs w:val="28"/>
-        </w:rPr>
-        <w:t>Взаимодействие с сущностью «Менеджер»</w:t>
-      </w:r>
-      <w:r>
-        <w:rPr>
-          <w:rFonts w:ascii="Times New Roman" w:eastAsiaTheme="minorEastAsia" w:hAnsi="Times New Roman" w:cs="Times New Roman"/>
-          <w:bCs/>
-          <w:sz w:val="28"/>
-          <w:szCs w:val="28"/>
-        </w:rPr>
-        <w:br/>
+          <w:bCs/>
+          <w:sz w:val="28"/>
+          <w:szCs w:val="28"/>
+        </w:rPr>
         <w:t>Входящие потоки: данные о заказе, просмотр дат для доставки, информация о свободных курьерах, курьер доставил заказ.</w:t>
       </w:r>
       <w:r>
@@ -620,37 +1118,63 @@
       <w:r>
         <w:rPr>
           <w:rFonts w:ascii="Times New Roman" w:eastAsiaTheme="minorEastAsia" w:hAnsi="Times New Roman" w:cs="Times New Roman"/>
+          <w:bCs/>
+          <w:sz w:val="28"/>
+          <w:szCs w:val="28"/>
+        </w:rPr>
+        <w:t>Контекстная диаграмма иллюстрирует взаимодействие между пользователями (покупателями), менеджерами (администраторами) и системой. Пользователь инициирует бизнес-сценарии (поиск, покупка), а менеджер управляет ассортиментом и заказами. Система обрабатывает запросы, формирует ответы и обновляет данные в базах.</w:t>
+      </w:r>
+    </w:p>
+    <w:p>
+      <w:pPr>
+        <w:spacing w:after="0" w:line="360" w:lineRule="auto"/>
+        <w:ind w:firstLine="709"/>
+        <w:jc w:val="both"/>
+        <w:rPr>
+          <w:rFonts w:ascii="Times New Roman" w:eastAsiaTheme="minorEastAsia" w:hAnsi="Times New Roman" w:cs="Times New Roman"/>
+          <w:bCs/>
+          <w:sz w:val="28"/>
+          <w:szCs w:val="28"/>
+        </w:rPr>
+      </w:pPr>
+      <w:r>
+        <w:rPr>
+          <w:rFonts w:ascii="Times New Roman" w:eastAsiaTheme="minorEastAsia" w:hAnsi="Times New Roman" w:cs="Times New Roman"/>
           <w:b/>
           <w:bCs/>
           <w:sz w:val="28"/>
           <w:szCs w:val="28"/>
         </w:rPr>
-        <w:t>Описание архитектуры</w:t>
-      </w:r>
-      <w:r>
-        <w:rPr>
-          <w:rFonts w:ascii="Times New Roman" w:eastAsiaTheme="minorEastAsia" w:hAnsi="Times New Roman" w:cs="Times New Roman"/>
-          <w:bCs/>
-          <w:sz w:val="28"/>
-          <w:szCs w:val="28"/>
-        </w:rPr>
-        <w:br/>
-        <w:t>Контекстная диаграмма иллюстрирует взаимодействие между пользователями (покупателями), менеджерами (администраторами) и системой. Пользователь инициирует бизнес-сценарии (поиск, покупка), а менеджер управляет ассортиментом и заказами. Система обрабатывает запросы, формирует ответы и обновляет данные в базах.</w:t>
-      </w:r>
-    </w:p>
-    <w:p>
-      <w:pPr>
-        <w:spacing w:after="0" w:line="360" w:lineRule="auto"/>
-        <w:ind w:firstLine="709"/>
-        <w:jc w:val="both"/>
-        <w:rPr>
-          <w:rFonts w:ascii="Times New Roman" w:eastAsiaTheme="minorEastAsia" w:hAnsi="Times New Roman" w:cs="Times New Roman"/>
-          <w:bCs/>
-          <w:sz w:val="28"/>
-          <w:szCs w:val="28"/>
-        </w:rPr>
-      </w:pPr>
-      <w:r>
+        <w:t xml:space="preserve">Диаграмма декомпозиции (Уровень 1) </w:t>
+      </w:r>
+    </w:p>
+    <w:p>
+      <w:pPr>
+        <w:spacing w:after="0" w:line="360" w:lineRule="auto"/>
+        <w:ind w:firstLine="709"/>
+        <w:jc w:val="both"/>
+        <w:rPr>
+          <w:rFonts w:ascii="Times New Roman" w:eastAsiaTheme="minorEastAsia" w:hAnsi="Times New Roman" w:cs="Times New Roman"/>
+          <w:bCs/>
+          <w:sz w:val="28"/>
+          <w:szCs w:val="28"/>
+        </w:rPr>
+      </w:pPr>
+      <w:r>
+        <w:rPr>
+          <w:rFonts w:ascii="Times New Roman" w:eastAsiaTheme="minorEastAsia" w:hAnsi="Times New Roman" w:cs="Times New Roman"/>
+          <w:bCs/>
+          <w:sz w:val="28"/>
+          <w:szCs w:val="28"/>
+        </w:rPr>
+        <w:t>Целью диаграммы декомпозиции первого уровня является детализация центрального бизнес-процесса «Покупка товара в интернет-магазине игрушек» путём разбиения его на укрупнённые функциональные модули, которые показывают основные этапы взаимодействия пользователя, менеджера и системы.</w:t>
+      </w:r>
+    </w:p>
+    <w:p>
+      <w:pPr>
+        <w:spacing w:after="0" w:line="360" w:lineRule="auto"/>
+        <w:ind w:firstLine="709"/>
+        <w:jc w:val="both"/>
         <w:rPr>
           <w:rFonts w:ascii="Times New Roman" w:eastAsiaTheme="minorEastAsia" w:hAnsi="Times New Roman" w:cs="Times New Roman"/>
           <w:b/>
@@ -658,36 +1182,17 @@
           <w:sz w:val="28"/>
           <w:szCs w:val="28"/>
         </w:rPr>
-        <w:t xml:space="preserve">2. Диаграмма декомпозиции (Уровень 1) </w:t>
-      </w:r>
-    </w:p>
-    <w:p>
-      <w:pPr>
-        <w:spacing w:after="0" w:line="360" w:lineRule="auto"/>
-        <w:ind w:firstLine="709"/>
-        <w:jc w:val="both"/>
-        <w:rPr>
-          <w:rFonts w:ascii="Times New Roman" w:eastAsiaTheme="minorEastAsia" w:hAnsi="Times New Roman" w:cs="Times New Roman"/>
-          <w:bCs/>
-          <w:sz w:val="28"/>
-          <w:szCs w:val="28"/>
-        </w:rPr>
-      </w:pPr>
-      <w:r>
-        <w:rPr>
-          <w:rFonts w:ascii="Times New Roman" w:eastAsiaTheme="minorEastAsia" w:hAnsi="Times New Roman" w:cs="Times New Roman"/>
-          <w:bCs/>
-          <w:sz w:val="28"/>
-          <w:szCs w:val="28"/>
-        </w:rPr>
-        <w:t>Целью диаграммы декомпозиции первого уровня является детализация центрального бизнес-процесса «Покупка товара в интернет-магазине игрушек» путём разбиения его на укрупнённые функциональные модули, которые показывают основные этапы взаимодействия пользователя, менеджера и системы.</w:t>
-      </w:r>
-    </w:p>
-    <w:p>
-      <w:pPr>
-        <w:spacing w:after="0" w:line="360" w:lineRule="auto"/>
-        <w:ind w:firstLine="709"/>
-        <w:jc w:val="both"/>
+      </w:pPr>
+      <w:r>
+        <w:rPr>
+          <w:rFonts w:ascii="Times New Roman" w:eastAsiaTheme="minorEastAsia" w:hAnsi="Times New Roman" w:cs="Times New Roman"/>
+          <w:bCs/>
+          <w:sz w:val="28"/>
+          <w:szCs w:val="28"/>
+        </w:rPr>
+        <w:t>Диаграмма декомпозиции уровня 1 раскладывает процесс «Покупка товара в интернет-магазине игрушек» на следующие четыре функциональных модуля, перечисленных через запятую: 1. Просмотр товара в интернет магазине игрушек, 2. Выбор даты доставки, 3. Заказ товара, 4. Отправление курьера.</w:t>
+      </w:r>
+      <w:r>
         <w:rPr>
           <w:rFonts w:ascii="Times New Roman" w:eastAsiaTheme="minorEastAsia" w:hAnsi="Times New Roman" w:cs="Times New Roman"/>
           <w:b/>
@@ -695,8 +1200,338 @@
           <w:sz w:val="28"/>
           <w:szCs w:val="28"/>
         </w:rPr>
-      </w:pPr>
-      <w:r>
+        <w:t xml:space="preserve"> </w:t>
+      </w:r>
+    </w:p>
+    <w:p>
+      <w:pPr>
+        <w:spacing w:after="0" w:line="360" w:lineRule="auto"/>
+        <w:ind w:firstLine="709"/>
+        <w:jc w:val="both"/>
+        <w:rPr>
+          <w:rFonts w:ascii="Times New Roman" w:eastAsiaTheme="minorEastAsia" w:hAnsi="Times New Roman" w:cs="Times New Roman"/>
+          <w:bCs/>
+          <w:sz w:val="28"/>
+          <w:szCs w:val="28"/>
+        </w:rPr>
+      </w:pPr>
+      <w:r>
+        <w:rPr>
+          <w:rFonts w:ascii="Times New Roman" w:eastAsiaTheme="minorEastAsia" w:hAnsi="Times New Roman" w:cs="Times New Roman"/>
+          <w:bCs/>
+          <w:sz w:val="28"/>
+          <w:szCs w:val="28"/>
+        </w:rPr>
+        <w:t>Пользователь — внешний агент, инициирующий покупку, поиск и оформление заказа, Менеджер — внешний агент, отвечающий за актуализацию каталога, контроль заказов и отправление курьера.</w:t>
+      </w:r>
+    </w:p>
+    <w:p>
+      <w:pPr>
+        <w:spacing w:after="0" w:line="360" w:lineRule="auto"/>
+        <w:ind w:firstLine="709"/>
+        <w:jc w:val="both"/>
+        <w:rPr>
+          <w:rFonts w:ascii="Times New Roman" w:eastAsiaTheme="minorEastAsia" w:hAnsi="Times New Roman" w:cs="Times New Roman"/>
+          <w:bCs/>
+          <w:sz w:val="28"/>
+          <w:szCs w:val="28"/>
+        </w:rPr>
+      </w:pPr>
+    </w:p>
+    <w:p>
+      <w:pPr>
+        <w:spacing w:after="0" w:line="360" w:lineRule="auto"/>
+        <w:ind w:firstLine="709"/>
+        <w:jc w:val="both"/>
+        <w:rPr>
+          <w:rFonts w:ascii="Times New Roman" w:eastAsiaTheme="minorEastAsia" w:hAnsi="Times New Roman" w:cs="Times New Roman"/>
+          <w:bCs/>
+          <w:sz w:val="28"/>
+          <w:szCs w:val="28"/>
+        </w:rPr>
+      </w:pPr>
+    </w:p>
+    <w:p>
+      <w:pPr>
+        <w:spacing w:after="0" w:line="360" w:lineRule="auto"/>
+        <w:ind w:firstLine="709"/>
+        <w:jc w:val="both"/>
+        <w:rPr>
+          <w:rFonts w:ascii="Times New Roman" w:eastAsiaTheme="minorEastAsia" w:hAnsi="Times New Roman" w:cs="Times New Roman"/>
+          <w:bCs/>
+          <w:sz w:val="28"/>
+          <w:szCs w:val="28"/>
+        </w:rPr>
+      </w:pPr>
+      <w:r>
+        <w:rPr>
+          <w:rFonts w:ascii="Times New Roman" w:eastAsiaTheme="minorEastAsia" w:hAnsi="Times New Roman" w:cs="Times New Roman"/>
+          <w:bCs/>
+          <w:sz w:val="28"/>
+          <w:szCs w:val="28"/>
+        </w:rPr>
+        <w:lastRenderedPageBreak/>
+        <w:t>Основные процессы</w:t>
+      </w:r>
+    </w:p>
+    <w:p>
+      <w:pPr>
+        <w:spacing w:after="0" w:line="360" w:lineRule="auto"/>
+        <w:ind w:firstLine="709"/>
+        <w:jc w:val="both"/>
+        <w:rPr>
+          <w:rFonts w:ascii="Times New Roman" w:eastAsiaTheme="minorEastAsia" w:hAnsi="Times New Roman" w:cs="Times New Roman"/>
+          <w:bCs/>
+          <w:sz w:val="28"/>
+          <w:szCs w:val="28"/>
+        </w:rPr>
+      </w:pPr>
+      <w:r>
+        <w:rPr>
+          <w:rFonts w:ascii="Times New Roman" w:eastAsiaTheme="minorEastAsia" w:hAnsi="Times New Roman" w:cs="Times New Roman"/>
+          <w:bCs/>
+          <w:sz w:val="28"/>
+          <w:szCs w:val="28"/>
+        </w:rPr>
+        <w:t>Просмотр каталога товаров: Пользователь запрашивает каталог, Система получает данные из БД Маг</w:t>
+      </w:r>
+      <w:r>
+        <w:rPr>
+          <w:rFonts w:ascii="Times New Roman" w:eastAsiaTheme="minorEastAsia" w:hAnsi="Times New Roman" w:cs="Times New Roman"/>
+          <w:bCs/>
+          <w:sz w:val="28"/>
+          <w:szCs w:val="28"/>
+        </w:rPr>
+        <w:t xml:space="preserve">азина и отображает их на сайте, </w:t>
+      </w:r>
+      <w:r>
+        <w:rPr>
+          <w:rFonts w:ascii="Times New Roman" w:eastAsiaTheme="minorEastAsia" w:hAnsi="Times New Roman" w:cs="Times New Roman"/>
+          <w:bCs/>
+          <w:sz w:val="28"/>
+          <w:szCs w:val="28"/>
+        </w:rPr>
+        <w:t>Получение информации о товаре: Пользователь выбирает товар, Система обращается к БД Магазина и в</w:t>
+      </w:r>
+      <w:r>
+        <w:rPr>
+          <w:rFonts w:ascii="Times New Roman" w:eastAsiaTheme="minorEastAsia" w:hAnsi="Times New Roman" w:cs="Times New Roman"/>
+          <w:bCs/>
+          <w:sz w:val="28"/>
+          <w:szCs w:val="28"/>
+        </w:rPr>
+        <w:t xml:space="preserve">озвращает подробную информацию, </w:t>
+      </w:r>
+      <w:r>
+        <w:rPr>
+          <w:rFonts w:ascii="Times New Roman" w:eastAsiaTheme="minorEastAsia" w:hAnsi="Times New Roman" w:cs="Times New Roman"/>
+          <w:bCs/>
+          <w:sz w:val="28"/>
+          <w:szCs w:val="28"/>
+        </w:rPr>
+        <w:t xml:space="preserve">Оформление и подтверждение заказа: Пользователь вводит данные для покупки, Система сохраняет заказ в БД Заказы, формирует электронный </w:t>
+      </w:r>
+      <w:r>
+        <w:rPr>
+          <w:rFonts w:ascii="Times New Roman" w:eastAsiaTheme="minorEastAsia" w:hAnsi="Times New Roman" w:cs="Times New Roman"/>
+          <w:bCs/>
+          <w:sz w:val="28"/>
+          <w:szCs w:val="28"/>
+        </w:rPr>
+        <w:t xml:space="preserve">чек и отправляет подтверждение, </w:t>
+      </w:r>
+      <w:r>
+        <w:rPr>
+          <w:rFonts w:ascii="Times New Roman" w:eastAsiaTheme="minorEastAsia" w:hAnsi="Times New Roman" w:cs="Times New Roman"/>
+          <w:bCs/>
+          <w:sz w:val="28"/>
+          <w:szCs w:val="28"/>
+        </w:rPr>
+        <w:t>Управление каталогом: Менеджер обновляет ассортимент в БД Магазина, добавляет новы</w:t>
+      </w:r>
+      <w:r>
+        <w:rPr>
+          <w:rFonts w:ascii="Times New Roman" w:eastAsiaTheme="minorEastAsia" w:hAnsi="Times New Roman" w:cs="Times New Roman"/>
+          <w:bCs/>
+          <w:sz w:val="28"/>
+          <w:szCs w:val="28"/>
+        </w:rPr>
+        <w:t xml:space="preserve">е товары, редактирует описания, </w:t>
+      </w:r>
+      <w:r>
+        <w:rPr>
+          <w:rFonts w:ascii="Times New Roman" w:eastAsiaTheme="minorEastAsia" w:hAnsi="Times New Roman" w:cs="Times New Roman"/>
+          <w:bCs/>
+          <w:sz w:val="28"/>
+          <w:szCs w:val="28"/>
+        </w:rPr>
+        <w:t>Управление заказами: Менеджер просматривает и обрабатывает заказы из БД Заказы, меняет статусы, отслеживает доставку.</w:t>
+      </w:r>
+    </w:p>
+    <w:p>
+      <w:pPr>
+        <w:spacing w:after="0" w:line="360" w:lineRule="auto"/>
+        <w:ind w:firstLine="709"/>
+        <w:jc w:val="both"/>
+        <w:rPr>
+          <w:rFonts w:ascii="Times New Roman" w:eastAsiaTheme="minorEastAsia" w:hAnsi="Times New Roman" w:cs="Times New Roman"/>
+          <w:bCs/>
+          <w:sz w:val="28"/>
+          <w:szCs w:val="28"/>
+        </w:rPr>
+      </w:pPr>
+      <w:r>
+        <w:rPr>
+          <w:rFonts w:ascii="Times New Roman" w:eastAsiaTheme="minorEastAsia" w:hAnsi="Times New Roman" w:cs="Times New Roman"/>
+          <w:bCs/>
+          <w:sz w:val="28"/>
+          <w:szCs w:val="28"/>
+        </w:rPr>
+        <w:t>Хранилища данных (Базы данных)</w:t>
+      </w:r>
+    </w:p>
+    <w:p>
+      <w:pPr>
+        <w:spacing w:after="0" w:line="360" w:lineRule="auto"/>
+        <w:ind w:firstLine="709"/>
+        <w:jc w:val="both"/>
+        <w:rPr>
+          <w:rFonts w:ascii="Times New Roman" w:eastAsiaTheme="minorEastAsia" w:hAnsi="Times New Roman" w:cs="Times New Roman"/>
+          <w:bCs/>
+          <w:sz w:val="28"/>
+          <w:szCs w:val="28"/>
+        </w:rPr>
+      </w:pPr>
+      <w:r>
+        <w:rPr>
+          <w:rFonts w:ascii="Times New Roman" w:eastAsiaTheme="minorEastAsia" w:hAnsi="Times New Roman" w:cs="Times New Roman"/>
+          <w:bCs/>
+          <w:sz w:val="28"/>
+          <w:szCs w:val="28"/>
+        </w:rPr>
+        <w:t>БД Магазина — содержит информацию о товарах, категориях, ценах, описаниях, БД Даты — хранит информацию о сроках поставки, акциях, доступности товаров по датам, БД Заказы — регистрирует все оформленные заказы, статусы, данные пользователей, историю покупок.</w:t>
+      </w:r>
+    </w:p>
+    <w:p>
+      <w:pPr>
+        <w:spacing w:after="0" w:line="360" w:lineRule="auto"/>
+        <w:ind w:firstLine="709"/>
+        <w:jc w:val="both"/>
+        <w:rPr>
+          <w:rFonts w:ascii="Times New Roman" w:eastAsiaTheme="minorEastAsia" w:hAnsi="Times New Roman" w:cs="Times New Roman"/>
+          <w:bCs/>
+          <w:sz w:val="28"/>
+          <w:szCs w:val="28"/>
+        </w:rPr>
+      </w:pPr>
+      <w:r>
+        <w:rPr>
+          <w:rFonts w:ascii="Times New Roman" w:eastAsiaTheme="minorEastAsia" w:hAnsi="Times New Roman" w:cs="Times New Roman"/>
+          <w:bCs/>
+          <w:sz w:val="28"/>
+          <w:szCs w:val="28"/>
+        </w:rPr>
+        <w:t xml:space="preserve">Основные </w:t>
+      </w:r>
+      <w:r>
+        <w:rPr>
+          <w:rFonts w:ascii="Times New Roman" w:eastAsiaTheme="minorEastAsia" w:hAnsi="Times New Roman" w:cs="Times New Roman"/>
+          <w:bCs/>
+          <w:sz w:val="28"/>
+          <w:szCs w:val="28"/>
+        </w:rPr>
+        <w:t>потоки данных</w:t>
+      </w:r>
+    </w:p>
+    <w:p>
+      <w:pPr>
+        <w:spacing w:after="0" w:line="360" w:lineRule="auto"/>
+        <w:ind w:firstLine="709"/>
+        <w:jc w:val="both"/>
+        <w:rPr>
+          <w:rFonts w:ascii="Times New Roman" w:eastAsiaTheme="minorEastAsia" w:hAnsi="Times New Roman" w:cs="Times New Roman"/>
+          <w:bCs/>
+          <w:sz w:val="28"/>
+          <w:szCs w:val="28"/>
+        </w:rPr>
+      </w:pPr>
+      <w:r>
+        <w:rPr>
+          <w:rFonts w:ascii="Times New Roman" w:eastAsiaTheme="minorEastAsia" w:hAnsi="Times New Roman" w:cs="Times New Roman"/>
+          <w:bCs/>
+          <w:sz w:val="28"/>
+          <w:szCs w:val="28"/>
+        </w:rPr>
+        <w:t>От Пользователя к системе: запросы каталога, информации о товаре, оформление заказа, ввод данных для доставки. От системы к Пользователю: каталог, информация о товаре, статус заказа, электронный чек. От Менеджера к системе: обновления каталога, управление заказами. От системы к Менеджеру: отчёты, уведомления о заказах, статусы доставки. Внутренние потоки: запросы и получение данных из БД Магазина, БД Даты, БД Заказы, подтверждение заказа, обновление статусов.</w:t>
+      </w:r>
+    </w:p>
+    <w:p>
+      <w:pPr>
+        <w:spacing w:after="0" w:line="360" w:lineRule="auto"/>
+        <w:ind w:firstLine="709"/>
+        <w:jc w:val="both"/>
+        <w:rPr>
+          <w:rFonts w:ascii="Times New Roman" w:eastAsiaTheme="minorEastAsia" w:hAnsi="Times New Roman" w:cs="Times New Roman"/>
+          <w:bCs/>
+          <w:sz w:val="28"/>
+          <w:szCs w:val="28"/>
+        </w:rPr>
+      </w:pPr>
+      <w:r>
+        <w:rPr>
+          <w:rFonts w:ascii="Times New Roman" w:eastAsiaTheme="minorEastAsia" w:hAnsi="Times New Roman" w:cs="Times New Roman"/>
+          <w:bCs/>
+          <w:sz w:val="28"/>
+          <w:szCs w:val="28"/>
+        </w:rPr>
+        <w:t>Логика работы системы (последовательность)</w:t>
+      </w:r>
+    </w:p>
+    <w:p>
+      <w:pPr>
+        <w:spacing w:after="0" w:line="360" w:lineRule="auto"/>
+        <w:ind w:firstLine="709"/>
+        <w:jc w:val="both"/>
+        <w:rPr>
+          <w:rFonts w:ascii="Times New Roman" w:eastAsiaTheme="minorEastAsia" w:hAnsi="Times New Roman" w:cs="Times New Roman"/>
+          <w:sz w:val="28"/>
+          <w:szCs w:val="28"/>
+        </w:rPr>
+      </w:pPr>
+      <w:r>
+        <w:rPr>
+          <w:rFonts w:ascii="Times New Roman" w:eastAsiaTheme="minorEastAsia" w:hAnsi="Times New Roman" w:cs="Times New Roman"/>
+          <w:sz w:val="28"/>
+          <w:szCs w:val="28"/>
+        </w:rPr>
+        <w:t xml:space="preserve">Пользователь начинает с просмотра каталога (процесс 1), затем получает информацию о товаре (процесс 2), оформляет заказ (процесс 3). Менеджер параллельно управляет каталогом (процесс 4) и заказами (процесс 5). Все данные хранятся в соответствующих базах и обновляются в реальном времени. </w:t>
+      </w:r>
+      <w:r>
+        <w:rPr>
+          <w:rFonts w:ascii="Times New Roman" w:eastAsiaTheme="minorEastAsia" w:hAnsi="Times New Roman" w:cs="Times New Roman"/>
+          <w:sz w:val="28"/>
+          <w:szCs w:val="28"/>
+        </w:rPr>
+        <w:lastRenderedPageBreak/>
+        <w:t>Система обеспечивает прозрачность и актуальность информации для всех участников процесса.</w:t>
+      </w:r>
+    </w:p>
+    <w:p>
+      <w:pPr>
+        <w:spacing w:after="0" w:line="360" w:lineRule="auto"/>
+        <w:jc w:val="both"/>
+        <w:rPr>
+          <w:rFonts w:ascii="Times New Roman" w:eastAsiaTheme="minorEastAsia" w:hAnsi="Times New Roman" w:cs="Times New Roman"/>
+          <w:sz w:val="28"/>
+          <w:szCs w:val="28"/>
+        </w:rPr>
+      </w:pPr>
+    </w:p>
+    <w:p>
+      <w:pPr>
+        <w:spacing w:after="0" w:line="360" w:lineRule="auto"/>
+        <w:ind w:firstLine="709"/>
+        <w:jc w:val="center"/>
         <w:rPr>
           <w:rFonts w:ascii="Times New Roman" w:eastAsiaTheme="minorEastAsia" w:hAnsi="Times New Roman" w:cs="Times New Roman"/>
           <w:b/>
@@ -704,14 +1539,8 @@
           <w:sz w:val="28"/>
           <w:szCs w:val="28"/>
         </w:rPr>
-        <w:t xml:space="preserve">Описание диаграммы декомпозиции (Уровень 1)  </w:t>
-      </w:r>
-    </w:p>
-    <w:p>
-      <w:pPr>
-        <w:spacing w:after="0" w:line="360" w:lineRule="auto"/>
-        <w:ind w:firstLine="709"/>
-        <w:jc w:val="both"/>
+      </w:pPr>
+      <w:r>
         <w:rPr>
           <w:rFonts w:ascii="Times New Roman" w:eastAsiaTheme="minorEastAsia" w:hAnsi="Times New Roman" w:cs="Times New Roman"/>
           <w:b/>
@@ -719,17 +1548,14 @@
           <w:sz w:val="28"/>
           <w:szCs w:val="28"/>
         </w:rPr>
-      </w:pPr>
-      <w:r>
-        <w:rPr>
-          <w:rFonts w:ascii="Times New Roman" w:eastAsiaTheme="minorEastAsia" w:hAnsi="Times New Roman" w:cs="Times New Roman"/>
-          <w:bCs/>
-          <w:sz w:val="28"/>
-          <w:szCs w:val="28"/>
-        </w:rPr>
-        <w:t>Диаграмма декомпозиции уровня 1 раскладывает процесс «Покупка товара в интернет-магазине игрушек» на следующие четыре функциональных модуля, перечисленных через запятую: 1. Просмотр товара в интернет магазине игрушек, 2. Выбор даты доставки, 3. Заказ товара, 4. Отправление курьера.</w:t>
-      </w:r>
-      <w:r>
+        <w:t>Описание диаграмм IDEF0 для процесса</w:t>
+      </w:r>
+    </w:p>
+    <w:p>
+      <w:pPr>
+        <w:spacing w:after="0" w:line="360" w:lineRule="auto"/>
+        <w:ind w:firstLine="709"/>
+        <w:jc w:val="center"/>
         <w:rPr>
           <w:rFonts w:ascii="Times New Roman" w:eastAsiaTheme="minorEastAsia" w:hAnsi="Times New Roman" w:cs="Times New Roman"/>
           <w:b/>
@@ -737,404 +1563,80 @@
           <w:sz w:val="28"/>
           <w:szCs w:val="28"/>
         </w:rPr>
+      </w:pPr>
+      <w:r>
+        <w:rPr>
+          <w:rFonts w:ascii="Times New Roman" w:eastAsiaTheme="minorEastAsia" w:hAnsi="Times New Roman" w:cs="Times New Roman"/>
+          <w:b/>
+          <w:bCs/>
+          <w:sz w:val="28"/>
+          <w:szCs w:val="28"/>
+        </w:rPr>
+        <w:t>«Покупка товара в интернет-магазине игрушек»</w:t>
+      </w:r>
+    </w:p>
+    <w:p>
+      <w:pPr>
+        <w:spacing w:after="0" w:line="360" w:lineRule="auto"/>
+        <w:ind w:firstLine="709"/>
+        <w:jc w:val="both"/>
+        <w:rPr>
+          <w:rFonts w:ascii="Times New Roman" w:eastAsia="Times New Roman" w:hAnsi="Times New Roman" w:cs="Times New Roman"/>
+          <w:sz w:val="28"/>
+          <w:szCs w:val="28"/>
+          <w:lang w:eastAsia="ru-RU"/>
+        </w:rPr>
+      </w:pPr>
+      <w:r>
+        <w:rPr>
+          <w:rFonts w:ascii="Times New Roman" w:eastAsia="Times New Roman" w:hAnsi="Times New Roman" w:cs="Times New Roman"/>
+          <w:sz w:val="28"/>
+          <w:szCs w:val="28"/>
+          <w:lang w:eastAsia="ru-RU"/>
+        </w:rPr>
+        <w:t>Диаграммы IDEF0 (</w:t>
+      </w:r>
+      <w:proofErr w:type="spellStart"/>
+      <w:r>
+        <w:rPr>
+          <w:rFonts w:ascii="Times New Roman" w:eastAsia="Times New Roman" w:hAnsi="Times New Roman" w:cs="Times New Roman"/>
+          <w:sz w:val="28"/>
+          <w:szCs w:val="28"/>
+          <w:lang w:eastAsia="ru-RU"/>
+        </w:rPr>
+        <w:t>Integration</w:t>
+      </w:r>
+      <w:proofErr w:type="spellEnd"/>
+      <w:r>
+        <w:rPr>
+          <w:rFonts w:ascii="Times New Roman" w:eastAsia="Times New Roman" w:hAnsi="Times New Roman" w:cs="Times New Roman"/>
+          <w:sz w:val="28"/>
+          <w:szCs w:val="28"/>
+          <w:lang w:eastAsia="ru-RU"/>
+        </w:rPr>
         <w:t xml:space="preserve"> </w:t>
       </w:r>
-    </w:p>
-    <w:p>
-      <w:pPr>
-        <w:spacing w:after="0" w:line="360" w:lineRule="auto"/>
-        <w:ind w:firstLine="709"/>
-        <w:jc w:val="both"/>
-        <w:rPr>
-          <w:rFonts w:ascii="Times New Roman" w:eastAsiaTheme="minorEastAsia" w:hAnsi="Times New Roman" w:cs="Times New Roman"/>
-          <w:bCs/>
-          <w:sz w:val="28"/>
-          <w:szCs w:val="28"/>
-        </w:rPr>
-      </w:pPr>
-      <w:r>
-        <w:rPr>
-          <w:rFonts w:ascii="Times New Roman" w:eastAsiaTheme="minorEastAsia" w:hAnsi="Times New Roman" w:cs="Times New Roman"/>
-          <w:b/>
-          <w:bCs/>
-          <w:sz w:val="28"/>
-          <w:szCs w:val="28"/>
-        </w:rPr>
-        <w:t>3. Основные внешние сущности</w:t>
-      </w:r>
-      <w:r>
-        <w:rPr>
-          <w:rFonts w:ascii="Times New Roman" w:eastAsiaTheme="minorEastAsia" w:hAnsi="Times New Roman" w:cs="Times New Roman"/>
-          <w:bCs/>
-          <w:sz w:val="28"/>
-          <w:szCs w:val="28"/>
-        </w:rPr>
-        <w:br/>
-        <w:t xml:space="preserve">Пользователь — внешний агент, инициирующий покупку, поиск и </w:t>
-      </w:r>
-      <w:r>
-        <w:rPr>
-          <w:rFonts w:ascii="Times New Roman" w:eastAsiaTheme="minorEastAsia" w:hAnsi="Times New Roman" w:cs="Times New Roman"/>
-          <w:bCs/>
-          <w:sz w:val="28"/>
-          <w:szCs w:val="28"/>
-        </w:rPr>
-        <w:lastRenderedPageBreak/>
-        <w:t>оформление заказа, Менеджер — внешний агент, отвечающий за актуализацию каталога, контроль заказов и отправление курьера.</w:t>
-      </w:r>
-    </w:p>
-    <w:p>
-      <w:pPr>
-        <w:spacing w:after="0" w:line="360" w:lineRule="auto"/>
-        <w:ind w:firstLine="709"/>
-        <w:jc w:val="both"/>
-        <w:rPr>
-          <w:rFonts w:ascii="Times New Roman" w:eastAsiaTheme="minorEastAsia" w:hAnsi="Times New Roman" w:cs="Times New Roman"/>
-          <w:bCs/>
-          <w:sz w:val="28"/>
-          <w:szCs w:val="28"/>
-        </w:rPr>
-      </w:pPr>
-      <w:r>
-        <w:rPr>
-          <w:rFonts w:ascii="Times New Roman" w:eastAsiaTheme="minorEastAsia" w:hAnsi="Times New Roman" w:cs="Times New Roman"/>
-          <w:b/>
-          <w:bCs/>
-          <w:sz w:val="28"/>
-          <w:szCs w:val="28"/>
-        </w:rPr>
-        <w:t>4. Основные процессы</w:t>
-      </w:r>
-    </w:p>
-    <w:p>
-      <w:pPr>
-        <w:spacing w:after="0" w:line="360" w:lineRule="auto"/>
-        <w:ind w:firstLine="709"/>
-        <w:jc w:val="both"/>
-        <w:rPr>
-          <w:rFonts w:ascii="Times New Roman" w:eastAsiaTheme="minorEastAsia" w:hAnsi="Times New Roman" w:cs="Times New Roman"/>
-          <w:bCs/>
-          <w:sz w:val="28"/>
-          <w:szCs w:val="28"/>
-        </w:rPr>
-      </w:pPr>
-      <w:r>
-        <w:rPr>
-          <w:rFonts w:ascii="Times New Roman" w:eastAsiaTheme="minorEastAsia" w:hAnsi="Times New Roman" w:cs="Times New Roman"/>
-          <w:bCs/>
-          <w:sz w:val="28"/>
-          <w:szCs w:val="28"/>
-        </w:rPr>
-        <w:t xml:space="preserve">1. </w:t>
-      </w:r>
-      <w:r>
-        <w:rPr>
-          <w:rFonts w:ascii="Times New Roman" w:eastAsiaTheme="minorEastAsia" w:hAnsi="Times New Roman" w:cs="Times New Roman"/>
-          <w:bCs/>
-          <w:sz w:val="28"/>
-          <w:szCs w:val="28"/>
-        </w:rPr>
-        <w:t xml:space="preserve">Просмотр каталога товаров: Пользователь запрашивает каталог, Система получает данные из БД Магазина и отображает их на сайте, </w:t>
-      </w:r>
-    </w:p>
-    <w:p>
-      <w:pPr>
-        <w:spacing w:after="0" w:line="360" w:lineRule="auto"/>
-        <w:ind w:firstLine="709"/>
-        <w:jc w:val="both"/>
-        <w:rPr>
-          <w:rFonts w:ascii="Times New Roman" w:eastAsiaTheme="minorEastAsia" w:hAnsi="Times New Roman" w:cs="Times New Roman"/>
-          <w:bCs/>
-          <w:sz w:val="28"/>
-          <w:szCs w:val="28"/>
-        </w:rPr>
-      </w:pPr>
-      <w:r>
-        <w:rPr>
-          <w:rFonts w:ascii="Times New Roman" w:eastAsiaTheme="minorEastAsia" w:hAnsi="Times New Roman" w:cs="Times New Roman"/>
-          <w:bCs/>
-          <w:sz w:val="28"/>
-          <w:szCs w:val="28"/>
-        </w:rPr>
-        <w:t xml:space="preserve">2. Получение информации о товаре: Пользователь выбирает товар, Система обращается к БД Магазина и возвращает подробную информацию, </w:t>
-      </w:r>
-    </w:p>
-    <w:p>
-      <w:pPr>
-        <w:spacing w:after="0" w:line="360" w:lineRule="auto"/>
-        <w:ind w:firstLine="709"/>
-        <w:jc w:val="both"/>
-        <w:rPr>
-          <w:rFonts w:ascii="Times New Roman" w:eastAsiaTheme="minorEastAsia" w:hAnsi="Times New Roman" w:cs="Times New Roman"/>
-          <w:bCs/>
-          <w:sz w:val="28"/>
-          <w:szCs w:val="28"/>
-        </w:rPr>
-      </w:pPr>
-      <w:r>
-        <w:rPr>
-          <w:rFonts w:ascii="Times New Roman" w:eastAsiaTheme="minorEastAsia" w:hAnsi="Times New Roman" w:cs="Times New Roman"/>
-          <w:bCs/>
-          <w:sz w:val="28"/>
-          <w:szCs w:val="28"/>
-        </w:rPr>
-        <w:t xml:space="preserve">3. Оформление и подтверждение заказа: Пользователь вводит данные для покупки, Система сохраняет заказ в БД Заказы, формирует электронный чек и отправляет подтверждение, </w:t>
-      </w:r>
-    </w:p>
-    <w:p>
-      <w:pPr>
-        <w:spacing w:after="0" w:line="360" w:lineRule="auto"/>
-        <w:ind w:firstLine="709"/>
-        <w:jc w:val="both"/>
-        <w:rPr>
-          <w:rFonts w:ascii="Times New Roman" w:eastAsiaTheme="minorEastAsia" w:hAnsi="Times New Roman" w:cs="Times New Roman"/>
-          <w:bCs/>
-          <w:sz w:val="28"/>
-          <w:szCs w:val="28"/>
-        </w:rPr>
-      </w:pPr>
-      <w:r>
-        <w:rPr>
-          <w:rFonts w:ascii="Times New Roman" w:eastAsiaTheme="minorEastAsia" w:hAnsi="Times New Roman" w:cs="Times New Roman"/>
-          <w:bCs/>
-          <w:sz w:val="28"/>
-          <w:szCs w:val="28"/>
-        </w:rPr>
-        <w:t xml:space="preserve">4. Управление каталогом: Менеджер обновляет ассортимент в БД Магазина, добавляет новые товары, редактирует описания, </w:t>
-      </w:r>
-    </w:p>
-    <w:p>
-      <w:pPr>
-        <w:spacing w:after="0" w:line="360" w:lineRule="auto"/>
-        <w:ind w:firstLine="709"/>
-        <w:jc w:val="both"/>
-        <w:rPr>
-          <w:rFonts w:ascii="Times New Roman" w:eastAsiaTheme="minorEastAsia" w:hAnsi="Times New Roman" w:cs="Times New Roman"/>
-          <w:bCs/>
-          <w:sz w:val="28"/>
-          <w:szCs w:val="28"/>
-        </w:rPr>
-      </w:pPr>
-      <w:r>
-        <w:rPr>
-          <w:rFonts w:ascii="Times New Roman" w:eastAsiaTheme="minorEastAsia" w:hAnsi="Times New Roman" w:cs="Times New Roman"/>
-          <w:bCs/>
-          <w:sz w:val="28"/>
-          <w:szCs w:val="28"/>
-        </w:rPr>
-        <w:t>5. Управление заказами: Менеджер просматривает и обрабатывает заказы из БД Заказы, меняет статусы, отслеживает доставку.</w:t>
-      </w:r>
-    </w:p>
-    <w:p>
-      <w:pPr>
-        <w:spacing w:after="0" w:line="360" w:lineRule="auto"/>
-        <w:ind w:firstLine="709"/>
-        <w:jc w:val="both"/>
-        <w:rPr>
-          <w:rFonts w:ascii="Times New Roman" w:eastAsiaTheme="minorEastAsia" w:hAnsi="Times New Roman" w:cs="Times New Roman"/>
-          <w:bCs/>
-          <w:sz w:val="28"/>
-          <w:szCs w:val="28"/>
-        </w:rPr>
-      </w:pPr>
-      <w:r>
-        <w:rPr>
-          <w:rFonts w:ascii="Times New Roman" w:eastAsiaTheme="minorEastAsia" w:hAnsi="Times New Roman" w:cs="Times New Roman"/>
-          <w:b/>
-          <w:bCs/>
-          <w:sz w:val="28"/>
-          <w:szCs w:val="28"/>
-        </w:rPr>
-        <w:t>5. Хранилища данных (Базы данных)</w:t>
-      </w:r>
-      <w:r>
-        <w:rPr>
-          <w:rFonts w:ascii="Times New Roman" w:eastAsiaTheme="minorEastAsia" w:hAnsi="Times New Roman" w:cs="Times New Roman"/>
-          <w:bCs/>
-          <w:sz w:val="28"/>
-          <w:szCs w:val="28"/>
-        </w:rPr>
-        <w:br/>
-        <w:t>БД Магазина — содержит информацию о товарах, категориях, ценах, описаниях, БД Даты — хранит информацию о сроках поставки, акциях, доступности товаров по датам, БД Заказы — регистрирует все оформленные заказы, статусы, данные пользователей, историю покупок.</w:t>
-      </w:r>
-    </w:p>
-    <w:p>
-      <w:pPr>
-        <w:spacing w:after="0" w:line="360" w:lineRule="auto"/>
-        <w:ind w:firstLine="709"/>
-        <w:jc w:val="both"/>
-        <w:rPr>
-          <w:rFonts w:ascii="Times New Roman" w:eastAsiaTheme="minorEastAsia" w:hAnsi="Times New Roman" w:cs="Times New Roman"/>
-          <w:bCs/>
-          <w:sz w:val="28"/>
-          <w:szCs w:val="28"/>
-        </w:rPr>
-      </w:pPr>
-      <w:r>
-        <w:rPr>
-          <w:rFonts w:ascii="Times New Roman" w:eastAsiaTheme="minorEastAsia" w:hAnsi="Times New Roman" w:cs="Times New Roman"/>
-          <w:b/>
-          <w:bCs/>
-          <w:sz w:val="28"/>
-          <w:szCs w:val="28"/>
-        </w:rPr>
-        <w:t xml:space="preserve">6. Основные </w:t>
-      </w:r>
-      <w:r>
-        <w:rPr>
-          <w:rFonts w:ascii="Times New Roman" w:eastAsiaTheme="minorEastAsia" w:hAnsi="Times New Roman" w:cs="Times New Roman"/>
-          <w:b/>
-          <w:bCs/>
-          <w:sz w:val="28"/>
-          <w:szCs w:val="28"/>
-        </w:rPr>
-        <w:t>потоки данных</w:t>
-      </w:r>
-      <w:r>
-        <w:rPr>
-          <w:rFonts w:ascii="Times New Roman" w:eastAsiaTheme="minorEastAsia" w:hAnsi="Times New Roman" w:cs="Times New Roman"/>
-          <w:bCs/>
-          <w:sz w:val="28"/>
-          <w:szCs w:val="28"/>
-        </w:rPr>
-        <w:br/>
-        <w:t>От Пользователя к системе: запросы каталога, информации о товаре, оформление заказа, ввод данных для доставки. От системы к Пользователю: каталог, информация о товаре, статус заказа, электронный чек. От Менеджера к системе: обновления каталога, управление заказами. От системы к Менеджеру: отчёты, уведомления о заказах, статусы доставки. Внутренние потоки: запросы и получение данных из БД Магазина, БД Даты, БД Заказы, подтверждение заказа, обновление статусов.</w:t>
-      </w:r>
-    </w:p>
-    <w:p>
-      <w:pPr>
-        <w:spacing w:after="0" w:line="360" w:lineRule="auto"/>
-        <w:ind w:firstLine="709"/>
-        <w:jc w:val="both"/>
-        <w:rPr>
-          <w:rFonts w:ascii="Times New Roman" w:eastAsiaTheme="minorEastAsia" w:hAnsi="Times New Roman" w:cs="Times New Roman"/>
-          <w:b/>
-          <w:bCs/>
-          <w:sz w:val="28"/>
-          <w:szCs w:val="28"/>
-        </w:rPr>
-      </w:pPr>
-      <w:r>
-        <w:rPr>
-          <w:rFonts w:ascii="Times New Roman" w:eastAsiaTheme="minorEastAsia" w:hAnsi="Times New Roman" w:cs="Times New Roman"/>
-          <w:b/>
-          <w:bCs/>
-          <w:sz w:val="28"/>
-          <w:szCs w:val="28"/>
-        </w:rPr>
-        <w:t>7. Логика работы системы (последовательность)</w:t>
-      </w:r>
-    </w:p>
-    <w:p>
-      <w:pPr>
-        <w:spacing w:after="0" w:line="360" w:lineRule="auto"/>
-        <w:ind w:firstLine="709"/>
-        <w:jc w:val="both"/>
-        <w:rPr>
-          <w:rFonts w:ascii="Times New Roman" w:eastAsiaTheme="minorEastAsia" w:hAnsi="Times New Roman" w:cs="Times New Roman"/>
-          <w:sz w:val="28"/>
-          <w:szCs w:val="28"/>
-        </w:rPr>
-      </w:pPr>
-      <w:r>
-        <w:rPr>
-          <w:rFonts w:ascii="Times New Roman" w:eastAsiaTheme="minorEastAsia" w:hAnsi="Times New Roman" w:cs="Times New Roman"/>
-          <w:sz w:val="28"/>
-          <w:szCs w:val="28"/>
-        </w:rPr>
-        <w:t xml:space="preserve">Пользователь начинает с просмотра каталога (процесс 1), затем получает информацию о товаре (процесс 2), оформляет заказ (процесс 3). Менеджер </w:t>
-      </w:r>
-      <w:r>
-        <w:rPr>
-          <w:rFonts w:ascii="Times New Roman" w:eastAsiaTheme="minorEastAsia" w:hAnsi="Times New Roman" w:cs="Times New Roman"/>
-          <w:sz w:val="28"/>
-          <w:szCs w:val="28"/>
-        </w:rPr>
-        <w:lastRenderedPageBreak/>
-        <w:t>параллельно управляет каталогом (процесс 4) и заказами (процесс 5). Все данные хранятся в соответствующих базах и обновляются в реальном времени. Система обеспечивает прозрачность и актуальность информации для всех участников процесса.</w:t>
-      </w:r>
-    </w:p>
-    <w:p>
-      <w:pPr>
-        <w:spacing w:after="0" w:line="360" w:lineRule="auto"/>
-        <w:jc w:val="both"/>
-        <w:rPr>
-          <w:rFonts w:ascii="Times New Roman" w:eastAsiaTheme="minorEastAsia" w:hAnsi="Times New Roman" w:cs="Times New Roman"/>
-          <w:sz w:val="28"/>
-          <w:szCs w:val="28"/>
-        </w:rPr>
-      </w:pPr>
-    </w:p>
-    <w:p>
-      <w:pPr>
-        <w:spacing w:after="0" w:line="360" w:lineRule="auto"/>
-        <w:ind w:firstLine="709"/>
-        <w:jc w:val="both"/>
-        <w:rPr>
-          <w:rFonts w:ascii="Times New Roman" w:eastAsiaTheme="minorEastAsia" w:hAnsi="Times New Roman" w:cs="Times New Roman"/>
-          <w:b/>
-          <w:bCs/>
-          <w:sz w:val="28"/>
-          <w:szCs w:val="28"/>
-        </w:rPr>
-      </w:pPr>
-      <w:r>
-        <w:rPr>
-          <w:rFonts w:ascii="Times New Roman" w:eastAsiaTheme="minorEastAsia" w:hAnsi="Times New Roman" w:cs="Times New Roman"/>
-          <w:b/>
-          <w:bCs/>
-          <w:sz w:val="28"/>
-          <w:szCs w:val="28"/>
-        </w:rPr>
-        <w:t>Описание диаграмм IDEF0 для процесса</w:t>
-      </w:r>
-    </w:p>
-    <w:p>
-      <w:pPr>
-        <w:spacing w:after="0" w:line="360" w:lineRule="auto"/>
-        <w:ind w:firstLine="709"/>
-        <w:jc w:val="both"/>
-        <w:rPr>
-          <w:rFonts w:ascii="Times New Roman" w:eastAsiaTheme="minorEastAsia" w:hAnsi="Times New Roman" w:cs="Times New Roman"/>
-          <w:b/>
-          <w:bCs/>
-          <w:sz w:val="28"/>
-          <w:szCs w:val="28"/>
-        </w:rPr>
-      </w:pPr>
-      <w:r>
-        <w:rPr>
-          <w:rFonts w:ascii="Times New Roman" w:eastAsiaTheme="minorEastAsia" w:hAnsi="Times New Roman" w:cs="Times New Roman"/>
-          <w:b/>
-          <w:bCs/>
-          <w:sz w:val="28"/>
-          <w:szCs w:val="28"/>
-        </w:rPr>
-        <w:t>«Покупка товара в интернет-магазине игрушек»</w:t>
-      </w:r>
-    </w:p>
-    <w:p>
-      <w:pPr>
-        <w:spacing w:after="0" w:line="360" w:lineRule="auto"/>
-        <w:ind w:firstLine="709"/>
-        <w:jc w:val="both"/>
+      <w:proofErr w:type="spellStart"/>
+      <w:r>
         <w:rPr>
           <w:rFonts w:ascii="Times New Roman" w:eastAsia="Times New Roman" w:hAnsi="Times New Roman" w:cs="Times New Roman"/>
           <w:sz w:val="28"/>
           <w:szCs w:val="28"/>
           <w:lang w:eastAsia="ru-RU"/>
         </w:rPr>
-      </w:pPr>
+        <w:t>Definition</w:t>
+      </w:r>
+      <w:proofErr w:type="spellEnd"/>
       <w:r>
         <w:rPr>
           <w:rFonts w:ascii="Times New Roman" w:eastAsia="Times New Roman" w:hAnsi="Times New Roman" w:cs="Times New Roman"/>
-          <w:b/>
           <w:sz w:val="28"/>
           <w:szCs w:val="28"/>
           <w:lang w:eastAsia="ru-RU"/>
         </w:rPr>
-        <w:t>Диаграммы IDEF0</w:t>
-      </w:r>
+        <w:t xml:space="preserve"> </w:t>
+      </w:r>
+      <w:proofErr w:type="spellStart"/>
       <w:r>
         <w:rPr>
           <w:rFonts w:ascii="Times New Roman" w:eastAsia="Times New Roman" w:hAnsi="Times New Roman" w:cs="Times New Roman"/>
@@ -1142,7 +1644,17 @@
           <w:szCs w:val="28"/>
           <w:lang w:eastAsia="ru-RU"/>
         </w:rPr>
-        <w:t xml:space="preserve"> (</w:t>
+        <w:t>for</w:t>
+      </w:r>
+      <w:proofErr w:type="spellEnd"/>
+      <w:r>
+        <w:rPr>
+          <w:rFonts w:ascii="Times New Roman" w:eastAsia="Times New Roman" w:hAnsi="Times New Roman" w:cs="Times New Roman"/>
+          <w:sz w:val="28"/>
+          <w:szCs w:val="28"/>
+          <w:lang w:eastAsia="ru-RU"/>
+        </w:rPr>
+        <w:t xml:space="preserve"> </w:t>
       </w:r>
       <w:proofErr w:type="spellStart"/>
       <w:r>
@@ -1152,7 +1664,7 @@
           <w:szCs w:val="28"/>
           <w:lang w:eastAsia="ru-RU"/>
         </w:rPr>
-        <w:t>Integration</w:t>
+        <w:t>Function</w:t>
       </w:r>
       <w:proofErr w:type="spellEnd"/>
       <w:r>
@@ -1162,67 +1674,250 @@
           <w:szCs w:val="28"/>
           <w:lang w:eastAsia="ru-RU"/>
         </w:rPr>
-        <w:t xml:space="preserve"> </w:t>
+        <w:t xml:space="preserve"> Modeling)</w:t>
+      </w:r>
+      <w:r>
+        <w:rPr>
+          <w:rFonts w:ascii="Times New Roman" w:eastAsia="Times New Roman" w:hAnsi="Times New Roman" w:cs="Times New Roman"/>
+          <w:sz w:val="28"/>
+          <w:szCs w:val="28"/>
+          <w:lang w:eastAsia="ru-RU"/>
+        </w:rPr>
+        <w:t xml:space="preserve"> - </w:t>
+      </w:r>
+      <w:r>
+        <w:rPr>
+          <w:rFonts w:ascii="Times New Roman" w:eastAsia="Times New Roman" w:hAnsi="Times New Roman" w:cs="Times New Roman"/>
+          <w:sz w:val="28"/>
+          <w:szCs w:val="28"/>
+          <w:lang w:eastAsia="ru-RU"/>
+        </w:rPr>
+        <w:t xml:space="preserve">представляют собой инструмент функционального моделирования бизнес-процессов. Они позволяют графически описывать функции системы, потоки данных, управляющие воздействия и механизмы выполнения. Основной принцип построения модели IDEF0 – иерархическая декомпозиция, при которой сложная функция верхнего уровня разбивается на более простые подфункции. Каждый функциональный блок описывает отдельную функцию, а стрелки отображают четыре типа потоков по правилу ICOM: </w:t>
+      </w:r>
+    </w:p>
+    <w:p>
+      <w:pPr>
+        <w:spacing w:after="0" w:line="360" w:lineRule="auto"/>
+        <w:ind w:firstLine="709"/>
+        <w:jc w:val="both"/>
+        <w:rPr>
+          <w:rFonts w:ascii="Times New Roman" w:eastAsia="Times New Roman" w:hAnsi="Times New Roman" w:cs="Times New Roman"/>
+          <w:sz w:val="28"/>
+          <w:szCs w:val="28"/>
+          <w:lang w:eastAsia="ru-RU"/>
+        </w:rPr>
+      </w:pPr>
+      <w:r>
+        <w:rPr>
+          <w:rFonts w:ascii="Times New Roman" w:eastAsia="Times New Roman" w:hAnsi="Times New Roman" w:cs="Times New Roman"/>
+          <w:iCs/>
+          <w:sz w:val="28"/>
+          <w:szCs w:val="28"/>
+          <w:lang w:eastAsia="ru-RU"/>
+        </w:rPr>
+        <w:t xml:space="preserve">- </w:t>
+      </w:r>
+      <w:r>
+        <w:rPr>
+          <w:rFonts w:ascii="Times New Roman" w:eastAsia="Times New Roman" w:hAnsi="Times New Roman" w:cs="Times New Roman"/>
+          <w:iCs/>
+          <w:sz w:val="28"/>
+          <w:szCs w:val="28"/>
+          <w:lang w:eastAsia="ru-RU"/>
+        </w:rPr>
+        <w:t>Вход (Input)</w:t>
+      </w:r>
+      <w:r>
+        <w:rPr>
+          <w:rFonts w:ascii="Times New Roman" w:eastAsia="Times New Roman" w:hAnsi="Times New Roman" w:cs="Times New Roman"/>
+          <w:sz w:val="28"/>
+          <w:szCs w:val="28"/>
+          <w:lang w:eastAsia="ru-RU"/>
+        </w:rPr>
+        <w:t xml:space="preserve"> – данные или объекты, поступающие на вход функции (слева); </w:t>
+      </w:r>
+    </w:p>
+    <w:p>
+      <w:pPr>
+        <w:spacing w:after="0" w:line="360" w:lineRule="auto"/>
+        <w:ind w:firstLine="709"/>
+        <w:jc w:val="both"/>
+        <w:rPr>
+          <w:rFonts w:ascii="Times New Roman" w:eastAsia="Times New Roman" w:hAnsi="Times New Roman" w:cs="Times New Roman"/>
+          <w:sz w:val="28"/>
+          <w:szCs w:val="28"/>
+          <w:lang w:eastAsia="ru-RU"/>
+        </w:rPr>
+      </w:pPr>
+      <w:r>
+        <w:rPr>
+          <w:rFonts w:ascii="Times New Roman" w:eastAsia="Times New Roman" w:hAnsi="Times New Roman" w:cs="Times New Roman"/>
+          <w:iCs/>
+          <w:sz w:val="28"/>
+          <w:szCs w:val="28"/>
+          <w:lang w:eastAsia="ru-RU"/>
+        </w:rPr>
+        <w:t xml:space="preserve">- </w:t>
+      </w:r>
+      <w:r>
+        <w:rPr>
+          <w:rFonts w:ascii="Times New Roman" w:eastAsia="Times New Roman" w:hAnsi="Times New Roman" w:cs="Times New Roman"/>
+          <w:iCs/>
+          <w:sz w:val="28"/>
+          <w:szCs w:val="28"/>
+          <w:lang w:eastAsia="ru-RU"/>
+        </w:rPr>
+        <w:t>Управление (</w:t>
       </w:r>
       <w:proofErr w:type="spellStart"/>
       <w:r>
         <w:rPr>
           <w:rFonts w:ascii="Times New Roman" w:eastAsia="Times New Roman" w:hAnsi="Times New Roman" w:cs="Times New Roman"/>
+          <w:iCs/>
           <w:sz w:val="28"/>
           <w:szCs w:val="28"/>
           <w:lang w:eastAsia="ru-RU"/>
         </w:rPr>
-        <w:t>Definition</w:t>
+        <w:t>Control</w:t>
       </w:r>
       <w:proofErr w:type="spellEnd"/>
       <w:r>
         <w:rPr>
           <w:rFonts w:ascii="Times New Roman" w:eastAsia="Times New Roman" w:hAnsi="Times New Roman" w:cs="Times New Roman"/>
+          <w:iCs/>
           <w:sz w:val="28"/>
           <w:szCs w:val="28"/>
           <w:lang w:eastAsia="ru-RU"/>
         </w:rPr>
-        <w:t xml:space="preserve"> </w:t>
+        <w:t>)</w:t>
+      </w:r>
+      <w:r>
+        <w:rPr>
+          <w:rFonts w:ascii="Times New Roman" w:eastAsia="Times New Roman" w:hAnsi="Times New Roman" w:cs="Times New Roman"/>
+          <w:sz w:val="28"/>
+          <w:szCs w:val="28"/>
+          <w:lang w:eastAsia="ru-RU"/>
+        </w:rPr>
+        <w:t xml:space="preserve"> – правила, ограничения и информация, управляющие выполнением функции (сверху); </w:t>
+      </w:r>
+    </w:p>
+    <w:p>
+      <w:pPr>
+        <w:spacing w:after="0" w:line="360" w:lineRule="auto"/>
+        <w:ind w:firstLine="709"/>
+        <w:jc w:val="both"/>
+        <w:rPr>
+          <w:rFonts w:ascii="Times New Roman" w:eastAsia="Times New Roman" w:hAnsi="Times New Roman" w:cs="Times New Roman"/>
+          <w:sz w:val="28"/>
+          <w:szCs w:val="28"/>
+          <w:lang w:eastAsia="ru-RU"/>
+        </w:rPr>
+      </w:pPr>
+      <w:r>
+        <w:rPr>
+          <w:rFonts w:ascii="Times New Roman" w:eastAsia="Times New Roman" w:hAnsi="Times New Roman" w:cs="Times New Roman"/>
+          <w:iCs/>
+          <w:sz w:val="28"/>
+          <w:szCs w:val="28"/>
+          <w:lang w:eastAsia="ru-RU"/>
+        </w:rPr>
+        <w:t xml:space="preserve">- </w:t>
+      </w:r>
+      <w:r>
+        <w:rPr>
+          <w:rFonts w:ascii="Times New Roman" w:eastAsia="Times New Roman" w:hAnsi="Times New Roman" w:cs="Times New Roman"/>
+          <w:iCs/>
+          <w:sz w:val="28"/>
+          <w:szCs w:val="28"/>
+          <w:lang w:eastAsia="ru-RU"/>
+        </w:rPr>
+        <w:t>Выход (</w:t>
       </w:r>
       <w:proofErr w:type="spellStart"/>
       <w:r>
         <w:rPr>
           <w:rFonts w:ascii="Times New Roman" w:eastAsia="Times New Roman" w:hAnsi="Times New Roman" w:cs="Times New Roman"/>
+          <w:iCs/>
           <w:sz w:val="28"/>
           <w:szCs w:val="28"/>
           <w:lang w:eastAsia="ru-RU"/>
         </w:rPr>
-        <w:t>for</w:t>
+        <w:t>Output</w:t>
       </w:r>
       <w:proofErr w:type="spellEnd"/>
       <w:r>
         <w:rPr>
           <w:rFonts w:ascii="Times New Roman" w:eastAsia="Times New Roman" w:hAnsi="Times New Roman" w:cs="Times New Roman"/>
+          <w:iCs/>
           <w:sz w:val="28"/>
           <w:szCs w:val="28"/>
           <w:lang w:eastAsia="ru-RU"/>
         </w:rPr>
-        <w:t xml:space="preserve"> </w:t>
+        <w:t>)</w:t>
+      </w:r>
+      <w:r>
+        <w:rPr>
+          <w:rFonts w:ascii="Times New Roman" w:eastAsia="Times New Roman" w:hAnsi="Times New Roman" w:cs="Times New Roman"/>
+          <w:sz w:val="28"/>
+          <w:szCs w:val="28"/>
+          <w:lang w:eastAsia="ru-RU"/>
+        </w:rPr>
+        <w:t xml:space="preserve"> – результат выполнения функции (справа); </w:t>
+      </w:r>
+    </w:p>
+    <w:p>
+      <w:pPr>
+        <w:spacing w:after="0" w:line="360" w:lineRule="auto"/>
+        <w:ind w:firstLine="709"/>
+        <w:jc w:val="both"/>
+        <w:rPr>
+          <w:rFonts w:ascii="Times New Roman" w:eastAsia="Times New Roman" w:hAnsi="Times New Roman" w:cs="Times New Roman"/>
+          <w:sz w:val="28"/>
+          <w:szCs w:val="28"/>
+          <w:lang w:eastAsia="ru-RU"/>
+        </w:rPr>
+      </w:pPr>
+      <w:r>
+        <w:rPr>
+          <w:rFonts w:ascii="Times New Roman" w:eastAsia="Times New Roman" w:hAnsi="Times New Roman" w:cs="Times New Roman"/>
+          <w:iCs/>
+          <w:sz w:val="28"/>
+          <w:szCs w:val="28"/>
+          <w:lang w:eastAsia="ru-RU"/>
+        </w:rPr>
+        <w:t xml:space="preserve">- </w:t>
+      </w:r>
+      <w:r>
+        <w:rPr>
+          <w:rFonts w:ascii="Times New Roman" w:eastAsia="Times New Roman" w:hAnsi="Times New Roman" w:cs="Times New Roman"/>
+          <w:iCs/>
+          <w:sz w:val="28"/>
+          <w:szCs w:val="28"/>
+          <w:lang w:eastAsia="ru-RU"/>
+        </w:rPr>
+        <w:t>Механизм (</w:t>
       </w:r>
       <w:proofErr w:type="spellStart"/>
       <w:r>
         <w:rPr>
           <w:rFonts w:ascii="Times New Roman" w:eastAsia="Times New Roman" w:hAnsi="Times New Roman" w:cs="Times New Roman"/>
+          <w:iCs/>
           <w:sz w:val="28"/>
           <w:szCs w:val="28"/>
           <w:lang w:eastAsia="ru-RU"/>
         </w:rPr>
-        <w:t>Function</w:t>
+        <w:t>Mechanism</w:t>
       </w:r>
       <w:proofErr w:type="spellEnd"/>
       <w:r>
         <w:rPr>
           <w:rFonts w:ascii="Times New Roman" w:eastAsia="Times New Roman" w:hAnsi="Times New Roman" w:cs="Times New Roman"/>
+          <w:iCs/>
           <w:sz w:val="28"/>
           <w:szCs w:val="28"/>
           <w:lang w:eastAsia="ru-RU"/>
         </w:rPr>
-        <w:t xml:space="preserve"> Modeling)</w:t>
+        <w:t>)</w:t>
       </w:r>
       <w:r>
         <w:rPr>
@@ -1231,263 +1926,6 @@
           <w:szCs w:val="28"/>
           <w:lang w:eastAsia="ru-RU"/>
         </w:rPr>
-        <w:t xml:space="preserve"> - </w:t>
-      </w:r>
-      <w:r>
-        <w:rPr>
-          <w:rFonts w:ascii="Times New Roman" w:eastAsia="Times New Roman" w:hAnsi="Times New Roman" w:cs="Times New Roman"/>
-          <w:sz w:val="28"/>
-          <w:szCs w:val="28"/>
-          <w:lang w:eastAsia="ru-RU"/>
-        </w:rPr>
-        <w:t xml:space="preserve">представляют собой инструмент функционального моделирования бизнес-процессов. Они позволяют графически описывать функции системы, потоки данных, управляющие воздействия и механизмы выполнения. Основной принцип построения модели IDEF0 – иерархическая декомпозиция, при которой сложная функция верхнего уровня разбивается на более простые подфункции. Каждый функциональный блок описывает отдельную функцию, а стрелки отображают четыре типа потоков по правилу ICOM: </w:t>
-      </w:r>
-    </w:p>
-    <w:p>
-      <w:pPr>
-        <w:spacing w:after="0" w:line="360" w:lineRule="auto"/>
-        <w:ind w:firstLine="709"/>
-        <w:jc w:val="both"/>
-        <w:rPr>
-          <w:rFonts w:ascii="Times New Roman" w:eastAsia="Times New Roman" w:hAnsi="Times New Roman" w:cs="Times New Roman"/>
-          <w:sz w:val="28"/>
-          <w:szCs w:val="28"/>
-          <w:lang w:eastAsia="ru-RU"/>
-        </w:rPr>
-      </w:pPr>
-      <w:r>
-        <w:rPr>
-          <w:rFonts w:ascii="Times New Roman" w:eastAsia="Times New Roman" w:hAnsi="Times New Roman" w:cs="Times New Roman"/>
-          <w:b/>
-          <w:iCs/>
-          <w:sz w:val="28"/>
-          <w:szCs w:val="28"/>
-          <w:lang w:eastAsia="ru-RU"/>
-        </w:rPr>
-        <w:t xml:space="preserve">- </w:t>
-      </w:r>
-      <w:r>
-        <w:rPr>
-          <w:rFonts w:ascii="Times New Roman" w:eastAsia="Times New Roman" w:hAnsi="Times New Roman" w:cs="Times New Roman"/>
-          <w:b/>
-          <w:iCs/>
-          <w:sz w:val="28"/>
-          <w:szCs w:val="28"/>
-          <w:lang w:eastAsia="ru-RU"/>
-        </w:rPr>
-        <w:t>Вход (Input)</w:t>
-      </w:r>
-      <w:r>
-        <w:rPr>
-          <w:rFonts w:ascii="Times New Roman" w:eastAsia="Times New Roman" w:hAnsi="Times New Roman" w:cs="Times New Roman"/>
-          <w:sz w:val="28"/>
-          <w:szCs w:val="28"/>
-          <w:lang w:eastAsia="ru-RU"/>
-        </w:rPr>
-        <w:t xml:space="preserve"> – данные или объекты, поступающие на вход функции (слева); </w:t>
-      </w:r>
-    </w:p>
-    <w:p>
-      <w:pPr>
-        <w:spacing w:after="0" w:line="360" w:lineRule="auto"/>
-        <w:ind w:firstLine="709"/>
-        <w:jc w:val="both"/>
-        <w:rPr>
-          <w:rFonts w:ascii="Times New Roman" w:eastAsia="Times New Roman" w:hAnsi="Times New Roman" w:cs="Times New Roman"/>
-          <w:sz w:val="28"/>
-          <w:szCs w:val="28"/>
-          <w:lang w:eastAsia="ru-RU"/>
-        </w:rPr>
-      </w:pPr>
-      <w:r>
-        <w:rPr>
-          <w:rFonts w:ascii="Times New Roman" w:eastAsia="Times New Roman" w:hAnsi="Times New Roman" w:cs="Times New Roman"/>
-          <w:b/>
-          <w:iCs/>
-          <w:sz w:val="28"/>
-          <w:szCs w:val="28"/>
-          <w:lang w:eastAsia="ru-RU"/>
-        </w:rPr>
-        <w:t xml:space="preserve">- </w:t>
-      </w:r>
-      <w:r>
-        <w:rPr>
-          <w:rFonts w:ascii="Times New Roman" w:eastAsia="Times New Roman" w:hAnsi="Times New Roman" w:cs="Times New Roman"/>
-          <w:b/>
-          <w:iCs/>
-          <w:sz w:val="28"/>
-          <w:szCs w:val="28"/>
-          <w:lang w:eastAsia="ru-RU"/>
-        </w:rPr>
-        <w:t>Управление (</w:t>
-      </w:r>
-      <w:proofErr w:type="spellStart"/>
-      <w:r>
-        <w:rPr>
-          <w:rFonts w:ascii="Times New Roman" w:eastAsia="Times New Roman" w:hAnsi="Times New Roman" w:cs="Times New Roman"/>
-          <w:b/>
-          <w:iCs/>
-          <w:sz w:val="28"/>
-          <w:szCs w:val="28"/>
-          <w:lang w:eastAsia="ru-RU"/>
-        </w:rPr>
-        <w:t>Control</w:t>
-      </w:r>
-      <w:proofErr w:type="spellEnd"/>
-      <w:r>
-        <w:rPr>
-          <w:rFonts w:ascii="Times New Roman" w:eastAsia="Times New Roman" w:hAnsi="Times New Roman" w:cs="Times New Roman"/>
-          <w:b/>
-          <w:iCs/>
-          <w:sz w:val="28"/>
-          <w:szCs w:val="28"/>
-          <w:lang w:eastAsia="ru-RU"/>
-        </w:rPr>
-        <w:t>)</w:t>
-      </w:r>
-      <w:r>
-        <w:rPr>
-          <w:rFonts w:ascii="Times New Roman" w:eastAsia="Times New Roman" w:hAnsi="Times New Roman" w:cs="Times New Roman"/>
-          <w:sz w:val="28"/>
-          <w:szCs w:val="28"/>
-          <w:lang w:eastAsia="ru-RU"/>
-        </w:rPr>
-        <w:t xml:space="preserve"> – правила, ограничения и информация, управляющие выполнением функции (сверху); </w:t>
-      </w:r>
-    </w:p>
-    <w:p>
-      <w:pPr>
-        <w:spacing w:after="0" w:line="360" w:lineRule="auto"/>
-        <w:ind w:firstLine="709"/>
-        <w:jc w:val="both"/>
-        <w:rPr>
-          <w:rFonts w:ascii="Times New Roman" w:eastAsia="Times New Roman" w:hAnsi="Times New Roman" w:cs="Times New Roman"/>
-          <w:sz w:val="28"/>
-          <w:szCs w:val="28"/>
-          <w:lang w:eastAsia="ru-RU"/>
-        </w:rPr>
-      </w:pPr>
-      <w:r>
-        <w:rPr>
-          <w:rFonts w:ascii="Times New Roman" w:eastAsia="Times New Roman" w:hAnsi="Times New Roman" w:cs="Times New Roman"/>
-          <w:b/>
-          <w:iCs/>
-          <w:sz w:val="28"/>
-          <w:szCs w:val="28"/>
-          <w:lang w:eastAsia="ru-RU"/>
-        </w:rPr>
-        <w:t xml:space="preserve">- </w:t>
-      </w:r>
-      <w:r>
-        <w:rPr>
-          <w:rFonts w:ascii="Times New Roman" w:eastAsia="Times New Roman" w:hAnsi="Times New Roman" w:cs="Times New Roman"/>
-          <w:b/>
-          <w:iCs/>
-          <w:sz w:val="28"/>
-          <w:szCs w:val="28"/>
-          <w:lang w:eastAsia="ru-RU"/>
-        </w:rPr>
-        <w:t>Выход (</w:t>
-      </w:r>
-      <w:proofErr w:type="spellStart"/>
-      <w:r>
-        <w:rPr>
-          <w:rFonts w:ascii="Times New Roman" w:eastAsia="Times New Roman" w:hAnsi="Times New Roman" w:cs="Times New Roman"/>
-          <w:b/>
-          <w:iCs/>
-          <w:sz w:val="28"/>
-          <w:szCs w:val="28"/>
-          <w:lang w:eastAsia="ru-RU"/>
-        </w:rPr>
-        <w:t>Output</w:t>
-      </w:r>
-      <w:proofErr w:type="spellEnd"/>
-      <w:r>
-        <w:rPr>
-          <w:rFonts w:ascii="Times New Roman" w:eastAsia="Times New Roman" w:hAnsi="Times New Roman" w:cs="Times New Roman"/>
-          <w:b/>
-          <w:iCs/>
-          <w:sz w:val="28"/>
-          <w:szCs w:val="28"/>
-          <w:lang w:eastAsia="ru-RU"/>
-        </w:rPr>
-        <w:t>)</w:t>
-      </w:r>
-      <w:r>
-        <w:rPr>
-          <w:rFonts w:ascii="Times New Roman" w:eastAsia="Times New Roman" w:hAnsi="Times New Roman" w:cs="Times New Roman"/>
-          <w:sz w:val="28"/>
-          <w:szCs w:val="28"/>
-          <w:lang w:eastAsia="ru-RU"/>
-        </w:rPr>
-        <w:t xml:space="preserve"> – результат выполнения функции (справа); </w:t>
-      </w:r>
-    </w:p>
-    <w:p>
-      <w:pPr>
-        <w:spacing w:after="0" w:line="360" w:lineRule="auto"/>
-        <w:ind w:firstLine="709"/>
-        <w:jc w:val="both"/>
-        <w:rPr>
-          <w:rFonts w:ascii="Times New Roman" w:eastAsia="Times New Roman" w:hAnsi="Times New Roman" w:cs="Times New Roman"/>
-          <w:sz w:val="28"/>
-          <w:szCs w:val="28"/>
-          <w:lang w:eastAsia="ru-RU"/>
-        </w:rPr>
-      </w:pPr>
-      <w:r>
-        <w:rPr>
-          <w:rFonts w:ascii="Times New Roman" w:eastAsia="Times New Roman" w:hAnsi="Times New Roman" w:cs="Times New Roman"/>
-          <w:b/>
-          <w:iCs/>
-          <w:sz w:val="28"/>
-          <w:szCs w:val="28"/>
-          <w:lang w:eastAsia="ru-RU"/>
-        </w:rPr>
-        <w:t xml:space="preserve">- </w:t>
-      </w:r>
-      <w:r>
-        <w:rPr>
-          <w:rFonts w:ascii="Times New Roman" w:eastAsia="Times New Roman" w:hAnsi="Times New Roman" w:cs="Times New Roman"/>
-          <w:b/>
-          <w:iCs/>
-          <w:sz w:val="28"/>
-          <w:szCs w:val="28"/>
-          <w:lang w:eastAsia="ru-RU"/>
-        </w:rPr>
-        <w:t>Механизм (</w:t>
-      </w:r>
-      <w:proofErr w:type="spellStart"/>
-      <w:r>
-        <w:rPr>
-          <w:rFonts w:ascii="Times New Roman" w:eastAsia="Times New Roman" w:hAnsi="Times New Roman" w:cs="Times New Roman"/>
-          <w:b/>
-          <w:iCs/>
-          <w:sz w:val="28"/>
-          <w:szCs w:val="28"/>
-          <w:lang w:eastAsia="ru-RU"/>
-        </w:rPr>
-        <w:t>Mechanism</w:t>
-      </w:r>
-      <w:proofErr w:type="spellEnd"/>
-      <w:r>
-        <w:rPr>
-          <w:rFonts w:ascii="Times New Roman" w:eastAsia="Times New Roman" w:hAnsi="Times New Roman" w:cs="Times New Roman"/>
-          <w:b/>
-          <w:iCs/>
-          <w:sz w:val="28"/>
-          <w:szCs w:val="28"/>
-          <w:lang w:eastAsia="ru-RU"/>
-        </w:rPr>
-        <w:t>)</w:t>
-      </w:r>
-      <w:r>
-        <w:rPr>
-          <w:rFonts w:ascii="Times New Roman" w:eastAsia="Times New Roman" w:hAnsi="Times New Roman" w:cs="Times New Roman"/>
-          <w:sz w:val="28"/>
-          <w:szCs w:val="28"/>
-          <w:lang w:eastAsia="ru-RU"/>
-        </w:rPr>
         <w:t xml:space="preserve"> – ресурсы и исполнители, обеспечивающие выполнение функции (снизу).</w:t>
       </w:r>
     </w:p>
@@ -1507,7 +1945,7 @@
       <w:pPr>
         <w:spacing w:after="0" w:line="360" w:lineRule="auto"/>
         <w:ind w:firstLine="709"/>
-        <w:jc w:val="both"/>
+        <w:jc w:val="center"/>
         <w:rPr>
           <w:rFonts w:ascii="Times New Roman" w:eastAsiaTheme="minorEastAsia" w:hAnsi="Times New Roman" w:cs="Times New Roman"/>
           <w:sz w:val="28"/>
@@ -1551,7 +1989,7 @@
                     </pic:cNvPicPr>
                   </pic:nvPicPr>
                   <pic:blipFill>
-                    <a:blip r:embed="rId7">
+                    <a:blip r:embed="rId8">
                       <a:extLst>
                         <a:ext uri="{28A0092B-C50C-407E-A947-70E740481C1C}">
                           <a14:useLocalDpi xmlns:a14="http://schemas.microsoft.com/office/drawing/2010/main" val="0"/>
@@ -1799,7 +2237,7 @@
       <w:pPr>
         <w:spacing w:after="0" w:line="360" w:lineRule="auto"/>
         <w:ind w:firstLine="709"/>
-        <w:jc w:val="both"/>
+        <w:jc w:val="center"/>
         <w:rPr>
           <w:rFonts w:ascii="Times New Roman" w:eastAsiaTheme="minorEastAsia" w:hAnsi="Times New Roman" w:cs="Times New Roman"/>
           <w:sz w:val="28"/>
@@ -1841,7 +2279,7 @@
                     </pic:cNvPicPr>
                   </pic:nvPicPr>
                   <pic:blipFill>
-                    <a:blip r:embed="rId8">
+                    <a:blip r:embed="rId9">
                       <a:extLst>
                         <a:ext uri="{28A0092B-C50C-407E-A947-70E740481C1C}">
                           <a14:useLocalDpi xmlns:a14="http://schemas.microsoft.com/office/drawing/2010/main" val="0"/>
@@ -1956,39 +2394,52 @@
         <w:jc w:val="both"/>
         <w:rPr>
           <w:rFonts w:ascii="Times New Roman" w:eastAsiaTheme="minorEastAsia" w:hAnsi="Times New Roman" w:cs="Times New Roman"/>
-          <w:bCs/>
-          <w:sz w:val="28"/>
-          <w:szCs w:val="28"/>
-        </w:rPr>
-      </w:pPr>
-      <w:r>
-        <w:rPr>
-          <w:rFonts w:ascii="Times New Roman" w:eastAsiaTheme="minorEastAsia" w:hAnsi="Times New Roman" w:cs="Times New Roman"/>
           <w:b/>
           <w:bCs/>
           <w:sz w:val="28"/>
           <w:szCs w:val="28"/>
         </w:rPr>
+      </w:pPr>
+      <w:r>
+        <w:rPr>
+          <w:rFonts w:ascii="Times New Roman" w:eastAsiaTheme="minorEastAsia" w:hAnsi="Times New Roman" w:cs="Times New Roman"/>
+          <w:b/>
+          <w:bCs/>
+          <w:sz w:val="28"/>
+          <w:szCs w:val="28"/>
+        </w:rPr>
         <w:t>Контекстная диаграмма (A0)</w:t>
       </w:r>
-      <w:r>
-        <w:rPr>
-          <w:rFonts w:ascii="Times New Roman" w:eastAsiaTheme="minorEastAsia" w:hAnsi="Times New Roman" w:cs="Times New Roman"/>
-          <w:b/>
-          <w:bCs/>
-          <w:sz w:val="28"/>
-          <w:szCs w:val="28"/>
-        </w:rPr>
-        <w:br/>
-      </w:r>
-      <w:r>
-        <w:rPr>
-          <w:rFonts w:ascii="Times New Roman" w:eastAsiaTheme="minorEastAsia" w:hAnsi="Times New Roman" w:cs="Times New Roman"/>
-          <w:bCs/>
-          <w:sz w:val="28"/>
-          <w:szCs w:val="28"/>
-        </w:rPr>
-        <w:t>На первой диаграмме представлена контекстная диаграмма процесса «Покупка товара в интернет-магазине игрушек». Данная диаграмма содержит один функциональный блок и определяет границы моделируемой системы.</w:t>
+    </w:p>
+    <w:p>
+      <w:pPr>
+        <w:spacing w:after="0" w:line="360" w:lineRule="auto"/>
+        <w:ind w:firstLine="709"/>
+        <w:jc w:val="both"/>
+        <w:rPr>
+          <w:rFonts w:ascii="Times New Roman" w:eastAsiaTheme="minorEastAsia" w:hAnsi="Times New Roman" w:cs="Times New Roman"/>
+          <w:bCs/>
+          <w:sz w:val="28"/>
+          <w:szCs w:val="28"/>
+        </w:rPr>
+      </w:pPr>
+      <w:r>
+        <w:rPr>
+          <w:rFonts w:ascii="Times New Roman" w:eastAsiaTheme="minorEastAsia" w:hAnsi="Times New Roman" w:cs="Times New Roman"/>
+          <w:bCs/>
+          <w:sz w:val="28"/>
+          <w:szCs w:val="28"/>
+        </w:rPr>
+        <w:t>П</w:t>
+      </w:r>
+      <w:r>
+        <w:rPr>
+          <w:rFonts w:ascii="Times New Roman" w:eastAsiaTheme="minorEastAsia" w:hAnsi="Times New Roman" w:cs="Times New Roman"/>
+          <w:bCs/>
+          <w:sz w:val="28"/>
+          <w:szCs w:val="28"/>
+        </w:rPr>
+        <w:t>редставлена контекстная диаграмма процесса «Покупка товара в интернет-магазине игрушек». Данная диаграмма содержит один функциональный блок и определяет границы моделируемой системы.</w:t>
       </w:r>
       <w:r>
         <w:rPr>
@@ -2155,7 +2606,6 @@
       <w:r>
         <w:rPr>
           <w:rFonts w:ascii="Times New Roman" w:eastAsiaTheme="minorEastAsia" w:hAnsi="Times New Roman" w:cs="Times New Roman"/>
-          <w:b/>
           <w:bCs/>
           <w:sz w:val="28"/>
           <w:szCs w:val="28"/>
@@ -2196,7 +2646,6 @@
       <w:r>
         <w:rPr>
           <w:rFonts w:ascii="Times New Roman" w:eastAsiaTheme="minorEastAsia" w:hAnsi="Times New Roman" w:cs="Times New Roman"/>
-          <w:b/>
           <w:bCs/>
           <w:sz w:val="28"/>
           <w:szCs w:val="28"/>
@@ -2237,7 +2686,6 @@
       <w:r>
         <w:rPr>
           <w:rFonts w:ascii="Times New Roman" w:eastAsiaTheme="minorEastAsia" w:hAnsi="Times New Roman" w:cs="Times New Roman"/>
-          <w:b/>
           <w:bCs/>
           <w:sz w:val="28"/>
           <w:szCs w:val="28"/>
@@ -2278,7 +2726,6 @@
       <w:r>
         <w:rPr>
           <w:rFonts w:ascii="Times New Roman" w:eastAsiaTheme="minorEastAsia" w:hAnsi="Times New Roman" w:cs="Times New Roman"/>
-          <w:b/>
           <w:bCs/>
           <w:sz w:val="28"/>
           <w:szCs w:val="28"/>
@@ -2326,7 +2773,6 @@
       <w:r>
         <w:rPr>
           <w:rFonts w:ascii="Times New Roman" w:eastAsiaTheme="minorEastAsia" w:hAnsi="Times New Roman" w:cs="Times New Roman"/>
-          <w:b/>
           <w:bCs/>
           <w:sz w:val="28"/>
           <w:szCs w:val="28"/>
@@ -2339,40 +2785,15 @@
           <w:sz w:val="28"/>
           <w:szCs w:val="28"/>
         </w:rPr>
-        <w:t xml:space="preserve">. Пользователь выбирает игрушку (A1), после чего игрушка считается выбранной. Далее менеджер предоставляет сведения о дате и времени доставки, и пользователь переходит к выбору даты доставки (A2). Затем выполняется оплата игрушки (A3), после чего организуется доставка игрушки (курьер) и пользователь получает игрушку (A4). </w:t>
-      </w:r>
-      <w:r>
-        <w:rPr>
-          <w:rFonts w:ascii="Times New Roman" w:eastAsiaTheme="minorEastAsia" w:hAnsi="Times New Roman" w:cs="Times New Roman"/>
-          <w:sz w:val="28"/>
-          <w:szCs w:val="28"/>
-        </w:rPr>
-        <w:t>Результатом процесса становятся</w:t>
-      </w:r>
-      <w:r>
-        <w:rPr>
-          <w:rFonts w:ascii="Times New Roman" w:eastAsiaTheme="minorEastAsia" w:hAnsi="Times New Roman" w:cs="Times New Roman"/>
-          <w:sz w:val="28"/>
-          <w:szCs w:val="28"/>
-        </w:rPr>
-        <w:t xml:space="preserve"> </w:t>
-      </w:r>
-      <w:r>
-        <w:rPr>
-          <w:rFonts w:ascii="Times New Roman" w:eastAsiaTheme="minorEastAsia" w:hAnsi="Times New Roman" w:cs="Times New Roman"/>
-          <w:b/>
-          <w:sz w:val="28"/>
-          <w:szCs w:val="28"/>
-        </w:rPr>
-        <w:t>доставка товара</w:t>
-      </w:r>
-      <w:r>
-        <w:rPr>
-          <w:rFonts w:ascii="Times New Roman" w:eastAsiaTheme="minorEastAsia" w:hAnsi="Times New Roman" w:cs="Times New Roman"/>
-          <w:sz w:val="28"/>
-          <w:szCs w:val="28"/>
-        </w:rPr>
-        <w:t xml:space="preserve"> и</w:t>
+        <w:t>. Пользователь выбирает игрушку (A1), после чего игрушка считается выбранной. Далее менеджер предоставляет сведения о дате и времени доставки, и пользователь переходит к выбору даты доставки (A2). Затем выполняется оплата игрушки (A3), после чего организуется доставка игрушки (курьер) и пользователь получает игрушку (A4). Результатом процесса становятся</w:t>
+      </w:r>
+      <w:r>
+        <w:rPr>
+          <w:rFonts w:ascii="Times New Roman" w:eastAsiaTheme="minorEastAsia" w:hAnsi="Times New Roman" w:cs="Times New Roman"/>
+          <w:sz w:val="28"/>
+          <w:szCs w:val="28"/>
+        </w:rPr>
+        <w:t xml:space="preserve"> доставка товара и</w:t>
       </w:r>
       <w:r>
         <w:rPr>
@@ -2385,7 +2806,6 @@
       <w:r>
         <w:rPr>
           <w:rFonts w:ascii="Times New Roman" w:eastAsiaTheme="minorEastAsia" w:hAnsi="Times New Roman" w:cs="Times New Roman"/>
-          <w:b/>
           <w:bCs/>
           <w:sz w:val="28"/>
           <w:szCs w:val="28"/>
@@ -2443,7 +2863,6 @@
       <w:r>
         <w:rPr>
           <w:rFonts w:ascii="Times New Roman" w:eastAsiaTheme="minorEastAsia" w:hAnsi="Times New Roman" w:cs="Times New Roman"/>
-          <w:b/>
           <w:bCs/>
           <w:sz w:val="28"/>
           <w:szCs w:val="28"/>
@@ -2461,7 +2880,6 @@
       <w:r>
         <w:rPr>
           <w:rFonts w:ascii="Times New Roman" w:eastAsiaTheme="minorEastAsia" w:hAnsi="Times New Roman" w:cs="Times New Roman"/>
-          <w:b/>
           <w:bCs/>
           <w:sz w:val="28"/>
           <w:szCs w:val="28"/>
@@ -2479,7 +2897,6 @@
       <w:r>
         <w:rPr>
           <w:rFonts w:ascii="Times New Roman" w:eastAsiaTheme="minorEastAsia" w:hAnsi="Times New Roman" w:cs="Times New Roman"/>
-          <w:b/>
           <w:bCs/>
           <w:sz w:val="28"/>
           <w:szCs w:val="28"/>
@@ -2506,62 +2923,162 @@
       <w:r>
         <w:rPr>
           <w:rFonts w:ascii="Times New Roman" w:eastAsiaTheme="minorEastAsia" w:hAnsi="Times New Roman" w:cs="Times New Roman"/>
+          <w:bCs/>
+          <w:sz w:val="28"/>
+          <w:szCs w:val="28"/>
+        </w:rPr>
+        <w:t>Пользователь</w:t>
+      </w:r>
+      <w:r>
+        <w:rPr>
+          <w:rFonts w:ascii="Times New Roman" w:eastAsiaTheme="minorEastAsia" w:hAnsi="Times New Roman" w:cs="Times New Roman"/>
+          <w:sz w:val="28"/>
+          <w:szCs w:val="28"/>
+        </w:rPr>
+        <w:t> участвует во всём процессе и изображён на нижней границе диаграммы.</w:t>
+      </w:r>
+    </w:p>
+    <w:p>
+      <w:pPr>
+        <w:spacing w:after="0" w:line="360" w:lineRule="auto"/>
+        <w:ind w:firstLine="709"/>
+        <w:jc w:val="both"/>
+        <w:rPr>
+          <w:rFonts w:ascii="Times New Roman" w:eastAsiaTheme="minorEastAsia" w:hAnsi="Times New Roman" w:cs="Times New Roman"/>
+          <w:sz w:val="28"/>
+          <w:szCs w:val="28"/>
+        </w:rPr>
+      </w:pPr>
+      <w:r>
+        <w:rPr>
+          <w:rFonts w:ascii="Times New Roman" w:eastAsiaTheme="minorEastAsia" w:hAnsi="Times New Roman" w:cs="Times New Roman"/>
+          <w:sz w:val="28"/>
+          <w:szCs w:val="28"/>
+        </w:rPr>
+        <w:t>Выходами отдельных подфункций являются:</w:t>
+      </w:r>
+    </w:p>
+    <w:p>
+      <w:pPr>
+        <w:spacing w:after="0" w:line="360" w:lineRule="auto"/>
+        <w:ind w:firstLine="709"/>
+        <w:jc w:val="both"/>
+        <w:rPr>
+          <w:rFonts w:ascii="Times New Roman" w:eastAsiaTheme="minorEastAsia" w:hAnsi="Times New Roman" w:cs="Times New Roman"/>
+          <w:sz w:val="28"/>
+          <w:szCs w:val="28"/>
+        </w:rPr>
+      </w:pPr>
+      <w:r>
+        <w:rPr>
+          <w:rFonts w:ascii="Times New Roman" w:eastAsiaTheme="minorEastAsia" w:hAnsi="Times New Roman" w:cs="Times New Roman"/>
+          <w:bCs/>
+          <w:sz w:val="28"/>
+          <w:szCs w:val="28"/>
+        </w:rPr>
+        <w:t xml:space="preserve">- </w:t>
+      </w:r>
+      <w:r>
+        <w:rPr>
+          <w:rFonts w:ascii="Times New Roman" w:eastAsiaTheme="minorEastAsia" w:hAnsi="Times New Roman" w:cs="Times New Roman"/>
+          <w:bCs/>
+          <w:sz w:val="28"/>
+          <w:szCs w:val="28"/>
+        </w:rPr>
+        <w:t>Квитанция о получении</w:t>
+      </w:r>
+      <w:r>
+        <w:rPr>
+          <w:rFonts w:ascii="Times New Roman" w:eastAsiaTheme="minorEastAsia" w:hAnsi="Times New Roman" w:cs="Times New Roman"/>
+          <w:sz w:val="28"/>
+          <w:szCs w:val="28"/>
+        </w:rPr>
+        <w:t> (из A4);</w:t>
+      </w:r>
+    </w:p>
+    <w:p>
+      <w:pPr>
+        <w:spacing w:after="0" w:line="360" w:lineRule="auto"/>
+        <w:ind w:firstLine="709"/>
+        <w:jc w:val="both"/>
+        <w:rPr>
+          <w:rFonts w:ascii="Times New Roman" w:eastAsiaTheme="minorEastAsia" w:hAnsi="Times New Roman" w:cs="Times New Roman"/>
+          <w:sz w:val="28"/>
+          <w:szCs w:val="28"/>
+        </w:rPr>
+      </w:pPr>
+      <w:r>
+        <w:rPr>
+          <w:rFonts w:ascii="Times New Roman" w:eastAsiaTheme="minorEastAsia" w:hAnsi="Times New Roman" w:cs="Times New Roman"/>
+          <w:bCs/>
+          <w:sz w:val="28"/>
+          <w:szCs w:val="28"/>
+        </w:rPr>
+        <w:t xml:space="preserve">- </w:t>
+      </w:r>
+      <w:r>
+        <w:rPr>
+          <w:rFonts w:ascii="Times New Roman" w:eastAsiaTheme="minorEastAsia" w:hAnsi="Times New Roman" w:cs="Times New Roman"/>
+          <w:bCs/>
+          <w:sz w:val="28"/>
+          <w:szCs w:val="28"/>
+        </w:rPr>
+        <w:t>Доставка игрушки</w:t>
+      </w:r>
+      <w:r>
+        <w:rPr>
+          <w:rFonts w:ascii="Times New Roman" w:eastAsiaTheme="minorEastAsia" w:hAnsi="Times New Roman" w:cs="Times New Roman"/>
+          <w:sz w:val="28"/>
+          <w:szCs w:val="28"/>
+        </w:rPr>
+        <w:t> (из A4).</w:t>
+      </w:r>
+    </w:p>
+    <w:p>
+      <w:pPr>
+        <w:spacing w:after="0" w:line="360" w:lineRule="auto"/>
+        <w:ind w:firstLine="709"/>
+        <w:jc w:val="both"/>
+        <w:rPr>
+          <w:rFonts w:ascii="Times New Roman" w:eastAsiaTheme="minorEastAsia" w:hAnsi="Times New Roman" w:cs="Times New Roman"/>
+          <w:sz w:val="28"/>
+          <w:szCs w:val="28"/>
+        </w:rPr>
+      </w:pPr>
+      <w:r>
+        <w:rPr>
+          <w:rFonts w:ascii="Times New Roman" w:eastAsiaTheme="minorEastAsia" w:hAnsi="Times New Roman" w:cs="Times New Roman"/>
+          <w:sz w:val="28"/>
+          <w:szCs w:val="28"/>
+        </w:rPr>
+        <w:t>Таким образом, представленные диаграммы IDEF0 наглядно демонстрируют структуру существующего бизнес-процесса покупки товара в интернет-магазине игрушек. Они позволяют чётко увидеть этапы процесса (выбор игрушки → выбор даты → оплата → получение), потоки информации, роли участников (Пользователь, Менеджер, Курьер) и управляющие документы (Закон о правах потребителя, публичная оферта). Данная модель служит основой для анализа недостатков текущей организации процесса и последующей разработки автоматизированной версии.</w:t>
+      </w:r>
+    </w:p>
+    <w:p>
+      <w:pPr>
+        <w:spacing w:after="0" w:line="360" w:lineRule="auto"/>
+        <w:ind w:firstLine="709"/>
+        <w:jc w:val="both"/>
+        <w:rPr>
+          <w:rFonts w:ascii="Times New Roman" w:eastAsiaTheme="minorEastAsia" w:hAnsi="Times New Roman" w:cs="Times New Roman"/>
+          <w:sz w:val="28"/>
+          <w:szCs w:val="28"/>
+        </w:rPr>
+      </w:pPr>
+    </w:p>
+    <w:p>
+      <w:pPr>
+        <w:spacing w:after="0" w:line="360" w:lineRule="auto"/>
+        <w:ind w:firstLine="708"/>
+        <w:jc w:val="both"/>
+        <w:rPr>
+          <w:rFonts w:ascii="Times New Roman" w:eastAsiaTheme="minorEastAsia" w:hAnsi="Times New Roman" w:cs="Times New Roman"/>
           <w:b/>
           <w:bCs/>
           <w:sz w:val="28"/>
           <w:szCs w:val="28"/>
         </w:rPr>
-        <w:t>Пользователь</w:t>
-      </w:r>
-      <w:r>
-        <w:rPr>
-          <w:rFonts w:ascii="Times New Roman" w:eastAsiaTheme="minorEastAsia" w:hAnsi="Times New Roman" w:cs="Times New Roman"/>
-          <w:sz w:val="28"/>
-          <w:szCs w:val="28"/>
-        </w:rPr>
-        <w:t> участвует во всём процессе и изображён на нижней границе диаграммы.</w:t>
-      </w:r>
-    </w:p>
-    <w:p>
-      <w:pPr>
-        <w:spacing w:after="0" w:line="360" w:lineRule="auto"/>
-        <w:ind w:firstLine="709"/>
-        <w:jc w:val="both"/>
-        <w:rPr>
-          <w:rFonts w:ascii="Times New Roman" w:eastAsiaTheme="minorEastAsia" w:hAnsi="Times New Roman" w:cs="Times New Roman"/>
-          <w:sz w:val="28"/>
-          <w:szCs w:val="28"/>
-        </w:rPr>
-      </w:pPr>
-      <w:r>
-        <w:rPr>
-          <w:rFonts w:ascii="Times New Roman" w:eastAsiaTheme="minorEastAsia" w:hAnsi="Times New Roman" w:cs="Times New Roman"/>
-          <w:sz w:val="28"/>
-          <w:szCs w:val="28"/>
-        </w:rPr>
-        <w:t>Выходами отдельных подфункций являются:</w:t>
-      </w:r>
-    </w:p>
-    <w:p>
-      <w:pPr>
-        <w:spacing w:after="0" w:line="360" w:lineRule="auto"/>
-        <w:ind w:firstLine="709"/>
-        <w:jc w:val="both"/>
-        <w:rPr>
-          <w:rFonts w:ascii="Times New Roman" w:eastAsiaTheme="minorEastAsia" w:hAnsi="Times New Roman" w:cs="Times New Roman"/>
-          <w:sz w:val="28"/>
-          <w:szCs w:val="28"/>
-        </w:rPr>
-      </w:pPr>
-      <w:r>
-        <w:rPr>
-          <w:rFonts w:ascii="Times New Roman" w:eastAsiaTheme="minorEastAsia" w:hAnsi="Times New Roman" w:cs="Times New Roman"/>
-          <w:bCs/>
-          <w:sz w:val="28"/>
-          <w:szCs w:val="28"/>
-        </w:rPr>
-        <w:t>-</w:t>
-      </w:r>
+      </w:pPr>
       <w:r>
         <w:rPr>
           <w:rFonts w:ascii="Times New Roman" w:eastAsiaTheme="minorEastAsia" w:hAnsi="Times New Roman" w:cs="Times New Roman"/>
@@ -2570,8 +3087,31 @@
           <w:sz w:val="28"/>
           <w:szCs w:val="28"/>
         </w:rPr>
+        <w:t>Описание диаграммы вариантов использования (</w:t>
+      </w:r>
+      <w:proofErr w:type="spellStart"/>
+      <w:r>
+        <w:rPr>
+          <w:rFonts w:ascii="Times New Roman" w:eastAsiaTheme="minorEastAsia" w:hAnsi="Times New Roman" w:cs="Times New Roman"/>
+          <w:b/>
+          <w:bCs/>
+          <w:sz w:val="28"/>
+          <w:szCs w:val="28"/>
+        </w:rPr>
+        <w:t>Use</w:t>
+      </w:r>
+      <w:proofErr w:type="spellEnd"/>
+      <w:r>
+        <w:rPr>
+          <w:rFonts w:ascii="Times New Roman" w:eastAsiaTheme="minorEastAsia" w:hAnsi="Times New Roman" w:cs="Times New Roman"/>
+          <w:b/>
+          <w:bCs/>
+          <w:sz w:val="28"/>
+          <w:szCs w:val="28"/>
+        </w:rPr>
         <w:t xml:space="preserve"> </w:t>
       </w:r>
+      <w:proofErr w:type="spellStart"/>
       <w:r>
         <w:rPr>
           <w:rFonts w:ascii="Times New Roman" w:eastAsiaTheme="minorEastAsia" w:hAnsi="Times New Roman" w:cs="Times New Roman"/>
@@ -2580,28 +3120,9 @@
           <w:sz w:val="28"/>
           <w:szCs w:val="28"/>
         </w:rPr>
-        <w:t>Квитанция о получении</w:t>
-      </w:r>
-      <w:r>
-        <w:rPr>
-          <w:rFonts w:ascii="Times New Roman" w:eastAsiaTheme="minorEastAsia" w:hAnsi="Times New Roman" w:cs="Times New Roman"/>
-          <w:sz w:val="28"/>
-          <w:szCs w:val="28"/>
-        </w:rPr>
-        <w:t> (из A4);</w:t>
-      </w:r>
-    </w:p>
-    <w:p>
-      <w:pPr>
-        <w:spacing w:after="0" w:line="360" w:lineRule="auto"/>
-        <w:ind w:firstLine="709"/>
-        <w:jc w:val="both"/>
-        <w:rPr>
-          <w:rFonts w:ascii="Times New Roman" w:eastAsiaTheme="minorEastAsia" w:hAnsi="Times New Roman" w:cs="Times New Roman"/>
-          <w:sz w:val="28"/>
-          <w:szCs w:val="28"/>
-        </w:rPr>
-      </w:pPr>
+        <w:t>Case</w:t>
+      </w:r>
+      <w:proofErr w:type="spellEnd"/>
       <w:r>
         <w:rPr>
           <w:rFonts w:ascii="Times New Roman" w:eastAsiaTheme="minorEastAsia" w:hAnsi="Times New Roman" w:cs="Times New Roman"/>
@@ -2610,8 +3131,9 @@
           <w:sz w:val="28"/>
           <w:szCs w:val="28"/>
         </w:rPr>
-        <w:t xml:space="preserve">- </w:t>
-      </w:r>
+        <w:t xml:space="preserve"> </w:t>
+      </w:r>
+      <w:proofErr w:type="spellStart"/>
       <w:r>
         <w:rPr>
           <w:rFonts w:ascii="Times New Roman" w:eastAsiaTheme="minorEastAsia" w:hAnsi="Times New Roman" w:cs="Times New Roman"/>
@@ -2620,42 +3142,159 @@
           <w:sz w:val="28"/>
           <w:szCs w:val="28"/>
         </w:rPr>
-        <w:t>Доставка игрушки</w:t>
-      </w:r>
-      <w:r>
-        <w:rPr>
-          <w:rFonts w:ascii="Times New Roman" w:eastAsiaTheme="minorEastAsia" w:hAnsi="Times New Roman" w:cs="Times New Roman"/>
-          <w:sz w:val="28"/>
-          <w:szCs w:val="28"/>
-        </w:rPr>
-        <w:t> (из A4).</w:t>
-      </w:r>
-    </w:p>
-    <w:p>
-      <w:pPr>
-        <w:spacing w:after="0" w:line="360" w:lineRule="auto"/>
-        <w:ind w:firstLine="709"/>
-        <w:jc w:val="both"/>
-        <w:rPr>
-          <w:rFonts w:ascii="Times New Roman" w:eastAsiaTheme="minorEastAsia" w:hAnsi="Times New Roman" w:cs="Times New Roman"/>
-          <w:sz w:val="28"/>
-          <w:szCs w:val="28"/>
-        </w:rPr>
-      </w:pPr>
-      <w:r>
-        <w:rPr>
-          <w:rFonts w:ascii="Times New Roman" w:eastAsiaTheme="minorEastAsia" w:hAnsi="Times New Roman" w:cs="Times New Roman"/>
-          <w:sz w:val="28"/>
-          <w:szCs w:val="28"/>
-        </w:rPr>
-        <w:t>Таким образом, представленные диаграммы IDEF0 наглядно демонстрируют структуру существующего бизнес-процесса покупки товара в интернет-магазине игрушек. Они позволяют чётко увидеть этапы процесса (выбор игрушки → выбор даты → оплата → получение), потоки информации, роли участников (Пользователь, Менеджер, Курьер) и управляющие документы (Закон о правах потребителя, публичная оферта). Данная модель служит основой для анализа недостатков текущей организации процесса и последующей разработки автоматизированной версии.</w:t>
-      </w:r>
-    </w:p>
-    <w:p>
-      <w:pPr>
-        <w:spacing w:after="0" w:line="360" w:lineRule="auto"/>
-        <w:ind w:firstLine="709"/>
-        <w:jc w:val="both"/>
+        <w:t>Diagram</w:t>
+      </w:r>
+      <w:proofErr w:type="spellEnd"/>
+      <w:r>
+        <w:rPr>
+          <w:rFonts w:ascii="Times New Roman" w:eastAsiaTheme="minorEastAsia" w:hAnsi="Times New Roman" w:cs="Times New Roman"/>
+          <w:b/>
+          <w:bCs/>
+          <w:sz w:val="28"/>
+          <w:szCs w:val="28"/>
+        </w:rPr>
+        <w:t xml:space="preserve">) </w:t>
+      </w:r>
+    </w:p>
+    <w:p>
+      <w:pPr>
+        <w:spacing w:after="0" w:line="360" w:lineRule="auto"/>
+        <w:ind w:firstLine="708"/>
+        <w:jc w:val="both"/>
+        <w:rPr>
+          <w:rFonts w:ascii="Times New Roman" w:eastAsiaTheme="minorEastAsia" w:hAnsi="Times New Roman" w:cs="Times New Roman"/>
+          <w:bCs/>
+          <w:sz w:val="28"/>
+          <w:szCs w:val="28"/>
+        </w:rPr>
+      </w:pPr>
+      <w:r>
+        <w:rPr>
+          <w:rFonts w:ascii="Times New Roman" w:eastAsiaTheme="minorEastAsia" w:hAnsi="Times New Roman" w:cs="Times New Roman"/>
+          <w:bCs/>
+          <w:sz w:val="28"/>
+          <w:szCs w:val="28"/>
+        </w:rPr>
+        <w:t>Диаграмма вариантов использования относится к поведенческим диаграммам языка UML (</w:t>
+      </w:r>
+      <w:proofErr w:type="spellStart"/>
+      <w:r>
+        <w:rPr>
+          <w:rFonts w:ascii="Times New Roman" w:eastAsiaTheme="minorEastAsia" w:hAnsi="Times New Roman" w:cs="Times New Roman"/>
+          <w:bCs/>
+          <w:sz w:val="28"/>
+          <w:szCs w:val="28"/>
+        </w:rPr>
+        <w:t>Unified</w:t>
+      </w:r>
+      <w:proofErr w:type="spellEnd"/>
+      <w:r>
+        <w:rPr>
+          <w:rFonts w:ascii="Times New Roman" w:eastAsiaTheme="minorEastAsia" w:hAnsi="Times New Roman" w:cs="Times New Roman"/>
+          <w:bCs/>
+          <w:sz w:val="28"/>
+          <w:szCs w:val="28"/>
+        </w:rPr>
+        <w:t xml:space="preserve"> </w:t>
+      </w:r>
+      <w:proofErr w:type="spellStart"/>
+      <w:r>
+        <w:rPr>
+          <w:rFonts w:ascii="Times New Roman" w:eastAsiaTheme="minorEastAsia" w:hAnsi="Times New Roman" w:cs="Times New Roman"/>
+          <w:bCs/>
+          <w:sz w:val="28"/>
+          <w:szCs w:val="28"/>
+        </w:rPr>
+        <w:t>Modeling</w:t>
+      </w:r>
+      <w:proofErr w:type="spellEnd"/>
+      <w:r>
+        <w:rPr>
+          <w:rFonts w:ascii="Times New Roman" w:eastAsiaTheme="minorEastAsia" w:hAnsi="Times New Roman" w:cs="Times New Roman"/>
+          <w:bCs/>
+          <w:sz w:val="28"/>
+          <w:szCs w:val="28"/>
+        </w:rPr>
+        <w:t xml:space="preserve"> </w:t>
+      </w:r>
+      <w:proofErr w:type="spellStart"/>
+      <w:r>
+        <w:rPr>
+          <w:rFonts w:ascii="Times New Roman" w:eastAsiaTheme="minorEastAsia" w:hAnsi="Times New Roman" w:cs="Times New Roman"/>
+          <w:bCs/>
+          <w:sz w:val="28"/>
+          <w:szCs w:val="28"/>
+        </w:rPr>
+        <w:t>Language</w:t>
+      </w:r>
+      <w:proofErr w:type="spellEnd"/>
+      <w:r>
+        <w:rPr>
+          <w:rFonts w:ascii="Times New Roman" w:eastAsiaTheme="minorEastAsia" w:hAnsi="Times New Roman" w:cs="Times New Roman"/>
+          <w:bCs/>
+          <w:sz w:val="28"/>
+          <w:szCs w:val="28"/>
+        </w:rPr>
+        <w:t xml:space="preserve">). Её цель — отобразить функциональные требования к системе с точки зрения внешних и внутренних </w:t>
+      </w:r>
+      <w:proofErr w:type="spellStart"/>
+      <w:r>
+        <w:rPr>
+          <w:rFonts w:ascii="Times New Roman" w:eastAsiaTheme="minorEastAsia" w:hAnsi="Times New Roman" w:cs="Times New Roman"/>
+          <w:bCs/>
+          <w:sz w:val="28"/>
+          <w:szCs w:val="28"/>
+        </w:rPr>
+        <w:t>акторов</w:t>
+      </w:r>
+      <w:proofErr w:type="spellEnd"/>
+      <w:r>
+        <w:rPr>
+          <w:rFonts w:ascii="Times New Roman" w:eastAsiaTheme="minorEastAsia" w:hAnsi="Times New Roman" w:cs="Times New Roman"/>
+          <w:bCs/>
+          <w:sz w:val="28"/>
+          <w:szCs w:val="28"/>
+        </w:rPr>
+        <w:t xml:space="preserve">, а также показать, какие цели (варианты использования) эти </w:t>
+      </w:r>
+      <w:proofErr w:type="spellStart"/>
+      <w:r>
+        <w:rPr>
+          <w:rFonts w:ascii="Times New Roman" w:eastAsiaTheme="minorEastAsia" w:hAnsi="Times New Roman" w:cs="Times New Roman"/>
+          <w:bCs/>
+          <w:sz w:val="28"/>
+          <w:szCs w:val="28"/>
+        </w:rPr>
+        <w:t>акторы</w:t>
+      </w:r>
+      <w:proofErr w:type="spellEnd"/>
+      <w:r>
+        <w:rPr>
+          <w:rFonts w:ascii="Times New Roman" w:eastAsiaTheme="minorEastAsia" w:hAnsi="Times New Roman" w:cs="Times New Roman"/>
+          <w:bCs/>
+          <w:sz w:val="28"/>
+          <w:szCs w:val="28"/>
+        </w:rPr>
+        <w:t xml:space="preserve"> могут достигать при взаимодействии с системой. Данный вид диаграмм не детализирует внутреннюю логику, а служит для согласования границ и состава функций системы между заказчиком, пользователями и разработчиками.</w:t>
+      </w:r>
+    </w:p>
+    <w:p>
+      <w:pPr>
+        <w:spacing w:after="0" w:line="360" w:lineRule="auto"/>
+        <w:ind w:firstLine="709"/>
+        <w:jc w:val="both"/>
+        <w:rPr>
+          <w:rFonts w:ascii="Times New Roman" w:eastAsiaTheme="minorEastAsia" w:hAnsi="Times New Roman" w:cs="Times New Roman"/>
+          <w:sz w:val="28"/>
+          <w:szCs w:val="28"/>
+        </w:rPr>
+      </w:pPr>
+    </w:p>
+    <w:p>
+      <w:pPr>
+        <w:spacing w:after="0" w:line="360" w:lineRule="auto"/>
+        <w:ind w:firstLine="709"/>
+        <w:jc w:val="center"/>
         <w:rPr>
           <w:rFonts w:ascii="Times New Roman" w:eastAsiaTheme="minorEastAsia" w:hAnsi="Times New Roman" w:cs="Times New Roman"/>
           <w:sz w:val="28"/>
@@ -2695,7 +3334,7 @@
                     <pic:cNvPicPr/>
                   </pic:nvPicPr>
                   <pic:blipFill>
-                    <a:blip r:embed="rId9">
+                    <a:blip r:embed="rId10">
                       <a:extLst>
                         <a:ext uri="{28A0092B-C50C-407E-A947-70E740481C1C}">
                           <a14:useLocalDpi xmlns:a14="http://schemas.microsoft.com/office/drawing/2010/main" val="0"/>
@@ -2888,130 +3527,511 @@
       <w:r>
         <w:rPr>
           <w:rFonts w:ascii="Times New Roman" w:eastAsiaTheme="minorEastAsia" w:hAnsi="Times New Roman" w:cs="Times New Roman"/>
-          <w:b/>
           <w:bCs/>
           <w:sz w:val="28"/>
           <w:szCs w:val="28"/>
         </w:rPr>
         <w:lastRenderedPageBreak/>
-        <w:t>Описание диаграммы вариантов использования (</w:t>
+        <w:t>На диаграмме представлена система «Продажа товаров в Интернет-магазине игрушек».</w:t>
+      </w:r>
+    </w:p>
+    <w:p>
+      <w:pPr>
+        <w:spacing w:after="0" w:line="360" w:lineRule="auto"/>
+        <w:ind w:firstLine="709"/>
+        <w:jc w:val="both"/>
+        <w:rPr>
+          <w:rFonts w:ascii="Times New Roman" w:eastAsiaTheme="minorEastAsia" w:hAnsi="Times New Roman" w:cs="Times New Roman"/>
+          <w:bCs/>
+          <w:sz w:val="28"/>
+          <w:szCs w:val="28"/>
+        </w:rPr>
+      </w:pPr>
+      <w:r>
+        <w:rPr>
+          <w:rFonts w:ascii="Times New Roman" w:eastAsiaTheme="minorEastAsia" w:hAnsi="Times New Roman" w:cs="Times New Roman"/>
+          <w:bCs/>
+          <w:sz w:val="28"/>
+          <w:szCs w:val="28"/>
+        </w:rPr>
+        <w:t>На</w:t>
+      </w:r>
+      <w:r>
+        <w:rPr>
+          <w:rFonts w:ascii="Times New Roman" w:eastAsiaTheme="minorEastAsia" w:hAnsi="Times New Roman" w:cs="Times New Roman"/>
+          <w:bCs/>
+          <w:sz w:val="28"/>
+          <w:szCs w:val="28"/>
+        </w:rPr>
+        <w:t xml:space="preserve"> диаграмме выделены два </w:t>
       </w:r>
       <w:proofErr w:type="spellStart"/>
       <w:r>
         <w:rPr>
           <w:rFonts w:ascii="Times New Roman" w:eastAsiaTheme="minorEastAsia" w:hAnsi="Times New Roman" w:cs="Times New Roman"/>
-          <w:b/>
-          <w:bCs/>
-          <w:sz w:val="28"/>
-          <w:szCs w:val="28"/>
-        </w:rPr>
-        <w:t>Use</w:t>
+          <w:bCs/>
+          <w:sz w:val="28"/>
+          <w:szCs w:val="28"/>
+        </w:rPr>
+        <w:t>актора</w:t>
       </w:r>
       <w:proofErr w:type="spellEnd"/>
       <w:r>
         <w:rPr>
           <w:rFonts w:ascii="Times New Roman" w:eastAsiaTheme="minorEastAsia" w:hAnsi="Times New Roman" w:cs="Times New Roman"/>
-          <w:b/>
-          <w:bCs/>
+          <w:bCs/>
+          <w:sz w:val="28"/>
+          <w:szCs w:val="28"/>
+        </w:rPr>
+        <w:t>:</w:t>
+      </w:r>
+    </w:p>
+    <w:p>
+      <w:pPr>
+        <w:spacing w:after="0" w:line="360" w:lineRule="auto"/>
+        <w:ind w:left="708" w:firstLine="1"/>
+        <w:jc w:val="both"/>
+        <w:rPr>
+          <w:rFonts w:ascii="Times New Roman" w:eastAsiaTheme="minorEastAsia" w:hAnsi="Times New Roman" w:cs="Times New Roman"/>
+          <w:bCs/>
+          <w:sz w:val="28"/>
+          <w:szCs w:val="28"/>
+        </w:rPr>
+      </w:pPr>
+      <w:r>
+        <w:rPr>
+          <w:rFonts w:ascii="Times New Roman" w:eastAsiaTheme="minorEastAsia" w:hAnsi="Times New Roman" w:cs="Times New Roman"/>
+          <w:bCs/>
+          <w:sz w:val="28"/>
+          <w:szCs w:val="28"/>
+        </w:rPr>
+        <w:noBreakHyphen/>
+        <w:t xml:space="preserve"> Покупатель – основной </w:t>
+      </w:r>
+      <w:proofErr w:type="spellStart"/>
+      <w:r>
+        <w:rPr>
+          <w:rFonts w:ascii="Times New Roman" w:eastAsiaTheme="minorEastAsia" w:hAnsi="Times New Roman" w:cs="Times New Roman"/>
+          <w:bCs/>
+          <w:sz w:val="28"/>
+          <w:szCs w:val="28"/>
+        </w:rPr>
+        <w:t>актор</w:t>
+      </w:r>
+      <w:proofErr w:type="spellEnd"/>
+      <w:r>
+        <w:rPr>
+          <w:rFonts w:ascii="Times New Roman" w:eastAsiaTheme="minorEastAsia" w:hAnsi="Times New Roman" w:cs="Times New Roman"/>
+          <w:bCs/>
+          <w:sz w:val="28"/>
+          <w:szCs w:val="28"/>
+        </w:rPr>
+        <w:t xml:space="preserve"> (человек, желающий приобрести игрушку). Он инициирует большинство сценариев: просматривает каталог, выбирает товар, добавляет в корзину, оформляет заказ, оплачивает игрушку, а также может зарегистрироваться.</w:t>
+      </w:r>
+      <w:r>
+        <w:rPr>
+          <w:rFonts w:ascii="Times New Roman" w:eastAsiaTheme="minorEastAsia" w:hAnsi="Times New Roman" w:cs="Times New Roman"/>
+          <w:bCs/>
+          <w:sz w:val="28"/>
+          <w:szCs w:val="28"/>
+        </w:rPr>
+        <w:br/>
+      </w:r>
+      <w:r>
+        <w:rPr>
+          <w:rFonts w:ascii="Times New Roman" w:eastAsiaTheme="minorEastAsia" w:hAnsi="Times New Roman" w:cs="Times New Roman"/>
+          <w:bCs/>
+          <w:sz w:val="28"/>
+          <w:szCs w:val="28"/>
+        </w:rPr>
+        <w:noBreakHyphen/>
+        <w:t xml:space="preserve"> Менеджеры – внутренний </w:t>
+      </w:r>
+      <w:proofErr w:type="spellStart"/>
+      <w:r>
+        <w:rPr>
+          <w:rFonts w:ascii="Times New Roman" w:eastAsiaTheme="minorEastAsia" w:hAnsi="Times New Roman" w:cs="Times New Roman"/>
+          <w:bCs/>
+          <w:sz w:val="28"/>
+          <w:szCs w:val="28"/>
+        </w:rPr>
+        <w:t>актор</w:t>
+      </w:r>
+      <w:proofErr w:type="spellEnd"/>
+      <w:r>
+        <w:rPr>
+          <w:rFonts w:ascii="Times New Roman" w:eastAsiaTheme="minorEastAsia" w:hAnsi="Times New Roman" w:cs="Times New Roman"/>
+          <w:bCs/>
+          <w:sz w:val="28"/>
+          <w:szCs w:val="28"/>
+        </w:rPr>
+        <w:t xml:space="preserve"> (сотрудники интернет-магазина). Они отвечают за изменение каталога</w:t>
+      </w:r>
+      <w:r>
+        <w:rPr>
+          <w:rFonts w:ascii="Times New Roman" w:eastAsiaTheme="minorEastAsia" w:hAnsi="Times New Roman" w:cs="Times New Roman"/>
+          <w:bCs/>
+          <w:sz w:val="28"/>
+          <w:szCs w:val="28"/>
+        </w:rPr>
+        <w:t xml:space="preserve"> магазина игрушек (наполнение, актуализацию ассортимента).</w:t>
+      </w:r>
+    </w:p>
+    <w:p>
+      <w:pPr>
+        <w:spacing w:after="0" w:line="360" w:lineRule="auto"/>
+        <w:ind w:firstLine="709"/>
+        <w:jc w:val="both"/>
+        <w:rPr>
+          <w:rFonts w:ascii="Times New Roman" w:eastAsiaTheme="minorEastAsia" w:hAnsi="Times New Roman" w:cs="Times New Roman"/>
+          <w:bCs/>
+          <w:sz w:val="28"/>
+          <w:szCs w:val="28"/>
+        </w:rPr>
+      </w:pPr>
+      <w:r>
+        <w:rPr>
+          <w:rFonts w:ascii="Times New Roman" w:eastAsiaTheme="minorEastAsia" w:hAnsi="Times New Roman" w:cs="Times New Roman"/>
+          <w:bCs/>
+          <w:sz w:val="28"/>
+          <w:szCs w:val="28"/>
+        </w:rPr>
+        <w:t>Основные варианты использования</w:t>
+      </w:r>
+    </w:p>
+    <w:p>
+      <w:pPr>
+        <w:spacing w:after="0" w:line="360" w:lineRule="auto"/>
+        <w:ind w:firstLine="709"/>
+        <w:jc w:val="both"/>
+        <w:rPr>
+          <w:rFonts w:ascii="Times New Roman" w:eastAsiaTheme="minorEastAsia" w:hAnsi="Times New Roman" w:cs="Times New Roman"/>
+          <w:sz w:val="28"/>
+          <w:szCs w:val="28"/>
+        </w:rPr>
+      </w:pPr>
+      <w:r>
+        <w:rPr>
+          <w:rFonts w:ascii="Times New Roman" w:eastAsiaTheme="minorEastAsia" w:hAnsi="Times New Roman" w:cs="Times New Roman"/>
+          <w:sz w:val="28"/>
+          <w:szCs w:val="28"/>
+        </w:rPr>
+        <w:t>Просмотр каталога магазина игрушек, Выбор товара, Добавление в корзину, Оформление заказа игрушки, Регистрация покупателя, Оплата выбранной игрушки.</w:t>
+      </w:r>
+    </w:p>
+    <w:p>
+      <w:pPr>
+        <w:spacing w:after="0" w:line="360" w:lineRule="auto"/>
+        <w:ind w:firstLine="709"/>
+        <w:jc w:val="both"/>
+        <w:rPr>
+          <w:rFonts w:ascii="Times New Roman" w:eastAsiaTheme="minorEastAsia" w:hAnsi="Times New Roman" w:cs="Times New Roman"/>
+          <w:sz w:val="28"/>
+          <w:szCs w:val="28"/>
+        </w:rPr>
+      </w:pPr>
+      <w:r>
+        <w:rPr>
+          <w:rFonts w:ascii="Times New Roman" w:eastAsiaTheme="minorEastAsia" w:hAnsi="Times New Roman" w:cs="Times New Roman"/>
+          <w:sz w:val="28"/>
+          <w:szCs w:val="28"/>
+        </w:rPr>
+        <w:t>Вариант использования, инициируемый Менеджерами: Изменение каталога магазина.</w:t>
+      </w:r>
+    </w:p>
+    <w:p>
+      <w:pPr>
+        <w:spacing w:after="0" w:line="360" w:lineRule="auto"/>
+        <w:ind w:firstLine="709"/>
+        <w:jc w:val="both"/>
+        <w:rPr>
+          <w:rFonts w:ascii="Times New Roman" w:eastAsiaTheme="minorEastAsia" w:hAnsi="Times New Roman" w:cs="Times New Roman"/>
+          <w:sz w:val="28"/>
+          <w:szCs w:val="28"/>
+        </w:rPr>
+      </w:pPr>
+      <w:r>
+        <w:rPr>
+          <w:rFonts w:ascii="Times New Roman" w:eastAsiaTheme="minorEastAsia" w:hAnsi="Times New Roman" w:cs="Times New Roman"/>
+          <w:sz w:val="28"/>
+          <w:szCs w:val="28"/>
+        </w:rPr>
+        <w:t>Отношения между вариантами использования</w:t>
+      </w:r>
+    </w:p>
+    <w:p>
+      <w:pPr>
+        <w:spacing w:after="0" w:line="360" w:lineRule="auto"/>
+        <w:ind w:firstLine="709"/>
+        <w:jc w:val="both"/>
+        <w:rPr>
+          <w:rFonts w:ascii="Times New Roman" w:eastAsiaTheme="minorEastAsia" w:hAnsi="Times New Roman" w:cs="Times New Roman"/>
+          <w:sz w:val="28"/>
+          <w:szCs w:val="28"/>
+        </w:rPr>
+      </w:pPr>
+      <w:r>
+        <w:rPr>
+          <w:rFonts w:ascii="Times New Roman" w:eastAsiaTheme="minorEastAsia" w:hAnsi="Times New Roman" w:cs="Times New Roman"/>
+          <w:sz w:val="28"/>
+          <w:szCs w:val="28"/>
+        </w:rPr>
+        <w:t>Include (включение)</w:t>
+      </w:r>
+      <w:r>
+        <w:rPr>
+          <w:rFonts w:ascii="Times New Roman" w:eastAsiaTheme="minorEastAsia" w:hAnsi="Times New Roman" w:cs="Times New Roman"/>
+          <w:sz w:val="28"/>
+          <w:szCs w:val="28"/>
+        </w:rPr>
+        <w:t xml:space="preserve"> – обязательное включение одного варианта использования в другой: «Оформление заказа игрушки» включает (include) «Регистрация покупателя». Это означает, что при оформлении заказа система обязательно требует </w:t>
+      </w:r>
+      <w:proofErr w:type="gramStart"/>
+      <w:r>
+        <w:rPr>
+          <w:rFonts w:ascii="Times New Roman" w:eastAsiaTheme="minorEastAsia" w:hAnsi="Times New Roman" w:cs="Times New Roman"/>
+          <w:sz w:val="28"/>
+          <w:szCs w:val="28"/>
+        </w:rPr>
+        <w:t xml:space="preserve">регистрации </w:t>
+      </w:r>
+      <w:r>
+        <w:rPr>
+          <w:rFonts w:ascii="Times New Roman" w:eastAsiaTheme="minorEastAsia" w:hAnsi="Times New Roman" w:cs="Times New Roman"/>
           <w:sz w:val="28"/>
           <w:szCs w:val="28"/>
         </w:rPr>
         <w:t xml:space="preserve"> </w:t>
       </w:r>
+      <w:r>
+        <w:rPr>
+          <w:rFonts w:ascii="Times New Roman" w:eastAsiaTheme="minorEastAsia" w:hAnsi="Times New Roman" w:cs="Times New Roman"/>
+          <w:sz w:val="28"/>
+          <w:szCs w:val="28"/>
+        </w:rPr>
+        <w:t>пользователя</w:t>
+      </w:r>
+      <w:proofErr w:type="gramEnd"/>
+      <w:r>
+        <w:rPr>
+          <w:rFonts w:ascii="Times New Roman" w:eastAsiaTheme="minorEastAsia" w:hAnsi="Times New Roman" w:cs="Times New Roman"/>
+          <w:sz w:val="28"/>
+          <w:szCs w:val="28"/>
+        </w:rPr>
+        <w:t xml:space="preserve"> (либо проверяет, зарегистрирован ли покупатель, и при отсутствии регистрации предлагает её пройти).</w:t>
+      </w:r>
+    </w:p>
+    <w:p>
+      <w:pPr>
+        <w:spacing w:after="0" w:line="360" w:lineRule="auto"/>
+        <w:ind w:firstLine="709"/>
+        <w:jc w:val="both"/>
+        <w:rPr>
+          <w:rFonts w:ascii="Times New Roman" w:eastAsiaTheme="minorEastAsia" w:hAnsi="Times New Roman" w:cs="Times New Roman"/>
+          <w:sz w:val="28"/>
+          <w:szCs w:val="28"/>
+        </w:rPr>
+      </w:pPr>
       <w:proofErr w:type="spellStart"/>
       <w:r>
         <w:rPr>
           <w:rFonts w:ascii="Times New Roman" w:eastAsiaTheme="minorEastAsia" w:hAnsi="Times New Roman" w:cs="Times New Roman"/>
-          <w:b/>
-          <w:bCs/>
-          <w:sz w:val="28"/>
-          <w:szCs w:val="28"/>
-        </w:rPr>
-        <w:t>Case</w:t>
+          <w:sz w:val="28"/>
+          <w:szCs w:val="28"/>
+        </w:rPr>
+        <w:t>Extend</w:t>
       </w:r>
       <w:proofErr w:type="spellEnd"/>
       <w:r>
         <w:rPr>
           <w:rFonts w:ascii="Times New Roman" w:eastAsiaTheme="minorEastAsia" w:hAnsi="Times New Roman" w:cs="Times New Roman"/>
-          <w:b/>
-          <w:bCs/>
+          <w:sz w:val="28"/>
+          <w:szCs w:val="28"/>
+        </w:rPr>
+        <w:t xml:space="preserve"> (расширение) –</w:t>
+      </w:r>
+      <w:r>
+        <w:rPr>
+          <w:rFonts w:ascii="Times New Roman" w:eastAsiaTheme="minorEastAsia" w:hAnsi="Times New Roman" w:cs="Times New Roman"/>
           <w:sz w:val="28"/>
           <w:szCs w:val="28"/>
         </w:rPr>
         <w:t xml:space="preserve"> </w:t>
       </w:r>
+      <w:r>
+        <w:rPr>
+          <w:rFonts w:ascii="Times New Roman" w:eastAsiaTheme="minorEastAsia" w:hAnsi="Times New Roman" w:cs="Times New Roman"/>
+          <w:sz w:val="28"/>
+          <w:szCs w:val="28"/>
+        </w:rPr>
+        <w:t>Это означает, что при оплате игрушки в некоторых случаях (например, при наличии бонусов, определённой суммы заказа или статуса покупателя) может быть предоставлена бонусная скидка. Это необязательная, но возможная дополнительная функциональность.</w:t>
+      </w:r>
+    </w:p>
+    <w:p>
+      <w:pPr>
+        <w:spacing w:after="0" w:line="360" w:lineRule="auto"/>
+        <w:ind w:firstLine="709"/>
+        <w:jc w:val="both"/>
+        <w:rPr>
+          <w:rFonts w:ascii="Times New Roman" w:eastAsiaTheme="minorEastAsia" w:hAnsi="Times New Roman" w:cs="Times New Roman"/>
+          <w:bCs/>
+          <w:sz w:val="28"/>
+          <w:szCs w:val="28"/>
+        </w:rPr>
+      </w:pPr>
+      <w:r>
+        <w:rPr>
+          <w:rFonts w:ascii="Times New Roman" w:eastAsiaTheme="minorEastAsia" w:hAnsi="Times New Roman" w:cs="Times New Roman"/>
+          <w:bCs/>
+          <w:sz w:val="28"/>
+          <w:szCs w:val="28"/>
+        </w:rPr>
+        <w:t>Границы системы</w:t>
+      </w:r>
+    </w:p>
+    <w:p>
+      <w:pPr>
+        <w:spacing w:after="0" w:line="360" w:lineRule="auto"/>
+        <w:ind w:firstLine="709"/>
+        <w:jc w:val="both"/>
+        <w:rPr>
+          <w:rFonts w:ascii="Times New Roman" w:eastAsiaTheme="minorEastAsia" w:hAnsi="Times New Roman" w:cs="Times New Roman"/>
+          <w:sz w:val="28"/>
+          <w:szCs w:val="28"/>
+        </w:rPr>
+      </w:pPr>
+      <w:r>
+        <w:rPr>
+          <w:rFonts w:ascii="Times New Roman" w:eastAsiaTheme="minorEastAsia" w:hAnsi="Times New Roman" w:cs="Times New Roman"/>
+          <w:sz w:val="28"/>
+          <w:szCs w:val="28"/>
+        </w:rPr>
+        <w:t>Все перечисленные варианты использования, связанные с покупателем и менеджерами, находятся внутри границ </w:t>
+      </w:r>
+      <w:r>
+        <w:rPr>
+          <w:rFonts w:ascii="Times New Roman" w:eastAsiaTheme="minorEastAsia" w:hAnsi="Times New Roman" w:cs="Times New Roman"/>
+          <w:bCs/>
+          <w:sz w:val="28"/>
+          <w:szCs w:val="28"/>
+        </w:rPr>
+        <w:t xml:space="preserve">«Система продажи товаров в </w:t>
+      </w:r>
+      <w:r>
+        <w:rPr>
+          <w:rFonts w:ascii="Times New Roman" w:eastAsiaTheme="minorEastAsia" w:hAnsi="Times New Roman" w:cs="Times New Roman"/>
+          <w:bCs/>
+          <w:sz w:val="28"/>
+          <w:szCs w:val="28"/>
+        </w:rPr>
+        <w:lastRenderedPageBreak/>
+        <w:t>Интернет-магазине игрушек»</w:t>
+      </w:r>
+      <w:r>
+        <w:rPr>
+          <w:rFonts w:ascii="Times New Roman" w:eastAsiaTheme="minorEastAsia" w:hAnsi="Times New Roman" w:cs="Times New Roman"/>
+          <w:sz w:val="28"/>
+          <w:szCs w:val="28"/>
+        </w:rPr>
+        <w:t>.</w:t>
+      </w:r>
+      <w:r>
+        <w:rPr>
+          <w:rFonts w:ascii="Times New Roman" w:eastAsiaTheme="minorEastAsia" w:hAnsi="Times New Roman" w:cs="Times New Roman"/>
+          <w:sz w:val="28"/>
+          <w:szCs w:val="28"/>
+        </w:rPr>
+        <w:t xml:space="preserve"> Это подчёркивает, что именно эта система предоставляет описанные функции внешним </w:t>
+      </w:r>
       <w:proofErr w:type="spellStart"/>
       <w:r>
         <w:rPr>
           <w:rFonts w:ascii="Times New Roman" w:eastAsiaTheme="minorEastAsia" w:hAnsi="Times New Roman" w:cs="Times New Roman"/>
-          <w:b/>
-          <w:bCs/>
-          <w:sz w:val="28"/>
-          <w:szCs w:val="28"/>
-        </w:rPr>
-        <w:t>Diagram</w:t>
+          <w:sz w:val="28"/>
+          <w:szCs w:val="28"/>
+        </w:rPr>
+        <w:t>акторам</w:t>
       </w:r>
       <w:proofErr w:type="spellEnd"/>
       <w:r>
         <w:rPr>
           <w:rFonts w:ascii="Times New Roman" w:eastAsiaTheme="minorEastAsia" w:hAnsi="Times New Roman" w:cs="Times New Roman"/>
-          <w:b/>
-          <w:bCs/>
-          <w:sz w:val="28"/>
-          <w:szCs w:val="28"/>
-        </w:rPr>
-        <w:t xml:space="preserve">) </w:t>
-      </w:r>
-      <w:r>
-        <w:rPr>
-          <w:rFonts w:ascii="Times New Roman" w:eastAsiaTheme="minorEastAsia" w:hAnsi="Times New Roman" w:cs="Times New Roman"/>
-          <w:bCs/>
-          <w:sz w:val="28"/>
-          <w:szCs w:val="28"/>
-        </w:rPr>
-        <w:br/>
-      </w:r>
-    </w:p>
-    <w:p>
-      <w:pPr>
-        <w:spacing w:after="0" w:line="360" w:lineRule="auto"/>
-        <w:ind w:firstLine="709"/>
-        <w:jc w:val="both"/>
-        <w:rPr>
-          <w:rFonts w:ascii="Times New Roman" w:eastAsiaTheme="minorEastAsia" w:hAnsi="Times New Roman" w:cs="Times New Roman"/>
-          <w:bCs/>
-          <w:sz w:val="28"/>
-          <w:szCs w:val="28"/>
-        </w:rPr>
-      </w:pPr>
-      <w:r>
-        <w:rPr>
-          <w:rFonts w:ascii="Times New Roman" w:eastAsiaTheme="minorEastAsia" w:hAnsi="Times New Roman" w:cs="Times New Roman"/>
-          <w:bCs/>
-          <w:sz w:val="28"/>
-          <w:szCs w:val="28"/>
-        </w:rPr>
-        <w:t xml:space="preserve">Диаграмма вариантов использования относится к поведенческим диаграммам языка UML (Unified Modeling Language). Её цель — отобразить функциональные требования к системе с точки зрения внешних и внутренних </w:t>
+          <w:sz w:val="28"/>
+          <w:szCs w:val="28"/>
+        </w:rPr>
+        <w:t>.</w:t>
+      </w:r>
+    </w:p>
+    <w:p>
+      <w:pPr>
+        <w:spacing w:after="0" w:line="360" w:lineRule="auto"/>
+        <w:ind w:firstLine="709"/>
+        <w:jc w:val="both"/>
+        <w:rPr>
+          <w:rFonts w:ascii="Times New Roman" w:eastAsiaTheme="minorEastAsia" w:hAnsi="Times New Roman" w:cs="Times New Roman"/>
+          <w:sz w:val="28"/>
+          <w:szCs w:val="28"/>
+        </w:rPr>
+      </w:pPr>
+      <w:r>
+        <w:rPr>
+          <w:rFonts w:ascii="Times New Roman" w:eastAsiaTheme="minorEastAsia" w:hAnsi="Times New Roman" w:cs="Times New Roman"/>
+          <w:sz w:val="28"/>
+          <w:szCs w:val="28"/>
+        </w:rPr>
+        <w:t xml:space="preserve">Таким образом, диаграмма вариантов использования описывает функциональную структуру системы интернет-магазина игрушек. Выделенные </w:t>
       </w:r>
       <w:proofErr w:type="spellStart"/>
       <w:r>
         <w:rPr>
           <w:rFonts w:ascii="Times New Roman" w:eastAsiaTheme="minorEastAsia" w:hAnsi="Times New Roman" w:cs="Times New Roman"/>
-          <w:bCs/>
-          <w:sz w:val="28"/>
-          <w:szCs w:val="28"/>
-        </w:rPr>
-        <w:t>акторов</w:t>
+          <w:sz w:val="28"/>
+          <w:szCs w:val="28"/>
+        </w:rPr>
+        <w:t>акторы</w:t>
       </w:r>
       <w:proofErr w:type="spellEnd"/>
       <w:r>
         <w:rPr>
           <w:rFonts w:ascii="Times New Roman" w:eastAsiaTheme="minorEastAsia" w:hAnsi="Times New Roman" w:cs="Times New Roman"/>
-          <w:bCs/>
-          <w:sz w:val="28"/>
-          <w:szCs w:val="28"/>
-        </w:rPr>
-        <w:t xml:space="preserve">, а также показать, какие цели (варианты использования) эти </w:t>
+          <w:sz w:val="28"/>
+          <w:szCs w:val="28"/>
+        </w:rPr>
+        <w:t xml:space="preserve"> (</w:t>
+      </w:r>
+      <w:r>
+        <w:rPr>
+          <w:rFonts w:ascii="Times New Roman" w:eastAsiaTheme="minorEastAsia" w:hAnsi="Times New Roman" w:cs="Times New Roman"/>
+          <w:bCs/>
+          <w:sz w:val="28"/>
+          <w:szCs w:val="28"/>
+        </w:rPr>
+        <w:t>Покупатель</w:t>
+      </w:r>
+      <w:r>
+        <w:rPr>
+          <w:rFonts w:ascii="Times New Roman" w:eastAsiaTheme="minorEastAsia" w:hAnsi="Times New Roman" w:cs="Times New Roman"/>
+          <w:sz w:val="28"/>
+          <w:szCs w:val="28"/>
+        </w:rPr>
+        <w:t> и </w:t>
+      </w:r>
+      <w:r>
+        <w:rPr>
+          <w:rFonts w:ascii="Times New Roman" w:eastAsiaTheme="minorEastAsia" w:hAnsi="Times New Roman" w:cs="Times New Roman"/>
+          <w:bCs/>
+          <w:sz w:val="28"/>
+          <w:szCs w:val="28"/>
+        </w:rPr>
+        <w:t>Менеджеры</w:t>
+      </w:r>
+      <w:r>
+        <w:rPr>
+          <w:rFonts w:ascii="Times New Roman" w:eastAsiaTheme="minorEastAsia" w:hAnsi="Times New Roman" w:cs="Times New Roman"/>
+          <w:sz w:val="28"/>
+          <w:szCs w:val="28"/>
+        </w:rPr>
+        <w:t>) и взаимосвязи между вариантами использования демонстрируют полный цикл работы системы: от просмотра каталога и выбора товара до оформления заказа, регистрации (обязательное включение) и оплаты с возможным предоставлением бонусной скидки (опциональное расширение). Отношения </w:t>
       </w:r>
       <w:proofErr w:type="spellStart"/>
       <w:r>
@@ -3021,782 +4041,49 @@
           <w:sz w:val="28"/>
           <w:szCs w:val="28"/>
         </w:rPr>
-        <w:t>акторы</w:t>
+        <w:t>include</w:t>
       </w:r>
       <w:proofErr w:type="spellEnd"/>
       <w:r>
         <w:rPr>
           <w:rFonts w:ascii="Times New Roman" w:eastAsiaTheme="minorEastAsia" w:hAnsi="Times New Roman" w:cs="Times New Roman"/>
-          <w:bCs/>
-          <w:sz w:val="28"/>
-          <w:szCs w:val="28"/>
-        </w:rPr>
-        <w:t xml:space="preserve"> могут достигать при взаимодействии с системой. Данный вид диаграмм не детализирует внутреннюю логику, а служит для согласования границ и состава функций системы между заказчиком, пользователями и разработчиками.</w:t>
-      </w:r>
-    </w:p>
-    <w:p>
-      <w:pPr>
-        <w:spacing w:after="0" w:line="360" w:lineRule="auto"/>
-        <w:ind w:firstLine="709"/>
-        <w:jc w:val="both"/>
-        <w:rPr>
-          <w:rFonts w:ascii="Times New Roman" w:eastAsiaTheme="minorEastAsia" w:hAnsi="Times New Roman" w:cs="Times New Roman"/>
-          <w:bCs/>
-          <w:sz w:val="28"/>
-          <w:szCs w:val="28"/>
-        </w:rPr>
-      </w:pPr>
-      <w:r>
-        <w:rPr>
-          <w:rFonts w:ascii="Times New Roman" w:eastAsiaTheme="minorEastAsia" w:hAnsi="Times New Roman" w:cs="Times New Roman"/>
-          <w:b/>
-          <w:bCs/>
-          <w:sz w:val="28"/>
-          <w:szCs w:val="28"/>
-        </w:rPr>
-        <w:t>Цель диаграммы вариантов использования для системы «Продажа товаров в Интернет-магазине игрушек»</w:t>
-      </w:r>
-    </w:p>
-    <w:p>
-      <w:pPr>
-        <w:spacing w:after="0" w:line="360" w:lineRule="auto"/>
-        <w:ind w:firstLine="709"/>
-        <w:jc w:val="both"/>
-        <w:rPr>
-          <w:rFonts w:ascii="Times New Roman" w:eastAsiaTheme="minorEastAsia" w:hAnsi="Times New Roman" w:cs="Times New Roman"/>
-          <w:bCs/>
-          <w:sz w:val="28"/>
-          <w:szCs w:val="28"/>
-        </w:rPr>
-      </w:pPr>
-      <w:r>
-        <w:rPr>
-          <w:rFonts w:ascii="Times New Roman" w:eastAsiaTheme="minorEastAsia" w:hAnsi="Times New Roman" w:cs="Times New Roman"/>
-          <w:bCs/>
-          <w:sz w:val="28"/>
-          <w:szCs w:val="28"/>
-        </w:rPr>
-        <w:t>Целью построения данной диаграммы является выявление и визуализация всех сценариев взаимодействия покупателей и менеджеров с интернет-магазином игрушек, определение границ системы, а также фиксация основных функциональных требований (просмотр каталога, выбор товара, оформление заказа, оплата, регистрация, управление ассортиментом) на ранних этапах проектирования.</w:t>
-      </w:r>
-    </w:p>
-    <w:p>
-      <w:pPr>
-        <w:spacing w:after="0" w:line="360" w:lineRule="auto"/>
-        <w:ind w:firstLine="709"/>
-        <w:jc w:val="both"/>
-        <w:rPr>
-          <w:rFonts w:ascii="Times New Roman" w:eastAsiaTheme="minorEastAsia" w:hAnsi="Times New Roman" w:cs="Times New Roman"/>
-          <w:bCs/>
-          <w:sz w:val="28"/>
-          <w:szCs w:val="28"/>
-        </w:rPr>
-      </w:pPr>
-      <w:r>
-        <w:rPr>
-          <w:rFonts w:ascii="Times New Roman" w:eastAsiaTheme="minorEastAsia" w:hAnsi="Times New Roman" w:cs="Times New Roman"/>
-          <w:b/>
-          <w:bCs/>
-          <w:sz w:val="28"/>
-          <w:szCs w:val="28"/>
-        </w:rPr>
-        <w:t>Описание диаграммы вариантов использования (</w:t>
+          <w:sz w:val="28"/>
+          <w:szCs w:val="28"/>
+        </w:rPr>
+        <w:t> и </w:t>
       </w:r>
       <w:proofErr w:type="spellStart"/>
       <w:r>
         <w:rPr>
           <w:rFonts w:ascii="Times New Roman" w:eastAsiaTheme="minorEastAsia" w:hAnsi="Times New Roman" w:cs="Times New Roman"/>
-          <w:b/>
-          <w:bCs/>
-          <w:sz w:val="28"/>
-          <w:szCs w:val="28"/>
-        </w:rPr>
-        <w:t>Use</w:t>
+          <w:bCs/>
+          <w:sz w:val="28"/>
+          <w:szCs w:val="28"/>
+        </w:rPr>
+        <w:t>extend</w:t>
       </w:r>
       <w:proofErr w:type="spellEnd"/>
       <w:r>
         <w:rPr>
           <w:rFonts w:ascii="Times New Roman" w:eastAsiaTheme="minorEastAsia" w:hAnsi="Times New Roman" w:cs="Times New Roman"/>
-          <w:b/>
-          <w:bCs/>
-          <w:sz w:val="28"/>
-          <w:szCs w:val="28"/>
-        </w:rPr>
-        <w:t xml:space="preserve"> </w:t>
+          <w:sz w:val="28"/>
+          <w:szCs w:val="28"/>
+        </w:rPr>
+        <w:t xml:space="preserve"> помогают корректно отразить обязательные и условные процессы, а наличие </w:t>
       </w:r>
       <w:proofErr w:type="spellStart"/>
       <w:r>
         <w:rPr>
           <w:rFonts w:ascii="Times New Roman" w:eastAsiaTheme="minorEastAsia" w:hAnsi="Times New Roman" w:cs="Times New Roman"/>
-          <w:b/>
-          <w:bCs/>
-          <w:sz w:val="28"/>
-          <w:szCs w:val="28"/>
-        </w:rPr>
-        <w:t>Case</w:t>
+          <w:sz w:val="28"/>
+          <w:szCs w:val="28"/>
+        </w:rPr>
+        <w:t>актора</w:t>
       </w:r>
       <w:proofErr w:type="spellEnd"/>
       <w:r>
         <w:rPr>
           <w:rFonts w:ascii="Times New Roman" w:eastAsiaTheme="minorEastAsia" w:hAnsi="Times New Roman" w:cs="Times New Roman"/>
-          <w:b/>
-          <w:bCs/>
-          <w:sz w:val="28"/>
-          <w:szCs w:val="28"/>
-        </w:rPr>
-        <w:t xml:space="preserve"> </w:t>
-      </w:r>
-      <w:proofErr w:type="spellStart"/>
-      <w:r>
-        <w:rPr>
-          <w:rFonts w:ascii="Times New Roman" w:eastAsiaTheme="minorEastAsia" w:hAnsi="Times New Roman" w:cs="Times New Roman"/>
-          <w:b/>
-          <w:bCs/>
-          <w:sz w:val="28"/>
-          <w:szCs w:val="28"/>
-        </w:rPr>
-        <w:t>Diagram</w:t>
-      </w:r>
-      <w:proofErr w:type="spellEnd"/>
-      <w:r>
-        <w:rPr>
-          <w:rFonts w:ascii="Times New Roman" w:eastAsiaTheme="minorEastAsia" w:hAnsi="Times New Roman" w:cs="Times New Roman"/>
-          <w:b/>
-          <w:bCs/>
-          <w:sz w:val="28"/>
-          <w:szCs w:val="28"/>
-        </w:rPr>
-        <w:t>)</w:t>
-      </w:r>
-    </w:p>
-    <w:p>
-      <w:pPr>
-        <w:spacing w:after="0" w:line="360" w:lineRule="auto"/>
-        <w:ind w:firstLine="709"/>
-        <w:jc w:val="both"/>
-        <w:rPr>
-          <w:rFonts w:ascii="Times New Roman" w:eastAsiaTheme="minorEastAsia" w:hAnsi="Times New Roman" w:cs="Times New Roman"/>
-          <w:bCs/>
-          <w:sz w:val="28"/>
-          <w:szCs w:val="28"/>
-        </w:rPr>
-      </w:pPr>
-      <w:r>
-        <w:rPr>
-          <w:rFonts w:ascii="Times New Roman" w:eastAsiaTheme="minorEastAsia" w:hAnsi="Times New Roman" w:cs="Times New Roman"/>
-          <w:bCs/>
-          <w:sz w:val="28"/>
-          <w:szCs w:val="28"/>
-        </w:rPr>
-        <w:t>На диаграмме представлена система «Продажа товаров в Интернет-магазине игрушек».</w:t>
-      </w:r>
-    </w:p>
-    <w:p>
-      <w:pPr>
-        <w:spacing w:after="0" w:line="360" w:lineRule="auto"/>
-        <w:ind w:firstLine="709"/>
-        <w:jc w:val="both"/>
-        <w:rPr>
-          <w:rFonts w:ascii="Times New Roman" w:eastAsiaTheme="minorEastAsia" w:hAnsi="Times New Roman" w:cs="Times New Roman"/>
-          <w:b/>
-          <w:bCs/>
-          <w:sz w:val="28"/>
-          <w:szCs w:val="28"/>
-        </w:rPr>
-      </w:pPr>
-      <w:proofErr w:type="spellStart"/>
-      <w:r>
-        <w:rPr>
-          <w:rFonts w:ascii="Times New Roman" w:eastAsiaTheme="minorEastAsia" w:hAnsi="Times New Roman" w:cs="Times New Roman"/>
-          <w:b/>
-          <w:bCs/>
-          <w:sz w:val="28"/>
-          <w:szCs w:val="28"/>
-        </w:rPr>
-        <w:t>Акторы</w:t>
-      </w:r>
-      <w:proofErr w:type="spellEnd"/>
-    </w:p>
-    <w:p>
-      <w:pPr>
-        <w:spacing w:after="0" w:line="360" w:lineRule="auto"/>
-        <w:ind w:firstLine="709"/>
-        <w:jc w:val="both"/>
-        <w:rPr>
-          <w:rFonts w:ascii="Times New Roman" w:eastAsiaTheme="minorEastAsia" w:hAnsi="Times New Roman" w:cs="Times New Roman"/>
-          <w:bCs/>
-          <w:sz w:val="28"/>
-          <w:szCs w:val="28"/>
-        </w:rPr>
-      </w:pPr>
-      <w:r>
-        <w:rPr>
-          <w:rFonts w:ascii="Times New Roman" w:eastAsiaTheme="minorEastAsia" w:hAnsi="Times New Roman" w:cs="Times New Roman"/>
-          <w:bCs/>
-          <w:sz w:val="28"/>
-          <w:szCs w:val="28"/>
-        </w:rPr>
-        <w:t xml:space="preserve">На диаграмме выделены два </w:t>
-      </w:r>
-      <w:proofErr w:type="spellStart"/>
-      <w:r>
-        <w:rPr>
-          <w:rFonts w:ascii="Times New Roman" w:eastAsiaTheme="minorEastAsia" w:hAnsi="Times New Roman" w:cs="Times New Roman"/>
-          <w:bCs/>
-          <w:sz w:val="28"/>
-          <w:szCs w:val="28"/>
-        </w:rPr>
-        <w:t>актора</w:t>
-      </w:r>
-      <w:proofErr w:type="spellEnd"/>
-      <w:r>
-        <w:rPr>
-          <w:rFonts w:ascii="Times New Roman" w:eastAsiaTheme="minorEastAsia" w:hAnsi="Times New Roman" w:cs="Times New Roman"/>
-          <w:bCs/>
-          <w:sz w:val="28"/>
-          <w:szCs w:val="28"/>
-        </w:rPr>
-        <w:t>:</w:t>
-      </w:r>
-      <w:r>
-        <w:rPr>
-          <w:rFonts w:ascii="Times New Roman" w:eastAsiaTheme="minorEastAsia" w:hAnsi="Times New Roman" w:cs="Times New Roman"/>
-          <w:bCs/>
-          <w:sz w:val="28"/>
-          <w:szCs w:val="28"/>
-        </w:rPr>
-        <w:br/>
-      </w:r>
-      <w:r>
-        <w:rPr>
-          <w:rFonts w:ascii="Times New Roman" w:eastAsiaTheme="minorEastAsia" w:hAnsi="Times New Roman" w:cs="Times New Roman"/>
-          <w:b/>
-          <w:bCs/>
-          <w:sz w:val="28"/>
-          <w:szCs w:val="28"/>
-        </w:rPr>
-        <w:noBreakHyphen/>
-        <w:t xml:space="preserve"> Покупатель</w:t>
-      </w:r>
-      <w:r>
-        <w:rPr>
-          <w:rFonts w:ascii="Times New Roman" w:eastAsiaTheme="minorEastAsia" w:hAnsi="Times New Roman" w:cs="Times New Roman"/>
-          <w:bCs/>
-          <w:sz w:val="28"/>
-          <w:szCs w:val="28"/>
-        </w:rPr>
-        <w:t xml:space="preserve"> – основной </w:t>
-      </w:r>
-      <w:proofErr w:type="spellStart"/>
-      <w:r>
-        <w:rPr>
-          <w:rFonts w:ascii="Times New Roman" w:eastAsiaTheme="minorEastAsia" w:hAnsi="Times New Roman" w:cs="Times New Roman"/>
-          <w:bCs/>
-          <w:sz w:val="28"/>
-          <w:szCs w:val="28"/>
-        </w:rPr>
-        <w:t>актор</w:t>
-      </w:r>
-      <w:proofErr w:type="spellEnd"/>
-      <w:r>
-        <w:rPr>
-          <w:rFonts w:ascii="Times New Roman" w:eastAsiaTheme="minorEastAsia" w:hAnsi="Times New Roman" w:cs="Times New Roman"/>
-          <w:bCs/>
-          <w:sz w:val="28"/>
-          <w:szCs w:val="28"/>
-        </w:rPr>
-        <w:t xml:space="preserve"> (человек, желающий приобрести игрушку). Он инициирует большинство сценариев: просматривает каталог, выбирает товар, добавляет в корзину, оформляет заказ, оплачивает игрушку, а также может зарегистрироваться.</w:t>
-      </w:r>
-      <w:r>
-        <w:rPr>
-          <w:rFonts w:ascii="Times New Roman" w:eastAsiaTheme="minorEastAsia" w:hAnsi="Times New Roman" w:cs="Times New Roman"/>
-          <w:bCs/>
-          <w:sz w:val="28"/>
-          <w:szCs w:val="28"/>
-        </w:rPr>
-        <w:br/>
-      </w:r>
-      <w:r>
-        <w:rPr>
-          <w:rFonts w:ascii="Times New Roman" w:eastAsiaTheme="minorEastAsia" w:hAnsi="Times New Roman" w:cs="Times New Roman"/>
-          <w:b/>
-          <w:bCs/>
-          <w:sz w:val="28"/>
-          <w:szCs w:val="28"/>
-        </w:rPr>
-        <w:noBreakHyphen/>
-        <w:t xml:space="preserve"> Менеджеры</w:t>
-      </w:r>
-      <w:r>
-        <w:rPr>
-          <w:rFonts w:ascii="Times New Roman" w:eastAsiaTheme="minorEastAsia" w:hAnsi="Times New Roman" w:cs="Times New Roman"/>
-          <w:bCs/>
-          <w:sz w:val="28"/>
-          <w:szCs w:val="28"/>
-        </w:rPr>
-        <w:t xml:space="preserve"> – внутренний </w:t>
-      </w:r>
-      <w:proofErr w:type="spellStart"/>
-      <w:r>
-        <w:rPr>
-          <w:rFonts w:ascii="Times New Roman" w:eastAsiaTheme="minorEastAsia" w:hAnsi="Times New Roman" w:cs="Times New Roman"/>
-          <w:bCs/>
-          <w:sz w:val="28"/>
-          <w:szCs w:val="28"/>
-        </w:rPr>
-        <w:t>актор</w:t>
-      </w:r>
-      <w:proofErr w:type="spellEnd"/>
-      <w:r>
-        <w:rPr>
-          <w:rFonts w:ascii="Times New Roman" w:eastAsiaTheme="minorEastAsia" w:hAnsi="Times New Roman" w:cs="Times New Roman"/>
-          <w:bCs/>
-          <w:sz w:val="28"/>
-          <w:szCs w:val="28"/>
-        </w:rPr>
-        <w:t xml:space="preserve"> (сотрудники интернет-магазина). Они отвечают за изменение каталога магазина игрушек (наполнение, актуализацию ассортимента).</w:t>
-      </w:r>
-    </w:p>
-    <w:p>
-      <w:pPr>
-        <w:spacing w:after="0" w:line="360" w:lineRule="auto"/>
-        <w:ind w:firstLine="709"/>
-        <w:jc w:val="both"/>
-        <w:rPr>
-          <w:rFonts w:ascii="Times New Roman" w:eastAsiaTheme="minorEastAsia" w:hAnsi="Times New Roman" w:cs="Times New Roman"/>
-          <w:b/>
-          <w:bCs/>
-          <w:sz w:val="28"/>
-          <w:szCs w:val="28"/>
-        </w:rPr>
-      </w:pPr>
-      <w:r>
-        <w:rPr>
-          <w:rFonts w:ascii="Times New Roman" w:eastAsiaTheme="minorEastAsia" w:hAnsi="Times New Roman" w:cs="Times New Roman"/>
-          <w:b/>
-          <w:bCs/>
-          <w:sz w:val="28"/>
-          <w:szCs w:val="28"/>
-        </w:rPr>
-        <w:t>Основные варианты использования</w:t>
-      </w:r>
-    </w:p>
-    <w:p>
-      <w:pPr>
-        <w:spacing w:after="0" w:line="360" w:lineRule="auto"/>
-        <w:ind w:firstLine="709"/>
-        <w:jc w:val="both"/>
-        <w:rPr>
-          <w:rFonts w:ascii="Times New Roman" w:eastAsiaTheme="minorEastAsia" w:hAnsi="Times New Roman" w:cs="Times New Roman"/>
-          <w:sz w:val="28"/>
-          <w:szCs w:val="28"/>
-        </w:rPr>
-      </w:pPr>
-      <w:r>
-        <w:rPr>
-          <w:rFonts w:ascii="Times New Roman" w:eastAsiaTheme="minorEastAsia" w:hAnsi="Times New Roman" w:cs="Times New Roman"/>
-          <w:b/>
-          <w:bCs/>
-          <w:sz w:val="28"/>
-          <w:szCs w:val="28"/>
-        </w:rPr>
-        <w:lastRenderedPageBreak/>
-        <w:t>Варианты использования, инициируемые Покупателем:</w:t>
-      </w:r>
-    </w:p>
-    <w:p>
-      <w:pPr>
-        <w:spacing w:after="0" w:line="360" w:lineRule="auto"/>
-        <w:ind w:firstLine="709"/>
-        <w:jc w:val="both"/>
-        <w:rPr>
-          <w:rFonts w:ascii="Times New Roman" w:eastAsiaTheme="minorEastAsia" w:hAnsi="Times New Roman" w:cs="Times New Roman"/>
-          <w:sz w:val="28"/>
-          <w:szCs w:val="28"/>
-        </w:rPr>
-      </w:pPr>
-      <w:r>
-        <w:rPr>
-          <w:rFonts w:ascii="Times New Roman" w:eastAsiaTheme="minorEastAsia" w:hAnsi="Times New Roman" w:cs="Times New Roman"/>
-          <w:sz w:val="28"/>
-          <w:szCs w:val="28"/>
-        </w:rPr>
-        <w:t>Просмотр каталога магазина игрушек, Выбор товара, Добавление в корзину, Оформление заказа игрушки, Регистрация покупателя, Оплата выбранной игрушки.</w:t>
-      </w:r>
-    </w:p>
-    <w:p>
-      <w:pPr>
-        <w:spacing w:after="0" w:line="360" w:lineRule="auto"/>
-        <w:ind w:firstLine="709"/>
-        <w:jc w:val="both"/>
-        <w:rPr>
-          <w:rFonts w:ascii="Times New Roman" w:eastAsiaTheme="minorEastAsia" w:hAnsi="Times New Roman" w:cs="Times New Roman"/>
-          <w:sz w:val="28"/>
-          <w:szCs w:val="28"/>
-        </w:rPr>
-      </w:pPr>
-      <w:r>
-        <w:rPr>
-          <w:rFonts w:ascii="Times New Roman" w:eastAsiaTheme="minorEastAsia" w:hAnsi="Times New Roman" w:cs="Times New Roman"/>
-          <w:sz w:val="28"/>
-          <w:szCs w:val="28"/>
-        </w:rPr>
-        <w:t>Вариант использования, инициируемый Менеджерами: Изменение каталога магазина.</w:t>
-      </w:r>
-    </w:p>
-    <w:p>
-      <w:pPr>
-        <w:spacing w:after="0" w:line="360" w:lineRule="auto"/>
-        <w:ind w:firstLine="709"/>
-        <w:jc w:val="both"/>
-        <w:rPr>
-          <w:rFonts w:ascii="Times New Roman" w:eastAsiaTheme="minorEastAsia" w:hAnsi="Times New Roman" w:cs="Times New Roman"/>
-          <w:sz w:val="28"/>
-          <w:szCs w:val="28"/>
-        </w:rPr>
-      </w:pPr>
-      <w:r>
-        <w:rPr>
-          <w:rFonts w:ascii="Times New Roman" w:eastAsiaTheme="minorEastAsia" w:hAnsi="Times New Roman" w:cs="Times New Roman"/>
-          <w:sz w:val="28"/>
-          <w:szCs w:val="28"/>
-        </w:rPr>
-        <w:t>Отношения между вариантами использования</w:t>
-      </w:r>
-    </w:p>
-    <w:p>
-      <w:pPr>
-        <w:spacing w:after="0" w:line="360" w:lineRule="auto"/>
-        <w:ind w:firstLine="709"/>
-        <w:jc w:val="both"/>
-        <w:rPr>
-          <w:rFonts w:ascii="Times New Roman" w:eastAsiaTheme="minorEastAsia" w:hAnsi="Times New Roman" w:cs="Times New Roman"/>
-          <w:sz w:val="28"/>
-          <w:szCs w:val="28"/>
-        </w:rPr>
-      </w:pPr>
-      <w:r>
-        <w:rPr>
-          <w:rFonts w:ascii="Times New Roman" w:eastAsiaTheme="minorEastAsia" w:hAnsi="Times New Roman" w:cs="Times New Roman"/>
-          <w:b/>
-          <w:sz w:val="28"/>
-          <w:szCs w:val="28"/>
-        </w:rPr>
-        <w:t>Include (включение)</w:t>
-      </w:r>
-      <w:r>
-        <w:rPr>
-          <w:rFonts w:ascii="Times New Roman" w:eastAsiaTheme="minorEastAsia" w:hAnsi="Times New Roman" w:cs="Times New Roman"/>
-          <w:sz w:val="28"/>
-          <w:szCs w:val="28"/>
-        </w:rPr>
-        <w:t xml:space="preserve"> – обязательное включение одного варианта использования в другой: «Оформление заказа игрушки» включает (include) «Регистрация покупателя». Это означает, что при оформлении заказа система обязательно требует </w:t>
-      </w:r>
-      <w:proofErr w:type="gramStart"/>
-      <w:r>
-        <w:rPr>
-          <w:rFonts w:ascii="Times New Roman" w:eastAsiaTheme="minorEastAsia" w:hAnsi="Times New Roman" w:cs="Times New Roman"/>
-          <w:sz w:val="28"/>
-          <w:szCs w:val="28"/>
-        </w:rPr>
-        <w:t xml:space="preserve">регистрации </w:t>
-      </w:r>
-      <w:r>
-        <w:rPr>
-          <w:rFonts w:ascii="Times New Roman" w:eastAsiaTheme="minorEastAsia" w:hAnsi="Times New Roman" w:cs="Times New Roman"/>
-          <w:sz w:val="28"/>
-          <w:szCs w:val="28"/>
-        </w:rPr>
-        <w:t xml:space="preserve"> </w:t>
-      </w:r>
-      <w:r>
-        <w:rPr>
-          <w:rFonts w:ascii="Times New Roman" w:eastAsiaTheme="minorEastAsia" w:hAnsi="Times New Roman" w:cs="Times New Roman"/>
-          <w:sz w:val="28"/>
-          <w:szCs w:val="28"/>
-        </w:rPr>
-        <w:t>пользователя</w:t>
-      </w:r>
-      <w:proofErr w:type="gramEnd"/>
-      <w:r>
-        <w:rPr>
-          <w:rFonts w:ascii="Times New Roman" w:eastAsiaTheme="minorEastAsia" w:hAnsi="Times New Roman" w:cs="Times New Roman"/>
-          <w:sz w:val="28"/>
-          <w:szCs w:val="28"/>
-        </w:rPr>
-        <w:t xml:space="preserve"> (либо проверяет, зарегистрирован ли покупатель, и при отсутствии регистрации предлагает её пройти).</w:t>
-      </w:r>
-    </w:p>
-    <w:p>
-      <w:pPr>
-        <w:spacing w:after="0" w:line="360" w:lineRule="auto"/>
-        <w:ind w:firstLine="709"/>
-        <w:jc w:val="both"/>
-        <w:rPr>
-          <w:rFonts w:ascii="Times New Roman" w:eastAsiaTheme="minorEastAsia" w:hAnsi="Times New Roman" w:cs="Times New Roman"/>
-          <w:sz w:val="28"/>
-          <w:szCs w:val="28"/>
-        </w:rPr>
-      </w:pPr>
-      <w:proofErr w:type="spellStart"/>
-      <w:r>
-        <w:rPr>
-          <w:rFonts w:ascii="Times New Roman" w:eastAsiaTheme="minorEastAsia" w:hAnsi="Times New Roman" w:cs="Times New Roman"/>
-          <w:b/>
-          <w:sz w:val="28"/>
-          <w:szCs w:val="28"/>
-        </w:rPr>
-        <w:t>Extend</w:t>
-      </w:r>
-      <w:proofErr w:type="spellEnd"/>
-      <w:r>
-        <w:rPr>
-          <w:rFonts w:ascii="Times New Roman" w:eastAsiaTheme="minorEastAsia" w:hAnsi="Times New Roman" w:cs="Times New Roman"/>
-          <w:b/>
-          <w:sz w:val="28"/>
-          <w:szCs w:val="28"/>
-        </w:rPr>
-        <w:t xml:space="preserve"> (расширение)</w:t>
-      </w:r>
-      <w:r>
-        <w:rPr>
-          <w:rFonts w:ascii="Times New Roman" w:eastAsiaTheme="minorEastAsia" w:hAnsi="Times New Roman" w:cs="Times New Roman"/>
-          <w:sz w:val="28"/>
-          <w:szCs w:val="28"/>
-        </w:rPr>
-        <w:t xml:space="preserve"> – опциональное расширение основного варианта использования: «Предоставление бонусной скидки» расширяет (</w:t>
-      </w:r>
-      <w:proofErr w:type="spellStart"/>
-      <w:r>
-        <w:rPr>
-          <w:rFonts w:ascii="Times New Roman" w:eastAsiaTheme="minorEastAsia" w:hAnsi="Times New Roman" w:cs="Times New Roman"/>
-          <w:sz w:val="28"/>
-          <w:szCs w:val="28"/>
-        </w:rPr>
-        <w:t>extend</w:t>
-      </w:r>
-      <w:proofErr w:type="spellEnd"/>
-      <w:r>
-        <w:rPr>
-          <w:rFonts w:ascii="Times New Roman" w:eastAsiaTheme="minorEastAsia" w:hAnsi="Times New Roman" w:cs="Times New Roman"/>
-          <w:sz w:val="28"/>
-          <w:szCs w:val="28"/>
-        </w:rPr>
-        <w:t>) «Оплата выбранной игрушки». Это означает, что при оплате игрушки в некоторых случаях (например, при наличии бонусов, определённой суммы заказа или статуса покупателя) может быть предоставлена бонусная скидка. Это необязательная, но возможная дополнительная функциональность.</w:t>
-      </w:r>
-    </w:p>
-    <w:p>
-      <w:pPr>
-        <w:spacing w:after="0" w:line="360" w:lineRule="auto"/>
-        <w:ind w:firstLine="709"/>
-        <w:jc w:val="both"/>
-        <w:rPr>
-          <w:rFonts w:ascii="Times New Roman" w:eastAsiaTheme="minorEastAsia" w:hAnsi="Times New Roman" w:cs="Times New Roman"/>
-          <w:b/>
-          <w:bCs/>
-          <w:sz w:val="28"/>
-          <w:szCs w:val="28"/>
-        </w:rPr>
-      </w:pPr>
-      <w:r>
-        <w:rPr>
-          <w:rFonts w:ascii="Times New Roman" w:eastAsiaTheme="minorEastAsia" w:hAnsi="Times New Roman" w:cs="Times New Roman"/>
-          <w:b/>
-          <w:bCs/>
-          <w:sz w:val="28"/>
-          <w:szCs w:val="28"/>
-        </w:rPr>
-        <w:t>Границы системы</w:t>
-      </w:r>
-    </w:p>
-    <w:p>
-      <w:pPr>
-        <w:spacing w:after="0" w:line="360" w:lineRule="auto"/>
-        <w:ind w:firstLine="709"/>
-        <w:jc w:val="both"/>
-        <w:rPr>
-          <w:rFonts w:ascii="Times New Roman" w:eastAsiaTheme="minorEastAsia" w:hAnsi="Times New Roman" w:cs="Times New Roman"/>
-          <w:sz w:val="28"/>
-          <w:szCs w:val="28"/>
-        </w:rPr>
-      </w:pPr>
-      <w:r>
-        <w:rPr>
-          <w:rFonts w:ascii="Times New Roman" w:eastAsiaTheme="minorEastAsia" w:hAnsi="Times New Roman" w:cs="Times New Roman"/>
-          <w:sz w:val="28"/>
-          <w:szCs w:val="28"/>
-        </w:rPr>
-        <w:t>Все перечисленные варианты использования, связанные с покупателем и менеджерами, находятся внутри границ </w:t>
-      </w:r>
-      <w:r>
-        <w:rPr>
-          <w:rFonts w:ascii="Times New Roman" w:eastAsiaTheme="minorEastAsia" w:hAnsi="Times New Roman" w:cs="Times New Roman"/>
-          <w:b/>
-          <w:bCs/>
-          <w:sz w:val="28"/>
-          <w:szCs w:val="28"/>
-        </w:rPr>
-        <w:t>«Система продажи товаров в Интернет-магазине игрушек»</w:t>
-      </w:r>
-      <w:r>
-        <w:rPr>
-          <w:rFonts w:ascii="Times New Roman" w:eastAsiaTheme="minorEastAsia" w:hAnsi="Times New Roman" w:cs="Times New Roman"/>
-          <w:sz w:val="28"/>
-          <w:szCs w:val="28"/>
-        </w:rPr>
-        <w:t xml:space="preserve">. Это подчёркивает, что именно эта система предоставляет описанные функции внешним </w:t>
-      </w:r>
-      <w:proofErr w:type="spellStart"/>
-      <w:r>
-        <w:rPr>
-          <w:rFonts w:ascii="Times New Roman" w:eastAsiaTheme="minorEastAsia" w:hAnsi="Times New Roman" w:cs="Times New Roman"/>
-          <w:sz w:val="28"/>
-          <w:szCs w:val="28"/>
-        </w:rPr>
-        <w:t>акторам</w:t>
-      </w:r>
-      <w:proofErr w:type="spellEnd"/>
-      <w:r>
-        <w:rPr>
-          <w:rFonts w:ascii="Times New Roman" w:eastAsiaTheme="minorEastAsia" w:hAnsi="Times New Roman" w:cs="Times New Roman"/>
-          <w:sz w:val="28"/>
-          <w:szCs w:val="28"/>
-        </w:rPr>
-        <w:t>.</w:t>
-      </w:r>
-    </w:p>
-    <w:p>
-      <w:pPr>
-        <w:spacing w:after="0" w:line="360" w:lineRule="auto"/>
-        <w:ind w:firstLine="709"/>
-        <w:jc w:val="both"/>
-        <w:rPr>
-          <w:rFonts w:ascii="Times New Roman" w:eastAsiaTheme="minorEastAsia" w:hAnsi="Times New Roman" w:cs="Times New Roman"/>
-          <w:sz w:val="28"/>
-          <w:szCs w:val="28"/>
-        </w:rPr>
-      </w:pPr>
-      <w:r>
-        <w:rPr>
-          <w:rFonts w:ascii="Times New Roman" w:eastAsiaTheme="minorEastAsia" w:hAnsi="Times New Roman" w:cs="Times New Roman"/>
-          <w:sz w:val="28"/>
-          <w:szCs w:val="28"/>
-        </w:rPr>
-        <w:t xml:space="preserve">Таким образом, диаграмма вариантов использования описывает функциональную структуру системы интернет-магазина игрушек. Выделенные </w:t>
-      </w:r>
-      <w:proofErr w:type="spellStart"/>
-      <w:r>
-        <w:rPr>
-          <w:rFonts w:ascii="Times New Roman" w:eastAsiaTheme="minorEastAsia" w:hAnsi="Times New Roman" w:cs="Times New Roman"/>
-          <w:sz w:val="28"/>
-          <w:szCs w:val="28"/>
-        </w:rPr>
-        <w:t>акторы</w:t>
-      </w:r>
-      <w:proofErr w:type="spellEnd"/>
-      <w:r>
-        <w:rPr>
-          <w:rFonts w:ascii="Times New Roman" w:eastAsiaTheme="minorEastAsia" w:hAnsi="Times New Roman" w:cs="Times New Roman"/>
-          <w:sz w:val="28"/>
-          <w:szCs w:val="28"/>
-        </w:rPr>
-        <w:t xml:space="preserve"> (</w:t>
-      </w:r>
-      <w:r>
-        <w:rPr>
-          <w:rFonts w:ascii="Times New Roman" w:eastAsiaTheme="minorEastAsia" w:hAnsi="Times New Roman" w:cs="Times New Roman"/>
-          <w:b/>
-          <w:bCs/>
-          <w:sz w:val="28"/>
-          <w:szCs w:val="28"/>
-        </w:rPr>
-        <w:t>Покупатель</w:t>
-      </w:r>
-      <w:r>
-        <w:rPr>
-          <w:rFonts w:ascii="Times New Roman" w:eastAsiaTheme="minorEastAsia" w:hAnsi="Times New Roman" w:cs="Times New Roman"/>
-          <w:sz w:val="28"/>
-          <w:szCs w:val="28"/>
-        </w:rPr>
-        <w:t> и </w:t>
-      </w:r>
-      <w:r>
-        <w:rPr>
-          <w:rFonts w:ascii="Times New Roman" w:eastAsiaTheme="minorEastAsia" w:hAnsi="Times New Roman" w:cs="Times New Roman"/>
-          <w:b/>
-          <w:bCs/>
-          <w:sz w:val="28"/>
-          <w:szCs w:val="28"/>
-        </w:rPr>
-        <w:t>Менеджеры</w:t>
-      </w:r>
-      <w:r>
-        <w:rPr>
-          <w:rFonts w:ascii="Times New Roman" w:eastAsiaTheme="minorEastAsia" w:hAnsi="Times New Roman" w:cs="Times New Roman"/>
-          <w:sz w:val="28"/>
-          <w:szCs w:val="28"/>
-        </w:rPr>
-        <w:t xml:space="preserve">) и взаимосвязи между вариантами использования демонстрируют полный цикл работы системы: от просмотра каталога и выбора товара до оформления заказа, регистрации (обязательное включение) и оплаты с возможным предоставлением бонусной </w:t>
-      </w:r>
-      <w:r>
-        <w:rPr>
-          <w:rFonts w:ascii="Times New Roman" w:eastAsiaTheme="minorEastAsia" w:hAnsi="Times New Roman" w:cs="Times New Roman"/>
-          <w:sz w:val="28"/>
-          <w:szCs w:val="28"/>
-        </w:rPr>
-        <w:lastRenderedPageBreak/>
-        <w:t>скидки (опциональное расширение). Отношения </w:t>
-      </w:r>
-      <w:r>
-        <w:rPr>
-          <w:rFonts w:ascii="Times New Roman" w:eastAsiaTheme="minorEastAsia" w:hAnsi="Times New Roman" w:cs="Times New Roman"/>
-          <w:b/>
-          <w:bCs/>
-          <w:sz w:val="28"/>
-          <w:szCs w:val="28"/>
-        </w:rPr>
-        <w:t>include</w:t>
-      </w:r>
-      <w:r>
-        <w:rPr>
-          <w:rFonts w:ascii="Times New Roman" w:eastAsiaTheme="minorEastAsia" w:hAnsi="Times New Roman" w:cs="Times New Roman"/>
-          <w:sz w:val="28"/>
-          <w:szCs w:val="28"/>
-        </w:rPr>
-        <w:t> и </w:t>
-      </w:r>
-      <w:proofErr w:type="spellStart"/>
-      <w:r>
-        <w:rPr>
-          <w:rFonts w:ascii="Times New Roman" w:eastAsiaTheme="minorEastAsia" w:hAnsi="Times New Roman" w:cs="Times New Roman"/>
-          <w:b/>
-          <w:bCs/>
-          <w:sz w:val="28"/>
-          <w:szCs w:val="28"/>
-        </w:rPr>
-        <w:t>extend</w:t>
-      </w:r>
-      <w:proofErr w:type="spellEnd"/>
-      <w:r>
-        <w:rPr>
-          <w:rFonts w:ascii="Times New Roman" w:eastAsiaTheme="minorEastAsia" w:hAnsi="Times New Roman" w:cs="Times New Roman"/>
-          <w:sz w:val="28"/>
-          <w:szCs w:val="28"/>
-        </w:rPr>
-        <w:t xml:space="preserve"> помогают корректно отразить обязательные и условные процессы, а наличие </w:t>
-      </w:r>
-      <w:proofErr w:type="spellStart"/>
-      <w:r>
-        <w:rPr>
-          <w:rFonts w:ascii="Times New Roman" w:eastAsiaTheme="minorEastAsia" w:hAnsi="Times New Roman" w:cs="Times New Roman"/>
-          <w:sz w:val="28"/>
-          <w:szCs w:val="28"/>
-        </w:rPr>
-        <w:t>актора</w:t>
-      </w:r>
-      <w:proofErr w:type="spellEnd"/>
-      <w:r>
-        <w:rPr>
-          <w:rFonts w:ascii="Times New Roman" w:eastAsiaTheme="minorEastAsia" w:hAnsi="Times New Roman" w:cs="Times New Roman"/>
           <w:sz w:val="28"/>
           <w:szCs w:val="28"/>
         </w:rPr>
@@ -3805,7 +4092,6 @@
       <w:r>
         <w:rPr>
           <w:rFonts w:ascii="Times New Roman" w:eastAsiaTheme="minorEastAsia" w:hAnsi="Times New Roman" w:cs="Times New Roman"/>
-          <w:b/>
           <w:bCs/>
           <w:sz w:val="28"/>
           <w:szCs w:val="28"/>
@@ -4069,7 +4355,7 @@
                     <pic:cNvPicPr/>
                   </pic:nvPicPr>
                   <pic:blipFill>
-                    <a:blip r:embed="rId10">
+                    <a:blip r:embed="rId11">
                       <a:extLst>
                         <a:ext uri="{28A0092B-C50C-407E-A947-70E740481C1C}">
                           <a14:useLocalDpi xmlns:a14="http://schemas.microsoft.com/office/drawing/2010/main" val="0"/>
@@ -4121,24 +4407,14 @@
     <w:p>
       <w:pPr>
         <w:spacing w:after="0" w:line="360" w:lineRule="auto"/>
-        <w:ind w:firstLine="709"/>
-        <w:jc w:val="both"/>
-        <w:rPr>
-          <w:rFonts w:ascii="Times New Roman" w:hAnsi="Times New Roman" w:cs="Times New Roman"/>
-          <w:sz w:val="28"/>
-          <w:szCs w:val="28"/>
-        </w:rPr>
-      </w:pPr>
-      <w:r>
-        <w:rPr>
-          <w:rFonts w:ascii="Times New Roman" w:eastAsiaTheme="minorEastAsia" w:hAnsi="Times New Roman" w:cs="Times New Roman"/>
-          <w:b/>
-          <w:bCs/>
-          <w:sz w:val="28"/>
-          <w:szCs w:val="28"/>
-        </w:rPr>
-        <w:t>Описание диаграммы деятельности</w:t>
-      </w:r>
+        <w:jc w:val="both"/>
+        <w:rPr>
+          <w:rFonts w:ascii="Times New Roman" w:eastAsiaTheme="minorEastAsia" w:hAnsi="Times New Roman" w:cs="Times New Roman"/>
+          <w:bCs/>
+          <w:sz w:val="28"/>
+          <w:szCs w:val="28"/>
+        </w:rPr>
+      </w:pPr>
       <w:r>
         <w:rPr>
           <w:rFonts w:ascii="Times New Roman" w:eastAsiaTheme="minorEastAsia" w:hAnsi="Times New Roman" w:cs="Times New Roman"/>
@@ -4149,14 +4425,27 @@
         <w:br/>
         <w:t>Диаграмма деятельности отражает динамику поведения системы и показывает последовательность действий (поток работ) при покупке товара через интернет-магазин игрушек.</w:t>
       </w:r>
-      <w:r>
-        <w:rPr>
-          <w:rFonts w:ascii="Times New Roman" w:eastAsiaTheme="minorEastAsia" w:hAnsi="Times New Roman" w:cs="Times New Roman"/>
-          <w:bCs/>
-          <w:sz w:val="28"/>
-          <w:szCs w:val="28"/>
-        </w:rPr>
-        <w:br/>
+    </w:p>
+    <w:p>
+      <w:pPr>
+        <w:spacing w:after="0" w:line="360" w:lineRule="auto"/>
+        <w:ind w:firstLine="709"/>
+        <w:jc w:val="both"/>
+        <w:rPr>
+          <w:rFonts w:ascii="Times New Roman" w:eastAsiaTheme="minorEastAsia" w:hAnsi="Times New Roman" w:cs="Times New Roman"/>
+          <w:bCs/>
+          <w:sz w:val="28"/>
+          <w:szCs w:val="28"/>
+        </w:rPr>
+      </w:pPr>
+      <w:r>
+        <w:rPr>
+          <w:rFonts w:ascii="Times New Roman" w:eastAsiaTheme="minorEastAsia" w:hAnsi="Times New Roman" w:cs="Times New Roman"/>
+          <w:bCs/>
+          <w:sz w:val="28"/>
+          <w:szCs w:val="28"/>
+        </w:rPr>
+        <w:lastRenderedPageBreak/>
         <w:t>Диаграмма разделена на две вертикальные дорожки (</w:t>
       </w:r>
       <w:proofErr w:type="spellStart"/>
@@ -4177,36 +4466,509 @@
           <w:sz w:val="28"/>
           <w:szCs w:val="28"/>
         </w:rPr>
-        <w:t xml:space="preserve">), которые </w:t>
-      </w:r>
-      <w:r>
-        <w:rPr>
-          <w:rFonts w:ascii="Times New Roman" w:eastAsiaTheme="minorEastAsia" w:hAnsi="Times New Roman" w:cs="Times New Roman"/>
-          <w:bCs/>
+        <w:t>), которые наглядно распределяют ответственность между участниками процесса: Пользователь, Интернет-магазин игрушек.</w:t>
+      </w:r>
+    </w:p>
+    <w:p>
+      <w:pPr>
+        <w:spacing w:after="0" w:line="360" w:lineRule="auto"/>
+        <w:ind w:firstLine="709"/>
+        <w:jc w:val="both"/>
+        <w:rPr>
+          <w:rFonts w:ascii="Times New Roman" w:hAnsi="Times New Roman" w:cs="Times New Roman"/>
+          <w:sz w:val="28"/>
+          <w:szCs w:val="28"/>
+        </w:rPr>
+      </w:pPr>
+      <w:r>
+        <w:rPr>
+          <w:rFonts w:ascii="Times New Roman" w:eastAsiaTheme="minorEastAsia" w:hAnsi="Times New Roman" w:cs="Times New Roman"/>
+          <w:bCs/>
+          <w:sz w:val="28"/>
+          <w:szCs w:val="28"/>
+        </w:rPr>
+        <w:t>Внутри дорожки «Интернет-магазин игрушек» дополнительно выделен подраздел «Менеджер», что отражает внутренние роли сотрудников магазина.</w:t>
+      </w:r>
+    </w:p>
+    <w:p>
+      <w:pPr>
+        <w:spacing w:after="0" w:line="360" w:lineRule="auto"/>
+        <w:ind w:firstLine="708"/>
+        <w:jc w:val="both"/>
+        <w:rPr>
+          <w:rFonts w:ascii="Times New Roman" w:eastAsiaTheme="minorEastAsia" w:hAnsi="Times New Roman" w:cs="Times New Roman"/>
+          <w:bCs/>
+          <w:sz w:val="28"/>
+          <w:szCs w:val="28"/>
+        </w:rPr>
+      </w:pPr>
+      <w:r>
+        <w:rPr>
+          <w:rFonts w:ascii="Times New Roman" w:eastAsiaTheme="minorEastAsia" w:hAnsi="Times New Roman" w:cs="Times New Roman"/>
+          <w:bCs/>
+          <w:sz w:val="28"/>
+          <w:szCs w:val="28"/>
+        </w:rPr>
+        <w:t>Основной поток действий (успешный сценарий)</w:t>
+      </w:r>
+    </w:p>
+    <w:p>
+      <w:pPr>
+        <w:spacing w:after="0" w:line="360" w:lineRule="auto"/>
+        <w:ind w:firstLine="709"/>
+        <w:jc w:val="both"/>
+        <w:rPr>
+          <w:rFonts w:ascii="Times New Roman" w:eastAsiaTheme="minorEastAsia" w:hAnsi="Times New Roman" w:cs="Times New Roman"/>
+          <w:sz w:val="28"/>
+          <w:szCs w:val="28"/>
+        </w:rPr>
+      </w:pPr>
+      <w:r>
+        <w:rPr>
+          <w:rFonts w:ascii="Times New Roman" w:eastAsiaTheme="minorEastAsia" w:hAnsi="Times New Roman" w:cs="Times New Roman"/>
+          <w:sz w:val="28"/>
+          <w:szCs w:val="28"/>
+        </w:rPr>
+        <w:t>Процесс начинается с действий </w:t>
+      </w:r>
+      <w:r>
+        <w:rPr>
+          <w:rFonts w:ascii="Times New Roman" w:eastAsiaTheme="minorEastAsia" w:hAnsi="Times New Roman" w:cs="Times New Roman"/>
+          <w:bCs/>
+          <w:sz w:val="28"/>
+          <w:szCs w:val="28"/>
+        </w:rPr>
+        <w:t>Пользователя</w:t>
+      </w:r>
+      <w:r>
+        <w:rPr>
+          <w:rFonts w:ascii="Times New Roman" w:eastAsiaTheme="minorEastAsia" w:hAnsi="Times New Roman" w:cs="Times New Roman"/>
+          <w:sz w:val="28"/>
+          <w:szCs w:val="28"/>
+        </w:rPr>
+        <w:t>, который открывает сайт.</w:t>
+      </w:r>
+    </w:p>
+    <w:p>
+      <w:pPr>
+        <w:spacing w:after="0" w:line="360" w:lineRule="auto"/>
+        <w:ind w:firstLine="709"/>
+        <w:jc w:val="both"/>
+        <w:rPr>
+          <w:rFonts w:ascii="Times New Roman" w:eastAsiaTheme="minorEastAsia" w:hAnsi="Times New Roman" w:cs="Times New Roman"/>
+          <w:sz w:val="28"/>
+          <w:szCs w:val="28"/>
+        </w:rPr>
+      </w:pPr>
+      <w:r>
+        <w:rPr>
+          <w:rFonts w:ascii="Times New Roman" w:eastAsiaTheme="minorEastAsia" w:hAnsi="Times New Roman" w:cs="Times New Roman"/>
+          <w:bCs/>
+          <w:sz w:val="28"/>
+          <w:szCs w:val="28"/>
+        </w:rPr>
+        <w:t>Интернет-магазин игрушек</w:t>
+      </w:r>
+      <w:r>
+        <w:rPr>
+          <w:rFonts w:ascii="Times New Roman" w:eastAsiaTheme="minorEastAsia" w:hAnsi="Times New Roman" w:cs="Times New Roman"/>
+          <w:sz w:val="28"/>
+          <w:szCs w:val="28"/>
+        </w:rPr>
+        <w:t> загружает главную страницу и отображает каталог товаров.</w:t>
+      </w:r>
+    </w:p>
+    <w:p>
+      <w:pPr>
+        <w:spacing w:after="0" w:line="360" w:lineRule="auto"/>
+        <w:ind w:firstLine="709"/>
+        <w:jc w:val="both"/>
+        <w:rPr>
+          <w:rFonts w:ascii="Times New Roman" w:eastAsiaTheme="minorEastAsia" w:hAnsi="Times New Roman" w:cs="Times New Roman"/>
+          <w:sz w:val="28"/>
+          <w:szCs w:val="28"/>
+        </w:rPr>
+      </w:pPr>
+      <w:r>
+        <w:rPr>
+          <w:rFonts w:ascii="Times New Roman" w:eastAsiaTheme="minorEastAsia" w:hAnsi="Times New Roman" w:cs="Times New Roman"/>
+          <w:sz w:val="28"/>
+          <w:szCs w:val="28"/>
+        </w:rPr>
+        <w:t>Далее следует основной линейный сценарий покупки игрушки:</w:t>
+      </w:r>
+    </w:p>
+    <w:p>
+      <w:pPr>
+        <w:spacing w:after="0" w:line="360" w:lineRule="auto"/>
+        <w:ind w:firstLine="709"/>
+        <w:jc w:val="both"/>
+        <w:rPr>
+          <w:rFonts w:ascii="Times New Roman" w:eastAsiaTheme="minorEastAsia" w:hAnsi="Times New Roman" w:cs="Times New Roman"/>
+          <w:sz w:val="28"/>
+          <w:szCs w:val="28"/>
+        </w:rPr>
+      </w:pPr>
+      <w:r>
+        <w:rPr>
+          <w:rFonts w:ascii="Times New Roman" w:eastAsiaTheme="minorEastAsia" w:hAnsi="Times New Roman" w:cs="Times New Roman"/>
+          <w:sz w:val="28"/>
+          <w:szCs w:val="28"/>
+        </w:rPr>
+        <w:t xml:space="preserve">Пользователь </w:t>
+      </w:r>
+      <w:r>
+        <w:rPr>
+          <w:rFonts w:ascii="Times New Roman" w:eastAsiaTheme="minorEastAsia" w:hAnsi="Times New Roman" w:cs="Times New Roman"/>
+          <w:sz w:val="28"/>
+          <w:szCs w:val="28"/>
+        </w:rPr>
+        <w:t xml:space="preserve">добавляет товар в корзину, </w:t>
+      </w:r>
+      <w:r>
+        <w:rPr>
+          <w:rFonts w:ascii="Times New Roman" w:eastAsiaTheme="minorEastAsia" w:hAnsi="Times New Roman" w:cs="Times New Roman"/>
+          <w:sz w:val="28"/>
+          <w:szCs w:val="28"/>
+        </w:rPr>
+        <w:t>выбирает</w:t>
+      </w:r>
+      <w:r>
+        <w:rPr>
+          <w:rFonts w:ascii="Times New Roman" w:eastAsiaTheme="minorEastAsia" w:hAnsi="Times New Roman" w:cs="Times New Roman"/>
+          <w:sz w:val="28"/>
+          <w:szCs w:val="28"/>
+        </w:rPr>
+        <w:t xml:space="preserve"> дату доставки, </w:t>
+      </w:r>
+      <w:r>
+        <w:rPr>
+          <w:rFonts w:ascii="Times New Roman" w:eastAsiaTheme="minorEastAsia" w:hAnsi="Times New Roman" w:cs="Times New Roman"/>
+          <w:sz w:val="28"/>
+          <w:szCs w:val="28"/>
+        </w:rPr>
+        <w:t>выбирает адрес доставки</w:t>
+      </w:r>
+      <w:r>
+        <w:rPr>
+          <w:rFonts w:ascii="Times New Roman" w:eastAsiaTheme="minorEastAsia" w:hAnsi="Times New Roman" w:cs="Times New Roman"/>
+          <w:sz w:val="28"/>
+          <w:szCs w:val="28"/>
+        </w:rPr>
+        <w:t>, вводит реквизиты для оплаты, подтверждает оплату.</w:t>
+      </w:r>
+    </w:p>
+    <w:p>
+      <w:pPr>
+        <w:spacing w:after="0" w:line="360" w:lineRule="auto"/>
+        <w:ind w:firstLine="709"/>
+        <w:jc w:val="both"/>
+        <w:rPr>
+          <w:rFonts w:ascii="Times New Roman" w:eastAsiaTheme="minorEastAsia" w:hAnsi="Times New Roman" w:cs="Times New Roman"/>
+          <w:sz w:val="28"/>
+          <w:szCs w:val="28"/>
+        </w:rPr>
+      </w:pPr>
+      <w:r>
+        <w:rPr>
+          <w:rFonts w:ascii="Times New Roman" w:eastAsiaTheme="minorEastAsia" w:hAnsi="Times New Roman" w:cs="Times New Roman"/>
+          <w:sz w:val="28"/>
+          <w:szCs w:val="28"/>
+        </w:rPr>
+        <w:t>После подтверждения оплаты управление переходит к Менеджеру (внутри интернет-магазина): Менеджер проверяет товары на наличие, Менеджер ищет свободных курьеров, Менеджер обрабатывает оплату.</w:t>
+      </w:r>
+    </w:p>
+    <w:p>
+      <w:pPr>
+        <w:spacing w:after="0" w:line="360" w:lineRule="auto"/>
+        <w:ind w:firstLine="709"/>
+        <w:jc w:val="both"/>
+        <w:rPr>
+          <w:rFonts w:ascii="Times New Roman" w:eastAsiaTheme="minorEastAsia" w:hAnsi="Times New Roman" w:cs="Times New Roman"/>
+          <w:sz w:val="28"/>
+          <w:szCs w:val="28"/>
+        </w:rPr>
+      </w:pPr>
+      <w:r>
+        <w:rPr>
+          <w:rFonts w:ascii="Times New Roman" w:eastAsiaTheme="minorEastAsia" w:hAnsi="Times New Roman" w:cs="Times New Roman"/>
+          <w:sz w:val="28"/>
+          <w:szCs w:val="28"/>
+        </w:rPr>
+        <w:t>На этом этапе присутствует </w:t>
+      </w:r>
+      <w:r>
+        <w:rPr>
+          <w:rFonts w:ascii="Times New Roman" w:eastAsiaTheme="minorEastAsia" w:hAnsi="Times New Roman" w:cs="Times New Roman"/>
+          <w:bCs/>
+          <w:sz w:val="28"/>
+          <w:szCs w:val="28"/>
+        </w:rPr>
+        <w:t>точка принятия решения</w:t>
+      </w:r>
+      <w:r>
+        <w:rPr>
+          <w:rFonts w:ascii="Times New Roman" w:eastAsiaTheme="minorEastAsia" w:hAnsi="Times New Roman" w:cs="Times New Roman"/>
+          <w:sz w:val="28"/>
+          <w:szCs w:val="28"/>
+        </w:rPr>
+        <w:t> (ветвление):</w:t>
+      </w:r>
+    </w:p>
+    <w:p>
+      <w:pPr>
+        <w:spacing w:after="0" w:line="360" w:lineRule="auto"/>
+        <w:ind w:firstLine="708"/>
+        <w:jc w:val="both"/>
+        <w:rPr>
+          <w:rFonts w:ascii="Times New Roman" w:eastAsiaTheme="minorEastAsia" w:hAnsi="Times New Roman" w:cs="Times New Roman"/>
+          <w:bCs/>
+          <w:sz w:val="28"/>
+          <w:szCs w:val="28"/>
+        </w:rPr>
+      </w:pPr>
+      <w:r>
+        <w:rPr>
+          <w:rFonts w:ascii="Times New Roman" w:eastAsiaTheme="minorEastAsia" w:hAnsi="Times New Roman" w:cs="Times New Roman"/>
+          <w:bCs/>
+          <w:sz w:val="28"/>
+          <w:szCs w:val="28"/>
+        </w:rPr>
+        <w:t>Вариант 1 – Оплата прошла успешно:</w:t>
+      </w:r>
+    </w:p>
+    <w:p>
+      <w:pPr>
+        <w:spacing w:after="0" w:line="360" w:lineRule="auto"/>
+        <w:ind w:firstLine="709"/>
+        <w:jc w:val="both"/>
+        <w:rPr>
+          <w:rFonts w:ascii="Times New Roman" w:eastAsiaTheme="minorEastAsia" w:hAnsi="Times New Roman" w:cs="Times New Roman"/>
+          <w:sz w:val="28"/>
+          <w:szCs w:val="28"/>
+        </w:rPr>
+      </w:pPr>
+      <w:r>
+        <w:rPr>
+          <w:rFonts w:ascii="Times New Roman" w:eastAsiaTheme="minorEastAsia" w:hAnsi="Times New Roman" w:cs="Times New Roman"/>
+          <w:sz w:val="28"/>
+          <w:szCs w:val="28"/>
+        </w:rPr>
+        <w:t>Менеджер сохраняет заказ в БД Заказов, Менеджер формирует заказ, Интернет-магазин отражает процесс выполнения заказа, Заказ доставляется пользователю, Пользователь завершает работу.</w:t>
+      </w:r>
+    </w:p>
+    <w:p>
+      <w:pPr>
+        <w:spacing w:after="0" w:line="360" w:lineRule="auto"/>
+        <w:ind w:firstLine="709"/>
+        <w:jc w:val="both"/>
+        <w:rPr>
+          <w:rFonts w:ascii="Times New Roman" w:eastAsiaTheme="minorEastAsia" w:hAnsi="Times New Roman" w:cs="Times New Roman"/>
+          <w:bCs/>
+          <w:sz w:val="28"/>
+          <w:szCs w:val="28"/>
+        </w:rPr>
+      </w:pPr>
+      <w:r>
+        <w:rPr>
+          <w:rFonts w:ascii="Times New Roman" w:eastAsiaTheme="minorEastAsia" w:hAnsi="Times New Roman" w:cs="Times New Roman"/>
+          <w:bCs/>
+          <w:sz w:val="28"/>
+          <w:szCs w:val="28"/>
+        </w:rPr>
+        <w:t>Вариант 2 – Оплата не прошла:</w:t>
+      </w:r>
+    </w:p>
+    <w:p>
+      <w:pPr>
+        <w:spacing w:after="0" w:line="360" w:lineRule="auto"/>
+        <w:ind w:firstLine="709"/>
+        <w:jc w:val="both"/>
+        <w:rPr>
+          <w:rFonts w:ascii="Times New Roman" w:eastAsiaTheme="minorEastAsia" w:hAnsi="Times New Roman" w:cs="Times New Roman"/>
+          <w:sz w:val="28"/>
+          <w:szCs w:val="28"/>
+        </w:rPr>
+      </w:pPr>
+      <w:r>
+        <w:rPr>
+          <w:rFonts w:ascii="Times New Roman" w:eastAsiaTheme="minorEastAsia" w:hAnsi="Times New Roman" w:cs="Times New Roman"/>
+          <w:sz w:val="28"/>
+          <w:szCs w:val="28"/>
+        </w:rPr>
+        <w:t>Менеджер отменяет заказ, Интернет-магазин отражает отмену заказа (действие «Отменяет заказ» со стороны магазина).</w:t>
+      </w:r>
+    </w:p>
+    <w:p>
+      <w:pPr>
+        <w:spacing w:after="0" w:line="360" w:lineRule="auto"/>
+        <w:ind w:firstLine="709"/>
+        <w:jc w:val="both"/>
+        <w:rPr>
+          <w:rFonts w:ascii="Times New Roman" w:eastAsiaTheme="minorEastAsia" w:hAnsi="Times New Roman" w:cs="Times New Roman"/>
+          <w:bCs/>
+          <w:sz w:val="28"/>
+          <w:szCs w:val="28"/>
+        </w:rPr>
+      </w:pPr>
+      <w:r>
+        <w:rPr>
+          <w:rFonts w:ascii="Times New Roman" w:eastAsiaTheme="minorEastAsia" w:hAnsi="Times New Roman" w:cs="Times New Roman"/>
+          <w:bCs/>
+          <w:sz w:val="28"/>
+          <w:szCs w:val="28"/>
+        </w:rPr>
+        <w:t>Альтернативные и дополнительные сценарии</w:t>
+      </w:r>
+    </w:p>
+    <w:p>
+      <w:pPr>
+        <w:spacing w:after="0" w:line="360" w:lineRule="auto"/>
+        <w:ind w:firstLine="709"/>
+        <w:jc w:val="both"/>
+        <w:rPr>
+          <w:rFonts w:ascii="Times New Roman" w:eastAsiaTheme="minorEastAsia" w:hAnsi="Times New Roman" w:cs="Times New Roman"/>
+          <w:sz w:val="28"/>
+          <w:szCs w:val="28"/>
+        </w:rPr>
+      </w:pPr>
+      <w:r>
+        <w:rPr>
+          <w:rFonts w:ascii="Times New Roman" w:eastAsiaTheme="minorEastAsia" w:hAnsi="Times New Roman" w:cs="Times New Roman"/>
+          <w:sz w:val="28"/>
+          <w:szCs w:val="28"/>
+        </w:rPr>
+        <w:t>На диаграмме также присутствуют следующие действия, которые могут происходить в процессе или при возникновении ошибок:</w:t>
+      </w:r>
+    </w:p>
+    <w:p>
+      <w:pPr>
+        <w:spacing w:after="0" w:line="360" w:lineRule="auto"/>
+        <w:ind w:firstLine="709"/>
+        <w:jc w:val="both"/>
+        <w:rPr>
+          <w:rFonts w:ascii="Times New Roman" w:eastAsiaTheme="minorEastAsia" w:hAnsi="Times New Roman" w:cs="Times New Roman"/>
+          <w:bCs/>
+          <w:sz w:val="28"/>
+          <w:szCs w:val="28"/>
+        </w:rPr>
+      </w:pPr>
+      <w:r>
+        <w:rPr>
+          <w:rFonts w:ascii="Times New Roman" w:eastAsiaTheme="minorEastAsia" w:hAnsi="Times New Roman" w:cs="Times New Roman"/>
+          <w:bCs/>
+          <w:sz w:val="28"/>
+          <w:szCs w:val="28"/>
+        </w:rPr>
+        <w:t xml:space="preserve">«Отменяет заказ» – действие, выполняемое как менеджером (при неудачной оплате), так и интернет-магазином в целом (возможно, при иных </w:t>
+      </w:r>
+      <w:r>
+        <w:rPr>
+          <w:rFonts w:ascii="Times New Roman" w:eastAsiaTheme="minorEastAsia" w:hAnsi="Times New Roman" w:cs="Times New Roman"/>
+          <w:bCs/>
+          <w:sz w:val="28"/>
+          <w:szCs w:val="28"/>
+        </w:rPr>
+        <w:t>сбоях или по запросу пользователя), Интернет-магазин на разных этапах отражает процесс выполнения заказа, информируя пользователя о статусе.</w:t>
+      </w:r>
+    </w:p>
+    <w:p>
+      <w:pPr>
+        <w:spacing w:after="0" w:line="360" w:lineRule="auto"/>
+        <w:ind w:firstLine="709"/>
+        <w:jc w:val="both"/>
+        <w:rPr>
+          <w:rFonts w:ascii="Times New Roman" w:eastAsiaTheme="minorEastAsia" w:hAnsi="Times New Roman" w:cs="Times New Roman"/>
+          <w:sz w:val="28"/>
+          <w:szCs w:val="28"/>
+        </w:rPr>
+      </w:pPr>
+      <w:r>
+        <w:rPr>
+          <w:rFonts w:ascii="Times New Roman" w:eastAsiaTheme="minorEastAsia" w:hAnsi="Times New Roman" w:cs="Times New Roman"/>
           <w:sz w:val="28"/>
           <w:szCs w:val="28"/>
         </w:rPr>
         <w:lastRenderedPageBreak/>
-        <w:t>наглядно распределяют ответственность между участниками процесса: Пользователь, Интернет-магазин игрушек.</w:t>
-      </w:r>
-      <w:r>
-        <w:rPr>
-          <w:rFonts w:ascii="Times New Roman" w:eastAsiaTheme="minorEastAsia" w:hAnsi="Times New Roman" w:cs="Times New Roman"/>
-          <w:bCs/>
-          <w:sz w:val="28"/>
-          <w:szCs w:val="28"/>
-        </w:rPr>
-        <w:br/>
-        <w:t>Внутри дорожки «Интернет-магазин игрушек» дополнительно выделен подраздел «Менеджер», что отражает внутренние роли сотрудников магазина.</w:t>
-      </w:r>
-    </w:p>
-    <w:p>
-      <w:pPr>
-        <w:spacing w:after="0" w:line="360" w:lineRule="auto"/>
-        <w:ind w:firstLine="709"/>
-        <w:jc w:val="both"/>
-        <w:rPr>
-          <w:rFonts w:ascii="Times New Roman" w:eastAsiaTheme="minorEastAsia" w:hAnsi="Times New Roman" w:cs="Times New Roman"/>
+        <w:t>Представленная диаграмма деятельности демонстрирует </w:t>
+      </w:r>
+      <w:r>
+        <w:rPr>
+          <w:rFonts w:ascii="Times New Roman" w:eastAsiaTheme="minorEastAsia" w:hAnsi="Times New Roman" w:cs="Times New Roman"/>
+          <w:bCs/>
+          <w:sz w:val="28"/>
+          <w:szCs w:val="28"/>
+        </w:rPr>
+        <w:t>полный цикл процесса покупки игрушки в интернет-магазине</w:t>
+      </w:r>
+      <w:r>
+        <w:rPr>
+          <w:rFonts w:ascii="Times New Roman" w:eastAsiaTheme="minorEastAsia" w:hAnsi="Times New Roman" w:cs="Times New Roman"/>
+          <w:sz w:val="28"/>
+          <w:szCs w:val="28"/>
+        </w:rPr>
+        <w:t> – от открытия сайта до доставки заказа и завершения работы.</w:t>
+      </w:r>
+    </w:p>
+    <w:p>
+      <w:pPr>
+        <w:spacing w:after="0" w:line="360" w:lineRule="auto"/>
+        <w:ind w:firstLine="709"/>
+        <w:jc w:val="both"/>
+        <w:rPr>
+          <w:rFonts w:ascii="Times New Roman" w:eastAsiaTheme="minorEastAsia" w:hAnsi="Times New Roman" w:cs="Times New Roman"/>
+          <w:sz w:val="28"/>
+          <w:szCs w:val="28"/>
+        </w:rPr>
+      </w:pPr>
+      <w:r>
+        <w:rPr>
+          <w:rFonts w:ascii="Times New Roman" w:eastAsiaTheme="minorEastAsia" w:hAnsi="Times New Roman" w:cs="Times New Roman"/>
+          <w:sz w:val="28"/>
+          <w:szCs w:val="28"/>
+        </w:rPr>
+        <w:t>Диаграмма чётко показывает: взаимодействие двух основных участников (Пользователь и Интернет-магазин игрушек), внутреннюю роль Менеджера в обработке заказа (проверка наличия, поиск курьеров, обработка оплаты, работа с БД), последовательность действий пользователя (добавление в корзину → выбор даты → выбор адреса → ввод реквизитов → подтверждение оплаты), точку принятия решения по результату оплаты («прошла успешно» / «не прошла»), альтернативный путь при неудачной оплате (отмена заказа).</w:t>
+      </w:r>
+      <w:r>
+        <w:rPr>
+          <w:rFonts w:ascii="Times New Roman" w:eastAsiaTheme="minorEastAsia" w:hAnsi="Times New Roman" w:cs="Times New Roman"/>
+          <w:sz w:val="28"/>
+          <w:szCs w:val="28"/>
+        </w:rPr>
+        <w:t xml:space="preserve"> </w:t>
+      </w:r>
+      <w:r>
+        <w:rPr>
+          <w:rFonts w:ascii="Times New Roman" w:eastAsiaTheme="minorEastAsia" w:hAnsi="Times New Roman" w:cs="Times New Roman"/>
+          <w:sz w:val="28"/>
+          <w:szCs w:val="28"/>
+        </w:rPr>
+        <w:t>Использование вертикальных дорожек позволяет легко понять </w:t>
+      </w:r>
+      <w:r>
+        <w:rPr>
+          <w:rFonts w:ascii="Times New Roman" w:eastAsiaTheme="minorEastAsia" w:hAnsi="Times New Roman" w:cs="Times New Roman"/>
+          <w:bCs/>
+          <w:sz w:val="28"/>
+          <w:szCs w:val="28"/>
+        </w:rPr>
+        <w:t>распределение ответственности</w:t>
+      </w:r>
+      <w:r>
+        <w:rPr>
+          <w:rFonts w:ascii="Times New Roman" w:eastAsiaTheme="minorEastAsia" w:hAnsi="Times New Roman" w:cs="Times New Roman"/>
+          <w:sz w:val="28"/>
+          <w:szCs w:val="28"/>
+        </w:rPr>
+        <w:t> между пользователем и интернет-магазином, а также выделить внутренние функции менеджера.</w:t>
+      </w:r>
+    </w:p>
+    <w:p>
+      <w:pPr>
+        <w:spacing w:after="0" w:line="360" w:lineRule="auto"/>
+        <w:jc w:val="both"/>
+        <w:rPr>
+          <w:rFonts w:ascii="Times New Roman" w:hAnsi="Times New Roman" w:cs="Times New Roman"/>
           <w:sz w:val="28"/>
           <w:szCs w:val="28"/>
         </w:rPr>
@@ -4233,517 +4995,6 @@
           <w:sz w:val="28"/>
           <w:szCs w:val="28"/>
         </w:rPr>
-        <w:t>Основной поток действий (успешный сценарий)</w:t>
-      </w:r>
-    </w:p>
-    <w:p>
-      <w:pPr>
-        <w:spacing w:after="0" w:line="360" w:lineRule="auto"/>
-        <w:ind w:firstLine="709"/>
-        <w:jc w:val="both"/>
-        <w:rPr>
-          <w:rFonts w:ascii="Times New Roman" w:eastAsiaTheme="minorEastAsia" w:hAnsi="Times New Roman" w:cs="Times New Roman"/>
-          <w:sz w:val="28"/>
-          <w:szCs w:val="28"/>
-        </w:rPr>
-      </w:pPr>
-      <w:r>
-        <w:rPr>
-          <w:rFonts w:ascii="Times New Roman" w:eastAsiaTheme="minorEastAsia" w:hAnsi="Times New Roman" w:cs="Times New Roman"/>
-          <w:sz w:val="28"/>
-          <w:szCs w:val="28"/>
-        </w:rPr>
-        <w:t>Процесс начинается с действий </w:t>
-      </w:r>
-      <w:r>
-        <w:rPr>
-          <w:rFonts w:ascii="Times New Roman" w:eastAsiaTheme="minorEastAsia" w:hAnsi="Times New Roman" w:cs="Times New Roman"/>
-          <w:b/>
-          <w:bCs/>
-          <w:sz w:val="28"/>
-          <w:szCs w:val="28"/>
-        </w:rPr>
-        <w:t>Пользователя</w:t>
-      </w:r>
-      <w:r>
-        <w:rPr>
-          <w:rFonts w:ascii="Times New Roman" w:eastAsiaTheme="minorEastAsia" w:hAnsi="Times New Roman" w:cs="Times New Roman"/>
-          <w:sz w:val="28"/>
-          <w:szCs w:val="28"/>
-        </w:rPr>
-        <w:t>, который открывает сайт.</w:t>
-      </w:r>
-    </w:p>
-    <w:p>
-      <w:pPr>
-        <w:spacing w:after="0" w:line="360" w:lineRule="auto"/>
-        <w:ind w:firstLine="709"/>
-        <w:jc w:val="both"/>
-        <w:rPr>
-          <w:rFonts w:ascii="Times New Roman" w:eastAsiaTheme="minorEastAsia" w:hAnsi="Times New Roman" w:cs="Times New Roman"/>
-          <w:sz w:val="28"/>
-          <w:szCs w:val="28"/>
-        </w:rPr>
-      </w:pPr>
-      <w:r>
-        <w:rPr>
-          <w:rFonts w:ascii="Times New Roman" w:eastAsiaTheme="minorEastAsia" w:hAnsi="Times New Roman" w:cs="Times New Roman"/>
-          <w:b/>
-          <w:bCs/>
-          <w:sz w:val="28"/>
-          <w:szCs w:val="28"/>
-        </w:rPr>
-        <w:t>Интернет-магазин игрушек</w:t>
-      </w:r>
-      <w:r>
-        <w:rPr>
-          <w:rFonts w:ascii="Times New Roman" w:eastAsiaTheme="minorEastAsia" w:hAnsi="Times New Roman" w:cs="Times New Roman"/>
-          <w:sz w:val="28"/>
-          <w:szCs w:val="28"/>
-        </w:rPr>
-        <w:t> загружает главную страницу и отображает каталог товаров.</w:t>
-      </w:r>
-    </w:p>
-    <w:p>
-      <w:pPr>
-        <w:spacing w:after="0" w:line="360" w:lineRule="auto"/>
-        <w:ind w:firstLine="709"/>
-        <w:jc w:val="both"/>
-        <w:rPr>
-          <w:rFonts w:ascii="Times New Roman" w:eastAsiaTheme="minorEastAsia" w:hAnsi="Times New Roman" w:cs="Times New Roman"/>
-          <w:sz w:val="28"/>
-          <w:szCs w:val="28"/>
-        </w:rPr>
-      </w:pPr>
-      <w:r>
-        <w:rPr>
-          <w:rFonts w:ascii="Times New Roman" w:eastAsiaTheme="minorEastAsia" w:hAnsi="Times New Roman" w:cs="Times New Roman"/>
-          <w:sz w:val="28"/>
-          <w:szCs w:val="28"/>
-        </w:rPr>
-        <w:t>Далее следует основной линейный сценарий покупки игрушки:</w:t>
-      </w:r>
-    </w:p>
-    <w:p>
-      <w:pPr>
-        <w:spacing w:after="0" w:line="360" w:lineRule="auto"/>
-        <w:ind w:firstLine="709"/>
-        <w:jc w:val="both"/>
-        <w:rPr>
-          <w:rFonts w:ascii="Times New Roman" w:eastAsiaTheme="minorEastAsia" w:hAnsi="Times New Roman" w:cs="Times New Roman"/>
-          <w:sz w:val="28"/>
-          <w:szCs w:val="28"/>
-        </w:rPr>
-      </w:pPr>
-      <w:r>
-        <w:rPr>
-          <w:rFonts w:ascii="Times New Roman" w:eastAsiaTheme="minorEastAsia" w:hAnsi="Times New Roman" w:cs="Times New Roman"/>
-          <w:sz w:val="28"/>
-          <w:szCs w:val="28"/>
-        </w:rPr>
-        <w:t xml:space="preserve">Пользователь </w:t>
-      </w:r>
-      <w:r>
-        <w:rPr>
-          <w:rFonts w:ascii="Times New Roman" w:eastAsiaTheme="minorEastAsia" w:hAnsi="Times New Roman" w:cs="Times New Roman"/>
-          <w:sz w:val="28"/>
-          <w:szCs w:val="28"/>
-        </w:rPr>
-        <w:t xml:space="preserve">добавляет товар в корзину, </w:t>
-      </w:r>
-      <w:r>
-        <w:rPr>
-          <w:rFonts w:ascii="Times New Roman" w:eastAsiaTheme="minorEastAsia" w:hAnsi="Times New Roman" w:cs="Times New Roman"/>
-          <w:sz w:val="28"/>
-          <w:szCs w:val="28"/>
-        </w:rPr>
-        <w:t>выбирает</w:t>
-      </w:r>
-      <w:r>
-        <w:rPr>
-          <w:rFonts w:ascii="Times New Roman" w:eastAsiaTheme="minorEastAsia" w:hAnsi="Times New Roman" w:cs="Times New Roman"/>
-          <w:sz w:val="28"/>
-          <w:szCs w:val="28"/>
-        </w:rPr>
-        <w:t xml:space="preserve"> дату доставки, </w:t>
-      </w:r>
-      <w:r>
-        <w:rPr>
-          <w:rFonts w:ascii="Times New Roman" w:eastAsiaTheme="minorEastAsia" w:hAnsi="Times New Roman" w:cs="Times New Roman"/>
-          <w:sz w:val="28"/>
-          <w:szCs w:val="28"/>
-        </w:rPr>
-        <w:t>выбирает адрес доставки</w:t>
-      </w:r>
-      <w:r>
-        <w:rPr>
-          <w:rFonts w:ascii="Times New Roman" w:eastAsiaTheme="minorEastAsia" w:hAnsi="Times New Roman" w:cs="Times New Roman"/>
-          <w:sz w:val="28"/>
-          <w:szCs w:val="28"/>
-        </w:rPr>
-        <w:t>, вводит реквизиты для оплаты, подтверждает оплату.</w:t>
-      </w:r>
-    </w:p>
-    <w:p>
-      <w:pPr>
-        <w:spacing w:after="0" w:line="360" w:lineRule="auto"/>
-        <w:ind w:firstLine="709"/>
-        <w:jc w:val="both"/>
-        <w:rPr>
-          <w:rFonts w:ascii="Times New Roman" w:eastAsiaTheme="minorEastAsia" w:hAnsi="Times New Roman" w:cs="Times New Roman"/>
-          <w:sz w:val="28"/>
-          <w:szCs w:val="28"/>
-        </w:rPr>
-      </w:pPr>
-      <w:r>
-        <w:rPr>
-          <w:rFonts w:ascii="Times New Roman" w:eastAsiaTheme="minorEastAsia" w:hAnsi="Times New Roman" w:cs="Times New Roman"/>
-          <w:sz w:val="28"/>
-          <w:szCs w:val="28"/>
-        </w:rPr>
-        <w:t>После подтверждения оплаты управление переходит к Менеджеру (внутри интернет-магазина): Менеджер проверяет товары на наличие, Менеджер ищет свободных курьеров, Менеджер обрабатывает оплату.</w:t>
-      </w:r>
-    </w:p>
-    <w:p>
-      <w:pPr>
-        <w:spacing w:after="0" w:line="360" w:lineRule="auto"/>
-        <w:ind w:firstLine="709"/>
-        <w:jc w:val="both"/>
-        <w:rPr>
-          <w:rFonts w:ascii="Times New Roman" w:eastAsiaTheme="minorEastAsia" w:hAnsi="Times New Roman" w:cs="Times New Roman"/>
-          <w:sz w:val="28"/>
-          <w:szCs w:val="28"/>
-        </w:rPr>
-      </w:pPr>
-      <w:r>
-        <w:rPr>
-          <w:rFonts w:ascii="Times New Roman" w:eastAsiaTheme="minorEastAsia" w:hAnsi="Times New Roman" w:cs="Times New Roman"/>
-          <w:sz w:val="28"/>
-          <w:szCs w:val="28"/>
-        </w:rPr>
-        <w:t>На этом этапе присутствует </w:t>
-      </w:r>
-      <w:r>
-        <w:rPr>
-          <w:rFonts w:ascii="Times New Roman" w:eastAsiaTheme="minorEastAsia" w:hAnsi="Times New Roman" w:cs="Times New Roman"/>
-          <w:b/>
-          <w:bCs/>
-          <w:sz w:val="28"/>
-          <w:szCs w:val="28"/>
-        </w:rPr>
-        <w:t>точка принятия решения</w:t>
-      </w:r>
-      <w:r>
-        <w:rPr>
-          <w:rFonts w:ascii="Times New Roman" w:eastAsiaTheme="minorEastAsia" w:hAnsi="Times New Roman" w:cs="Times New Roman"/>
-          <w:sz w:val="28"/>
-          <w:szCs w:val="28"/>
-        </w:rPr>
-        <w:t> (ветвление):</w:t>
-      </w:r>
-    </w:p>
-    <w:p>
-      <w:pPr>
-        <w:spacing w:after="0" w:line="360" w:lineRule="auto"/>
-        <w:ind w:firstLine="709"/>
-        <w:jc w:val="both"/>
-        <w:rPr>
-          <w:rFonts w:ascii="Times New Roman" w:eastAsiaTheme="minorEastAsia" w:hAnsi="Times New Roman" w:cs="Times New Roman"/>
-          <w:b/>
-          <w:bCs/>
-          <w:sz w:val="28"/>
-          <w:szCs w:val="28"/>
-        </w:rPr>
-      </w:pPr>
-    </w:p>
-    <w:p>
-      <w:pPr>
-        <w:spacing w:after="0" w:line="360" w:lineRule="auto"/>
-        <w:ind w:firstLine="709"/>
-        <w:jc w:val="both"/>
-        <w:rPr>
-          <w:rFonts w:ascii="Times New Roman" w:eastAsiaTheme="minorEastAsia" w:hAnsi="Times New Roman" w:cs="Times New Roman"/>
-          <w:b/>
-          <w:bCs/>
-          <w:sz w:val="28"/>
-          <w:szCs w:val="28"/>
-        </w:rPr>
-      </w:pPr>
-      <w:r>
-        <w:rPr>
-          <w:rFonts w:ascii="Times New Roman" w:eastAsiaTheme="minorEastAsia" w:hAnsi="Times New Roman" w:cs="Times New Roman"/>
-          <w:b/>
-          <w:bCs/>
-          <w:sz w:val="28"/>
-          <w:szCs w:val="28"/>
-        </w:rPr>
-        <w:t>Вариант 1 – Оплата прошла успешно:</w:t>
-      </w:r>
-    </w:p>
-    <w:p>
-      <w:pPr>
-        <w:spacing w:after="0" w:line="360" w:lineRule="auto"/>
-        <w:ind w:firstLine="709"/>
-        <w:jc w:val="both"/>
-        <w:rPr>
-          <w:rFonts w:ascii="Times New Roman" w:eastAsiaTheme="minorEastAsia" w:hAnsi="Times New Roman" w:cs="Times New Roman"/>
-          <w:sz w:val="28"/>
-          <w:szCs w:val="28"/>
-        </w:rPr>
-      </w:pPr>
-      <w:r>
-        <w:rPr>
-          <w:rFonts w:ascii="Times New Roman" w:eastAsiaTheme="minorEastAsia" w:hAnsi="Times New Roman" w:cs="Times New Roman"/>
-          <w:sz w:val="28"/>
-          <w:szCs w:val="28"/>
-        </w:rPr>
-        <w:t>Менеджер сохраняет заказ в БД Заказов, Менеджер формирует заказ, Интернет-магазин отражает процесс выполнения заказа, Заказ доставляется пользователю, Пользователь завершает работу.</w:t>
-      </w:r>
-    </w:p>
-    <w:p>
-      <w:pPr>
-        <w:spacing w:after="0" w:line="360" w:lineRule="auto"/>
-        <w:ind w:firstLine="709"/>
-        <w:jc w:val="both"/>
-        <w:rPr>
-          <w:rFonts w:ascii="Times New Roman" w:eastAsiaTheme="minorEastAsia" w:hAnsi="Times New Roman" w:cs="Times New Roman"/>
-          <w:b/>
-          <w:bCs/>
-          <w:sz w:val="28"/>
-          <w:szCs w:val="28"/>
-        </w:rPr>
-      </w:pPr>
-      <w:r>
-        <w:rPr>
-          <w:rFonts w:ascii="Times New Roman" w:eastAsiaTheme="minorEastAsia" w:hAnsi="Times New Roman" w:cs="Times New Roman"/>
-          <w:b/>
-          <w:bCs/>
-          <w:sz w:val="28"/>
-          <w:szCs w:val="28"/>
-        </w:rPr>
-        <w:t>Вариант 2 – Оплата не прошла:</w:t>
-      </w:r>
-    </w:p>
-    <w:p>
-      <w:pPr>
-        <w:spacing w:after="0" w:line="360" w:lineRule="auto"/>
-        <w:ind w:firstLine="709"/>
-        <w:jc w:val="both"/>
-        <w:rPr>
-          <w:rFonts w:ascii="Times New Roman" w:eastAsiaTheme="minorEastAsia" w:hAnsi="Times New Roman" w:cs="Times New Roman"/>
-          <w:sz w:val="28"/>
-          <w:szCs w:val="28"/>
-        </w:rPr>
-      </w:pPr>
-      <w:r>
-        <w:rPr>
-          <w:rFonts w:ascii="Times New Roman" w:eastAsiaTheme="minorEastAsia" w:hAnsi="Times New Roman" w:cs="Times New Roman"/>
-          <w:sz w:val="28"/>
-          <w:szCs w:val="28"/>
-        </w:rPr>
-        <w:t>Менеджер отменяет заказ, Интернет-магазин отражает отмену заказа (действие «Отменяет заказ» со стороны магазина).</w:t>
-      </w:r>
-    </w:p>
-    <w:p>
-      <w:pPr>
-        <w:spacing w:after="0" w:line="360" w:lineRule="auto"/>
-        <w:ind w:firstLine="709"/>
-        <w:jc w:val="both"/>
-        <w:rPr>
-          <w:rFonts w:ascii="Times New Roman" w:eastAsiaTheme="minorEastAsia" w:hAnsi="Times New Roman" w:cs="Times New Roman"/>
-          <w:b/>
-          <w:bCs/>
-          <w:sz w:val="28"/>
-          <w:szCs w:val="28"/>
-        </w:rPr>
-      </w:pPr>
-      <w:r>
-        <w:rPr>
-          <w:rFonts w:ascii="Times New Roman" w:eastAsiaTheme="minorEastAsia" w:hAnsi="Times New Roman" w:cs="Times New Roman"/>
-          <w:b/>
-          <w:bCs/>
-          <w:sz w:val="28"/>
-          <w:szCs w:val="28"/>
-        </w:rPr>
-        <w:t>Альтернативные и дополнительные сценарии</w:t>
-      </w:r>
-    </w:p>
-    <w:p>
-      <w:pPr>
-        <w:spacing w:after="0" w:line="360" w:lineRule="auto"/>
-        <w:ind w:firstLine="709"/>
-        <w:jc w:val="both"/>
-        <w:rPr>
-          <w:rFonts w:ascii="Times New Roman" w:eastAsiaTheme="minorEastAsia" w:hAnsi="Times New Roman" w:cs="Times New Roman"/>
-          <w:sz w:val="28"/>
-          <w:szCs w:val="28"/>
-        </w:rPr>
-      </w:pPr>
-      <w:r>
-        <w:rPr>
-          <w:rFonts w:ascii="Times New Roman" w:eastAsiaTheme="minorEastAsia" w:hAnsi="Times New Roman" w:cs="Times New Roman"/>
-          <w:sz w:val="28"/>
-          <w:szCs w:val="28"/>
-        </w:rPr>
-        <w:t>На диаграмме также присутствуют следующие действия, которые могут происходить в процессе или при возникновении ошибок:</w:t>
-      </w:r>
-    </w:p>
-    <w:p>
-      <w:pPr>
-        <w:spacing w:after="0" w:line="360" w:lineRule="auto"/>
-        <w:ind w:firstLine="709"/>
-        <w:jc w:val="both"/>
-        <w:rPr>
-          <w:rFonts w:ascii="Times New Roman" w:eastAsiaTheme="minorEastAsia" w:hAnsi="Times New Roman" w:cs="Times New Roman"/>
-          <w:bCs/>
-          <w:sz w:val="28"/>
-          <w:szCs w:val="28"/>
-        </w:rPr>
-      </w:pPr>
-      <w:r>
-        <w:rPr>
-          <w:rFonts w:ascii="Times New Roman" w:eastAsiaTheme="minorEastAsia" w:hAnsi="Times New Roman" w:cs="Times New Roman"/>
-          <w:bCs/>
-          <w:sz w:val="28"/>
-          <w:szCs w:val="28"/>
-        </w:rPr>
-        <w:t xml:space="preserve">«Отменяет заказ» – действие, выполняемое как менеджером (при неудачной оплате), так и интернет-магазином в целом (возможно, при иных </w:t>
-      </w:r>
-      <w:r>
-        <w:rPr>
-          <w:rFonts w:ascii="Times New Roman" w:eastAsiaTheme="minorEastAsia" w:hAnsi="Times New Roman" w:cs="Times New Roman"/>
-          <w:bCs/>
-          <w:sz w:val="28"/>
-          <w:szCs w:val="28"/>
-        </w:rPr>
-        <w:lastRenderedPageBreak/>
-        <w:t>сбоях или по запросу пользователя), Интернет-магазин на разных этапах отражает процесс выполнения заказа, информируя пользователя о статусе.</w:t>
-      </w:r>
-    </w:p>
-    <w:p>
-      <w:pPr>
-        <w:spacing w:after="0" w:line="360" w:lineRule="auto"/>
-        <w:ind w:firstLine="709"/>
-        <w:jc w:val="both"/>
-        <w:rPr>
-          <w:rFonts w:ascii="Times New Roman" w:eastAsiaTheme="minorEastAsia" w:hAnsi="Times New Roman" w:cs="Times New Roman"/>
-          <w:sz w:val="28"/>
-          <w:szCs w:val="28"/>
-        </w:rPr>
-      </w:pPr>
-      <w:r>
-        <w:rPr>
-          <w:rFonts w:ascii="Times New Roman" w:eastAsiaTheme="minorEastAsia" w:hAnsi="Times New Roman" w:cs="Times New Roman"/>
-          <w:sz w:val="28"/>
-          <w:szCs w:val="28"/>
-        </w:rPr>
-        <w:t>Представленная диаграмма деятельности демонстрирует </w:t>
-      </w:r>
-      <w:r>
-        <w:rPr>
-          <w:rFonts w:ascii="Times New Roman" w:eastAsiaTheme="minorEastAsia" w:hAnsi="Times New Roman" w:cs="Times New Roman"/>
-          <w:b/>
-          <w:bCs/>
-          <w:sz w:val="28"/>
-          <w:szCs w:val="28"/>
-        </w:rPr>
-        <w:t>полный цикл процесса покупки игрушки в интернет-магазине</w:t>
-      </w:r>
-      <w:r>
-        <w:rPr>
-          <w:rFonts w:ascii="Times New Roman" w:eastAsiaTheme="minorEastAsia" w:hAnsi="Times New Roman" w:cs="Times New Roman"/>
-          <w:sz w:val="28"/>
-          <w:szCs w:val="28"/>
-        </w:rPr>
-        <w:t> – от открытия сайта до доставки заказа и завершения работы.</w:t>
-      </w:r>
-    </w:p>
-    <w:p>
-      <w:pPr>
-        <w:spacing w:after="0" w:line="360" w:lineRule="auto"/>
-        <w:ind w:firstLine="709"/>
-        <w:jc w:val="both"/>
-        <w:rPr>
-          <w:rFonts w:ascii="Times New Roman" w:eastAsiaTheme="minorEastAsia" w:hAnsi="Times New Roman" w:cs="Times New Roman"/>
-          <w:sz w:val="28"/>
-          <w:szCs w:val="28"/>
-        </w:rPr>
-      </w:pPr>
-      <w:r>
-        <w:rPr>
-          <w:rFonts w:ascii="Times New Roman" w:eastAsiaTheme="minorEastAsia" w:hAnsi="Times New Roman" w:cs="Times New Roman"/>
-          <w:sz w:val="28"/>
-          <w:szCs w:val="28"/>
-        </w:rPr>
-        <w:t>Диаграмма чётко показывает: взаимодействие двух основных участников (Пользователь и Интернет-магазин игрушек), внутреннюю роль Менеджера в обработке заказа (проверка наличия, поиск курьеров, обработка оплаты, работа с БД), последовательность действий пользователя (добавление в корзину → выбор даты → выбор адреса → ввод реквизитов → подтверждение оплаты), точку принятия решения по результату оплаты («прошла успешно» / «не прошла»), альтернативный путь при неудачной оплате (отмена заказа).</w:t>
-      </w:r>
-      <w:r>
-        <w:rPr>
-          <w:rFonts w:ascii="Times New Roman" w:eastAsiaTheme="minorEastAsia" w:hAnsi="Times New Roman" w:cs="Times New Roman"/>
-          <w:sz w:val="28"/>
-          <w:szCs w:val="28"/>
-        </w:rPr>
-        <w:t xml:space="preserve"> </w:t>
-      </w:r>
-      <w:r>
-        <w:rPr>
-          <w:rFonts w:ascii="Times New Roman" w:eastAsiaTheme="minorEastAsia" w:hAnsi="Times New Roman" w:cs="Times New Roman"/>
-          <w:sz w:val="28"/>
-          <w:szCs w:val="28"/>
-        </w:rPr>
-        <w:t>Использование вертикальных дорожек позволяет легко понять </w:t>
-      </w:r>
-      <w:r>
-        <w:rPr>
-          <w:rFonts w:ascii="Times New Roman" w:eastAsiaTheme="minorEastAsia" w:hAnsi="Times New Roman" w:cs="Times New Roman"/>
-          <w:b/>
-          <w:bCs/>
-          <w:sz w:val="28"/>
-          <w:szCs w:val="28"/>
-        </w:rPr>
-        <w:t>распределение ответственности</w:t>
-      </w:r>
-      <w:r>
-        <w:rPr>
-          <w:rFonts w:ascii="Times New Roman" w:eastAsiaTheme="minorEastAsia" w:hAnsi="Times New Roman" w:cs="Times New Roman"/>
-          <w:sz w:val="28"/>
-          <w:szCs w:val="28"/>
-        </w:rPr>
-        <w:t> между пользователем и интернет-магазином, а также выделить внутренние функции менеджера.</w:t>
-      </w:r>
-    </w:p>
-    <w:p>
-      <w:pPr>
-        <w:spacing w:after="0" w:line="360" w:lineRule="auto"/>
-        <w:jc w:val="both"/>
-        <w:rPr>
-          <w:rFonts w:ascii="Times New Roman" w:hAnsi="Times New Roman" w:cs="Times New Roman"/>
-          <w:sz w:val="28"/>
-          <w:szCs w:val="28"/>
-        </w:rPr>
-      </w:pPr>
-    </w:p>
-    <w:p>
-      <w:pPr>
-        <w:spacing w:after="0" w:line="360" w:lineRule="auto"/>
-        <w:ind w:firstLine="709"/>
-        <w:jc w:val="both"/>
-        <w:rPr>
-          <w:rFonts w:ascii="Times New Roman" w:eastAsiaTheme="minorEastAsia" w:hAnsi="Times New Roman" w:cs="Times New Roman"/>
-          <w:b/>
-          <w:bCs/>
-          <w:sz w:val="28"/>
-          <w:szCs w:val="28"/>
-        </w:rPr>
-      </w:pPr>
-      <w:r>
-        <w:rPr>
-          <w:rFonts w:ascii="Times New Roman" w:eastAsiaTheme="minorEastAsia" w:hAnsi="Times New Roman" w:cs="Times New Roman"/>
-          <w:b/>
-          <w:bCs/>
-          <w:sz w:val="28"/>
-          <w:szCs w:val="28"/>
-        </w:rPr>
         <w:t>Описание диаграммы классов</w:t>
       </w:r>
     </w:p>
@@ -4786,7 +5037,7 @@
         <w:keepNext/>
         <w:spacing w:after="0" w:line="360" w:lineRule="auto"/>
         <w:ind w:firstLine="709"/>
-        <w:jc w:val="both"/>
+        <w:jc w:val="center"/>
         <w:rPr>
           <w:rFonts w:ascii="Times New Roman" w:hAnsi="Times New Roman" w:cs="Times New Roman"/>
           <w:sz w:val="28"/>
@@ -4826,7 +5077,7 @@
                     <pic:cNvPicPr/>
                   </pic:nvPicPr>
                   <pic:blipFill>
-                    <a:blip r:embed="rId11">
+                    <a:blip r:embed="rId12">
                       <a:extLst>
                         <a:ext uri="{28A0092B-C50C-407E-A947-70E740481C1C}">
                           <a14:useLocalDpi xmlns:a14="http://schemas.microsoft.com/office/drawing/2010/main" val="0"/>
@@ -5066,16 +5317,14 @@
         <w:jc w:val="both"/>
         <w:rPr>
           <w:rFonts w:ascii="Times New Roman" w:hAnsi="Times New Roman" w:cs="Times New Roman"/>
-          <w:b/>
-          <w:bCs/>
-          <w:sz w:val="28"/>
-          <w:szCs w:val="28"/>
-        </w:rPr>
-      </w:pPr>
-      <w:r>
-        <w:rPr>
-          <w:rFonts w:ascii="Times New Roman" w:hAnsi="Times New Roman" w:cs="Times New Roman"/>
-          <w:b/>
+          <w:bCs/>
+          <w:sz w:val="28"/>
+          <w:szCs w:val="28"/>
+        </w:rPr>
+      </w:pPr>
+      <w:r>
+        <w:rPr>
+          <w:rFonts w:ascii="Times New Roman" w:hAnsi="Times New Roman" w:cs="Times New Roman"/>
           <w:bCs/>
           <w:sz w:val="28"/>
           <w:szCs w:val="28"/>
@@ -5112,16 +5361,14 @@
         <w:jc w:val="both"/>
         <w:rPr>
           <w:rFonts w:ascii="Times New Roman" w:hAnsi="Times New Roman" w:cs="Times New Roman"/>
-          <w:b/>
-          <w:bCs/>
-          <w:sz w:val="28"/>
-          <w:szCs w:val="28"/>
-        </w:rPr>
-      </w:pPr>
-      <w:r>
-        <w:rPr>
-          <w:rFonts w:ascii="Times New Roman" w:hAnsi="Times New Roman" w:cs="Times New Roman"/>
-          <w:b/>
+          <w:bCs/>
+          <w:sz w:val="28"/>
+          <w:szCs w:val="28"/>
+        </w:rPr>
+      </w:pPr>
+      <w:r>
+        <w:rPr>
+          <w:rFonts w:ascii="Times New Roman" w:hAnsi="Times New Roman" w:cs="Times New Roman"/>
           <w:bCs/>
           <w:sz w:val="28"/>
           <w:szCs w:val="28"/>
@@ -5396,40 +5643,49 @@
           <w:sz w:val="28"/>
           <w:szCs w:val="28"/>
         </w:rPr>
-        <w:t xml:space="preserve"> : datetime – дата и время создания заказа.</w:t>
-      </w:r>
-    </w:p>
-    <w:p>
-      <w:pPr>
-        <w:spacing w:after="0" w:line="360" w:lineRule="auto"/>
-        <w:ind w:firstLine="709"/>
-        <w:jc w:val="both"/>
-        <w:rPr>
-          <w:rFonts w:ascii="Times New Roman" w:hAnsi="Times New Roman" w:cs="Times New Roman"/>
-          <w:b/>
-          <w:bCs/>
-          <w:sz w:val="28"/>
-          <w:szCs w:val="28"/>
-        </w:rPr>
-      </w:pPr>
-      <w:r>
-        <w:rPr>
-          <w:rFonts w:ascii="Times New Roman" w:hAnsi="Times New Roman" w:cs="Times New Roman"/>
-          <w:b/>
-          <w:bCs/>
-          <w:sz w:val="28"/>
-          <w:szCs w:val="28"/>
-        </w:rPr>
-        <w:t xml:space="preserve">Методы: </w:t>
-      </w:r>
-      <w:r>
-        <w:rPr>
-          <w:rFonts w:ascii="Times New Roman" w:hAnsi="Times New Roman" w:cs="Times New Roman"/>
-          <w:bCs/>
-          <w:sz w:val="28"/>
-          <w:szCs w:val="28"/>
-        </w:rPr>
-        <w:t xml:space="preserve">+ </w:t>
+        <w:t xml:space="preserve"> : </w:t>
+      </w:r>
+      <w:proofErr w:type="spellStart"/>
+      <w:r>
+        <w:rPr>
+          <w:rFonts w:ascii="Times New Roman" w:hAnsi="Times New Roman" w:cs="Times New Roman"/>
+          <w:bCs/>
+          <w:sz w:val="28"/>
+          <w:szCs w:val="28"/>
+        </w:rPr>
+        <w:t>datetime</w:t>
+      </w:r>
+      <w:proofErr w:type="spellEnd"/>
+      <w:r>
+        <w:rPr>
+          <w:rFonts w:ascii="Times New Roman" w:hAnsi="Times New Roman" w:cs="Times New Roman"/>
+          <w:bCs/>
+          <w:sz w:val="28"/>
+          <w:szCs w:val="28"/>
+        </w:rPr>
+        <w:t xml:space="preserve"> – дата и время создания заказа.</w:t>
+      </w:r>
+    </w:p>
+    <w:p>
+      <w:pPr>
+        <w:spacing w:after="0" w:line="360" w:lineRule="auto"/>
+        <w:ind w:firstLine="709"/>
+        <w:jc w:val="both"/>
+        <w:rPr>
+          <w:rFonts w:ascii="Times New Roman" w:hAnsi="Times New Roman" w:cs="Times New Roman"/>
+          <w:bCs/>
+          <w:sz w:val="28"/>
+          <w:szCs w:val="28"/>
+        </w:rPr>
+      </w:pPr>
+      <w:r>
+        <w:rPr>
+          <w:rFonts w:ascii="Times New Roman" w:hAnsi="Times New Roman" w:cs="Times New Roman"/>
+          <w:bCs/>
+          <w:sz w:val="28"/>
+          <w:szCs w:val="28"/>
+        </w:rPr>
+        <w:t xml:space="preserve">Методы: + </w:t>
       </w:r>
       <w:proofErr w:type="spellStart"/>
       <w:proofErr w:type="gramStart"/>
@@ -5550,16 +5806,14 @@
         <w:jc w:val="both"/>
         <w:rPr>
           <w:rFonts w:ascii="Times New Roman" w:hAnsi="Times New Roman" w:cs="Times New Roman"/>
-          <w:b/>
-          <w:bCs/>
-          <w:sz w:val="28"/>
-          <w:szCs w:val="28"/>
-        </w:rPr>
-      </w:pPr>
-      <w:r>
-        <w:rPr>
-          <w:rFonts w:ascii="Times New Roman" w:hAnsi="Times New Roman" w:cs="Times New Roman"/>
-          <w:b/>
+          <w:bCs/>
+          <w:sz w:val="28"/>
+          <w:szCs w:val="28"/>
+        </w:rPr>
+      </w:pPr>
+      <w:r>
+        <w:rPr>
+          <w:rFonts w:ascii="Times New Roman" w:hAnsi="Times New Roman" w:cs="Times New Roman"/>
           <w:bCs/>
           <w:sz w:val="28"/>
           <w:szCs w:val="28"/>
@@ -5596,16 +5850,14 @@
         <w:jc w:val="both"/>
         <w:rPr>
           <w:rFonts w:ascii="Times New Roman" w:hAnsi="Times New Roman" w:cs="Times New Roman"/>
-          <w:b/>
-          <w:bCs/>
-          <w:sz w:val="28"/>
-          <w:szCs w:val="28"/>
-        </w:rPr>
-      </w:pPr>
-      <w:r>
-        <w:rPr>
-          <w:rFonts w:ascii="Times New Roman" w:hAnsi="Times New Roman" w:cs="Times New Roman"/>
-          <w:b/>
+          <w:bCs/>
+          <w:sz w:val="28"/>
+          <w:szCs w:val="28"/>
+        </w:rPr>
+      </w:pPr>
+      <w:r>
+        <w:rPr>
+          <w:rFonts w:ascii="Times New Roman" w:hAnsi="Times New Roman" w:cs="Times New Roman"/>
           <w:bCs/>
           <w:sz w:val="28"/>
           <w:szCs w:val="28"/>
@@ -5820,30 +6072,19 @@
         <w:jc w:val="both"/>
         <w:rPr>
           <w:rFonts w:ascii="Times New Roman" w:hAnsi="Times New Roman" w:cs="Times New Roman"/>
-          <w:b/>
-          <w:bCs/>
-          <w:sz w:val="28"/>
-          <w:szCs w:val="28"/>
-        </w:rPr>
-      </w:pPr>
-      <w:r>
-        <w:rPr>
-          <w:rFonts w:ascii="Times New Roman" w:hAnsi="Times New Roman" w:cs="Times New Roman"/>
-          <w:b/>
-          <w:bCs/>
-          <w:sz w:val="28"/>
-          <w:szCs w:val="28"/>
-        </w:rPr>
-        <w:t xml:space="preserve">Методы: </w:t>
-      </w:r>
-      <w:r>
-        <w:rPr>
-          <w:rFonts w:ascii="Times New Roman" w:hAnsi="Times New Roman" w:cs="Times New Roman"/>
-          <w:bCs/>
-          <w:sz w:val="28"/>
-          <w:szCs w:val="28"/>
-        </w:rPr>
-        <w:t xml:space="preserve">+ </w:t>
+          <w:bCs/>
+          <w:sz w:val="28"/>
+          <w:szCs w:val="28"/>
+        </w:rPr>
+      </w:pPr>
+      <w:r>
+        <w:rPr>
+          <w:rFonts w:ascii="Times New Roman" w:hAnsi="Times New Roman" w:cs="Times New Roman"/>
+          <w:bCs/>
+          <w:sz w:val="28"/>
+          <w:szCs w:val="28"/>
+        </w:rPr>
+        <w:t xml:space="preserve">Методы: + </w:t>
       </w:r>
       <w:proofErr w:type="spellStart"/>
       <w:r>
@@ -5921,21 +6162,11 @@
       <w:r>
         <w:rPr>
           <w:rFonts w:ascii="Times New Roman" w:hAnsi="Times New Roman" w:cs="Times New Roman"/>
-          <w:b/>
-          <w:bCs/>
-          <w:sz w:val="28"/>
-          <w:szCs w:val="28"/>
-        </w:rPr>
-        <w:t>Примечание:</w:t>
-      </w:r>
-      <w:r>
-        <w:rPr>
-          <w:rFonts w:ascii="Times New Roman" w:hAnsi="Times New Roman" w:cs="Times New Roman"/>
-          <w:bCs/>
-          <w:sz w:val="28"/>
-          <w:szCs w:val="28"/>
-        </w:rPr>
-        <w:t> Метод </w:t>
+          <w:bCs/>
+          <w:sz w:val="28"/>
+          <w:szCs w:val="28"/>
+        </w:rPr>
+        <w:t>Примечание: Метод </w:t>
       </w:r>
       <w:proofErr w:type="spellStart"/>
       <w:r>
@@ -5985,16 +6216,14 @@
         <w:jc w:val="both"/>
         <w:rPr>
           <w:rFonts w:ascii="Times New Roman" w:hAnsi="Times New Roman" w:cs="Times New Roman"/>
-          <w:b/>
-          <w:bCs/>
-          <w:sz w:val="28"/>
-          <w:szCs w:val="28"/>
-        </w:rPr>
-      </w:pPr>
-      <w:r>
-        <w:rPr>
-          <w:rFonts w:ascii="Times New Roman" w:hAnsi="Times New Roman" w:cs="Times New Roman"/>
-          <w:b/>
+          <w:bCs/>
+          <w:sz w:val="28"/>
+          <w:szCs w:val="28"/>
+        </w:rPr>
+      </w:pPr>
+      <w:r>
+        <w:rPr>
+          <w:rFonts w:ascii="Times New Roman" w:hAnsi="Times New Roman" w:cs="Times New Roman"/>
           <w:bCs/>
           <w:sz w:val="28"/>
           <w:szCs w:val="28"/>
@@ -6031,30 +6260,19 @@
         <w:jc w:val="both"/>
         <w:rPr>
           <w:rFonts w:ascii="Times New Roman" w:hAnsi="Times New Roman" w:cs="Times New Roman"/>
-          <w:b/>
-          <w:bCs/>
-          <w:sz w:val="28"/>
-          <w:szCs w:val="28"/>
-        </w:rPr>
-      </w:pPr>
-      <w:r>
-        <w:rPr>
-          <w:rFonts w:ascii="Times New Roman" w:hAnsi="Times New Roman" w:cs="Times New Roman"/>
-          <w:b/>
-          <w:bCs/>
-          <w:sz w:val="28"/>
-          <w:szCs w:val="28"/>
-        </w:rPr>
-        <w:t>Атрибуты:</w:t>
-      </w:r>
-      <w:r>
-        <w:rPr>
-          <w:rFonts w:ascii="Times New Roman" w:hAnsi="Times New Roman" w:cs="Times New Roman"/>
-          <w:bCs/>
-          <w:sz w:val="28"/>
-          <w:szCs w:val="28"/>
-        </w:rPr>
-        <w:t xml:space="preserve"> </w:t>
+          <w:bCs/>
+          <w:sz w:val="28"/>
+          <w:szCs w:val="28"/>
+        </w:rPr>
+      </w:pPr>
+      <w:r>
+        <w:rPr>
+          <w:rFonts w:ascii="Times New Roman" w:hAnsi="Times New Roman" w:cs="Times New Roman"/>
+          <w:bCs/>
+          <w:sz w:val="28"/>
+          <w:szCs w:val="28"/>
+        </w:rPr>
+        <w:t xml:space="preserve">Атрибуты: </w:t>
       </w:r>
       <w:proofErr w:type="spellStart"/>
       <w:r>
@@ -6274,30 +6492,19 @@
         <w:jc w:val="both"/>
         <w:rPr>
           <w:rFonts w:ascii="Times New Roman" w:hAnsi="Times New Roman" w:cs="Times New Roman"/>
-          <w:b/>
-          <w:bCs/>
-          <w:sz w:val="28"/>
-          <w:szCs w:val="28"/>
-        </w:rPr>
-      </w:pPr>
-      <w:r>
-        <w:rPr>
-          <w:rFonts w:ascii="Times New Roman" w:hAnsi="Times New Roman" w:cs="Times New Roman"/>
-          <w:b/>
-          <w:bCs/>
-          <w:sz w:val="28"/>
-          <w:szCs w:val="28"/>
-        </w:rPr>
-        <w:t xml:space="preserve">Методы: </w:t>
-      </w:r>
-      <w:r>
-        <w:rPr>
-          <w:rFonts w:ascii="Times New Roman" w:hAnsi="Times New Roman" w:cs="Times New Roman"/>
-          <w:bCs/>
-          <w:sz w:val="28"/>
-          <w:szCs w:val="28"/>
-        </w:rPr>
-        <w:t xml:space="preserve">+ </w:t>
+          <w:bCs/>
+          <w:sz w:val="28"/>
+          <w:szCs w:val="28"/>
+        </w:rPr>
+      </w:pPr>
+      <w:r>
+        <w:rPr>
+          <w:rFonts w:ascii="Times New Roman" w:hAnsi="Times New Roman" w:cs="Times New Roman"/>
+          <w:bCs/>
+          <w:sz w:val="28"/>
+          <w:szCs w:val="28"/>
+        </w:rPr>
+        <w:t xml:space="preserve">Методы: + </w:t>
       </w:r>
       <w:proofErr w:type="spellStart"/>
       <w:proofErr w:type="gramStart"/>
@@ -6451,16 +6658,14 @@
         <w:jc w:val="both"/>
         <w:rPr>
           <w:rFonts w:ascii="Times New Roman" w:hAnsi="Times New Roman" w:cs="Times New Roman"/>
-          <w:b/>
-          <w:bCs/>
-          <w:sz w:val="28"/>
-          <w:szCs w:val="28"/>
-        </w:rPr>
-      </w:pPr>
-      <w:r>
-        <w:rPr>
-          <w:rFonts w:ascii="Times New Roman" w:hAnsi="Times New Roman" w:cs="Times New Roman"/>
-          <w:b/>
+          <w:bCs/>
+          <w:sz w:val="28"/>
+          <w:szCs w:val="28"/>
+        </w:rPr>
+      </w:pPr>
+      <w:r>
+        <w:rPr>
+          <w:rFonts w:ascii="Times New Roman" w:hAnsi="Times New Roman" w:cs="Times New Roman"/>
           <w:bCs/>
           <w:sz w:val="28"/>
           <w:szCs w:val="28"/>
@@ -6487,55 +6692,11 @@
           <w:sz w:val="28"/>
           <w:szCs w:val="28"/>
         </w:rPr>
-        <w:t xml:space="preserve">На представленной диаграмме взаимосвязи между классами явно </w:t>
-      </w:r>
-      <w:proofErr w:type="gramStart"/>
-      <w:r>
-        <w:rPr>
-          <w:rFonts w:ascii="Times New Roman" w:hAnsi="Times New Roman" w:cs="Times New Roman"/>
-          <w:bCs/>
-          <w:sz w:val="28"/>
-          <w:szCs w:val="28"/>
-        </w:rPr>
-        <w:t>не изображены</w:t>
-      </w:r>
-      <w:proofErr w:type="gramEnd"/>
-      <w:r>
-        <w:rPr>
-          <w:rFonts w:ascii="Times New Roman" w:hAnsi="Times New Roman" w:cs="Times New Roman"/>
-          <w:bCs/>
-          <w:sz w:val="28"/>
-          <w:szCs w:val="28"/>
-        </w:rPr>
-        <w:t xml:space="preserve"> графически, однако на основе атрибутов и логики предметной области можно выделить следующие отношения:</w:t>
-      </w:r>
-    </w:p>
-    <w:p>
-      <w:pPr>
-        <w:spacing w:after="0" w:line="360" w:lineRule="auto"/>
-        <w:ind w:firstLine="709"/>
-        <w:jc w:val="both"/>
-        <w:rPr>
-          <w:rFonts w:ascii="Times New Roman" w:hAnsi="Times New Roman" w:cs="Times New Roman"/>
-          <w:bCs/>
-          <w:sz w:val="28"/>
-          <w:szCs w:val="28"/>
-        </w:rPr>
-      </w:pPr>
-      <w:r>
-        <w:rPr>
-          <w:rFonts w:ascii="Times New Roman" w:hAnsi="Times New Roman" w:cs="Times New Roman"/>
-          <w:b/>
-          <w:bCs/>
-          <w:sz w:val="28"/>
-          <w:szCs w:val="28"/>
-        </w:rPr>
         <w:t>-</w:t>
       </w:r>
       <w:r>
         <w:rPr>
           <w:rFonts w:ascii="Times New Roman" w:hAnsi="Times New Roman" w:cs="Times New Roman"/>
-          <w:b/>
           <w:bCs/>
           <w:sz w:val="28"/>
           <w:szCs w:val="28"/>
@@ -6545,7 +6706,6 @@
       <w:r>
         <w:rPr>
           <w:rFonts w:ascii="Times New Roman" w:hAnsi="Times New Roman" w:cs="Times New Roman"/>
-          <w:b/>
           <w:bCs/>
           <w:sz w:val="28"/>
           <w:szCs w:val="28"/>
@@ -6579,36 +6739,16 @@
           <w:sz w:val="28"/>
           <w:szCs w:val="28"/>
         </w:rPr>
-        <w:t>).</w:t>
-      </w:r>
-      <w:r>
-        <w:rPr>
-          <w:rFonts w:ascii="Times New Roman" w:hAnsi="Times New Roman" w:cs="Times New Roman"/>
-          <w:bCs/>
-          <w:sz w:val="28"/>
-          <w:szCs w:val="28"/>
-        </w:rPr>
-        <w:br/>
-        <w:t>Каждый заказ ссылается на один или несколько товаров. Один товар может фигурировать во многих заказах. Тип связи – </w:t>
-      </w:r>
-      <w:r>
-        <w:rPr>
-          <w:rFonts w:ascii="Times New Roman" w:hAnsi="Times New Roman" w:cs="Times New Roman"/>
-          <w:b/>
-          <w:bCs/>
-          <w:sz w:val="28"/>
-          <w:szCs w:val="28"/>
-        </w:rPr>
-        <w:t>многие ко многим</w:t>
-      </w:r>
-      <w:r>
-        <w:rPr>
-          <w:rFonts w:ascii="Times New Roman" w:hAnsi="Times New Roman" w:cs="Times New Roman"/>
-          <w:bCs/>
-          <w:sz w:val="28"/>
-          <w:szCs w:val="28"/>
-        </w:rPr>
-        <w:t> (реализуется через </w:t>
+        <w:t xml:space="preserve">). </w:t>
+      </w:r>
+      <w:r>
+        <w:rPr>
+          <w:rFonts w:ascii="Times New Roman" w:hAnsi="Times New Roman" w:cs="Times New Roman"/>
+          <w:bCs/>
+          <w:sz w:val="28"/>
+          <w:szCs w:val="28"/>
+        </w:rPr>
+        <w:t>Каждый заказ ссылается на один или несколько товаров. Один товар может фигурировать во многих заказах. Тип связи – многие ко многим (реализуется через </w:t>
       </w:r>
       <w:proofErr w:type="spellStart"/>
       <w:r>
@@ -6646,7 +6786,6 @@
       <w:r>
         <w:rPr>
           <w:rFonts w:ascii="Times New Roman" w:hAnsi="Times New Roman" w:cs="Times New Roman"/>
-          <w:b/>
           <w:bCs/>
           <w:sz w:val="28"/>
           <w:szCs w:val="28"/>
@@ -6656,7 +6795,6 @@
       <w:r>
         <w:rPr>
           <w:rFonts w:ascii="Times New Roman" w:hAnsi="Times New Roman" w:cs="Times New Roman"/>
-          <w:b/>
           <w:bCs/>
           <w:sz w:val="28"/>
           <w:szCs w:val="28"/>
@@ -6666,7 +6804,6 @@
       <w:r>
         <w:rPr>
           <w:rFonts w:ascii="Times New Roman" w:hAnsi="Times New Roman" w:cs="Times New Roman"/>
-          <w:b/>
           <w:bCs/>
           <w:sz w:val="28"/>
           <w:szCs w:val="28"/>
@@ -6700,16 +6837,15 @@
           <w:sz w:val="28"/>
           <w:szCs w:val="28"/>
         </w:rPr>
-        <w:t>).</w:t>
-      </w:r>
-      <w:r>
-        <w:rPr>
-          <w:rFonts w:ascii="Times New Roman" w:hAnsi="Times New Roman" w:cs="Times New Roman"/>
-          <w:bCs/>
-          <w:sz w:val="28"/>
-          <w:szCs w:val="28"/>
-        </w:rPr>
-        <w:br/>
+        <w:t xml:space="preserve">). </w:t>
+      </w:r>
+      <w:r>
+        <w:rPr>
+          <w:rFonts w:ascii="Times New Roman" w:hAnsi="Times New Roman" w:cs="Times New Roman"/>
+          <w:bCs/>
+          <w:sz w:val="28"/>
+          <w:szCs w:val="28"/>
+        </w:rPr>
         <w:t>Каждая запись о дате/времени доставки привязана к конкретному магазину. Один магазин может иметь много доступных дат.</w:t>
       </w:r>
     </w:p>
@@ -6728,7 +6864,6 @@
       <w:r>
         <w:rPr>
           <w:rFonts w:ascii="Times New Roman" w:hAnsi="Times New Roman" w:cs="Times New Roman"/>
-          <w:b/>
           <w:bCs/>
           <w:sz w:val="28"/>
           <w:szCs w:val="28"/>
@@ -6738,7 +6873,6 @@
       <w:r>
         <w:rPr>
           <w:rFonts w:ascii="Times New Roman" w:hAnsi="Times New Roman" w:cs="Times New Roman"/>
-          <w:b/>
           <w:bCs/>
           <w:sz w:val="28"/>
           <w:szCs w:val="28"/>
@@ -6748,7 +6882,6 @@
       <w:r>
         <w:rPr>
           <w:rFonts w:ascii="Times New Roman" w:hAnsi="Times New Roman" w:cs="Times New Roman"/>
-          <w:b/>
           <w:bCs/>
           <w:sz w:val="28"/>
           <w:szCs w:val="28"/>
@@ -6762,104 +6895,70 @@
           <w:sz w:val="28"/>
           <w:szCs w:val="28"/>
         </w:rPr>
-        <w:t> (через поля дата и время).</w:t>
-      </w:r>
-      <w:r>
-        <w:rPr>
-          <w:rFonts w:ascii="Times New Roman" w:hAnsi="Times New Roman" w:cs="Times New Roman"/>
-          <w:bCs/>
-          <w:sz w:val="28"/>
-          <w:szCs w:val="28"/>
-        </w:rPr>
-        <w:br/>
+        <w:t xml:space="preserve"> (через поля дата и время). </w:t>
+      </w:r>
+      <w:r>
+        <w:rPr>
+          <w:rFonts w:ascii="Times New Roman" w:hAnsi="Times New Roman" w:cs="Times New Roman"/>
+          <w:bCs/>
+          <w:sz w:val="28"/>
+          <w:szCs w:val="28"/>
+        </w:rPr>
         <w:t>Заказ содержит выбранные дату и время доставки, которые должны быть предварительно проверены через класс «БД Даты».</w:t>
       </w:r>
     </w:p>
     <w:p>
       <w:pPr>
         <w:spacing w:after="0" w:line="360" w:lineRule="auto"/>
-        <w:ind w:firstLine="709"/>
-        <w:jc w:val="both"/>
-        <w:rPr>
-          <w:rFonts w:ascii="Times New Roman" w:hAnsi="Times New Roman" w:cs="Times New Roman"/>
-          <w:bCs/>
-          <w:sz w:val="28"/>
-          <w:szCs w:val="28"/>
-        </w:rPr>
-      </w:pPr>
-    </w:p>
-    <w:p>
-      <w:pPr>
-        <w:spacing w:after="0" w:line="360" w:lineRule="auto"/>
-        <w:ind w:firstLine="709"/>
-        <w:jc w:val="both"/>
-        <w:rPr>
-          <w:rFonts w:ascii="Times New Roman" w:hAnsi="Times New Roman" w:cs="Times New Roman"/>
-          <w:bCs/>
-          <w:sz w:val="28"/>
-          <w:szCs w:val="28"/>
-        </w:rPr>
-      </w:pPr>
-      <w:r>
-        <w:rPr>
-          <w:rFonts w:ascii="Times New Roman" w:hAnsi="Times New Roman" w:cs="Times New Roman"/>
-          <w:bCs/>
-          <w:sz w:val="28"/>
-          <w:szCs w:val="28"/>
-        </w:rPr>
-        <w:t>Таким образом, представленная диаграмма классов демонстрирует структуру базы данных и основных сущностей системы </w:t>
-      </w:r>
-      <w:r>
-        <w:rPr>
-          <w:rFonts w:ascii="Times New Roman" w:hAnsi="Times New Roman" w:cs="Times New Roman"/>
-          <w:b/>
-          <w:bCs/>
-          <w:sz w:val="28"/>
-          <w:szCs w:val="28"/>
-        </w:rPr>
-        <w:t xml:space="preserve">интернет-магазина </w:t>
-      </w:r>
-      <w:r>
-        <w:rPr>
-          <w:rFonts w:ascii="Times New Roman" w:hAnsi="Times New Roman" w:cs="Times New Roman"/>
-          <w:b/>
+        <w:ind w:firstLine="708"/>
+        <w:jc w:val="both"/>
+        <w:rPr>
+          <w:rFonts w:ascii="Times New Roman" w:hAnsi="Times New Roman" w:cs="Times New Roman"/>
+          <w:bCs/>
+          <w:sz w:val="28"/>
+          <w:szCs w:val="28"/>
+        </w:rPr>
+      </w:pPr>
+      <w:r>
+        <w:rPr>
+          <w:rFonts w:ascii="Times New Roman" w:hAnsi="Times New Roman" w:cs="Times New Roman"/>
+          <w:bCs/>
+          <w:sz w:val="28"/>
+          <w:szCs w:val="28"/>
+        </w:rPr>
+        <w:t>Таким образом, представленная диаграмма классов демонстрирует структуру базы данных и основных сущностей системы интернет-магазина игрушек. Чёткое разделение данных по трём основным классам позволяет обеспечить:</w:t>
+      </w:r>
+    </w:p>
+    <w:p>
+      <w:pPr>
+        <w:spacing w:after="0" w:line="360" w:lineRule="auto"/>
+        <w:ind w:firstLine="709"/>
+        <w:jc w:val="both"/>
+        <w:rPr>
+          <w:rFonts w:ascii="Times New Roman" w:hAnsi="Times New Roman" w:cs="Times New Roman"/>
+          <w:bCs/>
+          <w:sz w:val="28"/>
+          <w:szCs w:val="28"/>
+        </w:rPr>
+      </w:pPr>
+      <w:r>
+        <w:rPr>
+          <w:rFonts w:ascii="Times New Roman" w:hAnsi="Times New Roman" w:cs="Times New Roman"/>
+          <w:bCs/>
+          <w:sz w:val="28"/>
+          <w:szCs w:val="28"/>
+        </w:rPr>
+        <w:t xml:space="preserve">«БД Заказов» – управление заказами, их статусами, оплатой и историей покупок пользователей, «БД Магазина» – хранение каталога игрушек (названия, цены, описания, категории, изображения), «БД Даты» – управление </w:t>
+      </w:r>
+      <w:r>
+        <w:rPr>
+          <w:rFonts w:ascii="Times New Roman" w:hAnsi="Times New Roman" w:cs="Times New Roman"/>
           <w:bCs/>
           <w:sz w:val="28"/>
           <w:szCs w:val="28"/>
         </w:rPr>
         <w:lastRenderedPageBreak/>
-        <w:t>игрушек</w:t>
-      </w:r>
-      <w:r>
-        <w:rPr>
-          <w:rFonts w:ascii="Times New Roman" w:hAnsi="Times New Roman" w:cs="Times New Roman"/>
-          <w:bCs/>
-          <w:sz w:val="28"/>
-          <w:szCs w:val="28"/>
-        </w:rPr>
-        <w:t>. Чёткое разделение данных по трём основным классам позволяет обеспечить:</w:t>
-      </w:r>
-    </w:p>
-    <w:p>
-      <w:pPr>
-        <w:spacing w:after="0" w:line="360" w:lineRule="auto"/>
-        <w:ind w:firstLine="709"/>
-        <w:jc w:val="both"/>
-        <w:rPr>
-          <w:rFonts w:ascii="Times New Roman" w:hAnsi="Times New Roman" w:cs="Times New Roman"/>
-          <w:bCs/>
-          <w:sz w:val="28"/>
-          <w:szCs w:val="28"/>
-        </w:rPr>
-      </w:pPr>
-      <w:r>
-        <w:rPr>
-          <w:rFonts w:ascii="Times New Roman" w:hAnsi="Times New Roman" w:cs="Times New Roman"/>
-          <w:bCs/>
-          <w:sz w:val="28"/>
-          <w:szCs w:val="28"/>
-        </w:rPr>
-        <w:t>«БД Заказов» – управление заказами, их статусами, оплатой и историей покупок пользователей, «БД Магазина» – хранение каталога игрушек (названия, цены, описания, категории, изображения), «БД Даты» – управление доступностью доставки по датам и времени, а также резервирование товаров на период оформления заказа.</w:t>
+        <w:t>доступностью доставки по датам и времени, а также резервирование товаров на период оформления заказа.</w:t>
       </w:r>
     </w:p>
     <w:p>
@@ -7138,7 +7237,7 @@
                     <pic:cNvPicPr/>
                   </pic:nvPicPr>
                   <pic:blipFill>
-                    <a:blip r:embed="rId12">
+                    <a:blip r:embed="rId13">
                       <a:extLst>
                         <a:ext uri="{28A0092B-C50C-407E-A947-70E740481C1C}">
                           <a14:useLocalDpi xmlns:a14="http://schemas.microsoft.com/office/drawing/2010/main" val="0"/>
@@ -7176,7 +7275,7 @@
         <w:keepNext/>
         <w:spacing w:after="0" w:line="360" w:lineRule="auto"/>
         <w:ind w:firstLine="709"/>
-        <w:jc w:val="both"/>
+        <w:jc w:val="center"/>
         <w:rPr>
           <w:rFonts w:ascii="Times New Roman" w:hAnsi="Times New Roman" w:cs="Times New Roman"/>
           <w:sz w:val="28"/>
@@ -7331,7 +7430,57 @@
       <w:r>
         <w:rPr>
           <w:rFonts w:ascii="Times New Roman" w:hAnsi="Times New Roman" w:cs="Times New Roman"/>
-          <w:b/>
+          <w:bCs/>
+          <w:sz w:val="28"/>
+          <w:szCs w:val="28"/>
+        </w:rPr>
+        <w:t>Клиент – инициатор всех действий (покупатель), Интернет-магазин – система, с которой взаимодействует клиент (веб-сайт или приложение), БД – база данных, которая хранит информацию о товарах, заказах и других сущностях.</w:t>
+      </w:r>
+    </w:p>
+    <w:p>
+      <w:pPr>
+        <w:spacing w:after="0" w:line="360" w:lineRule="auto"/>
+        <w:ind w:firstLine="708"/>
+        <w:jc w:val="both"/>
+        <w:rPr>
+          <w:rFonts w:ascii="Times New Roman" w:hAnsi="Times New Roman" w:cs="Times New Roman"/>
+          <w:bCs/>
+          <w:sz w:val="28"/>
+          <w:szCs w:val="28"/>
+        </w:rPr>
+      </w:pPr>
+      <w:r>
+        <w:rPr>
+          <w:rFonts w:ascii="Times New Roman" w:hAnsi="Times New Roman" w:cs="Times New Roman"/>
+          <w:bCs/>
+          <w:sz w:val="28"/>
+          <w:szCs w:val="28"/>
+        </w:rPr>
+        <w:t>Описание хода выполнения сценария</w:t>
+      </w:r>
+    </w:p>
+    <w:p>
+      <w:pPr>
+        <w:spacing w:after="0" w:line="360" w:lineRule="auto"/>
+        <w:ind w:firstLine="709"/>
+        <w:jc w:val="both"/>
+        <w:rPr>
+          <w:rFonts w:ascii="Times New Roman" w:hAnsi="Times New Roman" w:cs="Times New Roman"/>
+          <w:sz w:val="28"/>
+          <w:szCs w:val="28"/>
+        </w:rPr>
+      </w:pPr>
+      <w:r>
+        <w:rPr>
+          <w:rFonts w:ascii="Times New Roman" w:hAnsi="Times New Roman" w:cs="Times New Roman"/>
+          <w:sz w:val="28"/>
+          <w:szCs w:val="28"/>
+        </w:rPr>
+        <w:t>Процесс начинается с того, что </w:t>
+      </w:r>
+      <w:r>
+        <w:rPr>
+          <w:rFonts w:ascii="Times New Roman" w:hAnsi="Times New Roman" w:cs="Times New Roman"/>
           <w:bCs/>
           <w:sz w:val="28"/>
           <w:szCs w:val="28"/>
@@ -7341,16 +7490,14 @@
       <w:r>
         <w:rPr>
           <w:rFonts w:ascii="Times New Roman" w:hAnsi="Times New Roman" w:cs="Times New Roman"/>
-          <w:bCs/>
-          <w:sz w:val="28"/>
-          <w:szCs w:val="28"/>
-        </w:rPr>
-        <w:t xml:space="preserve"> – инициатор всех действий (покупатель), </w:t>
-      </w:r>
-      <w:r>
-        <w:rPr>
-          <w:rFonts w:ascii="Times New Roman" w:hAnsi="Times New Roman" w:cs="Times New Roman"/>
-          <w:b/>
+          <w:sz w:val="28"/>
+          <w:szCs w:val="28"/>
+        </w:rPr>
+        <w:t> отправляет запрос на получение каталога игрушек (сообщение 1). </w:t>
+      </w:r>
+      <w:r>
+        <w:rPr>
+          <w:rFonts w:ascii="Times New Roman" w:hAnsi="Times New Roman" w:cs="Times New Roman"/>
           <w:bCs/>
           <w:sz w:val="28"/>
           <w:szCs w:val="28"/>
@@ -7360,16 +7507,14 @@
       <w:r>
         <w:rPr>
           <w:rFonts w:ascii="Times New Roman" w:hAnsi="Times New Roman" w:cs="Times New Roman"/>
-          <w:bCs/>
-          <w:sz w:val="28"/>
-          <w:szCs w:val="28"/>
-        </w:rPr>
-        <w:t xml:space="preserve"> – система, с которой взаимодействует клиент (веб-сайт или приложение), </w:t>
-      </w:r>
-      <w:r>
-        <w:rPr>
-          <w:rFonts w:ascii="Times New Roman" w:hAnsi="Times New Roman" w:cs="Times New Roman"/>
-          <w:b/>
+          <w:sz w:val="28"/>
+          <w:szCs w:val="28"/>
+        </w:rPr>
+        <w:t> обрабатывает этот запрос и отправляет в </w:t>
+      </w:r>
+      <w:r>
+        <w:rPr>
+          <w:rFonts w:ascii="Times New Roman" w:hAnsi="Times New Roman" w:cs="Times New Roman"/>
           <w:bCs/>
           <w:sz w:val="28"/>
           <w:szCs w:val="28"/>
@@ -7379,55 +7524,149 @@
       <w:r>
         <w:rPr>
           <w:rFonts w:ascii="Times New Roman" w:hAnsi="Times New Roman" w:cs="Times New Roman"/>
-          <w:bCs/>
-          <w:sz w:val="28"/>
-          <w:szCs w:val="28"/>
-        </w:rPr>
-        <w:t xml:space="preserve"> – база данных, которая хранит информацию о товарах, заказах и других сущностях.</w:t>
-      </w:r>
-    </w:p>
-    <w:p>
-      <w:pPr>
-        <w:spacing w:after="0" w:line="360" w:lineRule="auto"/>
-        <w:ind w:firstLine="708"/>
-        <w:jc w:val="both"/>
-        <w:rPr>
-          <w:rFonts w:ascii="Times New Roman" w:hAnsi="Times New Roman" w:cs="Times New Roman"/>
-          <w:b/>
-          <w:bCs/>
-          <w:sz w:val="28"/>
-          <w:szCs w:val="28"/>
-        </w:rPr>
-      </w:pPr>
-      <w:r>
-        <w:rPr>
-          <w:rFonts w:ascii="Times New Roman" w:hAnsi="Times New Roman" w:cs="Times New Roman"/>
-          <w:b/>
-          <w:bCs/>
-          <w:sz w:val="28"/>
-          <w:szCs w:val="28"/>
-        </w:rPr>
-        <w:t>Описание хода выполнения сценария</w:t>
-      </w:r>
-    </w:p>
-    <w:p>
-      <w:pPr>
-        <w:spacing w:after="0" w:line="360" w:lineRule="auto"/>
-        <w:ind w:firstLine="709"/>
-        <w:jc w:val="both"/>
-        <w:rPr>
-          <w:rFonts w:ascii="Times New Roman" w:hAnsi="Times New Roman" w:cs="Times New Roman"/>
-          <w:sz w:val="28"/>
-          <w:szCs w:val="28"/>
-        </w:rPr>
-      </w:pPr>
-      <w:r>
-        <w:rPr>
-          <w:rFonts w:ascii="Times New Roman" w:hAnsi="Times New Roman" w:cs="Times New Roman"/>
-          <w:sz w:val="28"/>
-          <w:szCs w:val="28"/>
-        </w:rPr>
-        <w:t>Процесс начинается с того, что </w:t>
+          <w:sz w:val="28"/>
+          <w:szCs w:val="28"/>
+        </w:rPr>
+        <w:t> запрос на наличие игрушек (сообщение 2). </w:t>
+      </w:r>
+      <w:r>
+        <w:rPr>
+          <w:rFonts w:ascii="Times New Roman" w:hAnsi="Times New Roman" w:cs="Times New Roman"/>
+          <w:bCs/>
+          <w:sz w:val="28"/>
+          <w:szCs w:val="28"/>
+        </w:rPr>
+        <w:t>БД</w:t>
+      </w:r>
+      <w:r>
+        <w:rPr>
+          <w:rFonts w:ascii="Times New Roman" w:hAnsi="Times New Roman" w:cs="Times New Roman"/>
+          <w:sz w:val="28"/>
+          <w:szCs w:val="28"/>
+        </w:rPr>
+        <w:t> возвращает информацию о наличии игрушек (сообщение 3).</w:t>
+      </w:r>
+    </w:p>
+    <w:p>
+      <w:pPr>
+        <w:spacing w:after="0" w:line="360" w:lineRule="auto"/>
+        <w:ind w:firstLine="709"/>
+        <w:jc w:val="both"/>
+        <w:rPr>
+          <w:rFonts w:ascii="Times New Roman" w:hAnsi="Times New Roman" w:cs="Times New Roman"/>
+          <w:sz w:val="28"/>
+          <w:szCs w:val="28"/>
+        </w:rPr>
+      </w:pPr>
+      <w:r>
+        <w:rPr>
+          <w:rFonts w:ascii="Times New Roman" w:hAnsi="Times New Roman" w:cs="Times New Roman"/>
+          <w:sz w:val="28"/>
+          <w:szCs w:val="28"/>
+        </w:rPr>
+        <w:t>Получив</w:t>
+      </w:r>
+      <w:r>
+        <w:rPr>
+          <w:rFonts w:ascii="Times New Roman" w:hAnsi="Times New Roman" w:cs="Times New Roman"/>
+          <w:sz w:val="28"/>
+          <w:szCs w:val="28"/>
+        </w:rPr>
+        <w:t xml:space="preserve"> </w:t>
+      </w:r>
+      <w:r>
+        <w:rPr>
+          <w:rFonts w:ascii="Times New Roman" w:hAnsi="Times New Roman" w:cs="Times New Roman"/>
+          <w:sz w:val="28"/>
+          <w:szCs w:val="28"/>
+        </w:rPr>
+        <w:t>эти</w:t>
+      </w:r>
+      <w:r>
+        <w:rPr>
+          <w:rFonts w:ascii="Times New Roman" w:hAnsi="Times New Roman" w:cs="Times New Roman"/>
+          <w:sz w:val="28"/>
+          <w:szCs w:val="28"/>
+        </w:rPr>
+        <w:t xml:space="preserve"> </w:t>
+      </w:r>
+      <w:r>
+        <w:rPr>
+          <w:rFonts w:ascii="Times New Roman" w:hAnsi="Times New Roman" w:cs="Times New Roman"/>
+          <w:sz w:val="28"/>
+          <w:szCs w:val="28"/>
+        </w:rPr>
+        <w:t>данные, </w:t>
+      </w:r>
+      <w:r>
+        <w:rPr>
+          <w:rFonts w:ascii="Times New Roman" w:hAnsi="Times New Roman" w:cs="Times New Roman"/>
+          <w:bCs/>
+          <w:sz w:val="28"/>
+          <w:szCs w:val="28"/>
+        </w:rPr>
+        <w:t>Интернет-магазин</w:t>
+      </w:r>
+      <w:r>
+        <w:rPr>
+          <w:rFonts w:ascii="Times New Roman" w:hAnsi="Times New Roman" w:cs="Times New Roman"/>
+          <w:sz w:val="28"/>
+          <w:szCs w:val="28"/>
+        </w:rPr>
+        <w:t> формирует и</w:t>
+      </w:r>
+      <w:r>
+        <w:rPr>
+          <w:rFonts w:ascii="Times New Roman" w:hAnsi="Times New Roman" w:cs="Times New Roman"/>
+          <w:sz w:val="28"/>
+          <w:szCs w:val="28"/>
+        </w:rPr>
+        <w:t xml:space="preserve"> п</w:t>
+      </w:r>
+      <w:r>
+        <w:rPr>
+          <w:rFonts w:ascii="Times New Roman" w:hAnsi="Times New Roman" w:cs="Times New Roman"/>
+          <w:sz w:val="28"/>
+          <w:szCs w:val="28"/>
+        </w:rPr>
+        <w:t>редоставляет </w:t>
+      </w:r>
+      <w:r>
+        <w:rPr>
+          <w:rFonts w:ascii="Times New Roman" w:hAnsi="Times New Roman" w:cs="Times New Roman"/>
+          <w:bCs/>
+          <w:sz w:val="28"/>
+          <w:szCs w:val="28"/>
+        </w:rPr>
+        <w:t>Клиенту</w:t>
+      </w:r>
+      <w:r>
+        <w:rPr>
+          <w:rFonts w:ascii="Times New Roman" w:hAnsi="Times New Roman" w:cs="Times New Roman"/>
+          <w:sz w:val="28"/>
+          <w:szCs w:val="28"/>
+        </w:rPr>
+        <w:t> каталог игрушек в наличии (сообщение 4).</w:t>
+      </w:r>
+    </w:p>
+    <w:p>
+      <w:pPr>
+        <w:spacing w:after="0" w:line="360" w:lineRule="auto"/>
+        <w:ind w:firstLine="709"/>
+        <w:jc w:val="both"/>
+        <w:rPr>
+          <w:rFonts w:ascii="Times New Roman" w:hAnsi="Times New Roman" w:cs="Times New Roman"/>
+          <w:sz w:val="28"/>
+          <w:szCs w:val="28"/>
+        </w:rPr>
+      </w:pPr>
+      <w:r>
+        <w:rPr>
+          <w:rFonts w:ascii="Times New Roman" w:hAnsi="Times New Roman" w:cs="Times New Roman"/>
+          <w:sz w:val="28"/>
+          <w:szCs w:val="28"/>
+        </w:rPr>
+        <w:t>Далее </w:t>
       </w:r>
       <w:r>
         <w:rPr>
@@ -7444,7 +7683,7 @@
           <w:sz w:val="28"/>
           <w:szCs w:val="28"/>
         </w:rPr>
-        <w:t> отправляет запрос на получение каталога игрушек (сообщение 1). </w:t>
+        <w:t> добавляет выбранную игрушку в корзину (сообщение 5). </w:t>
       </w:r>
       <w:r>
         <w:rPr>
@@ -7461,61 +7700,53 @@
           <w:sz w:val="28"/>
           <w:szCs w:val="28"/>
         </w:rPr>
-        <w:t> обрабатывает этот запрос и отправляет в </w:t>
-      </w:r>
-      <w:r>
-        <w:rPr>
-          <w:rFonts w:ascii="Times New Roman" w:hAnsi="Times New Roman" w:cs="Times New Roman"/>
-          <w:bCs/>
-          <w:sz w:val="28"/>
-          <w:szCs w:val="28"/>
-        </w:rPr>
-        <w:t>БД</w:t>
-      </w:r>
-      <w:r>
-        <w:rPr>
-          <w:rFonts w:ascii="Times New Roman" w:hAnsi="Times New Roman" w:cs="Times New Roman"/>
-          <w:sz w:val="28"/>
-          <w:szCs w:val="28"/>
-        </w:rPr>
-        <w:t> запрос на наличие игрушек (сообщение 2). </w:t>
-      </w:r>
-      <w:r>
-        <w:rPr>
-          <w:rFonts w:ascii="Times New Roman" w:hAnsi="Times New Roman" w:cs="Times New Roman"/>
-          <w:bCs/>
-          <w:sz w:val="28"/>
-          <w:szCs w:val="28"/>
-        </w:rPr>
-        <w:t>БД</w:t>
-      </w:r>
-      <w:r>
-        <w:rPr>
-          <w:rFonts w:ascii="Times New Roman" w:hAnsi="Times New Roman" w:cs="Times New Roman"/>
-          <w:sz w:val="28"/>
-          <w:szCs w:val="28"/>
-        </w:rPr>
-        <w:t> возвращает информацию о наличии игрушек (сообщение 3).</w:t>
-      </w:r>
-    </w:p>
-    <w:p>
-      <w:pPr>
-        <w:spacing w:after="0" w:line="360" w:lineRule="auto"/>
-        <w:ind w:firstLine="709"/>
-        <w:jc w:val="both"/>
-        <w:rPr>
-          <w:rFonts w:ascii="Times New Roman" w:hAnsi="Times New Roman" w:cs="Times New Roman"/>
-          <w:sz w:val="28"/>
-          <w:szCs w:val="28"/>
-        </w:rPr>
-      </w:pPr>
-      <w:r>
-        <w:rPr>
-          <w:rFonts w:ascii="Times New Roman" w:hAnsi="Times New Roman" w:cs="Times New Roman"/>
-          <w:sz w:val="28"/>
-          <w:szCs w:val="28"/>
-        </w:rPr>
-        <w:t>Получив эти данные, </w:t>
+        <w:t> подтверждает, что товар добавлен в корзину (сообщение 6), и отправляет </w:t>
+      </w:r>
+      <w:r>
+        <w:rPr>
+          <w:rFonts w:ascii="Times New Roman" w:hAnsi="Times New Roman" w:cs="Times New Roman"/>
+          <w:bCs/>
+          <w:sz w:val="28"/>
+          <w:szCs w:val="28"/>
+        </w:rPr>
+        <w:t>Клиенту</w:t>
+      </w:r>
+      <w:r>
+        <w:rPr>
+          <w:rFonts w:ascii="Times New Roman" w:hAnsi="Times New Roman" w:cs="Times New Roman"/>
+          <w:sz w:val="28"/>
+          <w:szCs w:val="28"/>
+        </w:rPr>
+        <w:t> уведомление о добавлении в корзину (сообщение 7).</w:t>
+      </w:r>
+    </w:p>
+    <w:p>
+      <w:pPr>
+        <w:spacing w:after="0" w:line="360" w:lineRule="auto"/>
+        <w:ind w:firstLine="709"/>
+        <w:jc w:val="both"/>
+        <w:rPr>
+          <w:rFonts w:ascii="Times New Roman" w:hAnsi="Times New Roman" w:cs="Times New Roman"/>
+          <w:sz w:val="28"/>
+          <w:szCs w:val="28"/>
+        </w:rPr>
+      </w:pPr>
+      <w:r>
+        <w:rPr>
+          <w:rFonts w:ascii="Times New Roman" w:hAnsi="Times New Roman" w:cs="Times New Roman"/>
+          <w:bCs/>
+          <w:sz w:val="28"/>
+          <w:szCs w:val="28"/>
+        </w:rPr>
+        <w:t>Клиент</w:t>
+      </w:r>
+      <w:r>
+        <w:rPr>
+          <w:rFonts w:ascii="Times New Roman" w:hAnsi="Times New Roman" w:cs="Times New Roman"/>
+          <w:sz w:val="28"/>
+          <w:szCs w:val="28"/>
+        </w:rPr>
+        <w:t> принимает решение о покупке и отправляет запрос на покупку игрушки (сообщение 8). </w:t>
       </w:r>
       <w:r>
         <w:rPr>
@@ -7532,7 +7763,7 @@
           <w:sz w:val="28"/>
           <w:szCs w:val="28"/>
         </w:rPr>
-        <w:t> формирует и предоставляет </w:t>
+        <w:t> в ответ отправляет </w:t>
       </w:r>
       <w:r>
         <w:rPr>
@@ -7549,27 +7780,60 @@
           <w:sz w:val="28"/>
           <w:szCs w:val="28"/>
         </w:rPr>
-        <w:t> каталог игрушек в наличии (сообщение 4).</w:t>
-      </w:r>
-    </w:p>
-    <w:p>
-      <w:pPr>
-        <w:spacing w:after="0" w:line="360" w:lineRule="auto"/>
-        <w:ind w:firstLine="709"/>
-        <w:jc w:val="both"/>
-        <w:rPr>
-          <w:rFonts w:ascii="Times New Roman" w:hAnsi="Times New Roman" w:cs="Times New Roman"/>
-          <w:sz w:val="28"/>
-          <w:szCs w:val="28"/>
-        </w:rPr>
-      </w:pPr>
-      <w:r>
-        <w:rPr>
-          <w:rFonts w:ascii="Times New Roman" w:hAnsi="Times New Roman" w:cs="Times New Roman"/>
-          <w:sz w:val="28"/>
-          <w:szCs w:val="28"/>
-        </w:rPr>
-        <w:t>Далее </w:t>
+        <w:t> запрос на оплату (сообщение 9).</w:t>
+      </w:r>
+    </w:p>
+    <w:p>
+      <w:pPr>
+        <w:spacing w:after="0" w:line="360" w:lineRule="auto"/>
+        <w:ind w:firstLine="709"/>
+        <w:jc w:val="both"/>
+        <w:rPr>
+          <w:rFonts w:ascii="Times New Roman" w:hAnsi="Times New Roman" w:cs="Times New Roman"/>
+          <w:bCs/>
+          <w:sz w:val="28"/>
+          <w:szCs w:val="28"/>
+        </w:rPr>
+      </w:pPr>
+      <w:r>
+        <w:rPr>
+          <w:rFonts w:ascii="Times New Roman" w:hAnsi="Times New Roman" w:cs="Times New Roman"/>
+          <w:bCs/>
+          <w:sz w:val="28"/>
+          <w:szCs w:val="28"/>
+        </w:rPr>
+        <w:t>Ветвление (альтернативные сценарии) – обозначено как </w:t>
+      </w:r>
+      <w:proofErr w:type="spellStart"/>
+      <w:r>
+        <w:rPr>
+          <w:rFonts w:ascii="Times New Roman" w:hAnsi="Times New Roman" w:cs="Times New Roman"/>
+          <w:bCs/>
+          <w:sz w:val="28"/>
+          <w:szCs w:val="28"/>
+        </w:rPr>
+        <w:t>alt</w:t>
+      </w:r>
+      <w:proofErr w:type="spellEnd"/>
+    </w:p>
+    <w:p>
+      <w:pPr>
+        <w:spacing w:after="0" w:line="360" w:lineRule="auto"/>
+        <w:ind w:firstLine="709"/>
+        <w:jc w:val="both"/>
+        <w:rPr>
+          <w:rFonts w:ascii="Times New Roman" w:hAnsi="Times New Roman" w:cs="Times New Roman"/>
+          <w:sz w:val="28"/>
+          <w:szCs w:val="28"/>
+        </w:rPr>
+      </w:pPr>
+      <w:r>
+        <w:rPr>
+          <w:rFonts w:ascii="Times New Roman" w:hAnsi="Times New Roman" w:cs="Times New Roman"/>
+          <w:sz w:val="28"/>
+          <w:szCs w:val="28"/>
+        </w:rPr>
+        <w:t>На этом этапе </w:t>
       </w:r>
       <w:r>
         <w:rPr>
@@ -7586,176 +7850,6 @@
           <w:sz w:val="28"/>
           <w:szCs w:val="28"/>
         </w:rPr>
-        <w:t> добавляет выбранную игрушку в корзину (сообщение 5). </w:t>
-      </w:r>
-      <w:r>
-        <w:rPr>
-          <w:rFonts w:ascii="Times New Roman" w:hAnsi="Times New Roman" w:cs="Times New Roman"/>
-          <w:bCs/>
-          <w:sz w:val="28"/>
-          <w:szCs w:val="28"/>
-        </w:rPr>
-        <w:t>Интернет-магазин</w:t>
-      </w:r>
-      <w:r>
-        <w:rPr>
-          <w:rFonts w:ascii="Times New Roman" w:hAnsi="Times New Roman" w:cs="Times New Roman"/>
-          <w:sz w:val="28"/>
-          <w:szCs w:val="28"/>
-        </w:rPr>
-        <w:t> подтверждает, что товар добавлен в корзину (сообщение 6), и отправляет </w:t>
-      </w:r>
-      <w:r>
-        <w:rPr>
-          <w:rFonts w:ascii="Times New Roman" w:hAnsi="Times New Roman" w:cs="Times New Roman"/>
-          <w:bCs/>
-          <w:sz w:val="28"/>
-          <w:szCs w:val="28"/>
-        </w:rPr>
-        <w:t>Клиенту</w:t>
-      </w:r>
-      <w:r>
-        <w:rPr>
-          <w:rFonts w:ascii="Times New Roman" w:hAnsi="Times New Roman" w:cs="Times New Roman"/>
-          <w:sz w:val="28"/>
-          <w:szCs w:val="28"/>
-        </w:rPr>
-        <w:t> уведомление о добавлении в корзину (сообщение 7).</w:t>
-      </w:r>
-    </w:p>
-    <w:p>
-      <w:pPr>
-        <w:spacing w:after="0" w:line="360" w:lineRule="auto"/>
-        <w:ind w:firstLine="709"/>
-        <w:jc w:val="both"/>
-        <w:rPr>
-          <w:rFonts w:ascii="Times New Roman" w:hAnsi="Times New Roman" w:cs="Times New Roman"/>
-          <w:sz w:val="28"/>
-          <w:szCs w:val="28"/>
-        </w:rPr>
-      </w:pPr>
-      <w:r>
-        <w:rPr>
-          <w:rFonts w:ascii="Times New Roman" w:hAnsi="Times New Roman" w:cs="Times New Roman"/>
-          <w:bCs/>
-          <w:sz w:val="28"/>
-          <w:szCs w:val="28"/>
-        </w:rPr>
-        <w:t>Клиент</w:t>
-      </w:r>
-      <w:r>
-        <w:rPr>
-          <w:rFonts w:ascii="Times New Roman" w:hAnsi="Times New Roman" w:cs="Times New Roman"/>
-          <w:sz w:val="28"/>
-          <w:szCs w:val="28"/>
-        </w:rPr>
-        <w:t> принимает решение о покупке и отправляет запрос на покупку игрушки (сообщение 8). </w:t>
-      </w:r>
-      <w:r>
-        <w:rPr>
-          <w:rFonts w:ascii="Times New Roman" w:hAnsi="Times New Roman" w:cs="Times New Roman"/>
-          <w:bCs/>
-          <w:sz w:val="28"/>
-          <w:szCs w:val="28"/>
-        </w:rPr>
-        <w:t>Интернет-магазин</w:t>
-      </w:r>
-      <w:r>
-        <w:rPr>
-          <w:rFonts w:ascii="Times New Roman" w:hAnsi="Times New Roman" w:cs="Times New Roman"/>
-          <w:sz w:val="28"/>
-          <w:szCs w:val="28"/>
-        </w:rPr>
-        <w:t> в ответ отправляет </w:t>
-      </w:r>
-      <w:r>
-        <w:rPr>
-          <w:rFonts w:ascii="Times New Roman" w:hAnsi="Times New Roman" w:cs="Times New Roman"/>
-          <w:bCs/>
-          <w:sz w:val="28"/>
-          <w:szCs w:val="28"/>
-        </w:rPr>
-        <w:t>Клиенту</w:t>
-      </w:r>
-      <w:r>
-        <w:rPr>
-          <w:rFonts w:ascii="Times New Roman" w:hAnsi="Times New Roman" w:cs="Times New Roman"/>
-          <w:sz w:val="28"/>
-          <w:szCs w:val="28"/>
-        </w:rPr>
-        <w:t> запрос на оплату (сообщение 9).</w:t>
-      </w:r>
-    </w:p>
-    <w:p>
-      <w:pPr>
-        <w:spacing w:after="0" w:line="360" w:lineRule="auto"/>
-        <w:ind w:firstLine="709"/>
-        <w:jc w:val="both"/>
-        <w:rPr>
-          <w:rFonts w:ascii="Times New Roman" w:hAnsi="Times New Roman" w:cs="Times New Roman"/>
-          <w:b/>
-          <w:bCs/>
-          <w:sz w:val="28"/>
-          <w:szCs w:val="28"/>
-        </w:rPr>
-      </w:pPr>
-      <w:r>
-        <w:rPr>
-          <w:rFonts w:ascii="Times New Roman" w:hAnsi="Times New Roman" w:cs="Times New Roman"/>
-          <w:b/>
-          <w:bCs/>
-          <w:sz w:val="28"/>
-          <w:szCs w:val="28"/>
-        </w:rPr>
-        <w:t>Ветвление (альтернативные сценарии) – обозначено как </w:t>
-      </w:r>
-      <w:proofErr w:type="spellStart"/>
-      <w:r>
-        <w:rPr>
-          <w:rFonts w:ascii="Times New Roman" w:hAnsi="Times New Roman" w:cs="Times New Roman"/>
-          <w:b/>
-          <w:bCs/>
-          <w:sz w:val="28"/>
-          <w:szCs w:val="28"/>
-        </w:rPr>
-        <w:t>alt</w:t>
-      </w:r>
-      <w:proofErr w:type="spellEnd"/>
-    </w:p>
-    <w:p>
-      <w:pPr>
-        <w:spacing w:after="0" w:line="360" w:lineRule="auto"/>
-        <w:ind w:firstLine="709"/>
-        <w:jc w:val="both"/>
-        <w:rPr>
-          <w:rFonts w:ascii="Times New Roman" w:hAnsi="Times New Roman" w:cs="Times New Roman"/>
-          <w:sz w:val="28"/>
-          <w:szCs w:val="28"/>
-        </w:rPr>
-      </w:pPr>
-      <w:r>
-        <w:rPr>
-          <w:rFonts w:ascii="Times New Roman" w:hAnsi="Times New Roman" w:cs="Times New Roman"/>
-          <w:sz w:val="28"/>
-          <w:szCs w:val="28"/>
-        </w:rPr>
-        <w:t>На этом этапе </w:t>
-      </w:r>
-      <w:r>
-        <w:rPr>
-          <w:rFonts w:ascii="Times New Roman" w:hAnsi="Times New Roman" w:cs="Times New Roman"/>
-          <w:bCs/>
-          <w:sz w:val="28"/>
-          <w:szCs w:val="28"/>
-        </w:rPr>
-        <w:t>Клиент</w:t>
-      </w:r>
-      <w:r>
-        <w:rPr>
-          <w:rFonts w:ascii="Times New Roman" w:hAnsi="Times New Roman" w:cs="Times New Roman"/>
-          <w:sz w:val="28"/>
-          <w:szCs w:val="28"/>
-        </w:rPr>
         <w:t> выбирает способ оплаты: сразу или после получения (сообщение 10). Далее диаграмма разделяется на два альтернативных потока.</w:t>
       </w:r>
     </w:p>
@@ -7766,16 +7860,14 @@
         <w:jc w:val="both"/>
         <w:rPr>
           <w:rFonts w:ascii="Times New Roman" w:hAnsi="Times New Roman" w:cs="Times New Roman"/>
-          <w:b/>
-          <w:bCs/>
-          <w:sz w:val="28"/>
-          <w:szCs w:val="28"/>
-        </w:rPr>
-      </w:pPr>
-      <w:r>
-        <w:rPr>
-          <w:rFonts w:ascii="Times New Roman" w:hAnsi="Times New Roman" w:cs="Times New Roman"/>
-          <w:b/>
+          <w:bCs/>
+          <w:sz w:val="28"/>
+          <w:szCs w:val="28"/>
+        </w:rPr>
+      </w:pPr>
+      <w:r>
+        <w:rPr>
+          <w:rFonts w:ascii="Times New Roman" w:hAnsi="Times New Roman" w:cs="Times New Roman"/>
           <w:bCs/>
           <w:sz w:val="28"/>
           <w:szCs w:val="28"/>
@@ -7812,7 +7904,29 @@
           <w:szCs w:val="28"/>
         </w:rPr>
         <w:lastRenderedPageBreak/>
-        <w:t>магазин) передаёт Клиенту информацию о дате получения игрушки (сообщение 15), Клиент получает игрушку (сообщение 16). Поток 2: Клиент выбрал способ оплаты после получения: Клиент отправляет сообщение о выборе способа оплаты после получения (сообщение 17). (Далее, вероятно, заказ оформляется без немедленной оплаты, и оплата происходит при получении.), Интернет-магазин (или БД) отправляет Клиенту подтверждение оплаты (сообщение 18) – в данном контексте, видимо, это подтверждение того, что заказ принят, а оплата будет произведена позже, Клиент получает квитанцию об оплате (сообщение 19) – возможно, после фактической оплаты при получении товара.</w:t>
+        <w:t xml:space="preserve">магазин) передаёт Клиенту информацию о дате получения игрушки (сообщение 15), Клиент получает игрушку (сообщение 16). </w:t>
+      </w:r>
+    </w:p>
+    <w:p>
+      <w:pPr>
+        <w:spacing w:after="0" w:line="360" w:lineRule="auto"/>
+        <w:ind w:firstLine="709"/>
+        <w:jc w:val="both"/>
+        <w:rPr>
+          <w:rFonts w:ascii="Times New Roman" w:hAnsi="Times New Roman" w:cs="Times New Roman"/>
+          <w:bCs/>
+          <w:sz w:val="28"/>
+          <w:szCs w:val="28"/>
+        </w:rPr>
+      </w:pPr>
+      <w:r>
+        <w:rPr>
+          <w:rFonts w:ascii="Times New Roman" w:hAnsi="Times New Roman" w:cs="Times New Roman"/>
+          <w:bCs/>
+          <w:sz w:val="28"/>
+          <w:szCs w:val="28"/>
+        </w:rPr>
+        <w:t>Поток 2: Клиент выбрал способ оплаты после получения: Клиент отправляет сообщение о выборе способа оплаты после получения (сообщение 17). (Далее, вероятно, заказ оформляется без немедленной оплаты, и оплата происходит при получении.), Интернет-магазин (или БД) отправляет Клиенту подтверждение оплаты (сообщение 18) – в данном контексте, видимо, это подтверждение того, что заказ принят, а оплата будет произведена позже, Клиент получает квитанцию об оплате (сообщение 19) – возможно, после фактической оплаты при получении товара.</w:t>
       </w:r>
     </w:p>
     <w:p>
@@ -8174,36 +8288,106 @@
           <w:szCs w:val="28"/>
           <w:lang w:val="en-US"/>
         </w:rPr>
-        <w:t> (conceptual diagram / conceptual data model, CDM)</w:t>
-      </w:r>
-    </w:p>
-    <w:p>
-      <w:pPr>
-        <w:spacing w:after="0" w:line="360" w:lineRule="auto"/>
-        <w:ind w:firstLine="709"/>
-        <w:jc w:val="both"/>
-        <w:rPr>
-          <w:rFonts w:ascii="Times New Roman" w:hAnsi="Times New Roman" w:cs="Times New Roman"/>
-          <w:sz w:val="28"/>
-          <w:szCs w:val="28"/>
-        </w:rPr>
-      </w:pPr>
-      <w:r>
-        <w:rPr>
-          <w:rFonts w:ascii="Times New Roman" w:hAnsi="Times New Roman" w:cs="Times New Roman"/>
+        <w:t> </w:t>
+      </w:r>
+      <w:r>
+        <w:rPr>
+          <w:rFonts w:ascii="Times New Roman" w:hAnsi="Times New Roman" w:cs="Times New Roman"/>
+          <w:b/>
           <w:sz w:val="28"/>
           <w:szCs w:val="28"/>
           <w:lang w:val="en-US"/>
         </w:rPr>
-        <w:tab/>
-      </w:r>
-      <w:r>
-        <w:rPr>
-          <w:rFonts w:ascii="Times New Roman" w:hAnsi="Times New Roman" w:cs="Times New Roman"/>
-          <w:sz w:val="28"/>
-          <w:szCs w:val="28"/>
-        </w:rPr>
-        <w:t>это схематическое представление дан</w:t>
+        <w:t>(</w:t>
+      </w:r>
+      <w:r>
+        <w:rPr>
+          <w:rFonts w:ascii="Times New Roman" w:hAnsi="Times New Roman" w:cs="Times New Roman"/>
+          <w:b/>
+          <w:sz w:val="28"/>
+          <w:szCs w:val="28"/>
+          <w:lang w:val="en-US"/>
+        </w:rPr>
+        <w:t>conceptual diagram</w:t>
+      </w:r>
+      <w:r>
+        <w:rPr>
+          <w:rFonts w:ascii="Times New Roman" w:hAnsi="Times New Roman" w:cs="Times New Roman"/>
+          <w:b/>
+          <w:sz w:val="28"/>
+          <w:szCs w:val="28"/>
+          <w:lang w:val="en-US"/>
+        </w:rPr>
+        <w:t xml:space="preserve"> / </w:t>
+      </w:r>
+      <w:r>
+        <w:rPr>
+          <w:rFonts w:ascii="Times New Roman" w:hAnsi="Times New Roman" w:cs="Times New Roman"/>
+          <w:b/>
+          <w:sz w:val="28"/>
+          <w:szCs w:val="28"/>
+          <w:lang w:val="en-US"/>
+        </w:rPr>
+        <w:t>conceptual data model</w:t>
+      </w:r>
+      <w:r>
+        <w:rPr>
+          <w:rFonts w:ascii="Times New Roman" w:hAnsi="Times New Roman" w:cs="Times New Roman"/>
+          <w:b/>
+          <w:sz w:val="28"/>
+          <w:szCs w:val="28"/>
+          <w:lang w:val="en-US"/>
+        </w:rPr>
+        <w:t>,</w:t>
+      </w:r>
+      <w:r>
+        <w:rPr>
+          <w:rFonts w:ascii="Times New Roman" w:hAnsi="Times New Roman" w:cs="Times New Roman"/>
+          <w:b/>
+          <w:sz w:val="28"/>
+          <w:szCs w:val="28"/>
+          <w:lang w:val="en-US"/>
+        </w:rPr>
+        <w:t> CDM</w:t>
+      </w:r>
+      <w:r>
+        <w:rPr>
+          <w:rFonts w:ascii="Times New Roman" w:hAnsi="Times New Roman" w:cs="Times New Roman"/>
+          <w:b/>
+          <w:sz w:val="28"/>
+          <w:szCs w:val="28"/>
+          <w:lang w:val="en-US"/>
+        </w:rPr>
+        <w:t>)</w:t>
+      </w:r>
+    </w:p>
+    <w:p>
+      <w:pPr>
+        <w:spacing w:after="0" w:line="360" w:lineRule="auto"/>
+        <w:ind w:firstLine="709"/>
+        <w:jc w:val="both"/>
+        <w:rPr>
+          <w:rFonts w:ascii="Times New Roman" w:hAnsi="Times New Roman" w:cs="Times New Roman"/>
+          <w:b/>
+          <w:sz w:val="28"/>
+          <w:szCs w:val="28"/>
+        </w:rPr>
+      </w:pPr>
+      <w:r>
+        <w:rPr>
+          <w:rFonts w:ascii="Times New Roman" w:hAnsi="Times New Roman" w:cs="Times New Roman"/>
+          <w:sz w:val="28"/>
+          <w:szCs w:val="28"/>
+        </w:rPr>
+        <w:t>Э</w:t>
+      </w:r>
+      <w:r>
+        <w:rPr>
+          <w:rFonts w:ascii="Times New Roman" w:hAnsi="Times New Roman" w:cs="Times New Roman"/>
+          <w:sz w:val="28"/>
+          <w:szCs w:val="28"/>
+        </w:rPr>
+        <w:t>то схематическое представление дан</w:t>
       </w:r>
       <w:r>
         <w:rPr>
@@ -8400,25 +8584,40 @@
           <w:szCs w:val="28"/>
         </w:rPr>
       </w:pPr>
-      <w:r>
-        <w:rPr>
-          <w:rFonts w:ascii="Times New Roman" w:hAnsi="Times New Roman" w:cs="Times New Roman"/>
-          <w:sz w:val="28"/>
-          <w:szCs w:val="28"/>
-        </w:rPr>
+    </w:p>
+    <w:p>
+      <w:pPr>
+        <w:spacing w:after="0" w:line="360" w:lineRule="auto"/>
+        <w:ind w:firstLine="709"/>
+        <w:jc w:val="center"/>
+        <w:rPr>
+          <w:rFonts w:ascii="Times New Roman" w:hAnsi="Times New Roman" w:cs="Times New Roman"/>
+          <w:sz w:val="28"/>
+          <w:szCs w:val="28"/>
+        </w:rPr>
+      </w:pPr>
+      <w:r>
+        <w:rPr>
+          <w:rFonts w:ascii="Times New Roman" w:hAnsi="Times New Roman" w:cs="Times New Roman"/>
+          <w:noProof/>
+          <w:sz w:val="28"/>
+          <w:szCs w:val="28"/>
+          <w:lang w:eastAsia="ru-RU"/>
+        </w:rPr>
+        <w:lastRenderedPageBreak/>
         <w:drawing>
           <wp:anchor distT="0" distB="0" distL="114300" distR="114300" simplePos="0" relativeHeight="251666432" behindDoc="0" locked="0" layoutInCell="1" allowOverlap="1">
             <wp:simplePos x="0" y="0"/>
             <wp:positionH relativeFrom="column">
-              <wp:posOffset>-237738</wp:posOffset>
+              <wp:posOffset>-995075</wp:posOffset>
             </wp:positionH>
             <wp:positionV relativeFrom="paragraph">
-              <wp:posOffset>306070</wp:posOffset>
+              <wp:posOffset>93</wp:posOffset>
             </wp:positionV>
-            <wp:extent cx="6018530" cy="4730115"/>
-            <wp:effectExtent l="0" t="0" r="1270" b="0"/>
+            <wp:extent cx="7367965" cy="6760502"/>
+            <wp:effectExtent l="0" t="0" r="4445" b="2540"/>
             <wp:wrapTopAndBottom/>
-            <wp:docPr id="3" name="Рисунок 3"/>
+            <wp:docPr id="5" name="Рисунок 5"/>
             <wp:cNvGraphicFramePr>
               <a:graphicFrameLocks xmlns:a="http://schemas.openxmlformats.org/drawingml/2006/main" noChangeAspect="1"/>
             </wp:cNvGraphicFramePr>
@@ -8430,7 +8629,7 @@
                     <pic:cNvPicPr/>
                   </pic:nvPicPr>
                   <pic:blipFill>
-                    <a:blip r:embed="rId13">
+                    <a:blip r:embed="rId14">
                       <a:extLst>
                         <a:ext uri="{28A0092B-C50C-407E-A947-70E740481C1C}">
                           <a14:useLocalDpi xmlns:a14="http://schemas.microsoft.com/office/drawing/2010/main" val="0"/>
@@ -8444,7 +8643,7 @@
                   <pic:spPr>
                     <a:xfrm>
                       <a:off x="0" y="0"/>
-                      <a:ext cx="6018530" cy="4730115"/>
+                      <a:ext cx="7375603" cy="6767510"/>
                     </a:xfrm>
                     <a:prstGeom prst="rect">
                       <a:avLst/>
@@ -8462,37 +8661,37 @@
           </wp:anchor>
         </w:drawing>
       </w:r>
-    </w:p>
-    <w:p>
-      <w:pPr>
-        <w:spacing w:after="0" w:line="360" w:lineRule="auto"/>
-        <w:ind w:firstLine="709"/>
-        <w:jc w:val="both"/>
-        <w:rPr>
-          <w:rFonts w:ascii="Times New Roman" w:hAnsi="Times New Roman" w:cs="Times New Roman"/>
-          <w:sz w:val="28"/>
-          <w:szCs w:val="28"/>
-        </w:rPr>
-      </w:pPr>
-    </w:p>
-    <w:p>
-      <w:pPr>
-        <w:spacing w:after="0" w:line="360" w:lineRule="auto"/>
-        <w:ind w:firstLine="709"/>
-        <w:jc w:val="both"/>
-        <w:rPr>
-          <w:rFonts w:ascii="Times New Roman" w:hAnsi="Times New Roman" w:cs="Times New Roman"/>
-          <w:sz w:val="28"/>
-          <w:szCs w:val="28"/>
-        </w:rPr>
-      </w:pPr>
-      <w:r>
-        <w:rPr>
-          <w:rFonts w:ascii="Times New Roman" w:hAnsi="Times New Roman" w:cs="Times New Roman"/>
-          <w:sz w:val="28"/>
-          <w:szCs w:val="28"/>
-        </w:rPr>
-        <w:t>Рисунок 1 - Диаграмма классов</w:t>
+      <w:r>
+        <w:rPr>
+          <w:rFonts w:ascii="Times New Roman" w:hAnsi="Times New Roman" w:cs="Times New Roman"/>
+          <w:sz w:val="28"/>
+          <w:szCs w:val="28"/>
+        </w:rPr>
+        <w:t xml:space="preserve">Рисунок 1 </w:t>
+      </w:r>
+      <w:r>
+        <w:rPr>
+          <w:rFonts w:ascii="Times New Roman" w:hAnsi="Times New Roman" w:cs="Times New Roman"/>
+          <w:sz w:val="28"/>
+          <w:szCs w:val="28"/>
+        </w:rPr>
+        <w:t>–</w:t>
+      </w:r>
+      <w:r>
+        <w:rPr>
+          <w:rFonts w:ascii="Times New Roman" w:hAnsi="Times New Roman" w:cs="Times New Roman"/>
+          <w:sz w:val="28"/>
+          <w:szCs w:val="28"/>
+        </w:rPr>
+        <w:t xml:space="preserve"> </w:t>
+      </w:r>
+      <w:r>
+        <w:rPr>
+          <w:rFonts w:ascii="Times New Roman" w:hAnsi="Times New Roman" w:cs="Times New Roman"/>
+          <w:sz w:val="28"/>
+          <w:szCs w:val="28"/>
+        </w:rPr>
+        <w:t>Концептуальная диаграмма</w:t>
       </w:r>
     </w:p>
     <w:p>
@@ -8505,59 +8704,358 @@
           <w:b/>
           <w:sz w:val="28"/>
           <w:szCs w:val="28"/>
-        </w:rPr>
-      </w:pPr>
-      <w:r>
+          <w:highlight w:val="yellow"/>
+        </w:rPr>
+      </w:pPr>
+    </w:p>
+    <w:p>
+      <w:pPr>
+        <w:spacing w:after="0" w:line="360" w:lineRule="auto"/>
+        <w:ind w:firstLine="709"/>
+        <w:jc w:val="both"/>
         <w:rPr>
           <w:rFonts w:ascii="Times New Roman" w:hAnsi="Times New Roman" w:cs="Times New Roman"/>
           <w:b/>
           <w:sz w:val="28"/>
           <w:szCs w:val="28"/>
+          <w:highlight w:val="yellow"/>
+        </w:rPr>
+      </w:pPr>
+    </w:p>
+    <w:p>
+      <w:pPr>
+        <w:spacing w:after="0" w:line="360" w:lineRule="auto"/>
+        <w:ind w:firstLine="709"/>
+        <w:jc w:val="both"/>
+        <w:rPr>
+          <w:rFonts w:ascii="Times New Roman" w:hAnsi="Times New Roman" w:cs="Times New Roman"/>
+          <w:b/>
+          <w:sz w:val="28"/>
+          <w:szCs w:val="28"/>
+          <w:highlight w:val="yellow"/>
+        </w:rPr>
+      </w:pPr>
+    </w:p>
+    <w:p>
+      <w:pPr>
+        <w:spacing w:after="0" w:line="360" w:lineRule="auto"/>
+        <w:ind w:firstLine="709"/>
+        <w:jc w:val="both"/>
+        <w:rPr>
+          <w:rFonts w:ascii="Times New Roman" w:hAnsi="Times New Roman" w:cs="Times New Roman"/>
+          <w:b/>
+          <w:sz w:val="28"/>
+          <w:szCs w:val="28"/>
+          <w:highlight w:val="yellow"/>
+        </w:rPr>
+      </w:pPr>
+    </w:p>
+    <w:p>
+      <w:pPr>
+        <w:spacing w:after="0" w:line="360" w:lineRule="auto"/>
+        <w:ind w:firstLine="709"/>
+        <w:jc w:val="both"/>
+        <w:rPr>
+          <w:rFonts w:ascii="Times New Roman" w:hAnsi="Times New Roman" w:cs="Times New Roman"/>
+          <w:b/>
+          <w:sz w:val="28"/>
+          <w:szCs w:val="28"/>
+          <w:highlight w:val="yellow"/>
+        </w:rPr>
+      </w:pPr>
+    </w:p>
+    <w:p>
+      <w:pPr>
+        <w:spacing w:after="0" w:line="360" w:lineRule="auto"/>
+        <w:ind w:firstLine="709"/>
+        <w:jc w:val="both"/>
+        <w:rPr>
+          <w:rFonts w:ascii="Times New Roman" w:hAnsi="Times New Roman" w:cs="Times New Roman"/>
+          <w:b/>
+          <w:sz w:val="28"/>
+          <w:szCs w:val="28"/>
+          <w:highlight w:val="yellow"/>
+        </w:rPr>
+      </w:pPr>
+    </w:p>
+    <w:p>
+      <w:pPr>
+        <w:spacing w:after="0" w:line="360" w:lineRule="auto"/>
+        <w:ind w:firstLine="709"/>
+        <w:jc w:val="both"/>
+        <w:rPr>
+          <w:rFonts w:ascii="Times New Roman" w:hAnsi="Times New Roman" w:cs="Times New Roman"/>
+          <w:b/>
+          <w:sz w:val="28"/>
+          <w:szCs w:val="28"/>
+          <w:highlight w:val="yellow"/>
+        </w:rPr>
+      </w:pPr>
+    </w:p>
+    <w:p>
+      <w:pPr>
+        <w:spacing w:after="0" w:line="360" w:lineRule="auto"/>
+        <w:ind w:firstLine="709"/>
+        <w:jc w:val="both"/>
+        <w:rPr>
+          <w:rFonts w:ascii="Times New Roman" w:hAnsi="Times New Roman" w:cs="Times New Roman"/>
+          <w:sz w:val="28"/>
+          <w:szCs w:val="28"/>
+        </w:rPr>
+      </w:pPr>
+      <w:r>
+        <w:rPr>
+          <w:rFonts w:ascii="Times New Roman" w:hAnsi="Times New Roman" w:cs="Times New Roman"/>
+          <w:sz w:val="28"/>
+          <w:szCs w:val="28"/>
         </w:rPr>
         <w:lastRenderedPageBreak/>
-        <w:t xml:space="preserve">Описание концептуальной диаграммы </w:t>
-      </w:r>
-    </w:p>
-    <w:p>
-      <w:pPr>
-        <w:spacing w:after="0" w:line="360" w:lineRule="auto"/>
-        <w:ind w:firstLine="709"/>
-        <w:jc w:val="both"/>
-        <w:rPr>
-          <w:rFonts w:ascii="Times New Roman" w:hAnsi="Times New Roman" w:cs="Times New Roman"/>
-          <w:sz w:val="28"/>
-          <w:szCs w:val="28"/>
-        </w:rPr>
-      </w:pPr>
-      <w:r>
-        <w:rPr>
-          <w:rFonts w:ascii="Times New Roman" w:hAnsi="Times New Roman" w:cs="Times New Roman"/>
-          <w:sz w:val="28"/>
-          <w:szCs w:val="28"/>
-        </w:rPr>
-        <w:t>Концептуальная диаграмма</w:t>
-      </w:r>
-      <w:r>
-        <w:rPr>
-          <w:rFonts w:ascii="Times New Roman" w:hAnsi="Times New Roman" w:cs="Times New Roman"/>
-          <w:sz w:val="28"/>
-          <w:szCs w:val="28"/>
-        </w:rPr>
-        <w:t xml:space="preserve">, </w:t>
-      </w:r>
-      <w:r>
-        <w:rPr>
-          <w:rFonts w:ascii="Times New Roman" w:hAnsi="Times New Roman" w:cs="Times New Roman"/>
-          <w:sz w:val="28"/>
-          <w:szCs w:val="28"/>
-        </w:rPr>
-        <w:t xml:space="preserve">отображает основные сущности предметной области «Покупка товара в интернет-магазине игрушек», их атрибуты и связи между ними. </w:t>
-      </w:r>
-    </w:p>
-    <w:p>
-      <w:pPr>
-        <w:spacing w:after="0" w:line="360" w:lineRule="auto"/>
-        <w:ind w:firstLine="709"/>
+        <w:t xml:space="preserve">Концептуальная диаграмма, отображает основные сущности предметной области «Покупка товара в интернет-магазине игрушек», их атрибуты и связи между ними. </w:t>
+      </w:r>
+    </w:p>
+    <w:p>
+      <w:pPr>
+        <w:spacing w:after="0" w:line="360" w:lineRule="auto"/>
+        <w:ind w:firstLine="709"/>
+        <w:jc w:val="both"/>
+        <w:rPr>
+          <w:rFonts w:ascii="Times New Roman" w:hAnsi="Times New Roman" w:cs="Times New Roman"/>
+          <w:sz w:val="28"/>
+          <w:szCs w:val="28"/>
+        </w:rPr>
+      </w:pPr>
+      <w:r>
+        <w:rPr>
+          <w:rFonts w:ascii="Times New Roman" w:hAnsi="Times New Roman" w:cs="Times New Roman"/>
+          <w:sz w:val="28"/>
+          <w:szCs w:val="28"/>
+        </w:rPr>
+        <w:t xml:space="preserve">Центральной сущностью выступает «Пользователь», который имеет атрибуты: ФИО, Адрес, Телефон, Почта. Пользователь связан отношением «1» с сущностью «Заказ», один пользователь может создать один заказ (связь «Создает»). Сущность «Заказ» включает атрибуты: Наличие, </w:t>
+      </w:r>
+      <w:proofErr w:type="gramStart"/>
+      <w:r>
+        <w:rPr>
+          <w:rFonts w:ascii="Times New Roman" w:hAnsi="Times New Roman" w:cs="Times New Roman"/>
+          <w:sz w:val="28"/>
+          <w:szCs w:val="28"/>
+        </w:rPr>
+        <w:t>Сколько</w:t>
+      </w:r>
+      <w:proofErr w:type="gramEnd"/>
+      <w:r>
+        <w:rPr>
+          <w:rFonts w:ascii="Times New Roman" w:hAnsi="Times New Roman" w:cs="Times New Roman"/>
+          <w:sz w:val="28"/>
+          <w:szCs w:val="28"/>
+        </w:rPr>
+        <w:t xml:space="preserve"> позиций, Финальная цена, Статус, Подтверждается, а также связана отношением «добавляет» с сущностью «Товар» (связь «М», то есть один заказ может содержать много товаров) и отношением «формирует» с сущностью «Оплата». Сущность «Оплата» включает атрибуты: Дата, Сумма, Статус, Способ оплаты. Сущность «Товар» включает атрибуты: Название, Чек, Квитанция. Сущность «Доставка» включает атрибуты: Базовая стоимость, Дата и время, при этом доставка связана с заказом (уходит в) и с сущностью «Курьер» отношением «выполняет». Сущность «Курьер» включает атрибуты: Занятость курьера, Стоимость, Скорость доставки. Таким образом, диаграмма фиксирует следующие концептуальные блоки: Пользователь (ФИО, Адрес, Телефон, Почта), Заказ (Наличие, </w:t>
+      </w:r>
+      <w:proofErr w:type="gramStart"/>
+      <w:r>
+        <w:rPr>
+          <w:rFonts w:ascii="Times New Roman" w:hAnsi="Times New Roman" w:cs="Times New Roman"/>
+          <w:sz w:val="28"/>
+          <w:szCs w:val="28"/>
+        </w:rPr>
+        <w:t>Сколько</w:t>
+      </w:r>
+      <w:proofErr w:type="gramEnd"/>
+      <w:r>
+        <w:rPr>
+          <w:rFonts w:ascii="Times New Roman" w:hAnsi="Times New Roman" w:cs="Times New Roman"/>
+          <w:sz w:val="28"/>
+          <w:szCs w:val="28"/>
+        </w:rPr>
+        <w:t xml:space="preserve"> позиций, Финальная цена, Статус, Подтверждается), Оплата (Дата, Сумма, Способ оплаты, Статус), Товар (Название, Чек, Квитанция), Доставка (Дата и время, Базовая стоимость) и Курьер (Занятость курьера,</w:t>
+      </w:r>
+      <w:r>
+        <w:rPr>
+          <w:rFonts w:ascii="Times New Roman" w:hAnsi="Times New Roman" w:cs="Times New Roman"/>
+          <w:sz w:val="28"/>
+          <w:szCs w:val="28"/>
+        </w:rPr>
+        <w:t xml:space="preserve"> Стоимость, Скорость доставки).</w:t>
+      </w:r>
+    </w:p>
+    <w:p>
+      <w:pPr>
+        <w:spacing w:after="0" w:line="360" w:lineRule="auto"/>
+        <w:ind w:firstLine="709"/>
+        <w:jc w:val="both"/>
+        <w:rPr>
+          <w:rFonts w:ascii="Times New Roman" w:hAnsi="Times New Roman" w:cs="Times New Roman"/>
+          <w:sz w:val="28"/>
+          <w:szCs w:val="28"/>
+        </w:rPr>
+      </w:pPr>
+      <w:r>
+        <w:rPr>
+          <w:rFonts w:ascii="Times New Roman" w:hAnsi="Times New Roman" w:cs="Times New Roman"/>
+          <w:sz w:val="28"/>
+          <w:szCs w:val="28"/>
+        </w:rPr>
+        <w:t xml:space="preserve">Связи между сущностями: пользователь → заказ (1, </w:t>
+      </w:r>
+      <w:proofErr w:type="gramStart"/>
+      <w:r>
+        <w:rPr>
+          <w:rFonts w:ascii="Times New Roman" w:hAnsi="Times New Roman" w:cs="Times New Roman"/>
+          <w:sz w:val="28"/>
+          <w:szCs w:val="28"/>
+        </w:rPr>
+        <w:t>Создает</w:t>
+      </w:r>
+      <w:proofErr w:type="gramEnd"/>
+      <w:r>
+        <w:rPr>
+          <w:rFonts w:ascii="Times New Roman" w:hAnsi="Times New Roman" w:cs="Times New Roman"/>
+          <w:sz w:val="28"/>
+          <w:szCs w:val="28"/>
+        </w:rPr>
+        <w:t>), заказ → товар (М, Добавляет), заказ → оплата (</w:t>
+      </w:r>
+      <w:r>
+        <w:rPr>
+          <w:rFonts w:ascii="Times New Roman" w:hAnsi="Times New Roman" w:cs="Times New Roman"/>
+          <w:sz w:val="28"/>
+          <w:szCs w:val="28"/>
+        </w:rPr>
+        <w:t>Подтверждается</w:t>
+      </w:r>
+      <w:r>
+        <w:rPr>
+          <w:rFonts w:ascii="Times New Roman" w:hAnsi="Times New Roman" w:cs="Times New Roman"/>
+          <w:sz w:val="28"/>
+          <w:szCs w:val="28"/>
+        </w:rPr>
+        <w:t>), заказ → доставка (</w:t>
+      </w:r>
+      <w:r>
+        <w:rPr>
+          <w:rFonts w:ascii="Times New Roman" w:hAnsi="Times New Roman" w:cs="Times New Roman"/>
+          <w:sz w:val="28"/>
+          <w:szCs w:val="28"/>
+        </w:rPr>
+        <w:t>Формирует</w:t>
+      </w:r>
+      <w:r>
+        <w:rPr>
+          <w:rFonts w:ascii="Times New Roman" w:hAnsi="Times New Roman" w:cs="Times New Roman"/>
+          <w:sz w:val="28"/>
+          <w:szCs w:val="28"/>
+        </w:rPr>
+        <w:t>), доставка → курьер (</w:t>
+      </w:r>
+      <w:r>
+        <w:rPr>
+          <w:rFonts w:ascii="Times New Roman" w:hAnsi="Times New Roman" w:cs="Times New Roman"/>
+          <w:sz w:val="28"/>
+          <w:szCs w:val="28"/>
+        </w:rPr>
+        <w:t>В</w:t>
+      </w:r>
+      <w:r>
+        <w:rPr>
+          <w:rFonts w:ascii="Times New Roman" w:hAnsi="Times New Roman" w:cs="Times New Roman"/>
+          <w:sz w:val="28"/>
+          <w:szCs w:val="28"/>
+        </w:rPr>
+        <w:t xml:space="preserve">ыполняет). </w:t>
+      </w:r>
+    </w:p>
+    <w:p>
+      <w:pPr>
+        <w:spacing w:after="0" w:line="360" w:lineRule="auto"/>
+        <w:ind w:firstLine="709"/>
+        <w:jc w:val="both"/>
+        <w:rPr>
+          <w:rFonts w:ascii="Times New Roman" w:hAnsi="Times New Roman" w:cs="Times New Roman"/>
+          <w:sz w:val="28"/>
+          <w:szCs w:val="28"/>
+        </w:rPr>
+      </w:pPr>
+      <w:r>
+        <w:rPr>
+          <w:rFonts w:ascii="Times New Roman" w:hAnsi="Times New Roman" w:cs="Times New Roman"/>
+          <w:sz w:val="28"/>
+          <w:szCs w:val="28"/>
+        </w:rPr>
+        <w:t>Диаграмма не содержит процессов и представляет статическую структуру данных для дальнейшего проектирования базы данных интернет</w:t>
+      </w:r>
+      <w:r>
+        <w:rPr>
+          <w:rFonts w:ascii="Times New Roman" w:hAnsi="Times New Roman" w:cs="Times New Roman"/>
+          <w:sz w:val="28"/>
+          <w:szCs w:val="28"/>
+        </w:rPr>
+        <w:t xml:space="preserve"> </w:t>
+      </w:r>
+    </w:p>
+    <w:p>
+      <w:pPr>
+        <w:spacing w:after="0" w:line="360" w:lineRule="auto"/>
+        <w:jc w:val="both"/>
+        <w:rPr>
+          <w:rFonts w:ascii="Times New Roman" w:hAnsi="Times New Roman" w:cs="Times New Roman"/>
+          <w:sz w:val="28"/>
+          <w:szCs w:val="28"/>
+        </w:rPr>
+      </w:pPr>
+      <w:r>
+        <w:rPr>
+          <w:rFonts w:ascii="Times New Roman" w:hAnsi="Times New Roman" w:cs="Times New Roman"/>
+          <w:sz w:val="28"/>
+          <w:szCs w:val="28"/>
+        </w:rPr>
+        <w:t xml:space="preserve">магазина </w:t>
+      </w:r>
+      <w:r>
+        <w:rPr>
+          <w:rFonts w:ascii="Times New Roman" w:hAnsi="Times New Roman" w:cs="Times New Roman"/>
+          <w:sz w:val="28"/>
+          <w:szCs w:val="28"/>
+        </w:rPr>
+        <w:t>игрушек.</w:t>
+      </w:r>
+    </w:p>
+    <w:p>
+      <w:pPr>
+        <w:spacing w:after="0" w:line="360" w:lineRule="auto"/>
+        <w:jc w:val="both"/>
+        <w:rPr>
+          <w:rFonts w:ascii="Times New Roman" w:hAnsi="Times New Roman" w:cs="Times New Roman"/>
+          <w:sz w:val="28"/>
+          <w:szCs w:val="28"/>
+        </w:rPr>
+      </w:pPr>
+    </w:p>
+    <w:p>
+      <w:pPr>
+        <w:spacing w:after="0" w:line="360" w:lineRule="auto"/>
+        <w:jc w:val="both"/>
+        <w:rPr>
+          <w:rFonts w:ascii="Times New Roman" w:hAnsi="Times New Roman" w:cs="Times New Roman"/>
+          <w:sz w:val="28"/>
+          <w:szCs w:val="28"/>
+        </w:rPr>
+      </w:pPr>
+    </w:p>
+    <w:p>
+      <w:pPr>
+        <w:spacing w:after="0" w:line="360" w:lineRule="auto"/>
+        <w:ind w:firstLine="708"/>
+        <w:jc w:val="both"/>
+        <w:rPr>
+          <w:rFonts w:ascii="Times New Roman" w:hAnsi="Times New Roman" w:cs="Times New Roman"/>
+          <w:sz w:val="28"/>
+          <w:szCs w:val="28"/>
+        </w:rPr>
+      </w:pPr>
+    </w:p>
+    <w:p>
+      <w:pPr>
+        <w:spacing w:after="0" w:line="360" w:lineRule="auto"/>
+        <w:ind w:firstLine="708"/>
         <w:jc w:val="both"/>
         <w:rPr>
           <w:rFonts w:ascii="Times New Roman" w:hAnsi="Times New Roman" w:cs="Times New Roman"/>
@@ -8566,565 +9064,358 @@
           <w:szCs w:val="28"/>
         </w:rPr>
       </w:pPr>
-    </w:p>
-    <w:p>
-      <w:pPr>
-        <w:spacing w:after="0" w:line="360" w:lineRule="auto"/>
-        <w:ind w:firstLine="709"/>
-        <w:jc w:val="both"/>
+      <w:r>
         <w:rPr>
           <w:rFonts w:ascii="Times New Roman" w:hAnsi="Times New Roman" w:cs="Times New Roman"/>
           <w:b/>
           <w:sz w:val="28"/>
           <w:szCs w:val="28"/>
         </w:rPr>
-      </w:pPr>
-      <w:r>
-        <w:rPr>
-          <w:rFonts w:ascii="Times New Roman" w:hAnsi="Times New Roman" w:cs="Times New Roman"/>
-          <w:b/>
-          <w:sz w:val="28"/>
-          <w:szCs w:val="28"/>
-        </w:rPr>
-        <w:t>Разбор диаграммы</w:t>
-      </w:r>
-    </w:p>
-    <w:p>
-      <w:pPr>
-        <w:spacing w:after="0" w:line="360" w:lineRule="auto"/>
-        <w:ind w:firstLine="709"/>
-        <w:jc w:val="both"/>
-        <w:rPr>
-          <w:rFonts w:ascii="Times New Roman" w:hAnsi="Times New Roman" w:cs="Times New Roman"/>
-          <w:sz w:val="28"/>
-          <w:szCs w:val="28"/>
-        </w:rPr>
-      </w:pPr>
-      <w:r>
-        <w:rPr>
-          <w:rFonts w:ascii="Times New Roman" w:hAnsi="Times New Roman" w:cs="Times New Roman"/>
-          <w:sz w:val="28"/>
-          <w:szCs w:val="28"/>
-        </w:rPr>
-        <w:t>Центральной сущностью выступает «Пользователь», который имеет атрибуты: ФИО, Телефон, Почта. Пользователь связан отношением «1» с сущностью «Зак</w:t>
-      </w:r>
-      <w:r>
-        <w:rPr>
-          <w:rFonts w:ascii="Times New Roman" w:hAnsi="Times New Roman" w:cs="Times New Roman"/>
-          <w:sz w:val="28"/>
-          <w:szCs w:val="28"/>
-        </w:rPr>
-        <w:t xml:space="preserve">аз», </w:t>
-      </w:r>
-      <w:r>
-        <w:rPr>
-          <w:rFonts w:ascii="Times New Roman" w:hAnsi="Times New Roman" w:cs="Times New Roman"/>
-          <w:sz w:val="28"/>
-          <w:szCs w:val="28"/>
-        </w:rPr>
-        <w:t>один пользователь может иметь один заказ. Сущность «Зак</w:t>
-      </w:r>
-      <w:r>
-        <w:rPr>
-          <w:rFonts w:ascii="Times New Roman" w:hAnsi="Times New Roman" w:cs="Times New Roman"/>
-          <w:sz w:val="28"/>
-          <w:szCs w:val="28"/>
-        </w:rPr>
-        <w:t>аз</w:t>
-      </w:r>
-      <w:r>
-        <w:rPr>
-          <w:rFonts w:ascii="Times New Roman" w:hAnsi="Times New Roman" w:cs="Times New Roman"/>
-          <w:sz w:val="28"/>
-          <w:szCs w:val="28"/>
-        </w:rPr>
-        <w:t xml:space="preserve">» включает атрибуты: Статус, </w:t>
-      </w:r>
-      <w:proofErr w:type="gramStart"/>
-      <w:r>
-        <w:rPr>
-          <w:rFonts w:ascii="Times New Roman" w:hAnsi="Times New Roman" w:cs="Times New Roman"/>
-          <w:sz w:val="28"/>
-          <w:szCs w:val="28"/>
-        </w:rPr>
-        <w:t>Подтверждается</w:t>
-      </w:r>
-      <w:proofErr w:type="gramEnd"/>
-      <w:r>
-        <w:rPr>
-          <w:rFonts w:ascii="Times New Roman" w:hAnsi="Times New Roman" w:cs="Times New Roman"/>
-          <w:sz w:val="28"/>
-          <w:szCs w:val="28"/>
-        </w:rPr>
-        <w:t>, а также связана с сущностью «Оплата» (атрибуты которой: Дата, Сумма, Назначение, Часть). Через отношение «Передаётся» заклад связан с «Квитанцией». Отношение «Уходит в» ведёт от заклада к сущности «Товар», которая, в свою очередь, через атрибуты «Стоимость» и «Занятость курьера» (а также через отношение «Достичь») связана с «Доставкой». Доставка содержит атрибуты: Базовая стоимость, Дата и время, и через отнош</w:t>
-      </w:r>
-      <w:bookmarkStart w:id="0" w:name="_GoBack"/>
-      <w:bookmarkEnd w:id="0"/>
-      <w:r>
-        <w:rPr>
-          <w:rFonts w:ascii="Times New Roman" w:hAnsi="Times New Roman" w:cs="Times New Roman"/>
-          <w:sz w:val="28"/>
-          <w:szCs w:val="28"/>
-        </w:rPr>
-        <w:t xml:space="preserve">ение «Отдаётся» связана с сущностью «Курьеру». </w:t>
-      </w:r>
-    </w:p>
-    <w:p>
-      <w:pPr>
-        <w:spacing w:after="0" w:line="360" w:lineRule="auto"/>
-        <w:ind w:firstLine="709"/>
-        <w:jc w:val="both"/>
-        <w:rPr>
-          <w:rFonts w:ascii="Times New Roman" w:hAnsi="Times New Roman" w:cs="Times New Roman"/>
-          <w:sz w:val="28"/>
-          <w:szCs w:val="28"/>
-        </w:rPr>
-      </w:pPr>
-      <w:r>
-        <w:rPr>
-          <w:rFonts w:ascii="Times New Roman" w:hAnsi="Times New Roman" w:cs="Times New Roman"/>
-          <w:sz w:val="28"/>
-          <w:szCs w:val="28"/>
-        </w:rPr>
-        <w:t>Таким образом, диаграмма фиксирует следующие ко</w:t>
-      </w:r>
-      <w:r>
-        <w:rPr>
-          <w:rFonts w:ascii="Times New Roman" w:hAnsi="Times New Roman" w:cs="Times New Roman"/>
-          <w:sz w:val="28"/>
-          <w:szCs w:val="28"/>
-        </w:rPr>
-        <w:t>нцептуальные блоки: Пользователь</w:t>
-      </w:r>
-      <w:r>
-        <w:rPr>
-          <w:rFonts w:ascii="Times New Roman" w:hAnsi="Times New Roman" w:cs="Times New Roman"/>
-          <w:sz w:val="28"/>
-          <w:szCs w:val="28"/>
-        </w:rPr>
-        <w:t xml:space="preserve"> (ФИО, </w:t>
-      </w:r>
-      <w:r>
-        <w:rPr>
-          <w:rFonts w:ascii="Times New Roman" w:hAnsi="Times New Roman" w:cs="Times New Roman"/>
-          <w:sz w:val="28"/>
-          <w:szCs w:val="28"/>
-        </w:rPr>
-        <w:t>Адрес, Телефон, Почта), Заказ</w:t>
-      </w:r>
-      <w:r>
-        <w:rPr>
-          <w:rFonts w:ascii="Times New Roman" w:hAnsi="Times New Roman" w:cs="Times New Roman"/>
-          <w:sz w:val="28"/>
-          <w:szCs w:val="28"/>
-        </w:rPr>
-        <w:t xml:space="preserve"> </w:t>
-      </w:r>
-      <w:r>
-        <w:rPr>
-          <w:rFonts w:ascii="Times New Roman" w:hAnsi="Times New Roman" w:cs="Times New Roman"/>
-          <w:sz w:val="28"/>
-          <w:szCs w:val="28"/>
-        </w:rPr>
-        <w:t>(Наличие</w:t>
-      </w:r>
-      <w:r>
-        <w:rPr>
-          <w:rFonts w:ascii="Times New Roman" w:hAnsi="Times New Roman" w:cs="Times New Roman"/>
-          <w:sz w:val="28"/>
-          <w:szCs w:val="28"/>
-        </w:rPr>
-        <w:t>,</w:t>
-      </w:r>
-      <w:r>
-        <w:rPr>
-          <w:rFonts w:ascii="Times New Roman" w:hAnsi="Times New Roman" w:cs="Times New Roman"/>
-          <w:sz w:val="28"/>
-          <w:szCs w:val="28"/>
-        </w:rPr>
-        <w:t xml:space="preserve"> </w:t>
-      </w:r>
-      <w:proofErr w:type="gramStart"/>
-      <w:r>
-        <w:rPr>
-          <w:rFonts w:ascii="Times New Roman" w:hAnsi="Times New Roman" w:cs="Times New Roman"/>
-          <w:sz w:val="28"/>
-          <w:szCs w:val="28"/>
-        </w:rPr>
-        <w:t>Сколько</w:t>
-      </w:r>
-      <w:proofErr w:type="gramEnd"/>
-      <w:r>
-        <w:rPr>
-          <w:rFonts w:ascii="Times New Roman" w:hAnsi="Times New Roman" w:cs="Times New Roman"/>
-          <w:sz w:val="28"/>
-          <w:szCs w:val="28"/>
-        </w:rPr>
-        <w:t xml:space="preserve"> позиций, Финальная цена, Статус</w:t>
-      </w:r>
-      <w:r>
-        <w:rPr>
-          <w:rFonts w:ascii="Times New Roman" w:hAnsi="Times New Roman" w:cs="Times New Roman"/>
-          <w:sz w:val="28"/>
-          <w:szCs w:val="28"/>
-        </w:rPr>
-        <w:t xml:space="preserve">), </w:t>
-      </w:r>
-      <w:r>
-        <w:rPr>
-          <w:rFonts w:ascii="Times New Roman" w:hAnsi="Times New Roman" w:cs="Times New Roman"/>
-          <w:sz w:val="28"/>
-          <w:szCs w:val="28"/>
-        </w:rPr>
-        <w:t>Оплата</w:t>
-      </w:r>
-      <w:r>
-        <w:rPr>
-          <w:rFonts w:ascii="Times New Roman" w:hAnsi="Times New Roman" w:cs="Times New Roman"/>
-          <w:sz w:val="28"/>
-          <w:szCs w:val="28"/>
-        </w:rPr>
-        <w:t xml:space="preserve"> (</w:t>
-      </w:r>
-      <w:r>
-        <w:rPr>
-          <w:rFonts w:ascii="Times New Roman" w:hAnsi="Times New Roman" w:cs="Times New Roman"/>
-          <w:sz w:val="28"/>
-          <w:szCs w:val="28"/>
-        </w:rPr>
-        <w:t>Д</w:t>
-      </w:r>
-      <w:r>
-        <w:rPr>
-          <w:rFonts w:ascii="Times New Roman" w:hAnsi="Times New Roman" w:cs="Times New Roman"/>
-          <w:sz w:val="28"/>
-          <w:szCs w:val="28"/>
-        </w:rPr>
-        <w:t xml:space="preserve">ата, </w:t>
-      </w:r>
-      <w:r>
-        <w:rPr>
-          <w:rFonts w:ascii="Times New Roman" w:hAnsi="Times New Roman" w:cs="Times New Roman"/>
-          <w:sz w:val="28"/>
-          <w:szCs w:val="28"/>
-        </w:rPr>
-        <w:t>С</w:t>
-      </w:r>
-      <w:r>
-        <w:rPr>
-          <w:rFonts w:ascii="Times New Roman" w:hAnsi="Times New Roman" w:cs="Times New Roman"/>
-          <w:sz w:val="28"/>
-          <w:szCs w:val="28"/>
-        </w:rPr>
-        <w:t xml:space="preserve">умма, </w:t>
-      </w:r>
-      <w:r>
-        <w:rPr>
-          <w:rFonts w:ascii="Times New Roman" w:hAnsi="Times New Roman" w:cs="Times New Roman"/>
-          <w:sz w:val="28"/>
-          <w:szCs w:val="28"/>
-        </w:rPr>
-        <w:t>Способ оплаты</w:t>
-      </w:r>
-      <w:r>
-        <w:rPr>
-          <w:rFonts w:ascii="Times New Roman" w:hAnsi="Times New Roman" w:cs="Times New Roman"/>
-          <w:sz w:val="28"/>
-          <w:szCs w:val="28"/>
-        </w:rPr>
-        <w:t xml:space="preserve">, </w:t>
-      </w:r>
-      <w:r>
-        <w:rPr>
-          <w:rFonts w:ascii="Times New Roman" w:hAnsi="Times New Roman" w:cs="Times New Roman"/>
-          <w:sz w:val="28"/>
-          <w:szCs w:val="28"/>
-        </w:rPr>
-        <w:t>Статус)</w:t>
-      </w:r>
-      <w:r>
-        <w:rPr>
-          <w:rFonts w:ascii="Times New Roman" w:hAnsi="Times New Roman" w:cs="Times New Roman"/>
-          <w:sz w:val="28"/>
-          <w:szCs w:val="28"/>
-        </w:rPr>
-        <w:t xml:space="preserve">, </w:t>
-      </w:r>
-      <w:r>
-        <w:rPr>
-          <w:rFonts w:ascii="Times New Roman" w:hAnsi="Times New Roman" w:cs="Times New Roman"/>
-          <w:sz w:val="28"/>
-          <w:szCs w:val="28"/>
-        </w:rPr>
-        <w:t>Т</w:t>
-      </w:r>
-      <w:r>
-        <w:rPr>
-          <w:rFonts w:ascii="Times New Roman" w:hAnsi="Times New Roman" w:cs="Times New Roman"/>
-          <w:sz w:val="28"/>
-          <w:szCs w:val="28"/>
-        </w:rPr>
-        <w:t>овар</w:t>
-      </w:r>
-      <w:r>
-        <w:rPr>
-          <w:rFonts w:ascii="Times New Roman" w:hAnsi="Times New Roman" w:cs="Times New Roman"/>
-          <w:sz w:val="28"/>
-          <w:szCs w:val="28"/>
-        </w:rPr>
-        <w:t xml:space="preserve"> (Название, Чек, Квитанция), Доставка</w:t>
-      </w:r>
-      <w:r>
-        <w:rPr>
-          <w:rFonts w:ascii="Times New Roman" w:hAnsi="Times New Roman" w:cs="Times New Roman"/>
-          <w:sz w:val="28"/>
-          <w:szCs w:val="28"/>
-        </w:rPr>
-        <w:t xml:space="preserve"> (</w:t>
-      </w:r>
-      <w:r>
-        <w:rPr>
-          <w:rFonts w:ascii="Times New Roman" w:hAnsi="Times New Roman" w:cs="Times New Roman"/>
-          <w:sz w:val="28"/>
-          <w:szCs w:val="28"/>
-        </w:rPr>
-        <w:t>Дата и время, Базовая стоимость</w:t>
-      </w:r>
-      <w:r>
-        <w:rPr>
-          <w:rFonts w:ascii="Times New Roman" w:hAnsi="Times New Roman" w:cs="Times New Roman"/>
-          <w:sz w:val="28"/>
-          <w:szCs w:val="28"/>
-        </w:rPr>
-        <w:t xml:space="preserve">) </w:t>
-      </w:r>
-      <w:r>
-        <w:rPr>
-          <w:rFonts w:ascii="Times New Roman" w:hAnsi="Times New Roman" w:cs="Times New Roman"/>
-          <w:sz w:val="28"/>
-          <w:szCs w:val="28"/>
-        </w:rPr>
-        <w:t>и Курьер (Занятость Курьера, Стоимость, Скорость доставки)</w:t>
-      </w:r>
-      <w:r>
-        <w:rPr>
-          <w:rFonts w:ascii="Times New Roman" w:hAnsi="Times New Roman" w:cs="Times New Roman"/>
-          <w:sz w:val="28"/>
-          <w:szCs w:val="28"/>
-        </w:rPr>
-        <w:t>. Связи между сущностями: пользователь → за</w:t>
-      </w:r>
-      <w:r>
-        <w:rPr>
-          <w:rFonts w:ascii="Times New Roman" w:hAnsi="Times New Roman" w:cs="Times New Roman"/>
-          <w:sz w:val="28"/>
-          <w:szCs w:val="28"/>
-        </w:rPr>
-        <w:t>каз</w:t>
-      </w:r>
-      <w:r>
-        <w:rPr>
-          <w:rFonts w:ascii="Times New Roman" w:hAnsi="Times New Roman" w:cs="Times New Roman"/>
-          <w:sz w:val="28"/>
-          <w:szCs w:val="28"/>
-        </w:rPr>
-        <w:t xml:space="preserve"> (1), зак</w:t>
-      </w:r>
-      <w:r>
-        <w:rPr>
-          <w:rFonts w:ascii="Times New Roman" w:hAnsi="Times New Roman" w:cs="Times New Roman"/>
-          <w:sz w:val="28"/>
-          <w:szCs w:val="28"/>
-        </w:rPr>
-        <w:t>аз</w:t>
-      </w:r>
-      <w:r>
-        <w:rPr>
-          <w:rFonts w:ascii="Times New Roman" w:hAnsi="Times New Roman" w:cs="Times New Roman"/>
-          <w:sz w:val="28"/>
-          <w:szCs w:val="28"/>
-        </w:rPr>
-        <w:t xml:space="preserve"> → оплата, зак</w:t>
-      </w:r>
-      <w:r>
-        <w:rPr>
-          <w:rFonts w:ascii="Times New Roman" w:hAnsi="Times New Roman" w:cs="Times New Roman"/>
-          <w:sz w:val="28"/>
-          <w:szCs w:val="28"/>
-        </w:rPr>
-        <w:t>аз</w:t>
-      </w:r>
-      <w:r>
-        <w:rPr>
-          <w:rFonts w:ascii="Times New Roman" w:hAnsi="Times New Roman" w:cs="Times New Roman"/>
-          <w:sz w:val="28"/>
-          <w:szCs w:val="28"/>
-        </w:rPr>
-        <w:t xml:space="preserve"> → </w:t>
-      </w:r>
-      <w:r>
-        <w:rPr>
-          <w:rFonts w:ascii="Times New Roman" w:hAnsi="Times New Roman" w:cs="Times New Roman"/>
-          <w:sz w:val="28"/>
-          <w:szCs w:val="28"/>
-        </w:rPr>
-        <w:t>доставка</w:t>
-      </w:r>
-      <w:r>
-        <w:rPr>
-          <w:rFonts w:ascii="Times New Roman" w:hAnsi="Times New Roman" w:cs="Times New Roman"/>
-          <w:sz w:val="28"/>
-          <w:szCs w:val="28"/>
-        </w:rPr>
-        <w:t xml:space="preserve"> (</w:t>
-      </w:r>
-      <w:r>
-        <w:rPr>
-          <w:rFonts w:ascii="Times New Roman" w:hAnsi="Times New Roman" w:cs="Times New Roman"/>
-          <w:sz w:val="28"/>
-          <w:szCs w:val="28"/>
-        </w:rPr>
-        <w:t>уходит в</w:t>
-      </w:r>
-      <w:r>
-        <w:rPr>
-          <w:rFonts w:ascii="Times New Roman" w:hAnsi="Times New Roman" w:cs="Times New Roman"/>
-          <w:sz w:val="28"/>
-          <w:szCs w:val="28"/>
-        </w:rPr>
-        <w:t xml:space="preserve">), </w:t>
-      </w:r>
-      <w:r>
-        <w:rPr>
-          <w:rFonts w:ascii="Times New Roman" w:hAnsi="Times New Roman" w:cs="Times New Roman"/>
-          <w:sz w:val="28"/>
-          <w:szCs w:val="28"/>
-        </w:rPr>
-        <w:t>доставка</w:t>
-      </w:r>
-      <w:r>
-        <w:rPr>
-          <w:rFonts w:ascii="Times New Roman" w:hAnsi="Times New Roman" w:cs="Times New Roman"/>
-          <w:sz w:val="28"/>
-          <w:szCs w:val="28"/>
-        </w:rPr>
-        <w:t xml:space="preserve"> → </w:t>
-      </w:r>
-      <w:r>
-        <w:rPr>
-          <w:rFonts w:ascii="Times New Roman" w:hAnsi="Times New Roman" w:cs="Times New Roman"/>
-          <w:sz w:val="28"/>
-          <w:szCs w:val="28"/>
-        </w:rPr>
-        <w:t>курьер</w:t>
-      </w:r>
-      <w:r>
-        <w:rPr>
-          <w:rFonts w:ascii="Times New Roman" w:hAnsi="Times New Roman" w:cs="Times New Roman"/>
-          <w:sz w:val="28"/>
-          <w:szCs w:val="28"/>
-        </w:rPr>
-        <w:t xml:space="preserve"> (</w:t>
-      </w:r>
-      <w:r>
-        <w:rPr>
-          <w:rFonts w:ascii="Times New Roman" w:hAnsi="Times New Roman" w:cs="Times New Roman"/>
-          <w:sz w:val="28"/>
-          <w:szCs w:val="28"/>
-        </w:rPr>
-        <w:t>отдаётся</w:t>
-      </w:r>
-      <w:r>
-        <w:rPr>
-          <w:rFonts w:ascii="Times New Roman" w:hAnsi="Times New Roman" w:cs="Times New Roman"/>
-          <w:sz w:val="28"/>
-          <w:szCs w:val="28"/>
-        </w:rPr>
-        <w:t xml:space="preserve">), </w:t>
-      </w:r>
-      <w:r>
-        <w:rPr>
-          <w:rFonts w:ascii="Times New Roman" w:hAnsi="Times New Roman" w:cs="Times New Roman"/>
-          <w:sz w:val="28"/>
-          <w:szCs w:val="28"/>
-        </w:rPr>
-        <w:t>доставка</w:t>
-      </w:r>
-      <w:r>
-        <w:rPr>
-          <w:rFonts w:ascii="Times New Roman" w:hAnsi="Times New Roman" w:cs="Times New Roman"/>
-          <w:sz w:val="28"/>
-          <w:szCs w:val="28"/>
-        </w:rPr>
-        <w:t xml:space="preserve"> → </w:t>
-      </w:r>
-      <w:r>
-        <w:rPr>
-          <w:rFonts w:ascii="Times New Roman" w:hAnsi="Times New Roman" w:cs="Times New Roman"/>
-          <w:sz w:val="28"/>
-          <w:szCs w:val="28"/>
-        </w:rPr>
-        <w:t>товар</w:t>
-      </w:r>
-      <w:r>
-        <w:rPr>
-          <w:rFonts w:ascii="Times New Roman" w:hAnsi="Times New Roman" w:cs="Times New Roman"/>
-          <w:sz w:val="28"/>
-          <w:szCs w:val="28"/>
-        </w:rPr>
-        <w:t xml:space="preserve"> (</w:t>
-      </w:r>
-      <w:r>
-        <w:rPr>
-          <w:rFonts w:ascii="Times New Roman" w:hAnsi="Times New Roman" w:cs="Times New Roman"/>
-          <w:sz w:val="28"/>
-          <w:szCs w:val="28"/>
-        </w:rPr>
-        <w:t>передаётся</w:t>
-      </w:r>
-      <w:r>
-        <w:rPr>
-          <w:rFonts w:ascii="Times New Roman" w:hAnsi="Times New Roman" w:cs="Times New Roman"/>
-          <w:sz w:val="28"/>
-          <w:szCs w:val="28"/>
-        </w:rPr>
-        <w:t>)</w:t>
-      </w:r>
-      <w:r>
-        <w:rPr>
-          <w:rFonts w:ascii="Times New Roman" w:hAnsi="Times New Roman" w:cs="Times New Roman"/>
-          <w:sz w:val="28"/>
-          <w:szCs w:val="28"/>
-        </w:rPr>
-        <w:t>.</w:t>
-      </w:r>
-      <w:r>
-        <w:rPr>
-          <w:rFonts w:ascii="Times New Roman" w:hAnsi="Times New Roman" w:cs="Times New Roman"/>
-          <w:sz w:val="28"/>
-          <w:szCs w:val="28"/>
-        </w:rPr>
-        <w:t xml:space="preserve"> </w:t>
-      </w:r>
-    </w:p>
-    <w:p>
-      <w:pPr>
-        <w:spacing w:after="0" w:line="360" w:lineRule="auto"/>
-        <w:ind w:firstLine="709"/>
-        <w:jc w:val="both"/>
-        <w:rPr>
-          <w:rFonts w:ascii="Times New Roman" w:hAnsi="Times New Roman" w:cs="Times New Roman"/>
-          <w:sz w:val="28"/>
-          <w:szCs w:val="28"/>
-        </w:rPr>
-      </w:pPr>
-      <w:r>
-        <w:rPr>
-          <w:rFonts w:ascii="Times New Roman" w:hAnsi="Times New Roman" w:cs="Times New Roman"/>
-          <w:sz w:val="28"/>
-          <w:szCs w:val="28"/>
-        </w:rPr>
-        <w:t>Диаграмма не содержит процессов и представляет статическую структуру данных для дальнейшего проектирования базы данных интернет-магазина игрушек.</w:t>
+        <w:lastRenderedPageBreak/>
+        <w:t>Логическая диаграмма</w:t>
+      </w:r>
+    </w:p>
+    <w:p>
+      <w:pPr>
+        <w:spacing w:after="0" w:line="360" w:lineRule="auto"/>
+        <w:ind w:firstLine="708"/>
+        <w:jc w:val="both"/>
+        <w:rPr>
+          <w:rFonts w:ascii="Times New Roman" w:hAnsi="Times New Roman" w:cs="Times New Roman"/>
+          <w:sz w:val="28"/>
+          <w:szCs w:val="28"/>
+        </w:rPr>
+      </w:pPr>
+      <w:r>
+        <w:rPr>
+          <w:rFonts w:ascii="Times New Roman" w:hAnsi="Times New Roman" w:cs="Times New Roman"/>
+          <w:sz w:val="28"/>
+          <w:szCs w:val="28"/>
+        </w:rPr>
+        <w:t>Э</w:t>
+      </w:r>
+      <w:r>
+        <w:rPr>
+          <w:rFonts w:ascii="Times New Roman" w:hAnsi="Times New Roman" w:cs="Times New Roman"/>
+          <w:sz w:val="28"/>
+          <w:szCs w:val="28"/>
+        </w:rPr>
+        <w:t>то тип диаграммы модели данных, который описывает структуру информации на уровне сущностей, их атрибутов, первичных и внешних ключей, а также связей между сущностями, без привязки к конкретной системе управления базами данных. Логическая диаграмма не содержит процессов и предназначена для детального проектирования структуры данных перед физической реализацией.</w:t>
+      </w:r>
+    </w:p>
+    <w:p>
+      <w:pPr>
+        <w:spacing w:after="0" w:line="360" w:lineRule="auto"/>
+        <w:jc w:val="both"/>
+        <w:rPr>
+          <w:rFonts w:ascii="Times New Roman" w:hAnsi="Times New Roman" w:cs="Times New Roman"/>
+          <w:sz w:val="28"/>
+          <w:szCs w:val="28"/>
+        </w:rPr>
+      </w:pPr>
+      <w:r>
+        <w:rPr>
+          <w:rFonts w:ascii="Times New Roman" w:hAnsi="Times New Roman" w:cs="Times New Roman"/>
+          <w:noProof/>
+          <w:sz w:val="28"/>
+          <w:szCs w:val="28"/>
+          <w:lang w:eastAsia="ru-RU"/>
+        </w:rPr>
+        <w:drawing>
+          <wp:inline distT="0" distB="0" distL="0" distR="0" wp14:anchorId="70142573" wp14:editId="3FB86790">
+            <wp:extent cx="5940425" cy="3310890"/>
+            <wp:effectExtent l="0" t="0" r="3175" b="3810"/>
+            <wp:docPr id="3" name="Рисунок 3"/>
+            <wp:cNvGraphicFramePr>
+              <a:graphicFrameLocks xmlns:a="http://schemas.openxmlformats.org/drawingml/2006/main" noChangeAspect="1"/>
+            </wp:cNvGraphicFramePr>
+            <a:graphic xmlns:a="http://schemas.openxmlformats.org/drawingml/2006/main">
+              <a:graphicData uri="http://schemas.openxmlformats.org/drawingml/2006/picture">
+                <pic:pic xmlns:pic="http://schemas.openxmlformats.org/drawingml/2006/picture">
+                  <pic:nvPicPr>
+                    <pic:cNvPr id="1" name=""/>
+                    <pic:cNvPicPr/>
+                  </pic:nvPicPr>
+                  <pic:blipFill>
+                    <a:blip r:embed="rId15"/>
+                    <a:stretch>
+                      <a:fillRect/>
+                    </a:stretch>
+                  </pic:blipFill>
+                  <pic:spPr>
+                    <a:xfrm>
+                      <a:off x="0" y="0"/>
+                      <a:ext cx="5940425" cy="3310890"/>
+                    </a:xfrm>
+                    <a:prstGeom prst="rect">
+                      <a:avLst/>
+                    </a:prstGeom>
+                  </pic:spPr>
+                </pic:pic>
+              </a:graphicData>
+            </a:graphic>
+          </wp:inline>
+        </w:drawing>
+      </w:r>
+    </w:p>
+    <w:p>
+      <w:pPr>
+        <w:spacing w:after="0" w:line="360" w:lineRule="auto"/>
+        <w:ind w:firstLine="708"/>
+        <w:jc w:val="center"/>
+        <w:rPr>
+          <w:rFonts w:ascii="Times New Roman" w:hAnsi="Times New Roman" w:cs="Times New Roman"/>
+          <w:sz w:val="28"/>
+          <w:szCs w:val="28"/>
+        </w:rPr>
+      </w:pPr>
+      <w:r>
+        <w:rPr>
+          <w:rFonts w:ascii="Times New Roman" w:hAnsi="Times New Roman" w:cs="Times New Roman"/>
+          <w:sz w:val="28"/>
+          <w:szCs w:val="28"/>
+        </w:rPr>
+        <w:t xml:space="preserve">Рисунок 1 </w:t>
+      </w:r>
+      <w:r>
+        <w:rPr>
+          <w:rFonts w:ascii="Times New Roman" w:hAnsi="Times New Roman" w:cs="Times New Roman"/>
+          <w:sz w:val="28"/>
+          <w:szCs w:val="28"/>
+        </w:rPr>
+        <w:t xml:space="preserve">– Логическая </w:t>
+      </w:r>
+      <w:r>
+        <w:rPr>
+          <w:rFonts w:ascii="Times New Roman" w:hAnsi="Times New Roman" w:cs="Times New Roman"/>
+          <w:sz w:val="28"/>
+          <w:szCs w:val="28"/>
+        </w:rPr>
+        <w:t>диаграмма</w:t>
+      </w:r>
+    </w:p>
+    <w:p>
+      <w:pPr>
+        <w:spacing w:after="0" w:line="360" w:lineRule="auto"/>
+        <w:jc w:val="both"/>
+        <w:rPr>
+          <w:rFonts w:ascii="Times New Roman" w:hAnsi="Times New Roman" w:cs="Times New Roman"/>
+          <w:sz w:val="28"/>
+          <w:szCs w:val="28"/>
+        </w:rPr>
+      </w:pPr>
+    </w:p>
+    <w:p>
+      <w:pPr>
+        <w:spacing w:after="0" w:line="360" w:lineRule="auto"/>
+        <w:ind w:firstLine="708"/>
+        <w:jc w:val="both"/>
+        <w:rPr>
+          <w:rFonts w:ascii="Times New Roman" w:hAnsi="Times New Roman" w:cs="Times New Roman"/>
+          <w:sz w:val="28"/>
+          <w:szCs w:val="28"/>
+        </w:rPr>
+      </w:pPr>
+    </w:p>
+    <w:p>
+      <w:pPr>
+        <w:spacing w:after="0" w:line="360" w:lineRule="auto"/>
+        <w:ind w:firstLine="708"/>
+        <w:jc w:val="both"/>
+        <w:rPr>
+          <w:rFonts w:ascii="Times New Roman" w:hAnsi="Times New Roman" w:cs="Times New Roman"/>
+          <w:sz w:val="28"/>
+          <w:szCs w:val="28"/>
+        </w:rPr>
+      </w:pPr>
+    </w:p>
+    <w:p>
+      <w:pPr>
+        <w:spacing w:after="0" w:line="360" w:lineRule="auto"/>
+        <w:ind w:firstLine="708"/>
+        <w:jc w:val="both"/>
+        <w:rPr>
+          <w:rFonts w:ascii="Times New Roman" w:hAnsi="Times New Roman" w:cs="Times New Roman"/>
+          <w:sz w:val="28"/>
+          <w:szCs w:val="28"/>
+        </w:rPr>
+      </w:pPr>
+    </w:p>
+    <w:p>
+      <w:pPr>
+        <w:spacing w:after="0" w:line="360" w:lineRule="auto"/>
+        <w:ind w:firstLine="708"/>
+        <w:jc w:val="both"/>
+        <w:rPr>
+          <w:rFonts w:ascii="Times New Roman" w:hAnsi="Times New Roman" w:cs="Times New Roman"/>
+          <w:sz w:val="28"/>
+          <w:szCs w:val="28"/>
+        </w:rPr>
+      </w:pPr>
+    </w:p>
+    <w:p>
+      <w:pPr>
+        <w:spacing w:after="0" w:line="360" w:lineRule="auto"/>
+        <w:ind w:firstLine="708"/>
+        <w:jc w:val="both"/>
+        <w:rPr>
+          <w:rFonts w:ascii="Times New Roman" w:hAnsi="Times New Roman" w:cs="Times New Roman"/>
+          <w:sz w:val="28"/>
+          <w:szCs w:val="28"/>
+        </w:rPr>
+      </w:pPr>
+    </w:p>
+    <w:p>
+      <w:pPr>
+        <w:spacing w:after="0" w:line="360" w:lineRule="auto"/>
+        <w:ind w:firstLine="708"/>
+        <w:jc w:val="both"/>
+        <w:rPr>
+          <w:rFonts w:ascii="Times New Roman" w:hAnsi="Times New Roman" w:cs="Times New Roman"/>
+          <w:sz w:val="28"/>
+          <w:szCs w:val="28"/>
+        </w:rPr>
+      </w:pPr>
+    </w:p>
+    <w:p>
+      <w:pPr>
+        <w:spacing w:after="0" w:line="360" w:lineRule="auto"/>
+        <w:ind w:firstLine="708"/>
+        <w:jc w:val="both"/>
+        <w:rPr>
+          <w:rFonts w:ascii="Times New Roman" w:hAnsi="Times New Roman" w:cs="Times New Roman"/>
+          <w:sz w:val="28"/>
+          <w:szCs w:val="28"/>
+        </w:rPr>
+      </w:pPr>
+    </w:p>
+    <w:p>
+      <w:pPr>
+        <w:spacing w:after="0" w:line="360" w:lineRule="auto"/>
+        <w:ind w:firstLine="708"/>
+        <w:jc w:val="both"/>
+        <w:rPr>
+          <w:rFonts w:ascii="Times New Roman" w:hAnsi="Times New Roman" w:cs="Times New Roman"/>
+          <w:sz w:val="28"/>
+          <w:szCs w:val="28"/>
+        </w:rPr>
+      </w:pPr>
+    </w:p>
+    <w:p>
+      <w:pPr>
+        <w:spacing w:after="0" w:line="360" w:lineRule="auto"/>
+        <w:ind w:firstLine="708"/>
+        <w:jc w:val="both"/>
+        <w:rPr>
+          <w:rFonts w:ascii="Times New Roman" w:hAnsi="Times New Roman" w:cs="Times New Roman"/>
+          <w:sz w:val="28"/>
+          <w:szCs w:val="28"/>
+        </w:rPr>
+      </w:pPr>
+    </w:p>
+    <w:p>
+      <w:pPr>
+        <w:spacing w:after="0" w:line="360" w:lineRule="auto"/>
+        <w:ind w:firstLine="708"/>
+        <w:jc w:val="both"/>
+        <w:rPr>
+          <w:rFonts w:ascii="Times New Roman" w:hAnsi="Times New Roman" w:cs="Times New Roman"/>
+          <w:sz w:val="28"/>
+          <w:szCs w:val="28"/>
+        </w:rPr>
+      </w:pPr>
+      <w:r>
+        <w:rPr>
+          <w:rFonts w:ascii="Times New Roman" w:hAnsi="Times New Roman" w:cs="Times New Roman"/>
+          <w:sz w:val="28"/>
+          <w:szCs w:val="28"/>
+        </w:rPr>
+        <w:lastRenderedPageBreak/>
+        <w:br/>
+      </w:r>
+    </w:p>
+    <w:p>
+      <w:pPr>
+        <w:spacing w:after="0" w:line="360" w:lineRule="auto"/>
+        <w:ind w:firstLine="708"/>
+        <w:jc w:val="both"/>
+        <w:rPr>
+          <w:rFonts w:ascii="Times New Roman" w:hAnsi="Times New Roman" w:cs="Times New Roman"/>
+          <w:sz w:val="28"/>
+          <w:szCs w:val="28"/>
+        </w:rPr>
+      </w:pPr>
+      <w:r>
+        <w:rPr>
+          <w:rFonts w:ascii="Times New Roman" w:hAnsi="Times New Roman" w:cs="Times New Roman"/>
+          <w:noProof/>
+          <w:sz w:val="28"/>
+          <w:szCs w:val="28"/>
+          <w:lang w:eastAsia="ru-RU"/>
+        </w:rPr>
+        <w:drawing>
+          <wp:anchor distT="0" distB="0" distL="114300" distR="114300" simplePos="0" relativeHeight="251667456" behindDoc="0" locked="0" layoutInCell="1" allowOverlap="1">
+            <wp:simplePos x="0" y="0"/>
+            <wp:positionH relativeFrom="column">
+              <wp:posOffset>-949960</wp:posOffset>
+            </wp:positionH>
+            <wp:positionV relativeFrom="paragraph">
+              <wp:posOffset>530860</wp:posOffset>
+            </wp:positionV>
+            <wp:extent cx="7279005" cy="3840480"/>
+            <wp:effectExtent l="0" t="0" r="0" b="7620"/>
+            <wp:wrapThrough wrapText="bothSides">
+              <wp:wrapPolygon edited="0">
+                <wp:start x="0" y="0"/>
+                <wp:lineTo x="0" y="21536"/>
+                <wp:lineTo x="21538" y="21536"/>
+                <wp:lineTo x="21538" y="0"/>
+                <wp:lineTo x="0" y="0"/>
+              </wp:wrapPolygon>
+            </wp:wrapThrough>
+            <wp:docPr id="4" name="Рисунок 4"/>
+            <wp:cNvGraphicFramePr>
+              <a:graphicFrameLocks xmlns:a="http://schemas.openxmlformats.org/drawingml/2006/main" noChangeAspect="1"/>
+            </wp:cNvGraphicFramePr>
+            <a:graphic xmlns:a="http://schemas.openxmlformats.org/drawingml/2006/main">
+              <a:graphicData uri="http://schemas.openxmlformats.org/drawingml/2006/picture">
+                <pic:pic xmlns:pic="http://schemas.openxmlformats.org/drawingml/2006/picture">
+                  <pic:nvPicPr>
+                    <pic:cNvPr id="1" name=""/>
+                    <pic:cNvPicPr/>
+                  </pic:nvPicPr>
+                  <pic:blipFill>
+                    <a:blip r:embed="rId16">
+                      <a:extLst>
+                        <a:ext uri="{28A0092B-C50C-407E-A947-70E740481C1C}">
+                          <a14:useLocalDpi xmlns:a14="http://schemas.microsoft.com/office/drawing/2010/main" val="0"/>
+                        </a:ext>
+                      </a:extLst>
+                    </a:blip>
+                    <a:stretch>
+                      <a:fillRect/>
+                    </a:stretch>
+                  </pic:blipFill>
+                  <pic:spPr>
+                    <a:xfrm>
+                      <a:off x="0" y="0"/>
+                      <a:ext cx="7279005" cy="3840480"/>
+                    </a:xfrm>
+                    <a:prstGeom prst="rect">
+                      <a:avLst/>
+                    </a:prstGeom>
+                  </pic:spPr>
+                </pic:pic>
+              </a:graphicData>
+            </a:graphic>
+            <wp14:sizeRelH relativeFrom="margin">
+              <wp14:pctWidth>0</wp14:pctWidth>
+            </wp14:sizeRelH>
+            <wp14:sizeRelV relativeFrom="margin">
+              <wp14:pctHeight>0</wp14:pctHeight>
+            </wp14:sizeRelV>
+          </wp:anchor>
+        </w:drawing>
       </w:r>
     </w:p>
     <w:sectPr>
@@ -15484,6 +15775,29 @@
     <w:name w:val="Normal"/>
     <w:qFormat/>
   </w:style>
+  <w:style w:type="paragraph" w:styleId="1">
+    <w:name w:val="heading 1"/>
+    <w:basedOn w:val="a"/>
+    <w:next w:val="a"/>
+    <w:link w:val="10"/>
+    <w:uiPriority w:val="9"/>
+    <w:qFormat/>
+    <w:rsid w:val="000B3BCA"/>
+    <w:pPr>
+      <w:keepNext/>
+      <w:keepLines/>
+      <w:spacing w:before="360" w:after="80" w:line="276" w:lineRule="auto"/>
+      <w:outlineLvl w:val="0"/>
+    </w:pPr>
+    <w:rPr>
+      <w:rFonts w:asciiTheme="majorHAnsi" w:eastAsiaTheme="majorEastAsia" w:hAnsiTheme="majorHAnsi" w:cstheme="majorBidi"/>
+      <w:color w:val="2E74B5" w:themeColor="accent1" w:themeShade="BF"/>
+      <w:kern w:val="2"/>
+      <w:sz w:val="40"/>
+      <w:szCs w:val="40"/>
+      <w14:ligatures w14:val="standardContextual"/>
+    </w:rPr>
+  </w:style>
   <w:style w:type="character" w:default="1" w:styleId="a0">
     <w:name w:val="Default Paragraph Font"/>
     <w:uiPriority w:val="1"/>
@@ -15521,6 +15835,21 @@
       <w:ind w:left="720"/>
       <w:contextualSpacing/>
     </w:pPr>
+  </w:style>
+  <w:style w:type="character" w:customStyle="1" w:styleId="10">
+    <w:name w:val="Заголовок 1 Знак"/>
+    <w:basedOn w:val="a0"/>
+    <w:link w:val="1"/>
+    <w:uiPriority w:val="9"/>
+    <w:rsid w:val="000B3BCA"/>
+    <w:rPr>
+      <w:rFonts w:asciiTheme="majorHAnsi" w:eastAsiaTheme="majorEastAsia" w:hAnsiTheme="majorHAnsi" w:cstheme="majorBidi"/>
+      <w:color w:val="2E74B5" w:themeColor="accent1" w:themeShade="BF"/>
+      <w:kern w:val="2"/>
+      <w:sz w:val="40"/>
+      <w:szCs w:val="40"/>
+      <w14:ligatures w14:val="standardContextual"/>
+    </w:rPr>
   </w:style>
 </w:styles>
 </file>
@@ -15784,4 +16113,16 @@
     </a:ext>
   </a:extLst>
 </a:theme>
+</file>
+
+<file path=customXml/item1.xml><?xml version="1.0" encoding="utf-8"?>
+<b:Sources xmlns:b="http://schemas.openxmlformats.org/officeDocument/2006/bibliography" xmlns="http://schemas.openxmlformats.org/officeDocument/2006/bibliography" SelectedStyle="\APASixthEditionOfficeOnline.xsl" StyleName="APA" Version="6"/>
+</file>
+
+<file path=customXml/itemProps1.xml><?xml version="1.0" encoding="utf-8"?>
+<ds:datastoreItem xmlns:ds="http://schemas.openxmlformats.org/officeDocument/2006/customXml" ds:itemID="{F6F1377F-98E5-42EE-875E-BF143B29F077}">
+  <ds:schemaRefs>
+    <ds:schemaRef ds:uri="http://schemas.openxmlformats.org/officeDocument/2006/bibliography"/>
+  </ds:schemaRefs>
+</ds:datastoreItem>
 </file>
--- a/1 Описание Диаграмм Клыков.docx
+++ b/1 Описание Диаграмм Клыков.docx
@@ -1,6 +1,6 @@
 
 <file path=word/document.xml><?xml version="1.0" encoding="utf-8"?>
-<w:document xmlns:wpc="http://schemas.microsoft.com/office/word/2010/wordprocessingCanvas" xmlns:cx="http://schemas.microsoft.com/office/drawing/2014/chartex" xmlns:cx1="http://schemas.microsoft.com/office/drawing/2015/9/8/chartex" xmlns:cx2="http://schemas.microsoft.com/office/drawing/2015/10/21/chartex" xmlns:cx3="http://schemas.microsoft.com/office/drawing/2016/5/9/chartex" xmlns:cx4="http://schemas.microsoft.com/office/drawing/2016/5/10/chartex" xmlns:cx5="http://schemas.microsoft.com/office/drawing/2016/5/11/chartex" xmlns:cx6="http://schemas.microsoft.com/office/drawing/2016/5/12/chartex" xmlns:cx7="http://schemas.microsoft.com/office/drawing/2016/5/13/chartex" xmlns:cx8="http://schemas.microsoft.com/office/drawing/2016/5/14/chartex" xmlns:mc="http://schemas.openxmlformats.org/markup-compatibility/2006" xmlns:aink="http://schemas.microsoft.com/office/drawing/2016/ink" xmlns:am3d="http://schemas.microsoft.com/office/drawing/2017/model3d" xmlns:o="urn:schemas-microsoft-com:office:office" xmlns:oel="http://schemas.microsoft.com/office/2019/extlst" xmlns:r="http://schemas.openxmlformats.org/officeDocument/2006/relationships" xmlns:m="http://schemas.openxmlformats.org/officeDocument/2006/math" xmlns:v="urn:schemas-microsoft-com:vml" xmlns:wp14="http://schemas.microsoft.com/office/word/2010/wordprocessingDrawing" xmlns:wp="http://schemas.openxmlformats.org/drawingml/2006/wordprocessingDrawing" xmlns:w10="urn:schemas-microsoft-com:office:word" xmlns:w="http://schemas.openxmlformats.org/wordprocessingml/2006/main" xmlns:w14="http://schemas.microsoft.com/office/word/2010/wordml" xmlns:w15="http://schemas.microsoft.com/office/word/2012/wordml" xmlns:w16cex="http://schemas.microsoft.com/office/word/2018/wordml/cex" xmlns:w16cid="http://schemas.microsoft.com/office/word/2016/wordml/cid" xmlns:w16="http://schemas.microsoft.com/office/word/2018/wordml" xmlns:w16du="http://schemas.microsoft.com/office/word/2023/wordml/word16du" xmlns:w16sdtdh="http://schemas.microsoft.com/office/word/2020/wordml/sdtdatahash" xmlns:w16sdtfl="http://schemas.microsoft.com/office/word/2024/wordml/sdtformatlock" xmlns:w16se="http://schemas.microsoft.com/office/word/2015/wordml/symex" xmlns:wpg="http://schemas.microsoft.com/office/word/2010/wordprocessingGroup" xmlns:wpi="http://schemas.microsoft.com/office/word/2010/wordprocessingInk" xmlns:wne="http://schemas.microsoft.com/office/word/2006/wordml" xmlns:wps="http://schemas.microsoft.com/office/word/2010/wordprocessingShape" mc:Ignorable="w14 w15 w16se w16cid w16 w16cex w16sdtdh w16sdtfl w16du wp14">
+<w:document xmlns:wpc="http://schemas.microsoft.com/office/word/2010/wordprocessingCanvas" xmlns:cx="http://schemas.microsoft.com/office/drawing/2014/chartex" xmlns:cx1="http://schemas.microsoft.com/office/drawing/2015/9/8/chartex" xmlns:mc="http://schemas.openxmlformats.org/markup-compatibility/2006" xmlns:o="urn:schemas-microsoft-com:office:office" xmlns:r="http://schemas.openxmlformats.org/officeDocument/2006/relationships" xmlns:m="http://schemas.openxmlformats.org/officeDocument/2006/math" xmlns:v="urn:schemas-microsoft-com:vml" xmlns:wp14="http://schemas.microsoft.com/office/word/2010/wordprocessingDrawing" xmlns:wp="http://schemas.openxmlformats.org/drawingml/2006/wordprocessingDrawing" xmlns:w10="urn:schemas-microsoft-com:office:word" xmlns:w="http://schemas.openxmlformats.org/wordprocessingml/2006/main" xmlns:w14="http://schemas.microsoft.com/office/word/2010/wordml" xmlns:w15="http://schemas.microsoft.com/office/word/2012/wordml" xmlns:w16se="http://schemas.microsoft.com/office/word/2015/wordml/symex" xmlns:wpg="http://schemas.microsoft.com/office/word/2010/wordprocessingGroup" xmlns:wpi="http://schemas.microsoft.com/office/word/2010/wordprocessingInk" xmlns:wne="http://schemas.microsoft.com/office/word/2006/wordml" xmlns:wps="http://schemas.microsoft.com/office/word/2010/wordprocessingShape" mc:Ignorable="w14 w15 w16se wp14">
   <w:body>
     <w:p>
       <w:pPr>
@@ -115,25 +115,7 @@
           <w:szCs w:val="28"/>
         </w:rPr>
         <w:br/>
-        <w:t xml:space="preserve">по </w:t>
-      </w:r>
-      <w:proofErr w:type="gramStart"/>
-      <w:r>
-        <w:rPr>
-          <w:rFonts w:ascii="Times New Roman" w:hAnsi="Times New Roman" w:cs="Times New Roman"/>
-          <w:sz w:val="28"/>
-          <w:szCs w:val="28"/>
-        </w:rPr>
-        <w:t>МДК  05.02</w:t>
-      </w:r>
-      <w:proofErr w:type="gramEnd"/>
-      <w:r>
-        <w:rPr>
-          <w:rFonts w:ascii="Times New Roman" w:hAnsi="Times New Roman" w:cs="Times New Roman"/>
-          <w:sz w:val="28"/>
-          <w:szCs w:val="28"/>
-        </w:rPr>
-        <w:t xml:space="preserve"> Разработка кода информационных систем </w:t>
+        <w:t xml:space="preserve">по МДК  05.02 Разработка кода информационных систем </w:t>
       </w:r>
       <w:r>
         <w:rPr>
@@ -266,25 +248,7 @@
           <w:sz w:val="28"/>
           <w:szCs w:val="28"/>
         </w:rPr>
-        <w:t xml:space="preserve">Группы </w:t>
-      </w:r>
-      <w:proofErr w:type="spellStart"/>
-      <w:r>
-        <w:rPr>
-          <w:rFonts w:ascii="Times New Roman" w:hAnsi="Times New Roman" w:cs="Times New Roman"/>
-          <w:sz w:val="28"/>
-          <w:szCs w:val="28"/>
-        </w:rPr>
-        <w:t>ИСиП</w:t>
-      </w:r>
-      <w:proofErr w:type="spellEnd"/>
-      <w:r>
-        <w:rPr>
-          <w:rFonts w:ascii="Times New Roman" w:hAnsi="Times New Roman" w:cs="Times New Roman"/>
-          <w:sz w:val="28"/>
-          <w:szCs w:val="28"/>
-        </w:rPr>
-        <w:t xml:space="preserve"> 24-9-1</w:t>
+        <w:t>Группы ИСиП 24-9-1</w:t>
       </w:r>
     </w:p>
     <w:p>
@@ -376,16 +340,7 @@
           <w:sz w:val="28"/>
           <w:szCs w:val="28"/>
         </w:rPr>
-        <w:t>____</w:t>
-      </w:r>
-      <w:proofErr w:type="gramStart"/>
-      <w:r>
-        <w:rPr>
-          <w:rFonts w:ascii="Times New Roman" w:hAnsi="Times New Roman" w:cs="Times New Roman"/>
-          <w:sz w:val="28"/>
-          <w:szCs w:val="28"/>
-        </w:rPr>
-        <w:t>Дата</w:t>
+        <w:t>____Дата</w:t>
       </w:r>
       <w:proofErr w:type="spellEnd"/>
       <w:r>
@@ -394,16 +349,7 @@
           <w:sz w:val="28"/>
           <w:szCs w:val="28"/>
         </w:rPr>
-        <w:t>:_</w:t>
-      </w:r>
-      <w:proofErr w:type="gramEnd"/>
-      <w:r>
-        <w:rPr>
-          <w:rFonts w:ascii="Times New Roman" w:hAnsi="Times New Roman" w:cs="Times New Roman"/>
-          <w:sz w:val="28"/>
-          <w:szCs w:val="28"/>
-        </w:rPr>
-        <w:t>____</w:t>
+        <w:t>:_____</w:t>
       </w:r>
     </w:p>
     <w:p>
@@ -629,6 +575,7 @@
             <w:spacing w:line="360" w:lineRule="auto"/>
             <w:rPr>
               <w:b/>
+              <w:noProof/>
               <w:color w:val="000000" w:themeColor="text1"/>
               <w:kern w:val="2"/>
               <w14:shadow w14:blurRad="38100" w14:dist="19050" w14:dir="2700000" w14:sx="100000" w14:sy="100000" w14:kx="0" w14:ky="0" w14:algn="tl">
@@ -732,29 +679,7 @@
                 <w:sz w:val="28"/>
                 <w:szCs w:val="28"/>
               </w:rPr>
-              <w:t>веде</w:t>
-            </w:r>
-            <w:r>
-              <w:rPr>
-                <w:rStyle w:val="ac"/>
-                <w:rFonts w:ascii="Times New Roman" w:hAnsi="Times New Roman" w:cs="Times New Roman"/>
-                <w:noProof/>
-                <w:color w:val="000000" w:themeColor="text1"/>
-                <w:sz w:val="28"/>
-                <w:szCs w:val="28"/>
-              </w:rPr>
-              <w:t>н</w:t>
-            </w:r>
-            <w:r>
-              <w:rPr>
-                <w:rStyle w:val="ac"/>
-                <w:rFonts w:ascii="Times New Roman" w:hAnsi="Times New Roman" w:cs="Times New Roman"/>
-                <w:noProof/>
-                <w:color w:val="000000" w:themeColor="text1"/>
-                <w:sz w:val="28"/>
-                <w:szCs w:val="28"/>
-              </w:rPr>
-              <w:t>ие</w:t>
+              <w:t>ведение</w:t>
             </w:r>
           </w:hyperlink>
         </w:p>
@@ -990,7 +915,7 @@
                 <w:b w:val="0"/>
                 <w:webHidden/>
               </w:rPr>
-              <w:t>8</w:t>
+              <w:t>7</w:t>
             </w:r>
             <w:r>
               <w:rPr>
@@ -1126,7 +1051,7 @@
                 <w:b w:val="0"/>
                 <w:webHidden/>
               </w:rPr>
-              <w:t>11</w:t>
+              <w:t>10</w:t>
             </w:r>
             <w:r>
               <w:rPr>
@@ -1171,47 +1096,7 @@
                 <w:sz w:val="28"/>
                 <w:szCs w:val="28"/>
               </w:rPr>
-              <w:t>ункц</w:t>
-            </w:r>
-            <w:r>
-              <w:rPr>
-                <w:rStyle w:val="ac"/>
-                <w:rFonts w:ascii="Times New Roman" w:hAnsi="Times New Roman"/>
-                <w:noProof/>
-                <w:sz w:val="28"/>
-                <w:szCs w:val="28"/>
-              </w:rPr>
-              <w:t>и</w:t>
-            </w:r>
-            <w:r>
-              <w:rPr>
-                <w:rStyle w:val="ac"/>
-                <w:rFonts w:ascii="Times New Roman" w:hAnsi="Times New Roman"/>
-                <w:noProof/>
-                <w:sz w:val="28"/>
-                <w:szCs w:val="28"/>
-              </w:rPr>
-              <w:t>он</w:t>
-            </w:r>
-            <w:r>
-              <w:rPr>
-                <w:rStyle w:val="ac"/>
-                <w:rFonts w:ascii="Times New Roman" w:hAnsi="Times New Roman"/>
-                <w:noProof/>
-                <w:sz w:val="28"/>
-                <w:szCs w:val="28"/>
-              </w:rPr>
-              <w:t>а</w:t>
-            </w:r>
-            <w:r>
-              <w:rPr>
-                <w:rStyle w:val="ac"/>
-                <w:rFonts w:ascii="Times New Roman" w:hAnsi="Times New Roman"/>
-                <w:noProof/>
-                <w:sz w:val="28"/>
-                <w:szCs w:val="28"/>
-              </w:rPr>
-              <w:t>льная модель предметной области</w:t>
+              <w:t>ункциональная модель предметной области</w:t>
             </w:r>
             <w:r>
               <w:rPr>
@@ -1341,7 +1226,7 @@
                 <w:b w:val="0"/>
                 <w:webHidden/>
               </w:rPr>
-              <w:t>14</w:t>
+              <w:t>13</w:t>
             </w:r>
             <w:r>
               <w:rPr>
@@ -1417,7 +1302,7 @@
                 <w:b w:val="0"/>
                 <w:webHidden/>
               </w:rPr>
-              <w:t>17</w:t>
+              <w:t>16</w:t>
             </w:r>
             <w:r>
               <w:rPr>
@@ -1485,7 +1370,7 @@
                 <w:b w:val="0"/>
                 <w:webHidden/>
               </w:rPr>
-              <w:t>20</w:t>
+              <w:t>19</w:t>
             </w:r>
             <w:r>
               <w:rPr>
@@ -1553,7 +1438,7 @@
                 <w:b w:val="0"/>
                 <w:webHidden/>
               </w:rPr>
-              <w:t>20</w:t>
+              <w:t>19</w:t>
             </w:r>
             <w:r>
               <w:rPr>
@@ -1657,7 +1542,7 @@
                 <w:sz w:val="28"/>
                 <w:szCs w:val="28"/>
               </w:rPr>
-              <w:t>22</w:t>
+              <w:t>21</w:t>
             </w:r>
             <w:r>
               <w:rPr>
@@ -1728,7 +1613,7 @@
                 <w:b w:val="0"/>
                 <w:webHidden/>
               </w:rPr>
-              <w:t>22</w:t>
+              <w:t>21</w:t>
             </w:r>
             <w:r>
               <w:rPr>
@@ -1796,7 +1681,7 @@
                 <w:b w:val="0"/>
                 <w:webHidden/>
               </w:rPr>
-              <w:t>24</w:t>
+              <w:t>23</w:t>
             </w:r>
             <w:r>
               <w:rPr>
@@ -1864,7 +1749,7 @@
                 <w:b w:val="0"/>
                 <w:webHidden/>
               </w:rPr>
-              <w:t>27</w:t>
+              <w:t>26</w:t>
             </w:r>
             <w:r>
               <w:rPr>
@@ -1932,7 +1817,7 @@
                 <w:b w:val="0"/>
                 <w:webHidden/>
               </w:rPr>
-              <w:t>31</w:t>
+              <w:t>30</w:t>
             </w:r>
             <w:r>
               <w:rPr>
@@ -2000,7 +1885,7 @@
                 <w:b w:val="0"/>
                 <w:webHidden/>
               </w:rPr>
-              <w:t>34</w:t>
+              <w:t>33</w:t>
             </w:r>
             <w:r>
               <w:rPr>
@@ -2045,27 +1930,7 @@
                 <w:sz w:val="28"/>
                 <w:szCs w:val="28"/>
               </w:rPr>
-              <w:t>азр</w:t>
-            </w:r>
-            <w:r>
-              <w:rPr>
-                <w:rStyle w:val="ac"/>
-                <w:rFonts w:ascii="Times New Roman" w:hAnsi="Times New Roman"/>
-                <w:noProof/>
-                <w:sz w:val="28"/>
-                <w:szCs w:val="28"/>
-              </w:rPr>
-              <w:t>а</w:t>
-            </w:r>
-            <w:r>
-              <w:rPr>
-                <w:rStyle w:val="ac"/>
-                <w:rFonts w:ascii="Times New Roman" w:hAnsi="Times New Roman"/>
-                <w:noProof/>
-                <w:sz w:val="28"/>
-                <w:szCs w:val="28"/>
-              </w:rPr>
-              <w:t>ботка базы данных ис</w:t>
+              <w:t>азработка базы данных ис</w:t>
             </w:r>
             <w:r>
               <w:rPr>
@@ -2124,7 +1989,7 @@
                 <w:sz w:val="28"/>
                 <w:szCs w:val="28"/>
               </w:rPr>
-              <w:t>39</w:t>
+              <w:t>38</w:t>
             </w:r>
             <w:r>
               <w:rPr>
@@ -2195,7 +2060,7 @@
                 <w:b w:val="0"/>
                 <w:webHidden/>
               </w:rPr>
-              <w:t>39</w:t>
+              <w:t>38</w:t>
             </w:r>
             <w:r>
               <w:rPr>
@@ -2263,7 +2128,7 @@
                 <w:b w:val="0"/>
                 <w:webHidden/>
               </w:rPr>
-              <w:t>45</w:t>
+              <w:t>44</w:t>
             </w:r>
             <w:r>
               <w:rPr>
@@ -2331,7 +2196,7 @@
                 <w:b w:val="0"/>
                 <w:webHidden/>
               </w:rPr>
-              <w:t>49</w:t>
+              <w:t>48</w:t>
             </w:r>
             <w:r>
               <w:rPr>
@@ -2399,7 +2264,7 @@
                 <w:b w:val="0"/>
                 <w:webHidden/>
               </w:rPr>
-              <w:t>53</w:t>
+              <w:t>52</w:t>
             </w:r>
             <w:r>
               <w:rPr>
@@ -2444,7 +2309,67 @@
                 <w:sz w:val="28"/>
                 <w:szCs w:val="28"/>
               </w:rPr>
-              <w:t>азработка эскизного проекта</w:t>
+              <w:t>азр</w:t>
+            </w:r>
+            <w:r>
+              <w:rPr>
+                <w:rStyle w:val="ac"/>
+                <w:rFonts w:ascii="Times New Roman" w:hAnsi="Times New Roman"/>
+                <w:noProof/>
+                <w:sz w:val="28"/>
+                <w:szCs w:val="28"/>
+              </w:rPr>
+              <w:t>а</w:t>
+            </w:r>
+            <w:r>
+              <w:rPr>
+                <w:rStyle w:val="ac"/>
+                <w:rFonts w:ascii="Times New Roman" w:hAnsi="Times New Roman"/>
+                <w:noProof/>
+                <w:sz w:val="28"/>
+                <w:szCs w:val="28"/>
+              </w:rPr>
+              <w:t>ботк</w:t>
+            </w:r>
+            <w:r>
+              <w:rPr>
+                <w:rStyle w:val="ac"/>
+                <w:rFonts w:ascii="Times New Roman" w:hAnsi="Times New Roman"/>
+                <w:noProof/>
+                <w:sz w:val="28"/>
+                <w:szCs w:val="28"/>
+              </w:rPr>
+              <w:t>а</w:t>
+            </w:r>
+            <w:r>
+              <w:rPr>
+                <w:rStyle w:val="ac"/>
+                <w:rFonts w:ascii="Times New Roman" w:hAnsi="Times New Roman"/>
+                <w:noProof/>
+                <w:sz w:val="28"/>
+                <w:szCs w:val="28"/>
+              </w:rPr>
+              <w:t xml:space="preserve"> </w:t>
+            </w:r>
+            <w:r>
+              <w:rPr>
+                <w:rStyle w:val="ac"/>
+                <w:rFonts w:ascii="Times New Roman" w:hAnsi="Times New Roman"/>
+                <w:noProof/>
+                <w:sz w:val="28"/>
+                <w:szCs w:val="28"/>
+              </w:rPr>
+              <w:t>э</w:t>
+            </w:r>
+            <w:r>
+              <w:rPr>
+                <w:rStyle w:val="ac"/>
+                <w:rFonts w:ascii="Times New Roman" w:hAnsi="Times New Roman"/>
+                <w:noProof/>
+                <w:sz w:val="28"/>
+                <w:szCs w:val="28"/>
+              </w:rPr>
+              <w:t>скизного проекта</w:t>
             </w:r>
             <w:r>
               <w:rPr>
@@ -2503,7 +2428,7 @@
                 <w:sz w:val="28"/>
                 <w:szCs w:val="28"/>
               </w:rPr>
-              <w:t>56</w:t>
+              <w:t>55</w:t>
             </w:r>
             <w:r>
               <w:rPr>
@@ -2551,7 +2476,27 @@
                 <w:sz w:val="28"/>
                 <w:szCs w:val="28"/>
               </w:rPr>
-              <w:t>аклюючение</w:t>
+              <w:t>акл</w:t>
+            </w:r>
+            <w:r>
+              <w:rPr>
+                <w:rStyle w:val="ac"/>
+                <w:rFonts w:ascii="Times New Roman" w:hAnsi="Times New Roman"/>
+                <w:noProof/>
+                <w:sz w:val="28"/>
+                <w:szCs w:val="28"/>
+              </w:rPr>
+              <w:t>ю</w:t>
+            </w:r>
+            <w:r>
+              <w:rPr>
+                <w:rStyle w:val="ac"/>
+                <w:rFonts w:ascii="Times New Roman" w:hAnsi="Times New Roman"/>
+                <w:noProof/>
+                <w:sz w:val="28"/>
+                <w:szCs w:val="28"/>
+              </w:rPr>
+              <w:t>чение</w:t>
             </w:r>
             <w:r>
               <w:rPr>
@@ -2610,7 +2555,7 @@
                 <w:sz w:val="28"/>
                 <w:szCs w:val="28"/>
               </w:rPr>
-              <w:t>62</w:t>
+              <w:t>61</w:t>
             </w:r>
             <w:r>
               <w:rPr>
@@ -2737,7 +2682,7 @@
                 <w:sz w:val="28"/>
                 <w:szCs w:val="28"/>
               </w:rPr>
-              <w:t>65</w:t>
+              <w:t>64</w:t>
             </w:r>
             <w:r>
               <w:rPr>
@@ -2785,27 +2730,7 @@
                 <w:sz w:val="28"/>
                 <w:szCs w:val="28"/>
               </w:rPr>
-              <w:t>рилож</w:t>
-            </w:r>
-            <w:r>
-              <w:rPr>
-                <w:rStyle w:val="ac"/>
-                <w:rFonts w:ascii="Times New Roman" w:hAnsi="Times New Roman"/>
-                <w:noProof/>
-                <w:sz w:val="28"/>
-                <w:szCs w:val="28"/>
-              </w:rPr>
-              <w:t>е</w:t>
-            </w:r>
-            <w:r>
-              <w:rPr>
-                <w:rStyle w:val="ac"/>
-                <w:rFonts w:ascii="Times New Roman" w:hAnsi="Times New Roman"/>
-                <w:noProof/>
-                <w:sz w:val="28"/>
-                <w:szCs w:val="28"/>
-              </w:rPr>
-              <w:t>ния</w:t>
+              <w:t>риложения</w:t>
             </w:r>
             <w:r>
               <w:rPr>
@@ -2864,7 +2789,7 @@
                 <w:sz w:val="28"/>
                 <w:szCs w:val="28"/>
               </w:rPr>
-              <w:t>67</w:t>
+              <w:t>66</w:t>
             </w:r>
             <w:r>
               <w:rPr>
@@ -3586,33 +3511,15 @@
           <w:sz w:val="28"/>
           <w:szCs w:val="28"/>
         </w:rPr>
-        <w:t> </w:t>
-      </w:r>
-      <w:proofErr w:type="gramStart"/>
-      <w:r>
-        <w:rPr>
-          <w:rFonts w:ascii="Times New Roman" w:hAnsi="Times New Roman" w:cs="Times New Roman"/>
-          <w:sz w:val="28"/>
-          <w:szCs w:val="28"/>
-        </w:rPr>
-        <w:t>-</w:t>
-      </w:r>
-      <w:r>
-        <w:rPr>
-          <w:rFonts w:ascii="Times New Roman" w:hAnsi="Times New Roman" w:cs="Times New Roman"/>
-          <w:sz w:val="28"/>
-          <w:szCs w:val="28"/>
-        </w:rPr>
-        <w:t xml:space="preserve"> это</w:t>
-      </w:r>
-      <w:proofErr w:type="gramEnd"/>
-      <w:r>
-        <w:rPr>
-          <w:rFonts w:ascii="Times New Roman" w:hAnsi="Times New Roman" w:cs="Times New Roman"/>
-          <w:sz w:val="28"/>
-          <w:szCs w:val="28"/>
-        </w:rPr>
-        <w:t xml:space="preserve"> основная сущность, предлагаемая к продаже. Каждый товар имеет такие характеристики, как наименование, бренд, возрастное ограничение, материал, цена, количество на складе, описание и фотографии. </w:t>
+        <w:t> -</w:t>
+      </w:r>
+      <w:r>
+        <w:rPr>
+          <w:rFonts w:ascii="Times New Roman" w:hAnsi="Times New Roman" w:cs="Times New Roman"/>
+          <w:sz w:val="28"/>
+          <w:szCs w:val="28"/>
+        </w:rPr>
+        <w:t xml:space="preserve"> это основная сущность, предлагаемая к продаже. Каждый товар имеет такие характеристики, как наименование, бренд, возрастное ограничение, материал, цена, количество на складе, описание и фотографии. </w:t>
       </w:r>
       <w:r>
         <w:rPr>
@@ -3646,33 +3553,15 @@
           <w:sz w:val="28"/>
           <w:szCs w:val="28"/>
         </w:rPr>
-        <w:t> </w:t>
-      </w:r>
-      <w:proofErr w:type="gramStart"/>
-      <w:r>
-        <w:rPr>
-          <w:rFonts w:ascii="Times New Roman" w:hAnsi="Times New Roman" w:cs="Times New Roman"/>
-          <w:sz w:val="28"/>
-          <w:szCs w:val="28"/>
-        </w:rPr>
-        <w:t>-</w:t>
-      </w:r>
-      <w:r>
-        <w:rPr>
-          <w:rFonts w:ascii="Times New Roman" w:hAnsi="Times New Roman" w:cs="Times New Roman"/>
-          <w:sz w:val="28"/>
-          <w:szCs w:val="28"/>
-        </w:rPr>
-        <w:t xml:space="preserve"> это физическое лицо</w:t>
-      </w:r>
-      <w:proofErr w:type="gramEnd"/>
-      <w:r>
-        <w:rPr>
-          <w:rFonts w:ascii="Times New Roman" w:hAnsi="Times New Roman" w:cs="Times New Roman"/>
-          <w:sz w:val="28"/>
-          <w:szCs w:val="28"/>
-        </w:rPr>
-        <w:t>, которое зарегистрировано в интернет-магазине или оформляет заказ без регистрации. Для доставки и оформления документов он предоставляет свои контактные данные (ФИО, телефон, адрес электронной почты, адрес доставки). </w:t>
+        <w:t> -</w:t>
+      </w:r>
+      <w:r>
+        <w:rPr>
+          <w:rFonts w:ascii="Times New Roman" w:hAnsi="Times New Roman" w:cs="Times New Roman"/>
+          <w:sz w:val="28"/>
+          <w:szCs w:val="28"/>
+        </w:rPr>
+        <w:t xml:space="preserve"> это физическое лицо, которое зарегистрировано в интернет-магазине или оформляет заказ без регистрации. Для доставки и оформления документов он предоставляет свои контактные данные (ФИО, телефон, адрес электронной почты, адрес доставки). </w:t>
       </w:r>
       <w:r>
         <w:rPr>
@@ -3689,33 +3578,15 @@
           <w:sz w:val="28"/>
           <w:szCs w:val="28"/>
         </w:rPr>
-        <w:t> </w:t>
-      </w:r>
-      <w:proofErr w:type="gramStart"/>
-      <w:r>
-        <w:rPr>
-          <w:rFonts w:ascii="Times New Roman" w:hAnsi="Times New Roman" w:cs="Times New Roman"/>
-          <w:sz w:val="28"/>
-          <w:szCs w:val="28"/>
-        </w:rPr>
-        <w:t>-</w:t>
-      </w:r>
-      <w:r>
-        <w:rPr>
-          <w:rFonts w:ascii="Times New Roman" w:hAnsi="Times New Roman" w:cs="Times New Roman"/>
-          <w:sz w:val="28"/>
-          <w:szCs w:val="28"/>
-        </w:rPr>
-        <w:t xml:space="preserve"> это</w:t>
-      </w:r>
-      <w:proofErr w:type="gramEnd"/>
-      <w:r>
-        <w:rPr>
-          <w:rFonts w:ascii="Times New Roman" w:hAnsi="Times New Roman" w:cs="Times New Roman"/>
-          <w:sz w:val="28"/>
-          <w:szCs w:val="28"/>
-        </w:rPr>
-        <w:t xml:space="preserve"> временный виртуальный объект, в котором накапливаются выбранные товары перед оформлением заказа. </w:t>
+        <w:t> -</w:t>
+      </w:r>
+      <w:r>
+        <w:rPr>
+          <w:rFonts w:ascii="Times New Roman" w:hAnsi="Times New Roman" w:cs="Times New Roman"/>
+          <w:sz w:val="28"/>
+          <w:szCs w:val="28"/>
+        </w:rPr>
+        <w:t xml:space="preserve"> это временный виртуальный объект, в котором накапливаются выбранные товары перед оформлением заказа. </w:t>
       </w:r>
       <w:r>
         <w:rPr>
@@ -3732,33 +3603,15 @@
           <w:sz w:val="28"/>
           <w:szCs w:val="28"/>
         </w:rPr>
-        <w:t> </w:t>
-      </w:r>
-      <w:proofErr w:type="gramStart"/>
-      <w:r>
-        <w:rPr>
-          <w:rFonts w:ascii="Times New Roman" w:hAnsi="Times New Roman" w:cs="Times New Roman"/>
-          <w:sz w:val="28"/>
-          <w:szCs w:val="28"/>
-        </w:rPr>
-        <w:t>-</w:t>
-      </w:r>
-      <w:r>
-        <w:rPr>
-          <w:rFonts w:ascii="Times New Roman" w:hAnsi="Times New Roman" w:cs="Times New Roman"/>
-          <w:sz w:val="28"/>
-          <w:szCs w:val="28"/>
-        </w:rPr>
-        <w:t xml:space="preserve"> это юридически значимое действие</w:t>
-      </w:r>
-      <w:proofErr w:type="gramEnd"/>
-      <w:r>
-        <w:rPr>
-          <w:rFonts w:ascii="Times New Roman" w:hAnsi="Times New Roman" w:cs="Times New Roman"/>
-          <w:sz w:val="28"/>
-          <w:szCs w:val="28"/>
-        </w:rPr>
-        <w:t>, фиксирующее намерение клиента купить определённый набор товаров на согласованных условиях. С каждым заказом связаны статусы («Новый», «Оплачен», «В сборке», «Доставлен», «Отменён»), а также выбранные </w:t>
+        <w:t> -</w:t>
+      </w:r>
+      <w:r>
+        <w:rPr>
+          <w:rFonts w:ascii="Times New Roman" w:hAnsi="Times New Roman" w:cs="Times New Roman"/>
+          <w:sz w:val="28"/>
+          <w:szCs w:val="28"/>
+        </w:rPr>
+        <w:t xml:space="preserve"> это юридически значимое действие, фиксирующее намерение клиента купить определённый набор товаров на согласованных условиях. С каждым заказом связаны статусы («Новый», «Оплачен», «В сборке», «Доставлен», «Отменён»), а также выбранные </w:t>
       </w:r>
       <w:r>
         <w:rPr>
@@ -5169,7 +5022,25 @@
           <w:sz w:val="28"/>
           <w:szCs w:val="28"/>
         </w:rPr>
-        <w:t xml:space="preserve">Функциональное моделирование выполнено для систематизации бизнес-процессов интернет-магазина игрушек, выявления логических связей между участниками (покупатель, администратор, платёжная система, служба доставки) и определения требований к автоматизации. В соответствии с постановкой задачи, нотация IDEF0 используется для описания текущих ручных или полуавтоматических процессов (модель AS-IS), тогда как нотация DFD (Data </w:t>
+        <w:t>Функциональное моделирование выполнено для систематизации бизнес-процессов интернет-магазина игрушек, выявления логических связей между участниками (покупатель, администратор, платёжная система, служба доставки) и определения требований к автоматизации. В соответствии с постановкой задачи, нотация IDEF0 используется для описания текущих ручных или полуавтоматических процессов (модель AS-IS), тогда как нотация DFD (</w:t>
+      </w:r>
+      <w:proofErr w:type="spellStart"/>
+      <w:r>
+        <w:rPr>
+          <w:rFonts w:ascii="Times New Roman" w:hAnsi="Times New Roman" w:cs="Times New Roman"/>
+          <w:sz w:val="28"/>
+          <w:szCs w:val="28"/>
+        </w:rPr>
+        <w:t>Data</w:t>
+      </w:r>
+      <w:proofErr w:type="spellEnd"/>
+      <w:r>
+        <w:rPr>
+          <w:rFonts w:ascii="Times New Roman" w:hAnsi="Times New Roman" w:cs="Times New Roman"/>
+          <w:sz w:val="28"/>
+          <w:szCs w:val="28"/>
+        </w:rPr>
+        <w:t xml:space="preserve"> </w:t>
       </w:r>
       <w:proofErr w:type="spellStart"/>
       <w:r>
@@ -5257,7 +5128,25 @@
           <w:sz w:val="28"/>
           <w:szCs w:val="28"/>
         </w:rPr>
-        <w:t xml:space="preserve"> Definition </w:t>
+        <w:t xml:space="preserve"> </w:t>
+      </w:r>
+      <w:proofErr w:type="spellStart"/>
+      <w:r>
+        <w:rPr>
+          <w:rFonts w:ascii="Times New Roman" w:hAnsi="Times New Roman" w:cs="Times New Roman"/>
+          <w:sz w:val="28"/>
+          <w:szCs w:val="28"/>
+        </w:rPr>
+        <w:t>Definition</w:t>
+      </w:r>
+      <w:proofErr w:type="spellEnd"/>
+      <w:r>
+        <w:rPr>
+          <w:rFonts w:ascii="Times New Roman" w:hAnsi="Times New Roman" w:cs="Times New Roman"/>
+          <w:sz w:val="28"/>
+          <w:szCs w:val="28"/>
+        </w:rPr>
+        <w:t xml:space="preserve"> </w:t>
       </w:r>
       <w:proofErr w:type="spellStart"/>
       <w:r>
@@ -5569,6 +5458,7 @@
           <w:noProof/>
           <w:sz w:val="28"/>
           <w:szCs w:val="28"/>
+          <w:lang w:eastAsia="ru-RU"/>
         </w:rPr>
         <w:lastRenderedPageBreak/>
         <w:drawing>
@@ -5816,6 +5706,7 @@
           <w:noProof/>
           <w:sz w:val="28"/>
           <w:szCs w:val="28"/>
+          <w:lang w:eastAsia="ru-RU"/>
         </w:rPr>
         <w:lastRenderedPageBreak/>
         <w:drawing>
@@ -6064,25 +5955,7 @@
           <w:szCs w:val="28"/>
         </w:rPr>
         <w:lastRenderedPageBreak/>
-        <w:t xml:space="preserve">чего организуется доставка </w:t>
-      </w:r>
-      <w:proofErr w:type="gramStart"/>
-      <w:r>
-        <w:rPr>
-          <w:rFonts w:ascii="Times New Roman" w:hAnsi="Times New Roman" w:cs="Times New Roman"/>
-          <w:sz w:val="28"/>
-          <w:szCs w:val="28"/>
-        </w:rPr>
-        <w:t>игрушки (курьер)</w:t>
-      </w:r>
-      <w:proofErr w:type="gramEnd"/>
-      <w:r>
-        <w:rPr>
-          <w:rFonts w:ascii="Times New Roman" w:hAnsi="Times New Roman" w:cs="Times New Roman"/>
-          <w:sz w:val="28"/>
-          <w:szCs w:val="28"/>
-        </w:rPr>
-        <w:t xml:space="preserve"> и пользователь получает игрушку (A4). Результатом процесса становятся доставка товара и </w:t>
+        <w:t>чего организуется доставка игрушки (курьер) и пользователь получает игрушку (A4). Результатом процесса становятся доставка товара и </w:t>
       </w:r>
       <w:r>
         <w:rPr>
@@ -6392,6 +6265,7 @@
           <w:noProof/>
           <w:sz w:val="28"/>
           <w:szCs w:val="28"/>
+          <w:lang w:eastAsia="ru-RU"/>
         </w:rPr>
         <w:drawing>
           <wp:inline distT="0" distB="0" distL="0" distR="0" wp14:anchorId="53E50500" wp14:editId="509BB9A2">
@@ -6613,6 +6487,7 @@
       <w:r>
         <w:rPr>
           <w:noProof/>
+          <w:lang w:eastAsia="ru-RU"/>
         </w:rPr>
         <w:drawing>
           <wp:inline distT="0" distB="0" distL="0" distR="0" wp14:anchorId="2894A270" wp14:editId="39A5DFB1">
@@ -7388,7 +7263,7 @@
           <w:sz w:val="28"/>
           <w:szCs w:val="28"/>
         </w:rPr>
-        <w:t xml:space="preserve">Диаграмма вариантов использования относится к поведенческим диаграммам языка UML (Unified </w:t>
+        <w:t>Диаграмма вариантов использования относится к поведенческим диаграммам языка UML (</w:t>
       </w:r>
       <w:proofErr w:type="spellStart"/>
       <w:r>
@@ -7398,6 +7273,26 @@
           <w:sz w:val="28"/>
           <w:szCs w:val="28"/>
         </w:rPr>
+        <w:t>Unified</w:t>
+      </w:r>
+      <w:proofErr w:type="spellEnd"/>
+      <w:r>
+        <w:rPr>
+          <w:rFonts w:ascii="Times New Roman" w:eastAsiaTheme="minorEastAsia" w:hAnsi="Times New Roman" w:cs="Times New Roman"/>
+          <w:bCs/>
+          <w:sz w:val="28"/>
+          <w:szCs w:val="28"/>
+        </w:rPr>
+        <w:t xml:space="preserve"> </w:t>
+      </w:r>
+      <w:proofErr w:type="spellStart"/>
+      <w:r>
+        <w:rPr>
+          <w:rFonts w:ascii="Times New Roman" w:eastAsiaTheme="minorEastAsia" w:hAnsi="Times New Roman" w:cs="Times New Roman"/>
+          <w:bCs/>
+          <w:sz w:val="28"/>
+          <w:szCs w:val="28"/>
+        </w:rPr>
         <w:t>Modeling</w:t>
       </w:r>
       <w:proofErr w:type="spellEnd"/>
@@ -7408,8 +7303,9 @@
           <w:sz w:val="28"/>
           <w:szCs w:val="28"/>
         </w:rPr>
-        <w:t xml:space="preserve"> Language</w:t>
-      </w:r>
+        <w:t xml:space="preserve"> </w:t>
+      </w:r>
+      <w:proofErr w:type="spellStart"/>
       <w:r>
         <w:rPr>
           <w:rFonts w:ascii="Times New Roman" w:eastAsiaTheme="minorEastAsia" w:hAnsi="Times New Roman" w:cs="Times New Roman"/>
@@ -7417,6 +7313,16 @@
           <w:sz w:val="28"/>
           <w:szCs w:val="28"/>
         </w:rPr>
+        <w:t>Language</w:t>
+      </w:r>
+      <w:proofErr w:type="spellEnd"/>
+      <w:r>
+        <w:rPr>
+          <w:rFonts w:ascii="Times New Roman" w:eastAsiaTheme="minorEastAsia" w:hAnsi="Times New Roman" w:cs="Times New Roman"/>
+          <w:bCs/>
+          <w:sz w:val="28"/>
+          <w:szCs w:val="28"/>
+        </w:rPr>
         <w:t>). Её цель -</w:t>
       </w:r>
       <w:r>
@@ -7443,6 +7349,7 @@
       <w:r>
         <w:rPr>
           <w:noProof/>
+          <w:lang w:eastAsia="ru-RU"/>
         </w:rPr>
         <w:drawing>
           <wp:inline distT="0" distB="0" distL="0" distR="0" wp14:anchorId="5B09ED24" wp14:editId="41F65DD9">
@@ -8021,6 +7928,7 @@
           <w:noProof/>
           <w:sz w:val="28"/>
           <w:szCs w:val="28"/>
+          <w:lang w:eastAsia="ru-RU"/>
         </w:rPr>
         <w:lastRenderedPageBreak/>
         <w:drawing>
@@ -8802,25 +8710,7 @@
           <w:sz w:val="28"/>
           <w:szCs w:val="28"/>
         </w:rPr>
-        <w:t xml:space="preserve">) </w:t>
-      </w:r>
-      <w:proofErr w:type="gramStart"/>
-      <w:r>
-        <w:rPr>
-          <w:rFonts w:ascii="Times New Roman" w:hAnsi="Times New Roman" w:cs="Times New Roman"/>
-          <w:sz w:val="28"/>
-          <w:szCs w:val="28"/>
-        </w:rPr>
-        <w:t>- это</w:t>
-      </w:r>
-      <w:proofErr w:type="gramEnd"/>
-      <w:r>
-        <w:rPr>
-          <w:rFonts w:ascii="Times New Roman" w:hAnsi="Times New Roman" w:cs="Times New Roman"/>
-          <w:sz w:val="28"/>
-          <w:szCs w:val="28"/>
-        </w:rPr>
-        <w:t xml:space="preserve"> поведенческая диаграмма UML, которая детализирует сценарий взаимодействия объектов или участников в строгом временном порядке, показывая обмен сообщениями (синхронными, асинхронными, возвращающими) между линиями жизни (</w:t>
+        <w:t>) - это поведенческая диаграмма UML, которая детализирует сценарий взаимодействия объектов или участников в строгом временном порядке, показывая обмен сообщениями (синхронными, асинхронными, возвращающими) между линиями жизни (</w:t>
       </w:r>
       <w:proofErr w:type="spellStart"/>
       <w:r>
@@ -8913,6 +8803,7 @@
           <w:noProof/>
           <w:sz w:val="28"/>
           <w:szCs w:val="28"/>
+          <w:lang w:eastAsia="ru-RU"/>
         </w:rPr>
         <w:lastRenderedPageBreak/>
         <w:drawing>
@@ -9955,7 +9846,6 @@
         </w:rPr>
         <w:t xml:space="preserve">Диаграмма классов </w:t>
       </w:r>
-      <w:proofErr w:type="gramStart"/>
       <w:r>
         <w:rPr>
           <w:rFonts w:ascii="Times New Roman" w:eastAsiaTheme="minorEastAsia" w:hAnsi="Times New Roman" w:cs="Times New Roman"/>
@@ -9972,9 +9862,9 @@
           <w:sz w:val="28"/>
           <w:szCs w:val="28"/>
         </w:rPr>
-        <w:t xml:space="preserve"> это</w:t>
-      </w:r>
-      <w:proofErr w:type="gramEnd"/>
+        <w:t xml:space="preserve"> это один из основных видов диаграмм в языке UML (</w:t>
+      </w:r>
+      <w:proofErr w:type="spellStart"/>
       <w:r>
         <w:rPr>
           <w:rFonts w:ascii="Times New Roman" w:eastAsiaTheme="minorEastAsia" w:hAnsi="Times New Roman" w:cs="Times New Roman"/>
@@ -9982,7 +9872,17 @@
           <w:sz w:val="28"/>
           <w:szCs w:val="28"/>
         </w:rPr>
-        <w:t xml:space="preserve"> один из основных видов диаграмм в языке UML (Unified </w:t>
+        <w:t>Unified</w:t>
+      </w:r>
+      <w:proofErr w:type="spellEnd"/>
+      <w:r>
+        <w:rPr>
+          <w:rFonts w:ascii="Times New Roman" w:eastAsiaTheme="minorEastAsia" w:hAnsi="Times New Roman" w:cs="Times New Roman"/>
+          <w:bCs/>
+          <w:sz w:val="28"/>
+          <w:szCs w:val="28"/>
+        </w:rPr>
+        <w:t xml:space="preserve"> </w:t>
       </w:r>
       <w:proofErr w:type="spellStart"/>
       <w:r>
@@ -10002,7 +9902,27 @@
           <w:sz w:val="28"/>
           <w:szCs w:val="28"/>
         </w:rPr>
-        <w:t xml:space="preserve"> Language), который используется для статического моделирования структуры системы. Она описывает классы, которые составляют систему, их атрибуты (свойства), методы (операции, которые они могут выполнять) и взаимосвязи между ними.</w:t>
+        <w:t xml:space="preserve"> </w:t>
+      </w:r>
+      <w:proofErr w:type="spellStart"/>
+      <w:r>
+        <w:rPr>
+          <w:rFonts w:ascii="Times New Roman" w:eastAsiaTheme="minorEastAsia" w:hAnsi="Times New Roman" w:cs="Times New Roman"/>
+          <w:bCs/>
+          <w:sz w:val="28"/>
+          <w:szCs w:val="28"/>
+        </w:rPr>
+        <w:t>Language</w:t>
+      </w:r>
+      <w:proofErr w:type="spellEnd"/>
+      <w:r>
+        <w:rPr>
+          <w:rFonts w:ascii="Times New Roman" w:eastAsiaTheme="minorEastAsia" w:hAnsi="Times New Roman" w:cs="Times New Roman"/>
+          <w:bCs/>
+          <w:sz w:val="28"/>
+          <w:szCs w:val="28"/>
+        </w:rPr>
+        <w:t>), который используется для статического моделирования структуры системы. Она описывает классы, которые составляют систему, их атрибуты (свойства), методы (операции, которые они могут выполнять) и взаимосвязи между ними.</w:t>
       </w:r>
     </w:p>
     <w:p>
@@ -10032,6 +9952,7 @@
       <w:r>
         <w:rPr>
           <w:noProof/>
+          <w:lang w:eastAsia="ru-RU"/>
         </w:rPr>
         <w:drawing>
           <wp:inline distT="0" distB="0" distL="0" distR="0" wp14:anchorId="22067803" wp14:editId="6A42A07D">
@@ -10785,6 +10706,215 @@
         <w:t xml:space="preserve"> создаёт новый заказ в системе, + </w:t>
       </w:r>
       <w:proofErr w:type="spellStart"/>
+      <w:r>
+        <w:rPr>
+          <w:rFonts w:ascii="Times New Roman" w:hAnsi="Times New Roman" w:cs="Times New Roman"/>
+          <w:bCs/>
+          <w:sz w:val="28"/>
+          <w:szCs w:val="28"/>
+        </w:rPr>
+        <w:t>ПодтвердитьОплату</w:t>
+      </w:r>
+      <w:proofErr w:type="spellEnd"/>
+      <w:r>
+        <w:rPr>
+          <w:rFonts w:ascii="Times New Roman" w:hAnsi="Times New Roman" w:cs="Times New Roman"/>
+          <w:bCs/>
+          <w:sz w:val="28"/>
+          <w:szCs w:val="28"/>
+        </w:rPr>
+        <w:t xml:space="preserve">() </w:t>
+      </w:r>
+      <w:r>
+        <w:rPr>
+          <w:rFonts w:ascii="Times New Roman" w:hAnsi="Times New Roman" w:cs="Times New Roman"/>
+          <w:bCs/>
+          <w:sz w:val="28"/>
+          <w:szCs w:val="28"/>
+        </w:rPr>
+        <w:t>-</w:t>
+      </w:r>
+      <w:r>
+        <w:rPr>
+          <w:rFonts w:ascii="Times New Roman" w:hAnsi="Times New Roman" w:cs="Times New Roman"/>
+          <w:bCs/>
+          <w:sz w:val="28"/>
+          <w:szCs w:val="28"/>
+        </w:rPr>
+        <w:t xml:space="preserve"> подтверждает факт оплаты заказа, + </w:t>
+      </w:r>
+      <w:proofErr w:type="spellStart"/>
+      <w:r>
+        <w:rPr>
+          <w:rFonts w:ascii="Times New Roman" w:hAnsi="Times New Roman" w:cs="Times New Roman"/>
+          <w:bCs/>
+          <w:sz w:val="28"/>
+          <w:szCs w:val="28"/>
+        </w:rPr>
+        <w:t>ОтменитьЗаказ</w:t>
+      </w:r>
+      <w:proofErr w:type="spellEnd"/>
+      <w:r>
+        <w:rPr>
+          <w:rFonts w:ascii="Times New Roman" w:hAnsi="Times New Roman" w:cs="Times New Roman"/>
+          <w:bCs/>
+          <w:sz w:val="28"/>
+          <w:szCs w:val="28"/>
+        </w:rPr>
+        <w:t xml:space="preserve">() </w:t>
+      </w:r>
+      <w:r>
+        <w:rPr>
+          <w:rFonts w:ascii="Times New Roman" w:hAnsi="Times New Roman" w:cs="Times New Roman"/>
+          <w:bCs/>
+          <w:sz w:val="28"/>
+          <w:szCs w:val="28"/>
+        </w:rPr>
+        <w:t>-</w:t>
+      </w:r>
+      <w:r>
+        <w:rPr>
+          <w:rFonts w:ascii="Times New Roman" w:hAnsi="Times New Roman" w:cs="Times New Roman"/>
+          <w:bCs/>
+          <w:sz w:val="28"/>
+          <w:szCs w:val="28"/>
+        </w:rPr>
+        <w:t xml:space="preserve"> отменяет существующий заказ, + </w:t>
+      </w:r>
+      <w:proofErr w:type="spellStart"/>
+      <w:r>
+        <w:rPr>
+          <w:rFonts w:ascii="Times New Roman" w:hAnsi="Times New Roman" w:cs="Times New Roman"/>
+          <w:bCs/>
+          <w:sz w:val="28"/>
+          <w:szCs w:val="28"/>
+        </w:rPr>
+        <w:t>ПолучитьЗаказыПользователя</w:t>
+      </w:r>
+      <w:proofErr w:type="spellEnd"/>
+      <w:r>
+        <w:rPr>
+          <w:rFonts w:ascii="Times New Roman" w:hAnsi="Times New Roman" w:cs="Times New Roman"/>
+          <w:bCs/>
+          <w:sz w:val="28"/>
+          <w:szCs w:val="28"/>
+        </w:rPr>
+        <w:t>(</w:t>
+      </w:r>
+      <w:proofErr w:type="spellStart"/>
+      <w:r>
+        <w:rPr>
+          <w:rFonts w:ascii="Times New Roman" w:hAnsi="Times New Roman" w:cs="Times New Roman"/>
+          <w:bCs/>
+          <w:sz w:val="28"/>
+          <w:szCs w:val="28"/>
+        </w:rPr>
+        <w:t>user_id</w:t>
+      </w:r>
+      <w:proofErr w:type="spellEnd"/>
+      <w:r>
+        <w:rPr>
+          <w:rFonts w:ascii="Times New Roman" w:hAnsi="Times New Roman" w:cs="Times New Roman"/>
+          <w:bCs/>
+          <w:sz w:val="28"/>
+          <w:szCs w:val="28"/>
+        </w:rPr>
+        <w:t xml:space="preserve">) </w:t>
+      </w:r>
+      <w:r>
+        <w:rPr>
+          <w:rFonts w:ascii="Times New Roman" w:hAnsi="Times New Roman" w:cs="Times New Roman"/>
+          <w:bCs/>
+          <w:sz w:val="28"/>
+          <w:szCs w:val="28"/>
+        </w:rPr>
+        <w:t>-</w:t>
+      </w:r>
+      <w:r>
+        <w:rPr>
+          <w:rFonts w:ascii="Times New Roman" w:hAnsi="Times New Roman" w:cs="Times New Roman"/>
+          <w:bCs/>
+          <w:sz w:val="28"/>
+          <w:szCs w:val="28"/>
+        </w:rPr>
+        <w:t xml:space="preserve"> возвращает список заказов для указанного пользователя.</w:t>
+      </w:r>
+    </w:p>
+    <w:p>
+      <w:pPr>
+        <w:spacing w:after="0" w:line="360" w:lineRule="auto"/>
+        <w:ind w:firstLine="709"/>
+        <w:jc w:val="both"/>
+        <w:rPr>
+          <w:rFonts w:ascii="Times New Roman" w:hAnsi="Times New Roman" w:cs="Times New Roman"/>
+          <w:bCs/>
+          <w:sz w:val="28"/>
+          <w:szCs w:val="28"/>
+        </w:rPr>
+      </w:pPr>
+      <w:r>
+        <w:rPr>
+          <w:rFonts w:ascii="Times New Roman" w:hAnsi="Times New Roman" w:cs="Times New Roman"/>
+          <w:bCs/>
+          <w:sz w:val="28"/>
+          <w:szCs w:val="28"/>
+        </w:rPr>
+        <w:t>2. Класс «БД Магазина»</w:t>
+      </w:r>
+    </w:p>
+    <w:p>
+      <w:pPr>
+        <w:spacing w:after="0" w:line="360" w:lineRule="auto"/>
+        <w:ind w:firstLine="709"/>
+        <w:jc w:val="both"/>
+        <w:rPr>
+          <w:rFonts w:ascii="Times New Roman" w:hAnsi="Times New Roman" w:cs="Times New Roman"/>
+          <w:bCs/>
+          <w:sz w:val="28"/>
+          <w:szCs w:val="28"/>
+        </w:rPr>
+      </w:pPr>
+      <w:r>
+        <w:rPr>
+          <w:rFonts w:ascii="Times New Roman" w:hAnsi="Times New Roman" w:cs="Times New Roman"/>
+          <w:bCs/>
+          <w:sz w:val="28"/>
+          <w:szCs w:val="28"/>
+        </w:rPr>
+        <w:t>Содержит информацию о товарах (игрушках), представленных в каталоге интернет-магазина.</w:t>
+      </w:r>
+    </w:p>
+    <w:p>
+      <w:pPr>
+        <w:spacing w:after="0" w:line="360" w:lineRule="auto"/>
+        <w:ind w:firstLine="709"/>
+        <w:jc w:val="both"/>
+        <w:rPr>
+          <w:rFonts w:ascii="Times New Roman" w:hAnsi="Times New Roman" w:cs="Times New Roman"/>
+          <w:bCs/>
+          <w:sz w:val="28"/>
+          <w:szCs w:val="28"/>
+        </w:rPr>
+      </w:pPr>
+      <w:r>
+        <w:rPr>
+          <w:rFonts w:ascii="Times New Roman" w:hAnsi="Times New Roman" w:cs="Times New Roman"/>
+          <w:bCs/>
+          <w:sz w:val="28"/>
+          <w:szCs w:val="28"/>
+        </w:rPr>
+        <w:t xml:space="preserve">Атрибуты: </w:t>
+      </w:r>
+      <w:proofErr w:type="spellStart"/>
+      <w:r>
+        <w:rPr>
+          <w:rFonts w:ascii="Times New Roman" w:hAnsi="Times New Roman" w:cs="Times New Roman"/>
+          <w:bCs/>
+          <w:sz w:val="28"/>
+          <w:szCs w:val="28"/>
+        </w:rPr>
+        <w:t>товар_</w:t>
+      </w:r>
       <w:proofErr w:type="gramStart"/>
       <w:r>
         <w:rPr>
@@ -10793,7 +10923,7 @@
           <w:sz w:val="28"/>
           <w:szCs w:val="28"/>
         </w:rPr>
-        <w:t>ПодтвердитьОплату</w:t>
+        <w:t>id</w:t>
       </w:r>
       <w:proofErr w:type="spellEnd"/>
       <w:r>
@@ -10803,7 +10933,7 @@
           <w:sz w:val="28"/>
           <w:szCs w:val="28"/>
         </w:rPr>
-        <w:t>(</w:t>
+        <w:t xml:space="preserve"> :</w:t>
       </w:r>
       <w:proofErr w:type="gramEnd"/>
       <w:r>
@@ -10813,7 +10943,27 @@
           <w:sz w:val="28"/>
           <w:szCs w:val="28"/>
         </w:rPr>
-        <w:t xml:space="preserve">) </w:t>
+        <w:t xml:space="preserve"> </w:t>
+      </w:r>
+      <w:proofErr w:type="spellStart"/>
+      <w:r>
+        <w:rPr>
+          <w:rFonts w:ascii="Times New Roman" w:hAnsi="Times New Roman" w:cs="Times New Roman"/>
+          <w:bCs/>
+          <w:sz w:val="28"/>
+          <w:szCs w:val="28"/>
+        </w:rPr>
+        <w:t>int</w:t>
+      </w:r>
+      <w:proofErr w:type="spellEnd"/>
+      <w:r>
+        <w:rPr>
+          <w:rFonts w:ascii="Times New Roman" w:hAnsi="Times New Roman" w:cs="Times New Roman"/>
+          <w:bCs/>
+          <w:sz w:val="28"/>
+          <w:szCs w:val="28"/>
+        </w:rPr>
+        <w:t xml:space="preserve"> </w:t>
       </w:r>
       <w:r>
         <w:rPr>
@@ -10831,18 +10981,17 @@
           <w:sz w:val="28"/>
           <w:szCs w:val="28"/>
         </w:rPr>
-        <w:t xml:space="preserve"> подтверждает факт оплаты заказа, + </w:t>
+        <w:t xml:space="preserve"> уникальный идентификатор товара, название : </w:t>
       </w:r>
       <w:proofErr w:type="spellStart"/>
-      <w:proofErr w:type="gramStart"/>
-      <w:r>
-        <w:rPr>
-          <w:rFonts w:ascii="Times New Roman" w:hAnsi="Times New Roman" w:cs="Times New Roman"/>
-          <w:bCs/>
-          <w:sz w:val="28"/>
-          <w:szCs w:val="28"/>
-        </w:rPr>
-        <w:t>ОтменитьЗаказ</w:t>
+      <w:r>
+        <w:rPr>
+          <w:rFonts w:ascii="Times New Roman" w:hAnsi="Times New Roman" w:cs="Times New Roman"/>
+          <w:bCs/>
+          <w:sz w:val="28"/>
+          <w:szCs w:val="28"/>
+        </w:rPr>
+        <w:t>string</w:t>
       </w:r>
       <w:proofErr w:type="spellEnd"/>
       <w:r>
@@ -10852,17 +11001,7 @@
           <w:sz w:val="28"/>
           <w:szCs w:val="28"/>
         </w:rPr>
-        <w:t>(</w:t>
-      </w:r>
-      <w:proofErr w:type="gramEnd"/>
-      <w:r>
-        <w:rPr>
-          <w:rFonts w:ascii="Times New Roman" w:hAnsi="Times New Roman" w:cs="Times New Roman"/>
-          <w:bCs/>
-          <w:sz w:val="28"/>
-          <w:szCs w:val="28"/>
-        </w:rPr>
-        <w:t xml:space="preserve">) </w:t>
+        <w:t xml:space="preserve"> </w:t>
       </w:r>
       <w:r>
         <w:rPr>
@@ -10880,7 +11019,7 @@
           <w:sz w:val="28"/>
           <w:szCs w:val="28"/>
         </w:rPr>
-        <w:t xml:space="preserve"> отменяет существующий заказ, + </w:t>
+        <w:t xml:space="preserve"> название игрушки, описание : </w:t>
       </w:r>
       <w:proofErr w:type="spellStart"/>
       <w:r>
@@ -10890,7 +11029,7 @@
           <w:sz w:val="28"/>
           <w:szCs w:val="28"/>
         </w:rPr>
-        <w:t>ПолучитьЗаказыПользователя</w:t>
+        <w:t>string</w:t>
       </w:r>
       <w:proofErr w:type="spellEnd"/>
       <w:r>
@@ -10900,7 +11039,25 @@
           <w:sz w:val="28"/>
           <w:szCs w:val="28"/>
         </w:rPr>
-        <w:t>(</w:t>
+        <w:t xml:space="preserve"> </w:t>
+      </w:r>
+      <w:r>
+        <w:rPr>
+          <w:rFonts w:ascii="Times New Roman" w:hAnsi="Times New Roman" w:cs="Times New Roman"/>
+          <w:bCs/>
+          <w:sz w:val="28"/>
+          <w:szCs w:val="28"/>
+        </w:rPr>
+        <w:t>-</w:t>
+      </w:r>
+      <w:r>
+        <w:rPr>
+          <w:rFonts w:ascii="Times New Roman" w:hAnsi="Times New Roman" w:cs="Times New Roman"/>
+          <w:bCs/>
+          <w:sz w:val="28"/>
+          <w:szCs w:val="28"/>
+        </w:rPr>
+        <w:t xml:space="preserve"> текстовое описание товара, категория : </w:t>
       </w:r>
       <w:proofErr w:type="spellStart"/>
       <w:r>
@@ -10910,7 +11067,7 @@
           <w:sz w:val="28"/>
           <w:szCs w:val="28"/>
         </w:rPr>
-        <w:t>user_id</w:t>
+        <w:t>string</w:t>
       </w:r>
       <w:proofErr w:type="spellEnd"/>
       <w:r>
@@ -10920,7 +11077,7 @@
           <w:sz w:val="28"/>
           <w:szCs w:val="28"/>
         </w:rPr>
-        <w:t xml:space="preserve">) </w:t>
+        <w:t xml:space="preserve"> </w:t>
       </w:r>
       <w:r>
         <w:rPr>
@@ -10938,73 +11095,7 @@
           <w:sz w:val="28"/>
           <w:szCs w:val="28"/>
         </w:rPr>
-        <w:t xml:space="preserve"> возвращает список заказов для указанного пользователя.</w:t>
-      </w:r>
-    </w:p>
-    <w:p>
-      <w:pPr>
-        <w:spacing w:after="0" w:line="360" w:lineRule="auto"/>
-        <w:ind w:firstLine="709"/>
-        <w:jc w:val="both"/>
-        <w:rPr>
-          <w:rFonts w:ascii="Times New Roman" w:hAnsi="Times New Roman" w:cs="Times New Roman"/>
-          <w:bCs/>
-          <w:sz w:val="28"/>
-          <w:szCs w:val="28"/>
-        </w:rPr>
-      </w:pPr>
-      <w:r>
-        <w:rPr>
-          <w:rFonts w:ascii="Times New Roman" w:hAnsi="Times New Roman" w:cs="Times New Roman"/>
-          <w:bCs/>
-          <w:sz w:val="28"/>
-          <w:szCs w:val="28"/>
-        </w:rPr>
-        <w:t>2. Класс «БД Магазина»</w:t>
-      </w:r>
-    </w:p>
-    <w:p>
-      <w:pPr>
-        <w:spacing w:after="0" w:line="360" w:lineRule="auto"/>
-        <w:ind w:firstLine="709"/>
-        <w:jc w:val="both"/>
-        <w:rPr>
-          <w:rFonts w:ascii="Times New Roman" w:hAnsi="Times New Roman" w:cs="Times New Roman"/>
-          <w:bCs/>
-          <w:sz w:val="28"/>
-          <w:szCs w:val="28"/>
-        </w:rPr>
-      </w:pPr>
-      <w:r>
-        <w:rPr>
-          <w:rFonts w:ascii="Times New Roman" w:hAnsi="Times New Roman" w:cs="Times New Roman"/>
-          <w:bCs/>
-          <w:sz w:val="28"/>
-          <w:szCs w:val="28"/>
-        </w:rPr>
-        <w:t>Содержит информацию о товарах (игрушках), представленных в каталоге интернет-магазина.</w:t>
-      </w:r>
-    </w:p>
-    <w:p>
-      <w:pPr>
-        <w:spacing w:after="0" w:line="360" w:lineRule="auto"/>
-        <w:ind w:firstLine="709"/>
-        <w:jc w:val="both"/>
-        <w:rPr>
-          <w:rFonts w:ascii="Times New Roman" w:hAnsi="Times New Roman" w:cs="Times New Roman"/>
-          <w:bCs/>
-          <w:sz w:val="28"/>
-          <w:szCs w:val="28"/>
-        </w:rPr>
-      </w:pPr>
-      <w:r>
-        <w:rPr>
-          <w:rFonts w:ascii="Times New Roman" w:hAnsi="Times New Roman" w:cs="Times New Roman"/>
-          <w:bCs/>
-          <w:sz w:val="28"/>
-          <w:szCs w:val="28"/>
-        </w:rPr>
-        <w:t xml:space="preserve">Атрибуты: </w:t>
+        <w:t xml:space="preserve"> категория игрушки (например, «мягкие», «конструкторы», «настольные игры»), </w:t>
       </w:r>
       <w:proofErr w:type="spellStart"/>
       <w:r>
@@ -11014,17 +11105,7 @@
           <w:sz w:val="28"/>
           <w:szCs w:val="28"/>
         </w:rPr>
-        <w:t>товар_</w:t>
-      </w:r>
-      <w:proofErr w:type="gramStart"/>
-      <w:r>
-        <w:rPr>
-          <w:rFonts w:ascii="Times New Roman" w:hAnsi="Times New Roman" w:cs="Times New Roman"/>
-          <w:bCs/>
-          <w:sz w:val="28"/>
-          <w:szCs w:val="28"/>
-        </w:rPr>
-        <w:t>id</w:t>
+        <w:t>цена_базовая</w:t>
       </w:r>
       <w:proofErr w:type="spellEnd"/>
       <w:r>
@@ -11034,9 +11115,19 @@
           <w:sz w:val="28"/>
           <w:szCs w:val="28"/>
         </w:rPr>
-        <w:t xml:space="preserve"> :</w:t>
-      </w:r>
-      <w:proofErr w:type="gramEnd"/>
+        <w:t xml:space="preserve"> : </w:t>
+      </w:r>
+      <w:proofErr w:type="spellStart"/>
+      <w:r>
+        <w:rPr>
+          <w:rFonts w:ascii="Times New Roman" w:hAnsi="Times New Roman" w:cs="Times New Roman"/>
+          <w:bCs/>
+          <w:sz w:val="28"/>
+          <w:szCs w:val="28"/>
+        </w:rPr>
+        <w:t>decimal</w:t>
+      </w:r>
+      <w:proofErr w:type="spellEnd"/>
       <w:r>
         <w:rPr>
           <w:rFonts w:ascii="Times New Roman" w:hAnsi="Times New Roman" w:cs="Times New Roman"/>
@@ -11046,6 +11137,24 @@
         </w:rPr>
         <w:t xml:space="preserve"> </w:t>
       </w:r>
+      <w:r>
+        <w:rPr>
+          <w:rFonts w:ascii="Times New Roman" w:hAnsi="Times New Roman" w:cs="Times New Roman"/>
+          <w:bCs/>
+          <w:sz w:val="28"/>
+          <w:szCs w:val="28"/>
+        </w:rPr>
+        <w:t>-</w:t>
+      </w:r>
+      <w:r>
+        <w:rPr>
+          <w:rFonts w:ascii="Times New Roman" w:hAnsi="Times New Roman" w:cs="Times New Roman"/>
+          <w:bCs/>
+          <w:sz w:val="28"/>
+          <w:szCs w:val="28"/>
+        </w:rPr>
+        <w:t xml:space="preserve"> базовая цена товара (без учёта скидок), </w:t>
+      </w:r>
       <w:proofErr w:type="spellStart"/>
       <w:r>
         <w:rPr>
@@ -11054,7 +11163,7 @@
           <w:sz w:val="28"/>
           <w:szCs w:val="28"/>
         </w:rPr>
-        <w:t>int</w:t>
+        <w:t>изображение_товара</w:t>
       </w:r>
       <w:proofErr w:type="spellEnd"/>
       <w:r>
@@ -11064,317 +11173,7 @@
           <w:sz w:val="28"/>
           <w:szCs w:val="28"/>
         </w:rPr>
-        <w:t xml:space="preserve"> </w:t>
-      </w:r>
-      <w:r>
-        <w:rPr>
-          <w:rFonts w:ascii="Times New Roman" w:hAnsi="Times New Roman" w:cs="Times New Roman"/>
-          <w:bCs/>
-          <w:sz w:val="28"/>
-          <w:szCs w:val="28"/>
-        </w:rPr>
-        <w:t>-</w:t>
-      </w:r>
-      <w:r>
-        <w:rPr>
-          <w:rFonts w:ascii="Times New Roman" w:hAnsi="Times New Roman" w:cs="Times New Roman"/>
-          <w:bCs/>
-          <w:sz w:val="28"/>
-          <w:szCs w:val="28"/>
-        </w:rPr>
-        <w:t xml:space="preserve"> уникальный идентификатор товара, </w:t>
-      </w:r>
-      <w:proofErr w:type="gramStart"/>
-      <w:r>
-        <w:rPr>
-          <w:rFonts w:ascii="Times New Roman" w:hAnsi="Times New Roman" w:cs="Times New Roman"/>
-          <w:bCs/>
-          <w:sz w:val="28"/>
-          <w:szCs w:val="28"/>
-        </w:rPr>
-        <w:t>название :</w:t>
-      </w:r>
-      <w:proofErr w:type="gramEnd"/>
-      <w:r>
-        <w:rPr>
-          <w:rFonts w:ascii="Times New Roman" w:hAnsi="Times New Roman" w:cs="Times New Roman"/>
-          <w:bCs/>
-          <w:sz w:val="28"/>
-          <w:szCs w:val="28"/>
-        </w:rPr>
-        <w:t xml:space="preserve"> </w:t>
-      </w:r>
-      <w:proofErr w:type="spellStart"/>
-      <w:r>
-        <w:rPr>
-          <w:rFonts w:ascii="Times New Roman" w:hAnsi="Times New Roman" w:cs="Times New Roman"/>
-          <w:bCs/>
-          <w:sz w:val="28"/>
-          <w:szCs w:val="28"/>
-        </w:rPr>
-        <w:t>string</w:t>
-      </w:r>
-      <w:proofErr w:type="spellEnd"/>
-      <w:r>
-        <w:rPr>
-          <w:rFonts w:ascii="Times New Roman" w:hAnsi="Times New Roman" w:cs="Times New Roman"/>
-          <w:bCs/>
-          <w:sz w:val="28"/>
-          <w:szCs w:val="28"/>
-        </w:rPr>
-        <w:t xml:space="preserve"> </w:t>
-      </w:r>
-      <w:r>
-        <w:rPr>
-          <w:rFonts w:ascii="Times New Roman" w:hAnsi="Times New Roman" w:cs="Times New Roman"/>
-          <w:bCs/>
-          <w:sz w:val="28"/>
-          <w:szCs w:val="28"/>
-        </w:rPr>
-        <w:t>-</w:t>
-      </w:r>
-      <w:r>
-        <w:rPr>
-          <w:rFonts w:ascii="Times New Roman" w:hAnsi="Times New Roman" w:cs="Times New Roman"/>
-          <w:bCs/>
-          <w:sz w:val="28"/>
-          <w:szCs w:val="28"/>
-        </w:rPr>
-        <w:t xml:space="preserve"> название игрушки, </w:t>
-      </w:r>
-      <w:proofErr w:type="gramStart"/>
-      <w:r>
-        <w:rPr>
-          <w:rFonts w:ascii="Times New Roman" w:hAnsi="Times New Roman" w:cs="Times New Roman"/>
-          <w:bCs/>
-          <w:sz w:val="28"/>
-          <w:szCs w:val="28"/>
-        </w:rPr>
-        <w:t>описание :</w:t>
-      </w:r>
-      <w:proofErr w:type="gramEnd"/>
-      <w:r>
-        <w:rPr>
-          <w:rFonts w:ascii="Times New Roman" w:hAnsi="Times New Roman" w:cs="Times New Roman"/>
-          <w:bCs/>
-          <w:sz w:val="28"/>
-          <w:szCs w:val="28"/>
-        </w:rPr>
-        <w:t xml:space="preserve"> </w:t>
-      </w:r>
-      <w:proofErr w:type="spellStart"/>
-      <w:r>
-        <w:rPr>
-          <w:rFonts w:ascii="Times New Roman" w:hAnsi="Times New Roman" w:cs="Times New Roman"/>
-          <w:bCs/>
-          <w:sz w:val="28"/>
-          <w:szCs w:val="28"/>
-        </w:rPr>
-        <w:t>string</w:t>
-      </w:r>
-      <w:proofErr w:type="spellEnd"/>
-      <w:r>
-        <w:rPr>
-          <w:rFonts w:ascii="Times New Roman" w:hAnsi="Times New Roman" w:cs="Times New Roman"/>
-          <w:bCs/>
-          <w:sz w:val="28"/>
-          <w:szCs w:val="28"/>
-        </w:rPr>
-        <w:t xml:space="preserve"> </w:t>
-      </w:r>
-      <w:r>
-        <w:rPr>
-          <w:rFonts w:ascii="Times New Roman" w:hAnsi="Times New Roman" w:cs="Times New Roman"/>
-          <w:bCs/>
-          <w:sz w:val="28"/>
-          <w:szCs w:val="28"/>
-        </w:rPr>
-        <w:t>-</w:t>
-      </w:r>
-      <w:r>
-        <w:rPr>
-          <w:rFonts w:ascii="Times New Roman" w:hAnsi="Times New Roman" w:cs="Times New Roman"/>
-          <w:bCs/>
-          <w:sz w:val="28"/>
-          <w:szCs w:val="28"/>
-        </w:rPr>
-        <w:t xml:space="preserve"> текстовое описание товара, </w:t>
-      </w:r>
-      <w:proofErr w:type="gramStart"/>
-      <w:r>
-        <w:rPr>
-          <w:rFonts w:ascii="Times New Roman" w:hAnsi="Times New Roman" w:cs="Times New Roman"/>
-          <w:bCs/>
-          <w:sz w:val="28"/>
-          <w:szCs w:val="28"/>
-        </w:rPr>
-        <w:t>категория :</w:t>
-      </w:r>
-      <w:proofErr w:type="gramEnd"/>
-      <w:r>
-        <w:rPr>
-          <w:rFonts w:ascii="Times New Roman" w:hAnsi="Times New Roman" w:cs="Times New Roman"/>
-          <w:bCs/>
-          <w:sz w:val="28"/>
-          <w:szCs w:val="28"/>
-        </w:rPr>
-        <w:t xml:space="preserve"> </w:t>
-      </w:r>
-      <w:proofErr w:type="spellStart"/>
-      <w:r>
-        <w:rPr>
-          <w:rFonts w:ascii="Times New Roman" w:hAnsi="Times New Roman" w:cs="Times New Roman"/>
-          <w:bCs/>
-          <w:sz w:val="28"/>
-          <w:szCs w:val="28"/>
-        </w:rPr>
-        <w:t>string</w:t>
-      </w:r>
-      <w:proofErr w:type="spellEnd"/>
-      <w:r>
-        <w:rPr>
-          <w:rFonts w:ascii="Times New Roman" w:hAnsi="Times New Roman" w:cs="Times New Roman"/>
-          <w:bCs/>
-          <w:sz w:val="28"/>
-          <w:szCs w:val="28"/>
-        </w:rPr>
-        <w:t xml:space="preserve"> </w:t>
-      </w:r>
-      <w:r>
-        <w:rPr>
-          <w:rFonts w:ascii="Times New Roman" w:hAnsi="Times New Roman" w:cs="Times New Roman"/>
-          <w:bCs/>
-          <w:sz w:val="28"/>
-          <w:szCs w:val="28"/>
-        </w:rPr>
-        <w:t>-</w:t>
-      </w:r>
-      <w:r>
-        <w:rPr>
-          <w:rFonts w:ascii="Times New Roman" w:hAnsi="Times New Roman" w:cs="Times New Roman"/>
-          <w:bCs/>
-          <w:sz w:val="28"/>
-          <w:szCs w:val="28"/>
-        </w:rPr>
-        <w:t xml:space="preserve"> категория игрушки (например, «мягкие», «конструкторы», «настольные игры»), </w:t>
-      </w:r>
-      <w:proofErr w:type="spellStart"/>
-      <w:r>
-        <w:rPr>
-          <w:rFonts w:ascii="Times New Roman" w:hAnsi="Times New Roman" w:cs="Times New Roman"/>
-          <w:bCs/>
-          <w:sz w:val="28"/>
-          <w:szCs w:val="28"/>
-        </w:rPr>
-        <w:t>цена_</w:t>
-      </w:r>
-      <w:proofErr w:type="gramStart"/>
-      <w:r>
-        <w:rPr>
-          <w:rFonts w:ascii="Times New Roman" w:hAnsi="Times New Roman" w:cs="Times New Roman"/>
-          <w:bCs/>
-          <w:sz w:val="28"/>
-          <w:szCs w:val="28"/>
-        </w:rPr>
-        <w:t>базовая</w:t>
-      </w:r>
-      <w:proofErr w:type="spellEnd"/>
-      <w:r>
-        <w:rPr>
-          <w:rFonts w:ascii="Times New Roman" w:hAnsi="Times New Roman" w:cs="Times New Roman"/>
-          <w:bCs/>
-          <w:sz w:val="28"/>
-          <w:szCs w:val="28"/>
-        </w:rPr>
-        <w:t xml:space="preserve"> :</w:t>
-      </w:r>
-      <w:proofErr w:type="gramEnd"/>
-      <w:r>
-        <w:rPr>
-          <w:rFonts w:ascii="Times New Roman" w:hAnsi="Times New Roman" w:cs="Times New Roman"/>
-          <w:bCs/>
-          <w:sz w:val="28"/>
-          <w:szCs w:val="28"/>
-        </w:rPr>
-        <w:t xml:space="preserve"> </w:t>
-      </w:r>
-      <w:proofErr w:type="spellStart"/>
-      <w:r>
-        <w:rPr>
-          <w:rFonts w:ascii="Times New Roman" w:hAnsi="Times New Roman" w:cs="Times New Roman"/>
-          <w:bCs/>
-          <w:sz w:val="28"/>
-          <w:szCs w:val="28"/>
-        </w:rPr>
-        <w:t>decimal</w:t>
-      </w:r>
-      <w:proofErr w:type="spellEnd"/>
-      <w:r>
-        <w:rPr>
-          <w:rFonts w:ascii="Times New Roman" w:hAnsi="Times New Roman" w:cs="Times New Roman"/>
-          <w:bCs/>
-          <w:sz w:val="28"/>
-          <w:szCs w:val="28"/>
-        </w:rPr>
-        <w:t xml:space="preserve"> </w:t>
-      </w:r>
-      <w:r>
-        <w:rPr>
-          <w:rFonts w:ascii="Times New Roman" w:hAnsi="Times New Roman" w:cs="Times New Roman"/>
-          <w:bCs/>
-          <w:sz w:val="28"/>
-          <w:szCs w:val="28"/>
-        </w:rPr>
-        <w:t>-</w:t>
-      </w:r>
-      <w:r>
-        <w:rPr>
-          <w:rFonts w:ascii="Times New Roman" w:hAnsi="Times New Roman" w:cs="Times New Roman"/>
-          <w:bCs/>
-          <w:sz w:val="28"/>
-          <w:szCs w:val="28"/>
-        </w:rPr>
-        <w:t xml:space="preserve"> базовая цена товара (без учёта скидок), </w:t>
-      </w:r>
-      <w:proofErr w:type="spellStart"/>
-      <w:r>
-        <w:rPr>
-          <w:rFonts w:ascii="Times New Roman" w:hAnsi="Times New Roman" w:cs="Times New Roman"/>
-          <w:bCs/>
-          <w:sz w:val="28"/>
-          <w:szCs w:val="28"/>
-        </w:rPr>
-        <w:t>изображение_</w:t>
-      </w:r>
-      <w:proofErr w:type="gramStart"/>
-      <w:r>
-        <w:rPr>
-          <w:rFonts w:ascii="Times New Roman" w:hAnsi="Times New Roman" w:cs="Times New Roman"/>
-          <w:bCs/>
-          <w:sz w:val="28"/>
-          <w:szCs w:val="28"/>
-        </w:rPr>
-        <w:t>товара</w:t>
-      </w:r>
-      <w:proofErr w:type="spellEnd"/>
-      <w:r>
-        <w:rPr>
-          <w:rFonts w:ascii="Times New Roman" w:hAnsi="Times New Roman" w:cs="Times New Roman"/>
-          <w:bCs/>
-          <w:sz w:val="28"/>
-          <w:szCs w:val="28"/>
-        </w:rPr>
-        <w:t xml:space="preserve"> :</w:t>
-      </w:r>
-      <w:proofErr w:type="gramEnd"/>
-      <w:r>
-        <w:rPr>
-          <w:rFonts w:ascii="Times New Roman" w:hAnsi="Times New Roman" w:cs="Times New Roman"/>
-          <w:bCs/>
-          <w:sz w:val="28"/>
-          <w:szCs w:val="28"/>
-        </w:rPr>
-        <w:t xml:space="preserve"> </w:t>
+        <w:t xml:space="preserve"> : </w:t>
       </w:r>
       <w:proofErr w:type="spellStart"/>
       <w:r>
@@ -11737,7 +11536,75 @@
           <w:sz w:val="28"/>
           <w:szCs w:val="28"/>
         </w:rPr>
-        <w:t xml:space="preserve"> уникальный идентификатор записи о дате доставки, </w:t>
+        <w:t xml:space="preserve"> уникальный идентификатор записи о дате доставки, статус : </w:t>
+      </w:r>
+      <w:proofErr w:type="spellStart"/>
+      <w:r>
+        <w:rPr>
+          <w:rFonts w:ascii="Times New Roman" w:hAnsi="Times New Roman" w:cs="Times New Roman"/>
+          <w:bCs/>
+          <w:sz w:val="28"/>
+          <w:szCs w:val="28"/>
+        </w:rPr>
+        <w:t>string</w:t>
+      </w:r>
+      <w:proofErr w:type="spellEnd"/>
+      <w:r>
+        <w:rPr>
+          <w:rFonts w:ascii="Times New Roman" w:hAnsi="Times New Roman" w:cs="Times New Roman"/>
+          <w:bCs/>
+          <w:sz w:val="28"/>
+          <w:szCs w:val="28"/>
+        </w:rPr>
+        <w:t xml:space="preserve"> () </w:t>
+      </w:r>
+      <w:r>
+        <w:rPr>
+          <w:rFonts w:ascii="Times New Roman" w:hAnsi="Times New Roman" w:cs="Times New Roman"/>
+          <w:bCs/>
+          <w:sz w:val="28"/>
+          <w:szCs w:val="28"/>
+        </w:rPr>
+        <w:t>-</w:t>
+      </w:r>
+      <w:r>
+        <w:rPr>
+          <w:rFonts w:ascii="Times New Roman" w:hAnsi="Times New Roman" w:cs="Times New Roman"/>
+          <w:bCs/>
+          <w:sz w:val="28"/>
+          <w:szCs w:val="28"/>
+        </w:rPr>
+        <w:t xml:space="preserve"> статус доступности (например, «свободно», «занято», «резерв»). Синтаксис </w:t>
+      </w:r>
+      <w:proofErr w:type="spellStart"/>
+      <w:r>
+        <w:rPr>
+          <w:rFonts w:ascii="Times New Roman" w:hAnsi="Times New Roman" w:cs="Times New Roman"/>
+          <w:bCs/>
+          <w:sz w:val="28"/>
+          <w:szCs w:val="28"/>
+        </w:rPr>
+        <w:t>string</w:t>
+      </w:r>
+      <w:proofErr w:type="spellEnd"/>
+      <w:r>
+        <w:rPr>
+          <w:rFonts w:ascii="Times New Roman" w:hAnsi="Times New Roman" w:cs="Times New Roman"/>
+          <w:bCs/>
+          <w:sz w:val="28"/>
+          <w:szCs w:val="28"/>
+        </w:rPr>
+        <w:t xml:space="preserve"> () может означать перечисление возможных значений, </w:t>
+      </w:r>
+      <w:proofErr w:type="spellStart"/>
+      <w:r>
+        <w:rPr>
+          <w:rFonts w:ascii="Times New Roman" w:hAnsi="Times New Roman" w:cs="Times New Roman"/>
+          <w:bCs/>
+          <w:sz w:val="28"/>
+          <w:szCs w:val="28"/>
+        </w:rPr>
+        <w:t>магазин_</w:t>
       </w:r>
       <w:proofErr w:type="gramStart"/>
       <w:r>
@@ -11747,7 +11614,17 @@
           <w:sz w:val="28"/>
           <w:szCs w:val="28"/>
         </w:rPr>
-        <w:t>статус :</w:t>
+        <w:t>id</w:t>
+      </w:r>
+      <w:proofErr w:type="spellEnd"/>
+      <w:r>
+        <w:rPr>
+          <w:rFonts w:ascii="Times New Roman" w:hAnsi="Times New Roman" w:cs="Times New Roman"/>
+          <w:bCs/>
+          <w:sz w:val="28"/>
+          <w:szCs w:val="28"/>
+        </w:rPr>
+        <w:t xml:space="preserve"> :</w:t>
       </w:r>
       <w:proofErr w:type="gramEnd"/>
       <w:r>
@@ -11767,7 +11644,7 @@
           <w:sz w:val="28"/>
           <w:szCs w:val="28"/>
         </w:rPr>
-        <w:t>string</w:t>
+        <w:t>int</w:t>
       </w:r>
       <w:proofErr w:type="spellEnd"/>
       <w:r>
@@ -11777,7 +11654,7 @@
           <w:sz w:val="28"/>
           <w:szCs w:val="28"/>
         </w:rPr>
-        <w:t xml:space="preserve"> () </w:t>
+        <w:t xml:space="preserve"> </w:t>
       </w:r>
       <w:r>
         <w:rPr>
@@ -11795,7 +11672,7 @@
           <w:sz w:val="28"/>
           <w:szCs w:val="28"/>
         </w:rPr>
-        <w:t xml:space="preserve"> статус доступности (например, «свободно», «занято», «резерв»). Синтаксис </w:t>
+        <w:t xml:space="preserve"> идентификатор магазина (если сеть), дата : </w:t>
       </w:r>
       <w:proofErr w:type="spellStart"/>
       <w:r>
@@ -11805,7 +11682,7 @@
           <w:sz w:val="28"/>
           <w:szCs w:val="28"/>
         </w:rPr>
-        <w:t>string</w:t>
+        <w:t>date</w:t>
       </w:r>
       <w:proofErr w:type="spellEnd"/>
       <w:r>
@@ -11815,68 +11692,8 @@
           <w:sz w:val="28"/>
           <w:szCs w:val="28"/>
         </w:rPr>
-        <w:t xml:space="preserve"> () может означать перечисление возможных значений, </w:t>
-      </w:r>
-      <w:proofErr w:type="spellStart"/>
-      <w:r>
-        <w:rPr>
-          <w:rFonts w:ascii="Times New Roman" w:hAnsi="Times New Roman" w:cs="Times New Roman"/>
-          <w:bCs/>
-          <w:sz w:val="28"/>
-          <w:szCs w:val="28"/>
-        </w:rPr>
-        <w:t>магазин_</w:t>
-      </w:r>
-      <w:proofErr w:type="gramStart"/>
-      <w:r>
-        <w:rPr>
-          <w:rFonts w:ascii="Times New Roman" w:hAnsi="Times New Roman" w:cs="Times New Roman"/>
-          <w:bCs/>
-          <w:sz w:val="28"/>
-          <w:szCs w:val="28"/>
-        </w:rPr>
-        <w:t>id</w:t>
-      </w:r>
-      <w:proofErr w:type="spellEnd"/>
-      <w:r>
-        <w:rPr>
-          <w:rFonts w:ascii="Times New Roman" w:hAnsi="Times New Roman" w:cs="Times New Roman"/>
-          <w:bCs/>
-          <w:sz w:val="28"/>
-          <w:szCs w:val="28"/>
-        </w:rPr>
-        <w:t xml:space="preserve"> :</w:t>
-      </w:r>
-      <w:proofErr w:type="gramEnd"/>
-      <w:r>
-        <w:rPr>
-          <w:rFonts w:ascii="Times New Roman" w:hAnsi="Times New Roman" w:cs="Times New Roman"/>
-          <w:bCs/>
-          <w:sz w:val="28"/>
-          <w:szCs w:val="28"/>
-        </w:rPr>
         <w:t xml:space="preserve"> </w:t>
       </w:r>
-      <w:proofErr w:type="spellStart"/>
-      <w:r>
-        <w:rPr>
-          <w:rFonts w:ascii="Times New Roman" w:hAnsi="Times New Roman" w:cs="Times New Roman"/>
-          <w:bCs/>
-          <w:sz w:val="28"/>
-          <w:szCs w:val="28"/>
-        </w:rPr>
-        <w:t>int</w:t>
-      </w:r>
-      <w:proofErr w:type="spellEnd"/>
-      <w:r>
-        <w:rPr>
-          <w:rFonts w:ascii="Times New Roman" w:hAnsi="Times New Roman" w:cs="Times New Roman"/>
-          <w:bCs/>
-          <w:sz w:val="28"/>
-          <w:szCs w:val="28"/>
-        </w:rPr>
-        <w:t xml:space="preserve"> </w:t>
-      </w:r>
       <w:r>
         <w:rPr>
           <w:rFonts w:ascii="Times New Roman" w:hAnsi="Times New Roman" w:cs="Times New Roman"/>
@@ -11893,85 +11710,7 @@
           <w:sz w:val="28"/>
           <w:szCs w:val="28"/>
         </w:rPr>
-        <w:t xml:space="preserve"> идентификатор магазина (если сеть), </w:t>
-      </w:r>
-      <w:proofErr w:type="gramStart"/>
-      <w:r>
-        <w:rPr>
-          <w:rFonts w:ascii="Times New Roman" w:hAnsi="Times New Roman" w:cs="Times New Roman"/>
-          <w:bCs/>
-          <w:sz w:val="28"/>
-          <w:szCs w:val="28"/>
-        </w:rPr>
-        <w:t>дата :</w:t>
-      </w:r>
-      <w:proofErr w:type="gramEnd"/>
-      <w:r>
-        <w:rPr>
-          <w:rFonts w:ascii="Times New Roman" w:hAnsi="Times New Roman" w:cs="Times New Roman"/>
-          <w:bCs/>
-          <w:sz w:val="28"/>
-          <w:szCs w:val="28"/>
-        </w:rPr>
-        <w:t xml:space="preserve"> </w:t>
-      </w:r>
-      <w:proofErr w:type="spellStart"/>
-      <w:r>
-        <w:rPr>
-          <w:rFonts w:ascii="Times New Roman" w:hAnsi="Times New Roman" w:cs="Times New Roman"/>
-          <w:bCs/>
-          <w:sz w:val="28"/>
-          <w:szCs w:val="28"/>
-        </w:rPr>
-        <w:t>date</w:t>
-      </w:r>
-      <w:proofErr w:type="spellEnd"/>
-      <w:r>
-        <w:rPr>
-          <w:rFonts w:ascii="Times New Roman" w:hAnsi="Times New Roman" w:cs="Times New Roman"/>
-          <w:bCs/>
-          <w:sz w:val="28"/>
-          <w:szCs w:val="28"/>
-        </w:rPr>
-        <w:t xml:space="preserve"> </w:t>
-      </w:r>
-      <w:r>
-        <w:rPr>
-          <w:rFonts w:ascii="Times New Roman" w:hAnsi="Times New Roman" w:cs="Times New Roman"/>
-          <w:bCs/>
-          <w:sz w:val="28"/>
-          <w:szCs w:val="28"/>
-        </w:rPr>
-        <w:t>-</w:t>
-      </w:r>
-      <w:r>
-        <w:rPr>
-          <w:rFonts w:ascii="Times New Roman" w:hAnsi="Times New Roman" w:cs="Times New Roman"/>
-          <w:bCs/>
-          <w:sz w:val="28"/>
-          <w:szCs w:val="28"/>
-        </w:rPr>
-        <w:t xml:space="preserve"> конкретная дата доставки, </w:t>
-      </w:r>
-      <w:proofErr w:type="gramStart"/>
-      <w:r>
-        <w:rPr>
-          <w:rFonts w:ascii="Times New Roman" w:hAnsi="Times New Roman" w:cs="Times New Roman"/>
-          <w:bCs/>
-          <w:sz w:val="28"/>
-          <w:szCs w:val="28"/>
-        </w:rPr>
-        <w:t>время :</w:t>
-      </w:r>
-      <w:proofErr w:type="gramEnd"/>
-      <w:r>
-        <w:rPr>
-          <w:rFonts w:ascii="Times New Roman" w:hAnsi="Times New Roman" w:cs="Times New Roman"/>
-          <w:bCs/>
-          <w:sz w:val="28"/>
-          <w:szCs w:val="28"/>
-        </w:rPr>
-        <w:t xml:space="preserve"> </w:t>
+        <w:t xml:space="preserve"> конкретная дата доставки, время : </w:t>
       </w:r>
       <w:proofErr w:type="spellStart"/>
       <w:r>
@@ -12669,27 +12408,7 @@
           <w:sz w:val="28"/>
           <w:szCs w:val="28"/>
         </w:rPr>
-        <w:t xml:space="preserve">Техническое </w:t>
-      </w:r>
-      <w:proofErr w:type="gramStart"/>
-      <w:r>
-        <w:rPr>
-          <w:rFonts w:ascii="Times New Roman" w:hAnsi="Times New Roman" w:cs="Times New Roman"/>
-          <w:bCs/>
-          <w:sz w:val="28"/>
-          <w:szCs w:val="28"/>
-        </w:rPr>
-        <w:t>задание(</w:t>
-      </w:r>
-      <w:proofErr w:type="gramEnd"/>
-      <w:r>
-        <w:rPr>
-          <w:rFonts w:ascii="Times New Roman" w:hAnsi="Times New Roman" w:cs="Times New Roman"/>
-          <w:bCs/>
-          <w:sz w:val="28"/>
-          <w:szCs w:val="28"/>
-        </w:rPr>
-        <w:t>ТЗ)</w:t>
+        <w:t>Техническое задание(ТЗ)</w:t>
       </w:r>
     </w:p>
     <w:p>
@@ -13044,27 +12763,7 @@
           <w:sz w:val="28"/>
           <w:szCs w:val="28"/>
         </w:rPr>
-        <w:t>Оперативная память</w:t>
-      </w:r>
-      <w:proofErr w:type="gramStart"/>
-      <w:r>
-        <w:rPr>
-          <w:rFonts w:ascii="Times New Roman" w:hAnsi="Times New Roman" w:cs="Times New Roman"/>
-          <w:bCs/>
-          <w:sz w:val="28"/>
-          <w:szCs w:val="28"/>
-        </w:rPr>
-        <w:t>: Не</w:t>
-      </w:r>
-      <w:proofErr w:type="gramEnd"/>
-      <w:r>
-        <w:rPr>
-          <w:rFonts w:ascii="Times New Roman" w:hAnsi="Times New Roman" w:cs="Times New Roman"/>
-          <w:bCs/>
-          <w:sz w:val="28"/>
-          <w:szCs w:val="28"/>
-        </w:rPr>
-        <w:t xml:space="preserve"> менее 4 ГБ.</w:t>
+        <w:t>Оперативная память: Не менее 4 ГБ.</w:t>
       </w:r>
     </w:p>
     <w:p>
@@ -13913,7 +13612,7 @@
           <w:sz w:val="28"/>
           <w:szCs w:val="28"/>
         </w:rPr>
-        <w:t xml:space="preserve">Необходимое ПО: Актуальная версия веб-браузера (Google </w:t>
+        <w:t xml:space="preserve">Необходимое ПО: Актуальная версия веб-браузера (Google Chrome, </w:t>
       </w:r>
       <w:proofErr w:type="spellStart"/>
       <w:r>
@@ -13923,7 +13622,7 @@
           <w:sz w:val="28"/>
           <w:szCs w:val="28"/>
         </w:rPr>
-        <w:t>Chrome</w:t>
+        <w:t>Microsoft</w:t>
       </w:r>
       <w:proofErr w:type="spellEnd"/>
       <w:r>
@@ -13933,7 +13632,27 @@
           <w:sz w:val="28"/>
           <w:szCs w:val="28"/>
         </w:rPr>
-        <w:t xml:space="preserve">, Microsoft Edge) или установленное клиентское приложение (в </w:t>
+        <w:t xml:space="preserve"> </w:t>
+      </w:r>
+      <w:proofErr w:type="spellStart"/>
+      <w:r>
+        <w:rPr>
+          <w:rFonts w:ascii="Times New Roman" w:hAnsi="Times New Roman" w:cs="Times New Roman"/>
+          <w:bCs/>
+          <w:sz w:val="28"/>
+          <w:szCs w:val="28"/>
+        </w:rPr>
+        <w:t>Edge</w:t>
+      </w:r>
+      <w:proofErr w:type="spellEnd"/>
+      <w:r>
+        <w:rPr>
+          <w:rFonts w:ascii="Times New Roman" w:hAnsi="Times New Roman" w:cs="Times New Roman"/>
+          <w:bCs/>
+          <w:sz w:val="28"/>
+          <w:szCs w:val="28"/>
+        </w:rPr>
+        <w:t xml:space="preserve">) или установленное клиентское приложение (в </w:t>
       </w:r>
       <w:r>
         <w:rPr>
@@ -14067,47 +13786,7 @@
           <w:sz w:val="28"/>
           <w:szCs w:val="28"/>
         </w:rPr>
-        <w:t>Сервер базы данных</w:t>
-      </w:r>
-      <w:proofErr w:type="gramStart"/>
-      <w:r>
-        <w:rPr>
-          <w:rFonts w:ascii="Times New Roman" w:hAnsi="Times New Roman" w:cs="Times New Roman"/>
-          <w:bCs/>
-          <w:sz w:val="28"/>
-          <w:szCs w:val="28"/>
-        </w:rPr>
-        <w:t>: Для</w:t>
-      </w:r>
-      <w:proofErr w:type="gramEnd"/>
-      <w:r>
-        <w:rPr>
-          <w:rFonts w:ascii="Times New Roman" w:hAnsi="Times New Roman" w:cs="Times New Roman"/>
-          <w:bCs/>
-          <w:sz w:val="28"/>
-          <w:szCs w:val="28"/>
-        </w:rPr>
-        <w:t xml:space="preserve"> обеспечения стабильной работы системы необходим выделенный сервер или виртуальная машина со следующей конфигурацией: Процессор: Два процессора Intel Xeon (или аналогичных) с частотой не менее 3 ГГц. Оперативная память</w:t>
-      </w:r>
-      <w:proofErr w:type="gramStart"/>
-      <w:r>
-        <w:rPr>
-          <w:rFonts w:ascii="Times New Roman" w:hAnsi="Times New Roman" w:cs="Times New Roman"/>
-          <w:bCs/>
-          <w:sz w:val="28"/>
-          <w:szCs w:val="28"/>
-        </w:rPr>
-        <w:t>: Не</w:t>
-      </w:r>
-      <w:proofErr w:type="gramEnd"/>
-      <w:r>
-        <w:rPr>
-          <w:rFonts w:ascii="Times New Roman" w:hAnsi="Times New Roman" w:cs="Times New Roman"/>
-          <w:bCs/>
-          <w:sz w:val="28"/>
-          <w:szCs w:val="28"/>
-        </w:rPr>
-        <w:t xml:space="preserve"> менее 16 ГБ. Дисковая подсистема: RAID-массив из не менее чем четырех жестких дисков (SSD рекомендуется) по 146 ГБ каждый для обеспечения отказоустойчивости и скорости. Сетевой адаптер: Гигабитный Ethernet (1000 Мбит/с). Резервное копирование: Система для регулярного резервного копирования данных.</w:t>
+        <w:t>Сервер базы данных: Для обеспечения стабильной работы системы необходим выделенный сервер или виртуальная машина со следующей конфигурацией: Процессор: Два процессора Intel Xeon (или аналогичных) с частотой не менее 3 ГГц. Оперативная память: Не менее 16 ГБ. Дисковая подсистема: RAID-массив из не менее чем четырех жестких дисков (SSD рекомендуется) по 146 ГБ каждый для обеспечения отказоустойчивости и скорости. Сетевой адаптер: Гигабитный Ethernet (1000 Мбит/с). Резервное копирование: Система для регулярного резервного копирования данных.</w:t>
       </w:r>
     </w:p>
     <w:p>
@@ -20604,6 +20283,7 @@
           <w:noProof/>
           <w:sz w:val="28"/>
           <w:szCs w:val="28"/>
+          <w:lang w:eastAsia="ru-RU"/>
         </w:rPr>
         <w:lastRenderedPageBreak/>
         <w:drawing>
@@ -21238,31 +20918,17 @@
                 <w:lang w:eastAsia="ru-RU"/>
               </w:rPr>
             </w:pPr>
-            <w:proofErr w:type="gramStart"/>
-            <w:r>
-              <w:rPr>
-                <w:rFonts w:ascii="Times New Roman" w:eastAsia="Times New Roman" w:hAnsi="Times New Roman"/>
-                <w:bCs/>
-                <w:color w:val="1D1D1F"/>
-                <w:sz w:val="28"/>
-                <w:szCs w:val="28"/>
-                <w:bdr w:val="single" w:sz="2" w:space="0" w:color="E3E3E3" w:frame="1"/>
-                <w:lang w:eastAsia="ru-RU"/>
-              </w:rPr>
-              <w:t>VARCHAR(</w:t>
-            </w:r>
-            <w:proofErr w:type="gramEnd"/>
-            <w:r>
-              <w:rPr>
-                <w:rFonts w:ascii="Times New Roman" w:eastAsia="Times New Roman" w:hAnsi="Times New Roman"/>
-                <w:bCs/>
-                <w:color w:val="1D1D1F"/>
-                <w:sz w:val="28"/>
-                <w:szCs w:val="28"/>
-                <w:bdr w:val="single" w:sz="2" w:space="0" w:color="E3E3E3" w:frame="1"/>
-                <w:lang w:eastAsia="ru-RU"/>
-              </w:rPr>
-              <w:t>100)</w:t>
+            <w:r>
+              <w:rPr>
+                <w:rFonts w:ascii="Times New Roman" w:eastAsia="Times New Roman" w:hAnsi="Times New Roman"/>
+                <w:bCs/>
+                <w:color w:val="1D1D1F"/>
+                <w:sz w:val="28"/>
+                <w:szCs w:val="28"/>
+                <w:bdr w:val="single" w:sz="2" w:space="0" w:color="E3E3E3" w:frame="1"/>
+                <w:lang w:eastAsia="ru-RU"/>
+              </w:rPr>
+              <w:t>VARCHAR(100)</w:t>
             </w:r>
           </w:p>
         </w:tc>
@@ -21428,31 +21094,17 @@
                 <w:lang w:eastAsia="ru-RU"/>
               </w:rPr>
             </w:pPr>
-            <w:proofErr w:type="gramStart"/>
-            <w:r>
-              <w:rPr>
-                <w:rFonts w:ascii="Times New Roman" w:eastAsia="Times New Roman" w:hAnsi="Times New Roman"/>
-                <w:bCs/>
-                <w:color w:val="1D1D1F"/>
-                <w:sz w:val="28"/>
-                <w:szCs w:val="28"/>
-                <w:bdr w:val="single" w:sz="2" w:space="0" w:color="E3E3E3" w:frame="1"/>
-                <w:lang w:eastAsia="ru-RU"/>
-              </w:rPr>
-              <w:t>VARCHAR(</w:t>
-            </w:r>
-            <w:proofErr w:type="gramEnd"/>
-            <w:r>
-              <w:rPr>
-                <w:rFonts w:ascii="Times New Roman" w:eastAsia="Times New Roman" w:hAnsi="Times New Roman"/>
-                <w:bCs/>
-                <w:color w:val="1D1D1F"/>
-                <w:sz w:val="28"/>
-                <w:szCs w:val="28"/>
-                <w:bdr w:val="single" w:sz="2" w:space="0" w:color="E3E3E3" w:frame="1"/>
-                <w:lang w:eastAsia="ru-RU"/>
-              </w:rPr>
-              <w:t>255)</w:t>
+            <w:r>
+              <w:rPr>
+                <w:rFonts w:ascii="Times New Roman" w:eastAsia="Times New Roman" w:hAnsi="Times New Roman"/>
+                <w:bCs/>
+                <w:color w:val="1D1D1F"/>
+                <w:sz w:val="28"/>
+                <w:szCs w:val="28"/>
+                <w:bdr w:val="single" w:sz="2" w:space="0" w:color="E3E3E3" w:frame="1"/>
+                <w:lang w:eastAsia="ru-RU"/>
+              </w:rPr>
+              <w:t>VARCHAR(255)</w:t>
             </w:r>
           </w:p>
         </w:tc>
@@ -21618,31 +21270,17 @@
                 <w:lang w:eastAsia="ru-RU"/>
               </w:rPr>
             </w:pPr>
-            <w:proofErr w:type="gramStart"/>
-            <w:r>
-              <w:rPr>
-                <w:rFonts w:ascii="Times New Roman" w:eastAsia="Times New Roman" w:hAnsi="Times New Roman"/>
-                <w:bCs/>
-                <w:color w:val="1D1D1F"/>
-                <w:sz w:val="28"/>
-                <w:szCs w:val="28"/>
-                <w:bdr w:val="single" w:sz="2" w:space="0" w:color="E3E3E3" w:frame="1"/>
-                <w:lang w:eastAsia="ru-RU"/>
-              </w:rPr>
-              <w:t>VARCHAR(</w:t>
-            </w:r>
-            <w:proofErr w:type="gramEnd"/>
-            <w:r>
-              <w:rPr>
-                <w:rFonts w:ascii="Times New Roman" w:eastAsia="Times New Roman" w:hAnsi="Times New Roman"/>
-                <w:bCs/>
-                <w:color w:val="1D1D1F"/>
-                <w:sz w:val="28"/>
-                <w:szCs w:val="28"/>
-                <w:bdr w:val="single" w:sz="2" w:space="0" w:color="E3E3E3" w:frame="1"/>
-                <w:lang w:eastAsia="ru-RU"/>
-              </w:rPr>
-              <w:t>15)</w:t>
+            <w:r>
+              <w:rPr>
+                <w:rFonts w:ascii="Times New Roman" w:eastAsia="Times New Roman" w:hAnsi="Times New Roman"/>
+                <w:bCs/>
+                <w:color w:val="1D1D1F"/>
+                <w:sz w:val="28"/>
+                <w:szCs w:val="28"/>
+                <w:bdr w:val="single" w:sz="2" w:space="0" w:color="E3E3E3" w:frame="1"/>
+                <w:lang w:eastAsia="ru-RU"/>
+              </w:rPr>
+              <w:t>VARCHAR(15)</w:t>
             </w:r>
           </w:p>
         </w:tc>
@@ -21808,31 +21446,17 @@
                 <w:lang w:eastAsia="ru-RU"/>
               </w:rPr>
             </w:pPr>
-            <w:proofErr w:type="gramStart"/>
-            <w:r>
-              <w:rPr>
-                <w:rFonts w:ascii="Times New Roman" w:eastAsia="Times New Roman" w:hAnsi="Times New Roman"/>
-                <w:bCs/>
-                <w:color w:val="1D1D1F"/>
-                <w:sz w:val="28"/>
-                <w:szCs w:val="28"/>
-                <w:bdr w:val="single" w:sz="2" w:space="0" w:color="E3E3E3" w:frame="1"/>
-                <w:lang w:eastAsia="ru-RU"/>
-              </w:rPr>
-              <w:t>VARCHAR(</w:t>
-            </w:r>
-            <w:proofErr w:type="gramEnd"/>
-            <w:r>
-              <w:rPr>
-                <w:rFonts w:ascii="Times New Roman" w:eastAsia="Times New Roman" w:hAnsi="Times New Roman"/>
-                <w:bCs/>
-                <w:color w:val="1D1D1F"/>
-                <w:sz w:val="28"/>
-                <w:szCs w:val="28"/>
-                <w:bdr w:val="single" w:sz="2" w:space="0" w:color="E3E3E3" w:frame="1"/>
-                <w:lang w:eastAsia="ru-RU"/>
-              </w:rPr>
-              <w:t>100)</w:t>
+            <w:r>
+              <w:rPr>
+                <w:rFonts w:ascii="Times New Roman" w:eastAsia="Times New Roman" w:hAnsi="Times New Roman"/>
+                <w:bCs/>
+                <w:color w:val="1D1D1F"/>
+                <w:sz w:val="28"/>
+                <w:szCs w:val="28"/>
+                <w:bdr w:val="single" w:sz="2" w:space="0" w:color="E3E3E3" w:frame="1"/>
+                <w:lang w:eastAsia="ru-RU"/>
+              </w:rPr>
+              <w:t>VARCHAR(100)</w:t>
             </w:r>
           </w:p>
         </w:tc>
@@ -22956,31 +22580,17 @@
                 <w:lang w:eastAsia="ru-RU"/>
               </w:rPr>
             </w:pPr>
-            <w:proofErr w:type="gramStart"/>
-            <w:r>
-              <w:rPr>
-                <w:rFonts w:ascii="Times New Roman" w:eastAsia="Times New Roman" w:hAnsi="Times New Roman"/>
-                <w:bCs/>
-                <w:color w:val="1D1D1F"/>
-                <w:sz w:val="28"/>
-                <w:szCs w:val="28"/>
-                <w:bdr w:val="single" w:sz="2" w:space="0" w:color="E3E3E3" w:frame="1"/>
-                <w:lang w:eastAsia="ru-RU"/>
-              </w:rPr>
-              <w:t>VARCHAR(</w:t>
-            </w:r>
-            <w:proofErr w:type="gramEnd"/>
-            <w:r>
-              <w:rPr>
-                <w:rFonts w:ascii="Times New Roman" w:eastAsia="Times New Roman" w:hAnsi="Times New Roman"/>
-                <w:bCs/>
-                <w:color w:val="1D1D1F"/>
-                <w:sz w:val="28"/>
-                <w:szCs w:val="28"/>
-                <w:bdr w:val="single" w:sz="2" w:space="0" w:color="E3E3E3" w:frame="1"/>
-                <w:lang w:eastAsia="ru-RU"/>
-              </w:rPr>
-              <w:t>20)</w:t>
+            <w:r>
+              <w:rPr>
+                <w:rFonts w:ascii="Times New Roman" w:eastAsia="Times New Roman" w:hAnsi="Times New Roman"/>
+                <w:bCs/>
+                <w:color w:val="1D1D1F"/>
+                <w:sz w:val="28"/>
+                <w:szCs w:val="28"/>
+                <w:bdr w:val="single" w:sz="2" w:space="0" w:color="E3E3E3" w:frame="1"/>
+                <w:lang w:eastAsia="ru-RU"/>
+              </w:rPr>
+              <w:t>VARCHAR(20)</w:t>
             </w:r>
           </w:p>
         </w:tc>
@@ -23493,31 +23103,17 @@
                 <w:lang w:eastAsia="ru-RU"/>
               </w:rPr>
             </w:pPr>
-            <w:proofErr w:type="gramStart"/>
-            <w:r>
-              <w:rPr>
-                <w:rFonts w:ascii="Times New Roman" w:eastAsia="Times New Roman" w:hAnsi="Times New Roman"/>
-                <w:bCs/>
-                <w:color w:val="1D1D1F"/>
-                <w:sz w:val="28"/>
-                <w:szCs w:val="28"/>
-                <w:bdr w:val="single" w:sz="2" w:space="0" w:color="E3E3E3" w:frame="1"/>
-                <w:lang w:eastAsia="ru-RU"/>
-              </w:rPr>
-              <w:t>DECIMAL(</w:t>
-            </w:r>
-            <w:proofErr w:type="gramEnd"/>
-            <w:r>
-              <w:rPr>
-                <w:rFonts w:ascii="Times New Roman" w:eastAsia="Times New Roman" w:hAnsi="Times New Roman"/>
-                <w:bCs/>
-                <w:color w:val="1D1D1F"/>
-                <w:sz w:val="28"/>
-                <w:szCs w:val="28"/>
-                <w:bdr w:val="single" w:sz="2" w:space="0" w:color="E3E3E3" w:frame="1"/>
-                <w:lang w:eastAsia="ru-RU"/>
-              </w:rPr>
-              <w:t>10,2)</w:t>
+            <w:r>
+              <w:rPr>
+                <w:rFonts w:ascii="Times New Roman" w:eastAsia="Times New Roman" w:hAnsi="Times New Roman"/>
+                <w:bCs/>
+                <w:color w:val="1D1D1F"/>
+                <w:sz w:val="28"/>
+                <w:szCs w:val="28"/>
+                <w:bdr w:val="single" w:sz="2" w:space="0" w:color="E3E3E3" w:frame="1"/>
+                <w:lang w:eastAsia="ru-RU"/>
+              </w:rPr>
+              <w:t>DECIMAL(10,2)</w:t>
             </w:r>
           </w:p>
         </w:tc>
@@ -24278,31 +23874,17 @@
                 <w:lang w:eastAsia="ru-RU"/>
               </w:rPr>
             </w:pPr>
-            <w:proofErr w:type="gramStart"/>
-            <w:r>
-              <w:rPr>
-                <w:rFonts w:ascii="Times New Roman" w:eastAsia="Times New Roman" w:hAnsi="Times New Roman"/>
-                <w:bCs/>
-                <w:color w:val="1D1D1F"/>
-                <w:sz w:val="28"/>
-                <w:szCs w:val="28"/>
-                <w:bdr w:val="single" w:sz="2" w:space="0" w:color="E3E3E3" w:frame="1"/>
-                <w:lang w:eastAsia="ru-RU"/>
-              </w:rPr>
-              <w:t>VARCHAR(</w:t>
-            </w:r>
-            <w:proofErr w:type="gramEnd"/>
-            <w:r>
-              <w:rPr>
-                <w:rFonts w:ascii="Times New Roman" w:eastAsia="Times New Roman" w:hAnsi="Times New Roman"/>
-                <w:bCs/>
-                <w:color w:val="1D1D1F"/>
-                <w:sz w:val="28"/>
-                <w:szCs w:val="28"/>
-                <w:bdr w:val="single" w:sz="2" w:space="0" w:color="E3E3E3" w:frame="1"/>
-                <w:lang w:eastAsia="ru-RU"/>
-              </w:rPr>
-              <w:t>100)</w:t>
+            <w:r>
+              <w:rPr>
+                <w:rFonts w:ascii="Times New Roman" w:eastAsia="Times New Roman" w:hAnsi="Times New Roman"/>
+                <w:bCs/>
+                <w:color w:val="1D1D1F"/>
+                <w:sz w:val="28"/>
+                <w:szCs w:val="28"/>
+                <w:bdr w:val="single" w:sz="2" w:space="0" w:color="E3E3E3" w:frame="1"/>
+                <w:lang w:eastAsia="ru-RU"/>
+              </w:rPr>
+              <w:t>VARCHAR(100)</w:t>
             </w:r>
           </w:p>
         </w:tc>
@@ -25342,31 +24924,17 @@
                 <w:lang w:eastAsia="ru-RU"/>
               </w:rPr>
             </w:pPr>
-            <w:proofErr w:type="gramStart"/>
-            <w:r>
-              <w:rPr>
-                <w:rFonts w:ascii="Times New Roman" w:eastAsia="Times New Roman" w:hAnsi="Times New Roman"/>
-                <w:bCs/>
-                <w:color w:val="1D1D1F"/>
-                <w:sz w:val="28"/>
-                <w:szCs w:val="28"/>
-                <w:bdr w:val="single" w:sz="2" w:space="0" w:color="E3E3E3" w:frame="1"/>
-                <w:lang w:eastAsia="ru-RU"/>
-              </w:rPr>
-              <w:t>DECIMAL(</w:t>
-            </w:r>
-            <w:proofErr w:type="gramEnd"/>
-            <w:r>
-              <w:rPr>
-                <w:rFonts w:ascii="Times New Roman" w:eastAsia="Times New Roman" w:hAnsi="Times New Roman"/>
-                <w:bCs/>
-                <w:color w:val="1D1D1F"/>
-                <w:sz w:val="28"/>
-                <w:szCs w:val="28"/>
-                <w:bdr w:val="single" w:sz="2" w:space="0" w:color="E3E3E3" w:frame="1"/>
-                <w:lang w:eastAsia="ru-RU"/>
-              </w:rPr>
-              <w:t>10,2)</w:t>
+            <w:r>
+              <w:rPr>
+                <w:rFonts w:ascii="Times New Roman" w:eastAsia="Times New Roman" w:hAnsi="Times New Roman"/>
+                <w:bCs/>
+                <w:color w:val="1D1D1F"/>
+                <w:sz w:val="28"/>
+                <w:szCs w:val="28"/>
+                <w:bdr w:val="single" w:sz="2" w:space="0" w:color="E3E3E3" w:frame="1"/>
+                <w:lang w:eastAsia="ru-RU"/>
+              </w:rPr>
+              <w:t>DECIMAL(10,2)</w:t>
             </w:r>
           </w:p>
         </w:tc>
@@ -26101,31 +25669,17 @@
                 <w:lang w:eastAsia="ru-RU"/>
               </w:rPr>
             </w:pPr>
-            <w:proofErr w:type="gramStart"/>
-            <w:r>
-              <w:rPr>
-                <w:rFonts w:ascii="Times New Roman" w:eastAsia="Times New Roman" w:hAnsi="Times New Roman"/>
-                <w:bCs/>
-                <w:color w:val="1D1D1F"/>
-                <w:sz w:val="28"/>
-                <w:szCs w:val="28"/>
-                <w:bdr w:val="single" w:sz="2" w:space="0" w:color="E3E3E3" w:frame="1"/>
-                <w:lang w:eastAsia="ru-RU"/>
-              </w:rPr>
-              <w:t>DECIMAL(</w:t>
-            </w:r>
-            <w:proofErr w:type="gramEnd"/>
-            <w:r>
-              <w:rPr>
-                <w:rFonts w:ascii="Times New Roman" w:eastAsia="Times New Roman" w:hAnsi="Times New Roman"/>
-                <w:bCs/>
-                <w:color w:val="1D1D1F"/>
-                <w:sz w:val="28"/>
-                <w:szCs w:val="28"/>
-                <w:bdr w:val="single" w:sz="2" w:space="0" w:color="E3E3E3" w:frame="1"/>
-                <w:lang w:eastAsia="ru-RU"/>
-              </w:rPr>
-              <w:t>10,2)</w:t>
+            <w:r>
+              <w:rPr>
+                <w:rFonts w:ascii="Times New Roman" w:eastAsia="Times New Roman" w:hAnsi="Times New Roman"/>
+                <w:bCs/>
+                <w:color w:val="1D1D1F"/>
+                <w:sz w:val="28"/>
+                <w:szCs w:val="28"/>
+                <w:bdr w:val="single" w:sz="2" w:space="0" w:color="E3E3E3" w:frame="1"/>
+                <w:lang w:eastAsia="ru-RU"/>
+              </w:rPr>
+              <w:t>DECIMAL(10,2)</w:t>
             </w:r>
           </w:p>
         </w:tc>
@@ -26290,31 +25844,17 @@
                 <w:lang w:eastAsia="ru-RU"/>
               </w:rPr>
             </w:pPr>
-            <w:proofErr w:type="gramStart"/>
-            <w:r>
-              <w:rPr>
-                <w:rFonts w:ascii="Times New Roman" w:eastAsia="Times New Roman" w:hAnsi="Times New Roman"/>
-                <w:bCs/>
-                <w:color w:val="1D1D1F"/>
-                <w:sz w:val="28"/>
-                <w:szCs w:val="28"/>
-                <w:bdr w:val="single" w:sz="2" w:space="0" w:color="E3E3E3" w:frame="1"/>
-                <w:lang w:eastAsia="ru-RU"/>
-              </w:rPr>
-              <w:t>VARCHAR(</w:t>
-            </w:r>
-            <w:proofErr w:type="gramEnd"/>
-            <w:r>
-              <w:rPr>
-                <w:rFonts w:ascii="Times New Roman" w:eastAsia="Times New Roman" w:hAnsi="Times New Roman"/>
-                <w:bCs/>
-                <w:color w:val="1D1D1F"/>
-                <w:sz w:val="28"/>
-                <w:szCs w:val="28"/>
-                <w:bdr w:val="single" w:sz="2" w:space="0" w:color="E3E3E3" w:frame="1"/>
-                <w:lang w:eastAsia="ru-RU"/>
-              </w:rPr>
-              <w:t>50)</w:t>
+            <w:r>
+              <w:rPr>
+                <w:rFonts w:ascii="Times New Roman" w:eastAsia="Times New Roman" w:hAnsi="Times New Roman"/>
+                <w:bCs/>
+                <w:color w:val="1D1D1F"/>
+                <w:sz w:val="28"/>
+                <w:szCs w:val="28"/>
+                <w:bdr w:val="single" w:sz="2" w:space="0" w:color="E3E3E3" w:frame="1"/>
+                <w:lang w:eastAsia="ru-RU"/>
+              </w:rPr>
+              <w:t>VARCHAR(50)</w:t>
             </w:r>
           </w:p>
         </w:tc>
@@ -26477,31 +26017,17 @@
                 <w:lang w:eastAsia="ru-RU"/>
               </w:rPr>
             </w:pPr>
-            <w:proofErr w:type="gramStart"/>
-            <w:r>
-              <w:rPr>
-                <w:rFonts w:ascii="Times New Roman" w:eastAsia="Times New Roman" w:hAnsi="Times New Roman"/>
-                <w:bCs/>
-                <w:color w:val="1D1D1F"/>
-                <w:sz w:val="28"/>
-                <w:szCs w:val="28"/>
-                <w:bdr w:val="single" w:sz="2" w:space="0" w:color="E3E3E3" w:frame="1"/>
-                <w:lang w:eastAsia="ru-RU"/>
-              </w:rPr>
-              <w:t>VARCHAR(</w:t>
-            </w:r>
-            <w:proofErr w:type="gramEnd"/>
-            <w:r>
-              <w:rPr>
-                <w:rFonts w:ascii="Times New Roman" w:eastAsia="Times New Roman" w:hAnsi="Times New Roman"/>
-                <w:bCs/>
-                <w:color w:val="1D1D1F"/>
-                <w:sz w:val="28"/>
-                <w:szCs w:val="28"/>
-                <w:bdr w:val="single" w:sz="2" w:space="0" w:color="E3E3E3" w:frame="1"/>
-                <w:lang w:eastAsia="ru-RU"/>
-              </w:rPr>
-              <w:t>20)</w:t>
+            <w:r>
+              <w:rPr>
+                <w:rFonts w:ascii="Times New Roman" w:eastAsia="Times New Roman" w:hAnsi="Times New Roman"/>
+                <w:bCs/>
+                <w:color w:val="1D1D1F"/>
+                <w:sz w:val="28"/>
+                <w:szCs w:val="28"/>
+                <w:bdr w:val="single" w:sz="2" w:space="0" w:color="E3E3E3" w:frame="1"/>
+                <w:lang w:eastAsia="ru-RU"/>
+              </w:rPr>
+              <w:t>VARCHAR(20)</w:t>
             </w:r>
           </w:p>
         </w:tc>
@@ -27440,31 +26966,17 @@
                 <w:lang w:eastAsia="ru-RU"/>
               </w:rPr>
             </w:pPr>
-            <w:proofErr w:type="gramStart"/>
-            <w:r>
-              <w:rPr>
-                <w:rFonts w:ascii="Times New Roman" w:eastAsia="Times New Roman" w:hAnsi="Times New Roman"/>
-                <w:bCs/>
-                <w:color w:val="1D1D1F"/>
-                <w:sz w:val="28"/>
-                <w:szCs w:val="28"/>
-                <w:bdr w:val="single" w:sz="2" w:space="0" w:color="E3E3E3" w:frame="1"/>
-                <w:lang w:eastAsia="ru-RU"/>
-              </w:rPr>
-              <w:t>DECIMAL(</w:t>
-            </w:r>
-            <w:proofErr w:type="gramEnd"/>
-            <w:r>
-              <w:rPr>
-                <w:rFonts w:ascii="Times New Roman" w:eastAsia="Times New Roman" w:hAnsi="Times New Roman"/>
-                <w:bCs/>
-                <w:color w:val="1D1D1F"/>
-                <w:sz w:val="28"/>
-                <w:szCs w:val="28"/>
-                <w:bdr w:val="single" w:sz="2" w:space="0" w:color="E3E3E3" w:frame="1"/>
-                <w:lang w:eastAsia="ru-RU"/>
-              </w:rPr>
-              <w:t>5,2)</w:t>
+            <w:r>
+              <w:rPr>
+                <w:rFonts w:ascii="Times New Roman" w:eastAsia="Times New Roman" w:hAnsi="Times New Roman"/>
+                <w:bCs/>
+                <w:color w:val="1D1D1F"/>
+                <w:sz w:val="28"/>
+                <w:szCs w:val="28"/>
+                <w:bdr w:val="single" w:sz="2" w:space="0" w:color="E3E3E3" w:frame="1"/>
+                <w:lang w:eastAsia="ru-RU"/>
+              </w:rPr>
+              <w:t>DECIMAL(5,2)</w:t>
             </w:r>
           </w:p>
         </w:tc>
@@ -27802,31 +27314,17 @@
                 <w:lang w:eastAsia="ru-RU"/>
               </w:rPr>
             </w:pPr>
-            <w:proofErr w:type="gramStart"/>
-            <w:r>
-              <w:rPr>
-                <w:rFonts w:ascii="Times New Roman" w:eastAsia="Times New Roman" w:hAnsi="Times New Roman"/>
-                <w:bCs/>
-                <w:color w:val="1D1D1F"/>
-                <w:sz w:val="28"/>
-                <w:szCs w:val="28"/>
-                <w:bdr w:val="single" w:sz="2" w:space="0" w:color="E3E3E3" w:frame="1"/>
-                <w:lang w:eastAsia="ru-RU"/>
-              </w:rPr>
-              <w:t>DECIMAL(</w:t>
-            </w:r>
-            <w:proofErr w:type="gramEnd"/>
-            <w:r>
-              <w:rPr>
-                <w:rFonts w:ascii="Times New Roman" w:eastAsia="Times New Roman" w:hAnsi="Times New Roman"/>
-                <w:bCs/>
-                <w:color w:val="1D1D1F"/>
-                <w:sz w:val="28"/>
-                <w:szCs w:val="28"/>
-                <w:bdr w:val="single" w:sz="2" w:space="0" w:color="E3E3E3" w:frame="1"/>
-                <w:lang w:eastAsia="ru-RU"/>
-              </w:rPr>
-              <w:t>10,2)</w:t>
+            <w:r>
+              <w:rPr>
+                <w:rFonts w:ascii="Times New Roman" w:eastAsia="Times New Roman" w:hAnsi="Times New Roman"/>
+                <w:bCs/>
+                <w:color w:val="1D1D1F"/>
+                <w:sz w:val="28"/>
+                <w:szCs w:val="28"/>
+                <w:bdr w:val="single" w:sz="2" w:space="0" w:color="E3E3E3" w:frame="1"/>
+                <w:lang w:eastAsia="ru-RU"/>
+              </w:rPr>
+              <w:t>DECIMAL(10,2)</w:t>
             </w:r>
           </w:p>
         </w:tc>
@@ -28754,31 +28252,17 @@
                 <w:lang w:eastAsia="ru-RU"/>
               </w:rPr>
             </w:pPr>
-            <w:proofErr w:type="gramStart"/>
-            <w:r>
-              <w:rPr>
-                <w:rFonts w:ascii="Times New Roman" w:eastAsia="Times New Roman" w:hAnsi="Times New Roman"/>
-                <w:bCs/>
-                <w:color w:val="1D1D1F"/>
-                <w:sz w:val="28"/>
-                <w:szCs w:val="28"/>
-                <w:bdr w:val="single" w:sz="2" w:space="0" w:color="E3E3E3" w:frame="1"/>
-                <w:lang w:eastAsia="ru-RU"/>
-              </w:rPr>
-              <w:t>VARCHAR(</w:t>
-            </w:r>
-            <w:proofErr w:type="gramEnd"/>
-            <w:r>
-              <w:rPr>
-                <w:rFonts w:ascii="Times New Roman" w:eastAsia="Times New Roman" w:hAnsi="Times New Roman"/>
-                <w:bCs/>
-                <w:color w:val="1D1D1F"/>
-                <w:sz w:val="28"/>
-                <w:szCs w:val="28"/>
-                <w:bdr w:val="single" w:sz="2" w:space="0" w:color="E3E3E3" w:frame="1"/>
-                <w:lang w:eastAsia="ru-RU"/>
-              </w:rPr>
-              <w:t>255)</w:t>
+            <w:r>
+              <w:rPr>
+                <w:rFonts w:ascii="Times New Roman" w:eastAsia="Times New Roman" w:hAnsi="Times New Roman"/>
+                <w:bCs/>
+                <w:color w:val="1D1D1F"/>
+                <w:sz w:val="28"/>
+                <w:szCs w:val="28"/>
+                <w:bdr w:val="single" w:sz="2" w:space="0" w:color="E3E3E3" w:frame="1"/>
+                <w:lang w:eastAsia="ru-RU"/>
+              </w:rPr>
+              <w:t>VARCHAR(255)</w:t>
             </w:r>
           </w:p>
         </w:tc>
@@ -29120,31 +28604,17 @@
                 <w:lang w:eastAsia="ru-RU"/>
               </w:rPr>
             </w:pPr>
-            <w:proofErr w:type="gramStart"/>
-            <w:r>
-              <w:rPr>
-                <w:rFonts w:ascii="Times New Roman" w:eastAsia="Times New Roman" w:hAnsi="Times New Roman"/>
-                <w:bCs/>
-                <w:color w:val="1D1D1F"/>
-                <w:sz w:val="28"/>
-                <w:szCs w:val="28"/>
-                <w:bdr w:val="single" w:sz="2" w:space="0" w:color="E3E3E3" w:frame="1"/>
-                <w:lang w:eastAsia="ru-RU"/>
-              </w:rPr>
-              <w:t>VARCHAR(</w:t>
-            </w:r>
-            <w:proofErr w:type="gramEnd"/>
-            <w:r>
-              <w:rPr>
-                <w:rFonts w:ascii="Times New Roman" w:eastAsia="Times New Roman" w:hAnsi="Times New Roman"/>
-                <w:bCs/>
-                <w:color w:val="1D1D1F"/>
-                <w:sz w:val="28"/>
-                <w:szCs w:val="28"/>
-                <w:bdr w:val="single" w:sz="2" w:space="0" w:color="E3E3E3" w:frame="1"/>
-                <w:lang w:eastAsia="ru-RU"/>
-              </w:rPr>
-              <w:t>20)</w:t>
+            <w:r>
+              <w:rPr>
+                <w:rFonts w:ascii="Times New Roman" w:eastAsia="Times New Roman" w:hAnsi="Times New Roman"/>
+                <w:bCs/>
+                <w:color w:val="1D1D1F"/>
+                <w:sz w:val="28"/>
+                <w:szCs w:val="28"/>
+                <w:bdr w:val="single" w:sz="2" w:space="0" w:color="E3E3E3" w:frame="1"/>
+                <w:lang w:eastAsia="ru-RU"/>
+              </w:rPr>
+              <w:t>VARCHAR(20)</w:t>
             </w:r>
           </w:p>
         </w:tc>
@@ -29310,31 +28780,17 @@
                 <w:lang w:eastAsia="ru-RU"/>
               </w:rPr>
             </w:pPr>
-            <w:proofErr w:type="gramStart"/>
-            <w:r>
-              <w:rPr>
-                <w:rFonts w:ascii="Times New Roman" w:eastAsia="Times New Roman" w:hAnsi="Times New Roman"/>
-                <w:bCs/>
-                <w:color w:val="1D1D1F"/>
-                <w:sz w:val="28"/>
-                <w:szCs w:val="28"/>
-                <w:bdr w:val="single" w:sz="2" w:space="0" w:color="E3E3E3" w:frame="1"/>
-                <w:lang w:eastAsia="ru-RU"/>
-              </w:rPr>
-              <w:t>VARCHAR(</w:t>
-            </w:r>
-            <w:proofErr w:type="gramEnd"/>
-            <w:r>
-              <w:rPr>
-                <w:rFonts w:ascii="Times New Roman" w:eastAsia="Times New Roman" w:hAnsi="Times New Roman"/>
-                <w:bCs/>
-                <w:color w:val="1D1D1F"/>
-                <w:sz w:val="28"/>
-                <w:szCs w:val="28"/>
-                <w:bdr w:val="single" w:sz="2" w:space="0" w:color="E3E3E3" w:frame="1"/>
-                <w:lang w:eastAsia="ru-RU"/>
-              </w:rPr>
-              <w:t>100)</w:t>
+            <w:r>
+              <w:rPr>
+                <w:rFonts w:ascii="Times New Roman" w:eastAsia="Times New Roman" w:hAnsi="Times New Roman"/>
+                <w:bCs/>
+                <w:color w:val="1D1D1F"/>
+                <w:sz w:val="28"/>
+                <w:szCs w:val="28"/>
+                <w:bdr w:val="single" w:sz="2" w:space="0" w:color="E3E3E3" w:frame="1"/>
+                <w:lang w:eastAsia="ru-RU"/>
+              </w:rPr>
+              <w:t>VARCHAR(100)</w:t>
             </w:r>
           </w:p>
         </w:tc>
@@ -30495,31 +29951,17 @@
                 <w:lang w:eastAsia="ru-RU"/>
               </w:rPr>
             </w:pPr>
-            <w:proofErr w:type="gramStart"/>
-            <w:r>
-              <w:rPr>
-                <w:rFonts w:ascii="Times New Roman" w:eastAsia="Times New Roman" w:hAnsi="Times New Roman"/>
-                <w:bCs/>
-                <w:color w:val="1D1D1F"/>
-                <w:sz w:val="28"/>
-                <w:szCs w:val="28"/>
-                <w:bdr w:val="single" w:sz="2" w:space="0" w:color="E3E3E3" w:frame="1"/>
-                <w:lang w:eastAsia="ru-RU"/>
-              </w:rPr>
-              <w:t>VARCHAR(</w:t>
-            </w:r>
-            <w:proofErr w:type="gramEnd"/>
-            <w:r>
-              <w:rPr>
-                <w:rFonts w:ascii="Times New Roman" w:eastAsia="Times New Roman" w:hAnsi="Times New Roman"/>
-                <w:bCs/>
-                <w:color w:val="1D1D1F"/>
-                <w:sz w:val="28"/>
-                <w:szCs w:val="28"/>
-                <w:bdr w:val="single" w:sz="2" w:space="0" w:color="E3E3E3" w:frame="1"/>
-                <w:lang w:eastAsia="ru-RU"/>
-              </w:rPr>
-              <w:t>50)</w:t>
+            <w:r>
+              <w:rPr>
+                <w:rFonts w:ascii="Times New Roman" w:eastAsia="Times New Roman" w:hAnsi="Times New Roman"/>
+                <w:bCs/>
+                <w:color w:val="1D1D1F"/>
+                <w:sz w:val="28"/>
+                <w:szCs w:val="28"/>
+                <w:bdr w:val="single" w:sz="2" w:space="0" w:color="E3E3E3" w:frame="1"/>
+                <w:lang w:eastAsia="ru-RU"/>
+              </w:rPr>
+              <w:t>VARCHAR(50)</w:t>
             </w:r>
           </w:p>
         </w:tc>
@@ -30685,31 +30127,17 @@
                 <w:lang w:eastAsia="ru-RU"/>
               </w:rPr>
             </w:pPr>
-            <w:proofErr w:type="gramStart"/>
-            <w:r>
-              <w:rPr>
-                <w:rFonts w:ascii="Times New Roman" w:eastAsia="Times New Roman" w:hAnsi="Times New Roman"/>
-                <w:bCs/>
-                <w:color w:val="1D1D1F"/>
-                <w:sz w:val="28"/>
-                <w:szCs w:val="28"/>
-                <w:bdr w:val="single" w:sz="2" w:space="0" w:color="E3E3E3" w:frame="1"/>
-                <w:lang w:eastAsia="ru-RU"/>
-              </w:rPr>
-              <w:t>TINYINT(</w:t>
-            </w:r>
-            <w:proofErr w:type="gramEnd"/>
-            <w:r>
-              <w:rPr>
-                <w:rFonts w:ascii="Times New Roman" w:eastAsia="Times New Roman" w:hAnsi="Times New Roman"/>
-                <w:bCs/>
-                <w:color w:val="1D1D1F"/>
-                <w:sz w:val="28"/>
-                <w:szCs w:val="28"/>
-                <w:bdr w:val="single" w:sz="2" w:space="0" w:color="E3E3E3" w:frame="1"/>
-                <w:lang w:eastAsia="ru-RU"/>
-              </w:rPr>
-              <w:t>1)</w:t>
+            <w:r>
+              <w:rPr>
+                <w:rFonts w:ascii="Times New Roman" w:eastAsia="Times New Roman" w:hAnsi="Times New Roman"/>
+                <w:bCs/>
+                <w:color w:val="1D1D1F"/>
+                <w:sz w:val="28"/>
+                <w:szCs w:val="28"/>
+                <w:bdr w:val="single" w:sz="2" w:space="0" w:color="E3E3E3" w:frame="1"/>
+                <w:lang w:eastAsia="ru-RU"/>
+              </w:rPr>
+              <w:t>TINYINT(1)</w:t>
             </w:r>
           </w:p>
         </w:tc>
@@ -31055,31 +30483,17 @@
                 <w:lang w:eastAsia="ru-RU"/>
               </w:rPr>
             </w:pPr>
-            <w:proofErr w:type="gramStart"/>
-            <w:r>
-              <w:rPr>
-                <w:rFonts w:ascii="Times New Roman" w:eastAsia="Times New Roman" w:hAnsi="Times New Roman"/>
-                <w:bCs/>
-                <w:color w:val="1D1D1F"/>
-                <w:sz w:val="28"/>
-                <w:szCs w:val="28"/>
-                <w:bdr w:val="single" w:sz="2" w:space="0" w:color="E3E3E3" w:frame="1"/>
-                <w:lang w:eastAsia="ru-RU"/>
-              </w:rPr>
-              <w:t>DECIMAL(</w:t>
-            </w:r>
-            <w:proofErr w:type="gramEnd"/>
-            <w:r>
-              <w:rPr>
-                <w:rFonts w:ascii="Times New Roman" w:eastAsia="Times New Roman" w:hAnsi="Times New Roman"/>
-                <w:bCs/>
-                <w:color w:val="1D1D1F"/>
-                <w:sz w:val="28"/>
-                <w:szCs w:val="28"/>
-                <w:bdr w:val="single" w:sz="2" w:space="0" w:color="E3E3E3" w:frame="1"/>
-                <w:lang w:eastAsia="ru-RU"/>
-              </w:rPr>
-              <w:t>10,2)</w:t>
+            <w:r>
+              <w:rPr>
+                <w:rFonts w:ascii="Times New Roman" w:eastAsia="Times New Roman" w:hAnsi="Times New Roman"/>
+                <w:bCs/>
+                <w:color w:val="1D1D1F"/>
+                <w:sz w:val="28"/>
+                <w:szCs w:val="28"/>
+                <w:bdr w:val="single" w:sz="2" w:space="0" w:color="E3E3E3" w:frame="1"/>
+                <w:lang w:eastAsia="ru-RU"/>
+              </w:rPr>
+              <w:t>DECIMAL(10,2)</w:t>
             </w:r>
           </w:p>
         </w:tc>
@@ -31828,31 +31242,17 @@
                 <w:lang w:eastAsia="ru-RU"/>
               </w:rPr>
             </w:pPr>
-            <w:proofErr w:type="gramStart"/>
-            <w:r>
-              <w:rPr>
-                <w:rFonts w:ascii="Times New Roman" w:eastAsia="Times New Roman" w:hAnsi="Times New Roman"/>
-                <w:bCs/>
-                <w:color w:val="1D1D1F"/>
-                <w:sz w:val="28"/>
-                <w:szCs w:val="28"/>
-                <w:bdr w:val="single" w:sz="2" w:space="0" w:color="E3E3E3" w:frame="1"/>
-                <w:lang w:eastAsia="ru-RU"/>
-              </w:rPr>
-              <w:t>VARCHAR(</w:t>
-            </w:r>
-            <w:proofErr w:type="gramEnd"/>
-            <w:r>
-              <w:rPr>
-                <w:rFonts w:ascii="Times New Roman" w:eastAsia="Times New Roman" w:hAnsi="Times New Roman"/>
-                <w:bCs/>
-                <w:color w:val="1D1D1F"/>
-                <w:sz w:val="28"/>
-                <w:szCs w:val="28"/>
-                <w:bdr w:val="single" w:sz="2" w:space="0" w:color="E3E3E3" w:frame="1"/>
-                <w:lang w:eastAsia="ru-RU"/>
-              </w:rPr>
-              <w:t>255)</w:t>
+            <w:r>
+              <w:rPr>
+                <w:rFonts w:ascii="Times New Roman" w:eastAsia="Times New Roman" w:hAnsi="Times New Roman"/>
+                <w:bCs/>
+                <w:color w:val="1D1D1F"/>
+                <w:sz w:val="28"/>
+                <w:szCs w:val="28"/>
+                <w:bdr w:val="single" w:sz="2" w:space="0" w:color="E3E3E3" w:frame="1"/>
+                <w:lang w:eastAsia="ru-RU"/>
+              </w:rPr>
+              <w:t>VARCHAR(255)</w:t>
             </w:r>
           </w:p>
         </w:tc>
@@ -32015,31 +31415,17 @@
                 <w:lang w:eastAsia="ru-RU"/>
               </w:rPr>
             </w:pPr>
-            <w:proofErr w:type="gramStart"/>
-            <w:r>
-              <w:rPr>
-                <w:rFonts w:ascii="Times New Roman" w:eastAsia="Times New Roman" w:hAnsi="Times New Roman"/>
-                <w:bCs/>
-                <w:color w:val="1D1D1F"/>
-                <w:sz w:val="28"/>
-                <w:szCs w:val="28"/>
-                <w:bdr w:val="single" w:sz="2" w:space="0" w:color="E3E3E3" w:frame="1"/>
-                <w:lang w:eastAsia="ru-RU"/>
-              </w:rPr>
-              <w:t>VARCHAR(</w:t>
-            </w:r>
-            <w:proofErr w:type="gramEnd"/>
-            <w:r>
-              <w:rPr>
-                <w:rFonts w:ascii="Times New Roman" w:eastAsia="Times New Roman" w:hAnsi="Times New Roman"/>
-                <w:bCs/>
-                <w:color w:val="1D1D1F"/>
-                <w:sz w:val="28"/>
-                <w:szCs w:val="28"/>
-                <w:bdr w:val="single" w:sz="2" w:space="0" w:color="E3E3E3" w:frame="1"/>
-                <w:lang w:eastAsia="ru-RU"/>
-              </w:rPr>
-              <w:t>255)</w:t>
+            <w:r>
+              <w:rPr>
+                <w:rFonts w:ascii="Times New Roman" w:eastAsia="Times New Roman" w:hAnsi="Times New Roman"/>
+                <w:bCs/>
+                <w:color w:val="1D1D1F"/>
+                <w:sz w:val="28"/>
+                <w:szCs w:val="28"/>
+                <w:bdr w:val="single" w:sz="2" w:space="0" w:color="E3E3E3" w:frame="1"/>
+                <w:lang w:eastAsia="ru-RU"/>
+              </w:rPr>
+              <w:t>VARCHAR(255)</w:t>
             </w:r>
           </w:p>
         </w:tc>
@@ -32202,31 +31588,17 @@
                 <w:lang w:eastAsia="ru-RU"/>
               </w:rPr>
             </w:pPr>
-            <w:proofErr w:type="gramStart"/>
-            <w:r>
-              <w:rPr>
-                <w:rFonts w:ascii="Times New Roman" w:eastAsia="Times New Roman" w:hAnsi="Times New Roman"/>
-                <w:bCs/>
-                <w:color w:val="1D1D1F"/>
-                <w:sz w:val="28"/>
-                <w:szCs w:val="28"/>
-                <w:bdr w:val="single" w:sz="2" w:space="0" w:color="E3E3E3" w:frame="1"/>
-                <w:lang w:eastAsia="ru-RU"/>
-              </w:rPr>
-              <w:t>VARCHAR(</w:t>
-            </w:r>
-            <w:proofErr w:type="gramEnd"/>
-            <w:r>
-              <w:rPr>
-                <w:rFonts w:ascii="Times New Roman" w:eastAsia="Times New Roman" w:hAnsi="Times New Roman"/>
-                <w:bCs/>
-                <w:color w:val="1D1D1F"/>
-                <w:sz w:val="28"/>
-                <w:szCs w:val="28"/>
-                <w:bdr w:val="single" w:sz="2" w:space="0" w:color="E3E3E3" w:frame="1"/>
-                <w:lang w:eastAsia="ru-RU"/>
-              </w:rPr>
-              <w:t>200)</w:t>
+            <w:r>
+              <w:rPr>
+                <w:rFonts w:ascii="Times New Roman" w:eastAsia="Times New Roman" w:hAnsi="Times New Roman"/>
+                <w:bCs/>
+                <w:color w:val="1D1D1F"/>
+                <w:sz w:val="28"/>
+                <w:szCs w:val="28"/>
+                <w:bdr w:val="single" w:sz="2" w:space="0" w:color="E3E3E3" w:frame="1"/>
+                <w:lang w:eastAsia="ru-RU"/>
+              </w:rPr>
+              <w:t>VARCHAR(200)</w:t>
             </w:r>
           </w:p>
         </w:tc>
@@ -32305,7 +31677,6 @@
           <w:sz w:val="28"/>
           <w:szCs w:val="28"/>
         </w:rPr>
-        <w:lastRenderedPageBreak/>
         <w:t xml:space="preserve">Таблица </w:t>
       </w:r>
       <w:r>
@@ -32370,6 +31741,7 @@
                 <w:bdr w:val="single" w:sz="2" w:space="0" w:color="E3E3E3" w:frame="1"/>
                 <w:lang w:eastAsia="ru-RU"/>
               </w:rPr>
+              <w:lastRenderedPageBreak/>
               <w:t>Ключ</w:t>
             </w:r>
           </w:p>
@@ -32976,31 +32348,17 @@
                 <w:lang w:eastAsia="ru-RU"/>
               </w:rPr>
             </w:pPr>
-            <w:proofErr w:type="gramStart"/>
-            <w:r>
-              <w:rPr>
-                <w:rFonts w:ascii="Times New Roman" w:eastAsia="Times New Roman" w:hAnsi="Times New Roman"/>
-                <w:bCs/>
-                <w:color w:val="1D1D1F"/>
-                <w:sz w:val="28"/>
-                <w:szCs w:val="28"/>
-                <w:bdr w:val="single" w:sz="2" w:space="0" w:color="E3E3E3" w:frame="1"/>
-                <w:lang w:eastAsia="ru-RU"/>
-              </w:rPr>
-              <w:t>DECIMAL(</w:t>
-            </w:r>
-            <w:proofErr w:type="gramEnd"/>
-            <w:r>
-              <w:rPr>
-                <w:rFonts w:ascii="Times New Roman" w:eastAsia="Times New Roman" w:hAnsi="Times New Roman"/>
-                <w:bCs/>
-                <w:color w:val="1D1D1F"/>
-                <w:sz w:val="28"/>
-                <w:szCs w:val="28"/>
-                <w:bdr w:val="single" w:sz="2" w:space="0" w:color="E3E3E3" w:frame="1"/>
-                <w:lang w:eastAsia="ru-RU"/>
-              </w:rPr>
-              <w:t>10,2)</w:t>
+            <w:r>
+              <w:rPr>
+                <w:rFonts w:ascii="Times New Roman" w:eastAsia="Times New Roman" w:hAnsi="Times New Roman"/>
+                <w:bCs/>
+                <w:color w:val="1D1D1F"/>
+                <w:sz w:val="28"/>
+                <w:szCs w:val="28"/>
+                <w:bdr w:val="single" w:sz="2" w:space="0" w:color="E3E3E3" w:frame="1"/>
+                <w:lang w:eastAsia="ru-RU"/>
+              </w:rPr>
+              <w:t>DECIMAL(10,2)</w:t>
             </w:r>
           </w:p>
         </w:tc>
@@ -33734,31 +33092,17 @@
                 <w:lang w:eastAsia="ru-RU"/>
               </w:rPr>
             </w:pPr>
-            <w:proofErr w:type="gramStart"/>
-            <w:r>
-              <w:rPr>
-                <w:rFonts w:ascii="Times New Roman" w:eastAsia="Times New Roman" w:hAnsi="Times New Roman"/>
-                <w:bCs/>
-                <w:color w:val="1D1D1F"/>
-                <w:sz w:val="28"/>
-                <w:szCs w:val="28"/>
-                <w:bdr w:val="single" w:sz="2" w:space="0" w:color="E3E3E3" w:frame="1"/>
-                <w:lang w:eastAsia="ru-RU"/>
-              </w:rPr>
-              <w:t>DECIMAL(</w:t>
-            </w:r>
-            <w:proofErr w:type="gramEnd"/>
-            <w:r>
-              <w:rPr>
-                <w:rFonts w:ascii="Times New Roman" w:eastAsia="Times New Roman" w:hAnsi="Times New Roman"/>
-                <w:bCs/>
-                <w:color w:val="1D1D1F"/>
-                <w:sz w:val="28"/>
-                <w:szCs w:val="28"/>
-                <w:bdr w:val="single" w:sz="2" w:space="0" w:color="E3E3E3" w:frame="1"/>
-                <w:lang w:eastAsia="ru-RU"/>
-              </w:rPr>
-              <w:t>10,2)</w:t>
+            <w:r>
+              <w:rPr>
+                <w:rFonts w:ascii="Times New Roman" w:eastAsia="Times New Roman" w:hAnsi="Times New Roman"/>
+                <w:bCs/>
+                <w:color w:val="1D1D1F"/>
+                <w:sz w:val="28"/>
+                <w:szCs w:val="28"/>
+                <w:bdr w:val="single" w:sz="2" w:space="0" w:color="E3E3E3" w:frame="1"/>
+                <w:lang w:eastAsia="ru-RU"/>
+              </w:rPr>
+              <w:t>DECIMAL(10,2)</w:t>
             </w:r>
           </w:p>
         </w:tc>
@@ -33923,31 +33267,17 @@
                 <w:lang w:eastAsia="ru-RU"/>
               </w:rPr>
             </w:pPr>
-            <w:proofErr w:type="gramStart"/>
-            <w:r>
-              <w:rPr>
-                <w:rFonts w:ascii="Times New Roman" w:eastAsia="Times New Roman" w:hAnsi="Times New Roman"/>
-                <w:bCs/>
-                <w:color w:val="1D1D1F"/>
-                <w:sz w:val="28"/>
-                <w:szCs w:val="28"/>
-                <w:bdr w:val="single" w:sz="2" w:space="0" w:color="E3E3E3" w:frame="1"/>
-                <w:lang w:eastAsia="ru-RU"/>
-              </w:rPr>
-              <w:t>VARCHAR(</w:t>
-            </w:r>
-            <w:proofErr w:type="gramEnd"/>
-            <w:r>
-              <w:rPr>
-                <w:rFonts w:ascii="Times New Roman" w:eastAsia="Times New Roman" w:hAnsi="Times New Roman"/>
-                <w:bCs/>
-                <w:color w:val="1D1D1F"/>
-                <w:sz w:val="28"/>
-                <w:szCs w:val="28"/>
-                <w:bdr w:val="single" w:sz="2" w:space="0" w:color="E3E3E3" w:frame="1"/>
-                <w:lang w:eastAsia="ru-RU"/>
-              </w:rPr>
-              <w:t>50)</w:t>
+            <w:r>
+              <w:rPr>
+                <w:rFonts w:ascii="Times New Roman" w:eastAsia="Times New Roman" w:hAnsi="Times New Roman"/>
+                <w:bCs/>
+                <w:color w:val="1D1D1F"/>
+                <w:sz w:val="28"/>
+                <w:szCs w:val="28"/>
+                <w:bdr w:val="single" w:sz="2" w:space="0" w:color="E3E3E3" w:frame="1"/>
+                <w:lang w:eastAsia="ru-RU"/>
+              </w:rPr>
+              <w:t>VARCHAR(50)</w:t>
             </w:r>
           </w:p>
         </w:tc>
@@ -34110,31 +33440,17 @@
                 <w:lang w:eastAsia="ru-RU"/>
               </w:rPr>
             </w:pPr>
-            <w:proofErr w:type="gramStart"/>
-            <w:r>
-              <w:rPr>
-                <w:rFonts w:ascii="Times New Roman" w:eastAsia="Times New Roman" w:hAnsi="Times New Roman"/>
-                <w:bCs/>
-                <w:color w:val="1D1D1F"/>
-                <w:sz w:val="28"/>
-                <w:szCs w:val="28"/>
-                <w:bdr w:val="single" w:sz="2" w:space="0" w:color="E3E3E3" w:frame="1"/>
-                <w:lang w:eastAsia="ru-RU"/>
-              </w:rPr>
-              <w:t>VARCHAR(</w:t>
-            </w:r>
-            <w:proofErr w:type="gramEnd"/>
-            <w:r>
-              <w:rPr>
-                <w:rFonts w:ascii="Times New Roman" w:eastAsia="Times New Roman" w:hAnsi="Times New Roman"/>
-                <w:bCs/>
-                <w:color w:val="1D1D1F"/>
-                <w:sz w:val="28"/>
-                <w:szCs w:val="28"/>
-                <w:bdr w:val="single" w:sz="2" w:space="0" w:color="E3E3E3" w:frame="1"/>
-                <w:lang w:eastAsia="ru-RU"/>
-              </w:rPr>
-              <w:t>50)</w:t>
+            <w:r>
+              <w:rPr>
+                <w:rFonts w:ascii="Times New Roman" w:eastAsia="Times New Roman" w:hAnsi="Times New Roman"/>
+                <w:bCs/>
+                <w:color w:val="1D1D1F"/>
+                <w:sz w:val="28"/>
+                <w:szCs w:val="28"/>
+                <w:bdr w:val="single" w:sz="2" w:space="0" w:color="E3E3E3" w:frame="1"/>
+                <w:lang w:eastAsia="ru-RU"/>
+              </w:rPr>
+              <w:t>VARCHAR(50)</w:t>
             </w:r>
           </w:p>
         </w:tc>
@@ -34754,7 +34070,6 @@
                 <w:bdr w:val="single" w:sz="2" w:space="0" w:color="E3E3E3" w:frame="1"/>
                 <w:lang w:eastAsia="ru-RU"/>
               </w:rPr>
-              <w:lastRenderedPageBreak/>
               <w:t>FK</w:t>
             </w:r>
           </w:p>
@@ -35035,31 +34350,17 @@
                 <w:lang w:eastAsia="ru-RU"/>
               </w:rPr>
             </w:pPr>
-            <w:proofErr w:type="gramStart"/>
-            <w:r>
-              <w:rPr>
-                <w:rFonts w:ascii="Times New Roman" w:eastAsia="Times New Roman" w:hAnsi="Times New Roman"/>
-                <w:bCs/>
-                <w:color w:val="1D1D1F"/>
-                <w:sz w:val="28"/>
-                <w:szCs w:val="28"/>
-                <w:bdr w:val="single" w:sz="2" w:space="0" w:color="E3E3E3" w:frame="1"/>
-                <w:lang w:eastAsia="ru-RU"/>
-              </w:rPr>
-              <w:t>VARCHAR(</w:t>
-            </w:r>
-            <w:proofErr w:type="gramEnd"/>
-            <w:r>
-              <w:rPr>
-                <w:rFonts w:ascii="Times New Roman" w:eastAsia="Times New Roman" w:hAnsi="Times New Roman"/>
-                <w:bCs/>
-                <w:color w:val="1D1D1F"/>
-                <w:sz w:val="28"/>
-                <w:szCs w:val="28"/>
-                <w:bdr w:val="single" w:sz="2" w:space="0" w:color="E3E3E3" w:frame="1"/>
-                <w:lang w:eastAsia="ru-RU"/>
-              </w:rPr>
-              <w:t>50)</w:t>
+            <w:r>
+              <w:rPr>
+                <w:rFonts w:ascii="Times New Roman" w:eastAsia="Times New Roman" w:hAnsi="Times New Roman"/>
+                <w:bCs/>
+                <w:color w:val="1D1D1F"/>
+                <w:sz w:val="28"/>
+                <w:szCs w:val="28"/>
+                <w:bdr w:val="single" w:sz="2" w:space="0" w:color="E3E3E3" w:frame="1"/>
+                <w:lang w:eastAsia="ru-RU"/>
+              </w:rPr>
+              <w:t>VARCHAR(50)</w:t>
             </w:r>
           </w:p>
         </w:tc>
@@ -35219,31 +34520,17 @@
                 <w:lang w:eastAsia="ru-RU"/>
               </w:rPr>
             </w:pPr>
-            <w:proofErr w:type="gramStart"/>
-            <w:r>
-              <w:rPr>
-                <w:rFonts w:ascii="Times New Roman" w:eastAsia="Times New Roman" w:hAnsi="Times New Roman"/>
-                <w:bCs/>
-                <w:color w:val="1D1D1F"/>
-                <w:sz w:val="28"/>
-                <w:szCs w:val="28"/>
-                <w:bdr w:val="single" w:sz="2" w:space="0" w:color="E3E3E3" w:frame="1"/>
-                <w:lang w:eastAsia="ru-RU"/>
-              </w:rPr>
-              <w:t>TINYINT(</w:t>
-            </w:r>
-            <w:proofErr w:type="gramEnd"/>
-            <w:r>
-              <w:rPr>
-                <w:rFonts w:ascii="Times New Roman" w:eastAsia="Times New Roman" w:hAnsi="Times New Roman"/>
-                <w:bCs/>
-                <w:color w:val="1D1D1F"/>
-                <w:sz w:val="28"/>
-                <w:szCs w:val="28"/>
-                <w:bdr w:val="single" w:sz="2" w:space="0" w:color="E3E3E3" w:frame="1"/>
-                <w:lang w:eastAsia="ru-RU"/>
-              </w:rPr>
-              <w:t>1)</w:t>
+            <w:r>
+              <w:rPr>
+                <w:rFonts w:ascii="Times New Roman" w:eastAsia="Times New Roman" w:hAnsi="Times New Roman"/>
+                <w:bCs/>
+                <w:color w:val="1D1D1F"/>
+                <w:sz w:val="28"/>
+                <w:szCs w:val="28"/>
+                <w:bdr w:val="single" w:sz="2" w:space="0" w:color="E3E3E3" w:frame="1"/>
+                <w:lang w:eastAsia="ru-RU"/>
+              </w:rPr>
+              <w:t>TINYINT(1)</w:t>
             </w:r>
           </w:p>
         </w:tc>
@@ -35404,31 +34691,17 @@
                 <w:lang w:eastAsia="ru-RU"/>
               </w:rPr>
             </w:pPr>
-            <w:proofErr w:type="gramStart"/>
-            <w:r>
-              <w:rPr>
-                <w:rFonts w:ascii="Times New Roman" w:eastAsia="Times New Roman" w:hAnsi="Times New Roman"/>
-                <w:bCs/>
-                <w:color w:val="1D1D1F"/>
-                <w:sz w:val="28"/>
-                <w:szCs w:val="28"/>
-                <w:bdr w:val="single" w:sz="2" w:space="0" w:color="E3E3E3" w:frame="1"/>
-                <w:lang w:eastAsia="ru-RU"/>
-              </w:rPr>
-              <w:t>DECIMAL(</w:t>
-            </w:r>
-            <w:proofErr w:type="gramEnd"/>
-            <w:r>
-              <w:rPr>
-                <w:rFonts w:ascii="Times New Roman" w:eastAsia="Times New Roman" w:hAnsi="Times New Roman"/>
-                <w:bCs/>
-                <w:color w:val="1D1D1F"/>
-                <w:sz w:val="28"/>
-                <w:szCs w:val="28"/>
-                <w:bdr w:val="single" w:sz="2" w:space="0" w:color="E3E3E3" w:frame="1"/>
-                <w:lang w:eastAsia="ru-RU"/>
-              </w:rPr>
-              <w:t>10,2)</w:t>
+            <w:r>
+              <w:rPr>
+                <w:rFonts w:ascii="Times New Roman" w:eastAsia="Times New Roman" w:hAnsi="Times New Roman"/>
+                <w:bCs/>
+                <w:color w:val="1D1D1F"/>
+                <w:sz w:val="28"/>
+                <w:szCs w:val="28"/>
+                <w:bdr w:val="single" w:sz="2" w:space="0" w:color="E3E3E3" w:frame="1"/>
+                <w:lang w:eastAsia="ru-RU"/>
+              </w:rPr>
+              <w:t>DECIMAL(10,2)</w:t>
             </w:r>
           </w:p>
         </w:tc>
@@ -35855,25 +35128,14 @@
         <w:t xml:space="preserve">, </w:t>
       </w:r>
       <w:proofErr w:type="spellStart"/>
-      <w:proofErr w:type="gramStart"/>
-      <w:r>
-        <w:rPr>
-          <w:rFonts w:ascii="Times New Roman" w:hAnsi="Times New Roman" w:cs="Times New Roman"/>
-          <w:bCs/>
-          <w:sz w:val="28"/>
-          <w:szCs w:val="28"/>
-        </w:rPr>
-        <w:t>o.заказ</w:t>
-      </w:r>
-      <w:proofErr w:type="gramEnd"/>
-      <w:r>
-        <w:rPr>
-          <w:rFonts w:ascii="Times New Roman" w:hAnsi="Times New Roman" w:cs="Times New Roman"/>
-          <w:bCs/>
-          <w:sz w:val="28"/>
-          <w:szCs w:val="28"/>
-        </w:rPr>
-        <w:t>_id</w:t>
+      <w:r>
+        <w:rPr>
+          <w:rFonts w:ascii="Times New Roman" w:hAnsi="Times New Roman" w:cs="Times New Roman"/>
+          <w:bCs/>
+          <w:sz w:val="28"/>
+          <w:szCs w:val="28"/>
+        </w:rPr>
+        <w:t>o.заказ_id</w:t>
       </w:r>
       <w:proofErr w:type="spellEnd"/>
       <w:r>
@@ -36001,25 +35263,14 @@
         <w:t xml:space="preserve"> = </w:t>
       </w:r>
       <w:proofErr w:type="spellStart"/>
-      <w:proofErr w:type="gramStart"/>
-      <w:r>
-        <w:rPr>
-          <w:rFonts w:ascii="Times New Roman" w:hAnsi="Times New Roman" w:cs="Times New Roman"/>
-          <w:bCs/>
-          <w:sz w:val="28"/>
-          <w:szCs w:val="28"/>
-        </w:rPr>
-        <w:t>o.заказ</w:t>
-      </w:r>
-      <w:proofErr w:type="gramEnd"/>
-      <w:r>
-        <w:rPr>
-          <w:rFonts w:ascii="Times New Roman" w:hAnsi="Times New Roman" w:cs="Times New Roman"/>
-          <w:bCs/>
-          <w:sz w:val="28"/>
-          <w:szCs w:val="28"/>
-        </w:rPr>
-        <w:t>_id</w:t>
+      <w:r>
+        <w:rPr>
+          <w:rFonts w:ascii="Times New Roman" w:hAnsi="Times New Roman" w:cs="Times New Roman"/>
+          <w:bCs/>
+          <w:sz w:val="28"/>
+          <w:szCs w:val="28"/>
+        </w:rPr>
+        <w:t>o.заказ_id</w:t>
       </w:r>
       <w:proofErr w:type="spellEnd"/>
       <w:r>
@@ -36138,8 +35389,17 @@
           <w:sz w:val="28"/>
           <w:szCs w:val="28"/>
         </w:rPr>
+        <w:t xml:space="preserve">Используется для аудита комплектации заказов на складе. Гарантирует, что в сборочном листе указаны актуальные наименования товаров и контакты </w:t>
+      </w:r>
+      <w:r>
+        <w:rPr>
+          <w:rFonts w:ascii="Times New Roman" w:hAnsi="Times New Roman" w:cs="Times New Roman"/>
+          <w:bCs/>
+          <w:sz w:val="28"/>
+          <w:szCs w:val="28"/>
+        </w:rPr>
         <w:lastRenderedPageBreak/>
-        <w:t>Используется для аудита комплектации заказов на складе. Гарантирует, что в сборочном листе указаны актуальные наименования товаров и контакты получателя, что исключает ошибки отгрузки и потерю товаров из-за некорректной идентификации.</w:t>
+        <w:t>получателя, что исключает ошибки отгрузки и потерю товаров из-за некорректной идентификации.</w:t>
       </w:r>
     </w:p>
     <w:p>
@@ -36237,25 +35497,14 @@
         <w:t xml:space="preserve"> AS Получатель, </w:t>
       </w:r>
       <w:proofErr w:type="spellStart"/>
-      <w:proofErr w:type="gramStart"/>
-      <w:r>
-        <w:rPr>
-          <w:rFonts w:ascii="Times New Roman" w:hAnsi="Times New Roman" w:cs="Times New Roman"/>
-          <w:bCs/>
-          <w:sz w:val="28"/>
-          <w:szCs w:val="28"/>
-        </w:rPr>
-        <w:t>c.курьер</w:t>
-      </w:r>
-      <w:proofErr w:type="gramEnd"/>
-      <w:r>
-        <w:rPr>
-          <w:rFonts w:ascii="Times New Roman" w:hAnsi="Times New Roman" w:cs="Times New Roman"/>
-          <w:bCs/>
-          <w:sz w:val="28"/>
-          <w:szCs w:val="28"/>
-        </w:rPr>
-        <w:t>_id</w:t>
+      <w:r>
+        <w:rPr>
+          <w:rFonts w:ascii="Times New Roman" w:hAnsi="Times New Roman" w:cs="Times New Roman"/>
+          <w:bCs/>
+          <w:sz w:val="28"/>
+          <w:szCs w:val="28"/>
+        </w:rPr>
+        <w:t>c.курьер_id</w:t>
       </w:r>
       <w:proofErr w:type="spellEnd"/>
       <w:r>
@@ -36343,25 +35592,14 @@
         <w:t xml:space="preserve"> = </w:t>
       </w:r>
       <w:proofErr w:type="spellStart"/>
-      <w:proofErr w:type="gramStart"/>
-      <w:r>
-        <w:rPr>
-          <w:rFonts w:ascii="Times New Roman" w:hAnsi="Times New Roman" w:cs="Times New Roman"/>
-          <w:bCs/>
-          <w:sz w:val="28"/>
-          <w:szCs w:val="28"/>
-        </w:rPr>
-        <w:t>o.заказ</w:t>
-      </w:r>
-      <w:proofErr w:type="gramEnd"/>
-      <w:r>
-        <w:rPr>
-          <w:rFonts w:ascii="Times New Roman" w:hAnsi="Times New Roman" w:cs="Times New Roman"/>
-          <w:bCs/>
-          <w:sz w:val="28"/>
-          <w:szCs w:val="28"/>
-        </w:rPr>
-        <w:t>_id</w:t>
+      <w:r>
+        <w:rPr>
+          <w:rFonts w:ascii="Times New Roman" w:hAnsi="Times New Roman" w:cs="Times New Roman"/>
+          <w:bCs/>
+          <w:sz w:val="28"/>
+          <w:szCs w:val="28"/>
+        </w:rPr>
+        <w:t>o.заказ_id</w:t>
       </w:r>
       <w:proofErr w:type="spellEnd"/>
       <w:r>
@@ -37046,8 +36284,43 @@
           <w:sz w:val="28"/>
           <w:szCs w:val="28"/>
         </w:rPr>
-        <w:t xml:space="preserve">Контрольный механизм для менеджера склада или логиста. Позволяет обнаружить «зависшие» заказы, которые были оплачены, но не переданы в </w:t>
-      </w:r>
+        <w:t>Контрольный механизм для менеджера склада или логиста. Позволяет обнаружить «зависшие» заказы, которые были оплачены, но не переданы в службу доставки, что сокращает время обработки и предотвращает жалобы клиентов на задержки.</w:t>
+      </w:r>
+    </w:p>
+    <w:p>
+      <w:pPr>
+        <w:spacing w:after="0" w:line="360" w:lineRule="auto"/>
+        <w:ind w:firstLine="708"/>
+        <w:jc w:val="both"/>
+        <w:rPr>
+          <w:rFonts w:ascii="Times New Roman" w:hAnsi="Times New Roman" w:cs="Times New Roman"/>
+          <w:bCs/>
+          <w:sz w:val="28"/>
+          <w:szCs w:val="28"/>
+        </w:rPr>
+      </w:pPr>
+      <w:r>
+        <w:rPr>
+          <w:rFonts w:ascii="Times New Roman" w:hAnsi="Times New Roman" w:cs="Times New Roman"/>
+          <w:bCs/>
+          <w:sz w:val="28"/>
+          <w:szCs w:val="28"/>
+        </w:rPr>
+        <w:t>7. Аналитика нагрузки по курьерам</w:t>
+      </w:r>
+    </w:p>
+    <w:p>
+      <w:pPr>
+        <w:spacing w:after="0" w:line="360" w:lineRule="auto"/>
+        <w:ind w:firstLine="708"/>
+        <w:jc w:val="both"/>
+        <w:rPr>
+          <w:rFonts w:ascii="Times New Roman" w:hAnsi="Times New Roman" w:cs="Times New Roman"/>
+          <w:bCs/>
+          <w:sz w:val="28"/>
+          <w:szCs w:val="28"/>
+        </w:rPr>
+      </w:pPr>
       <w:r>
         <w:rPr>
           <w:rFonts w:ascii="Times New Roman" w:hAnsi="Times New Roman" w:cs="Times New Roman"/>
@@ -37056,50 +36329,6 @@
           <w:szCs w:val="28"/>
         </w:rPr>
         <w:lastRenderedPageBreak/>
-        <w:t>службу доставки, что сокращает время обработки и предотвращает жалобы клиентов на задержки.</w:t>
-      </w:r>
-    </w:p>
-    <w:p>
-      <w:pPr>
-        <w:spacing w:after="0" w:line="360" w:lineRule="auto"/>
-        <w:ind w:firstLine="708"/>
-        <w:jc w:val="both"/>
-        <w:rPr>
-          <w:rFonts w:ascii="Times New Roman" w:hAnsi="Times New Roman" w:cs="Times New Roman"/>
-          <w:bCs/>
-          <w:sz w:val="28"/>
-          <w:szCs w:val="28"/>
-        </w:rPr>
-      </w:pPr>
-      <w:r>
-        <w:rPr>
-          <w:rFonts w:ascii="Times New Roman" w:hAnsi="Times New Roman" w:cs="Times New Roman"/>
-          <w:bCs/>
-          <w:sz w:val="28"/>
-          <w:szCs w:val="28"/>
-        </w:rPr>
-        <w:t>7. Аналитика нагрузки по курьерам</w:t>
-      </w:r>
-    </w:p>
-    <w:p>
-      <w:pPr>
-        <w:spacing w:after="0" w:line="360" w:lineRule="auto"/>
-        <w:ind w:firstLine="708"/>
-        <w:jc w:val="both"/>
-        <w:rPr>
-          <w:rFonts w:ascii="Times New Roman" w:hAnsi="Times New Roman" w:cs="Times New Roman"/>
-          <w:bCs/>
-          <w:sz w:val="28"/>
-          <w:szCs w:val="28"/>
-        </w:rPr>
-      </w:pPr>
-      <w:r>
-        <w:rPr>
-          <w:rFonts w:ascii="Times New Roman" w:hAnsi="Times New Roman" w:cs="Times New Roman"/>
-          <w:bCs/>
-          <w:sz w:val="28"/>
-          <w:szCs w:val="28"/>
-        </w:rPr>
         <w:t xml:space="preserve">SELECT </w:t>
       </w:r>
       <w:proofErr w:type="spellStart"/>
@@ -37154,25 +36383,14 @@
         <w:t>, COUNT(</w:t>
       </w:r>
       <w:proofErr w:type="spellStart"/>
-      <w:proofErr w:type="gramStart"/>
-      <w:r>
-        <w:rPr>
-          <w:rFonts w:ascii="Times New Roman" w:hAnsi="Times New Roman" w:cs="Times New Roman"/>
-          <w:bCs/>
-          <w:sz w:val="28"/>
-          <w:szCs w:val="28"/>
-        </w:rPr>
-        <w:t>d.дата</w:t>
-      </w:r>
-      <w:proofErr w:type="gramEnd"/>
-      <w:r>
-        <w:rPr>
-          <w:rFonts w:ascii="Times New Roman" w:hAnsi="Times New Roman" w:cs="Times New Roman"/>
-          <w:bCs/>
-          <w:sz w:val="28"/>
-          <w:szCs w:val="28"/>
-        </w:rPr>
-        <w:t>_id</w:t>
+      <w:r>
+        <w:rPr>
+          <w:rFonts w:ascii="Times New Roman" w:hAnsi="Times New Roman" w:cs="Times New Roman"/>
+          <w:bCs/>
+          <w:sz w:val="28"/>
+          <w:szCs w:val="28"/>
+        </w:rPr>
+        <w:t>d.дата_id</w:t>
       </w:r>
       <w:proofErr w:type="spellEnd"/>
       <w:r>
@@ -37280,25 +36498,14 @@
         <w:t xml:space="preserve"> = </w:t>
       </w:r>
       <w:proofErr w:type="spellStart"/>
-      <w:proofErr w:type="gramStart"/>
-      <w:r>
-        <w:rPr>
-          <w:rFonts w:ascii="Times New Roman" w:hAnsi="Times New Roman" w:cs="Times New Roman"/>
-          <w:bCs/>
-          <w:sz w:val="28"/>
-          <w:szCs w:val="28"/>
-        </w:rPr>
-        <w:t>d.курьер</w:t>
-      </w:r>
-      <w:proofErr w:type="gramEnd"/>
-      <w:r>
-        <w:rPr>
-          <w:rFonts w:ascii="Times New Roman" w:hAnsi="Times New Roman" w:cs="Times New Roman"/>
-          <w:bCs/>
-          <w:sz w:val="28"/>
-          <w:szCs w:val="28"/>
-        </w:rPr>
-        <w:t>_id</w:t>
+      <w:r>
+        <w:rPr>
+          <w:rFonts w:ascii="Times New Roman" w:hAnsi="Times New Roman" w:cs="Times New Roman"/>
+          <w:bCs/>
+          <w:sz w:val="28"/>
+          <w:szCs w:val="28"/>
+        </w:rPr>
+        <w:t>d.курьер_id</w:t>
       </w:r>
       <w:proofErr w:type="spellEnd"/>
       <w:r>
@@ -37769,491 +36976,206 @@
           <w:sz w:val="28"/>
           <w:szCs w:val="28"/>
         </w:rPr>
+        <w:t xml:space="preserve">SELECT </w:t>
+      </w:r>
+      <w:proofErr w:type="gramStart"/>
+      <w:r>
+        <w:rPr>
+          <w:rFonts w:ascii="Times New Roman" w:hAnsi="Times New Roman" w:cs="Times New Roman"/>
+          <w:bCs/>
+          <w:sz w:val="28"/>
+          <w:szCs w:val="28"/>
+        </w:rPr>
+        <w:t>COUNT(</w:t>
+      </w:r>
+      <w:proofErr w:type="gramEnd"/>
+      <w:r>
+        <w:rPr>
+          <w:rFonts w:ascii="Times New Roman" w:hAnsi="Times New Roman" w:cs="Times New Roman"/>
+          <w:bCs/>
+          <w:sz w:val="28"/>
+          <w:szCs w:val="28"/>
+        </w:rPr>
+        <w:t xml:space="preserve">*) AS </w:t>
+      </w:r>
+      <w:proofErr w:type="spellStart"/>
+      <w:r>
+        <w:rPr>
+          <w:rFonts w:ascii="Times New Roman" w:hAnsi="Times New Roman" w:cs="Times New Roman"/>
+          <w:bCs/>
+          <w:sz w:val="28"/>
+          <w:szCs w:val="28"/>
+        </w:rPr>
+        <w:t>Всего_заказов</w:t>
+      </w:r>
+      <w:proofErr w:type="spellEnd"/>
+      <w:r>
+        <w:rPr>
+          <w:rFonts w:ascii="Times New Roman" w:hAnsi="Times New Roman" w:cs="Times New Roman"/>
+          <w:bCs/>
+          <w:sz w:val="28"/>
+          <w:szCs w:val="28"/>
+        </w:rPr>
+        <w:t>, SUM(</w:t>
+      </w:r>
+      <w:proofErr w:type="spellStart"/>
+      <w:r>
+        <w:rPr>
+          <w:rFonts w:ascii="Times New Roman" w:hAnsi="Times New Roman" w:cs="Times New Roman"/>
+          <w:bCs/>
+          <w:sz w:val="28"/>
+          <w:szCs w:val="28"/>
+        </w:rPr>
+        <w:t>Финальная_цена</w:t>
+      </w:r>
+      <w:proofErr w:type="spellEnd"/>
+      <w:r>
+        <w:rPr>
+          <w:rFonts w:ascii="Times New Roman" w:hAnsi="Times New Roman" w:cs="Times New Roman"/>
+          <w:bCs/>
+          <w:sz w:val="28"/>
+          <w:szCs w:val="28"/>
+        </w:rPr>
+        <w:t xml:space="preserve">) AS </w:t>
+      </w:r>
+      <w:proofErr w:type="spellStart"/>
+      <w:r>
+        <w:rPr>
+          <w:rFonts w:ascii="Times New Roman" w:hAnsi="Times New Roman" w:cs="Times New Roman"/>
+          <w:bCs/>
+          <w:sz w:val="28"/>
+          <w:szCs w:val="28"/>
+        </w:rPr>
+        <w:t>Общий_оборот</w:t>
+      </w:r>
+      <w:proofErr w:type="spellEnd"/>
+      <w:r>
+        <w:rPr>
+          <w:rFonts w:ascii="Times New Roman" w:hAnsi="Times New Roman" w:cs="Times New Roman"/>
+          <w:bCs/>
+          <w:sz w:val="28"/>
+          <w:szCs w:val="28"/>
+        </w:rPr>
+        <w:t xml:space="preserve"> </w:t>
+      </w:r>
+    </w:p>
+    <w:p>
+      <w:pPr>
+        <w:spacing w:after="0" w:line="360" w:lineRule="auto"/>
+        <w:ind w:firstLine="708"/>
+        <w:jc w:val="both"/>
+        <w:rPr>
+          <w:rFonts w:ascii="Times New Roman" w:hAnsi="Times New Roman" w:cs="Times New Roman"/>
+          <w:bCs/>
+          <w:sz w:val="28"/>
+          <w:szCs w:val="28"/>
+        </w:rPr>
+      </w:pPr>
+      <w:r>
+        <w:rPr>
+          <w:rFonts w:ascii="Times New Roman" w:hAnsi="Times New Roman" w:cs="Times New Roman"/>
+          <w:bCs/>
+          <w:sz w:val="28"/>
+          <w:szCs w:val="28"/>
+        </w:rPr>
+        <w:t xml:space="preserve">FROM Заказ </w:t>
+      </w:r>
+    </w:p>
+    <w:p>
+      <w:pPr>
+        <w:spacing w:after="0" w:line="360" w:lineRule="auto"/>
+        <w:ind w:firstLine="708"/>
+        <w:jc w:val="both"/>
+        <w:rPr>
+          <w:rFonts w:ascii="Times New Roman" w:hAnsi="Times New Roman" w:cs="Times New Roman"/>
+          <w:bCs/>
+          <w:sz w:val="28"/>
+          <w:szCs w:val="28"/>
+        </w:rPr>
+      </w:pPr>
+      <w:r>
+        <w:rPr>
+          <w:rFonts w:ascii="Times New Roman" w:hAnsi="Times New Roman" w:cs="Times New Roman"/>
+          <w:bCs/>
+          <w:sz w:val="28"/>
+          <w:szCs w:val="28"/>
+        </w:rPr>
+        <w:t xml:space="preserve">WHERE </w:t>
+      </w:r>
+      <w:proofErr w:type="gramStart"/>
+      <w:r>
+        <w:rPr>
+          <w:rFonts w:ascii="Times New Roman" w:hAnsi="Times New Roman" w:cs="Times New Roman"/>
+          <w:bCs/>
+          <w:sz w:val="28"/>
+          <w:szCs w:val="28"/>
+        </w:rPr>
+        <w:t>Статус !</w:t>
+      </w:r>
+      <w:proofErr w:type="gramEnd"/>
+      <w:r>
+        <w:rPr>
+          <w:rFonts w:ascii="Times New Roman" w:hAnsi="Times New Roman" w:cs="Times New Roman"/>
+          <w:bCs/>
+          <w:sz w:val="28"/>
+          <w:szCs w:val="28"/>
+        </w:rPr>
+        <w:t>= 'Отменён';</w:t>
+      </w:r>
+    </w:p>
+    <w:p>
+      <w:pPr>
+        <w:spacing w:after="0" w:line="360" w:lineRule="auto"/>
+        <w:ind w:firstLine="708"/>
+        <w:jc w:val="both"/>
+        <w:rPr>
+          <w:rFonts w:ascii="Times New Roman" w:hAnsi="Times New Roman" w:cs="Times New Roman"/>
+          <w:bCs/>
+          <w:sz w:val="28"/>
+          <w:szCs w:val="28"/>
+        </w:rPr>
+      </w:pPr>
+      <w:r>
+        <w:rPr>
+          <w:rFonts w:ascii="Times New Roman" w:hAnsi="Times New Roman" w:cs="Times New Roman"/>
+          <w:bCs/>
+          <w:sz w:val="28"/>
+          <w:szCs w:val="28"/>
+        </w:rPr>
         <w:lastRenderedPageBreak/>
-        <w:t xml:space="preserve">SELECT </w:t>
-      </w:r>
-      <w:proofErr w:type="gramStart"/>
-      <w:r>
-        <w:rPr>
-          <w:rFonts w:ascii="Times New Roman" w:hAnsi="Times New Roman" w:cs="Times New Roman"/>
-          <w:bCs/>
-          <w:sz w:val="28"/>
-          <w:szCs w:val="28"/>
-        </w:rPr>
-        <w:t>COUNT(</w:t>
-      </w:r>
-      <w:proofErr w:type="gramEnd"/>
-      <w:r>
-        <w:rPr>
-          <w:rFonts w:ascii="Times New Roman" w:hAnsi="Times New Roman" w:cs="Times New Roman"/>
-          <w:bCs/>
-          <w:sz w:val="28"/>
-          <w:szCs w:val="28"/>
-        </w:rPr>
-        <w:t xml:space="preserve">*) </w:t>
-      </w:r>
-      <w:proofErr w:type="gramStart"/>
-      <w:r>
-        <w:rPr>
-          <w:rFonts w:ascii="Times New Roman" w:hAnsi="Times New Roman" w:cs="Times New Roman"/>
-          <w:bCs/>
-          <w:sz w:val="28"/>
-          <w:szCs w:val="28"/>
-        </w:rPr>
-        <w:t xml:space="preserve">AS </w:t>
-      </w:r>
-      <w:proofErr w:type="spellStart"/>
-      <w:r>
-        <w:rPr>
-          <w:rFonts w:ascii="Times New Roman" w:hAnsi="Times New Roman" w:cs="Times New Roman"/>
-          <w:bCs/>
-          <w:sz w:val="28"/>
-          <w:szCs w:val="28"/>
-        </w:rPr>
-        <w:t>Всего</w:t>
-      </w:r>
-      <w:proofErr w:type="gramEnd"/>
-      <w:r>
-        <w:rPr>
-          <w:rFonts w:ascii="Times New Roman" w:hAnsi="Times New Roman" w:cs="Times New Roman"/>
-          <w:bCs/>
-          <w:sz w:val="28"/>
-          <w:szCs w:val="28"/>
-        </w:rPr>
-        <w:t>_заказов</w:t>
-      </w:r>
-      <w:proofErr w:type="spellEnd"/>
-      <w:r>
-        <w:rPr>
-          <w:rFonts w:ascii="Times New Roman" w:hAnsi="Times New Roman" w:cs="Times New Roman"/>
-          <w:bCs/>
-          <w:sz w:val="28"/>
-          <w:szCs w:val="28"/>
-        </w:rPr>
-        <w:t>, SUM(</w:t>
-      </w:r>
-      <w:proofErr w:type="spellStart"/>
-      <w:r>
-        <w:rPr>
-          <w:rFonts w:ascii="Times New Roman" w:hAnsi="Times New Roman" w:cs="Times New Roman"/>
-          <w:bCs/>
-          <w:sz w:val="28"/>
-          <w:szCs w:val="28"/>
-        </w:rPr>
-        <w:t>Финальная_цена</w:t>
-      </w:r>
-      <w:proofErr w:type="spellEnd"/>
-      <w:r>
-        <w:rPr>
-          <w:rFonts w:ascii="Times New Roman" w:hAnsi="Times New Roman" w:cs="Times New Roman"/>
-          <w:bCs/>
-          <w:sz w:val="28"/>
-          <w:szCs w:val="28"/>
-        </w:rPr>
-        <w:t xml:space="preserve">) AS </w:t>
-      </w:r>
-      <w:proofErr w:type="spellStart"/>
-      <w:r>
-        <w:rPr>
-          <w:rFonts w:ascii="Times New Roman" w:hAnsi="Times New Roman" w:cs="Times New Roman"/>
-          <w:bCs/>
-          <w:sz w:val="28"/>
-          <w:szCs w:val="28"/>
-        </w:rPr>
-        <w:t>Общий_оборот</w:t>
-      </w:r>
-      <w:proofErr w:type="spellEnd"/>
-      <w:r>
-        <w:rPr>
-          <w:rFonts w:ascii="Times New Roman" w:hAnsi="Times New Roman" w:cs="Times New Roman"/>
-          <w:bCs/>
-          <w:sz w:val="28"/>
-          <w:szCs w:val="28"/>
-        </w:rPr>
-        <w:t xml:space="preserve"> </w:t>
-      </w:r>
-    </w:p>
-    <w:p>
-      <w:pPr>
-        <w:spacing w:after="0" w:line="360" w:lineRule="auto"/>
-        <w:ind w:firstLine="708"/>
-        <w:jc w:val="both"/>
-        <w:rPr>
-          <w:rFonts w:ascii="Times New Roman" w:hAnsi="Times New Roman" w:cs="Times New Roman"/>
-          <w:bCs/>
-          <w:sz w:val="28"/>
-          <w:szCs w:val="28"/>
-        </w:rPr>
-      </w:pPr>
-      <w:r>
-        <w:rPr>
-          <w:rFonts w:ascii="Times New Roman" w:hAnsi="Times New Roman" w:cs="Times New Roman"/>
-          <w:bCs/>
-          <w:sz w:val="28"/>
-          <w:szCs w:val="28"/>
-        </w:rPr>
-        <w:t xml:space="preserve">FROM Заказ </w:t>
-      </w:r>
-    </w:p>
-    <w:p>
-      <w:pPr>
-        <w:spacing w:after="0" w:line="360" w:lineRule="auto"/>
-        <w:ind w:firstLine="708"/>
-        <w:jc w:val="both"/>
-        <w:rPr>
-          <w:rFonts w:ascii="Times New Roman" w:hAnsi="Times New Roman" w:cs="Times New Roman"/>
-          <w:bCs/>
-          <w:sz w:val="28"/>
-          <w:szCs w:val="28"/>
-        </w:rPr>
-      </w:pPr>
-      <w:r>
-        <w:rPr>
-          <w:rFonts w:ascii="Times New Roman" w:hAnsi="Times New Roman" w:cs="Times New Roman"/>
-          <w:bCs/>
-          <w:sz w:val="28"/>
-          <w:szCs w:val="28"/>
-        </w:rPr>
-        <w:t xml:space="preserve">WHERE </w:t>
-      </w:r>
-      <w:proofErr w:type="gramStart"/>
-      <w:r>
-        <w:rPr>
-          <w:rFonts w:ascii="Times New Roman" w:hAnsi="Times New Roman" w:cs="Times New Roman"/>
-          <w:bCs/>
-          <w:sz w:val="28"/>
-          <w:szCs w:val="28"/>
-        </w:rPr>
-        <w:t>Статус !</w:t>
-      </w:r>
-      <w:proofErr w:type="gramEnd"/>
-      <w:r>
-        <w:rPr>
-          <w:rFonts w:ascii="Times New Roman" w:hAnsi="Times New Roman" w:cs="Times New Roman"/>
-          <w:bCs/>
-          <w:sz w:val="28"/>
-          <w:szCs w:val="28"/>
-        </w:rPr>
-        <w:t>= 'Отменён';</w:t>
-      </w:r>
-    </w:p>
-    <w:p>
-      <w:pPr>
-        <w:spacing w:after="0" w:line="360" w:lineRule="auto"/>
-        <w:ind w:firstLine="708"/>
-        <w:jc w:val="both"/>
-        <w:rPr>
-          <w:rFonts w:ascii="Times New Roman" w:hAnsi="Times New Roman" w:cs="Times New Roman"/>
-          <w:bCs/>
-          <w:sz w:val="28"/>
-          <w:szCs w:val="28"/>
-        </w:rPr>
-      </w:pPr>
-      <w:r>
-        <w:rPr>
-          <w:rFonts w:ascii="Times New Roman" w:hAnsi="Times New Roman" w:cs="Times New Roman"/>
-          <w:bCs/>
-          <w:sz w:val="28"/>
-          <w:szCs w:val="28"/>
-        </w:rPr>
         <w:t>Используется для формирования ежедневных и ежемесячных отчётов руководству. Позволяет отслеживать динамику роста количества заказов, оценивать объём обработанных транзакций и планировать ресурсы службы поддержки и логистики под текущую нагрузку.</w:t>
       </w:r>
-    </w:p>
-    <w:p>
-      <w:pPr>
-        <w:spacing w:after="0" w:line="360" w:lineRule="auto"/>
-        <w:ind w:firstLine="708"/>
-        <w:jc w:val="both"/>
-        <w:rPr>
-          <w:rFonts w:ascii="Times New Roman" w:hAnsi="Times New Roman" w:cs="Times New Roman"/>
-          <w:bCs/>
-          <w:sz w:val="28"/>
-          <w:szCs w:val="28"/>
-        </w:rPr>
-      </w:pPr>
-    </w:p>
-    <w:p>
-      <w:pPr>
-        <w:spacing w:after="0" w:line="360" w:lineRule="auto"/>
-        <w:ind w:firstLine="708"/>
-        <w:jc w:val="both"/>
-        <w:rPr>
-          <w:rFonts w:ascii="Times New Roman" w:hAnsi="Times New Roman" w:cs="Times New Roman"/>
-          <w:bCs/>
-          <w:sz w:val="28"/>
-          <w:szCs w:val="28"/>
-        </w:rPr>
-      </w:pPr>
-    </w:p>
-    <w:p>
-      <w:pPr>
-        <w:spacing w:after="0" w:line="360" w:lineRule="auto"/>
-        <w:ind w:firstLine="708"/>
-        <w:jc w:val="both"/>
-        <w:rPr>
-          <w:rFonts w:ascii="Times New Roman" w:hAnsi="Times New Roman" w:cs="Times New Roman"/>
-          <w:bCs/>
-          <w:sz w:val="28"/>
-          <w:szCs w:val="28"/>
-        </w:rPr>
-      </w:pPr>
-    </w:p>
-    <w:p>
-      <w:pPr>
-        <w:spacing w:after="0" w:line="360" w:lineRule="auto"/>
-        <w:ind w:firstLine="708"/>
-        <w:jc w:val="both"/>
-        <w:rPr>
-          <w:rFonts w:ascii="Times New Roman" w:hAnsi="Times New Roman" w:cs="Times New Roman"/>
-          <w:bCs/>
-          <w:sz w:val="28"/>
-          <w:szCs w:val="28"/>
-        </w:rPr>
-      </w:pPr>
-    </w:p>
-    <w:p>
-      <w:pPr>
-        <w:spacing w:after="0" w:line="360" w:lineRule="auto"/>
-        <w:ind w:firstLine="708"/>
-        <w:jc w:val="both"/>
-        <w:rPr>
-          <w:rFonts w:ascii="Times New Roman" w:hAnsi="Times New Roman" w:cs="Times New Roman"/>
-          <w:bCs/>
-          <w:sz w:val="28"/>
-          <w:szCs w:val="28"/>
-        </w:rPr>
-      </w:pPr>
-    </w:p>
-    <w:p>
-      <w:pPr>
-        <w:spacing w:after="0" w:line="360" w:lineRule="auto"/>
-        <w:ind w:firstLine="708"/>
-        <w:jc w:val="both"/>
-        <w:rPr>
-          <w:rFonts w:ascii="Times New Roman" w:hAnsi="Times New Roman" w:cs="Times New Roman"/>
-          <w:bCs/>
-          <w:sz w:val="28"/>
-          <w:szCs w:val="28"/>
-        </w:rPr>
-      </w:pPr>
-    </w:p>
-    <w:p>
-      <w:pPr>
-        <w:spacing w:after="0" w:line="360" w:lineRule="auto"/>
-        <w:ind w:firstLine="708"/>
-        <w:jc w:val="both"/>
-        <w:rPr>
-          <w:rFonts w:ascii="Times New Roman" w:hAnsi="Times New Roman" w:cs="Times New Roman"/>
-          <w:bCs/>
-          <w:sz w:val="28"/>
-          <w:szCs w:val="28"/>
-        </w:rPr>
-      </w:pPr>
-    </w:p>
-    <w:p>
-      <w:pPr>
-        <w:spacing w:after="0" w:line="360" w:lineRule="auto"/>
-        <w:ind w:firstLine="708"/>
-        <w:jc w:val="both"/>
-        <w:rPr>
-          <w:rFonts w:ascii="Times New Roman" w:hAnsi="Times New Roman" w:cs="Times New Roman"/>
-          <w:bCs/>
-          <w:sz w:val="28"/>
-          <w:szCs w:val="28"/>
-        </w:rPr>
-      </w:pPr>
-    </w:p>
-    <w:p>
-      <w:pPr>
-        <w:spacing w:after="0" w:line="360" w:lineRule="auto"/>
-        <w:ind w:firstLine="708"/>
-        <w:jc w:val="both"/>
-        <w:rPr>
-          <w:rFonts w:ascii="Times New Roman" w:hAnsi="Times New Roman" w:cs="Times New Roman"/>
-          <w:bCs/>
-          <w:sz w:val="28"/>
-          <w:szCs w:val="28"/>
-        </w:rPr>
-      </w:pPr>
-    </w:p>
-    <w:p>
-      <w:pPr>
-        <w:spacing w:after="0" w:line="360" w:lineRule="auto"/>
-        <w:ind w:firstLine="708"/>
-        <w:jc w:val="both"/>
-        <w:rPr>
-          <w:rFonts w:ascii="Times New Roman" w:hAnsi="Times New Roman" w:cs="Times New Roman"/>
-          <w:bCs/>
-          <w:sz w:val="28"/>
-          <w:szCs w:val="28"/>
-        </w:rPr>
-      </w:pPr>
-    </w:p>
-    <w:p>
-      <w:pPr>
-        <w:spacing w:after="0" w:line="360" w:lineRule="auto"/>
-        <w:ind w:firstLine="708"/>
-        <w:jc w:val="both"/>
-        <w:rPr>
-          <w:rFonts w:ascii="Times New Roman" w:hAnsi="Times New Roman" w:cs="Times New Roman"/>
-          <w:bCs/>
-          <w:sz w:val="28"/>
-          <w:szCs w:val="28"/>
-        </w:rPr>
-      </w:pPr>
-    </w:p>
-    <w:p>
-      <w:pPr>
-        <w:spacing w:after="0" w:line="360" w:lineRule="auto"/>
-        <w:ind w:firstLine="708"/>
-        <w:jc w:val="both"/>
-        <w:rPr>
-          <w:rFonts w:ascii="Times New Roman" w:hAnsi="Times New Roman" w:cs="Times New Roman"/>
-          <w:bCs/>
-          <w:sz w:val="28"/>
-          <w:szCs w:val="28"/>
-        </w:rPr>
-      </w:pPr>
-    </w:p>
-    <w:p>
-      <w:pPr>
-        <w:spacing w:after="0" w:line="360" w:lineRule="auto"/>
-        <w:ind w:firstLine="708"/>
-        <w:jc w:val="both"/>
-        <w:rPr>
-          <w:rFonts w:ascii="Times New Roman" w:hAnsi="Times New Roman" w:cs="Times New Roman"/>
-          <w:bCs/>
-          <w:sz w:val="28"/>
-          <w:szCs w:val="28"/>
-        </w:rPr>
-      </w:pPr>
-    </w:p>
-    <w:p>
-      <w:pPr>
-        <w:spacing w:after="0" w:line="360" w:lineRule="auto"/>
-        <w:ind w:firstLine="708"/>
-        <w:jc w:val="both"/>
-        <w:rPr>
-          <w:rFonts w:ascii="Times New Roman" w:hAnsi="Times New Roman" w:cs="Times New Roman"/>
-          <w:bCs/>
-          <w:sz w:val="28"/>
-          <w:szCs w:val="28"/>
-        </w:rPr>
-      </w:pPr>
-    </w:p>
-    <w:p>
-      <w:pPr>
-        <w:spacing w:after="0" w:line="360" w:lineRule="auto"/>
-        <w:ind w:firstLine="708"/>
-        <w:jc w:val="both"/>
-        <w:rPr>
-          <w:rFonts w:ascii="Times New Roman" w:hAnsi="Times New Roman" w:cs="Times New Roman"/>
-          <w:bCs/>
-          <w:sz w:val="28"/>
-          <w:szCs w:val="28"/>
-        </w:rPr>
-      </w:pPr>
-    </w:p>
-    <w:p>
-      <w:pPr>
-        <w:spacing w:after="0" w:line="360" w:lineRule="auto"/>
-        <w:ind w:firstLine="708"/>
-        <w:jc w:val="both"/>
-        <w:rPr>
-          <w:rFonts w:ascii="Times New Roman" w:hAnsi="Times New Roman" w:cs="Times New Roman"/>
-          <w:bCs/>
-          <w:sz w:val="28"/>
-          <w:szCs w:val="28"/>
-        </w:rPr>
-      </w:pPr>
-    </w:p>
-    <w:p>
-      <w:pPr>
-        <w:spacing w:after="0" w:line="360" w:lineRule="auto"/>
-        <w:ind w:firstLine="708"/>
-        <w:jc w:val="both"/>
-        <w:rPr>
-          <w:rFonts w:ascii="Times New Roman" w:hAnsi="Times New Roman" w:cs="Times New Roman"/>
-          <w:bCs/>
-          <w:sz w:val="28"/>
-          <w:szCs w:val="28"/>
-        </w:rPr>
-      </w:pPr>
-    </w:p>
-    <w:p>
-      <w:pPr>
-        <w:spacing w:after="0" w:line="360" w:lineRule="auto"/>
-        <w:ind w:firstLine="708"/>
-        <w:jc w:val="both"/>
-        <w:rPr>
-          <w:rFonts w:ascii="Times New Roman" w:hAnsi="Times New Roman" w:cs="Times New Roman"/>
-          <w:bCs/>
-          <w:sz w:val="28"/>
-          <w:szCs w:val="28"/>
-        </w:rPr>
-      </w:pPr>
-    </w:p>
-    <w:p>
-      <w:pPr>
-        <w:spacing w:after="0" w:line="360" w:lineRule="auto"/>
-        <w:ind w:firstLine="708"/>
-        <w:jc w:val="both"/>
-        <w:rPr>
-          <w:rFonts w:ascii="Times New Roman" w:hAnsi="Times New Roman" w:cs="Times New Roman"/>
-          <w:bCs/>
-          <w:sz w:val="28"/>
-          <w:szCs w:val="28"/>
-        </w:rPr>
-      </w:pPr>
-    </w:p>
-    <w:p>
-      <w:pPr>
-        <w:spacing w:after="0" w:line="360" w:lineRule="auto"/>
-        <w:ind w:firstLine="708"/>
-        <w:jc w:val="both"/>
-        <w:rPr>
-          <w:rFonts w:ascii="Times New Roman" w:hAnsi="Times New Roman" w:cs="Times New Roman"/>
-          <w:bCs/>
-          <w:sz w:val="28"/>
-          <w:szCs w:val="28"/>
-        </w:rPr>
-      </w:pPr>
-    </w:p>
-    <w:p>
-      <w:pPr>
-        <w:spacing w:after="0" w:line="360" w:lineRule="auto"/>
-        <w:ind w:firstLine="708"/>
-        <w:jc w:val="both"/>
-        <w:rPr>
-          <w:rFonts w:ascii="Times New Roman" w:hAnsi="Times New Roman" w:cs="Times New Roman"/>
-          <w:bCs/>
-          <w:sz w:val="28"/>
-          <w:szCs w:val="28"/>
-        </w:rPr>
-      </w:pPr>
-    </w:p>
-    <w:p>
-      <w:pPr>
-        <w:spacing w:after="0" w:line="360" w:lineRule="auto"/>
-        <w:ind w:firstLine="708"/>
-        <w:jc w:val="both"/>
-        <w:rPr>
-          <w:rFonts w:ascii="Times New Roman" w:hAnsi="Times New Roman" w:cs="Times New Roman"/>
-          <w:bCs/>
-          <w:sz w:val="28"/>
-          <w:szCs w:val="28"/>
-        </w:rPr>
-      </w:pPr>
-    </w:p>
-    <w:p>
-      <w:pPr>
-        <w:pStyle w:val="2"/>
-        <w:ind w:left="0"/>
-      </w:pPr>
       <w:bookmarkStart w:id="67" w:name="_Toc228993336"/>
       <w:bookmarkStart w:id="68" w:name="_Toc228993521"/>
       <w:bookmarkStart w:id="69" w:name="_Toc228995494"/>
       <w:r>
+        <w:rPr>
+          <w:rFonts w:ascii="Times New Roman" w:hAnsi="Times New Roman" w:cs="Times New Roman"/>
+          <w:bCs/>
+          <w:sz w:val="28"/>
+          <w:szCs w:val="28"/>
+        </w:rPr>
+        <w:t xml:space="preserve"> </w:t>
+      </w:r>
+    </w:p>
+    <w:p>
+      <w:pPr>
+        <w:rPr>
+          <w:rFonts w:ascii="Times New Roman" w:eastAsia="Aptos" w:hAnsi="Times New Roman" w:cs="Times New Roman"/>
+          <w:b/>
+          <w:sz w:val="28"/>
+          <w:szCs w:val="28"/>
+        </w:rPr>
+      </w:pPr>
+      <w:r>
+        <w:br w:type="page"/>
+      </w:r>
+    </w:p>
+    <w:p>
+      <w:pPr>
+        <w:pStyle w:val="2"/>
+      </w:pPr>
+      <w:r>
         <w:lastRenderedPageBreak/>
         <w:t>5. РАЗРАБОТКА ЭСКИЗНОГО ПРОЕКТА</w:t>
       </w:r>
@@ -38437,6 +37359,7 @@
           <w:noProof/>
           <w:sz w:val="28"/>
           <w:szCs w:val="28"/>
+          <w:lang w:eastAsia="ru-RU"/>
         </w:rPr>
         <w:lastRenderedPageBreak/>
         <w:drawing>
@@ -38678,6 +37601,7 @@
           <w:noProof/>
           <w:sz w:val="28"/>
           <w:szCs w:val="28"/>
+          <w:lang w:eastAsia="ru-RU"/>
         </w:rPr>
         <w:drawing>
           <wp:inline distT="0" distB="0" distL="0" distR="0" wp14:anchorId="6B850E38" wp14:editId="484BA7B8">
@@ -38791,7 +37715,25 @@
           <w:sz w:val="28"/>
           <w:szCs w:val="28"/>
         </w:rPr>
-        <w:t xml:space="preserve"> Суперкар GT», «Мягкий мишка Тедди 45 см»), категорию, рейтинг с количеством отзывов, актуальную цену и кнопку «В корзину». Карточки дополнены маркетинговыми метками: «Хит продаж» для популярных позиций, «Новинка» для свежих поступлений и индикаторами </w:t>
+        <w:t xml:space="preserve"> </w:t>
+      </w:r>
+      <w:proofErr w:type="spellStart"/>
+      <w:r>
+        <w:rPr>
+          <w:rFonts w:ascii="Times New Roman" w:eastAsia="Aptos" w:hAnsi="Times New Roman" w:cs="Times New Roman"/>
+          <w:sz w:val="28"/>
+          <w:szCs w:val="28"/>
+        </w:rPr>
+        <w:t>Суперкар</w:t>
+      </w:r>
+      <w:proofErr w:type="spellEnd"/>
+      <w:r>
+        <w:rPr>
+          <w:rFonts w:ascii="Times New Roman" w:eastAsia="Aptos" w:hAnsi="Times New Roman" w:cs="Times New Roman"/>
+          <w:sz w:val="28"/>
+          <w:szCs w:val="28"/>
+        </w:rPr>
+        <w:t xml:space="preserve"> GT», «Мягкий мишка Тедди 45 см»), категорию, рейтинг с количеством отзывов, актуальную цену и кнопку «В корзину». Карточки дополнены маркетинговыми метками: «Хит продаж» для популярных позиций, «Новинка» для свежих поступлений и индикаторами </w:t>
       </w:r>
       <w:r>
         <w:rPr>
@@ -38852,6 +37794,7 @@
           <w:noProof/>
           <w:sz w:val="28"/>
           <w:szCs w:val="28"/>
+          <w:lang w:eastAsia="ru-RU"/>
         </w:rPr>
         <w:drawing>
           <wp:inline distT="0" distB="0" distL="0" distR="0" wp14:anchorId="7A1C97B8" wp14:editId="3F11DAB1">
@@ -39339,7 +38282,17 @@
           <w:sz w:val="28"/>
           <w:szCs w:val="28"/>
         </w:rPr>
-        <w:t xml:space="preserve"> на автоматизированные системы. Техническое задание на создание автоматизированной системы.</w:t>
+        <w:t xml:space="preserve"> </w:t>
+      </w:r>
+      <w:bookmarkStart w:id="76" w:name="_GoBack"/>
+      <w:bookmarkEnd w:id="76"/>
+      <w:r>
+        <w:rPr>
+          <w:rFonts w:ascii="Times New Roman" w:eastAsia="Aptos" w:hAnsi="Times New Roman" w:cs="Times New Roman"/>
+          <w:sz w:val="28"/>
+          <w:szCs w:val="28"/>
+        </w:rPr>
+        <w:t>на автоматизированные системы. Техническое задание на создание автоматизированной системы.</w:t>
       </w:r>
     </w:p>
     <w:p>
@@ -39789,8 +38742,7 @@
     <w:p>
       <w:pPr>
         <w:spacing w:after="0" w:line="360" w:lineRule="auto"/>
-        <w:ind w:left="709" w:firstLine="709"/>
-        <w:jc w:val="center"/>
+        <w:jc w:val="both"/>
         <w:rPr>
           <w:rFonts w:ascii="Times New Roman" w:eastAsia="Aptos" w:hAnsi="Times New Roman" w:cs="Times New Roman"/>
           <w:sz w:val="28"/>
@@ -39803,6 +38755,14 @@
           <w:sz w:val="28"/>
           <w:szCs w:val="28"/>
         </w:rPr>
+        <w:t xml:space="preserve">15. </w:t>
+      </w:r>
+      <w:r>
+        <w:rPr>
+          <w:rFonts w:ascii="Times New Roman" w:eastAsia="Aptos" w:hAnsi="Times New Roman" w:cs="Times New Roman"/>
+          <w:sz w:val="28"/>
+          <w:szCs w:val="28"/>
+        </w:rPr>
         <w:t xml:space="preserve">Применение информационных систем в бизнес-процессах интернет-магазинов: современные подходы [Электронный ресурс] // </w:t>
       </w:r>
       <w:proofErr w:type="spellStart"/>
@@ -39839,8 +38799,37 @@
           <w:sz w:val="28"/>
           <w:szCs w:val="28"/>
         </w:rPr>
-        <w:t xml:space="preserve"> Partners. – Режим доступа: https://yakovpartners.com/publications/ecom/ (дата обращения: 15.04.2026). </w:t>
-      </w:r>
+        <w:t xml:space="preserve"> </w:t>
+      </w:r>
+      <w:proofErr w:type="spellStart"/>
+      <w:r>
+        <w:rPr>
+          <w:rFonts w:ascii="Times New Roman" w:eastAsia="Aptos" w:hAnsi="Times New Roman" w:cs="Times New Roman"/>
+          <w:sz w:val="28"/>
+          <w:szCs w:val="28"/>
+        </w:rPr>
+        <w:t>Partners</w:t>
+      </w:r>
+      <w:proofErr w:type="spellEnd"/>
+      <w:r>
+        <w:rPr>
+          <w:rFonts w:ascii="Times New Roman" w:eastAsia="Aptos" w:hAnsi="Times New Roman" w:cs="Times New Roman"/>
+          <w:sz w:val="28"/>
+          <w:szCs w:val="28"/>
+        </w:rPr>
+        <w:t xml:space="preserve">. – Режим доступа: https://yakovpartners.com/publications/ecom/ (дата обращения: 15.04.2026). </w:t>
+      </w:r>
+    </w:p>
+    <w:p>
+      <w:pPr>
+        <w:spacing w:after="0" w:line="360" w:lineRule="auto"/>
+        <w:jc w:val="both"/>
+        <w:rPr>
+          <w:rFonts w:ascii="Times New Roman" w:eastAsia="Aptos" w:hAnsi="Times New Roman" w:cs="Times New Roman"/>
+          <w:sz w:val="28"/>
+          <w:szCs w:val="28"/>
+        </w:rPr>
+      </w:pPr>
       <w:r>
         <w:rPr>
           <w:rFonts w:ascii="Times New Roman" w:eastAsia="Aptos" w:hAnsi="Times New Roman" w:cs="Times New Roman"/>
@@ -39931,7 +38920,7 @@
           <w:bCs/>
         </w:rPr>
       </w:pPr>
-      <w:bookmarkStart w:id="76" w:name="_Toc228995497"/>
+      <w:bookmarkStart w:id="77" w:name="_Toc228995497"/>
       <w:r>
         <w:rPr>
           <w:rStyle w:val="20"/>
@@ -39941,7 +38930,7 @@
         <w:lastRenderedPageBreak/>
         <w:t>ПРИЛОЖЕНИЯ</w:t>
       </w:r>
-      <w:bookmarkEnd w:id="76"/>
+      <w:bookmarkEnd w:id="77"/>
     </w:p>
     <w:p>
       <w:pPr>
@@ -40447,7 +39436,7 @@
           <w:sz w:val="28"/>
           <w:szCs w:val="28"/>
         </w:rPr>
-        <w:t xml:space="preserve">» (менеджер/оператор/курьер) должен иметь базовые навыки работы с современными ОС (Windows 10/11, </w:t>
+        <w:t>» (менеджер/оператор/курьер) должен иметь базовые навыки работы с современными ОС (</w:t>
       </w:r>
       <w:proofErr w:type="spellStart"/>
       <w:r>
@@ -40456,6 +39445,24 @@
           <w:sz w:val="28"/>
           <w:szCs w:val="28"/>
         </w:rPr>
+        <w:t>Windows</w:t>
+      </w:r>
+      <w:proofErr w:type="spellEnd"/>
+      <w:r>
+        <w:rPr>
+          <w:rFonts w:ascii="Times New Roman" w:eastAsia="Aptos" w:hAnsi="Times New Roman" w:cs="Times New Roman"/>
+          <w:sz w:val="28"/>
+          <w:szCs w:val="28"/>
+        </w:rPr>
+        <w:t xml:space="preserve"> 10/11, </w:t>
+      </w:r>
+      <w:proofErr w:type="spellStart"/>
+      <w:r>
+        <w:rPr>
+          <w:rFonts w:ascii="Times New Roman" w:eastAsia="Aptos" w:hAnsi="Times New Roman" w:cs="Times New Roman"/>
+          <w:sz w:val="28"/>
+          <w:szCs w:val="28"/>
+        </w:rPr>
         <w:t>macOS</w:t>
       </w:r>
       <w:proofErr w:type="spellEnd"/>
@@ -40465,7 +39472,7 @@
           <w:sz w:val="28"/>
           <w:szCs w:val="28"/>
         </w:rPr>
-        <w:t xml:space="preserve"> 10.15+, Linux), уверенно пользоваться веб-браузерами (</w:t>
+        <w:t xml:space="preserve"> 10.15+, </w:t>
       </w:r>
       <w:proofErr w:type="spellStart"/>
       <w:r>
@@ -40474,7 +39481,7 @@
           <w:sz w:val="28"/>
           <w:szCs w:val="28"/>
         </w:rPr>
-        <w:t>Chrome</w:t>
+        <w:t>Linux</w:t>
       </w:r>
       <w:proofErr w:type="spellEnd"/>
       <w:r>
@@ -40483,7 +39490,7 @@
           <w:sz w:val="28"/>
           <w:szCs w:val="28"/>
         </w:rPr>
-        <w:t xml:space="preserve">, Yandex </w:t>
+        <w:t xml:space="preserve">), уверенно пользоваться веб-браузерами (Chrome, Yandex </w:t>
       </w:r>
       <w:proofErr w:type="spellStart"/>
       <w:r>
@@ -40501,7 +39508,25 @@
           <w:sz w:val="28"/>
           <w:szCs w:val="28"/>
         </w:rPr>
-        <w:t>, Edge, Firefox), а также обладать следующими знаниями:</w:t>
+        <w:t xml:space="preserve">, </w:t>
+      </w:r>
+      <w:proofErr w:type="spellStart"/>
+      <w:r>
+        <w:rPr>
+          <w:rFonts w:ascii="Times New Roman" w:eastAsia="Aptos" w:hAnsi="Times New Roman" w:cs="Times New Roman"/>
+          <w:sz w:val="28"/>
+          <w:szCs w:val="28"/>
+        </w:rPr>
+        <w:t>Edge</w:t>
+      </w:r>
+      <w:proofErr w:type="spellEnd"/>
+      <w:r>
+        <w:rPr>
+          <w:rFonts w:ascii="Times New Roman" w:eastAsia="Aptos" w:hAnsi="Times New Roman" w:cs="Times New Roman"/>
+          <w:sz w:val="28"/>
+          <w:szCs w:val="28"/>
+        </w:rPr>
+        <w:t>, Firefox), а также обладать следующими знаниями:</w:t>
       </w:r>
     </w:p>
     <w:p>
@@ -41171,7 +40196,7 @@
                 <w:sz w:val="28"/>
                 <w:szCs w:val="28"/>
               </w:rPr>
-              <w:t xml:space="preserve">Последние стабильные версии </w:t>
+              <w:t xml:space="preserve">Последние стабильные версии Chrome, Yandex, </w:t>
             </w:r>
             <w:proofErr w:type="spellStart"/>
             <w:r>
@@ -41180,7 +40205,7 @@
                 <w:sz w:val="28"/>
                 <w:szCs w:val="28"/>
               </w:rPr>
-              <w:t>Chrome</w:t>
+              <w:t>Edge</w:t>
             </w:r>
             <w:proofErr w:type="spellEnd"/>
             <w:r>
@@ -41189,7 +40214,7 @@
                 <w:sz w:val="28"/>
                 <w:szCs w:val="28"/>
               </w:rPr>
-              <w:t>, Yandex, Edge, Firefox</w:t>
+              <w:t>, Firefox</w:t>
             </w:r>
           </w:p>
         </w:tc>
@@ -41293,7 +40318,25 @@
                 <w:sz w:val="28"/>
                 <w:szCs w:val="28"/>
               </w:rPr>
-              <w:t xml:space="preserve">Развернута на VPS (Python + </w:t>
+              <w:t>Развернута на VPS (</w:t>
+            </w:r>
+            <w:proofErr w:type="spellStart"/>
+            <w:r>
+              <w:rPr>
+                <w:rFonts w:ascii="Times New Roman" w:hAnsi="Times New Roman"/>
+                <w:sz w:val="28"/>
+                <w:szCs w:val="28"/>
+              </w:rPr>
+              <w:t>Python</w:t>
+            </w:r>
+            <w:proofErr w:type="spellEnd"/>
+            <w:r>
+              <w:rPr>
+                <w:rFonts w:ascii="Times New Roman" w:hAnsi="Times New Roman"/>
+                <w:sz w:val="28"/>
+                <w:szCs w:val="28"/>
+              </w:rPr>
+              <w:t xml:space="preserve"> + </w:t>
             </w:r>
             <w:proofErr w:type="spellStart"/>
             <w:r>
@@ -41490,7 +40533,7 @@
           <w:sz w:val="28"/>
           <w:szCs w:val="28"/>
         </w:rPr>
-        <w:t>Запустить установленный веб-браузер (</w:t>
+        <w:t xml:space="preserve">Запустить установленный веб-браузер (Chrome, Yandex, </w:t>
       </w:r>
       <w:proofErr w:type="spellStart"/>
       <w:r>
@@ -41499,7 +40542,7 @@
           <w:sz w:val="28"/>
           <w:szCs w:val="28"/>
         </w:rPr>
-        <w:t>Chrome</w:t>
+        <w:t>Edge</w:t>
       </w:r>
       <w:proofErr w:type="spellEnd"/>
       <w:r>
@@ -41508,7 +40551,7 @@
           <w:sz w:val="28"/>
           <w:szCs w:val="28"/>
         </w:rPr>
-        <w:t>, Yandex, Edge, Firefox).</w:t>
+        <w:t>, Firefox).</w:t>
       </w:r>
     </w:p>
     <w:p>
@@ -42439,7 +41482,48 @@
           <w:sz w:val="28"/>
           <w:szCs w:val="28"/>
         </w:rPr>
-        <w:t>Подготовительные действия</w:t>
+        <w:t>Подготовительные действия: Выполнить действия из п. 3.2 и 3.3.</w:t>
+      </w:r>
+    </w:p>
+    <w:p>
+      <w:pPr>
+        <w:spacing w:after="0" w:line="360" w:lineRule="auto"/>
+        <w:ind w:firstLine="709"/>
+        <w:jc w:val="both"/>
+        <w:rPr>
+          <w:rFonts w:ascii="Times New Roman" w:eastAsia="Aptos" w:hAnsi="Times New Roman" w:cs="Times New Roman"/>
+          <w:sz w:val="28"/>
+          <w:szCs w:val="28"/>
+        </w:rPr>
+      </w:pPr>
+      <w:r>
+        <w:rPr>
+          <w:rFonts w:ascii="Times New Roman" w:eastAsia="Aptos" w:hAnsi="Times New Roman" w:cs="Times New Roman"/>
+          <w:sz w:val="28"/>
+          <w:szCs w:val="28"/>
+        </w:rPr>
+        <w:t>Основные действия:</w:t>
+      </w:r>
+    </w:p>
+    <w:p>
+      <w:pPr>
+        <w:pStyle w:val="a3"/>
+        <w:spacing w:after="0" w:line="360" w:lineRule="auto"/>
+        <w:ind w:left="1429"/>
+        <w:jc w:val="both"/>
+        <w:rPr>
+          <w:rFonts w:ascii="Times New Roman" w:eastAsia="Aptos" w:hAnsi="Times New Roman" w:cs="Times New Roman"/>
+          <w:sz w:val="28"/>
+          <w:szCs w:val="28"/>
+        </w:rPr>
+      </w:pPr>
+      <w:r>
+        <w:rPr>
+          <w:rFonts w:ascii="Times New Roman" w:eastAsia="Aptos" w:hAnsi="Times New Roman" w:cs="Times New Roman"/>
+          <w:sz w:val="28"/>
+          <w:szCs w:val="28"/>
+        </w:rPr>
+        <w:t xml:space="preserve">В боковом меню нажать «Товары»., </w:t>
       </w:r>
       <w:proofErr w:type="gramStart"/>
       <w:r>
@@ -42448,7 +41532,7 @@
           <w:sz w:val="28"/>
           <w:szCs w:val="28"/>
         </w:rPr>
-        <w:t>: Выполнить</w:t>
+        <w:t>Нажать</w:t>
       </w:r>
       <w:proofErr w:type="gramEnd"/>
       <w:r>
@@ -42457,7 +41541,23 @@
           <w:sz w:val="28"/>
           <w:szCs w:val="28"/>
         </w:rPr>
-        <w:t xml:space="preserve"> действия из п. 3.2 и 3.3.</w:t>
+        <w:t xml:space="preserve"> кнопку «+ Добавить товар»., В открывшейся форме заполнить поля: Название, Категория, Бренд, Цена, Описание, Остаток на складе, Возрастное ограничение., Загрузить фотографии товара (система автоматически сожмет</w:t>
+      </w:r>
+      <w:r>
+        <w:rPr>
+          <w:rFonts w:ascii="Times New Roman" w:eastAsia="Aptos" w:hAnsi="Times New Roman" w:cs="Times New Roman"/>
+          <w:sz w:val="28"/>
+          <w:szCs w:val="28"/>
+        </w:rPr>
+        <w:t xml:space="preserve"> </w:t>
+      </w:r>
+      <w:r>
+        <w:rPr>
+          <w:rFonts w:ascii="Times New Roman" w:eastAsia="Aptos" w:hAnsi="Times New Roman" w:cs="Times New Roman"/>
+          <w:sz w:val="28"/>
+          <w:szCs w:val="28"/>
+        </w:rPr>
+        <w:t>изображения до допустимого формата).</w:t>
       </w:r>
     </w:p>
     <w:p>
@@ -42477,14 +41577,13 @@
           <w:sz w:val="28"/>
           <w:szCs w:val="28"/>
         </w:rPr>
-        <w:t>Основные действия:</w:t>
-      </w:r>
-    </w:p>
-    <w:p>
-      <w:pPr>
-        <w:pStyle w:val="a3"/>
-        <w:spacing w:after="0" w:line="360" w:lineRule="auto"/>
-        <w:ind w:left="1429"/>
+        <w:t>Заключительные действия: Нажать «Сохранить». Система выдаст уведомление «Товар успешно добавлен».</w:t>
+      </w:r>
+    </w:p>
+    <w:p>
+      <w:pPr>
+        <w:spacing w:after="0" w:line="360" w:lineRule="auto"/>
+        <w:ind w:firstLine="709"/>
         <w:jc w:val="both"/>
         <w:rPr>
           <w:rFonts w:ascii="Times New Roman" w:eastAsia="Aptos" w:hAnsi="Times New Roman" w:cs="Times New Roman"/>
@@ -42498,59 +41597,67 @@
           <w:sz w:val="28"/>
           <w:szCs w:val="28"/>
         </w:rPr>
-        <w:t>В боковом меню нажать «Товары».</w:t>
-      </w:r>
-      <w:proofErr w:type="gramStart"/>
-      <w:r>
+        <w:t>Ресурсы: 1–2 минуты.</w:t>
+      </w:r>
+    </w:p>
+    <w:p>
+      <w:pPr>
+        <w:spacing w:after="0" w:line="360" w:lineRule="auto"/>
+        <w:ind w:firstLine="709"/>
+        <w:jc w:val="both"/>
         <w:rPr>
           <w:rFonts w:ascii="Times New Roman" w:eastAsia="Aptos" w:hAnsi="Times New Roman" w:cs="Times New Roman"/>
           <w:sz w:val="28"/>
           <w:szCs w:val="28"/>
         </w:rPr>
-        <w:t>, Нажать</w:t>
-      </w:r>
-      <w:proofErr w:type="gramEnd"/>
+      </w:pPr>
       <w:r>
         <w:rPr>
           <w:rFonts w:ascii="Times New Roman" w:eastAsia="Aptos" w:hAnsi="Times New Roman" w:cs="Times New Roman"/>
           <w:sz w:val="28"/>
           <w:szCs w:val="28"/>
         </w:rPr>
-        <w:t xml:space="preserve"> кнопку «+ Добавить товар»., В открывшейся форме заполнить поля: Название, Категория, Бренд, Цена, Описание, Остаток на складе, Возрастное ограничение.</w:t>
-      </w:r>
-      <w:proofErr w:type="gramStart"/>
-      <w:r>
+        <w:t>Задача: «Обработка заказа и назначение доставки»</w:t>
+      </w:r>
+    </w:p>
+    <w:p>
+      <w:pPr>
+        <w:spacing w:after="0" w:line="360" w:lineRule="auto"/>
+        <w:ind w:firstLine="709"/>
+        <w:jc w:val="both"/>
         <w:rPr>
           <w:rFonts w:ascii="Times New Roman" w:eastAsia="Aptos" w:hAnsi="Times New Roman" w:cs="Times New Roman"/>
           <w:sz w:val="28"/>
           <w:szCs w:val="28"/>
         </w:rPr>
-        <w:t>, Загрузить</w:t>
-      </w:r>
-      <w:proofErr w:type="gramEnd"/>
+      </w:pPr>
       <w:r>
         <w:rPr>
           <w:rFonts w:ascii="Times New Roman" w:eastAsia="Aptos" w:hAnsi="Times New Roman" w:cs="Times New Roman"/>
           <w:sz w:val="28"/>
           <w:szCs w:val="28"/>
         </w:rPr>
-        <w:t xml:space="preserve"> фотографии товара (система автоматически сожмет</w:t>
-      </w:r>
-      <w:r>
+        <w:t>Операция 2: Подтверждение заказа</w:t>
+      </w:r>
+    </w:p>
+    <w:p>
+      <w:pPr>
+        <w:spacing w:after="0" w:line="360" w:lineRule="auto"/>
+        <w:ind w:firstLine="709"/>
+        <w:jc w:val="both"/>
         <w:rPr>
           <w:rFonts w:ascii="Times New Roman" w:eastAsia="Aptos" w:hAnsi="Times New Roman" w:cs="Times New Roman"/>
           <w:sz w:val="28"/>
           <w:szCs w:val="28"/>
         </w:rPr>
-        <w:t xml:space="preserve"> </w:t>
-      </w:r>
+      </w:pPr>
       <w:r>
         <w:rPr>
           <w:rFonts w:ascii="Times New Roman" w:eastAsia="Aptos" w:hAnsi="Times New Roman" w:cs="Times New Roman"/>
           <w:sz w:val="28"/>
           <w:szCs w:val="28"/>
         </w:rPr>
-        <w:t>изображения до допустимого формата).</w:t>
+        <w:t>Условия: В системе появился новый заказ со статусом «Ожидает подтверждения».</w:t>
       </w:r>
     </w:p>
     <w:p>
@@ -42570,143 +41677,7 @@
           <w:sz w:val="28"/>
           <w:szCs w:val="28"/>
         </w:rPr>
-        <w:t>Заключительные действия</w:t>
-      </w:r>
-      <w:proofErr w:type="gramStart"/>
-      <w:r>
-        <w:rPr>
-          <w:rFonts w:ascii="Times New Roman" w:eastAsia="Aptos" w:hAnsi="Times New Roman" w:cs="Times New Roman"/>
-          <w:sz w:val="28"/>
-          <w:szCs w:val="28"/>
-        </w:rPr>
-        <w:t>: Нажать</w:t>
-      </w:r>
-      <w:proofErr w:type="gramEnd"/>
-      <w:r>
-        <w:rPr>
-          <w:rFonts w:ascii="Times New Roman" w:eastAsia="Aptos" w:hAnsi="Times New Roman" w:cs="Times New Roman"/>
-          <w:sz w:val="28"/>
-          <w:szCs w:val="28"/>
-        </w:rPr>
-        <w:t xml:space="preserve"> «Сохранить». Система выдаст уведомление «Товар успешно добавлен».</w:t>
-      </w:r>
-    </w:p>
-    <w:p>
-      <w:pPr>
-        <w:spacing w:after="0" w:line="360" w:lineRule="auto"/>
-        <w:ind w:firstLine="709"/>
-        <w:jc w:val="both"/>
-        <w:rPr>
-          <w:rFonts w:ascii="Times New Roman" w:eastAsia="Aptos" w:hAnsi="Times New Roman" w:cs="Times New Roman"/>
-          <w:sz w:val="28"/>
-          <w:szCs w:val="28"/>
-        </w:rPr>
-      </w:pPr>
-      <w:r>
-        <w:rPr>
-          <w:rFonts w:ascii="Times New Roman" w:eastAsia="Aptos" w:hAnsi="Times New Roman" w:cs="Times New Roman"/>
-          <w:sz w:val="28"/>
-          <w:szCs w:val="28"/>
-        </w:rPr>
-        <w:t>Ресурсы: 1–2 минуты.</w:t>
-      </w:r>
-    </w:p>
-    <w:p>
-      <w:pPr>
-        <w:spacing w:after="0" w:line="360" w:lineRule="auto"/>
-        <w:ind w:firstLine="709"/>
-        <w:jc w:val="both"/>
-        <w:rPr>
-          <w:rFonts w:ascii="Times New Roman" w:eastAsia="Aptos" w:hAnsi="Times New Roman" w:cs="Times New Roman"/>
-          <w:sz w:val="28"/>
-          <w:szCs w:val="28"/>
-        </w:rPr>
-      </w:pPr>
-      <w:r>
-        <w:rPr>
-          <w:rFonts w:ascii="Times New Roman" w:eastAsia="Aptos" w:hAnsi="Times New Roman" w:cs="Times New Roman"/>
-          <w:sz w:val="28"/>
-          <w:szCs w:val="28"/>
-        </w:rPr>
-        <w:t>Задача: «Обработка заказа и назначение доставки»</w:t>
-      </w:r>
-    </w:p>
-    <w:p>
-      <w:pPr>
-        <w:spacing w:after="0" w:line="360" w:lineRule="auto"/>
-        <w:ind w:firstLine="709"/>
-        <w:jc w:val="both"/>
-        <w:rPr>
-          <w:rFonts w:ascii="Times New Roman" w:eastAsia="Aptos" w:hAnsi="Times New Roman" w:cs="Times New Roman"/>
-          <w:sz w:val="28"/>
-          <w:szCs w:val="28"/>
-        </w:rPr>
-      </w:pPr>
-      <w:r>
-        <w:rPr>
-          <w:rFonts w:ascii="Times New Roman" w:eastAsia="Aptos" w:hAnsi="Times New Roman" w:cs="Times New Roman"/>
-          <w:sz w:val="28"/>
-          <w:szCs w:val="28"/>
-        </w:rPr>
-        <w:t>Операция 2: Подтверждение заказа</w:t>
-      </w:r>
-    </w:p>
-    <w:p>
-      <w:pPr>
-        <w:spacing w:after="0" w:line="360" w:lineRule="auto"/>
-        <w:ind w:firstLine="709"/>
-        <w:jc w:val="both"/>
-        <w:rPr>
-          <w:rFonts w:ascii="Times New Roman" w:eastAsia="Aptos" w:hAnsi="Times New Roman" w:cs="Times New Roman"/>
-          <w:sz w:val="28"/>
-          <w:szCs w:val="28"/>
-        </w:rPr>
-      </w:pPr>
-      <w:r>
-        <w:rPr>
-          <w:rFonts w:ascii="Times New Roman" w:eastAsia="Aptos" w:hAnsi="Times New Roman" w:cs="Times New Roman"/>
-          <w:sz w:val="28"/>
-          <w:szCs w:val="28"/>
-        </w:rPr>
-        <w:t>Условия: В системе появился новый заказ со статусом «Ожидает подтверждения».</w:t>
-      </w:r>
-    </w:p>
-    <w:p>
-      <w:pPr>
-        <w:spacing w:after="0" w:line="360" w:lineRule="auto"/>
-        <w:ind w:firstLine="709"/>
-        <w:jc w:val="both"/>
-        <w:rPr>
-          <w:rFonts w:ascii="Times New Roman" w:eastAsia="Aptos" w:hAnsi="Times New Roman" w:cs="Times New Roman"/>
-          <w:sz w:val="28"/>
-          <w:szCs w:val="28"/>
-        </w:rPr>
-      </w:pPr>
-      <w:r>
-        <w:rPr>
-          <w:rFonts w:ascii="Times New Roman" w:eastAsia="Aptos" w:hAnsi="Times New Roman" w:cs="Times New Roman"/>
-          <w:sz w:val="28"/>
-          <w:szCs w:val="28"/>
-        </w:rPr>
-        <w:t>Подготовительные действия</w:t>
-      </w:r>
-      <w:proofErr w:type="gramStart"/>
-      <w:r>
-        <w:rPr>
-          <w:rFonts w:ascii="Times New Roman" w:eastAsia="Aptos" w:hAnsi="Times New Roman" w:cs="Times New Roman"/>
-          <w:sz w:val="28"/>
-          <w:szCs w:val="28"/>
-        </w:rPr>
-        <w:t>: Перейти</w:t>
-      </w:r>
-      <w:proofErr w:type="gramEnd"/>
-      <w:r>
-        <w:rPr>
-          <w:rFonts w:ascii="Times New Roman" w:eastAsia="Aptos" w:hAnsi="Times New Roman" w:cs="Times New Roman"/>
-          <w:sz w:val="28"/>
-          <w:szCs w:val="28"/>
-        </w:rPr>
-        <w:t xml:space="preserve"> в раздел «Заказы», открыть карточку заказа.</w:t>
+        <w:t>Подготовительные действия: Перейти в раздел «Заказы», открыть карточку заказа.</w:t>
       </w:r>
     </w:p>
     <w:p>
@@ -42747,7 +41718,7 @@
           <w:sz w:val="28"/>
           <w:szCs w:val="28"/>
         </w:rPr>
-        <w:t>Проверить состав заказа: товары, количество, итоговую сумму.</w:t>
+        <w:t xml:space="preserve">Проверить состав заказа: товары, количество, итоговую сумму., </w:t>
       </w:r>
       <w:proofErr w:type="gramStart"/>
       <w:r>
@@ -42756,7 +41727,7 @@
           <w:sz w:val="28"/>
           <w:szCs w:val="28"/>
         </w:rPr>
-        <w:t>, Убедиться</w:t>
+        <w:t>Убедиться</w:t>
       </w:r>
       <w:proofErr w:type="gramEnd"/>
       <w:r>
@@ -42765,7 +41736,147 @@
           <w:sz w:val="28"/>
           <w:szCs w:val="28"/>
         </w:rPr>
-        <w:t xml:space="preserve"> в наличии товаров на складе (система подсветит позиции с недостаточным остатком).</w:t>
+        <w:t xml:space="preserve"> в наличии товаров на складе (система подсветит позиции с недостаточным остатком)., Проверить контактные данные покупателя и адрес доставки., Нажать кнопку «Подтвердить заказ».</w:t>
+      </w:r>
+    </w:p>
+    <w:p>
+      <w:pPr>
+        <w:spacing w:after="0" w:line="360" w:lineRule="auto"/>
+        <w:ind w:firstLine="709"/>
+        <w:jc w:val="both"/>
+        <w:rPr>
+          <w:rFonts w:ascii="Times New Roman" w:eastAsia="Aptos" w:hAnsi="Times New Roman" w:cs="Times New Roman"/>
+          <w:sz w:val="28"/>
+          <w:szCs w:val="28"/>
+        </w:rPr>
+      </w:pPr>
+      <w:r>
+        <w:rPr>
+          <w:rFonts w:ascii="Times New Roman" w:eastAsia="Aptos" w:hAnsi="Times New Roman" w:cs="Times New Roman"/>
+          <w:sz w:val="28"/>
+          <w:szCs w:val="28"/>
+        </w:rPr>
+        <w:t>Заключительные действия: Статус заказа изменится на «В сборке». Запись появится в реестре активных заказов.</w:t>
+      </w:r>
+    </w:p>
+    <w:p>
+      <w:pPr>
+        <w:spacing w:after="0" w:line="360" w:lineRule="auto"/>
+        <w:ind w:firstLine="709"/>
+        <w:jc w:val="both"/>
+        <w:rPr>
+          <w:rFonts w:ascii="Times New Roman" w:eastAsia="Aptos" w:hAnsi="Times New Roman" w:cs="Times New Roman"/>
+          <w:sz w:val="28"/>
+          <w:szCs w:val="28"/>
+        </w:rPr>
+      </w:pPr>
+      <w:r>
+        <w:rPr>
+          <w:rFonts w:ascii="Times New Roman" w:eastAsia="Aptos" w:hAnsi="Times New Roman" w:cs="Times New Roman"/>
+          <w:sz w:val="28"/>
+          <w:szCs w:val="28"/>
+        </w:rPr>
+        <w:t>Ресурсы: 30–60 секунд.</w:t>
+      </w:r>
+    </w:p>
+    <w:p>
+      <w:pPr>
+        <w:spacing w:after="0" w:line="360" w:lineRule="auto"/>
+        <w:ind w:firstLine="709"/>
+        <w:jc w:val="both"/>
+        <w:rPr>
+          <w:rFonts w:ascii="Times New Roman" w:eastAsia="Aptos" w:hAnsi="Times New Roman" w:cs="Times New Roman"/>
+          <w:sz w:val="28"/>
+          <w:szCs w:val="28"/>
+        </w:rPr>
+      </w:pPr>
+      <w:r>
+        <w:rPr>
+          <w:rFonts w:ascii="Times New Roman" w:eastAsia="Aptos" w:hAnsi="Times New Roman" w:cs="Times New Roman"/>
+          <w:sz w:val="28"/>
+          <w:szCs w:val="28"/>
+        </w:rPr>
+        <w:t>Операция 3: Назначение курьера на доставку</w:t>
+      </w:r>
+    </w:p>
+    <w:p>
+      <w:pPr>
+        <w:spacing w:after="0" w:line="360" w:lineRule="auto"/>
+        <w:ind w:firstLine="709"/>
+        <w:jc w:val="both"/>
+        <w:rPr>
+          <w:rFonts w:ascii="Times New Roman" w:eastAsia="Aptos" w:hAnsi="Times New Roman" w:cs="Times New Roman"/>
+          <w:sz w:val="28"/>
+          <w:szCs w:val="28"/>
+        </w:rPr>
+      </w:pPr>
+      <w:r>
+        <w:rPr>
+          <w:rFonts w:ascii="Times New Roman" w:eastAsia="Aptos" w:hAnsi="Times New Roman" w:cs="Times New Roman"/>
+          <w:sz w:val="28"/>
+          <w:szCs w:val="28"/>
+        </w:rPr>
+        <w:t>Условия: Заказ собран и переведен в статус «Готов к доставке».</w:t>
+      </w:r>
+    </w:p>
+    <w:p>
+      <w:pPr>
+        <w:spacing w:after="0" w:line="360" w:lineRule="auto"/>
+        <w:ind w:firstLine="709"/>
+        <w:jc w:val="both"/>
+        <w:rPr>
+          <w:rFonts w:ascii="Times New Roman" w:eastAsia="Aptos" w:hAnsi="Times New Roman" w:cs="Times New Roman"/>
+          <w:sz w:val="28"/>
+          <w:szCs w:val="28"/>
+        </w:rPr>
+      </w:pPr>
+      <w:r>
+        <w:rPr>
+          <w:rFonts w:ascii="Times New Roman" w:eastAsia="Aptos" w:hAnsi="Times New Roman" w:cs="Times New Roman"/>
+          <w:sz w:val="28"/>
+          <w:szCs w:val="28"/>
+        </w:rPr>
+        <w:t>Подготовительные действия: Открыть карточку заказа, нажать кнопку «Назначить доставку».</w:t>
+      </w:r>
+    </w:p>
+    <w:p>
+      <w:pPr>
+        <w:spacing w:after="0" w:line="360" w:lineRule="auto"/>
+        <w:ind w:firstLine="709"/>
+        <w:jc w:val="both"/>
+        <w:rPr>
+          <w:rFonts w:ascii="Times New Roman" w:eastAsia="Aptos" w:hAnsi="Times New Roman" w:cs="Times New Roman"/>
+          <w:sz w:val="28"/>
+          <w:szCs w:val="28"/>
+        </w:rPr>
+      </w:pPr>
+      <w:r>
+        <w:rPr>
+          <w:rFonts w:ascii="Times New Roman" w:eastAsia="Aptos" w:hAnsi="Times New Roman" w:cs="Times New Roman"/>
+          <w:sz w:val="28"/>
+          <w:szCs w:val="28"/>
+        </w:rPr>
+        <w:t>Основные действия:</w:t>
+      </w:r>
+    </w:p>
+    <w:p>
+      <w:pPr>
+        <w:spacing w:after="0" w:line="360" w:lineRule="auto"/>
+        <w:ind w:firstLine="709"/>
+        <w:jc w:val="both"/>
+        <w:rPr>
+          <w:rFonts w:ascii="Times New Roman" w:eastAsia="Aptos" w:hAnsi="Times New Roman" w:cs="Times New Roman"/>
+          <w:sz w:val="28"/>
+          <w:szCs w:val="28"/>
+        </w:rPr>
+      </w:pPr>
+      <w:r>
+        <w:rPr>
+          <w:rFonts w:ascii="Times New Roman" w:eastAsia="Aptos" w:hAnsi="Times New Roman" w:cs="Times New Roman"/>
+          <w:sz w:val="28"/>
+          <w:szCs w:val="28"/>
+        </w:rPr>
+        <w:t xml:space="preserve">Система отобразит список свободных курьеров с указанием их текущей загрузки и зоны обслуживания., </w:t>
       </w:r>
       <w:proofErr w:type="gramStart"/>
       <w:r>
@@ -42774,7 +41885,7 @@
           <w:sz w:val="28"/>
           <w:szCs w:val="28"/>
         </w:rPr>
-        <w:t>, Проверить</w:t>
+        <w:t>Выбрать</w:t>
       </w:r>
       <w:proofErr w:type="gramEnd"/>
       <w:r>
@@ -42783,7 +41894,147 @@
           <w:sz w:val="28"/>
           <w:szCs w:val="28"/>
         </w:rPr>
-        <w:t xml:space="preserve"> контактные данные покупателя и адрес доставки.</w:t>
+        <w:t xml:space="preserve"> подходящего курьера из списка., Указать предпочтительное время доставки (утро/день/вечер)., Нажать «Назначить».</w:t>
+      </w:r>
+    </w:p>
+    <w:p>
+      <w:pPr>
+        <w:spacing w:after="0" w:line="360" w:lineRule="auto"/>
+        <w:ind w:firstLine="709"/>
+        <w:jc w:val="both"/>
+        <w:rPr>
+          <w:rFonts w:ascii="Times New Roman" w:eastAsia="Aptos" w:hAnsi="Times New Roman" w:cs="Times New Roman"/>
+          <w:sz w:val="28"/>
+          <w:szCs w:val="28"/>
+        </w:rPr>
+      </w:pPr>
+      <w:r>
+        <w:rPr>
+          <w:rFonts w:ascii="Times New Roman" w:eastAsia="Aptos" w:hAnsi="Times New Roman" w:cs="Times New Roman"/>
+          <w:sz w:val="28"/>
+          <w:szCs w:val="28"/>
+        </w:rPr>
+        <w:t>Заключительные действия: Статус доставки изменится на «Назначена». Курьер получит уведомление в мобильном приложении. Заказ появится в маршрутном листе исполнителя.</w:t>
+      </w:r>
+    </w:p>
+    <w:p>
+      <w:pPr>
+        <w:spacing w:after="0" w:line="360" w:lineRule="auto"/>
+        <w:ind w:firstLine="709"/>
+        <w:jc w:val="both"/>
+        <w:rPr>
+          <w:rFonts w:ascii="Times New Roman" w:eastAsia="Aptos" w:hAnsi="Times New Roman" w:cs="Times New Roman"/>
+          <w:sz w:val="28"/>
+          <w:szCs w:val="28"/>
+        </w:rPr>
+      </w:pPr>
+      <w:r>
+        <w:rPr>
+          <w:rFonts w:ascii="Times New Roman" w:eastAsia="Aptos" w:hAnsi="Times New Roman" w:cs="Times New Roman"/>
+          <w:sz w:val="28"/>
+          <w:szCs w:val="28"/>
+        </w:rPr>
+        <w:t>Ресурсы: 15–30 секунд.</w:t>
+      </w:r>
+    </w:p>
+    <w:p>
+      <w:pPr>
+        <w:spacing w:after="0" w:line="360" w:lineRule="auto"/>
+        <w:ind w:firstLine="709"/>
+        <w:jc w:val="both"/>
+        <w:rPr>
+          <w:rFonts w:ascii="Times New Roman" w:eastAsia="Aptos" w:hAnsi="Times New Roman" w:cs="Times New Roman"/>
+          <w:sz w:val="28"/>
+          <w:szCs w:val="28"/>
+        </w:rPr>
+      </w:pPr>
+      <w:r>
+        <w:rPr>
+          <w:rFonts w:ascii="Times New Roman" w:eastAsia="Aptos" w:hAnsi="Times New Roman" w:cs="Times New Roman"/>
+          <w:sz w:val="28"/>
+          <w:szCs w:val="28"/>
+        </w:rPr>
+        <w:t>Операция 4: Формирование накладной и чека</w:t>
+      </w:r>
+    </w:p>
+    <w:p>
+      <w:pPr>
+        <w:spacing w:after="0" w:line="360" w:lineRule="auto"/>
+        <w:ind w:firstLine="709"/>
+        <w:jc w:val="both"/>
+        <w:rPr>
+          <w:rFonts w:ascii="Times New Roman" w:eastAsia="Aptos" w:hAnsi="Times New Roman" w:cs="Times New Roman"/>
+          <w:sz w:val="28"/>
+          <w:szCs w:val="28"/>
+        </w:rPr>
+      </w:pPr>
+      <w:r>
+        <w:rPr>
+          <w:rFonts w:ascii="Times New Roman" w:eastAsia="Aptos" w:hAnsi="Times New Roman" w:cs="Times New Roman"/>
+          <w:sz w:val="28"/>
+          <w:szCs w:val="28"/>
+        </w:rPr>
+        <w:t>Условия: Доставка успешно завершена, курьер подтвердил вручение.</w:t>
+      </w:r>
+    </w:p>
+    <w:p>
+      <w:pPr>
+        <w:spacing w:after="0" w:line="360" w:lineRule="auto"/>
+        <w:ind w:firstLine="709"/>
+        <w:jc w:val="both"/>
+        <w:rPr>
+          <w:rFonts w:ascii="Times New Roman" w:eastAsia="Aptos" w:hAnsi="Times New Roman" w:cs="Times New Roman"/>
+          <w:sz w:val="28"/>
+          <w:szCs w:val="28"/>
+        </w:rPr>
+      </w:pPr>
+      <w:r>
+        <w:rPr>
+          <w:rFonts w:ascii="Times New Roman" w:eastAsia="Aptos" w:hAnsi="Times New Roman" w:cs="Times New Roman"/>
+          <w:sz w:val="28"/>
+          <w:szCs w:val="28"/>
+        </w:rPr>
+        <w:t>Подготовительные действия: Открыть карточку заказа, нажать кнопку «Сформировать документы».</w:t>
+      </w:r>
+    </w:p>
+    <w:p>
+      <w:pPr>
+        <w:spacing w:after="0" w:line="360" w:lineRule="auto"/>
+        <w:ind w:firstLine="709"/>
+        <w:jc w:val="both"/>
+        <w:rPr>
+          <w:rFonts w:ascii="Times New Roman" w:eastAsia="Aptos" w:hAnsi="Times New Roman" w:cs="Times New Roman"/>
+          <w:sz w:val="28"/>
+          <w:szCs w:val="28"/>
+        </w:rPr>
+      </w:pPr>
+      <w:r>
+        <w:rPr>
+          <w:rFonts w:ascii="Times New Roman" w:eastAsia="Aptos" w:hAnsi="Times New Roman" w:cs="Times New Roman"/>
+          <w:sz w:val="28"/>
+          <w:szCs w:val="28"/>
+        </w:rPr>
+        <w:t>Основные действия:</w:t>
+      </w:r>
+    </w:p>
+    <w:p>
+      <w:pPr>
+        <w:spacing w:after="0" w:line="360" w:lineRule="auto"/>
+        <w:ind w:firstLine="709"/>
+        <w:jc w:val="both"/>
+        <w:rPr>
+          <w:rFonts w:ascii="Times New Roman" w:eastAsia="Aptos" w:hAnsi="Times New Roman" w:cs="Times New Roman"/>
+          <w:sz w:val="28"/>
+          <w:szCs w:val="28"/>
+        </w:rPr>
+      </w:pPr>
+      <w:r>
+        <w:rPr>
+          <w:rFonts w:ascii="Times New Roman" w:eastAsia="Aptos" w:hAnsi="Times New Roman" w:cs="Times New Roman"/>
+          <w:sz w:val="28"/>
+          <w:szCs w:val="28"/>
+        </w:rPr>
+        <w:t xml:space="preserve">Система извлечет верифицированные реквизиты покупателя, состав заказа и сумму платежа., Пользователь просмотрит документы в режиме предпросмотра (накладная, чек)., </w:t>
       </w:r>
       <w:proofErr w:type="gramStart"/>
       <w:r>
@@ -42792,7 +42043,7 @@
           <w:sz w:val="28"/>
           <w:szCs w:val="28"/>
         </w:rPr>
-        <w:t>, Нажать</w:t>
+        <w:t>При</w:t>
       </w:r>
       <w:proofErr w:type="gramEnd"/>
       <w:r>
@@ -42801,7 +42052,7 @@
           <w:sz w:val="28"/>
           <w:szCs w:val="28"/>
         </w:rPr>
-        <w:t xml:space="preserve"> кнопку «Подтвердить заказ».</w:t>
+        <w:t xml:space="preserve"> необходимости внести правки в служебные поля (комментарии, примечания).</w:t>
       </w:r>
     </w:p>
     <w:p>
@@ -42821,414 +42072,8 @@
           <w:sz w:val="28"/>
           <w:szCs w:val="28"/>
         </w:rPr>
-        <w:t>Заключительные действия: Статус заказа изменится на «В сборке». Запись появится в реестре активных заказов.</w:t>
-      </w:r>
-    </w:p>
-    <w:p>
-      <w:pPr>
-        <w:spacing w:after="0" w:line="360" w:lineRule="auto"/>
-        <w:ind w:firstLine="709"/>
-        <w:jc w:val="both"/>
-        <w:rPr>
-          <w:rFonts w:ascii="Times New Roman" w:eastAsia="Aptos" w:hAnsi="Times New Roman" w:cs="Times New Roman"/>
-          <w:sz w:val="28"/>
-          <w:szCs w:val="28"/>
-        </w:rPr>
-      </w:pPr>
-      <w:r>
-        <w:rPr>
-          <w:rFonts w:ascii="Times New Roman" w:eastAsia="Aptos" w:hAnsi="Times New Roman" w:cs="Times New Roman"/>
-          <w:sz w:val="28"/>
-          <w:szCs w:val="28"/>
-        </w:rPr>
-        <w:t>Ресурсы: 30–60 секунд.</w:t>
-      </w:r>
-    </w:p>
-    <w:p>
-      <w:pPr>
-        <w:spacing w:after="0" w:line="360" w:lineRule="auto"/>
-        <w:ind w:firstLine="709"/>
-        <w:jc w:val="both"/>
-        <w:rPr>
-          <w:rFonts w:ascii="Times New Roman" w:eastAsia="Aptos" w:hAnsi="Times New Roman" w:cs="Times New Roman"/>
-          <w:sz w:val="28"/>
-          <w:szCs w:val="28"/>
-        </w:rPr>
-      </w:pPr>
-      <w:r>
-        <w:rPr>
-          <w:rFonts w:ascii="Times New Roman" w:eastAsia="Aptos" w:hAnsi="Times New Roman" w:cs="Times New Roman"/>
-          <w:sz w:val="28"/>
-          <w:szCs w:val="28"/>
-        </w:rPr>
-        <w:t>Операция 3: Назначение курьера на доставку</w:t>
-      </w:r>
-    </w:p>
-    <w:p>
-      <w:pPr>
-        <w:spacing w:after="0" w:line="360" w:lineRule="auto"/>
-        <w:ind w:firstLine="709"/>
-        <w:jc w:val="both"/>
-        <w:rPr>
-          <w:rFonts w:ascii="Times New Roman" w:eastAsia="Aptos" w:hAnsi="Times New Roman" w:cs="Times New Roman"/>
-          <w:sz w:val="28"/>
-          <w:szCs w:val="28"/>
-        </w:rPr>
-      </w:pPr>
-      <w:r>
-        <w:rPr>
-          <w:rFonts w:ascii="Times New Roman" w:eastAsia="Aptos" w:hAnsi="Times New Roman" w:cs="Times New Roman"/>
-          <w:sz w:val="28"/>
-          <w:szCs w:val="28"/>
-        </w:rPr>
-        <w:t>Условия: Заказ собран и переведен в статус «Готов к доставке».</w:t>
-      </w:r>
-    </w:p>
-    <w:p>
-      <w:pPr>
-        <w:spacing w:after="0" w:line="360" w:lineRule="auto"/>
-        <w:ind w:firstLine="709"/>
-        <w:jc w:val="both"/>
-        <w:rPr>
-          <w:rFonts w:ascii="Times New Roman" w:eastAsia="Aptos" w:hAnsi="Times New Roman" w:cs="Times New Roman"/>
-          <w:sz w:val="28"/>
-          <w:szCs w:val="28"/>
-        </w:rPr>
-      </w:pPr>
-      <w:r>
-        <w:rPr>
-          <w:rFonts w:ascii="Times New Roman" w:eastAsia="Aptos" w:hAnsi="Times New Roman" w:cs="Times New Roman"/>
-          <w:sz w:val="28"/>
-          <w:szCs w:val="28"/>
-        </w:rPr>
-        <w:t>Подготовительные действия</w:t>
-      </w:r>
-      <w:proofErr w:type="gramStart"/>
-      <w:r>
-        <w:rPr>
-          <w:rFonts w:ascii="Times New Roman" w:eastAsia="Aptos" w:hAnsi="Times New Roman" w:cs="Times New Roman"/>
-          <w:sz w:val="28"/>
-          <w:szCs w:val="28"/>
-        </w:rPr>
-        <w:t>: Открыть</w:t>
-      </w:r>
-      <w:proofErr w:type="gramEnd"/>
-      <w:r>
-        <w:rPr>
-          <w:rFonts w:ascii="Times New Roman" w:eastAsia="Aptos" w:hAnsi="Times New Roman" w:cs="Times New Roman"/>
-          <w:sz w:val="28"/>
-          <w:szCs w:val="28"/>
-        </w:rPr>
-        <w:t xml:space="preserve"> карточку заказа, нажать кнопку «Назначить доставку».</w:t>
-      </w:r>
-    </w:p>
-    <w:p>
-      <w:pPr>
-        <w:spacing w:after="0" w:line="360" w:lineRule="auto"/>
-        <w:ind w:firstLine="709"/>
-        <w:jc w:val="both"/>
-        <w:rPr>
-          <w:rFonts w:ascii="Times New Roman" w:eastAsia="Aptos" w:hAnsi="Times New Roman" w:cs="Times New Roman"/>
-          <w:sz w:val="28"/>
-          <w:szCs w:val="28"/>
-        </w:rPr>
-      </w:pPr>
-      <w:r>
-        <w:rPr>
-          <w:rFonts w:ascii="Times New Roman" w:eastAsia="Aptos" w:hAnsi="Times New Roman" w:cs="Times New Roman"/>
-          <w:sz w:val="28"/>
-          <w:szCs w:val="28"/>
-        </w:rPr>
-        <w:t>Основные действия:</w:t>
-      </w:r>
-    </w:p>
-    <w:p>
-      <w:pPr>
-        <w:spacing w:after="0" w:line="360" w:lineRule="auto"/>
-        <w:ind w:firstLine="709"/>
-        <w:jc w:val="both"/>
-        <w:rPr>
-          <w:rFonts w:ascii="Times New Roman" w:eastAsia="Aptos" w:hAnsi="Times New Roman" w:cs="Times New Roman"/>
-          <w:sz w:val="28"/>
-          <w:szCs w:val="28"/>
-        </w:rPr>
-      </w:pPr>
-      <w:r>
-        <w:rPr>
-          <w:rFonts w:ascii="Times New Roman" w:eastAsia="Aptos" w:hAnsi="Times New Roman" w:cs="Times New Roman"/>
-          <w:sz w:val="28"/>
-          <w:szCs w:val="28"/>
-        </w:rPr>
-        <w:t>Система отобразит список свободных курьеров с указанием их текущей загрузки и зоны обслуживания.</w:t>
-      </w:r>
-      <w:proofErr w:type="gramStart"/>
-      <w:r>
-        <w:rPr>
-          <w:rFonts w:ascii="Times New Roman" w:eastAsia="Aptos" w:hAnsi="Times New Roman" w:cs="Times New Roman"/>
-          <w:sz w:val="28"/>
-          <w:szCs w:val="28"/>
-        </w:rPr>
-        <w:t>, Выбрать</w:t>
-      </w:r>
-      <w:proofErr w:type="gramEnd"/>
-      <w:r>
-        <w:rPr>
-          <w:rFonts w:ascii="Times New Roman" w:eastAsia="Aptos" w:hAnsi="Times New Roman" w:cs="Times New Roman"/>
-          <w:sz w:val="28"/>
-          <w:szCs w:val="28"/>
-        </w:rPr>
-        <w:t xml:space="preserve"> подходящего курьера из списка.</w:t>
-      </w:r>
-      <w:proofErr w:type="gramStart"/>
-      <w:r>
-        <w:rPr>
-          <w:rFonts w:ascii="Times New Roman" w:eastAsia="Aptos" w:hAnsi="Times New Roman" w:cs="Times New Roman"/>
-          <w:sz w:val="28"/>
-          <w:szCs w:val="28"/>
-        </w:rPr>
-        <w:t>, Указать</w:t>
-      </w:r>
-      <w:proofErr w:type="gramEnd"/>
-      <w:r>
-        <w:rPr>
-          <w:rFonts w:ascii="Times New Roman" w:eastAsia="Aptos" w:hAnsi="Times New Roman" w:cs="Times New Roman"/>
-          <w:sz w:val="28"/>
-          <w:szCs w:val="28"/>
-        </w:rPr>
-        <w:t xml:space="preserve"> предпочтительное время доставки (утро/день/вечер).</w:t>
-      </w:r>
-      <w:proofErr w:type="gramStart"/>
-      <w:r>
-        <w:rPr>
-          <w:rFonts w:ascii="Times New Roman" w:eastAsia="Aptos" w:hAnsi="Times New Roman" w:cs="Times New Roman"/>
-          <w:sz w:val="28"/>
-          <w:szCs w:val="28"/>
-        </w:rPr>
-        <w:t>, Нажать</w:t>
-      </w:r>
-      <w:proofErr w:type="gramEnd"/>
-      <w:r>
-        <w:rPr>
-          <w:rFonts w:ascii="Times New Roman" w:eastAsia="Aptos" w:hAnsi="Times New Roman" w:cs="Times New Roman"/>
-          <w:sz w:val="28"/>
-          <w:szCs w:val="28"/>
-        </w:rPr>
-        <w:t xml:space="preserve"> «Назначить».</w:t>
-      </w:r>
-    </w:p>
-    <w:p>
-      <w:pPr>
-        <w:spacing w:after="0" w:line="360" w:lineRule="auto"/>
-        <w:ind w:firstLine="709"/>
-        <w:jc w:val="both"/>
-        <w:rPr>
-          <w:rFonts w:ascii="Times New Roman" w:eastAsia="Aptos" w:hAnsi="Times New Roman" w:cs="Times New Roman"/>
-          <w:sz w:val="28"/>
-          <w:szCs w:val="28"/>
-        </w:rPr>
-      </w:pPr>
-      <w:r>
-        <w:rPr>
-          <w:rFonts w:ascii="Times New Roman" w:eastAsia="Aptos" w:hAnsi="Times New Roman" w:cs="Times New Roman"/>
-          <w:sz w:val="28"/>
-          <w:szCs w:val="28"/>
-        </w:rPr>
-        <w:t>Заключительные действия: Статус доставки изменится на «Назначена». Курьер получит уведомление в мобильном приложении. Заказ появится в маршрутном листе исполнителя.</w:t>
-      </w:r>
-    </w:p>
-    <w:p>
-      <w:pPr>
-        <w:spacing w:after="0" w:line="360" w:lineRule="auto"/>
-        <w:ind w:firstLine="709"/>
-        <w:jc w:val="both"/>
-        <w:rPr>
-          <w:rFonts w:ascii="Times New Roman" w:eastAsia="Aptos" w:hAnsi="Times New Roman" w:cs="Times New Roman"/>
-          <w:sz w:val="28"/>
-          <w:szCs w:val="28"/>
-        </w:rPr>
-      </w:pPr>
-      <w:r>
-        <w:rPr>
-          <w:rFonts w:ascii="Times New Roman" w:eastAsia="Aptos" w:hAnsi="Times New Roman" w:cs="Times New Roman"/>
-          <w:sz w:val="28"/>
-          <w:szCs w:val="28"/>
-        </w:rPr>
-        <w:t>Ресурсы: 15–30 секунд.</w:t>
-      </w:r>
-    </w:p>
-    <w:p>
-      <w:pPr>
-        <w:spacing w:after="0" w:line="360" w:lineRule="auto"/>
-        <w:ind w:firstLine="709"/>
-        <w:jc w:val="both"/>
-        <w:rPr>
-          <w:rFonts w:ascii="Times New Roman" w:eastAsia="Aptos" w:hAnsi="Times New Roman" w:cs="Times New Roman"/>
-          <w:sz w:val="28"/>
-          <w:szCs w:val="28"/>
-        </w:rPr>
-      </w:pPr>
-      <w:r>
-        <w:rPr>
-          <w:rFonts w:ascii="Times New Roman" w:eastAsia="Aptos" w:hAnsi="Times New Roman" w:cs="Times New Roman"/>
-          <w:sz w:val="28"/>
-          <w:szCs w:val="28"/>
-        </w:rPr>
-        <w:t>Операция 4: Формирование накладной и чека</w:t>
-      </w:r>
-    </w:p>
-    <w:p>
-      <w:pPr>
-        <w:spacing w:after="0" w:line="360" w:lineRule="auto"/>
-        <w:ind w:firstLine="709"/>
-        <w:jc w:val="both"/>
-        <w:rPr>
-          <w:rFonts w:ascii="Times New Roman" w:eastAsia="Aptos" w:hAnsi="Times New Roman" w:cs="Times New Roman"/>
-          <w:sz w:val="28"/>
-          <w:szCs w:val="28"/>
-        </w:rPr>
-      </w:pPr>
-      <w:r>
-        <w:rPr>
-          <w:rFonts w:ascii="Times New Roman" w:eastAsia="Aptos" w:hAnsi="Times New Roman" w:cs="Times New Roman"/>
-          <w:sz w:val="28"/>
-          <w:szCs w:val="28"/>
-        </w:rPr>
-        <w:t>Условия: Доставка успешно завершена, курьер подтвердил вручение.</w:t>
-      </w:r>
-    </w:p>
-    <w:p>
-      <w:pPr>
-        <w:spacing w:after="0" w:line="360" w:lineRule="auto"/>
-        <w:ind w:firstLine="709"/>
-        <w:jc w:val="both"/>
-        <w:rPr>
-          <w:rFonts w:ascii="Times New Roman" w:eastAsia="Aptos" w:hAnsi="Times New Roman" w:cs="Times New Roman"/>
-          <w:sz w:val="28"/>
-          <w:szCs w:val="28"/>
-        </w:rPr>
-      </w:pPr>
-      <w:r>
-        <w:rPr>
-          <w:rFonts w:ascii="Times New Roman" w:eastAsia="Aptos" w:hAnsi="Times New Roman" w:cs="Times New Roman"/>
-          <w:sz w:val="28"/>
-          <w:szCs w:val="28"/>
-        </w:rPr>
-        <w:t>Подготовительные действия</w:t>
-      </w:r>
-      <w:proofErr w:type="gramStart"/>
-      <w:r>
-        <w:rPr>
-          <w:rFonts w:ascii="Times New Roman" w:eastAsia="Aptos" w:hAnsi="Times New Roman" w:cs="Times New Roman"/>
-          <w:sz w:val="28"/>
-          <w:szCs w:val="28"/>
-        </w:rPr>
-        <w:t>: Открыть</w:t>
-      </w:r>
-      <w:proofErr w:type="gramEnd"/>
-      <w:r>
-        <w:rPr>
-          <w:rFonts w:ascii="Times New Roman" w:eastAsia="Aptos" w:hAnsi="Times New Roman" w:cs="Times New Roman"/>
-          <w:sz w:val="28"/>
-          <w:szCs w:val="28"/>
-        </w:rPr>
-        <w:t xml:space="preserve"> карточку заказа, нажать кнопку «Сформировать документы».</w:t>
-      </w:r>
-    </w:p>
-    <w:p>
-      <w:pPr>
-        <w:spacing w:after="0" w:line="360" w:lineRule="auto"/>
-        <w:ind w:firstLine="709"/>
-        <w:jc w:val="both"/>
-        <w:rPr>
-          <w:rFonts w:ascii="Times New Roman" w:eastAsia="Aptos" w:hAnsi="Times New Roman" w:cs="Times New Roman"/>
-          <w:sz w:val="28"/>
-          <w:szCs w:val="28"/>
-        </w:rPr>
-      </w:pPr>
-      <w:r>
-        <w:rPr>
-          <w:rFonts w:ascii="Times New Roman" w:eastAsia="Aptos" w:hAnsi="Times New Roman" w:cs="Times New Roman"/>
-          <w:sz w:val="28"/>
-          <w:szCs w:val="28"/>
-        </w:rPr>
-        <w:t>Основные действия:</w:t>
-      </w:r>
-    </w:p>
-    <w:p>
-      <w:pPr>
-        <w:spacing w:after="0" w:line="360" w:lineRule="auto"/>
-        <w:ind w:firstLine="709"/>
-        <w:jc w:val="both"/>
-        <w:rPr>
-          <w:rFonts w:ascii="Times New Roman" w:eastAsia="Aptos" w:hAnsi="Times New Roman" w:cs="Times New Roman"/>
-          <w:sz w:val="28"/>
-          <w:szCs w:val="28"/>
-        </w:rPr>
-      </w:pPr>
-      <w:r>
-        <w:rPr>
-          <w:rFonts w:ascii="Times New Roman" w:eastAsia="Aptos" w:hAnsi="Times New Roman" w:cs="Times New Roman"/>
-          <w:sz w:val="28"/>
-          <w:szCs w:val="28"/>
-        </w:rPr>
-        <w:t>Система извлечет верифицированные реквизиты покупателя, состав заказа и сумму платежа., Пользователь просмотрит документы в режиме предпросмотра (накладная, чек).</w:t>
-      </w:r>
-      <w:proofErr w:type="gramStart"/>
-      <w:r>
-        <w:rPr>
-          <w:rFonts w:ascii="Times New Roman" w:eastAsia="Aptos" w:hAnsi="Times New Roman" w:cs="Times New Roman"/>
-          <w:sz w:val="28"/>
-          <w:szCs w:val="28"/>
-        </w:rPr>
-        <w:t>, При</w:t>
-      </w:r>
-      <w:proofErr w:type="gramEnd"/>
-      <w:r>
-        <w:rPr>
-          <w:rFonts w:ascii="Times New Roman" w:eastAsia="Aptos" w:hAnsi="Times New Roman" w:cs="Times New Roman"/>
-          <w:sz w:val="28"/>
-          <w:szCs w:val="28"/>
-        </w:rPr>
-        <w:t xml:space="preserve"> необходимости внести правки в служебные поля (комментарии, примечания).</w:t>
-      </w:r>
-    </w:p>
-    <w:p>
-      <w:pPr>
-        <w:spacing w:after="0" w:line="360" w:lineRule="auto"/>
-        <w:ind w:firstLine="709"/>
-        <w:jc w:val="both"/>
-        <w:rPr>
-          <w:rFonts w:ascii="Times New Roman" w:eastAsia="Aptos" w:hAnsi="Times New Roman" w:cs="Times New Roman"/>
-          <w:sz w:val="28"/>
-          <w:szCs w:val="28"/>
-        </w:rPr>
-      </w:pPr>
-      <w:r>
-        <w:rPr>
-          <w:rFonts w:ascii="Times New Roman" w:eastAsia="Aptos" w:hAnsi="Times New Roman" w:cs="Times New Roman"/>
-          <w:sz w:val="28"/>
-          <w:szCs w:val="28"/>
-        </w:rPr>
         <w:lastRenderedPageBreak/>
-        <w:t>Заключительные действия</w:t>
-      </w:r>
-      <w:proofErr w:type="gramStart"/>
-      <w:r>
-        <w:rPr>
-          <w:rFonts w:ascii="Times New Roman" w:eastAsia="Aptos" w:hAnsi="Times New Roman" w:cs="Times New Roman"/>
-          <w:sz w:val="28"/>
-          <w:szCs w:val="28"/>
-        </w:rPr>
-        <w:t>: Нажать</w:t>
-      </w:r>
-      <w:proofErr w:type="gramEnd"/>
-      <w:r>
-        <w:rPr>
-          <w:rFonts w:ascii="Times New Roman" w:eastAsia="Aptos" w:hAnsi="Times New Roman" w:cs="Times New Roman"/>
-          <w:sz w:val="28"/>
-          <w:szCs w:val="28"/>
-        </w:rPr>
-        <w:t xml:space="preserve"> «Сохранить и экспортировать». Файлы в формате PDF сохранятся в БД «Документы», статус заказа обновится на «Завершен».</w:t>
+        <w:t>Заключительные действия: Нажать «Сохранить и экспортировать». Файлы в формате PDF сохранятся в БД «Документы», статус заказа обновится на «Завершен».</w:t>
       </w:r>
     </w:p>
     <w:p>
@@ -43812,16 +42657,52 @@
                 <w:sz w:val="28"/>
                 <w:szCs w:val="28"/>
               </w:rPr>
-              <w:t>Потеря интернет-</w:t>
-            </w:r>
+              <w:t xml:space="preserve">Потеря </w:t>
+            </w:r>
+            <w:proofErr w:type="spellStart"/>
             <w:r>
               <w:rPr>
                 <w:rFonts w:ascii="Times New Roman" w:hAnsi="Times New Roman"/>
                 <w:sz w:val="28"/>
                 <w:szCs w:val="28"/>
               </w:rPr>
+              <w:t>интернет-</w:t>
+            </w:r>
+            <w:r>
+              <w:rPr>
+                <w:rFonts w:ascii="Times New Roman" w:hAnsi="Times New Roman"/>
+                <w:sz w:val="28"/>
+                <w:szCs w:val="28"/>
+              </w:rPr>
               <w:lastRenderedPageBreak/>
-              <w:t xml:space="preserve">соединения, ошибка 503 Service </w:t>
+              <w:t>соединения</w:t>
+            </w:r>
+            <w:proofErr w:type="spellEnd"/>
+            <w:r>
+              <w:rPr>
+                <w:rFonts w:ascii="Times New Roman" w:hAnsi="Times New Roman"/>
+                <w:sz w:val="28"/>
+                <w:szCs w:val="28"/>
+              </w:rPr>
+              <w:t xml:space="preserve">, ошибка 503 </w:t>
+            </w:r>
+            <w:proofErr w:type="spellStart"/>
+            <w:r>
+              <w:rPr>
+                <w:rFonts w:ascii="Times New Roman" w:hAnsi="Times New Roman"/>
+                <w:sz w:val="28"/>
+                <w:szCs w:val="28"/>
+              </w:rPr>
+              <w:t>Service</w:t>
+            </w:r>
+            <w:proofErr w:type="spellEnd"/>
+            <w:r>
+              <w:rPr>
+                <w:rFonts w:ascii="Times New Roman" w:hAnsi="Times New Roman"/>
+                <w:sz w:val="28"/>
+                <w:szCs w:val="28"/>
+              </w:rPr>
+              <w:t xml:space="preserve"> </w:t>
             </w:r>
             <w:proofErr w:type="spellStart"/>
             <w:r>
@@ -43911,6 +42792,7 @@
                 <w:sz w:val="28"/>
                 <w:szCs w:val="28"/>
               </w:rPr>
+              <w:lastRenderedPageBreak/>
               <w:t>Логистика</w:t>
             </w:r>
           </w:p>
@@ -44463,7 +43345,7 @@
 </file>
 
 <file path=word/endnotes.xml><?xml version="1.0" encoding="utf-8"?>
-<w:endnotes xmlns:wpc="http://schemas.microsoft.com/office/word/2010/wordprocessingCanvas" xmlns:cx="http://schemas.microsoft.com/office/drawing/2014/chartex" xmlns:cx1="http://schemas.microsoft.com/office/drawing/2015/9/8/chartex" xmlns:cx2="http://schemas.microsoft.com/office/drawing/2015/10/21/chartex" xmlns:cx3="http://schemas.microsoft.com/office/drawing/2016/5/9/chartex" xmlns:cx4="http://schemas.microsoft.com/office/drawing/2016/5/10/chartex" xmlns:cx5="http://schemas.microsoft.com/office/drawing/2016/5/11/chartex" xmlns:cx6="http://schemas.microsoft.com/office/drawing/2016/5/12/chartex" xmlns:cx7="http://schemas.microsoft.com/office/drawing/2016/5/13/chartex" xmlns:cx8="http://schemas.microsoft.com/office/drawing/2016/5/14/chartex" xmlns:mc="http://schemas.openxmlformats.org/markup-compatibility/2006" xmlns:aink="http://schemas.microsoft.com/office/drawing/2016/ink" xmlns:am3d="http://schemas.microsoft.com/office/drawing/2017/model3d" xmlns:o="urn:schemas-microsoft-com:office:office" xmlns:oel="http://schemas.microsoft.com/office/2019/extlst" xmlns:r="http://schemas.openxmlformats.org/officeDocument/2006/relationships" xmlns:m="http://schemas.openxmlformats.org/officeDocument/2006/math" xmlns:v="urn:schemas-microsoft-com:vml" xmlns:wp14="http://schemas.microsoft.com/office/word/2010/wordprocessingDrawing" xmlns:wp="http://schemas.openxmlformats.org/drawingml/2006/wordprocessingDrawing" xmlns:w10="urn:schemas-microsoft-com:office:word" xmlns:w="http://schemas.openxmlformats.org/wordprocessingml/2006/main" xmlns:w14="http://schemas.microsoft.com/office/word/2010/wordml" xmlns:w15="http://schemas.microsoft.com/office/word/2012/wordml" xmlns:w16cex="http://schemas.microsoft.com/office/word/2018/wordml/cex" xmlns:w16cid="http://schemas.microsoft.com/office/word/2016/wordml/cid" xmlns:w16="http://schemas.microsoft.com/office/word/2018/wordml" xmlns:w16du="http://schemas.microsoft.com/office/word/2023/wordml/word16du" xmlns:w16sdtdh="http://schemas.microsoft.com/office/word/2020/wordml/sdtdatahash" xmlns:w16sdtfl="http://schemas.microsoft.com/office/word/2024/wordml/sdtformatlock" xmlns:w16se="http://schemas.microsoft.com/office/word/2015/wordml/symex" xmlns:wpg="http://schemas.microsoft.com/office/word/2010/wordprocessingGroup" xmlns:wpi="http://schemas.microsoft.com/office/word/2010/wordprocessingInk" xmlns:wne="http://schemas.microsoft.com/office/word/2006/wordml" xmlns:wps="http://schemas.microsoft.com/office/word/2010/wordprocessingShape" mc:Ignorable="w14 w15 w16se w16cid w16 w16cex w16sdtdh w16sdtfl w16du wp14">
+<w:endnotes xmlns:wpc="http://schemas.microsoft.com/office/word/2010/wordprocessingCanvas" xmlns:cx="http://schemas.microsoft.com/office/drawing/2014/chartex" xmlns:cx1="http://schemas.microsoft.com/office/drawing/2015/9/8/chartex" xmlns:mc="http://schemas.openxmlformats.org/markup-compatibility/2006" xmlns:o="urn:schemas-microsoft-com:office:office" xmlns:r="http://schemas.openxmlformats.org/officeDocument/2006/relationships" xmlns:m="http://schemas.openxmlformats.org/officeDocument/2006/math" xmlns:v="urn:schemas-microsoft-com:vml" xmlns:wp14="http://schemas.microsoft.com/office/word/2010/wordprocessingDrawing" xmlns:wp="http://schemas.openxmlformats.org/drawingml/2006/wordprocessingDrawing" xmlns:w10="urn:schemas-microsoft-com:office:word" xmlns:w="http://schemas.openxmlformats.org/wordprocessingml/2006/main" xmlns:w14="http://schemas.microsoft.com/office/word/2010/wordml" xmlns:w15="http://schemas.microsoft.com/office/word/2012/wordml" xmlns:w16se="http://schemas.microsoft.com/office/word/2015/wordml/symex" xmlns:wpg="http://schemas.microsoft.com/office/word/2010/wordprocessingGroup" xmlns:wpi="http://schemas.microsoft.com/office/word/2010/wordprocessingInk" xmlns:wne="http://schemas.microsoft.com/office/word/2006/wordml" xmlns:wps="http://schemas.microsoft.com/office/word/2010/wordprocessingShape" mc:Ignorable="w14 w15 w16se wp14">
   <w:endnote w:type="separator" w:id="-1">
     <w:p>
       <w:pPr>
@@ -44488,7 +43370,7 @@
 </file>
 
 <file path=word/footer1.xml><?xml version="1.0" encoding="utf-8"?>
-<w:ftr xmlns:wpc="http://schemas.microsoft.com/office/word/2010/wordprocessingCanvas" xmlns:cx="http://schemas.microsoft.com/office/drawing/2014/chartex" xmlns:cx1="http://schemas.microsoft.com/office/drawing/2015/9/8/chartex" xmlns:cx2="http://schemas.microsoft.com/office/drawing/2015/10/21/chartex" xmlns:cx3="http://schemas.microsoft.com/office/drawing/2016/5/9/chartex" xmlns:cx4="http://schemas.microsoft.com/office/drawing/2016/5/10/chartex" xmlns:cx5="http://schemas.microsoft.com/office/drawing/2016/5/11/chartex" xmlns:cx6="http://schemas.microsoft.com/office/drawing/2016/5/12/chartex" xmlns:cx7="http://schemas.microsoft.com/office/drawing/2016/5/13/chartex" xmlns:cx8="http://schemas.microsoft.com/office/drawing/2016/5/14/chartex" xmlns:mc="http://schemas.openxmlformats.org/markup-compatibility/2006" xmlns:aink="http://schemas.microsoft.com/office/drawing/2016/ink" xmlns:am3d="http://schemas.microsoft.com/office/drawing/2017/model3d" xmlns:o="urn:schemas-microsoft-com:office:office" xmlns:oel="http://schemas.microsoft.com/office/2019/extlst" xmlns:r="http://schemas.openxmlformats.org/officeDocument/2006/relationships" xmlns:m="http://schemas.openxmlformats.org/officeDocument/2006/math" xmlns:v="urn:schemas-microsoft-com:vml" xmlns:wp14="http://schemas.microsoft.com/office/word/2010/wordprocessingDrawing" xmlns:wp="http://schemas.openxmlformats.org/drawingml/2006/wordprocessingDrawing" xmlns:w10="urn:schemas-microsoft-com:office:word" xmlns:w="http://schemas.openxmlformats.org/wordprocessingml/2006/main" xmlns:w14="http://schemas.microsoft.com/office/word/2010/wordml" xmlns:w15="http://schemas.microsoft.com/office/word/2012/wordml" xmlns:w16cex="http://schemas.microsoft.com/office/word/2018/wordml/cex" xmlns:w16cid="http://schemas.microsoft.com/office/word/2016/wordml/cid" xmlns:w16="http://schemas.microsoft.com/office/word/2018/wordml" xmlns:w16du="http://schemas.microsoft.com/office/word/2023/wordml/word16du" xmlns:w16sdtdh="http://schemas.microsoft.com/office/word/2020/wordml/sdtdatahash" xmlns:w16sdtfl="http://schemas.microsoft.com/office/word/2024/wordml/sdtformatlock" xmlns:w16se="http://schemas.microsoft.com/office/word/2015/wordml/symex" xmlns:wpg="http://schemas.microsoft.com/office/word/2010/wordprocessingGroup" xmlns:wpi="http://schemas.microsoft.com/office/word/2010/wordprocessingInk" xmlns:wne="http://schemas.microsoft.com/office/word/2006/wordml" xmlns:wps="http://schemas.microsoft.com/office/word/2010/wordprocessingShape" mc:Ignorable="w14 w15 w16se w16cid w16 w16cex w16sdtdh w16sdtfl w16du wp14">
+<w:ftr xmlns:wpc="http://schemas.microsoft.com/office/word/2010/wordprocessingCanvas" xmlns:cx="http://schemas.microsoft.com/office/drawing/2014/chartex" xmlns:cx1="http://schemas.microsoft.com/office/drawing/2015/9/8/chartex" xmlns:mc="http://schemas.openxmlformats.org/markup-compatibility/2006" xmlns:o="urn:schemas-microsoft-com:office:office" xmlns:r="http://schemas.openxmlformats.org/officeDocument/2006/relationships" xmlns:m="http://schemas.openxmlformats.org/officeDocument/2006/math" xmlns:v="urn:schemas-microsoft-com:vml" xmlns:wp14="http://schemas.microsoft.com/office/word/2010/wordprocessingDrawing" xmlns:wp="http://schemas.openxmlformats.org/drawingml/2006/wordprocessingDrawing" xmlns:w10="urn:schemas-microsoft-com:office:word" xmlns:w="http://schemas.openxmlformats.org/wordprocessingml/2006/main" xmlns:w14="http://schemas.microsoft.com/office/word/2010/wordml" xmlns:w15="http://schemas.microsoft.com/office/word/2012/wordml" xmlns:w16se="http://schemas.microsoft.com/office/word/2015/wordml/symex" xmlns:wpg="http://schemas.microsoft.com/office/word/2010/wordprocessingGroup" xmlns:wpi="http://schemas.microsoft.com/office/word/2010/wordprocessingInk" xmlns:wne="http://schemas.microsoft.com/office/word/2006/wordml" xmlns:wps="http://schemas.microsoft.com/office/word/2010/wordprocessingShape" mc:Ignorable="w14 w15 w16se wp14">
   <w:sdt>
     <w:sdtPr>
       <w:id w:val="1361546942"/>
@@ -44497,6 +43379,7 @@
         <w:docPartUnique/>
       </w:docPartObj>
     </w:sdtPr>
+    <w:sdtEndPr/>
     <w:sdtContent>
       <w:p>
         <w:pPr>
@@ -44516,7 +43399,7 @@
           <w:rPr>
             <w:noProof/>
           </w:rPr>
-          <w:t>2</w:t>
+          <w:t>64</w:t>
         </w:r>
         <w:r>
           <w:fldChar w:fldCharType="end"/>
@@ -44533,7 +43416,7 @@
 </file>
 
 <file path=word/footnotes.xml><?xml version="1.0" encoding="utf-8"?>
-<w:footnotes xmlns:wpc="http://schemas.microsoft.com/office/word/2010/wordprocessingCanvas" xmlns:cx="http://schemas.microsoft.com/office/drawing/2014/chartex" xmlns:cx1="http://schemas.microsoft.com/office/drawing/2015/9/8/chartex" xmlns:cx2="http://schemas.microsoft.com/office/drawing/2015/10/21/chartex" xmlns:cx3="http://schemas.microsoft.com/office/drawing/2016/5/9/chartex" xmlns:cx4="http://schemas.microsoft.com/office/drawing/2016/5/10/chartex" xmlns:cx5="http://schemas.microsoft.com/office/drawing/2016/5/11/chartex" xmlns:cx6="http://schemas.microsoft.com/office/drawing/2016/5/12/chartex" xmlns:cx7="http://schemas.microsoft.com/office/drawing/2016/5/13/chartex" xmlns:cx8="http://schemas.microsoft.com/office/drawing/2016/5/14/chartex" xmlns:mc="http://schemas.openxmlformats.org/markup-compatibility/2006" xmlns:aink="http://schemas.microsoft.com/office/drawing/2016/ink" xmlns:am3d="http://schemas.microsoft.com/office/drawing/2017/model3d" xmlns:o="urn:schemas-microsoft-com:office:office" xmlns:oel="http://schemas.microsoft.com/office/2019/extlst" xmlns:r="http://schemas.openxmlformats.org/officeDocument/2006/relationships" xmlns:m="http://schemas.openxmlformats.org/officeDocument/2006/math" xmlns:v="urn:schemas-microsoft-com:vml" xmlns:wp14="http://schemas.microsoft.com/office/word/2010/wordprocessingDrawing" xmlns:wp="http://schemas.openxmlformats.org/drawingml/2006/wordprocessingDrawing" xmlns:w10="urn:schemas-microsoft-com:office:word" xmlns:w="http://schemas.openxmlformats.org/wordprocessingml/2006/main" xmlns:w14="http://schemas.microsoft.com/office/word/2010/wordml" xmlns:w15="http://schemas.microsoft.com/office/word/2012/wordml" xmlns:w16cex="http://schemas.microsoft.com/office/word/2018/wordml/cex" xmlns:w16cid="http://schemas.microsoft.com/office/word/2016/wordml/cid" xmlns:w16="http://schemas.microsoft.com/office/word/2018/wordml" xmlns:w16du="http://schemas.microsoft.com/office/word/2023/wordml/word16du" xmlns:w16sdtdh="http://schemas.microsoft.com/office/word/2020/wordml/sdtdatahash" xmlns:w16sdtfl="http://schemas.microsoft.com/office/word/2024/wordml/sdtformatlock" xmlns:w16se="http://schemas.microsoft.com/office/word/2015/wordml/symex" xmlns:wpg="http://schemas.microsoft.com/office/word/2010/wordprocessingGroup" xmlns:wpi="http://schemas.microsoft.com/office/word/2010/wordprocessingInk" xmlns:wne="http://schemas.microsoft.com/office/word/2006/wordml" xmlns:wps="http://schemas.microsoft.com/office/word/2010/wordprocessingShape" mc:Ignorable="w14 w15 w16se w16cid w16 w16cex w16sdtdh w16sdtfl w16du wp14">
+<w:footnotes xmlns:wpc="http://schemas.microsoft.com/office/word/2010/wordprocessingCanvas" xmlns:cx="http://schemas.microsoft.com/office/drawing/2014/chartex" xmlns:cx1="http://schemas.microsoft.com/office/drawing/2015/9/8/chartex" xmlns:mc="http://schemas.openxmlformats.org/markup-compatibility/2006" xmlns:o="urn:schemas-microsoft-com:office:office" xmlns:r="http://schemas.openxmlformats.org/officeDocument/2006/relationships" xmlns:m="http://schemas.openxmlformats.org/officeDocument/2006/math" xmlns:v="urn:schemas-microsoft-com:vml" xmlns:wp14="http://schemas.microsoft.com/office/word/2010/wordprocessingDrawing" xmlns:wp="http://schemas.openxmlformats.org/drawingml/2006/wordprocessingDrawing" xmlns:w10="urn:schemas-microsoft-com:office:word" xmlns:w="http://schemas.openxmlformats.org/wordprocessingml/2006/main" xmlns:w14="http://schemas.microsoft.com/office/word/2010/wordml" xmlns:w15="http://schemas.microsoft.com/office/word/2012/wordml" xmlns:w16se="http://schemas.microsoft.com/office/word/2015/wordml/symex" xmlns:wpg="http://schemas.microsoft.com/office/word/2010/wordprocessingGroup" xmlns:wpi="http://schemas.microsoft.com/office/word/2010/wordprocessingInk" xmlns:wne="http://schemas.microsoft.com/office/word/2006/wordml" xmlns:wps="http://schemas.microsoft.com/office/word/2010/wordprocessingShape" mc:Ignorable="w14 w15 w16se wp14">
   <w:footnote w:type="separator" w:id="-1">
     <w:p>
       <w:pPr>
@@ -44558,7 +43441,7 @@
 </file>
 
 <file path=word/numbering.xml><?xml version="1.0" encoding="utf-8"?>
-<w:numbering xmlns:wpc="http://schemas.microsoft.com/office/word/2010/wordprocessingCanvas" xmlns:cx="http://schemas.microsoft.com/office/drawing/2014/chartex" xmlns:cx1="http://schemas.microsoft.com/office/drawing/2015/9/8/chartex" xmlns:cx2="http://schemas.microsoft.com/office/drawing/2015/10/21/chartex" xmlns:cx3="http://schemas.microsoft.com/office/drawing/2016/5/9/chartex" xmlns:cx4="http://schemas.microsoft.com/office/drawing/2016/5/10/chartex" xmlns:cx5="http://schemas.microsoft.com/office/drawing/2016/5/11/chartex" xmlns:cx6="http://schemas.microsoft.com/office/drawing/2016/5/12/chartex" xmlns:cx7="http://schemas.microsoft.com/office/drawing/2016/5/13/chartex" xmlns:cx8="http://schemas.microsoft.com/office/drawing/2016/5/14/chartex" xmlns:mc="http://schemas.openxmlformats.org/markup-compatibility/2006" xmlns:aink="http://schemas.microsoft.com/office/drawing/2016/ink" xmlns:am3d="http://schemas.microsoft.com/office/drawing/2017/model3d" xmlns:o="urn:schemas-microsoft-com:office:office" xmlns:oel="http://schemas.microsoft.com/office/2019/extlst" xmlns:r="http://schemas.openxmlformats.org/officeDocument/2006/relationships" xmlns:m="http://schemas.openxmlformats.org/officeDocument/2006/math" xmlns:v="urn:schemas-microsoft-com:vml" xmlns:wp14="http://schemas.microsoft.com/office/word/2010/wordprocessingDrawing" xmlns:wp="http://schemas.openxmlformats.org/drawingml/2006/wordprocessingDrawing" xmlns:w10="urn:schemas-microsoft-com:office:word" xmlns:w="http://schemas.openxmlformats.org/wordprocessingml/2006/main" xmlns:w14="http://schemas.microsoft.com/office/word/2010/wordml" xmlns:w15="http://schemas.microsoft.com/office/word/2012/wordml" xmlns:w16cex="http://schemas.microsoft.com/office/word/2018/wordml/cex" xmlns:w16cid="http://schemas.microsoft.com/office/word/2016/wordml/cid" xmlns:w16="http://schemas.microsoft.com/office/word/2018/wordml" xmlns:w16du="http://schemas.microsoft.com/office/word/2023/wordml/word16du" xmlns:w16sdtdh="http://schemas.microsoft.com/office/word/2020/wordml/sdtdatahash" xmlns:w16sdtfl="http://schemas.microsoft.com/office/word/2024/wordml/sdtformatlock" xmlns:w16se="http://schemas.microsoft.com/office/word/2015/wordml/symex" xmlns:wpg="http://schemas.microsoft.com/office/word/2010/wordprocessingGroup" xmlns:wpi="http://schemas.microsoft.com/office/word/2010/wordprocessingInk" xmlns:wne="http://schemas.microsoft.com/office/word/2006/wordml" xmlns:wps="http://schemas.microsoft.com/office/word/2010/wordprocessingShape" mc:Ignorable="w14 w15 w16se w16cid w16 w16cex w16sdtdh w16sdtfl w16du wp14">
+<w:numbering xmlns:wpc="http://schemas.microsoft.com/office/word/2010/wordprocessingCanvas" xmlns:cx="http://schemas.microsoft.com/office/drawing/2014/chartex" xmlns:cx1="http://schemas.microsoft.com/office/drawing/2015/9/8/chartex" xmlns:mc="http://schemas.openxmlformats.org/markup-compatibility/2006" xmlns:o="urn:schemas-microsoft-com:office:office" xmlns:r="http://schemas.openxmlformats.org/officeDocument/2006/relationships" xmlns:m="http://schemas.openxmlformats.org/officeDocument/2006/math" xmlns:v="urn:schemas-microsoft-com:vml" xmlns:wp14="http://schemas.microsoft.com/office/word/2010/wordprocessingDrawing" xmlns:wp="http://schemas.openxmlformats.org/drawingml/2006/wordprocessingDrawing" xmlns:w10="urn:schemas-microsoft-com:office:word" xmlns:w="http://schemas.openxmlformats.org/wordprocessingml/2006/main" xmlns:w14="http://schemas.microsoft.com/office/word/2010/wordml" xmlns:w15="http://schemas.microsoft.com/office/word/2012/wordml" xmlns:w16se="http://schemas.microsoft.com/office/word/2015/wordml/symex" xmlns:wpg="http://schemas.microsoft.com/office/word/2010/wordprocessingGroup" xmlns:wpi="http://schemas.microsoft.com/office/word/2010/wordprocessingInk" xmlns:wne="http://schemas.microsoft.com/office/word/2006/wordml" xmlns:wps="http://schemas.microsoft.com/office/word/2010/wordprocessingShape" mc:Ignorable="w14 w15 w16se wp14">
   <w:abstractNum w:abstractNumId="0" w15:restartNumberingAfterBreak="0">
     <w:nsid w:val="06C32A46"/>
     <w:multiLevelType w:val="hybridMultilevel"/>
@@ -46397,55 +45280,55 @@
       </w:pPr>
     </w:lvl>
   </w:abstractNum>
-  <w:num w:numId="1" w16cid:durableId="33624058">
+  <w:num w:numId="1">
     <w:abstractNumId w:val="4"/>
   </w:num>
-  <w:num w:numId="2" w16cid:durableId="1329166386">
+  <w:num w:numId="2">
     <w:abstractNumId w:val="16"/>
   </w:num>
-  <w:num w:numId="3" w16cid:durableId="1786658050">
+  <w:num w:numId="3">
     <w:abstractNumId w:val="7"/>
   </w:num>
-  <w:num w:numId="4" w16cid:durableId="414329247">
+  <w:num w:numId="4">
     <w:abstractNumId w:val="14"/>
   </w:num>
-  <w:num w:numId="5" w16cid:durableId="215287553">
+  <w:num w:numId="5">
     <w:abstractNumId w:val="1"/>
   </w:num>
-  <w:num w:numId="6" w16cid:durableId="1749377648">
+  <w:num w:numId="6">
     <w:abstractNumId w:val="9"/>
   </w:num>
-  <w:num w:numId="7" w16cid:durableId="1488980163">
+  <w:num w:numId="7">
     <w:abstractNumId w:val="5"/>
   </w:num>
-  <w:num w:numId="8" w16cid:durableId="825904210">
+  <w:num w:numId="8">
     <w:abstractNumId w:val="13"/>
   </w:num>
-  <w:num w:numId="9" w16cid:durableId="1649894390">
+  <w:num w:numId="9">
     <w:abstractNumId w:val="10"/>
   </w:num>
-  <w:num w:numId="10" w16cid:durableId="1974099535">
+  <w:num w:numId="10">
     <w:abstractNumId w:val="15"/>
   </w:num>
-  <w:num w:numId="11" w16cid:durableId="1777871461">
+  <w:num w:numId="11">
     <w:abstractNumId w:val="0"/>
   </w:num>
-  <w:num w:numId="12" w16cid:durableId="1712413260">
+  <w:num w:numId="12">
     <w:abstractNumId w:val="11"/>
   </w:num>
-  <w:num w:numId="13" w16cid:durableId="993072250">
+  <w:num w:numId="13">
     <w:abstractNumId w:val="2"/>
   </w:num>
-  <w:num w:numId="14" w16cid:durableId="198396446">
+  <w:num w:numId="14">
     <w:abstractNumId w:val="6"/>
   </w:num>
-  <w:num w:numId="15" w16cid:durableId="640615510">
+  <w:num w:numId="15">
     <w:abstractNumId w:val="12"/>
   </w:num>
-  <w:num w:numId="16" w16cid:durableId="1698047592">
+  <w:num w:numId="16">
     <w:abstractNumId w:val="8"/>
   </w:num>
-  <w:num w:numId="17" w16cid:durableId="2004120784">
+  <w:num w:numId="17">
     <w:abstractNumId w:val="3"/>
   </w:num>
   <w:numIdMacAtCleanup w:val="15"/>
@@ -46453,7 +45336,7 @@
 </file>
 
 <file path=word/styles.xml><?xml version="1.0" encoding="utf-8"?>
-<w:styles xmlns:mc="http://schemas.openxmlformats.org/markup-compatibility/2006" xmlns:r="http://schemas.openxmlformats.org/officeDocument/2006/relationships" xmlns:w="http://schemas.openxmlformats.org/wordprocessingml/2006/main" xmlns:w14="http://schemas.microsoft.com/office/word/2010/wordml" xmlns:w15="http://schemas.microsoft.com/office/word/2012/wordml" xmlns:w16cex="http://schemas.microsoft.com/office/word/2018/wordml/cex" xmlns:w16cid="http://schemas.microsoft.com/office/word/2016/wordml/cid" xmlns:w16="http://schemas.microsoft.com/office/word/2018/wordml" xmlns:w16du="http://schemas.microsoft.com/office/word/2023/wordml/word16du" xmlns:w16sdtdh="http://schemas.microsoft.com/office/word/2020/wordml/sdtdatahash" xmlns:w16sdtfl="http://schemas.microsoft.com/office/word/2024/wordml/sdtformatlock" xmlns:w16se="http://schemas.microsoft.com/office/word/2015/wordml/symex" mc:Ignorable="w14 w15 w16se w16cid w16 w16cex w16sdtdh w16sdtfl w16du">
+<w:styles xmlns:mc="http://schemas.openxmlformats.org/markup-compatibility/2006" xmlns:r="http://schemas.openxmlformats.org/officeDocument/2006/relationships" xmlns:w="http://schemas.openxmlformats.org/wordprocessingml/2006/main" xmlns:w14="http://schemas.microsoft.com/office/word/2010/wordml" xmlns:w15="http://schemas.microsoft.com/office/word/2012/wordml" xmlns:w16se="http://schemas.microsoft.com/office/word/2015/wordml/symex" mc:Ignorable="w14 w15 w16se">
   <w:docDefaults>
     <w:rPrDefault>
       <w:rPr>
@@ -46469,7 +45352,7 @@
       </w:pPr>
     </w:pPrDefault>
   </w:docDefaults>
-  <w:latentStyles w:defLockedState="0" w:defUIPriority="99" w:defSemiHidden="0" w:defUnhideWhenUsed="0" w:defQFormat="0" w:count="376">
+  <w:latentStyles w:defLockedState="0" w:defUIPriority="99" w:defSemiHidden="0" w:defUnhideWhenUsed="0" w:defQFormat="0" w:count="371">
     <w:lsdException w:name="Normal" w:uiPriority="0" w:qFormat="1"/>
     <w:lsdException w:name="heading 1" w:uiPriority="9" w:qFormat="1"/>
     <w:lsdException w:name="heading 2" w:semiHidden="1" w:uiPriority="9" w:unhideWhenUsed="1" w:qFormat="1"/>
@@ -46841,11 +45724,6 @@
     <w:lsdException w:name="List Table 5 Dark Accent 6" w:uiPriority="50"/>
     <w:lsdException w:name="List Table 6 Colorful Accent 6" w:uiPriority="51"/>
     <w:lsdException w:name="List Table 7 Colorful Accent 6" w:uiPriority="52"/>
-    <w:lsdException w:name="Mention" w:semiHidden="1" w:unhideWhenUsed="1"/>
-    <w:lsdException w:name="Smart Hyperlink" w:semiHidden="1" w:unhideWhenUsed="1"/>
-    <w:lsdException w:name="Hashtag" w:semiHidden="1" w:unhideWhenUsed="1"/>
-    <w:lsdException w:name="Unresolved Mention" w:semiHidden="1" w:unhideWhenUsed="1"/>
-    <w:lsdException w:name="Smart Link" w:semiHidden="1" w:unhideWhenUsed="1"/>
   </w:latentStyles>
   <w:style w:type="paragraph" w:default="1" w:styleId="a">
     <w:name w:val="Normal"/>
@@ -47597,7 +46475,7 @@
 </file>
 
 <file path=customXml/itemProps1.xml><?xml version="1.0" encoding="utf-8"?>
-<ds:datastoreItem xmlns:ds="http://schemas.openxmlformats.org/officeDocument/2006/customXml" ds:itemID="{AF119082-4BA8-404C-BD58-A08021186173}">
+<ds:datastoreItem xmlns:ds="http://schemas.openxmlformats.org/officeDocument/2006/customXml" ds:itemID="{6C64B908-BC34-4F00-B9C4-72A4CAB26528}">
   <ds:schemaRefs>
     <ds:schemaRef ds:uri="http://schemas.openxmlformats.org/officeDocument/2006/bibliography"/>
   </ds:schemaRefs>

--- a/1 Описание Диаграмм Клыков.docx
+++ b/1 Описание Диаграмм Клыков.docx
@@ -1,6 +1,6 @@
 
 <file path=word/document.xml><?xml version="1.0" encoding="utf-8"?>
-<w:document xmlns:wpc="http://schemas.microsoft.com/office/word/2010/wordprocessingCanvas" xmlns:cx="http://schemas.microsoft.com/office/drawing/2014/chartex" xmlns:cx1="http://schemas.microsoft.com/office/drawing/2015/9/8/chartex" xmlns:mc="http://schemas.openxmlformats.org/markup-compatibility/2006" xmlns:o="urn:schemas-microsoft-com:office:office" xmlns:r="http://schemas.openxmlformats.org/officeDocument/2006/relationships" xmlns:m="http://schemas.openxmlformats.org/officeDocument/2006/math" xmlns:v="urn:schemas-microsoft-com:vml" xmlns:wp14="http://schemas.microsoft.com/office/word/2010/wordprocessingDrawing" xmlns:wp="http://schemas.openxmlformats.org/drawingml/2006/wordprocessingDrawing" xmlns:w10="urn:schemas-microsoft-com:office:word" xmlns:w="http://schemas.openxmlformats.org/wordprocessingml/2006/main" xmlns:w14="http://schemas.microsoft.com/office/word/2010/wordml" xmlns:w15="http://schemas.microsoft.com/office/word/2012/wordml" xmlns:w16se="http://schemas.microsoft.com/office/word/2015/wordml/symex" xmlns:wpg="http://schemas.microsoft.com/office/word/2010/wordprocessingGroup" xmlns:wpi="http://schemas.microsoft.com/office/word/2010/wordprocessingInk" xmlns:wne="http://schemas.microsoft.com/office/word/2006/wordml" xmlns:wps="http://schemas.microsoft.com/office/word/2010/wordprocessingShape" mc:Ignorable="w14 w15 w16se wp14">
+<w:document xmlns:wpc="http://schemas.microsoft.com/office/word/2010/wordprocessingCanvas" xmlns:cx="http://schemas.microsoft.com/office/drawing/2014/chartex" xmlns:mc="http://schemas.openxmlformats.org/markup-compatibility/2006" xmlns:o="urn:schemas-microsoft-com:office:office" xmlns:r="http://schemas.openxmlformats.org/officeDocument/2006/relationships" xmlns:m="http://schemas.openxmlformats.org/officeDocument/2006/math" xmlns:v="urn:schemas-microsoft-com:vml" xmlns:wp14="http://schemas.microsoft.com/office/word/2010/wordprocessingDrawing" xmlns:wp="http://schemas.openxmlformats.org/drawingml/2006/wordprocessingDrawing" xmlns:w10="urn:schemas-microsoft-com:office:word" xmlns:w="http://schemas.openxmlformats.org/wordprocessingml/2006/main" xmlns:w14="http://schemas.microsoft.com/office/word/2010/wordml" xmlns:w15="http://schemas.microsoft.com/office/word/2012/wordml" xmlns:w16se="http://schemas.microsoft.com/office/word/2015/wordml/symex" xmlns:wpg="http://schemas.microsoft.com/office/word/2010/wordprocessingGroup" xmlns:wpi="http://schemas.microsoft.com/office/word/2010/wordprocessingInk" xmlns:wne="http://schemas.microsoft.com/office/word/2006/wordml" xmlns:wps="http://schemas.microsoft.com/office/word/2010/wordprocessingShape" mc:Ignorable="w14 w15 w16se wp14">
   <w:body>
     <w:p>
       <w:pPr>
@@ -2309,67 +2309,7 @@
                 <w:sz w:val="28"/>
                 <w:szCs w:val="28"/>
               </w:rPr>
-              <w:t>азр</w:t>
-            </w:r>
-            <w:r>
-              <w:rPr>
-                <w:rStyle w:val="ac"/>
-                <w:rFonts w:ascii="Times New Roman" w:hAnsi="Times New Roman"/>
-                <w:noProof/>
-                <w:sz w:val="28"/>
-                <w:szCs w:val="28"/>
-              </w:rPr>
-              <w:t>а</w:t>
-            </w:r>
-            <w:r>
-              <w:rPr>
-                <w:rStyle w:val="ac"/>
-                <w:rFonts w:ascii="Times New Roman" w:hAnsi="Times New Roman"/>
-                <w:noProof/>
-                <w:sz w:val="28"/>
-                <w:szCs w:val="28"/>
-              </w:rPr>
-              <w:t>ботк</w:t>
-            </w:r>
-            <w:r>
-              <w:rPr>
-                <w:rStyle w:val="ac"/>
-                <w:rFonts w:ascii="Times New Roman" w:hAnsi="Times New Roman"/>
-                <w:noProof/>
-                <w:sz w:val="28"/>
-                <w:szCs w:val="28"/>
-              </w:rPr>
-              <w:t>а</w:t>
-            </w:r>
-            <w:r>
-              <w:rPr>
-                <w:rStyle w:val="ac"/>
-                <w:rFonts w:ascii="Times New Roman" w:hAnsi="Times New Roman"/>
-                <w:noProof/>
-                <w:sz w:val="28"/>
-                <w:szCs w:val="28"/>
-              </w:rPr>
-              <w:t xml:space="preserve"> </w:t>
-            </w:r>
-            <w:r>
-              <w:rPr>
-                <w:rStyle w:val="ac"/>
-                <w:rFonts w:ascii="Times New Roman" w:hAnsi="Times New Roman"/>
-                <w:noProof/>
-                <w:sz w:val="28"/>
-                <w:szCs w:val="28"/>
-              </w:rPr>
-              <w:t>э</w:t>
-            </w:r>
-            <w:r>
-              <w:rPr>
-                <w:rStyle w:val="ac"/>
-                <w:rFonts w:ascii="Times New Roman" w:hAnsi="Times New Roman"/>
-                <w:noProof/>
-                <w:sz w:val="28"/>
-                <w:szCs w:val="28"/>
-              </w:rPr>
-              <w:t>скизного проекта</w:t>
+              <w:t>азработка эскизного проекта</w:t>
             </w:r>
             <w:r>
               <w:rPr>
@@ -2486,17 +2426,7 @@
                 <w:sz w:val="28"/>
                 <w:szCs w:val="28"/>
               </w:rPr>
-              <w:t>ю</w:t>
-            </w:r>
-            <w:r>
-              <w:rPr>
-                <w:rStyle w:val="ac"/>
-                <w:rFonts w:ascii="Times New Roman" w:hAnsi="Times New Roman"/>
-                <w:noProof/>
-                <w:sz w:val="28"/>
-                <w:szCs w:val="28"/>
-              </w:rPr>
-              <w:t>чение</w:t>
+              <w:t>ючение</w:t>
             </w:r>
             <w:r>
               <w:rPr>
@@ -2603,27 +2533,7 @@
                 <w:sz w:val="28"/>
                 <w:szCs w:val="28"/>
               </w:rPr>
-              <w:t xml:space="preserve">писок </w:t>
-            </w:r>
-            <w:r>
-              <w:rPr>
-                <w:rStyle w:val="ac"/>
-                <w:rFonts w:ascii="Times New Roman" w:hAnsi="Times New Roman"/>
-                <w:noProof/>
-                <w:sz w:val="28"/>
-                <w:szCs w:val="28"/>
-              </w:rPr>
-              <w:t>л</w:t>
-            </w:r>
-            <w:r>
-              <w:rPr>
-                <w:rStyle w:val="ac"/>
-                <w:rFonts w:ascii="Times New Roman" w:hAnsi="Times New Roman"/>
-                <w:noProof/>
-                <w:sz w:val="28"/>
-                <w:szCs w:val="28"/>
-              </w:rPr>
-              <w:t>итературы</w:t>
+              <w:t>писок литературы</w:t>
             </w:r>
             <w:r>
               <w:rPr>
@@ -2878,9 +2788,9 @@
         </w:p>
       </w:sdtContent>
     </w:sdt>
-    <w:bookmarkStart w:id="0" w:name="_Toc228995472" w:displacedByCustomXml="prev"/>
+    <w:bookmarkStart w:id="0" w:name="_Toc228993314" w:displacedByCustomXml="prev"/>
     <w:bookmarkStart w:id="1" w:name="_Toc228993499" w:displacedByCustomXml="prev"/>
-    <w:bookmarkStart w:id="2" w:name="_Toc228993314" w:displacedByCustomXml="prev"/>
+    <w:bookmarkStart w:id="2" w:name="_Toc228995472" w:displacedByCustomXml="prev"/>
     <w:p>
       <w:pPr>
         <w:pStyle w:val="2"/>
@@ -3305,6 +3215,50 @@
     </w:p>
     <w:p>
       <w:pPr>
+        <w:pStyle w:val="a3"/>
+        <w:numPr>
+          <w:ilvl w:val="0"/>
+          <w:numId w:val="18"/>
+        </w:numPr>
+        <w:spacing w:after="0" w:line="360" w:lineRule="auto"/>
+        <w:jc w:val="both"/>
+        <w:rPr>
+          <w:rFonts w:ascii="Times New Roman" w:hAnsi="Times New Roman" w:cs="Times New Roman"/>
+          <w:sz w:val="28"/>
+          <w:szCs w:val="28"/>
+          <w:highlight w:val="yellow"/>
+        </w:rPr>
+      </w:pPr>
+      <w:r>
+        <w:rPr>
+          <w:rFonts w:ascii="Times New Roman" w:hAnsi="Times New Roman" w:cs="Times New Roman"/>
+          <w:sz w:val="28"/>
+          <w:szCs w:val="28"/>
+          <w:highlight w:val="yellow"/>
+        </w:rPr>
+        <w:t>п</w:t>
+      </w:r>
+      <w:r>
+        <w:rPr>
+          <w:rFonts w:ascii="Times New Roman" w:hAnsi="Times New Roman" w:cs="Times New Roman"/>
+          <w:sz w:val="28"/>
+          <w:szCs w:val="28"/>
+          <w:highlight w:val="yellow"/>
+        </w:rPr>
+        <w:t>ровести детальный анализ предметной области (розничная онлайн-торговля игрушками), выявить узкие места в существующих бизнес-процессах (модель AS-IS) и обосноват</w:t>
+      </w:r>
+      <w:r>
+        <w:rPr>
+          <w:rFonts w:ascii="Times New Roman" w:hAnsi="Times New Roman" w:cs="Times New Roman"/>
+          <w:sz w:val="28"/>
+          <w:szCs w:val="28"/>
+          <w:highlight w:val="yellow"/>
+        </w:rPr>
+        <w:t>ь необходимость их реинжиниринг;</w:t>
+      </w:r>
+    </w:p>
+    <w:p>
+      <w:pPr>
         <w:spacing w:after="0" w:line="360" w:lineRule="auto"/>
         <w:ind w:firstLine="709"/>
         <w:jc w:val="both"/>
@@ -3312,15 +3266,26 @@
           <w:rFonts w:ascii="Times New Roman" w:hAnsi="Times New Roman" w:cs="Times New Roman"/>
           <w:sz w:val="28"/>
           <w:szCs w:val="28"/>
-        </w:rPr>
-      </w:pPr>
-      <w:r>
-        <w:rPr>
-          <w:rFonts w:ascii="Times New Roman" w:hAnsi="Times New Roman" w:cs="Times New Roman"/>
-          <w:sz w:val="28"/>
-          <w:szCs w:val="28"/>
-        </w:rPr>
-        <w:t>Провести детальный анализ предметной области (розничная онлайн-торговля игрушками), выявить узкие места в существующих бизнес-процессах (модель AS-IS) и обосновать необходимость их реинжиниринга.</w:t>
+          <w:highlight w:val="yellow"/>
+        </w:rPr>
+      </w:pPr>
+      <w:r>
+        <w:rPr>
+          <w:rFonts w:ascii="Times New Roman" w:hAnsi="Times New Roman" w:cs="Times New Roman"/>
+          <w:sz w:val="28"/>
+          <w:szCs w:val="28"/>
+          <w:highlight w:val="yellow"/>
+        </w:rPr>
+        <w:t>- р</w:t>
+      </w:r>
+      <w:r>
+        <w:rPr>
+          <w:rFonts w:ascii="Times New Roman" w:hAnsi="Times New Roman" w:cs="Times New Roman"/>
+          <w:sz w:val="28"/>
+          <w:szCs w:val="28"/>
+          <w:highlight w:val="yellow"/>
+        </w:rPr>
+        <w:t>азработать функциональные требования к будущей системе и спроектировать ее логику с использованием методологий визуального моделирования (модель TO-BE).</w:t>
       </w:r>
     </w:p>
     <w:p>
@@ -3332,15 +3297,26 @@
           <w:rFonts w:ascii="Times New Roman" w:hAnsi="Times New Roman" w:cs="Times New Roman"/>
           <w:sz w:val="28"/>
           <w:szCs w:val="28"/>
-        </w:rPr>
-      </w:pPr>
-      <w:r>
-        <w:rPr>
-          <w:rFonts w:ascii="Times New Roman" w:hAnsi="Times New Roman" w:cs="Times New Roman"/>
-          <w:sz w:val="28"/>
-          <w:szCs w:val="28"/>
-        </w:rPr>
-        <w:t>Разработать функциональные требования к будущей системе и спроектировать ее логику с использованием методологий визуального моделирования (модель TO-BE).</w:t>
+          <w:highlight w:val="yellow"/>
+        </w:rPr>
+      </w:pPr>
+      <w:r>
+        <w:rPr>
+          <w:rFonts w:ascii="Times New Roman" w:hAnsi="Times New Roman" w:cs="Times New Roman"/>
+          <w:sz w:val="28"/>
+          <w:szCs w:val="28"/>
+          <w:highlight w:val="yellow"/>
+        </w:rPr>
+        <w:t>- п</w:t>
+      </w:r>
+      <w:r>
+        <w:rPr>
+          <w:rFonts w:ascii="Times New Roman" w:hAnsi="Times New Roman" w:cs="Times New Roman"/>
+          <w:sz w:val="28"/>
+          <w:szCs w:val="28"/>
+          <w:highlight w:val="yellow"/>
+        </w:rPr>
+        <w:t>роектировать структуру реляционной базы данных для нормализованного хранения информации о товарах (игрушках), категориях, клиентах, заказах и статусах доставки.</w:t>
       </w:r>
     </w:p>
     <w:p>
@@ -3352,15 +3328,26 @@
           <w:rFonts w:ascii="Times New Roman" w:hAnsi="Times New Roman" w:cs="Times New Roman"/>
           <w:sz w:val="28"/>
           <w:szCs w:val="28"/>
-        </w:rPr>
-      </w:pPr>
-      <w:r>
-        <w:rPr>
-          <w:rFonts w:ascii="Times New Roman" w:hAnsi="Times New Roman" w:cs="Times New Roman"/>
-          <w:sz w:val="28"/>
-          <w:szCs w:val="28"/>
-        </w:rPr>
-        <w:t>Спроектировать структуру реляционной базы данных для нормализованного хранения информации о товарах (игрушках), категориях, клиентах, заказах и статусах доставки.</w:t>
+          <w:highlight w:val="yellow"/>
+        </w:rPr>
+      </w:pPr>
+      <w:r>
+        <w:rPr>
+          <w:rFonts w:ascii="Times New Roman" w:hAnsi="Times New Roman" w:cs="Times New Roman"/>
+          <w:sz w:val="28"/>
+          <w:szCs w:val="28"/>
+          <w:highlight w:val="yellow"/>
+        </w:rPr>
+        <w:t>- р</w:t>
+      </w:r>
+      <w:r>
+        <w:rPr>
+          <w:rFonts w:ascii="Times New Roman" w:hAnsi="Times New Roman" w:cs="Times New Roman"/>
+          <w:sz w:val="28"/>
+          <w:szCs w:val="28"/>
+          <w:highlight w:val="yellow"/>
+        </w:rPr>
+        <w:t>азработать пользовательский интерфейс (UI) интернет-магазина, отвечающий требованиям эргономики, удобства для покупателя (клиентская часть) и для менеджера (административная панель).</w:t>
       </w:r>
     </w:p>
     <w:p>
@@ -3379,41 +3366,27 @@
           <w:rFonts w:ascii="Times New Roman" w:hAnsi="Times New Roman" w:cs="Times New Roman"/>
           <w:sz w:val="28"/>
           <w:szCs w:val="28"/>
-        </w:rPr>
-        <w:t>Разработать пользовательский интерфейс (UI) интернет-магазина, отвечающий требованиям эргономики, удобства для покупателя (клиентская часть) и для менеджера (административная панель).</w:t>
-      </w:r>
-    </w:p>
-    <w:p>
-      <w:pPr>
-        <w:spacing w:after="0" w:line="360" w:lineRule="auto"/>
-        <w:ind w:firstLine="709"/>
-        <w:jc w:val="both"/>
-        <w:rPr>
-          <w:rFonts w:ascii="Times New Roman" w:hAnsi="Times New Roman" w:cs="Times New Roman"/>
-          <w:sz w:val="28"/>
-          <w:szCs w:val="28"/>
-        </w:rPr>
-      </w:pPr>
-      <w:r>
-        <w:rPr>
-          <w:rFonts w:ascii="Times New Roman" w:hAnsi="Times New Roman" w:cs="Times New Roman"/>
-          <w:sz w:val="28"/>
-          <w:szCs w:val="28"/>
-        </w:rPr>
-        <w:t>Реализовать программную логику системы, включая модули динамического отображения каталога с фильтрами, механизм управления корзиной, расчета стоимости и автоматического формирования заказа на основе шаблонов.</w:t>
-      </w:r>
-    </w:p>
-    <w:p>
-      <w:pPr>
-        <w:spacing w:after="0" w:line="360" w:lineRule="auto"/>
-        <w:ind w:firstLine="708"/>
-        <w:jc w:val="both"/>
-        <w:rPr>
-          <w:rFonts w:ascii="Times New Roman" w:hAnsi="Times New Roman" w:cs="Times New Roman"/>
-          <w:sz w:val="28"/>
-          <w:szCs w:val="28"/>
-        </w:rPr>
-      </w:pPr>
+          <w:highlight w:val="yellow"/>
+        </w:rPr>
+        <w:t>-р</w:t>
+      </w:r>
+      <w:r>
+        <w:rPr>
+          <w:rFonts w:ascii="Times New Roman" w:hAnsi="Times New Roman" w:cs="Times New Roman"/>
+          <w:sz w:val="28"/>
+          <w:szCs w:val="28"/>
+          <w:highlight w:val="yellow"/>
+        </w:rPr>
+        <w:t>еализовать программную логику системы, включая модули динамического отображения каталога с фильтрами, механизм управления корзиной, расчета стоимости и</w:t>
+      </w:r>
+      <w:r>
+        <w:rPr>
+          <w:rFonts w:ascii="Times New Roman" w:hAnsi="Times New Roman" w:cs="Times New Roman"/>
+          <w:sz w:val="28"/>
+          <w:szCs w:val="28"/>
+        </w:rPr>
+        <w:t xml:space="preserve"> автоматического формирования заказа на основе шаблонов.</w:t>
+      </w:r>
     </w:p>
     <w:p>
       <w:pPr>
@@ -3727,7 +3700,15 @@
       <w:bookmarkStart w:id="9" w:name="_Toc228993317"/>
       <w:bookmarkStart w:id="10" w:name="_Toc228993502"/>
       <w:bookmarkStart w:id="11" w:name="_Toc228995475"/>
-      <w:r>
+    </w:p>
+    <w:p>
+      <w:pPr>
+        <w:pStyle w:val="1"/>
+      </w:pPr>
+      <w:r>
+        <w:rPr>
+          <w:highlight w:val="yellow"/>
+        </w:rPr>
         <w:t>1.2. Описание категорий пользователей, их запросов и сообщений</w:t>
       </w:r>
       <w:bookmarkEnd w:id="9"/>
@@ -3991,6 +3972,9 @@
       <w:bookmarkStart w:id="13" w:name="_Toc228993503"/>
       <w:bookmarkStart w:id="14" w:name="_Toc228995476"/>
       <w:r>
+        <w:rPr>
+          <w:highlight w:val="yellow"/>
+        </w:rPr>
         <w:t>1.3. Описание входных, выходных документов и сообщений</w:t>
       </w:r>
       <w:bookmarkEnd w:id="12"/>
@@ -13612,7 +13596,47 @@
           <w:sz w:val="28"/>
           <w:szCs w:val="28"/>
         </w:rPr>
-        <w:t xml:space="preserve">Необходимое ПО: Актуальная версия веб-браузера (Google Chrome, </w:t>
+        <w:t>Необходимое ПО: Актуальная версия веб-браузера (</w:t>
+      </w:r>
+      <w:proofErr w:type="spellStart"/>
+      <w:r>
+        <w:rPr>
+          <w:rFonts w:ascii="Times New Roman" w:hAnsi="Times New Roman" w:cs="Times New Roman"/>
+          <w:bCs/>
+          <w:sz w:val="28"/>
+          <w:szCs w:val="28"/>
+        </w:rPr>
+        <w:t>Google</w:t>
+      </w:r>
+      <w:proofErr w:type="spellEnd"/>
+      <w:r>
+        <w:rPr>
+          <w:rFonts w:ascii="Times New Roman" w:hAnsi="Times New Roman" w:cs="Times New Roman"/>
+          <w:bCs/>
+          <w:sz w:val="28"/>
+          <w:szCs w:val="28"/>
+        </w:rPr>
+        <w:t xml:space="preserve"> </w:t>
+      </w:r>
+      <w:proofErr w:type="spellStart"/>
+      <w:r>
+        <w:rPr>
+          <w:rFonts w:ascii="Times New Roman" w:hAnsi="Times New Roman" w:cs="Times New Roman"/>
+          <w:bCs/>
+          <w:sz w:val="28"/>
+          <w:szCs w:val="28"/>
+        </w:rPr>
+        <w:t>Chrome</w:t>
+      </w:r>
+      <w:proofErr w:type="spellEnd"/>
+      <w:r>
+        <w:rPr>
+          <w:rFonts w:ascii="Times New Roman" w:hAnsi="Times New Roman" w:cs="Times New Roman"/>
+          <w:bCs/>
+          <w:sz w:val="28"/>
+          <w:szCs w:val="28"/>
+        </w:rPr>
+        <w:t xml:space="preserve">, </w:t>
       </w:r>
       <w:proofErr w:type="spellStart"/>
       <w:r>
@@ -16562,23 +16586,13 @@
           <w:p>
             <w:pPr>
               <w:rPr>
-                <w:rFonts w:ascii="Times New Roman" w:eastAsia="Times New Roman" w:hAnsi="Times New Roman" w:cs="Times New Roman"/>
-                <w:bCs/>
-                <w:color w:val="1D1D1F"/>
-                <w:sz w:val="28"/>
-                <w:szCs w:val="28"/>
-                <w:lang w:eastAsia="ru-RU"/>
-              </w:rPr>
-            </w:pPr>
-            <w:r>
-              <w:rPr>
-                <w:rFonts w:ascii="Times New Roman" w:eastAsia="Times New Roman" w:hAnsi="Times New Roman" w:cs="Times New Roman"/>
-                <w:bCs/>
-                <w:color w:val="1D1D1F"/>
-                <w:sz w:val="28"/>
-                <w:szCs w:val="28"/>
-                <w:bdr w:val="single" w:sz="2" w:space="0" w:color="E3E3E3" w:frame="1"/>
-                <w:lang w:eastAsia="ru-RU"/>
+                <w:rFonts w:ascii="Times New Roman" w:hAnsi="Times New Roman" w:cs="Times New Roman"/>
+              </w:rPr>
+            </w:pPr>
+            <w:r>
+              <w:rPr>
+                <w:rFonts w:ascii="Times New Roman" w:hAnsi="Times New Roman" w:cs="Times New Roman"/>
+                <w:sz w:val="28"/>
               </w:rPr>
               <w:t>Формирует</w:t>
             </w:r>
@@ -19285,13 +19299,50 @@
           <w:szCs w:val="28"/>
         </w:rPr>
       </w:pPr>
-      <w:r>
-        <w:rPr>
-          <w:rFonts w:ascii="Times New Roman" w:hAnsi="Times New Roman" w:cs="Times New Roman"/>
-          <w:bCs/>
-          <w:sz w:val="28"/>
-          <w:szCs w:val="28"/>
-        </w:rPr>
+    </w:p>
+    <w:p>
+      <w:pPr>
+        <w:spacing w:after="0" w:line="360" w:lineRule="auto"/>
+        <w:jc w:val="both"/>
+        <w:rPr>
+          <w:rFonts w:ascii="Times New Roman" w:hAnsi="Times New Roman" w:cs="Times New Roman"/>
+          <w:bCs/>
+          <w:sz w:val="28"/>
+          <w:szCs w:val="28"/>
+        </w:rPr>
+      </w:pPr>
+    </w:p>
+    <w:p>
+      <w:pPr>
+        <w:spacing w:after="0" w:line="360" w:lineRule="auto"/>
+        <w:jc w:val="both"/>
+        <w:rPr>
+          <w:rFonts w:ascii="Times New Roman" w:hAnsi="Times New Roman" w:cs="Times New Roman"/>
+          <w:bCs/>
+          <w:sz w:val="28"/>
+          <w:szCs w:val="28"/>
+        </w:rPr>
+      </w:pPr>
+    </w:p>
+    <w:p>
+      <w:pPr>
+        <w:spacing w:after="0" w:line="360" w:lineRule="auto"/>
+        <w:jc w:val="both"/>
+        <w:rPr>
+          <w:rFonts w:ascii="Times New Roman" w:hAnsi="Times New Roman" w:cs="Times New Roman"/>
+          <w:bCs/>
+          <w:sz w:val="28"/>
+          <w:szCs w:val="28"/>
+        </w:rPr>
+      </w:pPr>
+      <w:r>
+        <w:rPr>
+          <w:rFonts w:ascii="Times New Roman" w:hAnsi="Times New Roman" w:cs="Times New Roman"/>
+          <w:bCs/>
+          <w:sz w:val="28"/>
+          <w:szCs w:val="28"/>
+        </w:rPr>
+        <w:lastRenderedPageBreak/>
         <w:t xml:space="preserve">Таблица 8 </w:t>
       </w:r>
       <w:r>
@@ -19430,7 +19481,6 @@
                 <w:sz w:val="28"/>
                 <w:szCs w:val="28"/>
               </w:rPr>
-              <w:lastRenderedPageBreak/>
               <w:t>Занятость курьера</w:t>
             </w:r>
           </w:p>
@@ -20233,6 +20283,15 @@
       <w:bookmarkStart w:id="58" w:name="_Toc228993333"/>
       <w:bookmarkStart w:id="59" w:name="_Toc228993518"/>
       <w:bookmarkStart w:id="60" w:name="_Toc228995491"/>
+    </w:p>
+    <w:p>
+      <w:pPr>
+        <w:pStyle w:val="1"/>
+        <w:ind w:firstLine="708"/>
+        <w:rPr>
+          <w:bCs/>
+        </w:rPr>
+      </w:pPr>
       <w:r>
         <w:rPr>
           <w:bCs/>
@@ -31677,6 +31736,7 @@
           <w:sz w:val="28"/>
           <w:szCs w:val="28"/>
         </w:rPr>
+        <w:lastRenderedPageBreak/>
         <w:t xml:space="preserve">Таблица </w:t>
       </w:r>
       <w:r>
@@ -31741,7 +31801,6 @@
                 <w:bdr w:val="single" w:sz="2" w:space="0" w:color="E3E3E3" w:frame="1"/>
                 <w:lang w:eastAsia="ru-RU"/>
               </w:rPr>
-              <w:lastRenderedPageBreak/>
               <w:t>Ключ</w:t>
             </w:r>
           </w:p>
@@ -34070,6 +34129,7 @@
                 <w:bdr w:val="single" w:sz="2" w:space="0" w:color="E3E3E3" w:frame="1"/>
                 <w:lang w:eastAsia="ru-RU"/>
               </w:rPr>
+              <w:lastRenderedPageBreak/>
               <w:t>FK</w:t>
             </w:r>
           </w:p>
@@ -35389,17 +35449,8 @@
           <w:sz w:val="28"/>
           <w:szCs w:val="28"/>
         </w:rPr>
-        <w:t xml:space="preserve">Используется для аудита комплектации заказов на складе. Гарантирует, что в сборочном листе указаны актуальные наименования товаров и контакты </w:t>
-      </w:r>
-      <w:r>
-        <w:rPr>
-          <w:rFonts w:ascii="Times New Roman" w:hAnsi="Times New Roman" w:cs="Times New Roman"/>
-          <w:bCs/>
-          <w:sz w:val="28"/>
-          <w:szCs w:val="28"/>
-        </w:rPr>
         <w:lastRenderedPageBreak/>
-        <w:t>получателя, что исключает ошибки отгрузки и потерю товаров из-за некорректной идентификации.</w:t>
+        <w:t>Используется для аудита комплектации заказов на складе. Гарантирует, что в сборочном листе указаны актуальные наименования товаров и контакты получателя, что исключает ошибки отгрузки и потерю товаров из-за некорректной идентификации.</w:t>
       </w:r>
     </w:p>
     <w:p>
@@ -36284,7 +36335,17 @@
           <w:sz w:val="28"/>
           <w:szCs w:val="28"/>
         </w:rPr>
-        <w:t>Контрольный механизм для менеджера склада или логиста. Позволяет обнаружить «зависшие» заказы, которые были оплачены, но не переданы в службу доставки, что сокращает время обработки и предотвращает жалобы клиентов на задержки.</w:t>
+        <w:t xml:space="preserve">Контрольный механизм для менеджера склада или логиста. Позволяет обнаружить «зависшие» заказы, которые были оплачены, но не переданы в </w:t>
+      </w:r>
+      <w:r>
+        <w:rPr>
+          <w:rFonts w:ascii="Times New Roman" w:hAnsi="Times New Roman" w:cs="Times New Roman"/>
+          <w:bCs/>
+          <w:sz w:val="28"/>
+          <w:szCs w:val="28"/>
+        </w:rPr>
+        <w:lastRenderedPageBreak/>
+        <w:t>службу доставки, что сокращает время обработки и предотвращает жалобы клиентов на задержки.</w:t>
       </w:r>
     </w:p>
     <w:p>
@@ -36307,6 +36368,653 @@
           <w:szCs w:val="28"/>
         </w:rPr>
         <w:t>7. Аналитика нагрузки по курьерам</w:t>
+      </w:r>
+    </w:p>
+    <w:p>
+      <w:pPr>
+        <w:spacing w:after="0" w:line="360" w:lineRule="auto"/>
+        <w:ind w:firstLine="708"/>
+        <w:jc w:val="both"/>
+        <w:rPr>
+          <w:rFonts w:ascii="Times New Roman" w:hAnsi="Times New Roman" w:cs="Times New Roman"/>
+          <w:bCs/>
+          <w:sz w:val="28"/>
+          <w:szCs w:val="28"/>
+        </w:rPr>
+      </w:pPr>
+      <w:r>
+        <w:rPr>
+          <w:rFonts w:ascii="Times New Roman" w:hAnsi="Times New Roman" w:cs="Times New Roman"/>
+          <w:bCs/>
+          <w:sz w:val="28"/>
+          <w:szCs w:val="28"/>
+        </w:rPr>
+        <w:t xml:space="preserve">SELECT </w:t>
+      </w:r>
+      <w:proofErr w:type="spellStart"/>
+      <w:proofErr w:type="gramStart"/>
+      <w:r>
+        <w:rPr>
+          <w:rFonts w:ascii="Times New Roman" w:hAnsi="Times New Roman" w:cs="Times New Roman"/>
+          <w:bCs/>
+          <w:sz w:val="28"/>
+          <w:szCs w:val="28"/>
+        </w:rPr>
+        <w:t>c.курьер</w:t>
+      </w:r>
+      <w:proofErr w:type="gramEnd"/>
+      <w:r>
+        <w:rPr>
+          <w:rFonts w:ascii="Times New Roman" w:hAnsi="Times New Roman" w:cs="Times New Roman"/>
+          <w:bCs/>
+          <w:sz w:val="28"/>
+          <w:szCs w:val="28"/>
+        </w:rPr>
+        <w:t>_id</w:t>
+      </w:r>
+      <w:proofErr w:type="spellEnd"/>
+      <w:r>
+        <w:rPr>
+          <w:rFonts w:ascii="Times New Roman" w:hAnsi="Times New Roman" w:cs="Times New Roman"/>
+          <w:bCs/>
+          <w:sz w:val="28"/>
+          <w:szCs w:val="28"/>
+        </w:rPr>
+        <w:t xml:space="preserve">, </w:t>
+      </w:r>
+      <w:proofErr w:type="spellStart"/>
+      <w:r>
+        <w:rPr>
+          <w:rFonts w:ascii="Times New Roman" w:hAnsi="Times New Roman" w:cs="Times New Roman"/>
+          <w:bCs/>
+          <w:sz w:val="28"/>
+          <w:szCs w:val="28"/>
+        </w:rPr>
+        <w:t>c.Занятость_курьера</w:t>
+      </w:r>
+      <w:proofErr w:type="spellEnd"/>
+      <w:r>
+        <w:rPr>
+          <w:rFonts w:ascii="Times New Roman" w:hAnsi="Times New Roman" w:cs="Times New Roman"/>
+          <w:bCs/>
+          <w:sz w:val="28"/>
+          <w:szCs w:val="28"/>
+        </w:rPr>
+        <w:t>, COUNT(</w:t>
+      </w:r>
+      <w:proofErr w:type="spellStart"/>
+      <w:r>
+        <w:rPr>
+          <w:rFonts w:ascii="Times New Roman" w:hAnsi="Times New Roman" w:cs="Times New Roman"/>
+          <w:bCs/>
+          <w:sz w:val="28"/>
+          <w:szCs w:val="28"/>
+        </w:rPr>
+        <w:t>d.дата_id</w:t>
+      </w:r>
+      <w:proofErr w:type="spellEnd"/>
+      <w:r>
+        <w:rPr>
+          <w:rFonts w:ascii="Times New Roman" w:hAnsi="Times New Roman" w:cs="Times New Roman"/>
+          <w:bCs/>
+          <w:sz w:val="28"/>
+          <w:szCs w:val="28"/>
+        </w:rPr>
+        <w:t xml:space="preserve">) AS </w:t>
+      </w:r>
+      <w:proofErr w:type="spellStart"/>
+      <w:r>
+        <w:rPr>
+          <w:rFonts w:ascii="Times New Roman" w:hAnsi="Times New Roman" w:cs="Times New Roman"/>
+          <w:bCs/>
+          <w:sz w:val="28"/>
+          <w:szCs w:val="28"/>
+        </w:rPr>
+        <w:t>Активные_доставки</w:t>
+      </w:r>
+      <w:proofErr w:type="spellEnd"/>
+      <w:r>
+        <w:rPr>
+          <w:rFonts w:ascii="Times New Roman" w:hAnsi="Times New Roman" w:cs="Times New Roman"/>
+          <w:bCs/>
+          <w:sz w:val="28"/>
+          <w:szCs w:val="28"/>
+        </w:rPr>
+        <w:t xml:space="preserve"> </w:t>
+      </w:r>
+    </w:p>
+    <w:p>
+      <w:pPr>
+        <w:spacing w:after="0" w:line="360" w:lineRule="auto"/>
+        <w:ind w:firstLine="708"/>
+        <w:jc w:val="both"/>
+        <w:rPr>
+          <w:rFonts w:ascii="Times New Roman" w:hAnsi="Times New Roman" w:cs="Times New Roman"/>
+          <w:bCs/>
+          <w:sz w:val="28"/>
+          <w:szCs w:val="28"/>
+        </w:rPr>
+      </w:pPr>
+      <w:r>
+        <w:rPr>
+          <w:rFonts w:ascii="Times New Roman" w:hAnsi="Times New Roman" w:cs="Times New Roman"/>
+          <w:bCs/>
+          <w:sz w:val="28"/>
+          <w:szCs w:val="28"/>
+        </w:rPr>
+        <w:t xml:space="preserve">FROM Курьер c </w:t>
+      </w:r>
+    </w:p>
+    <w:p>
+      <w:pPr>
+        <w:spacing w:after="0" w:line="360" w:lineRule="auto"/>
+        <w:ind w:firstLine="708"/>
+        <w:jc w:val="both"/>
+        <w:rPr>
+          <w:rFonts w:ascii="Times New Roman" w:hAnsi="Times New Roman" w:cs="Times New Roman"/>
+          <w:bCs/>
+          <w:sz w:val="28"/>
+          <w:szCs w:val="28"/>
+        </w:rPr>
+      </w:pPr>
+      <w:r>
+        <w:rPr>
+          <w:rFonts w:ascii="Times New Roman" w:hAnsi="Times New Roman" w:cs="Times New Roman"/>
+          <w:bCs/>
+          <w:sz w:val="28"/>
+          <w:szCs w:val="28"/>
+        </w:rPr>
+        <w:t xml:space="preserve">LEFT JOIN Доставка d ON </w:t>
+      </w:r>
+      <w:proofErr w:type="spellStart"/>
+      <w:proofErr w:type="gramStart"/>
+      <w:r>
+        <w:rPr>
+          <w:rFonts w:ascii="Times New Roman" w:hAnsi="Times New Roman" w:cs="Times New Roman"/>
+          <w:bCs/>
+          <w:sz w:val="28"/>
+          <w:szCs w:val="28"/>
+        </w:rPr>
+        <w:t>c.курьер</w:t>
+      </w:r>
+      <w:proofErr w:type="gramEnd"/>
+      <w:r>
+        <w:rPr>
+          <w:rFonts w:ascii="Times New Roman" w:hAnsi="Times New Roman" w:cs="Times New Roman"/>
+          <w:bCs/>
+          <w:sz w:val="28"/>
+          <w:szCs w:val="28"/>
+        </w:rPr>
+        <w:t>_id</w:t>
+      </w:r>
+      <w:proofErr w:type="spellEnd"/>
+      <w:r>
+        <w:rPr>
+          <w:rFonts w:ascii="Times New Roman" w:hAnsi="Times New Roman" w:cs="Times New Roman"/>
+          <w:bCs/>
+          <w:sz w:val="28"/>
+          <w:szCs w:val="28"/>
+        </w:rPr>
+        <w:t xml:space="preserve"> = </w:t>
+      </w:r>
+      <w:proofErr w:type="spellStart"/>
+      <w:r>
+        <w:rPr>
+          <w:rFonts w:ascii="Times New Roman" w:hAnsi="Times New Roman" w:cs="Times New Roman"/>
+          <w:bCs/>
+          <w:sz w:val="28"/>
+          <w:szCs w:val="28"/>
+        </w:rPr>
+        <w:t>d.курьер_id</w:t>
+      </w:r>
+      <w:proofErr w:type="spellEnd"/>
+      <w:r>
+        <w:rPr>
+          <w:rFonts w:ascii="Times New Roman" w:hAnsi="Times New Roman" w:cs="Times New Roman"/>
+          <w:bCs/>
+          <w:sz w:val="28"/>
+          <w:szCs w:val="28"/>
+        </w:rPr>
+        <w:t xml:space="preserve"> </w:t>
+      </w:r>
+    </w:p>
+    <w:p>
+      <w:pPr>
+        <w:spacing w:after="0" w:line="360" w:lineRule="auto"/>
+        <w:ind w:firstLine="708"/>
+        <w:jc w:val="both"/>
+        <w:rPr>
+          <w:rFonts w:ascii="Times New Roman" w:hAnsi="Times New Roman" w:cs="Times New Roman"/>
+          <w:bCs/>
+          <w:sz w:val="28"/>
+          <w:szCs w:val="28"/>
+        </w:rPr>
+      </w:pPr>
+      <w:r>
+        <w:rPr>
+          <w:rFonts w:ascii="Times New Roman" w:hAnsi="Times New Roman" w:cs="Times New Roman"/>
+          <w:bCs/>
+          <w:sz w:val="28"/>
+          <w:szCs w:val="28"/>
+        </w:rPr>
+        <w:t xml:space="preserve">GROUP BY </w:t>
+      </w:r>
+      <w:proofErr w:type="spellStart"/>
+      <w:proofErr w:type="gramStart"/>
+      <w:r>
+        <w:rPr>
+          <w:rFonts w:ascii="Times New Roman" w:hAnsi="Times New Roman" w:cs="Times New Roman"/>
+          <w:bCs/>
+          <w:sz w:val="28"/>
+          <w:szCs w:val="28"/>
+        </w:rPr>
+        <w:t>c.курьер</w:t>
+      </w:r>
+      <w:proofErr w:type="gramEnd"/>
+      <w:r>
+        <w:rPr>
+          <w:rFonts w:ascii="Times New Roman" w:hAnsi="Times New Roman" w:cs="Times New Roman"/>
+          <w:bCs/>
+          <w:sz w:val="28"/>
+          <w:szCs w:val="28"/>
+        </w:rPr>
+        <w:t>_id</w:t>
+      </w:r>
+      <w:proofErr w:type="spellEnd"/>
+      <w:r>
+        <w:rPr>
+          <w:rFonts w:ascii="Times New Roman" w:hAnsi="Times New Roman" w:cs="Times New Roman"/>
+          <w:bCs/>
+          <w:sz w:val="28"/>
+          <w:szCs w:val="28"/>
+        </w:rPr>
+        <w:t xml:space="preserve">, </w:t>
+      </w:r>
+      <w:proofErr w:type="spellStart"/>
+      <w:r>
+        <w:rPr>
+          <w:rFonts w:ascii="Times New Roman" w:hAnsi="Times New Roman" w:cs="Times New Roman"/>
+          <w:bCs/>
+          <w:sz w:val="28"/>
+          <w:szCs w:val="28"/>
+        </w:rPr>
+        <w:t>c.Занятость_курьера</w:t>
+      </w:r>
+      <w:proofErr w:type="spellEnd"/>
+      <w:r>
+        <w:rPr>
+          <w:rFonts w:ascii="Times New Roman" w:hAnsi="Times New Roman" w:cs="Times New Roman"/>
+          <w:bCs/>
+          <w:sz w:val="28"/>
+          <w:szCs w:val="28"/>
+        </w:rPr>
+        <w:t>;</w:t>
+      </w:r>
+    </w:p>
+    <w:p>
+      <w:pPr>
+        <w:spacing w:after="0" w:line="360" w:lineRule="auto"/>
+        <w:ind w:firstLine="708"/>
+        <w:jc w:val="both"/>
+        <w:rPr>
+          <w:rFonts w:ascii="Times New Roman" w:hAnsi="Times New Roman" w:cs="Times New Roman"/>
+          <w:bCs/>
+          <w:sz w:val="28"/>
+          <w:szCs w:val="28"/>
+        </w:rPr>
+      </w:pPr>
+      <w:r>
+        <w:rPr>
+          <w:rFonts w:ascii="Times New Roman" w:hAnsi="Times New Roman" w:cs="Times New Roman"/>
+          <w:bCs/>
+          <w:sz w:val="28"/>
+          <w:szCs w:val="28"/>
+        </w:rPr>
+        <w:t>Используется для балансировки рабочего портфеля внутри логистического отдела. Помогает равномерно распределять маршруты между курьерами, выявлять наиболее загруженных исполнителей и планировать привлечение дополнительного персонала в пиковые периоды.</w:t>
+      </w:r>
+    </w:p>
+    <w:p>
+      <w:pPr>
+        <w:spacing w:after="0" w:line="360" w:lineRule="auto"/>
+        <w:ind w:firstLine="708"/>
+        <w:jc w:val="both"/>
+        <w:rPr>
+          <w:rFonts w:ascii="Times New Roman" w:hAnsi="Times New Roman" w:cs="Times New Roman"/>
+          <w:bCs/>
+          <w:sz w:val="28"/>
+          <w:szCs w:val="28"/>
+        </w:rPr>
+      </w:pPr>
+      <w:r>
+        <w:rPr>
+          <w:rFonts w:ascii="Times New Roman" w:hAnsi="Times New Roman" w:cs="Times New Roman"/>
+          <w:bCs/>
+          <w:sz w:val="28"/>
+          <w:szCs w:val="28"/>
+        </w:rPr>
+        <w:t>8. Расчёт средней стоимости заказа по статусам</w:t>
+      </w:r>
+    </w:p>
+    <w:p>
+      <w:pPr>
+        <w:spacing w:after="0" w:line="360" w:lineRule="auto"/>
+        <w:ind w:firstLine="708"/>
+        <w:jc w:val="both"/>
+        <w:rPr>
+          <w:rFonts w:ascii="Times New Roman" w:hAnsi="Times New Roman" w:cs="Times New Roman"/>
+          <w:bCs/>
+          <w:sz w:val="28"/>
+          <w:szCs w:val="28"/>
+        </w:rPr>
+      </w:pPr>
+      <w:r>
+        <w:rPr>
+          <w:rFonts w:ascii="Times New Roman" w:hAnsi="Times New Roman" w:cs="Times New Roman"/>
+          <w:bCs/>
+          <w:sz w:val="28"/>
+          <w:szCs w:val="28"/>
+        </w:rPr>
+        <w:t>SELECT Статус, AVG(</w:t>
+      </w:r>
+      <w:proofErr w:type="spellStart"/>
+      <w:r>
+        <w:rPr>
+          <w:rFonts w:ascii="Times New Roman" w:hAnsi="Times New Roman" w:cs="Times New Roman"/>
+          <w:bCs/>
+          <w:sz w:val="28"/>
+          <w:szCs w:val="28"/>
+        </w:rPr>
+        <w:t>Финальная_цена</w:t>
+      </w:r>
+      <w:proofErr w:type="spellEnd"/>
+      <w:r>
+        <w:rPr>
+          <w:rFonts w:ascii="Times New Roman" w:hAnsi="Times New Roman" w:cs="Times New Roman"/>
+          <w:bCs/>
+          <w:sz w:val="28"/>
+          <w:szCs w:val="28"/>
+        </w:rPr>
+        <w:t xml:space="preserve">) AS </w:t>
+      </w:r>
+      <w:proofErr w:type="spellStart"/>
+      <w:r>
+        <w:rPr>
+          <w:rFonts w:ascii="Times New Roman" w:hAnsi="Times New Roman" w:cs="Times New Roman"/>
+          <w:bCs/>
+          <w:sz w:val="28"/>
+          <w:szCs w:val="28"/>
+        </w:rPr>
+        <w:t>Средний_чек</w:t>
+      </w:r>
+      <w:proofErr w:type="spellEnd"/>
+      <w:r>
+        <w:rPr>
+          <w:rFonts w:ascii="Times New Roman" w:hAnsi="Times New Roman" w:cs="Times New Roman"/>
+          <w:bCs/>
+          <w:sz w:val="28"/>
+          <w:szCs w:val="28"/>
+        </w:rPr>
+        <w:t xml:space="preserve"> </w:t>
+      </w:r>
+    </w:p>
+    <w:p>
+      <w:pPr>
+        <w:spacing w:after="0" w:line="360" w:lineRule="auto"/>
+        <w:ind w:firstLine="708"/>
+        <w:jc w:val="both"/>
+        <w:rPr>
+          <w:rFonts w:ascii="Times New Roman" w:hAnsi="Times New Roman" w:cs="Times New Roman"/>
+          <w:bCs/>
+          <w:sz w:val="28"/>
+          <w:szCs w:val="28"/>
+          <w:lang w:val="en-US"/>
+        </w:rPr>
+      </w:pPr>
+      <w:r>
+        <w:rPr>
+          <w:rFonts w:ascii="Times New Roman" w:hAnsi="Times New Roman" w:cs="Times New Roman"/>
+          <w:bCs/>
+          <w:sz w:val="28"/>
+          <w:szCs w:val="28"/>
+          <w:lang w:val="en-US"/>
+        </w:rPr>
+        <w:t xml:space="preserve">FROM </w:t>
+      </w:r>
+      <w:r>
+        <w:rPr>
+          <w:rFonts w:ascii="Times New Roman" w:hAnsi="Times New Roman" w:cs="Times New Roman"/>
+          <w:bCs/>
+          <w:sz w:val="28"/>
+          <w:szCs w:val="28"/>
+        </w:rPr>
+        <w:t>Заказ</w:t>
+      </w:r>
+      <w:r>
+        <w:rPr>
+          <w:rFonts w:ascii="Times New Roman" w:hAnsi="Times New Roman" w:cs="Times New Roman"/>
+          <w:bCs/>
+          <w:sz w:val="28"/>
+          <w:szCs w:val="28"/>
+          <w:lang w:val="en-US"/>
+        </w:rPr>
+        <w:t xml:space="preserve"> </w:t>
+      </w:r>
+    </w:p>
+    <w:p>
+      <w:pPr>
+        <w:spacing w:after="0" w:line="360" w:lineRule="auto"/>
+        <w:ind w:firstLine="708"/>
+        <w:jc w:val="both"/>
+        <w:rPr>
+          <w:rFonts w:ascii="Times New Roman" w:hAnsi="Times New Roman" w:cs="Times New Roman"/>
+          <w:bCs/>
+          <w:sz w:val="28"/>
+          <w:szCs w:val="28"/>
+          <w:lang w:val="en-US"/>
+        </w:rPr>
+      </w:pPr>
+      <w:r>
+        <w:rPr>
+          <w:rFonts w:ascii="Times New Roman" w:hAnsi="Times New Roman" w:cs="Times New Roman"/>
+          <w:bCs/>
+          <w:sz w:val="28"/>
+          <w:szCs w:val="28"/>
+          <w:lang w:val="en-US"/>
+        </w:rPr>
+        <w:t xml:space="preserve">GROUP BY </w:t>
+      </w:r>
+      <w:r>
+        <w:rPr>
+          <w:rFonts w:ascii="Times New Roman" w:hAnsi="Times New Roman" w:cs="Times New Roman"/>
+          <w:bCs/>
+          <w:sz w:val="28"/>
+          <w:szCs w:val="28"/>
+        </w:rPr>
+        <w:t>Статус</w:t>
+      </w:r>
+      <w:r>
+        <w:rPr>
+          <w:rFonts w:ascii="Times New Roman" w:hAnsi="Times New Roman" w:cs="Times New Roman"/>
+          <w:bCs/>
+          <w:sz w:val="28"/>
+          <w:szCs w:val="28"/>
+          <w:lang w:val="en-US"/>
+        </w:rPr>
+        <w:t>;</w:t>
+      </w:r>
+    </w:p>
+    <w:p>
+      <w:pPr>
+        <w:spacing w:after="0" w:line="360" w:lineRule="auto"/>
+        <w:ind w:firstLine="708"/>
+        <w:jc w:val="both"/>
+        <w:rPr>
+          <w:rFonts w:ascii="Times New Roman" w:hAnsi="Times New Roman" w:cs="Times New Roman"/>
+          <w:bCs/>
+          <w:sz w:val="28"/>
+          <w:szCs w:val="28"/>
+        </w:rPr>
+      </w:pPr>
+      <w:r>
+        <w:rPr>
+          <w:rFonts w:ascii="Times New Roman" w:hAnsi="Times New Roman" w:cs="Times New Roman"/>
+          <w:bCs/>
+          <w:sz w:val="28"/>
+          <w:szCs w:val="28"/>
+        </w:rPr>
+        <w:t>Формирует внутреннюю аналитику для корректного прогнозирования выручки. Менеджер может сверять плановые показатели с фактическими по каждому этапу воронки продаж, что повышает точность финансового планирования и ускоряет принятие управленческих решений.</w:t>
+      </w:r>
+    </w:p>
+    <w:p>
+      <w:pPr>
+        <w:spacing w:after="0" w:line="360" w:lineRule="auto"/>
+        <w:ind w:firstLine="708"/>
+        <w:jc w:val="both"/>
+        <w:rPr>
+          <w:rFonts w:ascii="Times New Roman" w:hAnsi="Times New Roman" w:cs="Times New Roman"/>
+          <w:bCs/>
+          <w:sz w:val="28"/>
+          <w:szCs w:val="28"/>
+        </w:rPr>
+      </w:pPr>
+      <w:r>
+        <w:rPr>
+          <w:rFonts w:ascii="Times New Roman" w:hAnsi="Times New Roman" w:cs="Times New Roman"/>
+          <w:bCs/>
+          <w:sz w:val="28"/>
+          <w:szCs w:val="28"/>
+        </w:rPr>
+        <w:t>9. Контроль заполненности контактных данных пользователей</w:t>
+      </w:r>
+    </w:p>
+    <w:p>
+      <w:pPr>
+        <w:spacing w:after="0" w:line="360" w:lineRule="auto"/>
+        <w:ind w:firstLine="708"/>
+        <w:jc w:val="both"/>
+        <w:rPr>
+          <w:rFonts w:ascii="Times New Roman" w:hAnsi="Times New Roman" w:cs="Times New Roman"/>
+          <w:bCs/>
+          <w:sz w:val="28"/>
+          <w:szCs w:val="28"/>
+        </w:rPr>
+      </w:pPr>
+      <w:r>
+        <w:rPr>
+          <w:rFonts w:ascii="Times New Roman" w:hAnsi="Times New Roman" w:cs="Times New Roman"/>
+          <w:bCs/>
+          <w:sz w:val="28"/>
+          <w:szCs w:val="28"/>
+        </w:rPr>
+        <w:t xml:space="preserve">SELECT </w:t>
+      </w:r>
+      <w:proofErr w:type="spellStart"/>
+      <w:r>
+        <w:rPr>
+          <w:rFonts w:ascii="Times New Roman" w:hAnsi="Times New Roman" w:cs="Times New Roman"/>
+          <w:bCs/>
+          <w:sz w:val="28"/>
+          <w:szCs w:val="28"/>
+        </w:rPr>
+        <w:t>user_id</w:t>
+      </w:r>
+      <w:proofErr w:type="spellEnd"/>
+      <w:r>
+        <w:rPr>
+          <w:rFonts w:ascii="Times New Roman" w:hAnsi="Times New Roman" w:cs="Times New Roman"/>
+          <w:bCs/>
+          <w:sz w:val="28"/>
+          <w:szCs w:val="28"/>
+        </w:rPr>
+        <w:t xml:space="preserve">, ФИО, Телефон, Почта </w:t>
+      </w:r>
+    </w:p>
+    <w:p>
+      <w:pPr>
+        <w:spacing w:after="0" w:line="360" w:lineRule="auto"/>
+        <w:ind w:firstLine="708"/>
+        <w:jc w:val="both"/>
+        <w:rPr>
+          <w:rFonts w:ascii="Times New Roman" w:hAnsi="Times New Roman" w:cs="Times New Roman"/>
+          <w:bCs/>
+          <w:sz w:val="28"/>
+          <w:szCs w:val="28"/>
+        </w:rPr>
+      </w:pPr>
+      <w:r>
+        <w:rPr>
+          <w:rFonts w:ascii="Times New Roman" w:hAnsi="Times New Roman" w:cs="Times New Roman"/>
+          <w:bCs/>
+          <w:sz w:val="28"/>
+          <w:szCs w:val="28"/>
+        </w:rPr>
+        <w:t xml:space="preserve">FROM Пользователь </w:t>
+      </w:r>
+    </w:p>
+    <w:p>
+      <w:pPr>
+        <w:spacing w:after="0" w:line="360" w:lineRule="auto"/>
+        <w:ind w:firstLine="708"/>
+        <w:jc w:val="both"/>
+        <w:rPr>
+          <w:rFonts w:ascii="Times New Roman" w:hAnsi="Times New Roman" w:cs="Times New Roman"/>
+          <w:bCs/>
+          <w:sz w:val="28"/>
+          <w:szCs w:val="28"/>
+        </w:rPr>
+      </w:pPr>
+      <w:r>
+        <w:rPr>
+          <w:rFonts w:ascii="Times New Roman" w:hAnsi="Times New Roman" w:cs="Times New Roman"/>
+          <w:bCs/>
+          <w:sz w:val="28"/>
+          <w:szCs w:val="28"/>
+        </w:rPr>
+        <w:t>WHERE Адрес IS NULL OR Телефон IS NULL;</w:t>
+      </w:r>
+    </w:p>
+    <w:p>
+      <w:pPr>
+        <w:spacing w:after="0" w:line="360" w:lineRule="auto"/>
+        <w:ind w:firstLine="708"/>
+        <w:jc w:val="both"/>
+        <w:rPr>
+          <w:rFonts w:ascii="Times New Roman" w:hAnsi="Times New Roman" w:cs="Times New Roman"/>
+          <w:bCs/>
+          <w:sz w:val="28"/>
+          <w:szCs w:val="28"/>
+        </w:rPr>
+      </w:pPr>
+      <w:r>
+        <w:rPr>
+          <w:rFonts w:ascii="Times New Roman" w:hAnsi="Times New Roman" w:cs="Times New Roman"/>
+          <w:bCs/>
+          <w:sz w:val="28"/>
+          <w:szCs w:val="28"/>
+        </w:rPr>
+        <w:t>Запрос на обеспечение качества данных (Data Quality). Выявляет пользователей, по которым не собраны обязательные реквизиты для доставки, что позволяет своевременно запросить недостающую информацию до момента отгрузки и избежать срывов курьерских рейсов.</w:t>
+      </w:r>
+    </w:p>
+    <w:p>
+      <w:pPr>
+        <w:spacing w:after="0" w:line="360" w:lineRule="auto"/>
+        <w:ind w:firstLine="708"/>
+        <w:jc w:val="both"/>
+        <w:rPr>
+          <w:rFonts w:ascii="Times New Roman" w:hAnsi="Times New Roman" w:cs="Times New Roman"/>
+          <w:bCs/>
+          <w:sz w:val="28"/>
+          <w:szCs w:val="28"/>
+        </w:rPr>
+      </w:pPr>
+      <w:r>
+        <w:rPr>
+          <w:rFonts w:ascii="Times New Roman" w:hAnsi="Times New Roman" w:cs="Times New Roman"/>
+          <w:bCs/>
+          <w:sz w:val="28"/>
+          <w:szCs w:val="28"/>
+        </w:rPr>
+        <w:t>10. Сводные метрики портфеля заказов</w:t>
       </w:r>
     </w:p>
     <w:p>
@@ -36331,7 +37039,130 @@
         <w:lastRenderedPageBreak/>
         <w:t xml:space="preserve">SELECT </w:t>
       </w:r>
+      <w:proofErr w:type="gramStart"/>
+      <w:r>
+        <w:rPr>
+          <w:rFonts w:ascii="Times New Roman" w:hAnsi="Times New Roman" w:cs="Times New Roman"/>
+          <w:bCs/>
+          <w:sz w:val="28"/>
+          <w:szCs w:val="28"/>
+        </w:rPr>
+        <w:t>COUNT(</w:t>
+      </w:r>
+      <w:proofErr w:type="gramEnd"/>
+      <w:r>
+        <w:rPr>
+          <w:rFonts w:ascii="Times New Roman" w:hAnsi="Times New Roman" w:cs="Times New Roman"/>
+          <w:bCs/>
+          <w:sz w:val="28"/>
+          <w:szCs w:val="28"/>
+        </w:rPr>
+        <w:t xml:space="preserve">*) AS </w:t>
+      </w:r>
       <w:proofErr w:type="spellStart"/>
+      <w:r>
+        <w:rPr>
+          <w:rFonts w:ascii="Times New Roman" w:hAnsi="Times New Roman" w:cs="Times New Roman"/>
+          <w:bCs/>
+          <w:sz w:val="28"/>
+          <w:szCs w:val="28"/>
+        </w:rPr>
+        <w:t>Всего_заказов</w:t>
+      </w:r>
+      <w:proofErr w:type="spellEnd"/>
+      <w:r>
+        <w:rPr>
+          <w:rFonts w:ascii="Times New Roman" w:hAnsi="Times New Roman" w:cs="Times New Roman"/>
+          <w:bCs/>
+          <w:sz w:val="28"/>
+          <w:szCs w:val="28"/>
+        </w:rPr>
+        <w:t>, SUM(</w:t>
+      </w:r>
+      <w:proofErr w:type="spellStart"/>
+      <w:r>
+        <w:rPr>
+          <w:rFonts w:ascii="Times New Roman" w:hAnsi="Times New Roman" w:cs="Times New Roman"/>
+          <w:bCs/>
+          <w:sz w:val="28"/>
+          <w:szCs w:val="28"/>
+        </w:rPr>
+        <w:t>Финальная_цена</w:t>
+      </w:r>
+      <w:proofErr w:type="spellEnd"/>
+      <w:r>
+        <w:rPr>
+          <w:rFonts w:ascii="Times New Roman" w:hAnsi="Times New Roman" w:cs="Times New Roman"/>
+          <w:bCs/>
+          <w:sz w:val="28"/>
+          <w:szCs w:val="28"/>
+        </w:rPr>
+        <w:t xml:space="preserve">) AS </w:t>
+      </w:r>
+      <w:proofErr w:type="spellStart"/>
+      <w:r>
+        <w:rPr>
+          <w:rFonts w:ascii="Times New Roman" w:hAnsi="Times New Roman" w:cs="Times New Roman"/>
+          <w:bCs/>
+          <w:sz w:val="28"/>
+          <w:szCs w:val="28"/>
+        </w:rPr>
+        <w:t>Общий_оборот</w:t>
+      </w:r>
+      <w:proofErr w:type="spellEnd"/>
+      <w:r>
+        <w:rPr>
+          <w:rFonts w:ascii="Times New Roman" w:hAnsi="Times New Roman" w:cs="Times New Roman"/>
+          <w:bCs/>
+          <w:sz w:val="28"/>
+          <w:szCs w:val="28"/>
+        </w:rPr>
+        <w:t xml:space="preserve"> </w:t>
+      </w:r>
+    </w:p>
+    <w:p>
+      <w:pPr>
+        <w:spacing w:after="0" w:line="360" w:lineRule="auto"/>
+        <w:ind w:firstLine="708"/>
+        <w:jc w:val="both"/>
+        <w:rPr>
+          <w:rFonts w:ascii="Times New Roman" w:hAnsi="Times New Roman" w:cs="Times New Roman"/>
+          <w:bCs/>
+          <w:sz w:val="28"/>
+          <w:szCs w:val="28"/>
+        </w:rPr>
+      </w:pPr>
+      <w:r>
+        <w:rPr>
+          <w:rFonts w:ascii="Times New Roman" w:hAnsi="Times New Roman" w:cs="Times New Roman"/>
+          <w:bCs/>
+          <w:sz w:val="28"/>
+          <w:szCs w:val="28"/>
+        </w:rPr>
+        <w:t xml:space="preserve">FROM Заказ </w:t>
+      </w:r>
+    </w:p>
+    <w:p>
+      <w:pPr>
+        <w:spacing w:after="0" w:line="360" w:lineRule="auto"/>
+        <w:ind w:firstLine="708"/>
+        <w:jc w:val="both"/>
+        <w:rPr>
+          <w:rFonts w:ascii="Times New Roman" w:hAnsi="Times New Roman" w:cs="Times New Roman"/>
+          <w:bCs/>
+          <w:sz w:val="28"/>
+          <w:szCs w:val="28"/>
+        </w:rPr>
+      </w:pPr>
+      <w:r>
+        <w:rPr>
+          <w:rFonts w:ascii="Times New Roman" w:hAnsi="Times New Roman" w:cs="Times New Roman"/>
+          <w:bCs/>
+          <w:sz w:val="28"/>
+          <w:szCs w:val="28"/>
+        </w:rPr>
+        <w:t xml:space="preserve">WHERE </w:t>
+      </w:r>
       <w:proofErr w:type="gramStart"/>
       <w:r>
         <w:rPr>
@@ -36340,7 +37171,7 @@
           <w:sz w:val="28"/>
           <w:szCs w:val="28"/>
         </w:rPr>
-        <w:t>c.курьер</w:t>
+        <w:t>Статус !</w:t>
       </w:r>
       <w:proofErr w:type="gramEnd"/>
       <w:r>
@@ -36350,77 +37181,7 @@
           <w:sz w:val="28"/>
           <w:szCs w:val="28"/>
         </w:rPr>
-        <w:t>_id</w:t>
-      </w:r>
-      <w:proofErr w:type="spellEnd"/>
-      <w:r>
-        <w:rPr>
-          <w:rFonts w:ascii="Times New Roman" w:hAnsi="Times New Roman" w:cs="Times New Roman"/>
-          <w:bCs/>
-          <w:sz w:val="28"/>
-          <w:szCs w:val="28"/>
-        </w:rPr>
-        <w:t xml:space="preserve">, </w:t>
-      </w:r>
-      <w:proofErr w:type="spellStart"/>
-      <w:r>
-        <w:rPr>
-          <w:rFonts w:ascii="Times New Roman" w:hAnsi="Times New Roman" w:cs="Times New Roman"/>
-          <w:bCs/>
-          <w:sz w:val="28"/>
-          <w:szCs w:val="28"/>
-        </w:rPr>
-        <w:t>c.Занятость_курьера</w:t>
-      </w:r>
-      <w:proofErr w:type="spellEnd"/>
-      <w:r>
-        <w:rPr>
-          <w:rFonts w:ascii="Times New Roman" w:hAnsi="Times New Roman" w:cs="Times New Roman"/>
-          <w:bCs/>
-          <w:sz w:val="28"/>
-          <w:szCs w:val="28"/>
-        </w:rPr>
-        <w:t>, COUNT(</w:t>
-      </w:r>
-      <w:proofErr w:type="spellStart"/>
-      <w:r>
-        <w:rPr>
-          <w:rFonts w:ascii="Times New Roman" w:hAnsi="Times New Roman" w:cs="Times New Roman"/>
-          <w:bCs/>
-          <w:sz w:val="28"/>
-          <w:szCs w:val="28"/>
-        </w:rPr>
-        <w:t>d.дата_id</w:t>
-      </w:r>
-      <w:proofErr w:type="spellEnd"/>
-      <w:r>
-        <w:rPr>
-          <w:rFonts w:ascii="Times New Roman" w:hAnsi="Times New Roman" w:cs="Times New Roman"/>
-          <w:bCs/>
-          <w:sz w:val="28"/>
-          <w:szCs w:val="28"/>
-        </w:rPr>
-        <w:t xml:space="preserve">) AS </w:t>
-      </w:r>
-      <w:proofErr w:type="spellStart"/>
-      <w:r>
-        <w:rPr>
-          <w:rFonts w:ascii="Times New Roman" w:hAnsi="Times New Roman" w:cs="Times New Roman"/>
-          <w:bCs/>
-          <w:sz w:val="28"/>
-          <w:szCs w:val="28"/>
-        </w:rPr>
-        <w:t>Активные_доставки</w:t>
-      </w:r>
-      <w:proofErr w:type="spellEnd"/>
-      <w:r>
-        <w:rPr>
-          <w:rFonts w:ascii="Times New Roman" w:hAnsi="Times New Roman" w:cs="Times New Roman"/>
-          <w:bCs/>
-          <w:sz w:val="28"/>
-          <w:szCs w:val="28"/>
-        </w:rPr>
-        <w:t xml:space="preserve"> </w:t>
+        <w:t>= 'Отменён';</w:t>
       </w:r>
     </w:p>
     <w:p>
@@ -36442,707 +37203,6 @@
           <w:sz w:val="28"/>
           <w:szCs w:val="28"/>
         </w:rPr>
-        <w:t xml:space="preserve">FROM Курьер c </w:t>
-      </w:r>
-    </w:p>
-    <w:p>
-      <w:pPr>
-        <w:spacing w:after="0" w:line="360" w:lineRule="auto"/>
-        <w:ind w:firstLine="708"/>
-        <w:jc w:val="both"/>
-        <w:rPr>
-          <w:rFonts w:ascii="Times New Roman" w:hAnsi="Times New Roman" w:cs="Times New Roman"/>
-          <w:bCs/>
-          <w:sz w:val="28"/>
-          <w:szCs w:val="28"/>
-        </w:rPr>
-      </w:pPr>
-      <w:r>
-        <w:rPr>
-          <w:rFonts w:ascii="Times New Roman" w:hAnsi="Times New Roman" w:cs="Times New Roman"/>
-          <w:bCs/>
-          <w:sz w:val="28"/>
-          <w:szCs w:val="28"/>
-        </w:rPr>
-        <w:t xml:space="preserve">LEFT JOIN Доставка d ON </w:t>
-      </w:r>
-      <w:proofErr w:type="spellStart"/>
-      <w:proofErr w:type="gramStart"/>
-      <w:r>
-        <w:rPr>
-          <w:rFonts w:ascii="Times New Roman" w:hAnsi="Times New Roman" w:cs="Times New Roman"/>
-          <w:bCs/>
-          <w:sz w:val="28"/>
-          <w:szCs w:val="28"/>
-        </w:rPr>
-        <w:t>c.курьер</w:t>
-      </w:r>
-      <w:proofErr w:type="gramEnd"/>
-      <w:r>
-        <w:rPr>
-          <w:rFonts w:ascii="Times New Roman" w:hAnsi="Times New Roman" w:cs="Times New Roman"/>
-          <w:bCs/>
-          <w:sz w:val="28"/>
-          <w:szCs w:val="28"/>
-        </w:rPr>
-        <w:t>_id</w:t>
-      </w:r>
-      <w:proofErr w:type="spellEnd"/>
-      <w:r>
-        <w:rPr>
-          <w:rFonts w:ascii="Times New Roman" w:hAnsi="Times New Roman" w:cs="Times New Roman"/>
-          <w:bCs/>
-          <w:sz w:val="28"/>
-          <w:szCs w:val="28"/>
-        </w:rPr>
-        <w:t xml:space="preserve"> = </w:t>
-      </w:r>
-      <w:proofErr w:type="spellStart"/>
-      <w:r>
-        <w:rPr>
-          <w:rFonts w:ascii="Times New Roman" w:hAnsi="Times New Roman" w:cs="Times New Roman"/>
-          <w:bCs/>
-          <w:sz w:val="28"/>
-          <w:szCs w:val="28"/>
-        </w:rPr>
-        <w:t>d.курьер_id</w:t>
-      </w:r>
-      <w:proofErr w:type="spellEnd"/>
-      <w:r>
-        <w:rPr>
-          <w:rFonts w:ascii="Times New Roman" w:hAnsi="Times New Roman" w:cs="Times New Roman"/>
-          <w:bCs/>
-          <w:sz w:val="28"/>
-          <w:szCs w:val="28"/>
-        </w:rPr>
-        <w:t xml:space="preserve"> </w:t>
-      </w:r>
-    </w:p>
-    <w:p>
-      <w:pPr>
-        <w:spacing w:after="0" w:line="360" w:lineRule="auto"/>
-        <w:ind w:firstLine="708"/>
-        <w:jc w:val="both"/>
-        <w:rPr>
-          <w:rFonts w:ascii="Times New Roman" w:hAnsi="Times New Roman" w:cs="Times New Roman"/>
-          <w:bCs/>
-          <w:sz w:val="28"/>
-          <w:szCs w:val="28"/>
-        </w:rPr>
-      </w:pPr>
-      <w:r>
-        <w:rPr>
-          <w:rFonts w:ascii="Times New Roman" w:hAnsi="Times New Roman" w:cs="Times New Roman"/>
-          <w:bCs/>
-          <w:sz w:val="28"/>
-          <w:szCs w:val="28"/>
-        </w:rPr>
-        <w:t xml:space="preserve">GROUP BY </w:t>
-      </w:r>
-      <w:proofErr w:type="spellStart"/>
-      <w:proofErr w:type="gramStart"/>
-      <w:r>
-        <w:rPr>
-          <w:rFonts w:ascii="Times New Roman" w:hAnsi="Times New Roman" w:cs="Times New Roman"/>
-          <w:bCs/>
-          <w:sz w:val="28"/>
-          <w:szCs w:val="28"/>
-        </w:rPr>
-        <w:t>c.курьер</w:t>
-      </w:r>
-      <w:proofErr w:type="gramEnd"/>
-      <w:r>
-        <w:rPr>
-          <w:rFonts w:ascii="Times New Roman" w:hAnsi="Times New Roman" w:cs="Times New Roman"/>
-          <w:bCs/>
-          <w:sz w:val="28"/>
-          <w:szCs w:val="28"/>
-        </w:rPr>
-        <w:t>_id</w:t>
-      </w:r>
-      <w:proofErr w:type="spellEnd"/>
-      <w:r>
-        <w:rPr>
-          <w:rFonts w:ascii="Times New Roman" w:hAnsi="Times New Roman" w:cs="Times New Roman"/>
-          <w:bCs/>
-          <w:sz w:val="28"/>
-          <w:szCs w:val="28"/>
-        </w:rPr>
-        <w:t xml:space="preserve">, </w:t>
-      </w:r>
-      <w:proofErr w:type="spellStart"/>
-      <w:r>
-        <w:rPr>
-          <w:rFonts w:ascii="Times New Roman" w:hAnsi="Times New Roman" w:cs="Times New Roman"/>
-          <w:bCs/>
-          <w:sz w:val="28"/>
-          <w:szCs w:val="28"/>
-        </w:rPr>
-        <w:t>c.Занятость_курьера</w:t>
-      </w:r>
-      <w:proofErr w:type="spellEnd"/>
-      <w:r>
-        <w:rPr>
-          <w:rFonts w:ascii="Times New Roman" w:hAnsi="Times New Roman" w:cs="Times New Roman"/>
-          <w:bCs/>
-          <w:sz w:val="28"/>
-          <w:szCs w:val="28"/>
-        </w:rPr>
-        <w:t>;</w:t>
-      </w:r>
-    </w:p>
-    <w:p>
-      <w:pPr>
-        <w:spacing w:after="0" w:line="360" w:lineRule="auto"/>
-        <w:ind w:firstLine="708"/>
-        <w:jc w:val="both"/>
-        <w:rPr>
-          <w:rFonts w:ascii="Times New Roman" w:hAnsi="Times New Roman" w:cs="Times New Roman"/>
-          <w:bCs/>
-          <w:sz w:val="28"/>
-          <w:szCs w:val="28"/>
-        </w:rPr>
-      </w:pPr>
-      <w:r>
-        <w:rPr>
-          <w:rFonts w:ascii="Times New Roman" w:hAnsi="Times New Roman" w:cs="Times New Roman"/>
-          <w:bCs/>
-          <w:sz w:val="28"/>
-          <w:szCs w:val="28"/>
-        </w:rPr>
-        <w:t>Используется для балансировки рабочего портфеля внутри логистического отдела. Помогает равномерно распределять маршруты между курьерами, выявлять наиболее загруженных исполнителей и планировать привлечение дополнительного персонала в пиковые периоды.</w:t>
-      </w:r>
-    </w:p>
-    <w:p>
-      <w:pPr>
-        <w:spacing w:after="0" w:line="360" w:lineRule="auto"/>
-        <w:ind w:firstLine="708"/>
-        <w:jc w:val="both"/>
-        <w:rPr>
-          <w:rFonts w:ascii="Times New Roman" w:hAnsi="Times New Roman" w:cs="Times New Roman"/>
-          <w:bCs/>
-          <w:sz w:val="28"/>
-          <w:szCs w:val="28"/>
-        </w:rPr>
-      </w:pPr>
-      <w:r>
-        <w:rPr>
-          <w:rFonts w:ascii="Times New Roman" w:hAnsi="Times New Roman" w:cs="Times New Roman"/>
-          <w:bCs/>
-          <w:sz w:val="28"/>
-          <w:szCs w:val="28"/>
-        </w:rPr>
-        <w:t>8. Расчёт средней стоимости заказа по статусам</w:t>
-      </w:r>
-    </w:p>
-    <w:p>
-      <w:pPr>
-        <w:spacing w:after="0" w:line="360" w:lineRule="auto"/>
-        <w:ind w:firstLine="708"/>
-        <w:jc w:val="both"/>
-        <w:rPr>
-          <w:rFonts w:ascii="Times New Roman" w:hAnsi="Times New Roman" w:cs="Times New Roman"/>
-          <w:bCs/>
-          <w:sz w:val="28"/>
-          <w:szCs w:val="28"/>
-        </w:rPr>
-      </w:pPr>
-      <w:r>
-        <w:rPr>
-          <w:rFonts w:ascii="Times New Roman" w:hAnsi="Times New Roman" w:cs="Times New Roman"/>
-          <w:bCs/>
-          <w:sz w:val="28"/>
-          <w:szCs w:val="28"/>
-        </w:rPr>
-        <w:t>SELECT Статус, AVG(</w:t>
-      </w:r>
-      <w:proofErr w:type="spellStart"/>
-      <w:r>
-        <w:rPr>
-          <w:rFonts w:ascii="Times New Roman" w:hAnsi="Times New Roman" w:cs="Times New Roman"/>
-          <w:bCs/>
-          <w:sz w:val="28"/>
-          <w:szCs w:val="28"/>
-        </w:rPr>
-        <w:t>Финальная_цена</w:t>
-      </w:r>
-      <w:proofErr w:type="spellEnd"/>
-      <w:r>
-        <w:rPr>
-          <w:rFonts w:ascii="Times New Roman" w:hAnsi="Times New Roman" w:cs="Times New Roman"/>
-          <w:bCs/>
-          <w:sz w:val="28"/>
-          <w:szCs w:val="28"/>
-        </w:rPr>
-        <w:t xml:space="preserve">) AS </w:t>
-      </w:r>
-      <w:proofErr w:type="spellStart"/>
-      <w:r>
-        <w:rPr>
-          <w:rFonts w:ascii="Times New Roman" w:hAnsi="Times New Roman" w:cs="Times New Roman"/>
-          <w:bCs/>
-          <w:sz w:val="28"/>
-          <w:szCs w:val="28"/>
-        </w:rPr>
-        <w:t>Средний_чек</w:t>
-      </w:r>
-      <w:proofErr w:type="spellEnd"/>
-      <w:r>
-        <w:rPr>
-          <w:rFonts w:ascii="Times New Roman" w:hAnsi="Times New Roman" w:cs="Times New Roman"/>
-          <w:bCs/>
-          <w:sz w:val="28"/>
-          <w:szCs w:val="28"/>
-        </w:rPr>
-        <w:t xml:space="preserve"> </w:t>
-      </w:r>
-    </w:p>
-    <w:p>
-      <w:pPr>
-        <w:spacing w:after="0" w:line="360" w:lineRule="auto"/>
-        <w:ind w:firstLine="708"/>
-        <w:jc w:val="both"/>
-        <w:rPr>
-          <w:rFonts w:ascii="Times New Roman" w:hAnsi="Times New Roman" w:cs="Times New Roman"/>
-          <w:bCs/>
-          <w:sz w:val="28"/>
-          <w:szCs w:val="28"/>
-          <w:lang w:val="en-US"/>
-        </w:rPr>
-      </w:pPr>
-      <w:r>
-        <w:rPr>
-          <w:rFonts w:ascii="Times New Roman" w:hAnsi="Times New Roman" w:cs="Times New Roman"/>
-          <w:bCs/>
-          <w:sz w:val="28"/>
-          <w:szCs w:val="28"/>
-          <w:lang w:val="en-US"/>
-        </w:rPr>
-        <w:t xml:space="preserve">FROM </w:t>
-      </w:r>
-      <w:r>
-        <w:rPr>
-          <w:rFonts w:ascii="Times New Roman" w:hAnsi="Times New Roman" w:cs="Times New Roman"/>
-          <w:bCs/>
-          <w:sz w:val="28"/>
-          <w:szCs w:val="28"/>
-        </w:rPr>
-        <w:t>Заказ</w:t>
-      </w:r>
-      <w:r>
-        <w:rPr>
-          <w:rFonts w:ascii="Times New Roman" w:hAnsi="Times New Roman" w:cs="Times New Roman"/>
-          <w:bCs/>
-          <w:sz w:val="28"/>
-          <w:szCs w:val="28"/>
-          <w:lang w:val="en-US"/>
-        </w:rPr>
-        <w:t xml:space="preserve"> </w:t>
-      </w:r>
-    </w:p>
-    <w:p>
-      <w:pPr>
-        <w:spacing w:after="0" w:line="360" w:lineRule="auto"/>
-        <w:ind w:firstLine="708"/>
-        <w:jc w:val="both"/>
-        <w:rPr>
-          <w:rFonts w:ascii="Times New Roman" w:hAnsi="Times New Roman" w:cs="Times New Roman"/>
-          <w:bCs/>
-          <w:sz w:val="28"/>
-          <w:szCs w:val="28"/>
-          <w:lang w:val="en-US"/>
-        </w:rPr>
-      </w:pPr>
-      <w:r>
-        <w:rPr>
-          <w:rFonts w:ascii="Times New Roman" w:hAnsi="Times New Roman" w:cs="Times New Roman"/>
-          <w:bCs/>
-          <w:sz w:val="28"/>
-          <w:szCs w:val="28"/>
-          <w:lang w:val="en-US"/>
-        </w:rPr>
-        <w:t xml:space="preserve">GROUP BY </w:t>
-      </w:r>
-      <w:r>
-        <w:rPr>
-          <w:rFonts w:ascii="Times New Roman" w:hAnsi="Times New Roman" w:cs="Times New Roman"/>
-          <w:bCs/>
-          <w:sz w:val="28"/>
-          <w:szCs w:val="28"/>
-        </w:rPr>
-        <w:t>Статус</w:t>
-      </w:r>
-      <w:r>
-        <w:rPr>
-          <w:rFonts w:ascii="Times New Roman" w:hAnsi="Times New Roman" w:cs="Times New Roman"/>
-          <w:bCs/>
-          <w:sz w:val="28"/>
-          <w:szCs w:val="28"/>
-          <w:lang w:val="en-US"/>
-        </w:rPr>
-        <w:t>;</w:t>
-      </w:r>
-    </w:p>
-    <w:p>
-      <w:pPr>
-        <w:spacing w:after="0" w:line="360" w:lineRule="auto"/>
-        <w:ind w:firstLine="708"/>
-        <w:jc w:val="both"/>
-        <w:rPr>
-          <w:rFonts w:ascii="Times New Roman" w:hAnsi="Times New Roman" w:cs="Times New Roman"/>
-          <w:bCs/>
-          <w:sz w:val="28"/>
-          <w:szCs w:val="28"/>
-        </w:rPr>
-      </w:pPr>
-      <w:r>
-        <w:rPr>
-          <w:rFonts w:ascii="Times New Roman" w:hAnsi="Times New Roman" w:cs="Times New Roman"/>
-          <w:bCs/>
-          <w:sz w:val="28"/>
-          <w:szCs w:val="28"/>
-        </w:rPr>
-        <w:t>Формирует внутреннюю аналитику для корректного прогнозирования выручки. Менеджер может сверять плановые показатели с фактическими по каждому этапу воронки продаж, что повышает точность финансового планирования и ускоряет принятие управленческих решений.</w:t>
-      </w:r>
-    </w:p>
-    <w:p>
-      <w:pPr>
-        <w:spacing w:after="0" w:line="360" w:lineRule="auto"/>
-        <w:ind w:firstLine="708"/>
-        <w:jc w:val="both"/>
-        <w:rPr>
-          <w:rFonts w:ascii="Times New Roman" w:hAnsi="Times New Roman" w:cs="Times New Roman"/>
-          <w:bCs/>
-          <w:sz w:val="28"/>
-          <w:szCs w:val="28"/>
-        </w:rPr>
-      </w:pPr>
-      <w:r>
-        <w:rPr>
-          <w:rFonts w:ascii="Times New Roman" w:hAnsi="Times New Roman" w:cs="Times New Roman"/>
-          <w:bCs/>
-          <w:sz w:val="28"/>
-          <w:szCs w:val="28"/>
-        </w:rPr>
-        <w:t>9. Контроль заполненности контактных данных пользователей</w:t>
-      </w:r>
-    </w:p>
-    <w:p>
-      <w:pPr>
-        <w:spacing w:after="0" w:line="360" w:lineRule="auto"/>
-        <w:ind w:firstLine="708"/>
-        <w:jc w:val="both"/>
-        <w:rPr>
-          <w:rFonts w:ascii="Times New Roman" w:hAnsi="Times New Roman" w:cs="Times New Roman"/>
-          <w:bCs/>
-          <w:sz w:val="28"/>
-          <w:szCs w:val="28"/>
-        </w:rPr>
-      </w:pPr>
-      <w:r>
-        <w:rPr>
-          <w:rFonts w:ascii="Times New Roman" w:hAnsi="Times New Roman" w:cs="Times New Roman"/>
-          <w:bCs/>
-          <w:sz w:val="28"/>
-          <w:szCs w:val="28"/>
-        </w:rPr>
-        <w:t xml:space="preserve">SELECT </w:t>
-      </w:r>
-      <w:proofErr w:type="spellStart"/>
-      <w:r>
-        <w:rPr>
-          <w:rFonts w:ascii="Times New Roman" w:hAnsi="Times New Roman" w:cs="Times New Roman"/>
-          <w:bCs/>
-          <w:sz w:val="28"/>
-          <w:szCs w:val="28"/>
-        </w:rPr>
-        <w:t>user_id</w:t>
-      </w:r>
-      <w:proofErr w:type="spellEnd"/>
-      <w:r>
-        <w:rPr>
-          <w:rFonts w:ascii="Times New Roman" w:hAnsi="Times New Roman" w:cs="Times New Roman"/>
-          <w:bCs/>
-          <w:sz w:val="28"/>
-          <w:szCs w:val="28"/>
-        </w:rPr>
-        <w:t xml:space="preserve">, ФИО, Телефон, Почта </w:t>
-      </w:r>
-    </w:p>
-    <w:p>
-      <w:pPr>
-        <w:spacing w:after="0" w:line="360" w:lineRule="auto"/>
-        <w:ind w:firstLine="708"/>
-        <w:jc w:val="both"/>
-        <w:rPr>
-          <w:rFonts w:ascii="Times New Roman" w:hAnsi="Times New Roman" w:cs="Times New Roman"/>
-          <w:bCs/>
-          <w:sz w:val="28"/>
-          <w:szCs w:val="28"/>
-        </w:rPr>
-      </w:pPr>
-      <w:r>
-        <w:rPr>
-          <w:rFonts w:ascii="Times New Roman" w:hAnsi="Times New Roman" w:cs="Times New Roman"/>
-          <w:bCs/>
-          <w:sz w:val="28"/>
-          <w:szCs w:val="28"/>
-        </w:rPr>
-        <w:t xml:space="preserve">FROM Пользователь </w:t>
-      </w:r>
-    </w:p>
-    <w:p>
-      <w:pPr>
-        <w:spacing w:after="0" w:line="360" w:lineRule="auto"/>
-        <w:ind w:firstLine="708"/>
-        <w:jc w:val="both"/>
-        <w:rPr>
-          <w:rFonts w:ascii="Times New Roman" w:hAnsi="Times New Roman" w:cs="Times New Roman"/>
-          <w:bCs/>
-          <w:sz w:val="28"/>
-          <w:szCs w:val="28"/>
-        </w:rPr>
-      </w:pPr>
-      <w:r>
-        <w:rPr>
-          <w:rFonts w:ascii="Times New Roman" w:hAnsi="Times New Roman" w:cs="Times New Roman"/>
-          <w:bCs/>
-          <w:sz w:val="28"/>
-          <w:szCs w:val="28"/>
-        </w:rPr>
-        <w:t>WHERE Адрес IS NULL OR Телефон IS NULL;</w:t>
-      </w:r>
-    </w:p>
-    <w:p>
-      <w:pPr>
-        <w:spacing w:after="0" w:line="360" w:lineRule="auto"/>
-        <w:ind w:firstLine="708"/>
-        <w:jc w:val="both"/>
-        <w:rPr>
-          <w:rFonts w:ascii="Times New Roman" w:hAnsi="Times New Roman" w:cs="Times New Roman"/>
-          <w:bCs/>
-          <w:sz w:val="28"/>
-          <w:szCs w:val="28"/>
-        </w:rPr>
-      </w:pPr>
-      <w:r>
-        <w:rPr>
-          <w:rFonts w:ascii="Times New Roman" w:hAnsi="Times New Roman" w:cs="Times New Roman"/>
-          <w:bCs/>
-          <w:sz w:val="28"/>
-          <w:szCs w:val="28"/>
-        </w:rPr>
-        <w:t>Запрос на обеспечение качества данных (Data Quality). Выявляет пользователей, по которым не собраны обязательные реквизиты для доставки, что позволяет своевременно запросить недостающую информацию до момента отгрузки и избежать срывов курьерских рейсов.</w:t>
-      </w:r>
-    </w:p>
-    <w:p>
-      <w:pPr>
-        <w:spacing w:after="0" w:line="360" w:lineRule="auto"/>
-        <w:ind w:firstLine="708"/>
-        <w:jc w:val="both"/>
-        <w:rPr>
-          <w:rFonts w:ascii="Times New Roman" w:hAnsi="Times New Roman" w:cs="Times New Roman"/>
-          <w:bCs/>
-          <w:sz w:val="28"/>
-          <w:szCs w:val="28"/>
-        </w:rPr>
-      </w:pPr>
-      <w:r>
-        <w:rPr>
-          <w:rFonts w:ascii="Times New Roman" w:hAnsi="Times New Roman" w:cs="Times New Roman"/>
-          <w:bCs/>
-          <w:sz w:val="28"/>
-          <w:szCs w:val="28"/>
-        </w:rPr>
-        <w:t>10. Сводные метрики портфеля заказов</w:t>
-      </w:r>
-    </w:p>
-    <w:p>
-      <w:pPr>
-        <w:spacing w:after="0" w:line="360" w:lineRule="auto"/>
-        <w:ind w:firstLine="708"/>
-        <w:jc w:val="both"/>
-        <w:rPr>
-          <w:rFonts w:ascii="Times New Roman" w:hAnsi="Times New Roman" w:cs="Times New Roman"/>
-          <w:bCs/>
-          <w:sz w:val="28"/>
-          <w:szCs w:val="28"/>
-        </w:rPr>
-      </w:pPr>
-      <w:r>
-        <w:rPr>
-          <w:rFonts w:ascii="Times New Roman" w:hAnsi="Times New Roman" w:cs="Times New Roman"/>
-          <w:bCs/>
-          <w:sz w:val="28"/>
-          <w:szCs w:val="28"/>
-        </w:rPr>
-        <w:t xml:space="preserve">SELECT </w:t>
-      </w:r>
-      <w:proofErr w:type="gramStart"/>
-      <w:r>
-        <w:rPr>
-          <w:rFonts w:ascii="Times New Roman" w:hAnsi="Times New Roman" w:cs="Times New Roman"/>
-          <w:bCs/>
-          <w:sz w:val="28"/>
-          <w:szCs w:val="28"/>
-        </w:rPr>
-        <w:t>COUNT(</w:t>
-      </w:r>
-      <w:proofErr w:type="gramEnd"/>
-      <w:r>
-        <w:rPr>
-          <w:rFonts w:ascii="Times New Roman" w:hAnsi="Times New Roman" w:cs="Times New Roman"/>
-          <w:bCs/>
-          <w:sz w:val="28"/>
-          <w:szCs w:val="28"/>
-        </w:rPr>
-        <w:t xml:space="preserve">*) AS </w:t>
-      </w:r>
-      <w:proofErr w:type="spellStart"/>
-      <w:r>
-        <w:rPr>
-          <w:rFonts w:ascii="Times New Roman" w:hAnsi="Times New Roman" w:cs="Times New Roman"/>
-          <w:bCs/>
-          <w:sz w:val="28"/>
-          <w:szCs w:val="28"/>
-        </w:rPr>
-        <w:t>Всего_заказов</w:t>
-      </w:r>
-      <w:proofErr w:type="spellEnd"/>
-      <w:r>
-        <w:rPr>
-          <w:rFonts w:ascii="Times New Roman" w:hAnsi="Times New Roman" w:cs="Times New Roman"/>
-          <w:bCs/>
-          <w:sz w:val="28"/>
-          <w:szCs w:val="28"/>
-        </w:rPr>
-        <w:t>, SUM(</w:t>
-      </w:r>
-      <w:proofErr w:type="spellStart"/>
-      <w:r>
-        <w:rPr>
-          <w:rFonts w:ascii="Times New Roman" w:hAnsi="Times New Roman" w:cs="Times New Roman"/>
-          <w:bCs/>
-          <w:sz w:val="28"/>
-          <w:szCs w:val="28"/>
-        </w:rPr>
-        <w:t>Финальная_цена</w:t>
-      </w:r>
-      <w:proofErr w:type="spellEnd"/>
-      <w:r>
-        <w:rPr>
-          <w:rFonts w:ascii="Times New Roman" w:hAnsi="Times New Roman" w:cs="Times New Roman"/>
-          <w:bCs/>
-          <w:sz w:val="28"/>
-          <w:szCs w:val="28"/>
-        </w:rPr>
-        <w:t xml:space="preserve">) AS </w:t>
-      </w:r>
-      <w:proofErr w:type="spellStart"/>
-      <w:r>
-        <w:rPr>
-          <w:rFonts w:ascii="Times New Roman" w:hAnsi="Times New Roman" w:cs="Times New Roman"/>
-          <w:bCs/>
-          <w:sz w:val="28"/>
-          <w:szCs w:val="28"/>
-        </w:rPr>
-        <w:t>Общий_оборот</w:t>
-      </w:r>
-      <w:proofErr w:type="spellEnd"/>
-      <w:r>
-        <w:rPr>
-          <w:rFonts w:ascii="Times New Roman" w:hAnsi="Times New Roman" w:cs="Times New Roman"/>
-          <w:bCs/>
-          <w:sz w:val="28"/>
-          <w:szCs w:val="28"/>
-        </w:rPr>
-        <w:t xml:space="preserve"> </w:t>
-      </w:r>
-    </w:p>
-    <w:p>
-      <w:pPr>
-        <w:spacing w:after="0" w:line="360" w:lineRule="auto"/>
-        <w:ind w:firstLine="708"/>
-        <w:jc w:val="both"/>
-        <w:rPr>
-          <w:rFonts w:ascii="Times New Roman" w:hAnsi="Times New Roman" w:cs="Times New Roman"/>
-          <w:bCs/>
-          <w:sz w:val="28"/>
-          <w:szCs w:val="28"/>
-        </w:rPr>
-      </w:pPr>
-      <w:r>
-        <w:rPr>
-          <w:rFonts w:ascii="Times New Roman" w:hAnsi="Times New Roman" w:cs="Times New Roman"/>
-          <w:bCs/>
-          <w:sz w:val="28"/>
-          <w:szCs w:val="28"/>
-        </w:rPr>
-        <w:t xml:space="preserve">FROM Заказ </w:t>
-      </w:r>
-    </w:p>
-    <w:p>
-      <w:pPr>
-        <w:spacing w:after="0" w:line="360" w:lineRule="auto"/>
-        <w:ind w:firstLine="708"/>
-        <w:jc w:val="both"/>
-        <w:rPr>
-          <w:rFonts w:ascii="Times New Roman" w:hAnsi="Times New Roman" w:cs="Times New Roman"/>
-          <w:bCs/>
-          <w:sz w:val="28"/>
-          <w:szCs w:val="28"/>
-        </w:rPr>
-      </w:pPr>
-      <w:r>
-        <w:rPr>
-          <w:rFonts w:ascii="Times New Roman" w:hAnsi="Times New Roman" w:cs="Times New Roman"/>
-          <w:bCs/>
-          <w:sz w:val="28"/>
-          <w:szCs w:val="28"/>
-        </w:rPr>
-        <w:t xml:space="preserve">WHERE </w:t>
-      </w:r>
-      <w:proofErr w:type="gramStart"/>
-      <w:r>
-        <w:rPr>
-          <w:rFonts w:ascii="Times New Roman" w:hAnsi="Times New Roman" w:cs="Times New Roman"/>
-          <w:bCs/>
-          <w:sz w:val="28"/>
-          <w:szCs w:val="28"/>
-        </w:rPr>
-        <w:t>Статус !</w:t>
-      </w:r>
-      <w:proofErr w:type="gramEnd"/>
-      <w:r>
-        <w:rPr>
-          <w:rFonts w:ascii="Times New Roman" w:hAnsi="Times New Roman" w:cs="Times New Roman"/>
-          <w:bCs/>
-          <w:sz w:val="28"/>
-          <w:szCs w:val="28"/>
-        </w:rPr>
-        <w:t>= 'Отменён';</w:t>
-      </w:r>
-    </w:p>
-    <w:p>
-      <w:pPr>
-        <w:spacing w:after="0" w:line="360" w:lineRule="auto"/>
-        <w:ind w:firstLine="708"/>
-        <w:jc w:val="both"/>
-        <w:rPr>
-          <w:rFonts w:ascii="Times New Roman" w:hAnsi="Times New Roman" w:cs="Times New Roman"/>
-          <w:bCs/>
-          <w:sz w:val="28"/>
-          <w:szCs w:val="28"/>
-        </w:rPr>
-      </w:pPr>
-      <w:r>
-        <w:rPr>
-          <w:rFonts w:ascii="Times New Roman" w:hAnsi="Times New Roman" w:cs="Times New Roman"/>
-          <w:bCs/>
-          <w:sz w:val="28"/>
-          <w:szCs w:val="28"/>
-        </w:rPr>
-        <w:lastRenderedPageBreak/>
         <w:t>Используется для формирования ежедневных и ежемесячных отчётов руководству. Позволяет отслеживать динамику роста количества заказов, оценивать объём обработанных транзакций и планировать ресурсы службы поддержки и логистики под текущую нагрузку.</w:t>
       </w:r>
       <w:bookmarkStart w:id="67" w:name="_Toc228993336"/>
@@ -38282,17 +38342,7 @@
           <w:sz w:val="28"/>
           <w:szCs w:val="28"/>
         </w:rPr>
-        <w:t xml:space="preserve"> </w:t>
-      </w:r>
-      <w:bookmarkStart w:id="76" w:name="_GoBack"/>
-      <w:bookmarkEnd w:id="76"/>
-      <w:r>
-        <w:rPr>
-          <w:rFonts w:ascii="Times New Roman" w:eastAsia="Aptos" w:hAnsi="Times New Roman" w:cs="Times New Roman"/>
-          <w:sz w:val="28"/>
-          <w:szCs w:val="28"/>
-        </w:rPr>
-        <w:t>на автоматизированные системы. Техническое задание на создание автоматизированной системы.</w:t>
+        <w:t xml:space="preserve"> на автоматизированные системы. Техническое задание на создание автоматизированной системы.</w:t>
       </w:r>
     </w:p>
     <w:p>
@@ -38920,7 +38970,7 @@
           <w:bCs/>
         </w:rPr>
       </w:pPr>
-      <w:bookmarkStart w:id="77" w:name="_Toc228995497"/>
+      <w:bookmarkStart w:id="76" w:name="_Toc228995497"/>
       <w:r>
         <w:rPr>
           <w:rStyle w:val="20"/>
@@ -38930,7 +38980,7 @@
         <w:lastRenderedPageBreak/>
         <w:t>ПРИЛОЖЕНИЯ</w:t>
       </w:r>
-      <w:bookmarkEnd w:id="77"/>
+      <w:bookmarkEnd w:id="76"/>
     </w:p>
     <w:p>
       <w:pPr>
@@ -39490,7 +39540,7 @@
           <w:sz w:val="28"/>
           <w:szCs w:val="28"/>
         </w:rPr>
-        <w:t xml:space="preserve">), уверенно пользоваться веб-браузерами (Chrome, Yandex </w:t>
+        <w:t>), уверенно пользоваться веб-браузерами (</w:t>
       </w:r>
       <w:proofErr w:type="spellStart"/>
       <w:r>
@@ -39499,6 +39549,42 @@
           <w:sz w:val="28"/>
           <w:szCs w:val="28"/>
         </w:rPr>
+        <w:t>Chrome</w:t>
+      </w:r>
+      <w:proofErr w:type="spellEnd"/>
+      <w:r>
+        <w:rPr>
+          <w:rFonts w:ascii="Times New Roman" w:eastAsia="Aptos" w:hAnsi="Times New Roman" w:cs="Times New Roman"/>
+          <w:sz w:val="28"/>
+          <w:szCs w:val="28"/>
+        </w:rPr>
+        <w:t xml:space="preserve">, </w:t>
+      </w:r>
+      <w:proofErr w:type="spellStart"/>
+      <w:r>
+        <w:rPr>
+          <w:rFonts w:ascii="Times New Roman" w:eastAsia="Aptos" w:hAnsi="Times New Roman" w:cs="Times New Roman"/>
+          <w:sz w:val="28"/>
+          <w:szCs w:val="28"/>
+        </w:rPr>
+        <w:t>Yandex</w:t>
+      </w:r>
+      <w:proofErr w:type="spellEnd"/>
+      <w:r>
+        <w:rPr>
+          <w:rFonts w:ascii="Times New Roman" w:eastAsia="Aptos" w:hAnsi="Times New Roman" w:cs="Times New Roman"/>
+          <w:sz w:val="28"/>
+          <w:szCs w:val="28"/>
+        </w:rPr>
+        <w:t xml:space="preserve"> </w:t>
+      </w:r>
+      <w:proofErr w:type="spellStart"/>
+      <w:r>
+        <w:rPr>
+          <w:rFonts w:ascii="Times New Roman" w:eastAsia="Aptos" w:hAnsi="Times New Roman" w:cs="Times New Roman"/>
+          <w:sz w:val="28"/>
+          <w:szCs w:val="28"/>
+        </w:rPr>
         <w:t>Browser</w:t>
       </w:r>
       <w:proofErr w:type="spellEnd"/>
@@ -39526,7 +39612,25 @@
           <w:sz w:val="28"/>
           <w:szCs w:val="28"/>
         </w:rPr>
-        <w:t>, Firefox), а также обладать следующими знаниями:</w:t>
+        <w:t xml:space="preserve">, </w:t>
+      </w:r>
+      <w:proofErr w:type="spellStart"/>
+      <w:r>
+        <w:rPr>
+          <w:rFonts w:ascii="Times New Roman" w:eastAsia="Aptos" w:hAnsi="Times New Roman" w:cs="Times New Roman"/>
+          <w:sz w:val="28"/>
+          <w:szCs w:val="28"/>
+        </w:rPr>
+        <w:t>Firefox</w:t>
+      </w:r>
+      <w:proofErr w:type="spellEnd"/>
+      <w:r>
+        <w:rPr>
+          <w:rFonts w:ascii="Times New Roman" w:eastAsia="Aptos" w:hAnsi="Times New Roman" w:cs="Times New Roman"/>
+          <w:sz w:val="28"/>
+          <w:szCs w:val="28"/>
+        </w:rPr>
+        <w:t>), а также обладать следующими знаниями:</w:t>
       </w:r>
     </w:p>
     <w:p>
@@ -40196,7 +40300,7 @@
                 <w:sz w:val="28"/>
                 <w:szCs w:val="28"/>
               </w:rPr>
-              <w:t xml:space="preserve">Последние стабильные версии Chrome, Yandex, </w:t>
+              <w:t xml:space="preserve">Последние стабильные версии </w:t>
             </w:r>
             <w:proofErr w:type="spellStart"/>
             <w:r>
@@ -40205,6 +40309,42 @@
                 <w:sz w:val="28"/>
                 <w:szCs w:val="28"/>
               </w:rPr>
+              <w:t>Chrome</w:t>
+            </w:r>
+            <w:proofErr w:type="spellEnd"/>
+            <w:r>
+              <w:rPr>
+                <w:rFonts w:ascii="Times New Roman" w:hAnsi="Times New Roman"/>
+                <w:sz w:val="28"/>
+                <w:szCs w:val="28"/>
+              </w:rPr>
+              <w:t xml:space="preserve">, </w:t>
+            </w:r>
+            <w:proofErr w:type="spellStart"/>
+            <w:r>
+              <w:rPr>
+                <w:rFonts w:ascii="Times New Roman" w:hAnsi="Times New Roman"/>
+                <w:sz w:val="28"/>
+                <w:szCs w:val="28"/>
+              </w:rPr>
+              <w:t>Yandex</w:t>
+            </w:r>
+            <w:proofErr w:type="spellEnd"/>
+            <w:r>
+              <w:rPr>
+                <w:rFonts w:ascii="Times New Roman" w:hAnsi="Times New Roman"/>
+                <w:sz w:val="28"/>
+                <w:szCs w:val="28"/>
+              </w:rPr>
+              <w:t xml:space="preserve">, </w:t>
+            </w:r>
+            <w:proofErr w:type="spellStart"/>
+            <w:r>
+              <w:rPr>
+                <w:rFonts w:ascii="Times New Roman" w:hAnsi="Times New Roman"/>
+                <w:sz w:val="28"/>
+                <w:szCs w:val="28"/>
+              </w:rPr>
               <w:t>Edge</w:t>
             </w:r>
             <w:proofErr w:type="spellEnd"/>
@@ -40214,8 +40354,18 @@
                 <w:sz w:val="28"/>
                 <w:szCs w:val="28"/>
               </w:rPr>
-              <w:t>, Firefox</w:t>
-            </w:r>
+              <w:t xml:space="preserve">, </w:t>
+            </w:r>
+            <w:proofErr w:type="spellStart"/>
+            <w:r>
+              <w:rPr>
+                <w:rFonts w:ascii="Times New Roman" w:hAnsi="Times New Roman"/>
+                <w:sz w:val="28"/>
+                <w:szCs w:val="28"/>
+              </w:rPr>
+              <w:t>Firefox</w:t>
+            </w:r>
+            <w:proofErr w:type="spellEnd"/>
           </w:p>
         </w:tc>
       </w:tr>
@@ -40533,7 +40683,7 @@
           <w:sz w:val="28"/>
           <w:szCs w:val="28"/>
         </w:rPr>
-        <w:t xml:space="preserve">Запустить установленный веб-браузер (Chrome, Yandex, </w:t>
+        <w:t>Запустить установленный веб-браузер (</w:t>
       </w:r>
       <w:proofErr w:type="spellStart"/>
       <w:r>
@@ -40542,6 +40692,42 @@
           <w:sz w:val="28"/>
           <w:szCs w:val="28"/>
         </w:rPr>
+        <w:t>Chrome</w:t>
+      </w:r>
+      <w:proofErr w:type="spellEnd"/>
+      <w:r>
+        <w:rPr>
+          <w:rFonts w:ascii="Times New Roman" w:eastAsia="Aptos" w:hAnsi="Times New Roman" w:cs="Times New Roman"/>
+          <w:sz w:val="28"/>
+          <w:szCs w:val="28"/>
+        </w:rPr>
+        <w:t xml:space="preserve">, </w:t>
+      </w:r>
+      <w:proofErr w:type="spellStart"/>
+      <w:r>
+        <w:rPr>
+          <w:rFonts w:ascii="Times New Roman" w:eastAsia="Aptos" w:hAnsi="Times New Roman" w:cs="Times New Roman"/>
+          <w:sz w:val="28"/>
+          <w:szCs w:val="28"/>
+        </w:rPr>
+        <w:t>Yandex</w:t>
+      </w:r>
+      <w:proofErr w:type="spellEnd"/>
+      <w:r>
+        <w:rPr>
+          <w:rFonts w:ascii="Times New Roman" w:eastAsia="Aptos" w:hAnsi="Times New Roman" w:cs="Times New Roman"/>
+          <w:sz w:val="28"/>
+          <w:szCs w:val="28"/>
+        </w:rPr>
+        <w:t xml:space="preserve">, </w:t>
+      </w:r>
+      <w:proofErr w:type="spellStart"/>
+      <w:r>
+        <w:rPr>
+          <w:rFonts w:ascii="Times New Roman" w:eastAsia="Aptos" w:hAnsi="Times New Roman" w:cs="Times New Roman"/>
+          <w:sz w:val="28"/>
+          <w:szCs w:val="28"/>
+        </w:rPr>
         <w:t>Edge</w:t>
       </w:r>
       <w:proofErr w:type="spellEnd"/>
@@ -40551,7 +40737,25 @@
           <w:sz w:val="28"/>
           <w:szCs w:val="28"/>
         </w:rPr>
-        <w:t>, Firefox).</w:t>
+        <w:t xml:space="preserve">, </w:t>
+      </w:r>
+      <w:proofErr w:type="spellStart"/>
+      <w:r>
+        <w:rPr>
+          <w:rFonts w:ascii="Times New Roman" w:eastAsia="Aptos" w:hAnsi="Times New Roman" w:cs="Times New Roman"/>
+          <w:sz w:val="28"/>
+          <w:szCs w:val="28"/>
+        </w:rPr>
+        <w:t>Firefox</w:t>
+      </w:r>
+      <w:proofErr w:type="spellEnd"/>
+      <w:r>
+        <w:rPr>
+          <w:rFonts w:ascii="Times New Roman" w:eastAsia="Aptos" w:hAnsi="Times New Roman" w:cs="Times New Roman"/>
+          <w:sz w:val="28"/>
+          <w:szCs w:val="28"/>
+        </w:rPr>
+        <w:t>).</w:t>
       </w:r>
     </w:p>
     <w:p>
@@ -41509,7 +41713,7 @@
       <w:pPr>
         <w:pStyle w:val="a3"/>
         <w:spacing w:after="0" w:line="360" w:lineRule="auto"/>
-        <w:ind w:left="1429"/>
+        <w:ind w:left="142"/>
         <w:jc w:val="both"/>
         <w:rPr>
           <w:rFonts w:ascii="Times New Roman" w:eastAsia="Aptos" w:hAnsi="Times New Roman" w:cs="Times New Roman"/>
@@ -42326,7 +42530,17 @@
                 <w:sz w:val="28"/>
                 <w:szCs w:val="28"/>
               </w:rPr>
-              <w:t>Неверный логин или пароль</w:t>
+              <w:t xml:space="preserve">Неверный логин </w:t>
+            </w:r>
+            <w:bookmarkStart w:id="77" w:name="_GoBack"/>
+            <w:bookmarkEnd w:id="77"/>
+            <w:r>
+              <w:rPr>
+                <w:rFonts w:ascii="Times New Roman" w:hAnsi="Times New Roman"/>
+                <w:sz w:val="28"/>
+                <w:szCs w:val="28"/>
+              </w:rPr>
+              <w:t>или пароль</w:t>
             </w:r>
           </w:p>
         </w:tc>
@@ -43345,7 +43559,7 @@
 </file>
 
 <file path=word/endnotes.xml><?xml version="1.0" encoding="utf-8"?>
-<w:endnotes xmlns:wpc="http://schemas.microsoft.com/office/word/2010/wordprocessingCanvas" xmlns:cx="http://schemas.microsoft.com/office/drawing/2014/chartex" xmlns:cx1="http://schemas.microsoft.com/office/drawing/2015/9/8/chartex" xmlns:mc="http://schemas.openxmlformats.org/markup-compatibility/2006" xmlns:o="urn:schemas-microsoft-com:office:office" xmlns:r="http://schemas.openxmlformats.org/officeDocument/2006/relationships" xmlns:m="http://schemas.openxmlformats.org/officeDocument/2006/math" xmlns:v="urn:schemas-microsoft-com:vml" xmlns:wp14="http://schemas.microsoft.com/office/word/2010/wordprocessingDrawing" xmlns:wp="http://schemas.openxmlformats.org/drawingml/2006/wordprocessingDrawing" xmlns:w10="urn:schemas-microsoft-com:office:word" xmlns:w="http://schemas.openxmlformats.org/wordprocessingml/2006/main" xmlns:w14="http://schemas.microsoft.com/office/word/2010/wordml" xmlns:w15="http://schemas.microsoft.com/office/word/2012/wordml" xmlns:w16se="http://schemas.microsoft.com/office/word/2015/wordml/symex" xmlns:wpg="http://schemas.microsoft.com/office/word/2010/wordprocessingGroup" xmlns:wpi="http://schemas.microsoft.com/office/word/2010/wordprocessingInk" xmlns:wne="http://schemas.microsoft.com/office/word/2006/wordml" xmlns:wps="http://schemas.microsoft.com/office/word/2010/wordprocessingShape" mc:Ignorable="w14 w15 w16se wp14">
+<w:endnotes xmlns:wpc="http://schemas.microsoft.com/office/word/2010/wordprocessingCanvas" xmlns:cx="http://schemas.microsoft.com/office/drawing/2014/chartex" xmlns:mc="http://schemas.openxmlformats.org/markup-compatibility/2006" xmlns:o="urn:schemas-microsoft-com:office:office" xmlns:r="http://schemas.openxmlformats.org/officeDocument/2006/relationships" xmlns:m="http://schemas.openxmlformats.org/officeDocument/2006/math" xmlns:v="urn:schemas-microsoft-com:vml" xmlns:wp14="http://schemas.microsoft.com/office/word/2010/wordprocessingDrawing" xmlns:wp="http://schemas.openxmlformats.org/drawingml/2006/wordprocessingDrawing" xmlns:w10="urn:schemas-microsoft-com:office:word" xmlns:w="http://schemas.openxmlformats.org/wordprocessingml/2006/main" xmlns:w14="http://schemas.microsoft.com/office/word/2010/wordml" xmlns:w15="http://schemas.microsoft.com/office/word/2012/wordml" xmlns:w16se="http://schemas.microsoft.com/office/word/2015/wordml/symex" xmlns:wpg="http://schemas.microsoft.com/office/word/2010/wordprocessingGroup" xmlns:wpi="http://schemas.microsoft.com/office/word/2010/wordprocessingInk" xmlns:wne="http://schemas.microsoft.com/office/word/2006/wordml" xmlns:wps="http://schemas.microsoft.com/office/word/2010/wordprocessingShape" mc:Ignorable="w14 w15 w16se wp14">
   <w:endnote w:type="separator" w:id="-1">
     <w:p>
       <w:pPr>
@@ -43370,7 +43584,7 @@
 </file>
 
 <file path=word/footer1.xml><?xml version="1.0" encoding="utf-8"?>
-<w:ftr xmlns:wpc="http://schemas.microsoft.com/office/word/2010/wordprocessingCanvas" xmlns:cx="http://schemas.microsoft.com/office/drawing/2014/chartex" xmlns:cx1="http://schemas.microsoft.com/office/drawing/2015/9/8/chartex" xmlns:mc="http://schemas.openxmlformats.org/markup-compatibility/2006" xmlns:o="urn:schemas-microsoft-com:office:office" xmlns:r="http://schemas.openxmlformats.org/officeDocument/2006/relationships" xmlns:m="http://schemas.openxmlformats.org/officeDocument/2006/math" xmlns:v="urn:schemas-microsoft-com:vml" xmlns:wp14="http://schemas.microsoft.com/office/word/2010/wordprocessingDrawing" xmlns:wp="http://schemas.openxmlformats.org/drawingml/2006/wordprocessingDrawing" xmlns:w10="urn:schemas-microsoft-com:office:word" xmlns:w="http://schemas.openxmlformats.org/wordprocessingml/2006/main" xmlns:w14="http://schemas.microsoft.com/office/word/2010/wordml" xmlns:w15="http://schemas.microsoft.com/office/word/2012/wordml" xmlns:w16se="http://schemas.microsoft.com/office/word/2015/wordml/symex" xmlns:wpg="http://schemas.microsoft.com/office/word/2010/wordprocessingGroup" xmlns:wpi="http://schemas.microsoft.com/office/word/2010/wordprocessingInk" xmlns:wne="http://schemas.microsoft.com/office/word/2006/wordml" xmlns:wps="http://schemas.microsoft.com/office/word/2010/wordprocessingShape" mc:Ignorable="w14 w15 w16se wp14">
+<w:ftr xmlns:wpc="http://schemas.microsoft.com/office/word/2010/wordprocessingCanvas" xmlns:cx="http://schemas.microsoft.com/office/drawing/2014/chartex" xmlns:mc="http://schemas.openxmlformats.org/markup-compatibility/2006" xmlns:o="urn:schemas-microsoft-com:office:office" xmlns:r="http://schemas.openxmlformats.org/officeDocument/2006/relationships" xmlns:m="http://schemas.openxmlformats.org/officeDocument/2006/math" xmlns:v="urn:schemas-microsoft-com:vml" xmlns:wp14="http://schemas.microsoft.com/office/word/2010/wordprocessingDrawing" xmlns:wp="http://schemas.openxmlformats.org/drawingml/2006/wordprocessingDrawing" xmlns:w10="urn:schemas-microsoft-com:office:word" xmlns:w="http://schemas.openxmlformats.org/wordprocessingml/2006/main" xmlns:w14="http://schemas.microsoft.com/office/word/2010/wordml" xmlns:w15="http://schemas.microsoft.com/office/word/2012/wordml" xmlns:w16se="http://schemas.microsoft.com/office/word/2015/wordml/symex" xmlns:wpg="http://schemas.microsoft.com/office/word/2010/wordprocessingGroup" xmlns:wpi="http://schemas.microsoft.com/office/word/2010/wordprocessingInk" xmlns:wne="http://schemas.microsoft.com/office/word/2006/wordml" xmlns:wps="http://schemas.microsoft.com/office/word/2010/wordprocessingShape" mc:Ignorable="w14 w15 w16se wp14">
   <w:sdt>
     <w:sdtPr>
       <w:id w:val="1361546942"/>
@@ -43379,7 +43593,6 @@
         <w:docPartUnique/>
       </w:docPartObj>
     </w:sdtPr>
-    <w:sdtEndPr/>
     <w:sdtContent>
       <w:p>
         <w:pPr>
@@ -43399,7 +43612,7 @@
           <w:rPr>
             <w:noProof/>
           </w:rPr>
-          <w:t>64</w:t>
+          <w:t>74</w:t>
         </w:r>
         <w:r>
           <w:fldChar w:fldCharType="end"/>
@@ -43416,7 +43629,7 @@
 </file>
 
 <file path=word/footnotes.xml><?xml version="1.0" encoding="utf-8"?>
-<w:footnotes xmlns:wpc="http://schemas.microsoft.com/office/word/2010/wordprocessingCanvas" xmlns:cx="http://schemas.microsoft.com/office/drawing/2014/chartex" xmlns:cx1="http://schemas.microsoft.com/office/drawing/2015/9/8/chartex" xmlns:mc="http://schemas.openxmlformats.org/markup-compatibility/2006" xmlns:o="urn:schemas-microsoft-com:office:office" xmlns:r="http://schemas.openxmlformats.org/officeDocument/2006/relationships" xmlns:m="http://schemas.openxmlformats.org/officeDocument/2006/math" xmlns:v="urn:schemas-microsoft-com:vml" xmlns:wp14="http://schemas.microsoft.com/office/word/2010/wordprocessingDrawing" xmlns:wp="http://schemas.openxmlformats.org/drawingml/2006/wordprocessingDrawing" xmlns:w10="urn:schemas-microsoft-com:office:word" xmlns:w="http://schemas.openxmlformats.org/wordprocessingml/2006/main" xmlns:w14="http://schemas.microsoft.com/office/word/2010/wordml" xmlns:w15="http://schemas.microsoft.com/office/word/2012/wordml" xmlns:w16se="http://schemas.microsoft.com/office/word/2015/wordml/symex" xmlns:wpg="http://schemas.microsoft.com/office/word/2010/wordprocessingGroup" xmlns:wpi="http://schemas.microsoft.com/office/word/2010/wordprocessingInk" xmlns:wne="http://schemas.microsoft.com/office/word/2006/wordml" xmlns:wps="http://schemas.microsoft.com/office/word/2010/wordprocessingShape" mc:Ignorable="w14 w15 w16se wp14">
+<w:footnotes xmlns:wpc="http://schemas.microsoft.com/office/word/2010/wordprocessingCanvas" xmlns:cx="http://schemas.microsoft.com/office/drawing/2014/chartex" xmlns:mc="http://schemas.openxmlformats.org/markup-compatibility/2006" xmlns:o="urn:schemas-microsoft-com:office:office" xmlns:r="http://schemas.openxmlformats.org/officeDocument/2006/relationships" xmlns:m="http://schemas.openxmlformats.org/officeDocument/2006/math" xmlns:v="urn:schemas-microsoft-com:vml" xmlns:wp14="http://schemas.microsoft.com/office/word/2010/wordprocessingDrawing" xmlns:wp="http://schemas.openxmlformats.org/drawingml/2006/wordprocessingDrawing" xmlns:w10="urn:schemas-microsoft-com:office:word" xmlns:w="http://schemas.openxmlformats.org/wordprocessingml/2006/main" xmlns:w14="http://schemas.microsoft.com/office/word/2010/wordml" xmlns:w15="http://schemas.microsoft.com/office/word/2012/wordml" xmlns:w16se="http://schemas.microsoft.com/office/word/2015/wordml/symex" xmlns:wpg="http://schemas.microsoft.com/office/word/2010/wordprocessingGroup" xmlns:wpi="http://schemas.microsoft.com/office/word/2010/wordprocessingInk" xmlns:wne="http://schemas.microsoft.com/office/word/2006/wordml" xmlns:wps="http://schemas.microsoft.com/office/word/2010/wordprocessingShape" mc:Ignorable="w14 w15 w16se wp14">
   <w:footnote w:type="separator" w:id="-1">
     <w:p>
       <w:pPr>
@@ -43441,7 +43654,7 @@
 </file>
 
 <file path=word/numbering.xml><?xml version="1.0" encoding="utf-8"?>
-<w:numbering xmlns:wpc="http://schemas.microsoft.com/office/word/2010/wordprocessingCanvas" xmlns:cx="http://schemas.microsoft.com/office/drawing/2014/chartex" xmlns:cx1="http://schemas.microsoft.com/office/drawing/2015/9/8/chartex" xmlns:mc="http://schemas.openxmlformats.org/markup-compatibility/2006" xmlns:o="urn:schemas-microsoft-com:office:office" xmlns:r="http://schemas.openxmlformats.org/officeDocument/2006/relationships" xmlns:m="http://schemas.openxmlformats.org/officeDocument/2006/math" xmlns:v="urn:schemas-microsoft-com:vml" xmlns:wp14="http://schemas.microsoft.com/office/word/2010/wordprocessingDrawing" xmlns:wp="http://schemas.openxmlformats.org/drawingml/2006/wordprocessingDrawing" xmlns:w10="urn:schemas-microsoft-com:office:word" xmlns:w="http://schemas.openxmlformats.org/wordprocessingml/2006/main" xmlns:w14="http://schemas.microsoft.com/office/word/2010/wordml" xmlns:w15="http://schemas.microsoft.com/office/word/2012/wordml" xmlns:w16se="http://schemas.microsoft.com/office/word/2015/wordml/symex" xmlns:wpg="http://schemas.microsoft.com/office/word/2010/wordprocessingGroup" xmlns:wpi="http://schemas.microsoft.com/office/word/2010/wordprocessingInk" xmlns:wne="http://schemas.microsoft.com/office/word/2006/wordml" xmlns:wps="http://schemas.microsoft.com/office/word/2010/wordprocessingShape" mc:Ignorable="w14 w15 w16se wp14">
+<w:numbering xmlns:wpc="http://schemas.microsoft.com/office/word/2010/wordprocessingCanvas" xmlns:cx="http://schemas.microsoft.com/office/drawing/2014/chartex" xmlns:mc="http://schemas.openxmlformats.org/markup-compatibility/2006" xmlns:o="urn:schemas-microsoft-com:office:office" xmlns:r="http://schemas.openxmlformats.org/officeDocument/2006/relationships" xmlns:m="http://schemas.openxmlformats.org/officeDocument/2006/math" xmlns:v="urn:schemas-microsoft-com:vml" xmlns:wp14="http://schemas.microsoft.com/office/word/2010/wordprocessingDrawing" xmlns:wp="http://schemas.openxmlformats.org/drawingml/2006/wordprocessingDrawing" xmlns:w10="urn:schemas-microsoft-com:office:word" xmlns:w="http://schemas.openxmlformats.org/wordprocessingml/2006/main" xmlns:w14="http://schemas.microsoft.com/office/word/2010/wordml" xmlns:w15="http://schemas.microsoft.com/office/word/2012/wordml" xmlns:w16se="http://schemas.microsoft.com/office/word/2015/wordml/symex" xmlns:wpg="http://schemas.microsoft.com/office/word/2010/wordprocessingGroup" xmlns:wpi="http://schemas.microsoft.com/office/word/2010/wordprocessingInk" xmlns:wne="http://schemas.microsoft.com/office/word/2006/wordml" xmlns:wps="http://schemas.microsoft.com/office/word/2010/wordprocessingShape" mc:Ignorable="w14 w15 w16se wp14">
   <w:abstractNum w:abstractNumId="0" w15:restartNumberingAfterBreak="0">
     <w:nsid w:val="06C32A46"/>
     <w:multiLevelType w:val="hybridMultilevel"/>
@@ -43791,16 +44004,16 @@
     </w:lvl>
   </w:abstractNum>
   <w:abstractNum w:abstractNumId="3" w15:restartNumberingAfterBreak="0">
-    <w:nsid w:val="1DF5762C"/>
+    <w:nsid w:val="19005B22"/>
     <w:multiLevelType w:val="hybridMultilevel"/>
-    <w:tmpl w:val="B4A47708"/>
-    <w:lvl w:ilvl="0" w:tplc="1B0CDF2A">
-      <w:start w:val="1"/>
+    <w:tmpl w:val="289C50A2"/>
+    <w:lvl w:ilvl="0" w:tplc="5B1A5B4E">
+      <w:start w:val="5"/>
       <w:numFmt w:val="bullet"/>
       <w:lvlText w:val="-"/>
       <w:lvlJc w:val="left"/>
       <w:pPr>
-        <w:ind w:left="720" w:hanging="360"/>
+        <w:ind w:left="1069" w:hanging="360"/>
       </w:pPr>
       <w:rPr>
         <w:rFonts w:ascii="Times New Roman" w:eastAsiaTheme="minorHAnsi" w:hAnsi="Times New Roman" w:cs="Times New Roman" w:hint="default"/>
@@ -43812,7 +44025,7 @@
       <w:lvlText w:val="o"/>
       <w:lvlJc w:val="left"/>
       <w:pPr>
-        <w:ind w:left="1440" w:hanging="360"/>
+        <w:ind w:left="1789" w:hanging="360"/>
       </w:pPr>
       <w:rPr>
         <w:rFonts w:ascii="Courier New" w:hAnsi="Courier New" w:cs="Courier New" w:hint="default"/>
@@ -43824,7 +44037,7 @@
       <w:lvlText w:val=""/>
       <w:lvlJc w:val="left"/>
       <w:pPr>
-        <w:ind w:left="2160" w:hanging="360"/>
+        <w:ind w:left="2509" w:hanging="360"/>
       </w:pPr>
       <w:rPr>
         <w:rFonts w:ascii="Wingdings" w:hAnsi="Wingdings" w:hint="default"/>
@@ -43836,7 +44049,7 @@
       <w:lvlText w:val=""/>
       <w:lvlJc w:val="left"/>
       <w:pPr>
-        <w:ind w:left="2880" w:hanging="360"/>
+        <w:ind w:left="3229" w:hanging="360"/>
       </w:pPr>
       <w:rPr>
         <w:rFonts w:ascii="Symbol" w:hAnsi="Symbol" w:hint="default"/>
@@ -43848,7 +44061,7 @@
       <w:lvlText w:val="o"/>
       <w:lvlJc w:val="left"/>
       <w:pPr>
-        <w:ind w:left="3600" w:hanging="360"/>
+        <w:ind w:left="3949" w:hanging="360"/>
       </w:pPr>
       <w:rPr>
         <w:rFonts w:ascii="Courier New" w:hAnsi="Courier New" w:cs="Courier New" w:hint="default"/>
@@ -43860,7 +44073,7 @@
       <w:lvlText w:val=""/>
       <w:lvlJc w:val="left"/>
       <w:pPr>
-        <w:ind w:left="4320" w:hanging="360"/>
+        <w:ind w:left="4669" w:hanging="360"/>
       </w:pPr>
       <w:rPr>
         <w:rFonts w:ascii="Wingdings" w:hAnsi="Wingdings" w:hint="default"/>
@@ -43872,7 +44085,7 @@
       <w:lvlText w:val=""/>
       <w:lvlJc w:val="left"/>
       <w:pPr>
-        <w:ind w:left="5040" w:hanging="360"/>
+        <w:ind w:left="5389" w:hanging="360"/>
       </w:pPr>
       <w:rPr>
         <w:rFonts w:ascii="Symbol" w:hAnsi="Symbol" w:hint="default"/>
@@ -43884,7 +44097,7 @@
       <w:lvlText w:val="o"/>
       <w:lvlJc w:val="left"/>
       <w:pPr>
-        <w:ind w:left="5760" w:hanging="360"/>
+        <w:ind w:left="6109" w:hanging="360"/>
       </w:pPr>
       <w:rPr>
         <w:rFonts w:ascii="Courier New" w:hAnsi="Courier New" w:cs="Courier New" w:hint="default"/>
@@ -43896,7 +44109,7 @@
       <w:lvlText w:val=""/>
       <w:lvlJc w:val="left"/>
       <w:pPr>
-        <w:ind w:left="6480" w:hanging="360"/>
+        <w:ind w:left="6829" w:hanging="360"/>
       </w:pPr>
       <w:rPr>
         <w:rFonts w:ascii="Wingdings" w:hAnsi="Wingdings" w:hint="default"/>
@@ -43904,6 +44117,119 @@
     </w:lvl>
   </w:abstractNum>
   <w:abstractNum w:abstractNumId="4" w15:restartNumberingAfterBreak="0">
+    <w:nsid w:val="1DF5762C"/>
+    <w:multiLevelType w:val="hybridMultilevel"/>
+    <w:tmpl w:val="B4A47708"/>
+    <w:lvl w:ilvl="0" w:tplc="1B0CDF2A">
+      <w:start w:val="1"/>
+      <w:numFmt w:val="bullet"/>
+      <w:lvlText w:val="-"/>
+      <w:lvlJc w:val="left"/>
+      <w:pPr>
+        <w:ind w:left="720" w:hanging="360"/>
+      </w:pPr>
+      <w:rPr>
+        <w:rFonts w:ascii="Times New Roman" w:eastAsiaTheme="minorHAnsi" w:hAnsi="Times New Roman" w:cs="Times New Roman" w:hint="default"/>
+      </w:rPr>
+    </w:lvl>
+    <w:lvl w:ilvl="1" w:tplc="04190003" w:tentative="1">
+      <w:start w:val="1"/>
+      <w:numFmt w:val="bullet"/>
+      <w:lvlText w:val="o"/>
+      <w:lvlJc w:val="left"/>
+      <w:pPr>
+        <w:ind w:left="1440" w:hanging="360"/>
+      </w:pPr>
+      <w:rPr>
+        <w:rFonts w:ascii="Courier New" w:hAnsi="Courier New" w:cs="Courier New" w:hint="default"/>
+      </w:rPr>
+    </w:lvl>
+    <w:lvl w:ilvl="2" w:tplc="04190005" w:tentative="1">
+      <w:start w:val="1"/>
+      <w:numFmt w:val="bullet"/>
+      <w:lvlText w:val=""/>
+      <w:lvlJc w:val="left"/>
+      <w:pPr>
+        <w:ind w:left="2160" w:hanging="360"/>
+      </w:pPr>
+      <w:rPr>
+        <w:rFonts w:ascii="Wingdings" w:hAnsi="Wingdings" w:hint="default"/>
+      </w:rPr>
+    </w:lvl>
+    <w:lvl w:ilvl="3" w:tplc="04190001" w:tentative="1">
+      <w:start w:val="1"/>
+      <w:numFmt w:val="bullet"/>
+      <w:lvlText w:val=""/>
+      <w:lvlJc w:val="left"/>
+      <w:pPr>
+        <w:ind w:left="2880" w:hanging="360"/>
+      </w:pPr>
+      <w:rPr>
+        <w:rFonts w:ascii="Symbol" w:hAnsi="Symbol" w:hint="default"/>
+      </w:rPr>
+    </w:lvl>
+    <w:lvl w:ilvl="4" w:tplc="04190003" w:tentative="1">
+      <w:start w:val="1"/>
+      <w:numFmt w:val="bullet"/>
+      <w:lvlText w:val="o"/>
+      <w:lvlJc w:val="left"/>
+      <w:pPr>
+        <w:ind w:left="3600" w:hanging="360"/>
+      </w:pPr>
+      <w:rPr>
+        <w:rFonts w:ascii="Courier New" w:hAnsi="Courier New" w:cs="Courier New" w:hint="default"/>
+      </w:rPr>
+    </w:lvl>
+    <w:lvl w:ilvl="5" w:tplc="04190005" w:tentative="1">
+      <w:start w:val="1"/>
+      <w:numFmt w:val="bullet"/>
+      <w:lvlText w:val=""/>
+      <w:lvlJc w:val="left"/>
+      <w:pPr>
+        <w:ind w:left="4320" w:hanging="360"/>
+      </w:pPr>
+      <w:rPr>
+        <w:rFonts w:ascii="Wingdings" w:hAnsi="Wingdings" w:hint="default"/>
+      </w:rPr>
+    </w:lvl>
+    <w:lvl w:ilvl="6" w:tplc="04190001" w:tentative="1">
+      <w:start w:val="1"/>
+      <w:numFmt w:val="bullet"/>
+      <w:lvlText w:val=""/>
+      <w:lvlJc w:val="left"/>
+      <w:pPr>
+        <w:ind w:left="5040" w:hanging="360"/>
+      </w:pPr>
+      <w:rPr>
+        <w:rFonts w:ascii="Symbol" w:hAnsi="Symbol" w:hint="default"/>
+      </w:rPr>
+    </w:lvl>
+    <w:lvl w:ilvl="7" w:tplc="04190003" w:tentative="1">
+      <w:start w:val="1"/>
+      <w:numFmt w:val="bullet"/>
+      <w:lvlText w:val="o"/>
+      <w:lvlJc w:val="left"/>
+      <w:pPr>
+        <w:ind w:left="5760" w:hanging="360"/>
+      </w:pPr>
+      <w:rPr>
+        <w:rFonts w:ascii="Courier New" w:hAnsi="Courier New" w:cs="Courier New" w:hint="default"/>
+      </w:rPr>
+    </w:lvl>
+    <w:lvl w:ilvl="8" w:tplc="04190005" w:tentative="1">
+      <w:start w:val="1"/>
+      <w:numFmt w:val="bullet"/>
+      <w:lvlText w:val=""/>
+      <w:lvlJc w:val="left"/>
+      <w:pPr>
+        <w:ind w:left="6480" w:hanging="360"/>
+      </w:pPr>
+      <w:rPr>
+        <w:rFonts w:ascii="Wingdings" w:hAnsi="Wingdings" w:hint="default"/>
+      </w:rPr>
+    </w:lvl>
+  </w:abstractNum>
+  <w:abstractNum w:abstractNumId="5" w15:restartNumberingAfterBreak="0">
     <w:nsid w:val="21DB0164"/>
     <w:multiLevelType w:val="multilevel"/>
     <w:tmpl w:val="08E22E80"/>
@@ -44020,7 +44346,7 @@
       </w:pPr>
     </w:lvl>
   </w:abstractNum>
-  <w:abstractNum w:abstractNumId="5" w15:restartNumberingAfterBreak="0">
+  <w:abstractNum w:abstractNumId="6" w15:restartNumberingAfterBreak="0">
     <w:nsid w:val="24063407"/>
     <w:multiLevelType w:val="hybridMultilevel"/>
     <w:tmpl w:val="6E54EB4E"/>
@@ -44133,7 +44459,7 @@
       </w:rPr>
     </w:lvl>
   </w:abstractNum>
-  <w:abstractNum w:abstractNumId="6" w15:restartNumberingAfterBreak="0">
+  <w:abstractNum w:abstractNumId="7" w15:restartNumberingAfterBreak="0">
     <w:nsid w:val="25EA446D"/>
     <w:multiLevelType w:val="multilevel"/>
     <w:tmpl w:val="B86A3FCE"/>
@@ -44282,7 +44608,7 @@
       </w:rPr>
     </w:lvl>
   </w:abstractNum>
-  <w:abstractNum w:abstractNumId="7" w15:restartNumberingAfterBreak="0">
+  <w:abstractNum w:abstractNumId="8" w15:restartNumberingAfterBreak="0">
     <w:nsid w:val="264D0870"/>
     <w:multiLevelType w:val="hybridMultilevel"/>
     <w:tmpl w:val="C4301E02"/>
@@ -44368,7 +44694,7 @@
       </w:pPr>
     </w:lvl>
   </w:abstractNum>
-  <w:abstractNum w:abstractNumId="8" w15:restartNumberingAfterBreak="0">
+  <w:abstractNum w:abstractNumId="9" w15:restartNumberingAfterBreak="0">
     <w:nsid w:val="287C4936"/>
     <w:multiLevelType w:val="hybridMultilevel"/>
     <w:tmpl w:val="0328603A"/>
@@ -44457,7 +44783,7 @@
       </w:pPr>
     </w:lvl>
   </w:abstractNum>
-  <w:abstractNum w:abstractNumId="9" w15:restartNumberingAfterBreak="0">
+  <w:abstractNum w:abstractNumId="10" w15:restartNumberingAfterBreak="0">
     <w:nsid w:val="2A594BEB"/>
     <w:multiLevelType w:val="hybridMultilevel"/>
     <w:tmpl w:val="6BD8A30E"/>
@@ -44570,7 +44896,7 @@
       </w:rPr>
     </w:lvl>
   </w:abstractNum>
-  <w:abstractNum w:abstractNumId="10" w15:restartNumberingAfterBreak="0">
+  <w:abstractNum w:abstractNumId="11" w15:restartNumberingAfterBreak="0">
     <w:nsid w:val="38067E0E"/>
     <w:multiLevelType w:val="hybridMultilevel"/>
     <w:tmpl w:val="6F162CB8"/>
@@ -44656,7 +44982,7 @@
       </w:pPr>
     </w:lvl>
   </w:abstractNum>
-  <w:abstractNum w:abstractNumId="11" w15:restartNumberingAfterBreak="0">
+  <w:abstractNum w:abstractNumId="12" w15:restartNumberingAfterBreak="0">
     <w:nsid w:val="3D066133"/>
     <w:multiLevelType w:val="hybridMultilevel"/>
     <w:tmpl w:val="3702CBB6"/>
@@ -44742,7 +45068,7 @@
       </w:pPr>
     </w:lvl>
   </w:abstractNum>
-  <w:abstractNum w:abstractNumId="12" w15:restartNumberingAfterBreak="0">
+  <w:abstractNum w:abstractNumId="13" w15:restartNumberingAfterBreak="0">
     <w:nsid w:val="44C15FDF"/>
     <w:multiLevelType w:val="multilevel"/>
     <w:tmpl w:val="86D40D94"/>
@@ -44855,7 +45181,7 @@
       </w:pPr>
     </w:lvl>
   </w:abstractNum>
-  <w:abstractNum w:abstractNumId="13" w15:restartNumberingAfterBreak="0">
+  <w:abstractNum w:abstractNumId="14" w15:restartNumberingAfterBreak="0">
     <w:nsid w:val="4A420AAE"/>
     <w:multiLevelType w:val="hybridMultilevel"/>
     <w:tmpl w:val="EA54617C"/>
@@ -44968,7 +45294,7 @@
       </w:rPr>
     </w:lvl>
   </w:abstractNum>
-  <w:abstractNum w:abstractNumId="14" w15:restartNumberingAfterBreak="0">
+  <w:abstractNum w:abstractNumId="15" w15:restartNumberingAfterBreak="0">
     <w:nsid w:val="74343BF8"/>
     <w:multiLevelType w:val="hybridMultilevel"/>
     <w:tmpl w:val="B8900AC0"/>
@@ -45081,7 +45407,7 @@
       </w:rPr>
     </w:lvl>
   </w:abstractNum>
-  <w:abstractNum w:abstractNumId="15" w15:restartNumberingAfterBreak="0">
+  <w:abstractNum w:abstractNumId="16" w15:restartNumberingAfterBreak="0">
     <w:nsid w:val="79DD584E"/>
     <w:multiLevelType w:val="hybridMultilevel"/>
     <w:tmpl w:val="D24C52A0"/>
@@ -45167,7 +45493,7 @@
       </w:pPr>
     </w:lvl>
   </w:abstractNum>
-  <w:abstractNum w:abstractNumId="16" w15:restartNumberingAfterBreak="0">
+  <w:abstractNum w:abstractNumId="17" w15:restartNumberingAfterBreak="0">
     <w:nsid w:val="7CA46243"/>
     <w:multiLevelType w:val="multilevel"/>
     <w:tmpl w:val="C9461792"/>
@@ -45281,54 +45607,57 @@
     </w:lvl>
   </w:abstractNum>
   <w:num w:numId="1">
-    <w:abstractNumId w:val="4"/>
+    <w:abstractNumId w:val="5"/>
   </w:num>
   <w:num w:numId="2">
-    <w:abstractNumId w:val="16"/>
+    <w:abstractNumId w:val="17"/>
   </w:num>
   <w:num w:numId="3">
-    <w:abstractNumId w:val="7"/>
+    <w:abstractNumId w:val="8"/>
   </w:num>
   <w:num w:numId="4">
-    <w:abstractNumId w:val="14"/>
+    <w:abstractNumId w:val="15"/>
   </w:num>
   <w:num w:numId="5">
     <w:abstractNumId w:val="1"/>
   </w:num>
   <w:num w:numId="6">
-    <w:abstractNumId w:val="9"/>
+    <w:abstractNumId w:val="10"/>
   </w:num>
   <w:num w:numId="7">
-    <w:abstractNumId w:val="5"/>
+    <w:abstractNumId w:val="6"/>
   </w:num>
   <w:num w:numId="8">
-    <w:abstractNumId w:val="13"/>
+    <w:abstractNumId w:val="14"/>
   </w:num>
   <w:num w:numId="9">
-    <w:abstractNumId w:val="10"/>
+    <w:abstractNumId w:val="11"/>
   </w:num>
   <w:num w:numId="10">
-    <w:abstractNumId w:val="15"/>
+    <w:abstractNumId w:val="16"/>
   </w:num>
   <w:num w:numId="11">
     <w:abstractNumId w:val="0"/>
   </w:num>
   <w:num w:numId="12">
-    <w:abstractNumId w:val="11"/>
+    <w:abstractNumId w:val="12"/>
   </w:num>
   <w:num w:numId="13">
     <w:abstractNumId w:val="2"/>
   </w:num>
   <w:num w:numId="14">
-    <w:abstractNumId w:val="6"/>
+    <w:abstractNumId w:val="7"/>
   </w:num>
   <w:num w:numId="15">
-    <w:abstractNumId w:val="12"/>
+    <w:abstractNumId w:val="13"/>
   </w:num>
   <w:num w:numId="16">
-    <w:abstractNumId w:val="8"/>
+    <w:abstractNumId w:val="9"/>
   </w:num>
   <w:num w:numId="17">
+    <w:abstractNumId w:val="4"/>
+  </w:num>
+  <w:num w:numId="18">
     <w:abstractNumId w:val="3"/>
   </w:num>
   <w:numIdMacAtCleanup w:val="15"/>
@@ -46475,7 +46804,7 @@
 </file>
 
 <file path=customXml/itemProps1.xml><?xml version="1.0" encoding="utf-8"?>
-<ds:datastoreItem xmlns:ds="http://schemas.openxmlformats.org/officeDocument/2006/customXml" ds:itemID="{6C64B908-BC34-4F00-B9C4-72A4CAB26528}">
+<ds:datastoreItem xmlns:ds="http://schemas.openxmlformats.org/officeDocument/2006/customXml" ds:itemID="{E8AF2172-A387-46D0-AEEE-0BDDCBE8B86F}">
   <ds:schemaRefs>
     <ds:schemaRef ds:uri="http://schemas.openxmlformats.org/officeDocument/2006/bibliography"/>
   </ds:schemaRefs>
